--- a/تقرير-الربع-الثالث-2026.docx
+++ b/تقرير-الربع-الثالث-2026.docx
@@ -367,7 +367,7 @@
                 <w:szCs w:val="18"/>
                 <w:rtl/>
               </w:rPr>
-              <w:t xml:space="preserve">4 محطات</w:t>
+              <w:t xml:space="preserve">4 + 9 محطات</w:t>
             </w:r>
           </w:p>
         </w:tc>
@@ -404,7 +404,7 @@
                 <w:szCs w:val="18"/>
                 <w:rtl/>
               </w:rPr>
-              <w:t xml:space="preserve">4 حملات</w:t>
+              <w:t xml:space="preserve">5 حملات</w:t>
             </w:r>
           </w:p>
         </w:tc>
@@ -441,7 +441,7 @@
                 <w:szCs w:val="18"/>
                 <w:rtl/>
               </w:rPr>
-              <w:t xml:space="preserve">27 سبتمبر 2026 م</w:t>
+              <w:t xml:space="preserve">28 سبتمبر 2026 م</w:t>
             </w:r>
           </w:p>
         </w:tc>
@@ -692,7 +692,7 @@
                 <w:szCs w:val="34"/>
                 <w:rtl/>
               </w:rPr>
-              <w:t xml:space="preserve">36,142</w:t>
+              <w:t xml:space="preserve">64,949</w:t>
             </w:r>
           </w:p>
           <w:p>
@@ -711,7 +711,7 @@
                 <w:szCs w:val="18"/>
                 <w:rtl/>
               </w:rPr>
-              <w:t xml:space="preserve">الإنفاق الفعلي (ر.س)</w:t>
+              <w:t xml:space="preserve">إجمالي الإنفاق (ر.س)</w:t>
             </w:r>
           </w:p>
           <w:p>
@@ -730,7 +730,7 @@
                 <w:szCs w:val="15"/>
                 <w:rtl/>
               </w:rPr>
-              <w:t xml:space="preserve">استهلاك ‎100.4%‎ من مخصص 36,000 ر.س</w:t>
+              <w:t xml:space="preserve">منها 36,142 ر.س على الحملات ذات الميزانية المعتمدة</w:t>
             </w:r>
           </w:p>
         </w:tc>
@@ -767,7 +767,7 @@
                 <w:szCs w:val="34"/>
                 <w:rtl/>
               </w:rPr>
-              <w:t xml:space="preserve">4</w:t>
+              <w:t xml:space="preserve">5</w:t>
             </w:r>
           </w:p>
           <w:p>
@@ -786,7 +786,7 @@
                 <w:szCs w:val="18"/>
                 <w:rtl/>
               </w:rPr>
-              <w:t xml:space="preserve">حملات في 4 محطات</w:t>
+              <w:t xml:space="preserve">حملات منفّذة</w:t>
             </w:r>
           </w:p>
           <w:p>
@@ -805,7 +805,7 @@
                 <w:szCs w:val="15"/>
                 <w:rtl/>
               </w:rPr>
-              <w:t xml:space="preserve">يوليو 1 · أغسطس 3 · سبتمبر لا توجد</w:t>
+              <w:t xml:space="preserve">يوليو 1 · أغسطس 3 · سبتمبر 1</w:t>
             </w:r>
           </w:p>
         </w:tc>
@@ -871,7 +871,7 @@
           <w:szCs w:val="20"/>
           <w:rtl/>
         </w:rPr>
-        <w:t xml:space="preserve">نُفّذت خلال الربع الثالث أربع حملات وعي بالعلامة التجارية في أربع محطات، جميعها من نوع «البنزين المجاني للسيارات الأولى» المرتبط بافتتاح المحطات والتعريف بها. تجاوز الأداء الإعلامي مستهدفاته بفارق كبير — الوصول بلغ عشرة أضعاف المستهدف — بينما ظل الإنفاق الإجمالي ضمن المخصص بفارق ‎0.4%‎. في المقابل، لم يُقَس أي أثر تجاري للحملات، ولم تَرِد بيانات حملات لشهر سبتمبر.</w:t>
+        <w:t xml:space="preserve">نُفّذت خلال الربع الثالث خمس حملات: أربع حملات «البنزين المجاني للسيارات الأولى» المرتبطة بافتتاح المحطات في يوليو وأغسطس، وفعالية اليوم الوطني في تسع محطات خلال سبتمبر. تجاوز الأداء الإعلامي للحملات الأربع مستهدفاته بفارق كبير — الوصول بلغ عشرة أضعاف المستهدف — وظل إنفاقها ضمن المخصص بفارق ‎0.4%‎. في المقابل نُفّذت فعالية اليوم الوطني بتكلفة 28,807 ر.س دون مستهدف معتمد ودون قياس وصول أو تفاعل، ولم يُقَس أي أثر تجاري لأي من الحملات الخمس.</w:t>
       </w:r>
     </w:p>
     <w:tbl>
@@ -1348,7 +1348,7 @@
                 <w:szCs w:val="18"/>
                 <w:rtl/>
               </w:rPr>
-              <w:t xml:space="preserve">تجاوز في الحملات الأربع دون استثناء</w:t>
+              <w:t xml:space="preserve">لأربع حملات من خمس — فعالية اليوم الوطني غير مقيسة</w:t>
             </w:r>
           </w:p>
         </w:tc>
@@ -1578,7 +1578,7 @@
                 <w:szCs w:val="18"/>
                 <w:rtl/>
               </w:rPr>
-              <w:t xml:space="preserve">لثلاث حملات رُصد لها مستهدف تفاعل</w:t>
+              <w:t xml:space="preserve">لثلاث حملات رُصد لها مستهدف تفاعل من أصل خمس</w:t>
             </w:r>
           </w:p>
         </w:tc>
@@ -1803,7 +1803,7 @@
                 <w:szCs w:val="18"/>
                 <w:rtl/>
               </w:rPr>
-              <w:t xml:space="preserve">تجاوز نجران عوّضه وفر حائل والروضة</w:t>
+              <w:t xml:space="preserve">للحملات الأربع ذات الميزانية المعتمدة فقط</w:t>
             </w:r>
           </w:p>
         </w:tc>
@@ -1843,7 +1843,7 @@
                 <w:szCs w:val="18"/>
                 <w:rtl/>
               </w:rPr>
-              <w:t xml:space="preserve">تغطية أشهر الربع بالحملات</w:t>
+              <w:t xml:space="preserve">إجمالي الإنفاق على حملات الربع</w:t>
             </w:r>
           </w:p>
         </w:tc>
@@ -1881,7 +1881,7 @@
                 <w:szCs w:val="18"/>
                 <w:rtl/>
               </w:rPr>
-              <w:t xml:space="preserve">3 أشهر</w:t>
+              <w:t xml:space="preserve">لم يُعتمد مستهدف شامل</w:t>
             </w:r>
           </w:p>
         </w:tc>
@@ -1919,7 +1919,7 @@
                 <w:szCs w:val="18"/>
                 <w:rtl/>
               </w:rPr>
-              <w:t xml:space="preserve">شهران</w:t>
+              <w:t xml:space="preserve">64,949 ر.س</w:t>
             </w:r>
           </w:p>
         </w:tc>
@@ -1950,14 +1950,14 @@
             <w:r>
               <w:rPr>
                 <w:rFonts w:ascii="Tahoma" w:cs="Tahoma" w:eastAsia="Tahoma" w:hAnsi="Tahoma"/>
-                <w:b/>
-                <w:bCs/>
-                <w:color w:val="5E6265"/>
-                <w:sz w:val="18"/>
-                <w:szCs w:val="18"/>
-                <w:rtl/>
-              </w:rPr>
-              <w:t xml:space="preserve">‎67%‎</w:t>
+                <w:b w:val="false"/>
+                <w:bCs w:val="false"/>
+                <w:color w:val="5E6265"/>
+                <w:sz w:val="18"/>
+                <w:szCs w:val="18"/>
+                <w:rtl/>
+              </w:rPr>
+              <w:t xml:space="preserve">—</w:t>
             </w:r>
           </w:p>
         </w:tc>
@@ -1970,32 +1970,32 @@
               <w:bottom w:val="single" w:color="DEDFE1" w:sz="4"/>
               <w:right w:val="single" w:color="DEDFE1" w:sz="4"/>
             </w:tcBorders>
-            <w:shd w:fill="FBE9EE" w:color="auto" w:val="clear"/>
-            <w:tcMar>
-              <w:top w:type="dxa" w:w="90"/>
-              <w:left w:type="dxa" w:w="110"/>
-              <w:bottom w:type="dxa" w:w="90"/>
-              <w:right w:type="dxa" w:w="110"/>
-            </w:tcMar>
-            <w:vAlign w:val="center"/>
-          </w:tcPr>
-          <w:p>
-            <w:pPr>
-              <w:bidi/>
-              <w:spacing w:after="0" w:before="0" w:line="300" w:lineRule="auto"/>
-              <w:jc w:val="start"/>
-            </w:pPr>
-            <w:r>
-              <w:rPr>
-                <w:rFonts w:ascii="Tahoma" w:cs="Tahoma" w:eastAsia="Tahoma" w:hAnsi="Tahoma"/>
-                <w:b/>
-                <w:bCs/>
-                <w:color w:val="C6486B"/>
-                <w:sz w:val="18"/>
-                <w:szCs w:val="18"/>
-                <w:rtl/>
-              </w:rPr>
-              <w:t xml:space="preserve">✕ لم يتحقق</w:t>
+            <w:shd w:fill="F1F2F3" w:color="auto" w:val="clear"/>
+            <w:tcMar>
+              <w:top w:type="dxa" w:w="90"/>
+              <w:left w:type="dxa" w:w="110"/>
+              <w:bottom w:type="dxa" w:w="90"/>
+              <w:right w:type="dxa" w:w="110"/>
+            </w:tcMar>
+            <w:vAlign w:val="center"/>
+          </w:tcPr>
+          <w:p>
+            <w:pPr>
+              <w:bidi/>
+              <w:spacing w:after="0" w:before="0" w:line="300" w:lineRule="auto"/>
+              <w:jc w:val="start"/>
+            </w:pPr>
+            <w:r>
+              <w:rPr>
+                <w:rFonts w:ascii="Tahoma" w:cs="Tahoma" w:eastAsia="Tahoma" w:hAnsi="Tahoma"/>
+                <w:b w:val="false"/>
+                <w:bCs w:val="false"/>
+                <w:color w:val="8E9295"/>
+                <w:sz w:val="18"/>
+                <w:szCs w:val="18"/>
+                <w:rtl/>
+              </w:rPr>
+              <w:t xml:space="preserve">غير مُقارَن</w:t>
             </w:r>
           </w:p>
         </w:tc>
@@ -2033,7 +2033,7 @@
                 <w:szCs w:val="18"/>
                 <w:rtl/>
               </w:rPr>
-              <w:t xml:space="preserve">سبتمبر بلا حملات مسجّلة</w:t>
+              <w:t xml:space="preserve">منها 28,807 ر.س لفعالية اليوم الوطني دون ميزانية معتمدة</w:t>
             </w:r>
           </w:p>
         </w:tc>
@@ -2072,7 +2072,7 @@
                 <w:szCs w:val="18"/>
                 <w:rtl/>
               </w:rPr>
-              <w:t xml:space="preserve">مهام الفريق الدورية</w:t>
+              <w:t xml:space="preserve">تغطية أشهر الربع بالحملات</w:t>
             </w:r>
           </w:p>
         </w:tc>
@@ -2109,7 +2109,7 @@
                 <w:szCs w:val="18"/>
                 <w:rtl/>
               </w:rPr>
-              <w:t xml:space="preserve">9 مهام</w:t>
+              <w:t xml:space="preserve">3 أشهر</w:t>
             </w:r>
           </w:p>
         </w:tc>
@@ -2146,7 +2146,7 @@
                 <w:szCs w:val="18"/>
                 <w:rtl/>
               </w:rPr>
-              <w:t xml:space="preserve">1 مكتملة</w:t>
+              <w:t xml:space="preserve">3 أشهر</w:t>
             </w:r>
           </w:p>
         </w:tc>
@@ -2183,7 +2183,7 @@
                 <w:szCs w:val="18"/>
                 <w:rtl/>
               </w:rPr>
-              <w:t xml:space="preserve">‎44%‎</w:t>
+              <w:t xml:space="preserve">‎100%‎</w:t>
             </w:r>
           </w:p>
         </w:tc>
@@ -2196,32 +2196,32 @@
               <w:bottom w:val="single" w:color="DEDFE1" w:sz="4"/>
               <w:right w:val="single" w:color="DEDFE1" w:sz="4"/>
             </w:tcBorders>
-            <w:shd w:fill="FDEADC" w:color="auto" w:val="clear"/>
-            <w:tcMar>
-              <w:top w:type="dxa" w:w="90"/>
-              <w:left w:type="dxa" w:w="110"/>
-              <w:bottom w:type="dxa" w:w="90"/>
-              <w:right w:type="dxa" w:w="110"/>
-            </w:tcMar>
-            <w:vAlign w:val="center"/>
-          </w:tcPr>
-          <w:p>
-            <w:pPr>
-              <w:bidi/>
-              <w:spacing w:after="0" w:before="0" w:line="300" w:lineRule="auto"/>
-              <w:jc w:val="start"/>
-            </w:pPr>
-            <w:r>
-              <w:rPr>
-                <w:rFonts w:ascii="Tahoma" w:cs="Tahoma" w:eastAsia="Tahoma" w:hAnsi="Tahoma"/>
-                <w:b/>
-                <w:bCs/>
-                <w:color w:val="D25C0C"/>
-                <w:sz w:val="18"/>
-                <w:szCs w:val="18"/>
-                <w:rtl/>
-              </w:rPr>
-              <w:t xml:space="preserve">◐ تحقق جزئياً</w:t>
+            <w:shd w:fill="E7F3EC" w:color="auto" w:val="clear"/>
+            <w:tcMar>
+              <w:top w:type="dxa" w:w="90"/>
+              <w:left w:type="dxa" w:w="110"/>
+              <w:bottom w:type="dxa" w:w="90"/>
+              <w:right w:type="dxa" w:w="110"/>
+            </w:tcMar>
+            <w:vAlign w:val="center"/>
+          </w:tcPr>
+          <w:p>
+            <w:pPr>
+              <w:bidi/>
+              <w:spacing w:after="0" w:before="0" w:line="300" w:lineRule="auto"/>
+              <w:jc w:val="start"/>
+            </w:pPr>
+            <w:r>
+              <w:rPr>
+                <w:rFonts w:ascii="Tahoma" w:cs="Tahoma" w:eastAsia="Tahoma" w:hAnsi="Tahoma"/>
+                <w:b/>
+                <w:bCs/>
+                <w:color w:val="1B7A4B"/>
+                <w:sz w:val="18"/>
+                <w:szCs w:val="18"/>
+                <w:rtl/>
+              </w:rPr>
+              <w:t xml:space="preserve">✔ تحقق</w:t>
             </w:r>
           </w:p>
         </w:tc>
@@ -2258,7 +2258,7 @@
                 <w:szCs w:val="18"/>
                 <w:rtl/>
               </w:rPr>
-              <w:t xml:space="preserve">متوسط الإنجاز · التفصيل في القسم 05</w:t>
+              <w:t xml:space="preserve">يوليو 1 · أغسطس 3 · سبتمبر 1</w:t>
             </w:r>
           </w:p>
         </w:tc>
@@ -2298,7 +2298,7 @@
                 <w:szCs w:val="18"/>
                 <w:rtl/>
               </w:rPr>
-              <w:t xml:space="preserve">الفرص التجارية</w:t>
+              <w:t xml:space="preserve">مهام الفريق الدورية</w:t>
             </w:r>
           </w:p>
         </w:tc>
@@ -2336,7 +2336,7 @@
                 <w:szCs w:val="18"/>
                 <w:rtl/>
               </w:rPr>
-              <w:t xml:space="preserve">لم يُحدَّد</w:t>
+              <w:t xml:space="preserve">9 مهام</w:t>
             </w:r>
           </w:p>
         </w:tc>
@@ -2374,7 +2374,7 @@
                 <w:szCs w:val="18"/>
                 <w:rtl/>
               </w:rPr>
-              <w:t xml:space="preserve">0</w:t>
+              <w:t xml:space="preserve">1 مكتملة</w:t>
             </w:r>
           </w:p>
         </w:tc>
@@ -2405,14 +2405,14 @@
             <w:r>
               <w:rPr>
                 <w:rFonts w:ascii="Tahoma" w:cs="Tahoma" w:eastAsia="Tahoma" w:hAnsi="Tahoma"/>
-                <w:b w:val="false"/>
-                <w:bCs w:val="false"/>
-                <w:color w:val="5E6265"/>
-                <w:sz w:val="18"/>
-                <w:szCs w:val="18"/>
-                <w:rtl/>
-              </w:rPr>
-              <w:t xml:space="preserve">—</w:t>
+                <w:b/>
+                <w:bCs/>
+                <w:color w:val="5E6265"/>
+                <w:sz w:val="18"/>
+                <w:szCs w:val="18"/>
+                <w:rtl/>
+              </w:rPr>
+              <w:t xml:space="preserve">‎44%‎</w:t>
             </w:r>
           </w:p>
         </w:tc>
@@ -2425,32 +2425,32 @@
               <w:bottom w:val="single" w:color="DEDFE1" w:sz="4"/>
               <w:right w:val="single" w:color="DEDFE1" w:sz="4"/>
             </w:tcBorders>
-            <w:shd w:fill="F1F2F3" w:color="auto" w:val="clear"/>
-            <w:tcMar>
-              <w:top w:type="dxa" w:w="90"/>
-              <w:left w:type="dxa" w:w="110"/>
-              <w:bottom w:type="dxa" w:w="90"/>
-              <w:right w:type="dxa" w:w="110"/>
-            </w:tcMar>
-            <w:vAlign w:val="center"/>
-          </w:tcPr>
-          <w:p>
-            <w:pPr>
-              <w:bidi/>
-              <w:spacing w:after="0" w:before="0" w:line="300" w:lineRule="auto"/>
-              <w:jc w:val="start"/>
-            </w:pPr>
-            <w:r>
-              <w:rPr>
-                <w:rFonts w:ascii="Tahoma" w:cs="Tahoma" w:eastAsia="Tahoma" w:hAnsi="Tahoma"/>
-                <w:b w:val="false"/>
-                <w:bCs w:val="false"/>
-                <w:color w:val="8E9295"/>
-                <w:sz w:val="18"/>
-                <w:szCs w:val="18"/>
-                <w:rtl/>
-              </w:rPr>
-              <w:t xml:space="preserve">غير مُقاس</w:t>
+            <w:shd w:fill="FDEADC" w:color="auto" w:val="clear"/>
+            <w:tcMar>
+              <w:top w:type="dxa" w:w="90"/>
+              <w:left w:type="dxa" w:w="110"/>
+              <w:bottom w:type="dxa" w:w="90"/>
+              <w:right w:type="dxa" w:w="110"/>
+            </w:tcMar>
+            <w:vAlign w:val="center"/>
+          </w:tcPr>
+          <w:p>
+            <w:pPr>
+              <w:bidi/>
+              <w:spacing w:after="0" w:before="0" w:line="300" w:lineRule="auto"/>
+              <w:jc w:val="start"/>
+            </w:pPr>
+            <w:r>
+              <w:rPr>
+                <w:rFonts w:ascii="Tahoma" w:cs="Tahoma" w:eastAsia="Tahoma" w:hAnsi="Tahoma"/>
+                <w:b/>
+                <w:bCs/>
+                <w:color w:val="D25C0C"/>
+                <w:sz w:val="18"/>
+                <w:szCs w:val="18"/>
+                <w:rtl/>
+              </w:rPr>
+              <w:t xml:space="preserve">◐ تحقق جزئياً</w:t>
             </w:r>
           </w:p>
         </w:tc>
@@ -2488,7 +2488,7 @@
                 <w:szCs w:val="18"/>
                 <w:rtl/>
               </w:rPr>
-              <w:t xml:space="preserve">لم يُفعَّل القياس في أي حملة</w:t>
+              <w:t xml:space="preserve">متوسط الإنجاز · التفصيل في القسم 05</w:t>
             </w:r>
           </w:p>
         </w:tc>
@@ -2527,7 +2527,7 @@
                 <w:szCs w:val="18"/>
                 <w:rtl/>
               </w:rPr>
-              <w:t xml:space="preserve">العملاء المحوّلون</w:t>
+              <w:t xml:space="preserve">الفرص التجارية</w:t>
             </w:r>
           </w:p>
         </w:tc>
@@ -2753,6 +2753,235 @@
                 <w:szCs w:val="18"/>
                 <w:rtl/>
               </w:rPr>
+              <w:t xml:space="preserve">العملاء المحوّلون</w:t>
+            </w:r>
+          </w:p>
+        </w:tc>
+        <w:tc>
+          <w:tcPr>
+            <w:tcW w:type="dxa" w:w="1250"/>
+            <w:tcBorders>
+              <w:top w:val="single" w:color="DEDFE1" w:sz="4"/>
+              <w:left w:val="single" w:color="DEDFE1" w:sz="4"/>
+              <w:bottom w:val="single" w:color="DEDFE1" w:sz="4"/>
+              <w:right w:val="single" w:color="DEDFE1" w:sz="4"/>
+            </w:tcBorders>
+            <w:shd w:fill="FAFAFB" w:color="auto" w:val="clear"/>
+            <w:tcMar>
+              <w:top w:type="dxa" w:w="90"/>
+              <w:left w:type="dxa" w:w="110"/>
+              <w:bottom w:type="dxa" w:w="90"/>
+              <w:right w:type="dxa" w:w="110"/>
+            </w:tcMar>
+            <w:vAlign w:val="center"/>
+          </w:tcPr>
+          <w:p>
+            <w:pPr>
+              <w:bidi/>
+              <w:spacing w:after="0" w:before="0" w:line="300" w:lineRule="auto"/>
+              <w:jc w:val="start"/>
+            </w:pPr>
+            <w:r>
+              <w:rPr>
+                <w:rFonts w:ascii="Tahoma" w:cs="Tahoma" w:eastAsia="Tahoma" w:hAnsi="Tahoma"/>
+                <w:b w:val="false"/>
+                <w:bCs w:val="false"/>
+                <w:color w:val="5E6265"/>
+                <w:sz w:val="18"/>
+                <w:szCs w:val="18"/>
+                <w:rtl/>
+              </w:rPr>
+              <w:t xml:space="preserve">لم يُحدَّد</w:t>
+            </w:r>
+          </w:p>
+        </w:tc>
+        <w:tc>
+          <w:tcPr>
+            <w:tcW w:type="dxa" w:w="1250"/>
+            <w:tcBorders>
+              <w:top w:val="single" w:color="DEDFE1" w:sz="4"/>
+              <w:left w:val="single" w:color="DEDFE1" w:sz="4"/>
+              <w:bottom w:val="single" w:color="DEDFE1" w:sz="4"/>
+              <w:right w:val="single" w:color="DEDFE1" w:sz="4"/>
+            </w:tcBorders>
+            <w:shd w:fill="FAFAFB" w:color="auto" w:val="clear"/>
+            <w:tcMar>
+              <w:top w:type="dxa" w:w="90"/>
+              <w:left w:type="dxa" w:w="110"/>
+              <w:bottom w:type="dxa" w:w="90"/>
+              <w:right w:type="dxa" w:w="110"/>
+            </w:tcMar>
+            <w:vAlign w:val="center"/>
+          </w:tcPr>
+          <w:p>
+            <w:pPr>
+              <w:bidi/>
+              <w:spacing w:after="0" w:before="0" w:line="300" w:lineRule="auto"/>
+              <w:jc w:val="start"/>
+            </w:pPr>
+            <w:r>
+              <w:rPr>
+                <w:rFonts w:ascii="Tahoma" w:cs="Tahoma" w:eastAsia="Tahoma" w:hAnsi="Tahoma"/>
+                <w:b w:val="false"/>
+                <w:bCs w:val="false"/>
+                <w:color w:val="5E6265"/>
+                <w:sz w:val="18"/>
+                <w:szCs w:val="18"/>
+                <w:rtl/>
+              </w:rPr>
+              <w:t xml:space="preserve">0</w:t>
+            </w:r>
+          </w:p>
+        </w:tc>
+        <w:tc>
+          <w:tcPr>
+            <w:tcW w:type="dxa" w:w="1100"/>
+            <w:tcBorders>
+              <w:top w:val="single" w:color="DEDFE1" w:sz="4"/>
+              <w:left w:val="single" w:color="DEDFE1" w:sz="4"/>
+              <w:bottom w:val="single" w:color="DEDFE1" w:sz="4"/>
+              <w:right w:val="single" w:color="DEDFE1" w:sz="4"/>
+            </w:tcBorders>
+            <w:shd w:fill="FAFAFB" w:color="auto" w:val="clear"/>
+            <w:tcMar>
+              <w:top w:type="dxa" w:w="90"/>
+              <w:left w:type="dxa" w:w="110"/>
+              <w:bottom w:type="dxa" w:w="90"/>
+              <w:right w:type="dxa" w:w="110"/>
+            </w:tcMar>
+            <w:vAlign w:val="center"/>
+          </w:tcPr>
+          <w:p>
+            <w:pPr>
+              <w:bidi/>
+              <w:spacing w:after="0" w:before="0" w:line="300" w:lineRule="auto"/>
+              <w:jc w:val="start"/>
+            </w:pPr>
+            <w:r>
+              <w:rPr>
+                <w:rFonts w:ascii="Tahoma" w:cs="Tahoma" w:eastAsia="Tahoma" w:hAnsi="Tahoma"/>
+                <w:b w:val="false"/>
+                <w:bCs w:val="false"/>
+                <w:color w:val="5E6265"/>
+                <w:sz w:val="18"/>
+                <w:szCs w:val="18"/>
+                <w:rtl/>
+              </w:rPr>
+              <w:t xml:space="preserve">—</w:t>
+            </w:r>
+          </w:p>
+        </w:tc>
+        <w:tc>
+          <w:tcPr>
+            <w:tcW w:type="dxa" w:w="1350"/>
+            <w:tcBorders>
+              <w:top w:val="single" w:color="DEDFE1" w:sz="4"/>
+              <w:left w:val="single" w:color="DEDFE1" w:sz="4"/>
+              <w:bottom w:val="single" w:color="DEDFE1" w:sz="4"/>
+              <w:right w:val="single" w:color="DEDFE1" w:sz="4"/>
+            </w:tcBorders>
+            <w:shd w:fill="F1F2F3" w:color="auto" w:val="clear"/>
+            <w:tcMar>
+              <w:top w:type="dxa" w:w="90"/>
+              <w:left w:type="dxa" w:w="110"/>
+              <w:bottom w:type="dxa" w:w="90"/>
+              <w:right w:type="dxa" w:w="110"/>
+            </w:tcMar>
+            <w:vAlign w:val="center"/>
+          </w:tcPr>
+          <w:p>
+            <w:pPr>
+              <w:bidi/>
+              <w:spacing w:after="0" w:before="0" w:line="300" w:lineRule="auto"/>
+              <w:jc w:val="start"/>
+            </w:pPr>
+            <w:r>
+              <w:rPr>
+                <w:rFonts w:ascii="Tahoma" w:cs="Tahoma" w:eastAsia="Tahoma" w:hAnsi="Tahoma"/>
+                <w:b w:val="false"/>
+                <w:bCs w:val="false"/>
+                <w:color w:val="8E9295"/>
+                <w:sz w:val="18"/>
+                <w:szCs w:val="18"/>
+                <w:rtl/>
+              </w:rPr>
+              <w:t xml:space="preserve">غير مُقاس</w:t>
+            </w:r>
+          </w:p>
+        </w:tc>
+        <w:tc>
+          <w:tcPr>
+            <w:tcW w:type="dxa" w:w="2448"/>
+            <w:tcBorders>
+              <w:top w:val="single" w:color="DEDFE1" w:sz="4"/>
+              <w:left w:val="single" w:color="DEDFE1" w:sz="4"/>
+              <w:bottom w:val="single" w:color="DEDFE1" w:sz="4"/>
+              <w:right w:val="single" w:color="DEDFE1" w:sz="4"/>
+            </w:tcBorders>
+            <w:shd w:fill="FAFAFB" w:color="auto" w:val="clear"/>
+            <w:tcMar>
+              <w:top w:type="dxa" w:w="90"/>
+              <w:left w:type="dxa" w:w="110"/>
+              <w:bottom w:type="dxa" w:w="90"/>
+              <w:right w:type="dxa" w:w="110"/>
+            </w:tcMar>
+            <w:vAlign w:val="center"/>
+          </w:tcPr>
+          <w:p>
+            <w:pPr>
+              <w:bidi/>
+              <w:spacing w:after="0" w:before="0" w:line="300" w:lineRule="auto"/>
+              <w:jc w:val="start"/>
+            </w:pPr>
+            <w:r>
+              <w:rPr>
+                <w:rFonts w:ascii="Tahoma" w:cs="Tahoma" w:eastAsia="Tahoma" w:hAnsi="Tahoma"/>
+                <w:b w:val="false"/>
+                <w:bCs w:val="false"/>
+                <w:color w:val="5E6265"/>
+                <w:sz w:val="18"/>
+                <w:szCs w:val="18"/>
+                <w:rtl/>
+              </w:rPr>
+              <w:t xml:space="preserve">لم يُفعَّل القياس في أي حملة</w:t>
+            </w:r>
+          </w:p>
+        </w:tc>
+      </w:tr>
+      <w:tr>
+        <w:tc>
+          <w:tcPr>
+            <w:tcW w:type="dxa" w:w="2250"/>
+            <w:tcBorders>
+              <w:top w:val="single" w:color="DEDFE1" w:sz="4"/>
+              <w:left w:val="single" w:color="DEDFE1" w:sz="4"/>
+              <w:bottom w:val="single" w:color="DEDFE1" w:sz="4"/>
+              <w:right w:val="single" w:color="DEDFE1" w:sz="4"/>
+            </w:tcBorders>
+            <w:tcMar>
+              <w:top w:type="dxa" w:w="90"/>
+              <w:left w:type="dxa" w:w="110"/>
+              <w:bottom w:type="dxa" w:w="90"/>
+              <w:right w:type="dxa" w:w="110"/>
+            </w:tcMar>
+            <w:vAlign w:val="center"/>
+          </w:tcPr>
+          <w:p>
+            <w:pPr>
+              <w:bidi/>
+              <w:spacing w:after="0" w:before="0" w:line="300" w:lineRule="auto"/>
+              <w:jc w:val="start"/>
+            </w:pPr>
+            <w:r>
+              <w:rPr>
+                <w:rFonts w:ascii="Tahoma" w:cs="Tahoma" w:eastAsia="Tahoma" w:hAnsi="Tahoma"/>
+                <w:b/>
+                <w:bCs/>
+                <w:color w:val="2B2E30"/>
+                <w:sz w:val="18"/>
+                <w:szCs w:val="18"/>
+                <w:rtl/>
+              </w:rPr>
               <w:t xml:space="preserve">عائد الإنفاق (ROAS)</w:t>
             </w:r>
           </w:p>
@@ -2766,7 +2995,6 @@
               <w:bottom w:val="single" w:color="DEDFE1" w:sz="4"/>
               <w:right w:val="single" w:color="DEDFE1" w:sz="4"/>
             </w:tcBorders>
-            <w:shd w:fill="FAFAFB" w:color="auto" w:val="clear"/>
             <w:tcMar>
               <w:top w:type="dxa" w:w="90"/>
               <w:left w:type="dxa" w:w="110"/>
@@ -2804,7 +3032,6 @@
               <w:bottom w:val="single" w:color="DEDFE1" w:sz="4"/>
               <w:right w:val="single" w:color="DEDFE1" w:sz="4"/>
             </w:tcBorders>
-            <w:shd w:fill="FAFAFB" w:color="auto" w:val="clear"/>
             <w:tcMar>
               <w:top w:type="dxa" w:w="90"/>
               <w:left w:type="dxa" w:w="110"/>
@@ -2842,7 +3069,6 @@
               <w:bottom w:val="single" w:color="DEDFE1" w:sz="4"/>
               <w:right w:val="single" w:color="DEDFE1" w:sz="4"/>
             </w:tcBorders>
-            <w:shd w:fill="FAFAFB" w:color="auto" w:val="clear"/>
             <w:tcMar>
               <w:top w:type="dxa" w:w="90"/>
               <w:left w:type="dxa" w:w="110"/>
@@ -2918,7 +3144,6 @@
               <w:bottom w:val="single" w:color="DEDFE1" w:sz="4"/>
               <w:right w:val="single" w:color="DEDFE1" w:sz="4"/>
             </w:tcBorders>
-            <w:shd w:fill="FAFAFB" w:color="auto" w:val="clear"/>
             <w:tcMar>
               <w:top w:type="dxa" w:w="90"/>
               <w:left w:type="dxa" w:w="110"/>
@@ -3073,7 +3298,7 @@
                 <w:szCs w:val="19"/>
                 <w:rtl/>
               </w:rPr>
-              <w:t xml:space="preserve">الانضباط المالي على مستوى المحفظة: 36,142 ر.س من مخصص 36,000 ر.س — انحراف ‎0.4%‎ فقط.</w:t>
+              <w:t xml:space="preserve">الانضباط المالي: 36,142 ر.س من مخصص 36,000 ر.س للحملات ذات الميزانية المعتمدة — انحراف ‎0.4%‎ فقط.</w:t>
             </w:r>
           </w:p>
           <w:p>
@@ -3096,7 +3321,7 @@
                 <w:szCs w:val="19"/>
                 <w:rtl/>
               </w:rPr>
-              <w:t xml:space="preserve">كفاءة التكلفة: متوسط تكلفة الألف مشاهدة بلغ نحو 8.3 هللة.</w:t>
+              <w:t xml:space="preserve">كفاءة التكلفة: متوسط تكلفة الألف مشاهدة للحملات المقيسة بلغ نحو 8.3 هللة.</w:t>
             </w:r>
           </w:p>
           <w:p>
@@ -3120,6 +3345,29 @@
                 <w:rtl/>
               </w:rPr>
               <w:t xml:space="preserve">نموذج «البنزين المجاني للسيارات الأولى» أثبت فاعليته كأداة افتتاح وتعريف بالمحطات الجديدة في أربع مناطق مختلفة.</w:t>
+            </w:r>
+          </w:p>
+          <w:p>
+            <w:pPr>
+              <w:pStyle w:val="ListParagraph"/>
+              <w:numPr>
+                <w:ilvl w:val="0"/>
+                <w:numId w:val="1"/>
+              </w:numPr>
+              <w:bidi/>
+              <w:spacing w:after="70" w:line="290" w:lineRule="auto"/>
+            </w:pPr>
+            <w:r>
+              <w:rPr>
+                <w:rFonts w:ascii="Tahoma" w:cs="Tahoma" w:eastAsia="Tahoma" w:hAnsi="Tahoma"/>
+                <w:b w:val="false"/>
+                <w:bCs w:val="false"/>
+                <w:color w:val="2B2E30"/>
+                <w:sz w:val="19"/>
+                <w:szCs w:val="19"/>
+                <w:rtl/>
+              </w:rPr>
+              <w:t xml:space="preserve">تغطية المناسبات الوطنية: فعالية اليوم الوطني نُفّذت في تسع محطات بـ32 ليزراً و5,000 استكر و10,000 فواحة، وأكملت تغطية أشهر الربع الثلاثة.</w:t>
             </w:r>
           </w:p>
         </w:tc>
@@ -3437,7 +3685,7 @@
                 <w:szCs w:val="18"/>
                 <w:rtl/>
               </w:rPr>
-              <w:t xml:space="preserve">تغطية شهر سبتمبر بالحملات</w:t>
+              <w:t xml:space="preserve">قياس أثر فعالية اليوم الوطني</w:t>
             </w:r>
           </w:p>
         </w:tc>
@@ -3474,7 +3722,7 @@
                 <w:szCs w:val="18"/>
                 <w:rtl/>
               </w:rPr>
-              <w:t xml:space="preserve">تغطية الشهر</w:t>
+              <w:t xml:space="preserve">لم يُحدَّد مستهدف</w:t>
             </w:r>
           </w:p>
         </w:tc>
@@ -3511,7 +3759,7 @@
                 <w:szCs w:val="18"/>
                 <w:rtl/>
               </w:rPr>
-              <w:t xml:space="preserve">لا توجد حملات</w:t>
+              <w:t xml:space="preserve">غير مُقاس</w:t>
             </w:r>
           </w:p>
         </w:tc>
@@ -3548,7 +3796,7 @@
                 <w:szCs w:val="18"/>
                 <w:rtl/>
               </w:rPr>
-              <w:t xml:space="preserve">لم تَرِد بيانات حملات لشهر سبتمبر حتى تاريخ إعداد التقرير — لم يتأكد ما إذا كانت لم تُنفَّذ حملات أصلاً أم أن بياناتها لم تُدخل في النظام.</w:t>
+              <w:t xml:space="preserve">نُفّذت الفعالية في تسع محطات بتكلفة 28,807 ر.س — ‎44%‎ من إجمالي إنفاق الربع — دون تسجيل وصول أو تفاعل أو أي مؤشر أداء.</w:t>
             </w:r>
           </w:p>
         </w:tc>
@@ -3585,7 +3833,7 @@
                 <w:szCs w:val="18"/>
                 <w:rtl/>
               </w:rPr>
-              <w:t xml:space="preserve">تأكيد الحالة مع فريق التشغيل واستكمال قسم سبتمبر قبل الاعتماد النهائي.</w:t>
+              <w:t xml:space="preserve">اعتماد مستهدف وقياس لكل فعالية مناسبات قادمة، وربط المواد الموزعة برمز QR لقياس التفاعل.</w:t>
             </w:r>
           </w:p>
         </w:tc>
@@ -3625,7 +3873,7 @@
                 <w:szCs w:val="18"/>
                 <w:rtl/>
               </w:rPr>
-              <w:t xml:space="preserve">الالتزام بميزانية حملة نجران NJ219</w:t>
+              <w:t xml:space="preserve">اعتماد ميزانية مسبقة لفعالية اليوم الوطني</w:t>
             </w:r>
           </w:p>
         </w:tc>
@@ -3663,7 +3911,7 @@
                 <w:szCs w:val="18"/>
                 <w:rtl/>
               </w:rPr>
-              <w:t xml:space="preserve">21,000 ر.س</w:t>
+              <w:t xml:space="preserve">ميزانية معتمدة</w:t>
             </w:r>
           </w:p>
         </w:tc>
@@ -3701,7 +3949,7 @@
                 <w:szCs w:val="18"/>
                 <w:rtl/>
               </w:rPr>
-              <w:t xml:space="preserve">25,000 ر.س</w:t>
+              <w:t xml:space="preserve">28,807 ر.س فعلي</w:t>
             </w:r>
           </w:p>
         </w:tc>
@@ -3739,7 +3987,7 @@
                 <w:szCs w:val="18"/>
                 <w:rtl/>
               </w:rPr>
-              <w:t xml:space="preserve">تجاوز 4,000 ر.س باستهلاك ‎119%‎ — لم يُسجَّل مبرر للتجاوز في تقرير الحملة.</w:t>
+              <w:t xml:space="preserve">صُرف المبلغ دون ميزانية مخصصة معتمدة مسجّلة، فتعذّرت مقارنة المصروف بالمخطط.</w:t>
             </w:r>
           </w:p>
         </w:tc>
@@ -3777,7 +4025,7 @@
                 <w:szCs w:val="18"/>
                 <w:rtl/>
               </w:rPr>
-              <w:t xml:space="preserve">توثيق مبرر التجاوز واعتماده، وضبط تقدير ميزانية الحملات الميدانية اليومية.</w:t>
+              <w:t xml:space="preserve">إدراج فعاليات المناسبات ضمن الخطة والميزانية الربعية المعتمدة مسبقاً.</w:t>
             </w:r>
           </w:p>
         </w:tc>
@@ -3816,7 +4064,7 @@
                 <w:szCs w:val="18"/>
                 <w:rtl/>
               </w:rPr>
-              <w:t xml:space="preserve">تسجيل ميزانية حملة ظبيا JA070</w:t>
+              <w:t xml:space="preserve">الالتزام بميزانية حملة نجران NJ219</w:t>
             </w:r>
           </w:p>
         </w:tc>
@@ -3853,7 +4101,7 @@
                 <w:szCs w:val="18"/>
                 <w:rtl/>
               </w:rPr>
-              <w:t xml:space="preserve">ميزانية معتمدة</w:t>
+              <w:t xml:space="preserve">21,000 ر.س</w:t>
             </w:r>
           </w:p>
         </w:tc>
@@ -3890,7 +4138,7 @@
                 <w:szCs w:val="18"/>
                 <w:rtl/>
               </w:rPr>
-              <w:t xml:space="preserve">غير مسجّلة</w:t>
+              <w:t xml:space="preserve">25,000 ر.س</w:t>
             </w:r>
           </w:p>
         </w:tc>
@@ -3927,7 +4175,7 @@
                 <w:szCs w:val="18"/>
                 <w:rtl/>
               </w:rPr>
-              <w:t xml:space="preserve">لم تُدخل الميزانية المخصصة ولا الإنفاق الفعلي للحملة في النظام.</w:t>
+              <w:t xml:space="preserve">تجاوز 4,000 ر.س باستهلاك ‎119%‎ — لم يُسجَّل مبرر للتجاوز في تقرير الحملة.</w:t>
             </w:r>
           </w:p>
         </w:tc>
@@ -3964,7 +4212,7 @@
                 <w:szCs w:val="18"/>
                 <w:rtl/>
               </w:rPr>
-              <w:t xml:space="preserve">استكمال الإدخال لاحتساب عائد الإنفاق، ومراجعة تحمّل الكلفة مع شريك الامتياز.</w:t>
+              <w:t xml:space="preserve">توثيق مبرر التجاوز واعتماده، وضبط تقدير ميزانية الحملات الميدانية اليومية.</w:t>
             </w:r>
           </w:p>
         </w:tc>
@@ -4004,7 +4252,7 @@
                 <w:szCs w:val="18"/>
                 <w:rtl/>
               </w:rPr>
-              <w:t xml:space="preserve">قياس الأثر التجاري للحملات</w:t>
+              <w:t xml:space="preserve">تسجيل ميزانية حملة ظبيا JA070</w:t>
             </w:r>
           </w:p>
         </w:tc>
@@ -4042,7 +4290,7 @@
                 <w:szCs w:val="18"/>
                 <w:rtl/>
               </w:rPr>
-              <w:t xml:space="preserve">لم تُحدَّد مستهدفات</w:t>
+              <w:t xml:space="preserve">ميزانية معتمدة</w:t>
             </w:r>
           </w:p>
         </w:tc>
@@ -4080,7 +4328,7 @@
                 <w:szCs w:val="18"/>
                 <w:rtl/>
               </w:rPr>
-              <w:t xml:space="preserve">غير مُقاس</w:t>
+              <w:t xml:space="preserve">غير مسجّلة</w:t>
             </w:r>
           </w:p>
         </w:tc>
@@ -4118,7 +4366,7 @@
                 <w:szCs w:val="18"/>
                 <w:rtl/>
               </w:rPr>
-              <w:t xml:space="preserve">الفرص التجارية والعملاء المحوّلون وعائد الإنفاق وتكلفة الفرصة ونسبة التحويل غير مُستهدفة وغير مقيسة في الحملات الأربع.</w:t>
+              <w:t xml:space="preserve">لم تُدخل الميزانية المخصصة ولا الإنفاق الفعلي للحملة في النظام.</w:t>
             </w:r>
           </w:p>
         </w:tc>
@@ -4156,7 +4404,7 @@
                 <w:szCs w:val="18"/>
                 <w:rtl/>
               </w:rPr>
-              <w:t xml:space="preserve">اعتماد مستهدفات تجارية لكل حملة قادمة، وربط القياس ببرنامج الولاء ونقاط البيع.</w:t>
+              <w:t xml:space="preserve">استكمال الإدخال لاحتساب عائد الإنفاق، ومراجعة تحمّل الكلفة مع شريك الامتياز.</w:t>
             </w:r>
           </w:p>
         </w:tc>
@@ -4195,7 +4443,7 @@
                 <w:szCs w:val="18"/>
                 <w:rtl/>
               </w:rPr>
-              <w:t xml:space="preserve">أربع مهام دورية دون ‎40%‎ من مستهدفها</w:t>
+              <w:t xml:space="preserve">قياس الأثر التجاري للحملات</w:t>
             </w:r>
           </w:p>
         </w:tc>
@@ -4232,7 +4480,7 @@
                 <w:szCs w:val="18"/>
                 <w:rtl/>
               </w:rPr>
-              <w:t xml:space="preserve">المستهدف المعتمد</w:t>
+              <w:t xml:space="preserve">لم تُحدَّد مستهدفات</w:t>
             </w:r>
           </w:p>
         </w:tc>
@@ -4269,7 +4517,7 @@
                 <w:szCs w:val="18"/>
                 <w:rtl/>
               </w:rPr>
-              <w:t xml:space="preserve">‎8%‎ – ‎33%‎</w:t>
+              <w:t xml:space="preserve">غير مُقاس</w:t>
             </w:r>
           </w:p>
         </w:tc>
@@ -4306,7 +4554,7 @@
                 <w:szCs w:val="18"/>
                 <w:rtl/>
               </w:rPr>
-              <w:t xml:space="preserve">دعم افتتاحات المحطات — امتياز تجاري (‎8%‎)، تغطية الافتتاحات — تشغيل (‎13%‎)، عرض البنزين — افتتاحات التشغيل (‎20%‎)، اجتماعات التشغيل (‎33%‎). لم تُسجَّل مبررات التأخر في لوحة المتابعة.</w:t>
+              <w:t xml:space="preserve">الفرص التجارية والعملاء المحوّلون وعائد الإنفاق وتكلفة الفرصة ونسبة التحويل غير مُستهدفة وغير مقيسة في الحملات الأربع.</w:t>
             </w:r>
           </w:p>
         </w:tc>
@@ -4343,7 +4591,7 @@
                 <w:szCs w:val="18"/>
                 <w:rtl/>
               </w:rPr>
-              <w:t xml:space="preserve">تسجيل مبرر لكل مهمة متأخرة، وربط مهام الافتتاحات بجدول الافتتاحات المعتمد.</w:t>
+              <w:t xml:space="preserve">اعتماد مستهدفات تجارية لكل حملة قادمة، وربط القياس ببرنامج الولاء ونقاط البيع.</w:t>
             </w:r>
           </w:p>
         </w:tc>
@@ -4383,7 +4631,7 @@
                 <w:szCs w:val="18"/>
                 <w:rtl/>
               </w:rPr>
-              <w:t xml:space="preserve">التصاريح والترتيبات الأمنية — حائل HA052</w:t>
+              <w:t xml:space="preserve">أربع مهام دورية دون ‎40%‎ من مستهدفها</w:t>
             </w:r>
           </w:p>
         </w:tc>
@@ -4421,7 +4669,7 @@
                 <w:szCs w:val="18"/>
                 <w:rtl/>
               </w:rPr>
-              <w:t xml:space="preserve">تصريح + تعاقد أمني</w:t>
+              <w:t xml:space="preserve">المستهدف المعتمد</w:t>
             </w:r>
           </w:p>
         </w:tc>
@@ -4459,7 +4707,7 @@
                 <w:szCs w:val="18"/>
                 <w:rtl/>
               </w:rPr>
-              <w:t xml:space="preserve">لم يُستوفَ</w:t>
+              <w:t xml:space="preserve">‎8%‎ – ‎33%‎</w:t>
             </w:r>
           </w:p>
         </w:tc>
@@ -4497,7 +4745,7 @@
                 <w:szCs w:val="18"/>
                 <w:rtl/>
               </w:rPr>
-              <w:t xml:space="preserve">لم يُصدر تصريح الفعالية مسبقاً ولم يُتعاقد مع شركة حراسات أمنية قبل التنفيذ.</w:t>
+              <w:t xml:space="preserve">دعم افتتاحات المحطات — امتياز تجاري (‎8%‎)، تغطية الافتتاحات — تشغيل (‎13%‎)، عرض البنزين — افتتاحات التشغيل (‎20%‎)، اجتماعات التشغيل (‎33%‎). لم تُسجَّل مبررات التأخر في لوحة المتابعة.</w:t>
             </w:r>
           </w:p>
         </w:tc>
@@ -4535,7 +4783,7 @@
                 <w:szCs w:val="18"/>
                 <w:rtl/>
               </w:rPr>
-              <w:t xml:space="preserve">قائمة تحقق إلزامية لا تُعتمد الحملة قبل استيفائها.</w:t>
+              <w:t xml:space="preserve">تسجيل مبرر لكل مهمة متأخرة، وربط مهام الافتتاحات بجدول الافتتاحات المعتمد.</w:t>
             </w:r>
           </w:p>
         </w:tc>
@@ -4574,6 +4822,194 @@
                 <w:szCs w:val="18"/>
                 <w:rtl/>
               </w:rPr>
+              <w:t xml:space="preserve">التصاريح والترتيبات الأمنية — حائل HA052</w:t>
+            </w:r>
+          </w:p>
+        </w:tc>
+        <w:tc>
+          <w:tcPr>
+            <w:tcW w:type="dxa" w:w="1200"/>
+            <w:tcBorders>
+              <w:top w:val="single" w:color="DEDFE1" w:sz="4"/>
+              <w:left w:val="single" w:color="DEDFE1" w:sz="4"/>
+              <w:bottom w:val="single" w:color="DEDFE1" w:sz="4"/>
+              <w:right w:val="single" w:color="DEDFE1" w:sz="4"/>
+            </w:tcBorders>
+            <w:tcMar>
+              <w:top w:type="dxa" w:w="90"/>
+              <w:left w:type="dxa" w:w="110"/>
+              <w:bottom w:type="dxa" w:w="90"/>
+              <w:right w:type="dxa" w:w="110"/>
+            </w:tcMar>
+            <w:vAlign w:val="center"/>
+          </w:tcPr>
+          <w:p>
+            <w:pPr>
+              <w:bidi/>
+              <w:spacing w:after="0" w:before="0" w:line="300" w:lineRule="auto"/>
+              <w:jc w:val="start"/>
+            </w:pPr>
+            <w:r>
+              <w:rPr>
+                <w:rFonts w:ascii="Tahoma" w:cs="Tahoma" w:eastAsia="Tahoma" w:hAnsi="Tahoma"/>
+                <w:b w:val="false"/>
+                <w:bCs w:val="false"/>
+                <w:color w:val="5E6265"/>
+                <w:sz w:val="18"/>
+                <w:szCs w:val="18"/>
+                <w:rtl/>
+              </w:rPr>
+              <w:t xml:space="preserve">تصريح + تعاقد أمني</w:t>
+            </w:r>
+          </w:p>
+        </w:tc>
+        <w:tc>
+          <w:tcPr>
+            <w:tcW w:type="dxa" w:w="1200"/>
+            <w:tcBorders>
+              <w:top w:val="single" w:color="DEDFE1" w:sz="4"/>
+              <w:left w:val="single" w:color="DEDFE1" w:sz="4"/>
+              <w:bottom w:val="single" w:color="DEDFE1" w:sz="4"/>
+              <w:right w:val="single" w:color="DEDFE1" w:sz="4"/>
+            </w:tcBorders>
+            <w:tcMar>
+              <w:top w:type="dxa" w:w="90"/>
+              <w:left w:type="dxa" w:w="110"/>
+              <w:bottom w:type="dxa" w:w="90"/>
+              <w:right w:type="dxa" w:w="110"/>
+            </w:tcMar>
+            <w:vAlign w:val="center"/>
+          </w:tcPr>
+          <w:p>
+            <w:pPr>
+              <w:bidi/>
+              <w:spacing w:after="0" w:before="0" w:line="300" w:lineRule="auto"/>
+              <w:jc w:val="start"/>
+            </w:pPr>
+            <w:r>
+              <w:rPr>
+                <w:rFonts w:ascii="Tahoma" w:cs="Tahoma" w:eastAsia="Tahoma" w:hAnsi="Tahoma"/>
+                <w:b w:val="false"/>
+                <w:bCs w:val="false"/>
+                <w:color w:val="5E6265"/>
+                <w:sz w:val="18"/>
+                <w:szCs w:val="18"/>
+                <w:rtl/>
+              </w:rPr>
+              <w:t xml:space="preserve">لم يُستوفَ</w:t>
+            </w:r>
+          </w:p>
+        </w:tc>
+        <w:tc>
+          <w:tcPr>
+            <w:tcW w:type="dxa" w:w="2799"/>
+            <w:tcBorders>
+              <w:top w:val="single" w:color="DEDFE1" w:sz="4"/>
+              <w:left w:val="single" w:color="DEDFE1" w:sz="4"/>
+              <w:bottom w:val="single" w:color="DEDFE1" w:sz="4"/>
+              <w:right w:val="single" w:color="DEDFE1" w:sz="4"/>
+            </w:tcBorders>
+            <w:tcMar>
+              <w:top w:type="dxa" w:w="90"/>
+              <w:left w:type="dxa" w:w="110"/>
+              <w:bottom w:type="dxa" w:w="90"/>
+              <w:right w:type="dxa" w:w="110"/>
+            </w:tcMar>
+            <w:vAlign w:val="center"/>
+          </w:tcPr>
+          <w:p>
+            <w:pPr>
+              <w:bidi/>
+              <w:spacing w:after="0" w:before="0" w:line="300" w:lineRule="auto"/>
+              <w:jc w:val="start"/>
+            </w:pPr>
+            <w:r>
+              <w:rPr>
+                <w:rFonts w:ascii="Tahoma" w:cs="Tahoma" w:eastAsia="Tahoma" w:hAnsi="Tahoma"/>
+                <w:b w:val="false"/>
+                <w:bCs w:val="false"/>
+                <w:color w:val="5E6265"/>
+                <w:sz w:val="18"/>
+                <w:szCs w:val="18"/>
+                <w:rtl/>
+              </w:rPr>
+              <w:t xml:space="preserve">لم يُصدر تصريح الفعالية مسبقاً ولم يُتعاقد مع شركة حراسات أمنية قبل التنفيذ.</w:t>
+            </w:r>
+          </w:p>
+        </w:tc>
+        <w:tc>
+          <w:tcPr>
+            <w:tcW w:type="dxa" w:w="2599"/>
+            <w:tcBorders>
+              <w:top w:val="single" w:color="DEDFE1" w:sz="4"/>
+              <w:left w:val="single" w:color="DEDFE1" w:sz="4"/>
+              <w:bottom w:val="single" w:color="DEDFE1" w:sz="4"/>
+              <w:right w:val="single" w:color="DEDFE1" w:sz="4"/>
+            </w:tcBorders>
+            <w:tcMar>
+              <w:top w:type="dxa" w:w="90"/>
+              <w:left w:type="dxa" w:w="110"/>
+              <w:bottom w:type="dxa" w:w="90"/>
+              <w:right w:type="dxa" w:w="110"/>
+            </w:tcMar>
+            <w:vAlign w:val="center"/>
+          </w:tcPr>
+          <w:p>
+            <w:pPr>
+              <w:bidi/>
+              <w:spacing w:after="0" w:before="0" w:line="300" w:lineRule="auto"/>
+              <w:jc w:val="start"/>
+            </w:pPr>
+            <w:r>
+              <w:rPr>
+                <w:rFonts w:ascii="Tahoma" w:cs="Tahoma" w:eastAsia="Tahoma" w:hAnsi="Tahoma"/>
+                <w:b w:val="false"/>
+                <w:bCs w:val="false"/>
+                <w:color w:val="5E6265"/>
+                <w:sz w:val="18"/>
+                <w:szCs w:val="18"/>
+                <w:rtl/>
+              </w:rPr>
+              <w:t xml:space="preserve">قائمة تحقق إلزامية لا تُعتمد الحملة قبل استيفائها.</w:t>
+            </w:r>
+          </w:p>
+        </w:tc>
+      </w:tr>
+      <w:tr>
+        <w:tc>
+          <w:tcPr>
+            <w:tcW w:type="dxa" w:w="1850"/>
+            <w:tcBorders>
+              <w:top w:val="single" w:color="DEDFE1" w:sz="4"/>
+              <w:left w:val="single" w:color="DEDFE1" w:sz="4"/>
+              <w:bottom w:val="single" w:color="DEDFE1" w:sz="4"/>
+              <w:right w:val="single" w:color="DEDFE1" w:sz="4"/>
+            </w:tcBorders>
+            <w:shd w:fill="FAFAFB" w:color="auto" w:val="clear"/>
+            <w:tcMar>
+              <w:top w:type="dxa" w:w="90"/>
+              <w:left w:type="dxa" w:w="110"/>
+              <w:bottom w:type="dxa" w:w="90"/>
+              <w:right w:type="dxa" w:w="110"/>
+            </w:tcMar>
+            <w:vAlign w:val="center"/>
+          </w:tcPr>
+          <w:p>
+            <w:pPr>
+              <w:bidi/>
+              <w:spacing w:after="0" w:before="0" w:line="300" w:lineRule="auto"/>
+              <w:jc w:val="start"/>
+            </w:pPr>
+            <w:r>
+              <w:rPr>
+                <w:rFonts w:ascii="Tahoma" w:cs="Tahoma" w:eastAsia="Tahoma" w:hAnsi="Tahoma"/>
+                <w:b/>
+                <w:bCs/>
+                <w:color w:val="2B2E30"/>
+                <w:sz w:val="18"/>
+                <w:szCs w:val="18"/>
+                <w:rtl/>
+              </w:rPr>
               <w:t xml:space="preserve">التنسيق المسبق قبل التنفيذ</w:t>
             </w:r>
           </w:p>
@@ -4587,6 +5023,7 @@
               <w:bottom w:val="single" w:color="DEDFE1" w:sz="4"/>
               <w:right w:val="single" w:color="DEDFE1" w:sz="4"/>
             </w:tcBorders>
+            <w:shd w:fill="FAFAFB" w:color="auto" w:val="clear"/>
             <w:tcMar>
               <w:top w:type="dxa" w:w="90"/>
               <w:left w:type="dxa" w:w="110"/>
@@ -4624,6 +5061,7 @@
               <w:bottom w:val="single" w:color="DEDFE1" w:sz="4"/>
               <w:right w:val="single" w:color="DEDFE1" w:sz="4"/>
             </w:tcBorders>
+            <w:shd w:fill="FAFAFB" w:color="auto" w:val="clear"/>
             <w:tcMar>
               <w:top w:type="dxa" w:w="90"/>
               <w:left w:type="dxa" w:w="110"/>
@@ -4661,6 +5099,7 @@
               <w:bottom w:val="single" w:color="DEDFE1" w:sz="4"/>
               <w:right w:val="single" w:color="DEDFE1" w:sz="4"/>
             </w:tcBorders>
+            <w:shd w:fill="FAFAFB" w:color="auto" w:val="clear"/>
             <w:tcMar>
               <w:top w:type="dxa" w:w="90"/>
               <w:left w:type="dxa" w:w="110"/>
@@ -4698,6 +5137,7 @@
               <w:bottom w:val="single" w:color="DEDFE1" w:sz="4"/>
               <w:right w:val="single" w:color="DEDFE1" w:sz="4"/>
             </w:tcBorders>
+            <w:shd w:fill="FAFAFB" w:color="auto" w:val="clear"/>
             <w:tcMar>
               <w:top w:type="dxa" w:w="90"/>
               <w:left w:type="dxa" w:w="110"/>
@@ -4840,7 +5280,7 @@
           <w:szCs w:val="16"/>
           <w:rtl/>
         </w:rPr>
-        <w:t xml:space="preserve">المستهدف موحّد لكل حملة عند 100,000 مشاهدة — تجاوزته الحملات الأربع بين 2.7 و26 ضعفاً.</w:t>
+        <w:t xml:space="preserve">الحملات الأربع ذات الوصول المقيس. فعالية اليوم الوطني غير مدرجة لعدم قياس وصولها.</w:t>
       </w:r>
     </w:p>
     <w:p>
@@ -5757,7 +6197,7 @@
                 <w:szCs w:val="18"/>
                 <w:rtl/>
               </w:rPr>
-              <w:t xml:space="preserve">—</w:t>
+              <w:t xml:space="preserve">1</w:t>
             </w:r>
           </w:p>
         </w:tc>
@@ -5794,7 +6234,7 @@
                 <w:szCs w:val="18"/>
                 <w:rtl/>
               </w:rPr>
-              <w:t xml:space="preserve">—</w:t>
+              <w:t xml:space="preserve">غير مُقاس</w:t>
             </w:r>
           </w:p>
         </w:tc>
@@ -5831,7 +6271,7 @@
                 <w:szCs w:val="18"/>
                 <w:rtl/>
               </w:rPr>
-              <w:t xml:space="preserve">—</w:t>
+              <w:t xml:space="preserve">غير مُقاس</w:t>
             </w:r>
           </w:p>
         </w:tc>
@@ -5868,7 +6308,7 @@
                 <w:szCs w:val="18"/>
                 <w:rtl/>
               </w:rPr>
-              <w:t xml:space="preserve">—</w:t>
+              <w:t xml:space="preserve">غير مسجّلة</w:t>
             </w:r>
           </w:p>
         </w:tc>
@@ -5905,7 +6345,7 @@
                 <w:szCs w:val="18"/>
                 <w:rtl/>
               </w:rPr>
-              <w:t xml:space="preserve">—</w:t>
+              <w:t xml:space="preserve">28,807 ر.س</w:t>
             </w:r>
           </w:p>
         </w:tc>
@@ -5918,7 +6358,7 @@
               <w:bottom w:val="single" w:color="DEDFE1" w:sz="4"/>
               <w:right w:val="single" w:color="DEDFE1" w:sz="4"/>
             </w:tcBorders>
-            <w:shd w:fill="FBE9EE" w:color="auto" w:val="clear"/>
+            <w:shd w:fill="E7F3EC" w:color="auto" w:val="clear"/>
             <w:tcMar>
               <w:top w:type="dxa" w:w="90"/>
               <w:left w:type="dxa" w:w="110"/>
@@ -5938,12 +6378,12 @@
                 <w:rFonts w:ascii="Tahoma" w:cs="Tahoma" w:eastAsia="Tahoma" w:hAnsi="Tahoma"/>
                 <w:b/>
                 <w:bCs/>
-                <w:color w:val="C6486B"/>
-                <w:sz w:val="18"/>
-                <w:szCs w:val="18"/>
-                <w:rtl/>
-              </w:rPr>
-              <w:t xml:space="preserve">لا توجد بيانات</w:t>
+                <w:color w:val="1B7A4B"/>
+                <w:sz w:val="18"/>
+                <w:szCs w:val="18"/>
+                <w:rtl/>
+              </w:rPr>
+              <w:t xml:space="preserve">منفّذ</w:t>
             </w:r>
           </w:p>
         </w:tc>
@@ -6021,7 +6461,7 @@
                 <w:szCs w:val="18"/>
                 <w:rtl/>
               </w:rPr>
-              <w:t xml:space="preserve">4</w:t>
+              <w:t xml:space="preserve">5</w:t>
             </w:r>
           </w:p>
         </w:tc>
@@ -6173,7 +6613,7 @@
                 <w:szCs w:val="18"/>
                 <w:rtl/>
               </w:rPr>
-              <w:t xml:space="preserve">36,142 ر.س</w:t>
+              <w:t xml:space="preserve">64,949 ر.س</w:t>
             </w:r>
           </w:p>
         </w:tc>
@@ -6272,7 +6712,7 @@
                 <w:szCs w:val="21"/>
                 <w:rtl/>
               </w:rPr>
-              <w:t xml:space="preserve">تنبيه على اكتمال التقرير</w:t>
+              <w:t xml:space="preserve">تنبيه على نطاق الأرقام</w:t>
             </w:r>
           </w:p>
           <w:p>
@@ -6295,7 +6735,7 @@
                 <w:szCs w:val="19"/>
                 <w:rtl/>
               </w:rPr>
-              <w:t xml:space="preserve">هذا التقرير يغطي الربع الثالث كاملاً كما تنص متطلبات الإدارة، غير أن شهر سبتمبر لا يتضمن أي حملة مسجّلة حتى تاريخ الإصدار.</w:t>
+              <w:t xml:space="preserve">أرقام الوصول والتفاعل تمثّل أربع حملات من خمس؛ فعالية اليوم الوطني نُفّذت دون قياس وصول أو تفاعل فلا تدخل في تلك المجاميع.</w:t>
             </w:r>
           </w:p>
           <w:p>
@@ -6318,7 +6758,7 @@
                 <w:szCs w:val="19"/>
                 <w:rtl/>
               </w:rPr>
-              <w:t xml:space="preserve">جميع الأرقام المجمّعة في هذا التقرير تمثّل يوليو وأغسطس فقط، وستُحدَّث فور استلام بيانات سبتمبر أو تأكيد عدم تنفيذ حملات خلاله.</w:t>
+              <w:t xml:space="preserve">مجموع الإنفاق (64,949 ر.س) يشمل الحملات الخمس، وتمثّل فعالية اليوم الوطني ‎44%‎ منه — أكبر بند إنفاق في الربع وأقلّه قياساً.</w:t>
             </w:r>
           </w:p>
         </w:tc>
@@ -14204,6 +14644,3577 @@
       <w:pPr>
         <w:keepNext/>
         <w:pageBreakBefore/>
+        <w:pBdr>
+          <w:bottom w:val="single" w:color="F3741F" w:sz="10" w:space="6"/>
+        </w:pBdr>
+        <w:bidi/>
+        <w:spacing w:after="110" w:before="0" w:line="300" w:lineRule="auto"/>
+        <w:jc w:val="start"/>
+      </w:pPr>
+      <w:r>
+        <w:rPr>
+          <w:rFonts w:ascii="DIN Next LT Arabic" w:cs="DIN Next LT Arabic" w:eastAsia="DIN Next LT Arabic" w:hAnsi="DIN Next LT Arabic"/>
+          <w:b/>
+          <w:bCs/>
+          <w:color w:val="2B2E30"/>
+          <w:sz w:val="26"/>
+          <w:szCs w:val="26"/>
+          <w:rtl/>
+        </w:rPr>
+        <w:t xml:space="preserve">05 · فعالية اليوم الوطني في المحطات  </w:t>
+      </w:r>
+      <w:r>
+        <w:rPr>
+          <w:rFonts w:ascii="DIN Next LT Arabic" w:cs="DIN Next LT Arabic" w:eastAsia="DIN Next LT Arabic" w:hAnsi="DIN Next LT Arabic"/>
+          <w:b/>
+          <w:bCs/>
+          <w:color w:val="D25C0C"/>
+          <w:sz w:val="20"/>
+          <w:szCs w:val="20"/>
+          <w:rtl/>
+        </w:rPr>
+        <w:t xml:space="preserve">[9 محطات]</w:t>
+      </w:r>
+    </w:p>
+    <w:tbl>
+      <w:tblPr>
+        <w:bidiVisual/>
+        <w:tblW w:type="dxa" w:w="9648"/>
+        <w:tblBorders>
+          <w:top w:val="single" w:color="auto" w:sz="4"/>
+          <w:left w:val="single" w:color="auto" w:sz="4"/>
+          <w:bottom w:val="single" w:color="auto" w:sz="4"/>
+          <w:right w:val="single" w:color="auto" w:sz="4"/>
+          <w:insideH w:val="single" w:color="auto" w:sz="4"/>
+          <w:insideV w:val="single" w:color="auto" w:sz="4"/>
+        </w:tblBorders>
+      </w:tblPr>
+      <w:tblGrid>
+        <w:gridCol w:w="1350"/>
+        <w:gridCol w:w="2100"/>
+        <w:gridCol w:w="2300"/>
+        <w:gridCol w:w="1900"/>
+        <w:gridCol w:w="1998"/>
+      </w:tblGrid>
+      <w:tr>
+        <w:trPr>
+          <w:tblHeader/>
+        </w:trPr>
+        <w:tc>
+          <w:tcPr>
+            <w:tcW w:type="dxa" w:w="1350"/>
+            <w:tcBorders>
+              <w:top w:val="single" w:color="DEDFE1" w:sz="4"/>
+              <w:left w:val="single" w:color="DEDFE1" w:sz="4"/>
+              <w:bottom w:val="single" w:color="DEDFE1" w:sz="4"/>
+              <w:right w:val="single" w:color="DEDFE1" w:sz="4"/>
+            </w:tcBorders>
+            <w:shd w:fill="F1F2F3" w:color="auto" w:val="clear"/>
+            <w:tcMar>
+              <w:top w:type="dxa" w:w="90"/>
+              <w:left w:type="dxa" w:w="110"/>
+              <w:bottom w:type="dxa" w:w="90"/>
+              <w:right w:type="dxa" w:w="110"/>
+            </w:tcMar>
+            <w:vAlign w:val="center"/>
+          </w:tcPr>
+          <w:p>
+            <w:pPr>
+              <w:bidi/>
+              <w:spacing w:after="0" w:before="0" w:line="300" w:lineRule="auto"/>
+              <w:jc w:val="start"/>
+            </w:pPr>
+            <w:r>
+              <w:rPr>
+                <w:rFonts w:ascii="DIN Next LT Arabic" w:cs="DIN Next LT Arabic" w:eastAsia="DIN Next LT Arabic" w:hAnsi="DIN Next LT Arabic"/>
+                <w:b/>
+                <w:bCs/>
+                <w:color w:val="5E6265"/>
+                <w:sz w:val="17"/>
+                <w:szCs w:val="17"/>
+                <w:rtl/>
+              </w:rPr>
+              <w:t xml:space="preserve">الشهر</w:t>
+            </w:r>
+          </w:p>
+        </w:tc>
+        <w:tc>
+          <w:tcPr>
+            <w:tcW w:type="dxa" w:w="2100"/>
+            <w:tcBorders>
+              <w:top w:val="single" w:color="DEDFE1" w:sz="4"/>
+              <w:left w:val="single" w:color="DEDFE1" w:sz="4"/>
+              <w:bottom w:val="single" w:color="DEDFE1" w:sz="4"/>
+              <w:right w:val="single" w:color="DEDFE1" w:sz="4"/>
+            </w:tcBorders>
+            <w:shd w:fill="F1F2F3" w:color="auto" w:val="clear"/>
+            <w:tcMar>
+              <w:top w:type="dxa" w:w="90"/>
+              <w:left w:type="dxa" w:w="110"/>
+              <w:bottom w:type="dxa" w:w="90"/>
+              <w:right w:type="dxa" w:w="110"/>
+            </w:tcMar>
+            <w:vAlign w:val="center"/>
+          </w:tcPr>
+          <w:p>
+            <w:pPr>
+              <w:bidi/>
+              <w:spacing w:after="0" w:before="0" w:line="300" w:lineRule="auto"/>
+              <w:jc w:val="start"/>
+            </w:pPr>
+            <w:r>
+              <w:rPr>
+                <w:rFonts w:ascii="DIN Next LT Arabic" w:cs="DIN Next LT Arabic" w:eastAsia="DIN Next LT Arabic" w:hAnsi="DIN Next LT Arabic"/>
+                <w:b/>
+                <w:bCs/>
+                <w:color w:val="5E6265"/>
+                <w:sz w:val="17"/>
+                <w:szCs w:val="17"/>
+                <w:rtl/>
+              </w:rPr>
+              <w:t xml:space="preserve">فترة التنفيذ</w:t>
+            </w:r>
+          </w:p>
+        </w:tc>
+        <w:tc>
+          <w:tcPr>
+            <w:tcW w:type="dxa" w:w="2300"/>
+            <w:tcBorders>
+              <w:top w:val="single" w:color="DEDFE1" w:sz="4"/>
+              <w:left w:val="single" w:color="DEDFE1" w:sz="4"/>
+              <w:bottom w:val="single" w:color="DEDFE1" w:sz="4"/>
+              <w:right w:val="single" w:color="DEDFE1" w:sz="4"/>
+            </w:tcBorders>
+            <w:shd w:fill="F1F2F3" w:color="auto" w:val="clear"/>
+            <w:tcMar>
+              <w:top w:type="dxa" w:w="90"/>
+              <w:left w:type="dxa" w:w="110"/>
+              <w:bottom w:type="dxa" w:w="90"/>
+              <w:right w:type="dxa" w:w="110"/>
+            </w:tcMar>
+            <w:vAlign w:val="center"/>
+          </w:tcPr>
+          <w:p>
+            <w:pPr>
+              <w:bidi/>
+              <w:spacing w:after="0" w:before="0" w:line="300" w:lineRule="auto"/>
+              <w:jc w:val="start"/>
+            </w:pPr>
+            <w:r>
+              <w:rPr>
+                <w:rFonts w:ascii="DIN Next LT Arabic" w:cs="DIN Next LT Arabic" w:eastAsia="DIN Next LT Arabic" w:hAnsi="DIN Next LT Arabic"/>
+                <w:b/>
+                <w:bCs/>
+                <w:color w:val="5E6265"/>
+                <w:sz w:val="17"/>
+                <w:szCs w:val="17"/>
+                <w:rtl/>
+              </w:rPr>
+              <w:t xml:space="preserve">المحطة المشمولة</w:t>
+            </w:r>
+          </w:p>
+        </w:tc>
+        <w:tc>
+          <w:tcPr>
+            <w:tcW w:type="dxa" w:w="1900"/>
+            <w:tcBorders>
+              <w:top w:val="single" w:color="DEDFE1" w:sz="4"/>
+              <w:left w:val="single" w:color="DEDFE1" w:sz="4"/>
+              <w:bottom w:val="single" w:color="DEDFE1" w:sz="4"/>
+              <w:right w:val="single" w:color="DEDFE1" w:sz="4"/>
+            </w:tcBorders>
+            <w:shd w:fill="F1F2F3" w:color="auto" w:val="clear"/>
+            <w:tcMar>
+              <w:top w:type="dxa" w:w="90"/>
+              <w:left w:type="dxa" w:w="110"/>
+              <w:bottom w:type="dxa" w:w="90"/>
+              <w:right w:type="dxa" w:w="110"/>
+            </w:tcMar>
+            <w:vAlign w:val="center"/>
+          </w:tcPr>
+          <w:p>
+            <w:pPr>
+              <w:bidi/>
+              <w:spacing w:after="0" w:before="0" w:line="300" w:lineRule="auto"/>
+              <w:jc w:val="start"/>
+            </w:pPr>
+            <w:r>
+              <w:rPr>
+                <w:rFonts w:ascii="DIN Next LT Arabic" w:cs="DIN Next LT Arabic" w:eastAsia="DIN Next LT Arabic" w:hAnsi="DIN Next LT Arabic"/>
+                <w:b/>
+                <w:bCs/>
+                <w:color w:val="5E6265"/>
+                <w:sz w:val="17"/>
+                <w:szCs w:val="17"/>
+                <w:rtl/>
+              </w:rPr>
+              <w:t xml:space="preserve">الهدف التسويقي</w:t>
+            </w:r>
+          </w:p>
+        </w:tc>
+        <w:tc>
+          <w:tcPr>
+            <w:tcW w:type="dxa" w:w="1998"/>
+            <w:tcBorders>
+              <w:top w:val="single" w:color="DEDFE1" w:sz="4"/>
+              <w:left w:val="single" w:color="DEDFE1" w:sz="4"/>
+              <w:bottom w:val="single" w:color="DEDFE1" w:sz="4"/>
+              <w:right w:val="single" w:color="DEDFE1" w:sz="4"/>
+            </w:tcBorders>
+            <w:shd w:fill="F1F2F3" w:color="auto" w:val="clear"/>
+            <w:tcMar>
+              <w:top w:type="dxa" w:w="90"/>
+              <w:left w:type="dxa" w:w="110"/>
+              <w:bottom w:type="dxa" w:w="90"/>
+              <w:right w:type="dxa" w:w="110"/>
+            </w:tcMar>
+            <w:vAlign w:val="center"/>
+          </w:tcPr>
+          <w:p>
+            <w:pPr>
+              <w:bidi/>
+              <w:spacing w:after="0" w:before="0" w:line="300" w:lineRule="auto"/>
+              <w:jc w:val="start"/>
+            </w:pPr>
+            <w:r>
+              <w:rPr>
+                <w:rFonts w:ascii="DIN Next LT Arabic" w:cs="DIN Next LT Arabic" w:eastAsia="DIN Next LT Arabic" w:hAnsi="DIN Next LT Arabic"/>
+                <w:b/>
+                <w:bCs/>
+                <w:color w:val="5E6265"/>
+                <w:sz w:val="17"/>
+                <w:szCs w:val="17"/>
+                <w:rtl/>
+              </w:rPr>
+              <w:t xml:space="preserve">الميزانية</w:t>
+            </w:r>
+          </w:p>
+        </w:tc>
+      </w:tr>
+      <w:tr>
+        <w:tc>
+          <w:tcPr>
+            <w:tcW w:type="dxa" w:w="1350"/>
+            <w:tcBorders>
+              <w:top w:val="single" w:color="DEDFE1" w:sz="4"/>
+              <w:left w:val="single" w:color="DEDFE1" w:sz="4"/>
+              <w:bottom w:val="single" w:color="DEDFE1" w:sz="4"/>
+              <w:right w:val="single" w:color="DEDFE1" w:sz="4"/>
+            </w:tcBorders>
+            <w:tcMar>
+              <w:top w:type="dxa" w:w="90"/>
+              <w:left w:type="dxa" w:w="110"/>
+              <w:bottom w:type="dxa" w:w="90"/>
+              <w:right w:type="dxa" w:w="110"/>
+            </w:tcMar>
+            <w:vAlign w:val="center"/>
+          </w:tcPr>
+          <w:p>
+            <w:pPr>
+              <w:bidi/>
+              <w:spacing w:after="0" w:before="0" w:line="300" w:lineRule="auto"/>
+              <w:jc w:val="start"/>
+            </w:pPr>
+            <w:r>
+              <w:rPr>
+                <w:rFonts w:ascii="Tahoma" w:cs="Tahoma" w:eastAsia="Tahoma" w:hAnsi="Tahoma"/>
+                <w:b/>
+                <w:bCs/>
+                <w:color w:val="2B2E30"/>
+                <w:sz w:val="18"/>
+                <w:szCs w:val="18"/>
+                <w:rtl/>
+              </w:rPr>
+              <w:t xml:space="preserve">سبتمبر 2026</w:t>
+            </w:r>
+          </w:p>
+        </w:tc>
+        <w:tc>
+          <w:tcPr>
+            <w:tcW w:type="dxa" w:w="2100"/>
+            <w:tcBorders>
+              <w:top w:val="single" w:color="DEDFE1" w:sz="4"/>
+              <w:left w:val="single" w:color="DEDFE1" w:sz="4"/>
+              <w:bottom w:val="single" w:color="DEDFE1" w:sz="4"/>
+              <w:right w:val="single" w:color="DEDFE1" w:sz="4"/>
+            </w:tcBorders>
+            <w:tcMar>
+              <w:top w:type="dxa" w:w="90"/>
+              <w:left w:type="dxa" w:w="110"/>
+              <w:bottom w:type="dxa" w:w="90"/>
+              <w:right w:type="dxa" w:w="110"/>
+            </w:tcMar>
+            <w:vAlign w:val="center"/>
+          </w:tcPr>
+          <w:p>
+            <w:pPr>
+              <w:bidi/>
+              <w:spacing w:after="0" w:before="0" w:line="300" w:lineRule="auto"/>
+              <w:jc w:val="start"/>
+            </w:pPr>
+            <w:r>
+              <w:rPr>
+                <w:rFonts w:ascii="Tahoma" w:cs="Tahoma" w:eastAsia="Tahoma" w:hAnsi="Tahoma"/>
+                <w:b w:val="false"/>
+                <w:bCs w:val="false"/>
+                <w:color w:val="5E6265"/>
+                <w:sz w:val="18"/>
+                <w:szCs w:val="18"/>
+                <w:rtl/>
+              </w:rPr>
+              <w:t xml:space="preserve">سبتمبر 2026 — موسم اليوم الوطني</w:t>
+            </w:r>
+          </w:p>
+        </w:tc>
+        <w:tc>
+          <w:tcPr>
+            <w:tcW w:type="dxa" w:w="2300"/>
+            <w:tcBorders>
+              <w:top w:val="single" w:color="DEDFE1" w:sz="4"/>
+              <w:left w:val="single" w:color="DEDFE1" w:sz="4"/>
+              <w:bottom w:val="single" w:color="DEDFE1" w:sz="4"/>
+              <w:right w:val="single" w:color="DEDFE1" w:sz="4"/>
+            </w:tcBorders>
+            <w:tcMar>
+              <w:top w:type="dxa" w:w="90"/>
+              <w:left w:type="dxa" w:w="110"/>
+              <w:bottom w:type="dxa" w:w="90"/>
+              <w:right w:type="dxa" w:w="110"/>
+            </w:tcMar>
+            <w:vAlign w:val="center"/>
+          </w:tcPr>
+          <w:p>
+            <w:pPr>
+              <w:bidi/>
+              <w:spacing w:after="0" w:before="0" w:line="300" w:lineRule="auto"/>
+              <w:jc w:val="start"/>
+            </w:pPr>
+            <w:r>
+              <w:rPr>
+                <w:rFonts w:ascii="Tahoma" w:cs="Tahoma" w:eastAsia="Tahoma" w:hAnsi="Tahoma"/>
+                <w:b w:val="false"/>
+                <w:bCs w:val="false"/>
+                <w:color w:val="5E6265"/>
+                <w:sz w:val="18"/>
+                <w:szCs w:val="18"/>
+                <w:rtl/>
+              </w:rPr>
+              <w:t xml:space="preserve">9 محطات محدّدة</w:t>
+            </w:r>
+          </w:p>
+        </w:tc>
+        <w:tc>
+          <w:tcPr>
+            <w:tcW w:type="dxa" w:w="1900"/>
+            <w:tcBorders>
+              <w:top w:val="single" w:color="DEDFE1" w:sz="4"/>
+              <w:left w:val="single" w:color="DEDFE1" w:sz="4"/>
+              <w:bottom w:val="single" w:color="DEDFE1" w:sz="4"/>
+              <w:right w:val="single" w:color="DEDFE1" w:sz="4"/>
+            </w:tcBorders>
+            <w:tcMar>
+              <w:top w:type="dxa" w:w="90"/>
+              <w:left w:type="dxa" w:w="110"/>
+              <w:bottom w:type="dxa" w:w="90"/>
+              <w:right w:type="dxa" w:w="110"/>
+            </w:tcMar>
+            <w:vAlign w:val="center"/>
+          </w:tcPr>
+          <w:p>
+            <w:pPr>
+              <w:bidi/>
+              <w:spacing w:after="0" w:before="0" w:line="300" w:lineRule="auto"/>
+              <w:jc w:val="start"/>
+            </w:pPr>
+            <w:r>
+              <w:rPr>
+                <w:rFonts w:ascii="Tahoma" w:cs="Tahoma" w:eastAsia="Tahoma" w:hAnsi="Tahoma"/>
+                <w:b w:val="false"/>
+                <w:bCs w:val="false"/>
+                <w:color w:val="5E6265"/>
+                <w:sz w:val="18"/>
+                <w:szCs w:val="18"/>
+                <w:rtl/>
+              </w:rPr>
+              <w:t xml:space="preserve">وعي بالعلامة التجارية · المشاركة في المناسبات الوطنية</w:t>
+            </w:r>
+          </w:p>
+        </w:tc>
+        <w:tc>
+          <w:tcPr>
+            <w:tcW w:type="dxa" w:w="1998"/>
+            <w:tcBorders>
+              <w:top w:val="single" w:color="DEDFE1" w:sz="4"/>
+              <w:left w:val="single" w:color="DEDFE1" w:sz="4"/>
+              <w:bottom w:val="single" w:color="DEDFE1" w:sz="4"/>
+              <w:right w:val="single" w:color="DEDFE1" w:sz="4"/>
+            </w:tcBorders>
+            <w:tcMar>
+              <w:top w:type="dxa" w:w="90"/>
+              <w:left w:type="dxa" w:w="110"/>
+              <w:bottom w:type="dxa" w:w="90"/>
+              <w:right w:type="dxa" w:w="110"/>
+            </w:tcMar>
+            <w:vAlign w:val="center"/>
+          </w:tcPr>
+          <w:p>
+            <w:pPr>
+              <w:bidi/>
+              <w:spacing w:after="0" w:before="0" w:line="300" w:lineRule="auto"/>
+              <w:jc w:val="start"/>
+            </w:pPr>
+            <w:r>
+              <w:rPr>
+                <w:rFonts w:ascii="Tahoma" w:cs="Tahoma" w:eastAsia="Tahoma" w:hAnsi="Tahoma"/>
+                <w:b w:val="false"/>
+                <w:bCs w:val="false"/>
+                <w:color w:val="5E6265"/>
+                <w:sz w:val="18"/>
+                <w:szCs w:val="18"/>
+                <w:rtl/>
+              </w:rPr>
+              <w:t xml:space="preserve">28,807 ر.س · دون ميزانية مخصصة مسجّلة</w:t>
+            </w:r>
+          </w:p>
+        </w:tc>
+      </w:tr>
+    </w:tbl>
+    <w:p>
+      <w:pPr>
+        <w:spacing w:after="120"/>
+      </w:pPr>
+    </w:p>
+    <w:p>
+      <w:pPr>
+        <w:bidi/>
+        <w:spacing w:after="170" w:before="0" w:line="300" w:lineRule="auto"/>
+        <w:jc w:val="start"/>
+      </w:pPr>
+      <w:r>
+        <w:rPr>
+          <w:rFonts w:ascii="Tahoma" w:cs="Tahoma" w:eastAsia="Tahoma" w:hAnsi="Tahoma"/>
+          <w:b w:val="false"/>
+          <w:bCs w:val="false"/>
+          <w:color w:val="8E9295"/>
+          <w:sz w:val="16"/>
+          <w:szCs w:val="16"/>
+          <w:rtl/>
+        </w:rPr>
+        <w:t xml:space="preserve">القنوات: تزيين ميداني بالليزرات · استكرات ترويجية · فواحات   |   الجهة المنفذة: إدارة التسويق   |   التصنيف: فعاليات المناسبات</w:t>
+      </w:r>
+    </w:p>
+    <w:p>
+      <w:pPr>
+        <w:keepNext/>
+        <w:bidi/>
+        <w:spacing w:after="70" w:before="150" w:line="300" w:lineRule="auto"/>
+        <w:jc w:val="start"/>
+      </w:pPr>
+      <w:r>
+        <w:rPr>
+          <w:rFonts w:ascii="DIN Next LT Arabic" w:cs="DIN Next LT Arabic" w:eastAsia="DIN Next LT Arabic" w:hAnsi="DIN Next LT Arabic"/>
+          <w:b/>
+          <w:bCs/>
+          <w:color w:val="2B2E30"/>
+          <w:sz w:val="22"/>
+          <w:szCs w:val="22"/>
+          <w:rtl/>
+        </w:rPr>
+        <w:t xml:space="preserve">المخرجات المنفذة والتكلفة</w:t>
+      </w:r>
+    </w:p>
+    <w:tbl>
+      <w:tblPr>
+        <w:bidiVisual/>
+        <w:tblW w:type="dxa" w:w="9648"/>
+        <w:tblBorders>
+          <w:top w:val="single" w:color="auto" w:sz="4"/>
+          <w:left w:val="single" w:color="auto" w:sz="4"/>
+          <w:bottom w:val="single" w:color="auto" w:sz="4"/>
+          <w:right w:val="single" w:color="auto" w:sz="4"/>
+          <w:insideH w:val="single" w:color="auto" w:sz="4"/>
+          <w:insideV w:val="single" w:color="auto" w:sz="4"/>
+        </w:tblBorders>
+      </w:tblPr>
+      <w:tblGrid>
+        <w:gridCol w:w="2900"/>
+        <w:gridCol w:w="1350"/>
+        <w:gridCol w:w="1700"/>
+        <w:gridCol w:w="1900"/>
+        <w:gridCol w:w="1798"/>
+      </w:tblGrid>
+      <w:tr>
+        <w:trPr>
+          <w:tblHeader/>
+        </w:trPr>
+        <w:tc>
+          <w:tcPr>
+            <w:tcW w:type="dxa" w:w="2900"/>
+            <w:tcBorders>
+              <w:top w:val="single" w:color="DEDFE1" w:sz="4"/>
+              <w:left w:val="single" w:color="DEDFE1" w:sz="4"/>
+              <w:bottom w:val="single" w:color="DEDFE1" w:sz="4"/>
+              <w:right w:val="single" w:color="DEDFE1" w:sz="4"/>
+            </w:tcBorders>
+            <w:shd w:fill="F1F2F3" w:color="auto" w:val="clear"/>
+            <w:tcMar>
+              <w:top w:type="dxa" w:w="90"/>
+              <w:left w:type="dxa" w:w="110"/>
+              <w:bottom w:type="dxa" w:w="90"/>
+              <w:right w:type="dxa" w:w="110"/>
+            </w:tcMar>
+            <w:vAlign w:val="center"/>
+          </w:tcPr>
+          <w:p>
+            <w:pPr>
+              <w:bidi/>
+              <w:spacing w:after="0" w:before="0" w:line="300" w:lineRule="auto"/>
+              <w:jc w:val="start"/>
+            </w:pPr>
+            <w:r>
+              <w:rPr>
+                <w:rFonts w:ascii="DIN Next LT Arabic" w:cs="DIN Next LT Arabic" w:eastAsia="DIN Next LT Arabic" w:hAnsi="DIN Next LT Arabic"/>
+                <w:b/>
+                <w:bCs/>
+                <w:color w:val="5E6265"/>
+                <w:sz w:val="17"/>
+                <w:szCs w:val="17"/>
+                <w:rtl/>
+              </w:rPr>
+              <w:t xml:space="preserve">البند</w:t>
+            </w:r>
+          </w:p>
+        </w:tc>
+        <w:tc>
+          <w:tcPr>
+            <w:tcW w:type="dxa" w:w="1350"/>
+            <w:tcBorders>
+              <w:top w:val="single" w:color="DEDFE1" w:sz="4"/>
+              <w:left w:val="single" w:color="DEDFE1" w:sz="4"/>
+              <w:bottom w:val="single" w:color="DEDFE1" w:sz="4"/>
+              <w:right w:val="single" w:color="DEDFE1" w:sz="4"/>
+            </w:tcBorders>
+            <w:shd w:fill="F1F2F3" w:color="auto" w:val="clear"/>
+            <w:tcMar>
+              <w:top w:type="dxa" w:w="90"/>
+              <w:left w:type="dxa" w:w="110"/>
+              <w:bottom w:type="dxa" w:w="90"/>
+              <w:right w:type="dxa" w:w="110"/>
+            </w:tcMar>
+            <w:vAlign w:val="center"/>
+          </w:tcPr>
+          <w:p>
+            <w:pPr>
+              <w:bidi/>
+              <w:spacing w:after="0" w:before="0" w:line="300" w:lineRule="auto"/>
+              <w:jc w:val="start"/>
+            </w:pPr>
+            <w:r>
+              <w:rPr>
+                <w:rFonts w:ascii="DIN Next LT Arabic" w:cs="DIN Next LT Arabic" w:eastAsia="DIN Next LT Arabic" w:hAnsi="DIN Next LT Arabic"/>
+                <w:b/>
+                <w:bCs/>
+                <w:color w:val="5E6265"/>
+                <w:sz w:val="17"/>
+                <w:szCs w:val="17"/>
+                <w:rtl/>
+              </w:rPr>
+              <w:t xml:space="preserve">الكمية</w:t>
+            </w:r>
+          </w:p>
+        </w:tc>
+        <w:tc>
+          <w:tcPr>
+            <w:tcW w:type="dxa" w:w="1700"/>
+            <w:tcBorders>
+              <w:top w:val="single" w:color="DEDFE1" w:sz="4"/>
+              <w:left w:val="single" w:color="DEDFE1" w:sz="4"/>
+              <w:bottom w:val="single" w:color="DEDFE1" w:sz="4"/>
+              <w:right w:val="single" w:color="DEDFE1" w:sz="4"/>
+            </w:tcBorders>
+            <w:shd w:fill="F1F2F3" w:color="auto" w:val="clear"/>
+            <w:tcMar>
+              <w:top w:type="dxa" w:w="90"/>
+              <w:left w:type="dxa" w:w="110"/>
+              <w:bottom w:type="dxa" w:w="90"/>
+              <w:right w:type="dxa" w:w="110"/>
+            </w:tcMar>
+            <w:vAlign w:val="center"/>
+          </w:tcPr>
+          <w:p>
+            <w:pPr>
+              <w:bidi/>
+              <w:spacing w:after="0" w:before="0" w:line="300" w:lineRule="auto"/>
+              <w:jc w:val="start"/>
+            </w:pPr>
+            <w:r>
+              <w:rPr>
+                <w:rFonts w:ascii="DIN Next LT Arabic" w:cs="DIN Next LT Arabic" w:eastAsia="DIN Next LT Arabic" w:hAnsi="DIN Next LT Arabic"/>
+                <w:b/>
+                <w:bCs/>
+                <w:color w:val="5E6265"/>
+                <w:sz w:val="17"/>
+                <w:szCs w:val="17"/>
+                <w:rtl/>
+              </w:rPr>
+              <w:t xml:space="preserve">التكلفة</w:t>
+            </w:r>
+          </w:p>
+        </w:tc>
+        <w:tc>
+          <w:tcPr>
+            <w:tcW w:type="dxa" w:w="1900"/>
+            <w:tcBorders>
+              <w:top w:val="single" w:color="DEDFE1" w:sz="4"/>
+              <w:left w:val="single" w:color="DEDFE1" w:sz="4"/>
+              <w:bottom w:val="single" w:color="DEDFE1" w:sz="4"/>
+              <w:right w:val="single" w:color="DEDFE1" w:sz="4"/>
+            </w:tcBorders>
+            <w:shd w:fill="F1F2F3" w:color="auto" w:val="clear"/>
+            <w:tcMar>
+              <w:top w:type="dxa" w:w="90"/>
+              <w:left w:type="dxa" w:w="110"/>
+              <w:bottom w:type="dxa" w:w="90"/>
+              <w:right w:type="dxa" w:w="110"/>
+            </w:tcMar>
+            <w:vAlign w:val="center"/>
+          </w:tcPr>
+          <w:p>
+            <w:pPr>
+              <w:bidi/>
+              <w:spacing w:after="0" w:before="0" w:line="300" w:lineRule="auto"/>
+              <w:jc w:val="start"/>
+            </w:pPr>
+            <w:r>
+              <w:rPr>
+                <w:rFonts w:ascii="DIN Next LT Arabic" w:cs="DIN Next LT Arabic" w:eastAsia="DIN Next LT Arabic" w:hAnsi="DIN Next LT Arabic"/>
+                <w:b/>
+                <w:bCs/>
+                <w:color w:val="5E6265"/>
+                <w:sz w:val="17"/>
+                <w:szCs w:val="17"/>
+                <w:rtl/>
+              </w:rPr>
+              <w:t xml:space="preserve">تكلفة الوحدة</w:t>
+            </w:r>
+          </w:p>
+        </w:tc>
+        <w:tc>
+          <w:tcPr>
+            <w:tcW w:type="dxa" w:w="1798"/>
+            <w:tcBorders>
+              <w:top w:val="single" w:color="DEDFE1" w:sz="4"/>
+              <w:left w:val="single" w:color="DEDFE1" w:sz="4"/>
+              <w:bottom w:val="single" w:color="DEDFE1" w:sz="4"/>
+              <w:right w:val="single" w:color="DEDFE1" w:sz="4"/>
+            </w:tcBorders>
+            <w:shd w:fill="F1F2F3" w:color="auto" w:val="clear"/>
+            <w:tcMar>
+              <w:top w:type="dxa" w:w="90"/>
+              <w:left w:type="dxa" w:w="110"/>
+              <w:bottom w:type="dxa" w:w="90"/>
+              <w:right w:type="dxa" w:w="110"/>
+            </w:tcMar>
+            <w:vAlign w:val="center"/>
+          </w:tcPr>
+          <w:p>
+            <w:pPr>
+              <w:bidi/>
+              <w:spacing w:after="0" w:before="0" w:line="300" w:lineRule="auto"/>
+              <w:jc w:val="start"/>
+            </w:pPr>
+            <w:r>
+              <w:rPr>
+                <w:rFonts w:ascii="DIN Next LT Arabic" w:cs="DIN Next LT Arabic" w:eastAsia="DIN Next LT Arabic" w:hAnsi="DIN Next LT Arabic"/>
+                <w:b/>
+                <w:bCs/>
+                <w:color w:val="5E6265"/>
+                <w:sz w:val="17"/>
+                <w:szCs w:val="17"/>
+                <w:rtl/>
+              </w:rPr>
+              <w:t xml:space="preserve">حصتها من تكلفة الفعالية</w:t>
+            </w:r>
+          </w:p>
+        </w:tc>
+      </w:tr>
+      <w:tr>
+        <w:tc>
+          <w:tcPr>
+            <w:tcW w:type="dxa" w:w="2900"/>
+            <w:tcBorders>
+              <w:top w:val="single" w:color="DEDFE1" w:sz="4"/>
+              <w:left w:val="single" w:color="DEDFE1" w:sz="4"/>
+              <w:bottom w:val="single" w:color="DEDFE1" w:sz="4"/>
+              <w:right w:val="single" w:color="DEDFE1" w:sz="4"/>
+            </w:tcBorders>
+            <w:tcMar>
+              <w:top w:type="dxa" w:w="90"/>
+              <w:left w:type="dxa" w:w="110"/>
+              <w:bottom w:type="dxa" w:w="90"/>
+              <w:right w:type="dxa" w:w="110"/>
+            </w:tcMar>
+            <w:vAlign w:val="center"/>
+          </w:tcPr>
+          <w:p>
+            <w:pPr>
+              <w:bidi/>
+              <w:spacing w:after="0" w:before="0" w:line="300" w:lineRule="auto"/>
+              <w:jc w:val="start"/>
+            </w:pPr>
+            <w:r>
+              <w:rPr>
+                <w:rFonts w:ascii="Tahoma" w:cs="Tahoma" w:eastAsia="Tahoma" w:hAnsi="Tahoma"/>
+                <w:b/>
+                <w:bCs/>
+                <w:color w:val="2B2E30"/>
+                <w:sz w:val="18"/>
+                <w:szCs w:val="18"/>
+                <w:rtl/>
+              </w:rPr>
+              <w:t xml:space="preserve">الليزرات</w:t>
+            </w:r>
+          </w:p>
+        </w:tc>
+        <w:tc>
+          <w:tcPr>
+            <w:tcW w:type="dxa" w:w="1350"/>
+            <w:tcBorders>
+              <w:top w:val="single" w:color="DEDFE1" w:sz="4"/>
+              <w:left w:val="single" w:color="DEDFE1" w:sz="4"/>
+              <w:bottom w:val="single" w:color="DEDFE1" w:sz="4"/>
+              <w:right w:val="single" w:color="DEDFE1" w:sz="4"/>
+            </w:tcBorders>
+            <w:tcMar>
+              <w:top w:type="dxa" w:w="90"/>
+              <w:left w:type="dxa" w:w="110"/>
+              <w:bottom w:type="dxa" w:w="90"/>
+              <w:right w:type="dxa" w:w="110"/>
+            </w:tcMar>
+            <w:vAlign w:val="center"/>
+          </w:tcPr>
+          <w:p>
+            <w:pPr>
+              <w:bidi/>
+              <w:spacing w:after="0" w:before="0" w:line="300" w:lineRule="auto"/>
+              <w:jc w:val="start"/>
+            </w:pPr>
+            <w:r>
+              <w:rPr>
+                <w:rFonts w:ascii="Tahoma" w:cs="Tahoma" w:eastAsia="Tahoma" w:hAnsi="Tahoma"/>
+                <w:b w:val="false"/>
+                <w:bCs w:val="false"/>
+                <w:color w:val="5E6265"/>
+                <w:sz w:val="18"/>
+                <w:szCs w:val="18"/>
+                <w:rtl/>
+              </w:rPr>
+              <w:t xml:space="preserve">32</w:t>
+            </w:r>
+          </w:p>
+        </w:tc>
+        <w:tc>
+          <w:tcPr>
+            <w:tcW w:type="dxa" w:w="1700"/>
+            <w:tcBorders>
+              <w:top w:val="single" w:color="DEDFE1" w:sz="4"/>
+              <w:left w:val="single" w:color="DEDFE1" w:sz="4"/>
+              <w:bottom w:val="single" w:color="DEDFE1" w:sz="4"/>
+              <w:right w:val="single" w:color="DEDFE1" w:sz="4"/>
+            </w:tcBorders>
+            <w:tcMar>
+              <w:top w:type="dxa" w:w="90"/>
+              <w:left w:type="dxa" w:w="110"/>
+              <w:bottom w:type="dxa" w:w="90"/>
+              <w:right w:type="dxa" w:w="110"/>
+            </w:tcMar>
+            <w:vAlign w:val="center"/>
+          </w:tcPr>
+          <w:p>
+            <w:pPr>
+              <w:bidi/>
+              <w:spacing w:after="0" w:before="0" w:line="300" w:lineRule="auto"/>
+              <w:jc w:val="start"/>
+            </w:pPr>
+            <w:r>
+              <w:rPr>
+                <w:rFonts w:ascii="Tahoma" w:cs="Tahoma" w:eastAsia="Tahoma" w:hAnsi="Tahoma"/>
+                <w:b w:val="false"/>
+                <w:bCs w:val="false"/>
+                <w:color w:val="5E6265"/>
+                <w:sz w:val="18"/>
+                <w:szCs w:val="18"/>
+                <w:rtl/>
+              </w:rPr>
+              <w:t xml:space="preserve">19,320 ر.س</w:t>
+            </w:r>
+          </w:p>
+        </w:tc>
+        <w:tc>
+          <w:tcPr>
+            <w:tcW w:type="dxa" w:w="1900"/>
+            <w:tcBorders>
+              <w:top w:val="single" w:color="DEDFE1" w:sz="4"/>
+              <w:left w:val="single" w:color="DEDFE1" w:sz="4"/>
+              <w:bottom w:val="single" w:color="DEDFE1" w:sz="4"/>
+              <w:right w:val="single" w:color="DEDFE1" w:sz="4"/>
+            </w:tcBorders>
+            <w:tcMar>
+              <w:top w:type="dxa" w:w="90"/>
+              <w:left w:type="dxa" w:w="110"/>
+              <w:bottom w:type="dxa" w:w="90"/>
+              <w:right w:type="dxa" w:w="110"/>
+            </w:tcMar>
+            <w:vAlign w:val="center"/>
+          </w:tcPr>
+          <w:p>
+            <w:pPr>
+              <w:bidi/>
+              <w:spacing w:after="0" w:before="0" w:line="300" w:lineRule="auto"/>
+              <w:jc w:val="start"/>
+            </w:pPr>
+            <w:r>
+              <w:rPr>
+                <w:rFonts w:ascii="Tahoma" w:cs="Tahoma" w:eastAsia="Tahoma" w:hAnsi="Tahoma"/>
+                <w:b w:val="false"/>
+                <w:bCs w:val="false"/>
+                <w:color w:val="5E6265"/>
+                <w:sz w:val="18"/>
+                <w:szCs w:val="18"/>
+                <w:rtl/>
+              </w:rPr>
+              <w:t xml:space="preserve">603.75 ر.س</w:t>
+            </w:r>
+          </w:p>
+        </w:tc>
+        <w:tc>
+          <w:tcPr>
+            <w:tcW w:type="dxa" w:w="1798"/>
+            <w:tcBorders>
+              <w:top w:val="single" w:color="DEDFE1" w:sz="4"/>
+              <w:left w:val="single" w:color="DEDFE1" w:sz="4"/>
+              <w:bottom w:val="single" w:color="DEDFE1" w:sz="4"/>
+              <w:right w:val="single" w:color="DEDFE1" w:sz="4"/>
+            </w:tcBorders>
+            <w:tcMar>
+              <w:top w:type="dxa" w:w="90"/>
+              <w:left w:type="dxa" w:w="110"/>
+              <w:bottom w:type="dxa" w:w="90"/>
+              <w:right w:type="dxa" w:w="110"/>
+            </w:tcMar>
+            <w:vAlign w:val="center"/>
+          </w:tcPr>
+          <w:p>
+            <w:pPr>
+              <w:bidi/>
+              <w:spacing w:after="0" w:before="0" w:line="300" w:lineRule="auto"/>
+              <w:jc w:val="start"/>
+            </w:pPr>
+            <w:r>
+              <w:rPr>
+                <w:rFonts w:ascii="Tahoma" w:cs="Tahoma" w:eastAsia="Tahoma" w:hAnsi="Tahoma"/>
+                <w:b w:val="false"/>
+                <w:bCs w:val="false"/>
+                <w:color w:val="5E6265"/>
+                <w:sz w:val="18"/>
+                <w:szCs w:val="18"/>
+                <w:rtl/>
+              </w:rPr>
+              <w:t xml:space="preserve">‎67%‎</w:t>
+            </w:r>
+          </w:p>
+        </w:tc>
+      </w:tr>
+      <w:tr>
+        <w:tc>
+          <w:tcPr>
+            <w:tcW w:type="dxa" w:w="2900"/>
+            <w:tcBorders>
+              <w:top w:val="single" w:color="DEDFE1" w:sz="4"/>
+              <w:left w:val="single" w:color="DEDFE1" w:sz="4"/>
+              <w:bottom w:val="single" w:color="DEDFE1" w:sz="4"/>
+              <w:right w:val="single" w:color="DEDFE1" w:sz="4"/>
+            </w:tcBorders>
+            <w:shd w:fill="FAFAFB" w:color="auto" w:val="clear"/>
+            <w:tcMar>
+              <w:top w:type="dxa" w:w="90"/>
+              <w:left w:type="dxa" w:w="110"/>
+              <w:bottom w:type="dxa" w:w="90"/>
+              <w:right w:type="dxa" w:w="110"/>
+            </w:tcMar>
+            <w:vAlign w:val="center"/>
+          </w:tcPr>
+          <w:p>
+            <w:pPr>
+              <w:bidi/>
+              <w:spacing w:after="0" w:before="0" w:line="300" w:lineRule="auto"/>
+              <w:jc w:val="start"/>
+            </w:pPr>
+            <w:r>
+              <w:rPr>
+                <w:rFonts w:ascii="Tahoma" w:cs="Tahoma" w:eastAsia="Tahoma" w:hAnsi="Tahoma"/>
+                <w:b/>
+                <w:bCs/>
+                <w:color w:val="2B2E30"/>
+                <w:sz w:val="18"/>
+                <w:szCs w:val="18"/>
+                <w:rtl/>
+              </w:rPr>
+              <w:t xml:space="preserve">الاستكرات الموزعة</w:t>
+            </w:r>
+          </w:p>
+        </w:tc>
+        <w:tc>
+          <w:tcPr>
+            <w:tcW w:type="dxa" w:w="1350"/>
+            <w:tcBorders>
+              <w:top w:val="single" w:color="DEDFE1" w:sz="4"/>
+              <w:left w:val="single" w:color="DEDFE1" w:sz="4"/>
+              <w:bottom w:val="single" w:color="DEDFE1" w:sz="4"/>
+              <w:right w:val="single" w:color="DEDFE1" w:sz="4"/>
+            </w:tcBorders>
+            <w:shd w:fill="FAFAFB" w:color="auto" w:val="clear"/>
+            <w:tcMar>
+              <w:top w:type="dxa" w:w="90"/>
+              <w:left w:type="dxa" w:w="110"/>
+              <w:bottom w:type="dxa" w:w="90"/>
+              <w:right w:type="dxa" w:w="110"/>
+            </w:tcMar>
+            <w:vAlign w:val="center"/>
+          </w:tcPr>
+          <w:p>
+            <w:pPr>
+              <w:bidi/>
+              <w:spacing w:after="0" w:before="0" w:line="300" w:lineRule="auto"/>
+              <w:jc w:val="start"/>
+            </w:pPr>
+            <w:r>
+              <w:rPr>
+                <w:rFonts w:ascii="Tahoma" w:cs="Tahoma" w:eastAsia="Tahoma" w:hAnsi="Tahoma"/>
+                <w:b w:val="false"/>
+                <w:bCs w:val="false"/>
+                <w:color w:val="5E6265"/>
+                <w:sz w:val="18"/>
+                <w:szCs w:val="18"/>
+                <w:rtl/>
+              </w:rPr>
+              <w:t xml:space="preserve">5,000</w:t>
+            </w:r>
+          </w:p>
+        </w:tc>
+        <w:tc>
+          <w:tcPr>
+            <w:tcW w:type="dxa" w:w="1700"/>
+            <w:tcBorders>
+              <w:top w:val="single" w:color="DEDFE1" w:sz="4"/>
+              <w:left w:val="single" w:color="DEDFE1" w:sz="4"/>
+              <w:bottom w:val="single" w:color="DEDFE1" w:sz="4"/>
+              <w:right w:val="single" w:color="DEDFE1" w:sz="4"/>
+            </w:tcBorders>
+            <w:shd w:fill="FAFAFB" w:color="auto" w:val="clear"/>
+            <w:tcMar>
+              <w:top w:type="dxa" w:w="90"/>
+              <w:left w:type="dxa" w:w="110"/>
+              <w:bottom w:type="dxa" w:w="90"/>
+              <w:right w:type="dxa" w:w="110"/>
+            </w:tcMar>
+            <w:vAlign w:val="center"/>
+          </w:tcPr>
+          <w:p>
+            <w:pPr>
+              <w:bidi/>
+              <w:spacing w:after="0" w:before="0" w:line="300" w:lineRule="auto"/>
+              <w:jc w:val="start"/>
+            </w:pPr>
+            <w:r>
+              <w:rPr>
+                <w:rFonts w:ascii="Tahoma" w:cs="Tahoma" w:eastAsia="Tahoma" w:hAnsi="Tahoma"/>
+                <w:b w:val="false"/>
+                <w:bCs w:val="false"/>
+                <w:color w:val="5E6265"/>
+                <w:sz w:val="18"/>
+                <w:szCs w:val="18"/>
+                <w:rtl/>
+              </w:rPr>
+              <w:t xml:space="preserve">2,587 ر.س</w:t>
+            </w:r>
+          </w:p>
+        </w:tc>
+        <w:tc>
+          <w:tcPr>
+            <w:tcW w:type="dxa" w:w="1900"/>
+            <w:tcBorders>
+              <w:top w:val="single" w:color="DEDFE1" w:sz="4"/>
+              <w:left w:val="single" w:color="DEDFE1" w:sz="4"/>
+              <w:bottom w:val="single" w:color="DEDFE1" w:sz="4"/>
+              <w:right w:val="single" w:color="DEDFE1" w:sz="4"/>
+            </w:tcBorders>
+            <w:shd w:fill="FAFAFB" w:color="auto" w:val="clear"/>
+            <w:tcMar>
+              <w:top w:type="dxa" w:w="90"/>
+              <w:left w:type="dxa" w:w="110"/>
+              <w:bottom w:type="dxa" w:w="90"/>
+              <w:right w:type="dxa" w:w="110"/>
+            </w:tcMar>
+            <w:vAlign w:val="center"/>
+          </w:tcPr>
+          <w:p>
+            <w:pPr>
+              <w:bidi/>
+              <w:spacing w:after="0" w:before="0" w:line="300" w:lineRule="auto"/>
+              <w:jc w:val="start"/>
+            </w:pPr>
+            <w:r>
+              <w:rPr>
+                <w:rFonts w:ascii="Tahoma" w:cs="Tahoma" w:eastAsia="Tahoma" w:hAnsi="Tahoma"/>
+                <w:b w:val="false"/>
+                <w:bCs w:val="false"/>
+                <w:color w:val="5E6265"/>
+                <w:sz w:val="18"/>
+                <w:szCs w:val="18"/>
+                <w:rtl/>
+              </w:rPr>
+              <w:t xml:space="preserve">0.52 ر.س</w:t>
+            </w:r>
+          </w:p>
+        </w:tc>
+        <w:tc>
+          <w:tcPr>
+            <w:tcW w:type="dxa" w:w="1798"/>
+            <w:tcBorders>
+              <w:top w:val="single" w:color="DEDFE1" w:sz="4"/>
+              <w:left w:val="single" w:color="DEDFE1" w:sz="4"/>
+              <w:bottom w:val="single" w:color="DEDFE1" w:sz="4"/>
+              <w:right w:val="single" w:color="DEDFE1" w:sz="4"/>
+            </w:tcBorders>
+            <w:shd w:fill="FAFAFB" w:color="auto" w:val="clear"/>
+            <w:tcMar>
+              <w:top w:type="dxa" w:w="90"/>
+              <w:left w:type="dxa" w:w="110"/>
+              <w:bottom w:type="dxa" w:w="90"/>
+              <w:right w:type="dxa" w:w="110"/>
+            </w:tcMar>
+            <w:vAlign w:val="center"/>
+          </w:tcPr>
+          <w:p>
+            <w:pPr>
+              <w:bidi/>
+              <w:spacing w:after="0" w:before="0" w:line="300" w:lineRule="auto"/>
+              <w:jc w:val="start"/>
+            </w:pPr>
+            <w:r>
+              <w:rPr>
+                <w:rFonts w:ascii="Tahoma" w:cs="Tahoma" w:eastAsia="Tahoma" w:hAnsi="Tahoma"/>
+                <w:b w:val="false"/>
+                <w:bCs w:val="false"/>
+                <w:color w:val="5E6265"/>
+                <w:sz w:val="18"/>
+                <w:szCs w:val="18"/>
+                <w:rtl/>
+              </w:rPr>
+              <w:t xml:space="preserve">‎9%‎</w:t>
+            </w:r>
+          </w:p>
+        </w:tc>
+      </w:tr>
+      <w:tr>
+        <w:tc>
+          <w:tcPr>
+            <w:tcW w:type="dxa" w:w="2900"/>
+            <w:tcBorders>
+              <w:top w:val="single" w:color="DEDFE1" w:sz="4"/>
+              <w:left w:val="single" w:color="DEDFE1" w:sz="4"/>
+              <w:bottom w:val="single" w:color="DEDFE1" w:sz="4"/>
+              <w:right w:val="single" w:color="DEDFE1" w:sz="4"/>
+            </w:tcBorders>
+            <w:tcMar>
+              <w:top w:type="dxa" w:w="90"/>
+              <w:left w:type="dxa" w:w="110"/>
+              <w:bottom w:type="dxa" w:w="90"/>
+              <w:right w:type="dxa" w:w="110"/>
+            </w:tcMar>
+            <w:vAlign w:val="center"/>
+          </w:tcPr>
+          <w:p>
+            <w:pPr>
+              <w:bidi/>
+              <w:spacing w:after="0" w:before="0" w:line="300" w:lineRule="auto"/>
+              <w:jc w:val="start"/>
+            </w:pPr>
+            <w:r>
+              <w:rPr>
+                <w:rFonts w:ascii="Tahoma" w:cs="Tahoma" w:eastAsia="Tahoma" w:hAnsi="Tahoma"/>
+                <w:b/>
+                <w:bCs/>
+                <w:color w:val="2B2E30"/>
+                <w:sz w:val="18"/>
+                <w:szCs w:val="18"/>
+                <w:rtl/>
+              </w:rPr>
+              <w:t xml:space="preserve">الفواحات الموزعة</w:t>
+            </w:r>
+          </w:p>
+        </w:tc>
+        <w:tc>
+          <w:tcPr>
+            <w:tcW w:type="dxa" w:w="1350"/>
+            <w:tcBorders>
+              <w:top w:val="single" w:color="DEDFE1" w:sz="4"/>
+              <w:left w:val="single" w:color="DEDFE1" w:sz="4"/>
+              <w:bottom w:val="single" w:color="DEDFE1" w:sz="4"/>
+              <w:right w:val="single" w:color="DEDFE1" w:sz="4"/>
+            </w:tcBorders>
+            <w:tcMar>
+              <w:top w:type="dxa" w:w="90"/>
+              <w:left w:type="dxa" w:w="110"/>
+              <w:bottom w:type="dxa" w:w="90"/>
+              <w:right w:type="dxa" w:w="110"/>
+            </w:tcMar>
+            <w:vAlign w:val="center"/>
+          </w:tcPr>
+          <w:p>
+            <w:pPr>
+              <w:bidi/>
+              <w:spacing w:after="0" w:before="0" w:line="300" w:lineRule="auto"/>
+              <w:jc w:val="start"/>
+            </w:pPr>
+            <w:r>
+              <w:rPr>
+                <w:rFonts w:ascii="Tahoma" w:cs="Tahoma" w:eastAsia="Tahoma" w:hAnsi="Tahoma"/>
+                <w:b w:val="false"/>
+                <w:bCs w:val="false"/>
+                <w:color w:val="5E6265"/>
+                <w:sz w:val="18"/>
+                <w:szCs w:val="18"/>
+                <w:rtl/>
+              </w:rPr>
+              <w:t xml:space="preserve">10,000</w:t>
+            </w:r>
+          </w:p>
+        </w:tc>
+        <w:tc>
+          <w:tcPr>
+            <w:tcW w:type="dxa" w:w="1700"/>
+            <w:tcBorders>
+              <w:top w:val="single" w:color="DEDFE1" w:sz="4"/>
+              <w:left w:val="single" w:color="DEDFE1" w:sz="4"/>
+              <w:bottom w:val="single" w:color="DEDFE1" w:sz="4"/>
+              <w:right w:val="single" w:color="DEDFE1" w:sz="4"/>
+            </w:tcBorders>
+            <w:tcMar>
+              <w:top w:type="dxa" w:w="90"/>
+              <w:left w:type="dxa" w:w="110"/>
+              <w:bottom w:type="dxa" w:w="90"/>
+              <w:right w:type="dxa" w:w="110"/>
+            </w:tcMar>
+            <w:vAlign w:val="center"/>
+          </w:tcPr>
+          <w:p>
+            <w:pPr>
+              <w:bidi/>
+              <w:spacing w:after="0" w:before="0" w:line="300" w:lineRule="auto"/>
+              <w:jc w:val="start"/>
+            </w:pPr>
+            <w:r>
+              <w:rPr>
+                <w:rFonts w:ascii="Tahoma" w:cs="Tahoma" w:eastAsia="Tahoma" w:hAnsi="Tahoma"/>
+                <w:b w:val="false"/>
+                <w:bCs w:val="false"/>
+                <w:color w:val="5E6265"/>
+                <w:sz w:val="18"/>
+                <w:szCs w:val="18"/>
+                <w:rtl/>
+              </w:rPr>
+              <w:t xml:space="preserve">6,900 ر.س</w:t>
+            </w:r>
+          </w:p>
+        </w:tc>
+        <w:tc>
+          <w:tcPr>
+            <w:tcW w:type="dxa" w:w="1900"/>
+            <w:tcBorders>
+              <w:top w:val="single" w:color="DEDFE1" w:sz="4"/>
+              <w:left w:val="single" w:color="DEDFE1" w:sz="4"/>
+              <w:bottom w:val="single" w:color="DEDFE1" w:sz="4"/>
+              <w:right w:val="single" w:color="DEDFE1" w:sz="4"/>
+            </w:tcBorders>
+            <w:tcMar>
+              <w:top w:type="dxa" w:w="90"/>
+              <w:left w:type="dxa" w:w="110"/>
+              <w:bottom w:type="dxa" w:w="90"/>
+              <w:right w:type="dxa" w:w="110"/>
+            </w:tcMar>
+            <w:vAlign w:val="center"/>
+          </w:tcPr>
+          <w:p>
+            <w:pPr>
+              <w:bidi/>
+              <w:spacing w:after="0" w:before="0" w:line="300" w:lineRule="auto"/>
+              <w:jc w:val="start"/>
+            </w:pPr>
+            <w:r>
+              <w:rPr>
+                <w:rFonts w:ascii="Tahoma" w:cs="Tahoma" w:eastAsia="Tahoma" w:hAnsi="Tahoma"/>
+                <w:b w:val="false"/>
+                <w:bCs w:val="false"/>
+                <w:color w:val="5E6265"/>
+                <w:sz w:val="18"/>
+                <w:szCs w:val="18"/>
+                <w:rtl/>
+              </w:rPr>
+              <w:t xml:space="preserve">0.69 ر.س</w:t>
+            </w:r>
+          </w:p>
+        </w:tc>
+        <w:tc>
+          <w:tcPr>
+            <w:tcW w:type="dxa" w:w="1798"/>
+            <w:tcBorders>
+              <w:top w:val="single" w:color="DEDFE1" w:sz="4"/>
+              <w:left w:val="single" w:color="DEDFE1" w:sz="4"/>
+              <w:bottom w:val="single" w:color="DEDFE1" w:sz="4"/>
+              <w:right w:val="single" w:color="DEDFE1" w:sz="4"/>
+            </w:tcBorders>
+            <w:tcMar>
+              <w:top w:type="dxa" w:w="90"/>
+              <w:left w:type="dxa" w:w="110"/>
+              <w:bottom w:type="dxa" w:w="90"/>
+              <w:right w:type="dxa" w:w="110"/>
+            </w:tcMar>
+            <w:vAlign w:val="center"/>
+          </w:tcPr>
+          <w:p>
+            <w:pPr>
+              <w:bidi/>
+              <w:spacing w:after="0" w:before="0" w:line="300" w:lineRule="auto"/>
+              <w:jc w:val="start"/>
+            </w:pPr>
+            <w:r>
+              <w:rPr>
+                <w:rFonts w:ascii="Tahoma" w:cs="Tahoma" w:eastAsia="Tahoma" w:hAnsi="Tahoma"/>
+                <w:b w:val="false"/>
+                <w:bCs w:val="false"/>
+                <w:color w:val="5E6265"/>
+                <w:sz w:val="18"/>
+                <w:szCs w:val="18"/>
+                <w:rtl/>
+              </w:rPr>
+              <w:t xml:space="preserve">‎24%‎</w:t>
+            </w:r>
+          </w:p>
+        </w:tc>
+      </w:tr>
+      <w:tr>
+        <w:tc>
+          <w:tcPr>
+            <w:tcW w:type="dxa" w:w="2900"/>
+            <w:tcBorders>
+              <w:top w:val="single" w:color="DEDFE1" w:sz="4"/>
+              <w:left w:val="single" w:color="DEDFE1" w:sz="4"/>
+              <w:bottom w:val="single" w:color="DEDFE1" w:sz="4"/>
+              <w:right w:val="single" w:color="DEDFE1" w:sz="4"/>
+            </w:tcBorders>
+            <w:shd w:fill="FAFAFB" w:color="auto" w:val="clear"/>
+            <w:tcMar>
+              <w:top w:type="dxa" w:w="90"/>
+              <w:left w:type="dxa" w:w="110"/>
+              <w:bottom w:type="dxa" w:w="90"/>
+              <w:right w:type="dxa" w:w="110"/>
+            </w:tcMar>
+            <w:vAlign w:val="center"/>
+          </w:tcPr>
+          <w:p>
+            <w:pPr>
+              <w:bidi/>
+              <w:spacing w:after="0" w:before="0" w:line="300" w:lineRule="auto"/>
+              <w:jc w:val="start"/>
+            </w:pPr>
+            <w:r>
+              <w:rPr>
+                <w:rFonts w:ascii="Tahoma" w:cs="Tahoma" w:eastAsia="Tahoma" w:hAnsi="Tahoma"/>
+                <w:b/>
+                <w:bCs/>
+                <w:color w:val="2B2E30"/>
+                <w:sz w:val="18"/>
+                <w:szCs w:val="18"/>
+                <w:rtl/>
+              </w:rPr>
+              <w:t xml:space="preserve">الإجمالي</w:t>
+            </w:r>
+          </w:p>
+        </w:tc>
+        <w:tc>
+          <w:tcPr>
+            <w:tcW w:type="dxa" w:w="1350"/>
+            <w:tcBorders>
+              <w:top w:val="single" w:color="DEDFE1" w:sz="4"/>
+              <w:left w:val="single" w:color="DEDFE1" w:sz="4"/>
+              <w:bottom w:val="single" w:color="DEDFE1" w:sz="4"/>
+              <w:right w:val="single" w:color="DEDFE1" w:sz="4"/>
+            </w:tcBorders>
+            <w:shd w:fill="FAFAFB" w:color="auto" w:val="clear"/>
+            <w:tcMar>
+              <w:top w:type="dxa" w:w="90"/>
+              <w:left w:type="dxa" w:w="110"/>
+              <w:bottom w:type="dxa" w:w="90"/>
+              <w:right w:type="dxa" w:w="110"/>
+            </w:tcMar>
+            <w:vAlign w:val="center"/>
+          </w:tcPr>
+          <w:p>
+            <w:pPr>
+              <w:bidi/>
+              <w:spacing w:after="0" w:before="0" w:line="300" w:lineRule="auto"/>
+              <w:jc w:val="start"/>
+            </w:pPr>
+            <w:r>
+              <w:rPr>
+                <w:rFonts w:ascii="Tahoma" w:cs="Tahoma" w:eastAsia="Tahoma" w:hAnsi="Tahoma"/>
+                <w:b w:val="false"/>
+                <w:bCs w:val="false"/>
+                <w:color w:val="5E6265"/>
+                <w:sz w:val="18"/>
+                <w:szCs w:val="18"/>
+                <w:rtl/>
+              </w:rPr>
+              <w:t xml:space="preserve">—</w:t>
+            </w:r>
+          </w:p>
+        </w:tc>
+        <w:tc>
+          <w:tcPr>
+            <w:tcW w:type="dxa" w:w="1700"/>
+            <w:tcBorders>
+              <w:top w:val="single" w:color="DEDFE1" w:sz="4"/>
+              <w:left w:val="single" w:color="DEDFE1" w:sz="4"/>
+              <w:bottom w:val="single" w:color="DEDFE1" w:sz="4"/>
+              <w:right w:val="single" w:color="DEDFE1" w:sz="4"/>
+            </w:tcBorders>
+            <w:shd w:fill="FAFAFB" w:color="auto" w:val="clear"/>
+            <w:tcMar>
+              <w:top w:type="dxa" w:w="90"/>
+              <w:left w:type="dxa" w:w="110"/>
+              <w:bottom w:type="dxa" w:w="90"/>
+              <w:right w:type="dxa" w:w="110"/>
+            </w:tcMar>
+            <w:vAlign w:val="center"/>
+          </w:tcPr>
+          <w:p>
+            <w:pPr>
+              <w:bidi/>
+              <w:spacing w:after="0" w:before="0" w:line="300" w:lineRule="auto"/>
+              <w:jc w:val="start"/>
+            </w:pPr>
+            <w:r>
+              <w:rPr>
+                <w:rFonts w:ascii="Tahoma" w:cs="Tahoma" w:eastAsia="Tahoma" w:hAnsi="Tahoma"/>
+                <w:b/>
+                <w:bCs/>
+                <w:color w:val="5E6265"/>
+                <w:sz w:val="18"/>
+                <w:szCs w:val="18"/>
+                <w:rtl/>
+              </w:rPr>
+              <w:t xml:space="preserve">28,807 ر.س</w:t>
+            </w:r>
+          </w:p>
+        </w:tc>
+        <w:tc>
+          <w:tcPr>
+            <w:tcW w:type="dxa" w:w="1900"/>
+            <w:tcBorders>
+              <w:top w:val="single" w:color="DEDFE1" w:sz="4"/>
+              <w:left w:val="single" w:color="DEDFE1" w:sz="4"/>
+              <w:bottom w:val="single" w:color="DEDFE1" w:sz="4"/>
+              <w:right w:val="single" w:color="DEDFE1" w:sz="4"/>
+            </w:tcBorders>
+            <w:shd w:fill="FAFAFB" w:color="auto" w:val="clear"/>
+            <w:tcMar>
+              <w:top w:type="dxa" w:w="90"/>
+              <w:left w:type="dxa" w:w="110"/>
+              <w:bottom w:type="dxa" w:w="90"/>
+              <w:right w:type="dxa" w:w="110"/>
+            </w:tcMar>
+            <w:vAlign w:val="center"/>
+          </w:tcPr>
+          <w:p>
+            <w:pPr>
+              <w:bidi/>
+              <w:spacing w:after="0" w:before="0" w:line="300" w:lineRule="auto"/>
+              <w:jc w:val="start"/>
+            </w:pPr>
+            <w:r>
+              <w:rPr>
+                <w:rFonts w:ascii="Tahoma" w:cs="Tahoma" w:eastAsia="Tahoma" w:hAnsi="Tahoma"/>
+                <w:b w:val="false"/>
+                <w:bCs w:val="false"/>
+                <w:color w:val="5E6265"/>
+                <w:sz w:val="18"/>
+                <w:szCs w:val="18"/>
+                <w:rtl/>
+              </w:rPr>
+              <w:t xml:space="preserve">3,201 ر.س / محطة</w:t>
+            </w:r>
+          </w:p>
+        </w:tc>
+        <w:tc>
+          <w:tcPr>
+            <w:tcW w:type="dxa" w:w="1798"/>
+            <w:tcBorders>
+              <w:top w:val="single" w:color="DEDFE1" w:sz="4"/>
+              <w:left w:val="single" w:color="DEDFE1" w:sz="4"/>
+              <w:bottom w:val="single" w:color="DEDFE1" w:sz="4"/>
+              <w:right w:val="single" w:color="DEDFE1" w:sz="4"/>
+            </w:tcBorders>
+            <w:shd w:fill="FAFAFB" w:color="auto" w:val="clear"/>
+            <w:tcMar>
+              <w:top w:type="dxa" w:w="90"/>
+              <w:left w:type="dxa" w:w="110"/>
+              <w:bottom w:type="dxa" w:w="90"/>
+              <w:right w:type="dxa" w:w="110"/>
+            </w:tcMar>
+            <w:vAlign w:val="center"/>
+          </w:tcPr>
+          <w:p>
+            <w:pPr>
+              <w:bidi/>
+              <w:spacing w:after="0" w:before="0" w:line="300" w:lineRule="auto"/>
+              <w:jc w:val="start"/>
+            </w:pPr>
+            <w:r>
+              <w:rPr>
+                <w:rFonts w:ascii="Tahoma" w:cs="Tahoma" w:eastAsia="Tahoma" w:hAnsi="Tahoma"/>
+                <w:b w:val="false"/>
+                <w:bCs w:val="false"/>
+                <w:color w:val="5E6265"/>
+                <w:sz w:val="18"/>
+                <w:szCs w:val="18"/>
+                <w:rtl/>
+              </w:rPr>
+              <w:t xml:space="preserve">‎100%‎</w:t>
+            </w:r>
+          </w:p>
+        </w:tc>
+      </w:tr>
+    </w:tbl>
+    <w:p>
+      <w:pPr>
+        <w:spacing w:after="120"/>
+      </w:pPr>
+    </w:p>
+    <w:p>
+      <w:pPr>
+        <w:keepNext/>
+        <w:bidi/>
+        <w:spacing w:after="70" w:before="150" w:line="300" w:lineRule="auto"/>
+        <w:jc w:val="start"/>
+      </w:pPr>
+      <w:r>
+        <w:rPr>
+          <w:rFonts w:ascii="DIN Next LT Arabic" w:cs="DIN Next LT Arabic" w:eastAsia="DIN Next LT Arabic" w:hAnsi="DIN Next LT Arabic"/>
+          <w:b/>
+          <w:bCs/>
+          <w:color w:val="2B2E30"/>
+          <w:sz w:val="22"/>
+          <w:szCs w:val="22"/>
+          <w:rtl/>
+        </w:rPr>
+        <w:t xml:space="preserve">المستهدفات وما تحقق منها</w:t>
+      </w:r>
+    </w:p>
+    <w:tbl>
+      <w:tblPr>
+        <w:bidiVisual/>
+        <w:tblW w:type="dxa" w:w="9648"/>
+        <w:tblBorders>
+          <w:top w:val="single" w:color="auto" w:sz="4"/>
+          <w:left w:val="single" w:color="auto" w:sz="4"/>
+          <w:bottom w:val="single" w:color="auto" w:sz="4"/>
+          <w:right w:val="single" w:color="auto" w:sz="4"/>
+          <w:insideH w:val="single" w:color="auto" w:sz="4"/>
+          <w:insideV w:val="single" w:color="auto" w:sz="4"/>
+        </w:tblBorders>
+      </w:tblPr>
+      <w:tblGrid>
+        <w:gridCol w:w="3400"/>
+        <w:gridCol w:w="1450"/>
+        <w:gridCol w:w="1450"/>
+        <w:gridCol w:w="1600"/>
+        <w:gridCol w:w="1748"/>
+      </w:tblGrid>
+      <w:tr>
+        <w:trPr>
+          <w:tblHeader/>
+        </w:trPr>
+        <w:tc>
+          <w:tcPr>
+            <w:tcW w:type="dxa" w:w="3400"/>
+            <w:tcBorders>
+              <w:top w:val="single" w:color="DEDFE1" w:sz="4"/>
+              <w:left w:val="single" w:color="DEDFE1" w:sz="4"/>
+              <w:bottom w:val="single" w:color="DEDFE1" w:sz="4"/>
+              <w:right w:val="single" w:color="DEDFE1" w:sz="4"/>
+            </w:tcBorders>
+            <w:shd w:fill="F1F2F3" w:color="auto" w:val="clear"/>
+            <w:tcMar>
+              <w:top w:type="dxa" w:w="90"/>
+              <w:left w:type="dxa" w:w="110"/>
+              <w:bottom w:type="dxa" w:w="90"/>
+              <w:right w:type="dxa" w:w="110"/>
+            </w:tcMar>
+            <w:vAlign w:val="center"/>
+          </w:tcPr>
+          <w:p>
+            <w:pPr>
+              <w:bidi/>
+              <w:spacing w:after="0" w:before="0" w:line="300" w:lineRule="auto"/>
+              <w:jc w:val="start"/>
+            </w:pPr>
+            <w:r>
+              <w:rPr>
+                <w:rFonts w:ascii="DIN Next LT Arabic" w:cs="DIN Next LT Arabic" w:eastAsia="DIN Next LT Arabic" w:hAnsi="DIN Next LT Arabic"/>
+                <w:b/>
+                <w:bCs/>
+                <w:color w:val="5E6265"/>
+                <w:sz w:val="17"/>
+                <w:szCs w:val="17"/>
+                <w:rtl/>
+              </w:rPr>
+              <w:t xml:space="preserve">المؤشر</w:t>
+            </w:r>
+          </w:p>
+        </w:tc>
+        <w:tc>
+          <w:tcPr>
+            <w:tcW w:type="dxa" w:w="1450"/>
+            <w:tcBorders>
+              <w:top w:val="single" w:color="DEDFE1" w:sz="4"/>
+              <w:left w:val="single" w:color="DEDFE1" w:sz="4"/>
+              <w:bottom w:val="single" w:color="DEDFE1" w:sz="4"/>
+              <w:right w:val="single" w:color="DEDFE1" w:sz="4"/>
+            </w:tcBorders>
+            <w:shd w:fill="F1F2F3" w:color="auto" w:val="clear"/>
+            <w:tcMar>
+              <w:top w:type="dxa" w:w="90"/>
+              <w:left w:type="dxa" w:w="110"/>
+              <w:bottom w:type="dxa" w:w="90"/>
+              <w:right w:type="dxa" w:w="110"/>
+            </w:tcMar>
+            <w:vAlign w:val="center"/>
+          </w:tcPr>
+          <w:p>
+            <w:pPr>
+              <w:bidi/>
+              <w:spacing w:after="0" w:before="0" w:line="300" w:lineRule="auto"/>
+              <w:jc w:val="start"/>
+            </w:pPr>
+            <w:r>
+              <w:rPr>
+                <w:rFonts w:ascii="DIN Next LT Arabic" w:cs="DIN Next LT Arabic" w:eastAsia="DIN Next LT Arabic" w:hAnsi="DIN Next LT Arabic"/>
+                <w:b/>
+                <w:bCs/>
+                <w:color w:val="5E6265"/>
+                <w:sz w:val="17"/>
+                <w:szCs w:val="17"/>
+                <w:rtl/>
+              </w:rPr>
+              <w:t xml:space="preserve">المستهدف</w:t>
+            </w:r>
+          </w:p>
+        </w:tc>
+        <w:tc>
+          <w:tcPr>
+            <w:tcW w:type="dxa" w:w="1450"/>
+            <w:tcBorders>
+              <w:top w:val="single" w:color="DEDFE1" w:sz="4"/>
+              <w:left w:val="single" w:color="DEDFE1" w:sz="4"/>
+              <w:bottom w:val="single" w:color="DEDFE1" w:sz="4"/>
+              <w:right w:val="single" w:color="DEDFE1" w:sz="4"/>
+            </w:tcBorders>
+            <w:shd w:fill="F1F2F3" w:color="auto" w:val="clear"/>
+            <w:tcMar>
+              <w:top w:type="dxa" w:w="90"/>
+              <w:left w:type="dxa" w:w="110"/>
+              <w:bottom w:type="dxa" w:w="90"/>
+              <w:right w:type="dxa" w:w="110"/>
+            </w:tcMar>
+            <w:vAlign w:val="center"/>
+          </w:tcPr>
+          <w:p>
+            <w:pPr>
+              <w:bidi/>
+              <w:spacing w:after="0" w:before="0" w:line="300" w:lineRule="auto"/>
+              <w:jc w:val="start"/>
+            </w:pPr>
+            <w:r>
+              <w:rPr>
+                <w:rFonts w:ascii="DIN Next LT Arabic" w:cs="DIN Next LT Arabic" w:eastAsia="DIN Next LT Arabic" w:hAnsi="DIN Next LT Arabic"/>
+                <w:b/>
+                <w:bCs/>
+                <w:color w:val="5E6265"/>
+                <w:sz w:val="17"/>
+                <w:szCs w:val="17"/>
+                <w:rtl/>
+              </w:rPr>
+              <w:t xml:space="preserve">المتحقق</w:t>
+            </w:r>
+          </w:p>
+        </w:tc>
+        <w:tc>
+          <w:tcPr>
+            <w:tcW w:type="dxa" w:w="1600"/>
+            <w:tcBorders>
+              <w:top w:val="single" w:color="DEDFE1" w:sz="4"/>
+              <w:left w:val="single" w:color="DEDFE1" w:sz="4"/>
+              <w:bottom w:val="single" w:color="DEDFE1" w:sz="4"/>
+              <w:right w:val="single" w:color="DEDFE1" w:sz="4"/>
+            </w:tcBorders>
+            <w:shd w:fill="F1F2F3" w:color="auto" w:val="clear"/>
+            <w:tcMar>
+              <w:top w:type="dxa" w:w="90"/>
+              <w:left w:type="dxa" w:w="110"/>
+              <w:bottom w:type="dxa" w:w="90"/>
+              <w:right w:type="dxa" w:w="110"/>
+            </w:tcMar>
+            <w:vAlign w:val="center"/>
+          </w:tcPr>
+          <w:p>
+            <w:pPr>
+              <w:bidi/>
+              <w:spacing w:after="0" w:before="0" w:line="300" w:lineRule="auto"/>
+              <w:jc w:val="start"/>
+            </w:pPr>
+            <w:r>
+              <w:rPr>
+                <w:rFonts w:ascii="DIN Next LT Arabic" w:cs="DIN Next LT Arabic" w:eastAsia="DIN Next LT Arabic" w:hAnsi="DIN Next LT Arabic"/>
+                <w:b/>
+                <w:bCs/>
+                <w:color w:val="5E6265"/>
+                <w:sz w:val="17"/>
+                <w:szCs w:val="17"/>
+                <w:rtl/>
+              </w:rPr>
+              <w:t xml:space="preserve">نسبة الإنجاز</w:t>
+            </w:r>
+          </w:p>
+        </w:tc>
+        <w:tc>
+          <w:tcPr>
+            <w:tcW w:type="dxa" w:w="1748"/>
+            <w:tcBorders>
+              <w:top w:val="single" w:color="DEDFE1" w:sz="4"/>
+              <w:left w:val="single" w:color="DEDFE1" w:sz="4"/>
+              <w:bottom w:val="single" w:color="DEDFE1" w:sz="4"/>
+              <w:right w:val="single" w:color="DEDFE1" w:sz="4"/>
+            </w:tcBorders>
+            <w:shd w:fill="F1F2F3" w:color="auto" w:val="clear"/>
+            <w:tcMar>
+              <w:top w:type="dxa" w:w="90"/>
+              <w:left w:type="dxa" w:w="110"/>
+              <w:bottom w:type="dxa" w:w="90"/>
+              <w:right w:type="dxa" w:w="110"/>
+            </w:tcMar>
+            <w:vAlign w:val="center"/>
+          </w:tcPr>
+          <w:p>
+            <w:pPr>
+              <w:bidi/>
+              <w:spacing w:after="0" w:before="0" w:line="300" w:lineRule="auto"/>
+              <w:jc w:val="start"/>
+            </w:pPr>
+            <w:r>
+              <w:rPr>
+                <w:rFonts w:ascii="DIN Next LT Arabic" w:cs="DIN Next LT Arabic" w:eastAsia="DIN Next LT Arabic" w:hAnsi="DIN Next LT Arabic"/>
+                <w:b/>
+                <w:bCs/>
+                <w:color w:val="5E6265"/>
+                <w:sz w:val="17"/>
+                <w:szCs w:val="17"/>
+                <w:rtl/>
+              </w:rPr>
+              <w:t xml:space="preserve">الحالة</w:t>
+            </w:r>
+          </w:p>
+        </w:tc>
+      </w:tr>
+      <w:tr>
+        <w:tc>
+          <w:tcPr>
+            <w:tcW w:type="dxa" w:w="3400"/>
+            <w:tcBorders>
+              <w:top w:val="single" w:color="DEDFE1" w:sz="4"/>
+              <w:left w:val="single" w:color="DEDFE1" w:sz="4"/>
+              <w:bottom w:val="single" w:color="DEDFE1" w:sz="4"/>
+              <w:right w:val="single" w:color="DEDFE1" w:sz="4"/>
+            </w:tcBorders>
+            <w:tcMar>
+              <w:top w:type="dxa" w:w="90"/>
+              <w:left w:type="dxa" w:w="110"/>
+              <w:bottom w:type="dxa" w:w="90"/>
+              <w:right w:type="dxa" w:w="110"/>
+            </w:tcMar>
+            <w:vAlign w:val="center"/>
+          </w:tcPr>
+          <w:p>
+            <w:pPr>
+              <w:bidi/>
+              <w:spacing w:after="0" w:before="0" w:line="300" w:lineRule="auto"/>
+              <w:jc w:val="start"/>
+            </w:pPr>
+            <w:r>
+              <w:rPr>
+                <w:rFonts w:ascii="Tahoma" w:cs="Tahoma" w:eastAsia="Tahoma" w:hAnsi="Tahoma"/>
+                <w:b/>
+                <w:bCs/>
+                <w:color w:val="2B2E30"/>
+                <w:sz w:val="18"/>
+                <w:szCs w:val="18"/>
+                <w:rtl/>
+              </w:rPr>
+              <w:t xml:space="preserve">التغطية الميدانية (محطات)</w:t>
+            </w:r>
+          </w:p>
+        </w:tc>
+        <w:tc>
+          <w:tcPr>
+            <w:tcW w:type="dxa" w:w="1450"/>
+            <w:tcBorders>
+              <w:top w:val="single" w:color="DEDFE1" w:sz="4"/>
+              <w:left w:val="single" w:color="DEDFE1" w:sz="4"/>
+              <w:bottom w:val="single" w:color="DEDFE1" w:sz="4"/>
+              <w:right w:val="single" w:color="DEDFE1" w:sz="4"/>
+            </w:tcBorders>
+            <w:tcMar>
+              <w:top w:type="dxa" w:w="90"/>
+              <w:left w:type="dxa" w:w="110"/>
+              <w:bottom w:type="dxa" w:w="90"/>
+              <w:right w:type="dxa" w:w="110"/>
+            </w:tcMar>
+            <w:vAlign w:val="center"/>
+          </w:tcPr>
+          <w:p>
+            <w:pPr>
+              <w:bidi/>
+              <w:spacing w:after="0" w:before="0" w:line="300" w:lineRule="auto"/>
+              <w:jc w:val="start"/>
+            </w:pPr>
+            <w:r>
+              <w:rPr>
+                <w:rFonts w:ascii="Tahoma" w:cs="Tahoma" w:eastAsia="Tahoma" w:hAnsi="Tahoma"/>
+                <w:b w:val="false"/>
+                <w:bCs w:val="false"/>
+                <w:color w:val="5E6265"/>
+                <w:sz w:val="18"/>
+                <w:szCs w:val="18"/>
+                <w:rtl/>
+              </w:rPr>
+              <w:t xml:space="preserve">9</w:t>
+            </w:r>
+          </w:p>
+        </w:tc>
+        <w:tc>
+          <w:tcPr>
+            <w:tcW w:type="dxa" w:w="1450"/>
+            <w:tcBorders>
+              <w:top w:val="single" w:color="DEDFE1" w:sz="4"/>
+              <w:left w:val="single" w:color="DEDFE1" w:sz="4"/>
+              <w:bottom w:val="single" w:color="DEDFE1" w:sz="4"/>
+              <w:right w:val="single" w:color="DEDFE1" w:sz="4"/>
+            </w:tcBorders>
+            <w:tcMar>
+              <w:top w:type="dxa" w:w="90"/>
+              <w:left w:type="dxa" w:w="110"/>
+              <w:bottom w:type="dxa" w:w="90"/>
+              <w:right w:type="dxa" w:w="110"/>
+            </w:tcMar>
+            <w:vAlign w:val="center"/>
+          </w:tcPr>
+          <w:p>
+            <w:pPr>
+              <w:bidi/>
+              <w:spacing w:after="0" w:before="0" w:line="300" w:lineRule="auto"/>
+              <w:jc w:val="start"/>
+            </w:pPr>
+            <w:r>
+              <w:rPr>
+                <w:rFonts w:ascii="Tahoma" w:cs="Tahoma" w:eastAsia="Tahoma" w:hAnsi="Tahoma"/>
+                <w:b w:val="false"/>
+                <w:bCs w:val="false"/>
+                <w:color w:val="5E6265"/>
+                <w:sz w:val="18"/>
+                <w:szCs w:val="18"/>
+                <w:rtl/>
+              </w:rPr>
+              <w:t xml:space="preserve">9</w:t>
+            </w:r>
+          </w:p>
+        </w:tc>
+        <w:tc>
+          <w:tcPr>
+            <w:tcW w:type="dxa" w:w="1600"/>
+            <w:tcBorders>
+              <w:top w:val="single" w:color="DEDFE1" w:sz="4"/>
+              <w:left w:val="single" w:color="DEDFE1" w:sz="4"/>
+              <w:bottom w:val="single" w:color="DEDFE1" w:sz="4"/>
+              <w:right w:val="single" w:color="DEDFE1" w:sz="4"/>
+            </w:tcBorders>
+            <w:tcMar>
+              <w:top w:type="dxa" w:w="90"/>
+              <w:left w:type="dxa" w:w="110"/>
+              <w:bottom w:type="dxa" w:w="90"/>
+              <w:right w:type="dxa" w:w="110"/>
+            </w:tcMar>
+            <w:vAlign w:val="center"/>
+          </w:tcPr>
+          <w:p>
+            <w:pPr>
+              <w:bidi/>
+              <w:spacing w:after="0" w:before="0" w:line="300" w:lineRule="auto"/>
+              <w:jc w:val="start"/>
+            </w:pPr>
+            <w:r>
+              <w:rPr>
+                <w:rFonts w:ascii="Tahoma" w:cs="Tahoma" w:eastAsia="Tahoma" w:hAnsi="Tahoma"/>
+                <w:b/>
+                <w:bCs/>
+                <w:color w:val="5E6265"/>
+                <w:sz w:val="18"/>
+                <w:szCs w:val="18"/>
+                <w:rtl/>
+              </w:rPr>
+              <w:t xml:space="preserve">‎100%‎</w:t>
+            </w:r>
+          </w:p>
+        </w:tc>
+        <w:tc>
+          <w:tcPr>
+            <w:tcW w:type="dxa" w:w="1748"/>
+            <w:tcBorders>
+              <w:top w:val="single" w:color="DEDFE1" w:sz="4"/>
+              <w:left w:val="single" w:color="DEDFE1" w:sz="4"/>
+              <w:bottom w:val="single" w:color="DEDFE1" w:sz="4"/>
+              <w:right w:val="single" w:color="DEDFE1" w:sz="4"/>
+            </w:tcBorders>
+            <w:shd w:fill="E7F3EC" w:color="auto" w:val="clear"/>
+            <w:tcMar>
+              <w:top w:type="dxa" w:w="90"/>
+              <w:left w:type="dxa" w:w="110"/>
+              <w:bottom w:type="dxa" w:w="90"/>
+              <w:right w:type="dxa" w:w="110"/>
+            </w:tcMar>
+            <w:vAlign w:val="center"/>
+          </w:tcPr>
+          <w:p>
+            <w:pPr>
+              <w:bidi/>
+              <w:spacing w:after="0" w:before="0" w:line="300" w:lineRule="auto"/>
+              <w:jc w:val="start"/>
+            </w:pPr>
+            <w:r>
+              <w:rPr>
+                <w:rFonts w:ascii="Tahoma" w:cs="Tahoma" w:eastAsia="Tahoma" w:hAnsi="Tahoma"/>
+                <w:b/>
+                <w:bCs/>
+                <w:color w:val="1B7A4B"/>
+                <w:sz w:val="18"/>
+                <w:szCs w:val="18"/>
+                <w:rtl/>
+              </w:rPr>
+              <w:t xml:space="preserve">✔ تحقق</w:t>
+            </w:r>
+          </w:p>
+        </w:tc>
+      </w:tr>
+      <w:tr>
+        <w:tc>
+          <w:tcPr>
+            <w:tcW w:type="dxa" w:w="3400"/>
+            <w:tcBorders>
+              <w:top w:val="single" w:color="DEDFE1" w:sz="4"/>
+              <w:left w:val="single" w:color="DEDFE1" w:sz="4"/>
+              <w:bottom w:val="single" w:color="DEDFE1" w:sz="4"/>
+              <w:right w:val="single" w:color="DEDFE1" w:sz="4"/>
+            </w:tcBorders>
+            <w:shd w:fill="FAFAFB" w:color="auto" w:val="clear"/>
+            <w:tcMar>
+              <w:top w:type="dxa" w:w="90"/>
+              <w:left w:type="dxa" w:w="110"/>
+              <w:bottom w:type="dxa" w:w="90"/>
+              <w:right w:type="dxa" w:w="110"/>
+            </w:tcMar>
+            <w:vAlign w:val="center"/>
+          </w:tcPr>
+          <w:p>
+            <w:pPr>
+              <w:bidi/>
+              <w:spacing w:after="0" w:before="0" w:line="300" w:lineRule="auto"/>
+              <w:jc w:val="start"/>
+            </w:pPr>
+            <w:r>
+              <w:rPr>
+                <w:rFonts w:ascii="Tahoma" w:cs="Tahoma" w:eastAsia="Tahoma" w:hAnsi="Tahoma"/>
+                <w:b/>
+                <w:bCs/>
+                <w:color w:val="2B2E30"/>
+                <w:sz w:val="18"/>
+                <w:szCs w:val="18"/>
+                <w:rtl/>
+              </w:rPr>
+              <w:t xml:space="preserve">الوصول / المشاهدات</w:t>
+            </w:r>
+          </w:p>
+        </w:tc>
+        <w:tc>
+          <w:tcPr>
+            <w:tcW w:type="dxa" w:w="1450"/>
+            <w:tcBorders>
+              <w:top w:val="single" w:color="DEDFE1" w:sz="4"/>
+              <w:left w:val="single" w:color="DEDFE1" w:sz="4"/>
+              <w:bottom w:val="single" w:color="DEDFE1" w:sz="4"/>
+              <w:right w:val="single" w:color="DEDFE1" w:sz="4"/>
+            </w:tcBorders>
+            <w:shd w:fill="FAFAFB" w:color="auto" w:val="clear"/>
+            <w:tcMar>
+              <w:top w:type="dxa" w:w="90"/>
+              <w:left w:type="dxa" w:w="110"/>
+              <w:bottom w:type="dxa" w:w="90"/>
+              <w:right w:type="dxa" w:w="110"/>
+            </w:tcMar>
+            <w:vAlign w:val="center"/>
+          </w:tcPr>
+          <w:p>
+            <w:pPr>
+              <w:bidi/>
+              <w:spacing w:after="0" w:before="0" w:line="300" w:lineRule="auto"/>
+              <w:jc w:val="start"/>
+            </w:pPr>
+            <w:r>
+              <w:rPr>
+                <w:rFonts w:ascii="Tahoma" w:cs="Tahoma" w:eastAsia="Tahoma" w:hAnsi="Tahoma"/>
+                <w:b w:val="false"/>
+                <w:bCs w:val="false"/>
+                <w:color w:val="5E6265"/>
+                <w:sz w:val="18"/>
+                <w:szCs w:val="18"/>
+                <w:rtl/>
+              </w:rPr>
+              <w:t xml:space="preserve">لم يُحدَّد</w:t>
+            </w:r>
+          </w:p>
+        </w:tc>
+        <w:tc>
+          <w:tcPr>
+            <w:tcW w:type="dxa" w:w="1450"/>
+            <w:tcBorders>
+              <w:top w:val="single" w:color="DEDFE1" w:sz="4"/>
+              <w:left w:val="single" w:color="DEDFE1" w:sz="4"/>
+              <w:bottom w:val="single" w:color="DEDFE1" w:sz="4"/>
+              <w:right w:val="single" w:color="DEDFE1" w:sz="4"/>
+            </w:tcBorders>
+            <w:shd w:fill="FAFAFB" w:color="auto" w:val="clear"/>
+            <w:tcMar>
+              <w:top w:type="dxa" w:w="90"/>
+              <w:left w:type="dxa" w:w="110"/>
+              <w:bottom w:type="dxa" w:w="90"/>
+              <w:right w:type="dxa" w:w="110"/>
+            </w:tcMar>
+            <w:vAlign w:val="center"/>
+          </w:tcPr>
+          <w:p>
+            <w:pPr>
+              <w:bidi/>
+              <w:spacing w:after="0" w:before="0" w:line="300" w:lineRule="auto"/>
+              <w:jc w:val="start"/>
+            </w:pPr>
+            <w:r>
+              <w:rPr>
+                <w:rFonts w:ascii="Tahoma" w:cs="Tahoma" w:eastAsia="Tahoma" w:hAnsi="Tahoma"/>
+                <w:b w:val="false"/>
+                <w:bCs w:val="false"/>
+                <w:color w:val="5E6265"/>
+                <w:sz w:val="18"/>
+                <w:szCs w:val="18"/>
+                <w:rtl/>
+              </w:rPr>
+              <w:t xml:space="preserve">غير مُقاس</w:t>
+            </w:r>
+          </w:p>
+        </w:tc>
+        <w:tc>
+          <w:tcPr>
+            <w:tcW w:type="dxa" w:w="1600"/>
+            <w:tcBorders>
+              <w:top w:val="single" w:color="DEDFE1" w:sz="4"/>
+              <w:left w:val="single" w:color="DEDFE1" w:sz="4"/>
+              <w:bottom w:val="single" w:color="DEDFE1" w:sz="4"/>
+              <w:right w:val="single" w:color="DEDFE1" w:sz="4"/>
+            </w:tcBorders>
+            <w:shd w:fill="FAFAFB" w:color="auto" w:val="clear"/>
+            <w:tcMar>
+              <w:top w:type="dxa" w:w="90"/>
+              <w:left w:type="dxa" w:w="110"/>
+              <w:bottom w:type="dxa" w:w="90"/>
+              <w:right w:type="dxa" w:w="110"/>
+            </w:tcMar>
+            <w:vAlign w:val="center"/>
+          </w:tcPr>
+          <w:p>
+            <w:pPr>
+              <w:bidi/>
+              <w:spacing w:after="0" w:before="0" w:line="300" w:lineRule="auto"/>
+              <w:jc w:val="start"/>
+            </w:pPr>
+            <w:r>
+              <w:rPr>
+                <w:rFonts w:ascii="Tahoma" w:cs="Tahoma" w:eastAsia="Tahoma" w:hAnsi="Tahoma"/>
+                <w:b/>
+                <w:bCs/>
+                <w:color w:val="5E6265"/>
+                <w:sz w:val="18"/>
+                <w:szCs w:val="18"/>
+                <w:rtl/>
+              </w:rPr>
+              <w:t xml:space="preserve">—</w:t>
+            </w:r>
+          </w:p>
+        </w:tc>
+        <w:tc>
+          <w:tcPr>
+            <w:tcW w:type="dxa" w:w="1748"/>
+            <w:tcBorders>
+              <w:top w:val="single" w:color="DEDFE1" w:sz="4"/>
+              <w:left w:val="single" w:color="DEDFE1" w:sz="4"/>
+              <w:bottom w:val="single" w:color="DEDFE1" w:sz="4"/>
+              <w:right w:val="single" w:color="DEDFE1" w:sz="4"/>
+            </w:tcBorders>
+            <w:shd w:fill="F1F2F3" w:color="auto" w:val="clear"/>
+            <w:tcMar>
+              <w:top w:type="dxa" w:w="90"/>
+              <w:left w:type="dxa" w:w="110"/>
+              <w:bottom w:type="dxa" w:w="90"/>
+              <w:right w:type="dxa" w:w="110"/>
+            </w:tcMar>
+            <w:vAlign w:val="center"/>
+          </w:tcPr>
+          <w:p>
+            <w:pPr>
+              <w:bidi/>
+              <w:spacing w:after="0" w:before="0" w:line="300" w:lineRule="auto"/>
+              <w:jc w:val="start"/>
+            </w:pPr>
+            <w:r>
+              <w:rPr>
+                <w:rFonts w:ascii="Tahoma" w:cs="Tahoma" w:eastAsia="Tahoma" w:hAnsi="Tahoma"/>
+                <w:b/>
+                <w:bCs/>
+                <w:color w:val="8E9295"/>
+                <w:sz w:val="18"/>
+                <w:szCs w:val="18"/>
+                <w:rtl/>
+              </w:rPr>
+              <w:t xml:space="preserve">غير مُقاس</w:t>
+            </w:r>
+          </w:p>
+        </w:tc>
+      </w:tr>
+      <w:tr>
+        <w:tc>
+          <w:tcPr>
+            <w:tcW w:type="dxa" w:w="3400"/>
+            <w:tcBorders>
+              <w:top w:val="single" w:color="DEDFE1" w:sz="4"/>
+              <w:left w:val="single" w:color="DEDFE1" w:sz="4"/>
+              <w:bottom w:val="single" w:color="DEDFE1" w:sz="4"/>
+              <w:right w:val="single" w:color="DEDFE1" w:sz="4"/>
+            </w:tcBorders>
+            <w:tcMar>
+              <w:top w:type="dxa" w:w="90"/>
+              <w:left w:type="dxa" w:w="110"/>
+              <w:bottom w:type="dxa" w:w="90"/>
+              <w:right w:type="dxa" w:w="110"/>
+            </w:tcMar>
+            <w:vAlign w:val="center"/>
+          </w:tcPr>
+          <w:p>
+            <w:pPr>
+              <w:bidi/>
+              <w:spacing w:after="0" w:before="0" w:line="300" w:lineRule="auto"/>
+              <w:jc w:val="start"/>
+            </w:pPr>
+            <w:r>
+              <w:rPr>
+                <w:rFonts w:ascii="Tahoma" w:cs="Tahoma" w:eastAsia="Tahoma" w:hAnsi="Tahoma"/>
+                <w:b/>
+                <w:bCs/>
+                <w:color w:val="2B2E30"/>
+                <w:sz w:val="18"/>
+                <w:szCs w:val="18"/>
+                <w:rtl/>
+              </w:rPr>
+              <w:t xml:space="preserve">التفاعلات</w:t>
+            </w:r>
+          </w:p>
+        </w:tc>
+        <w:tc>
+          <w:tcPr>
+            <w:tcW w:type="dxa" w:w="1450"/>
+            <w:tcBorders>
+              <w:top w:val="single" w:color="DEDFE1" w:sz="4"/>
+              <w:left w:val="single" w:color="DEDFE1" w:sz="4"/>
+              <w:bottom w:val="single" w:color="DEDFE1" w:sz="4"/>
+              <w:right w:val="single" w:color="DEDFE1" w:sz="4"/>
+            </w:tcBorders>
+            <w:tcMar>
+              <w:top w:type="dxa" w:w="90"/>
+              <w:left w:type="dxa" w:w="110"/>
+              <w:bottom w:type="dxa" w:w="90"/>
+              <w:right w:type="dxa" w:w="110"/>
+            </w:tcMar>
+            <w:vAlign w:val="center"/>
+          </w:tcPr>
+          <w:p>
+            <w:pPr>
+              <w:bidi/>
+              <w:spacing w:after="0" w:before="0" w:line="300" w:lineRule="auto"/>
+              <w:jc w:val="start"/>
+            </w:pPr>
+            <w:r>
+              <w:rPr>
+                <w:rFonts w:ascii="Tahoma" w:cs="Tahoma" w:eastAsia="Tahoma" w:hAnsi="Tahoma"/>
+                <w:b w:val="false"/>
+                <w:bCs w:val="false"/>
+                <w:color w:val="5E6265"/>
+                <w:sz w:val="18"/>
+                <w:szCs w:val="18"/>
+                <w:rtl/>
+              </w:rPr>
+              <w:t xml:space="preserve">لم يُحدَّد</w:t>
+            </w:r>
+          </w:p>
+        </w:tc>
+        <w:tc>
+          <w:tcPr>
+            <w:tcW w:type="dxa" w:w="1450"/>
+            <w:tcBorders>
+              <w:top w:val="single" w:color="DEDFE1" w:sz="4"/>
+              <w:left w:val="single" w:color="DEDFE1" w:sz="4"/>
+              <w:bottom w:val="single" w:color="DEDFE1" w:sz="4"/>
+              <w:right w:val="single" w:color="DEDFE1" w:sz="4"/>
+            </w:tcBorders>
+            <w:tcMar>
+              <w:top w:type="dxa" w:w="90"/>
+              <w:left w:type="dxa" w:w="110"/>
+              <w:bottom w:type="dxa" w:w="90"/>
+              <w:right w:type="dxa" w:w="110"/>
+            </w:tcMar>
+            <w:vAlign w:val="center"/>
+          </w:tcPr>
+          <w:p>
+            <w:pPr>
+              <w:bidi/>
+              <w:spacing w:after="0" w:before="0" w:line="300" w:lineRule="auto"/>
+              <w:jc w:val="start"/>
+            </w:pPr>
+            <w:r>
+              <w:rPr>
+                <w:rFonts w:ascii="Tahoma" w:cs="Tahoma" w:eastAsia="Tahoma" w:hAnsi="Tahoma"/>
+                <w:b w:val="false"/>
+                <w:bCs w:val="false"/>
+                <w:color w:val="5E6265"/>
+                <w:sz w:val="18"/>
+                <w:szCs w:val="18"/>
+                <w:rtl/>
+              </w:rPr>
+              <w:t xml:space="preserve">غير مُقاس</w:t>
+            </w:r>
+          </w:p>
+        </w:tc>
+        <w:tc>
+          <w:tcPr>
+            <w:tcW w:type="dxa" w:w="1600"/>
+            <w:tcBorders>
+              <w:top w:val="single" w:color="DEDFE1" w:sz="4"/>
+              <w:left w:val="single" w:color="DEDFE1" w:sz="4"/>
+              <w:bottom w:val="single" w:color="DEDFE1" w:sz="4"/>
+              <w:right w:val="single" w:color="DEDFE1" w:sz="4"/>
+            </w:tcBorders>
+            <w:tcMar>
+              <w:top w:type="dxa" w:w="90"/>
+              <w:left w:type="dxa" w:w="110"/>
+              <w:bottom w:type="dxa" w:w="90"/>
+              <w:right w:type="dxa" w:w="110"/>
+            </w:tcMar>
+            <w:vAlign w:val="center"/>
+          </w:tcPr>
+          <w:p>
+            <w:pPr>
+              <w:bidi/>
+              <w:spacing w:after="0" w:before="0" w:line="300" w:lineRule="auto"/>
+              <w:jc w:val="start"/>
+            </w:pPr>
+            <w:r>
+              <w:rPr>
+                <w:rFonts w:ascii="Tahoma" w:cs="Tahoma" w:eastAsia="Tahoma" w:hAnsi="Tahoma"/>
+                <w:b/>
+                <w:bCs/>
+                <w:color w:val="5E6265"/>
+                <w:sz w:val="18"/>
+                <w:szCs w:val="18"/>
+                <w:rtl/>
+              </w:rPr>
+              <w:t xml:space="preserve">—</w:t>
+            </w:r>
+          </w:p>
+        </w:tc>
+        <w:tc>
+          <w:tcPr>
+            <w:tcW w:type="dxa" w:w="1748"/>
+            <w:tcBorders>
+              <w:top w:val="single" w:color="DEDFE1" w:sz="4"/>
+              <w:left w:val="single" w:color="DEDFE1" w:sz="4"/>
+              <w:bottom w:val="single" w:color="DEDFE1" w:sz="4"/>
+              <w:right w:val="single" w:color="DEDFE1" w:sz="4"/>
+            </w:tcBorders>
+            <w:shd w:fill="F1F2F3" w:color="auto" w:val="clear"/>
+            <w:tcMar>
+              <w:top w:type="dxa" w:w="90"/>
+              <w:left w:type="dxa" w:w="110"/>
+              <w:bottom w:type="dxa" w:w="90"/>
+              <w:right w:type="dxa" w:w="110"/>
+            </w:tcMar>
+            <w:vAlign w:val="center"/>
+          </w:tcPr>
+          <w:p>
+            <w:pPr>
+              <w:bidi/>
+              <w:spacing w:after="0" w:before="0" w:line="300" w:lineRule="auto"/>
+              <w:jc w:val="start"/>
+            </w:pPr>
+            <w:r>
+              <w:rPr>
+                <w:rFonts w:ascii="Tahoma" w:cs="Tahoma" w:eastAsia="Tahoma" w:hAnsi="Tahoma"/>
+                <w:b/>
+                <w:bCs/>
+                <w:color w:val="8E9295"/>
+                <w:sz w:val="18"/>
+                <w:szCs w:val="18"/>
+                <w:rtl/>
+              </w:rPr>
+              <w:t xml:space="preserve">غير مُقاس</w:t>
+            </w:r>
+          </w:p>
+        </w:tc>
+      </w:tr>
+      <w:tr>
+        <w:tc>
+          <w:tcPr>
+            <w:tcW w:type="dxa" w:w="3400"/>
+            <w:tcBorders>
+              <w:top w:val="single" w:color="DEDFE1" w:sz="4"/>
+              <w:left w:val="single" w:color="DEDFE1" w:sz="4"/>
+              <w:bottom w:val="single" w:color="DEDFE1" w:sz="4"/>
+              <w:right w:val="single" w:color="DEDFE1" w:sz="4"/>
+            </w:tcBorders>
+            <w:shd w:fill="FAFAFB" w:color="auto" w:val="clear"/>
+            <w:tcMar>
+              <w:top w:type="dxa" w:w="90"/>
+              <w:left w:type="dxa" w:w="110"/>
+              <w:bottom w:type="dxa" w:w="90"/>
+              <w:right w:type="dxa" w:w="110"/>
+            </w:tcMar>
+            <w:vAlign w:val="center"/>
+          </w:tcPr>
+          <w:p>
+            <w:pPr>
+              <w:bidi/>
+              <w:spacing w:after="0" w:before="0" w:line="300" w:lineRule="auto"/>
+              <w:jc w:val="start"/>
+            </w:pPr>
+            <w:r>
+              <w:rPr>
+                <w:rFonts w:ascii="Tahoma" w:cs="Tahoma" w:eastAsia="Tahoma" w:hAnsi="Tahoma"/>
+                <w:b/>
+                <w:bCs/>
+                <w:color w:val="2B2E30"/>
+                <w:sz w:val="18"/>
+                <w:szCs w:val="18"/>
+                <w:rtl/>
+              </w:rPr>
+              <w:t xml:space="preserve">الالتزام بالميزانية المخصصة</w:t>
+            </w:r>
+          </w:p>
+        </w:tc>
+        <w:tc>
+          <w:tcPr>
+            <w:tcW w:type="dxa" w:w="1450"/>
+            <w:tcBorders>
+              <w:top w:val="single" w:color="DEDFE1" w:sz="4"/>
+              <w:left w:val="single" w:color="DEDFE1" w:sz="4"/>
+              <w:bottom w:val="single" w:color="DEDFE1" w:sz="4"/>
+              <w:right w:val="single" w:color="DEDFE1" w:sz="4"/>
+            </w:tcBorders>
+            <w:shd w:fill="FAFAFB" w:color="auto" w:val="clear"/>
+            <w:tcMar>
+              <w:top w:type="dxa" w:w="90"/>
+              <w:left w:type="dxa" w:w="110"/>
+              <w:bottom w:type="dxa" w:w="90"/>
+              <w:right w:type="dxa" w:w="110"/>
+            </w:tcMar>
+            <w:vAlign w:val="center"/>
+          </w:tcPr>
+          <w:p>
+            <w:pPr>
+              <w:bidi/>
+              <w:spacing w:after="0" w:before="0" w:line="300" w:lineRule="auto"/>
+              <w:jc w:val="start"/>
+            </w:pPr>
+            <w:r>
+              <w:rPr>
+                <w:rFonts w:ascii="Tahoma" w:cs="Tahoma" w:eastAsia="Tahoma" w:hAnsi="Tahoma"/>
+                <w:b w:val="false"/>
+                <w:bCs w:val="false"/>
+                <w:color w:val="5E6265"/>
+                <w:sz w:val="18"/>
+                <w:szCs w:val="18"/>
+                <w:rtl/>
+              </w:rPr>
+              <w:t xml:space="preserve">غير مسجّلة</w:t>
+            </w:r>
+          </w:p>
+        </w:tc>
+        <w:tc>
+          <w:tcPr>
+            <w:tcW w:type="dxa" w:w="1450"/>
+            <w:tcBorders>
+              <w:top w:val="single" w:color="DEDFE1" w:sz="4"/>
+              <w:left w:val="single" w:color="DEDFE1" w:sz="4"/>
+              <w:bottom w:val="single" w:color="DEDFE1" w:sz="4"/>
+              <w:right w:val="single" w:color="DEDFE1" w:sz="4"/>
+            </w:tcBorders>
+            <w:shd w:fill="FAFAFB" w:color="auto" w:val="clear"/>
+            <w:tcMar>
+              <w:top w:type="dxa" w:w="90"/>
+              <w:left w:type="dxa" w:w="110"/>
+              <w:bottom w:type="dxa" w:w="90"/>
+              <w:right w:type="dxa" w:w="110"/>
+            </w:tcMar>
+            <w:vAlign w:val="center"/>
+          </w:tcPr>
+          <w:p>
+            <w:pPr>
+              <w:bidi/>
+              <w:spacing w:after="0" w:before="0" w:line="300" w:lineRule="auto"/>
+              <w:jc w:val="start"/>
+            </w:pPr>
+            <w:r>
+              <w:rPr>
+                <w:rFonts w:ascii="Tahoma" w:cs="Tahoma" w:eastAsia="Tahoma" w:hAnsi="Tahoma"/>
+                <w:b w:val="false"/>
+                <w:bCs w:val="false"/>
+                <w:color w:val="5E6265"/>
+                <w:sz w:val="18"/>
+                <w:szCs w:val="18"/>
+                <w:rtl/>
+              </w:rPr>
+              <w:t xml:space="preserve">28,807 ر.س</w:t>
+            </w:r>
+          </w:p>
+        </w:tc>
+        <w:tc>
+          <w:tcPr>
+            <w:tcW w:type="dxa" w:w="1600"/>
+            <w:tcBorders>
+              <w:top w:val="single" w:color="DEDFE1" w:sz="4"/>
+              <w:left w:val="single" w:color="DEDFE1" w:sz="4"/>
+              <w:bottom w:val="single" w:color="DEDFE1" w:sz="4"/>
+              <w:right w:val="single" w:color="DEDFE1" w:sz="4"/>
+            </w:tcBorders>
+            <w:shd w:fill="FAFAFB" w:color="auto" w:val="clear"/>
+            <w:tcMar>
+              <w:top w:type="dxa" w:w="90"/>
+              <w:left w:type="dxa" w:w="110"/>
+              <w:bottom w:type="dxa" w:w="90"/>
+              <w:right w:type="dxa" w:w="110"/>
+            </w:tcMar>
+            <w:vAlign w:val="center"/>
+          </w:tcPr>
+          <w:p>
+            <w:pPr>
+              <w:bidi/>
+              <w:spacing w:after="0" w:before="0" w:line="300" w:lineRule="auto"/>
+              <w:jc w:val="start"/>
+            </w:pPr>
+            <w:r>
+              <w:rPr>
+                <w:rFonts w:ascii="Tahoma" w:cs="Tahoma" w:eastAsia="Tahoma" w:hAnsi="Tahoma"/>
+                <w:b/>
+                <w:bCs/>
+                <w:color w:val="5E6265"/>
+                <w:sz w:val="18"/>
+                <w:szCs w:val="18"/>
+                <w:rtl/>
+              </w:rPr>
+              <w:t xml:space="preserve">—</w:t>
+            </w:r>
+          </w:p>
+        </w:tc>
+        <w:tc>
+          <w:tcPr>
+            <w:tcW w:type="dxa" w:w="1748"/>
+            <w:tcBorders>
+              <w:top w:val="single" w:color="DEDFE1" w:sz="4"/>
+              <w:left w:val="single" w:color="DEDFE1" w:sz="4"/>
+              <w:bottom w:val="single" w:color="DEDFE1" w:sz="4"/>
+              <w:right w:val="single" w:color="DEDFE1" w:sz="4"/>
+            </w:tcBorders>
+            <w:shd w:fill="F1F2F3" w:color="auto" w:val="clear"/>
+            <w:tcMar>
+              <w:top w:type="dxa" w:w="90"/>
+              <w:left w:type="dxa" w:w="110"/>
+              <w:bottom w:type="dxa" w:w="90"/>
+              <w:right w:type="dxa" w:w="110"/>
+            </w:tcMar>
+            <w:vAlign w:val="center"/>
+          </w:tcPr>
+          <w:p>
+            <w:pPr>
+              <w:bidi/>
+              <w:spacing w:after="0" w:before="0" w:line="300" w:lineRule="auto"/>
+              <w:jc w:val="start"/>
+            </w:pPr>
+            <w:r>
+              <w:rPr>
+                <w:rFonts w:ascii="Tahoma" w:cs="Tahoma" w:eastAsia="Tahoma" w:hAnsi="Tahoma"/>
+                <w:b/>
+                <w:bCs/>
+                <w:color w:val="8E9295"/>
+                <w:sz w:val="18"/>
+                <w:szCs w:val="18"/>
+                <w:rtl/>
+              </w:rPr>
+              <w:t xml:space="preserve">غير مُقارَن</w:t>
+            </w:r>
+          </w:p>
+        </w:tc>
+      </w:tr>
+    </w:tbl>
+    <w:p>
+      <w:pPr>
+        <w:bidi/>
+        <w:spacing w:after="150" w:before="90" w:line="300" w:lineRule="auto"/>
+        <w:jc w:val="start"/>
+      </w:pPr>
+      <w:r>
+        <w:rPr>
+          <w:rFonts w:ascii="Tahoma" w:cs="Tahoma" w:eastAsia="Tahoma" w:hAnsi="Tahoma"/>
+          <w:b w:val="false"/>
+          <w:bCs w:val="false"/>
+          <w:color w:val="8E9295"/>
+          <w:sz w:val="16"/>
+          <w:szCs w:val="16"/>
+          <w:rtl/>
+        </w:rPr>
+        <w:t xml:space="preserve">تمثّل هذه الفعالية ‎44%‎ من إجمالي إنفاق الربع الثالث (64,949 ر.س)، وهي أكبر بند إنفاق منفرد فيه.</w:t>
+      </w:r>
+    </w:p>
+    <w:p>
+      <w:pPr>
+        <w:keepNext/>
+        <w:bidi/>
+        <w:spacing w:after="70" w:before="150" w:line="300" w:lineRule="auto"/>
+        <w:jc w:val="start"/>
+      </w:pPr>
+      <w:r>
+        <w:rPr>
+          <w:rFonts w:ascii="DIN Next LT Arabic" w:cs="DIN Next LT Arabic" w:eastAsia="DIN Next LT Arabic" w:hAnsi="DIN Next LT Arabic"/>
+          <w:b/>
+          <w:bCs/>
+          <w:color w:val="2B2E30"/>
+          <w:sz w:val="22"/>
+          <w:szCs w:val="22"/>
+          <w:rtl/>
+        </w:rPr>
+        <w:t xml:space="preserve">ما لم يتحقق في هذه الحملة · المبرر والإجراء التصحيحي</w:t>
+      </w:r>
+    </w:p>
+    <w:tbl>
+      <w:tblPr>
+        <w:bidiVisual/>
+        <w:tblW w:type="dxa" w:w="9648"/>
+        <w:tblBorders>
+          <w:top w:val="single" w:color="auto" w:sz="4"/>
+          <w:left w:val="single" w:color="auto" w:sz="4"/>
+          <w:bottom w:val="single" w:color="auto" w:sz="4"/>
+          <w:right w:val="single" w:color="auto" w:sz="4"/>
+          <w:insideH w:val="single" w:color="auto" w:sz="4"/>
+          <w:insideV w:val="single" w:color="auto" w:sz="4"/>
+        </w:tblBorders>
+      </w:tblPr>
+      <w:tblGrid>
+        <w:gridCol w:w="1900"/>
+        <w:gridCol w:w="1350"/>
+        <w:gridCol w:w="1350"/>
+        <w:gridCol w:w="2599"/>
+        <w:gridCol w:w="2449"/>
+      </w:tblGrid>
+      <w:tr>
+        <w:trPr>
+          <w:tblHeader/>
+        </w:trPr>
+        <w:tc>
+          <w:tcPr>
+            <w:tcW w:type="dxa" w:w="1900"/>
+            <w:tcBorders>
+              <w:top w:val="single" w:color="DEDFE1" w:sz="4"/>
+              <w:left w:val="single" w:color="DEDFE1" w:sz="4"/>
+              <w:bottom w:val="single" w:color="DEDFE1" w:sz="4"/>
+              <w:right w:val="single" w:color="DEDFE1" w:sz="4"/>
+            </w:tcBorders>
+            <w:shd w:fill="F1F2F3" w:color="auto" w:val="clear"/>
+            <w:tcMar>
+              <w:top w:type="dxa" w:w="90"/>
+              <w:left w:type="dxa" w:w="110"/>
+              <w:bottom w:type="dxa" w:w="90"/>
+              <w:right w:type="dxa" w:w="110"/>
+            </w:tcMar>
+            <w:vAlign w:val="center"/>
+          </w:tcPr>
+          <w:p>
+            <w:pPr>
+              <w:bidi/>
+              <w:spacing w:after="0" w:before="0" w:line="300" w:lineRule="auto"/>
+              <w:jc w:val="start"/>
+            </w:pPr>
+            <w:r>
+              <w:rPr>
+                <w:rFonts w:ascii="DIN Next LT Arabic" w:cs="DIN Next LT Arabic" w:eastAsia="DIN Next LT Arabic" w:hAnsi="DIN Next LT Arabic"/>
+                <w:b/>
+                <w:bCs/>
+                <w:color w:val="5E6265"/>
+                <w:sz w:val="17"/>
+                <w:szCs w:val="17"/>
+                <w:rtl/>
+              </w:rPr>
+              <w:t xml:space="preserve">البند</w:t>
+            </w:r>
+          </w:p>
+        </w:tc>
+        <w:tc>
+          <w:tcPr>
+            <w:tcW w:type="dxa" w:w="1350"/>
+            <w:tcBorders>
+              <w:top w:val="single" w:color="DEDFE1" w:sz="4"/>
+              <w:left w:val="single" w:color="DEDFE1" w:sz="4"/>
+              <w:bottom w:val="single" w:color="DEDFE1" w:sz="4"/>
+              <w:right w:val="single" w:color="DEDFE1" w:sz="4"/>
+            </w:tcBorders>
+            <w:shd w:fill="F1F2F3" w:color="auto" w:val="clear"/>
+            <w:tcMar>
+              <w:top w:type="dxa" w:w="90"/>
+              <w:left w:type="dxa" w:w="110"/>
+              <w:bottom w:type="dxa" w:w="90"/>
+              <w:right w:type="dxa" w:w="110"/>
+            </w:tcMar>
+            <w:vAlign w:val="center"/>
+          </w:tcPr>
+          <w:p>
+            <w:pPr>
+              <w:bidi/>
+              <w:spacing w:after="0" w:before="0" w:line="300" w:lineRule="auto"/>
+              <w:jc w:val="start"/>
+            </w:pPr>
+            <w:r>
+              <w:rPr>
+                <w:rFonts w:ascii="DIN Next LT Arabic" w:cs="DIN Next LT Arabic" w:eastAsia="DIN Next LT Arabic" w:hAnsi="DIN Next LT Arabic"/>
+                <w:b/>
+                <w:bCs/>
+                <w:color w:val="5E6265"/>
+                <w:sz w:val="17"/>
+                <w:szCs w:val="17"/>
+                <w:rtl/>
+              </w:rPr>
+              <w:t xml:space="preserve">المستهدف</w:t>
+            </w:r>
+          </w:p>
+        </w:tc>
+        <w:tc>
+          <w:tcPr>
+            <w:tcW w:type="dxa" w:w="1350"/>
+            <w:tcBorders>
+              <w:top w:val="single" w:color="DEDFE1" w:sz="4"/>
+              <w:left w:val="single" w:color="DEDFE1" w:sz="4"/>
+              <w:bottom w:val="single" w:color="DEDFE1" w:sz="4"/>
+              <w:right w:val="single" w:color="DEDFE1" w:sz="4"/>
+            </w:tcBorders>
+            <w:shd w:fill="F1F2F3" w:color="auto" w:val="clear"/>
+            <w:tcMar>
+              <w:top w:type="dxa" w:w="90"/>
+              <w:left w:type="dxa" w:w="110"/>
+              <w:bottom w:type="dxa" w:w="90"/>
+              <w:right w:type="dxa" w:w="110"/>
+            </w:tcMar>
+            <w:vAlign w:val="center"/>
+          </w:tcPr>
+          <w:p>
+            <w:pPr>
+              <w:bidi/>
+              <w:spacing w:after="0" w:before="0" w:line="300" w:lineRule="auto"/>
+              <w:jc w:val="start"/>
+            </w:pPr>
+            <w:r>
+              <w:rPr>
+                <w:rFonts w:ascii="DIN Next LT Arabic" w:cs="DIN Next LT Arabic" w:eastAsia="DIN Next LT Arabic" w:hAnsi="DIN Next LT Arabic"/>
+                <w:b/>
+                <w:bCs/>
+                <w:color w:val="5E6265"/>
+                <w:sz w:val="17"/>
+                <w:szCs w:val="17"/>
+                <w:rtl/>
+              </w:rPr>
+              <w:t xml:space="preserve">المتحقق</w:t>
+            </w:r>
+          </w:p>
+        </w:tc>
+        <w:tc>
+          <w:tcPr>
+            <w:tcW w:type="dxa" w:w="2599"/>
+            <w:tcBorders>
+              <w:top w:val="single" w:color="DEDFE1" w:sz="4"/>
+              <w:left w:val="single" w:color="DEDFE1" w:sz="4"/>
+              <w:bottom w:val="single" w:color="DEDFE1" w:sz="4"/>
+              <w:right w:val="single" w:color="DEDFE1" w:sz="4"/>
+            </w:tcBorders>
+            <w:shd w:fill="F1F2F3" w:color="auto" w:val="clear"/>
+            <w:tcMar>
+              <w:top w:type="dxa" w:w="90"/>
+              <w:left w:type="dxa" w:w="110"/>
+              <w:bottom w:type="dxa" w:w="90"/>
+              <w:right w:type="dxa" w:w="110"/>
+            </w:tcMar>
+            <w:vAlign w:val="center"/>
+          </w:tcPr>
+          <w:p>
+            <w:pPr>
+              <w:bidi/>
+              <w:spacing w:after="0" w:before="0" w:line="300" w:lineRule="auto"/>
+              <w:jc w:val="start"/>
+            </w:pPr>
+            <w:r>
+              <w:rPr>
+                <w:rFonts w:ascii="DIN Next LT Arabic" w:cs="DIN Next LT Arabic" w:eastAsia="DIN Next LT Arabic" w:hAnsi="DIN Next LT Arabic"/>
+                <w:b/>
+                <w:bCs/>
+                <w:color w:val="5E6265"/>
+                <w:sz w:val="17"/>
+                <w:szCs w:val="17"/>
+                <w:rtl/>
+              </w:rPr>
+              <w:t xml:space="preserve">المبرر</w:t>
+            </w:r>
+          </w:p>
+        </w:tc>
+        <w:tc>
+          <w:tcPr>
+            <w:tcW w:type="dxa" w:w="2449"/>
+            <w:tcBorders>
+              <w:top w:val="single" w:color="DEDFE1" w:sz="4"/>
+              <w:left w:val="single" w:color="DEDFE1" w:sz="4"/>
+              <w:bottom w:val="single" w:color="DEDFE1" w:sz="4"/>
+              <w:right w:val="single" w:color="DEDFE1" w:sz="4"/>
+            </w:tcBorders>
+            <w:shd w:fill="F1F2F3" w:color="auto" w:val="clear"/>
+            <w:tcMar>
+              <w:top w:type="dxa" w:w="90"/>
+              <w:left w:type="dxa" w:w="110"/>
+              <w:bottom w:type="dxa" w:w="90"/>
+              <w:right w:type="dxa" w:w="110"/>
+            </w:tcMar>
+            <w:vAlign w:val="center"/>
+          </w:tcPr>
+          <w:p>
+            <w:pPr>
+              <w:bidi/>
+              <w:spacing w:after="0" w:before="0" w:line="300" w:lineRule="auto"/>
+              <w:jc w:val="start"/>
+            </w:pPr>
+            <w:r>
+              <w:rPr>
+                <w:rFonts w:ascii="DIN Next LT Arabic" w:cs="DIN Next LT Arabic" w:eastAsia="DIN Next LT Arabic" w:hAnsi="DIN Next LT Arabic"/>
+                <w:b/>
+                <w:bCs/>
+                <w:color w:val="5E6265"/>
+                <w:sz w:val="17"/>
+                <w:szCs w:val="17"/>
+                <w:rtl/>
+              </w:rPr>
+              <w:t xml:space="preserve">الإجراء التصحيحي</w:t>
+            </w:r>
+          </w:p>
+        </w:tc>
+      </w:tr>
+      <w:tr>
+        <w:tc>
+          <w:tcPr>
+            <w:tcW w:type="dxa" w:w="1900"/>
+            <w:tcBorders>
+              <w:top w:val="single" w:color="DEDFE1" w:sz="4"/>
+              <w:left w:val="single" w:color="DEDFE1" w:sz="4"/>
+              <w:bottom w:val="single" w:color="DEDFE1" w:sz="4"/>
+              <w:right w:val="single" w:color="DEDFE1" w:sz="4"/>
+            </w:tcBorders>
+            <w:tcMar>
+              <w:top w:type="dxa" w:w="90"/>
+              <w:left w:type="dxa" w:w="110"/>
+              <w:bottom w:type="dxa" w:w="90"/>
+              <w:right w:type="dxa" w:w="110"/>
+            </w:tcMar>
+            <w:vAlign w:val="center"/>
+          </w:tcPr>
+          <w:p>
+            <w:pPr>
+              <w:bidi/>
+              <w:spacing w:after="0" w:before="0" w:line="300" w:lineRule="auto"/>
+              <w:jc w:val="start"/>
+            </w:pPr>
+            <w:r>
+              <w:rPr>
+                <w:rFonts w:ascii="Tahoma" w:cs="Tahoma" w:eastAsia="Tahoma" w:hAnsi="Tahoma"/>
+                <w:b/>
+                <w:bCs/>
+                <w:color w:val="2B2E30"/>
+                <w:sz w:val="18"/>
+                <w:szCs w:val="18"/>
+                <w:rtl/>
+              </w:rPr>
+              <w:t xml:space="preserve">قياس أثر الفعالية</w:t>
+            </w:r>
+          </w:p>
+        </w:tc>
+        <w:tc>
+          <w:tcPr>
+            <w:tcW w:type="dxa" w:w="1350"/>
+            <w:tcBorders>
+              <w:top w:val="single" w:color="DEDFE1" w:sz="4"/>
+              <w:left w:val="single" w:color="DEDFE1" w:sz="4"/>
+              <w:bottom w:val="single" w:color="DEDFE1" w:sz="4"/>
+              <w:right w:val="single" w:color="DEDFE1" w:sz="4"/>
+            </w:tcBorders>
+            <w:tcMar>
+              <w:top w:type="dxa" w:w="90"/>
+              <w:left w:type="dxa" w:w="110"/>
+              <w:bottom w:type="dxa" w:w="90"/>
+              <w:right w:type="dxa" w:w="110"/>
+            </w:tcMar>
+            <w:vAlign w:val="center"/>
+          </w:tcPr>
+          <w:p>
+            <w:pPr>
+              <w:bidi/>
+              <w:spacing w:after="0" w:before="0" w:line="300" w:lineRule="auto"/>
+              <w:jc w:val="start"/>
+            </w:pPr>
+            <w:r>
+              <w:rPr>
+                <w:rFonts w:ascii="Tahoma" w:cs="Tahoma" w:eastAsia="Tahoma" w:hAnsi="Tahoma"/>
+                <w:b w:val="false"/>
+                <w:bCs w:val="false"/>
+                <w:color w:val="5E6265"/>
+                <w:sz w:val="18"/>
+                <w:szCs w:val="18"/>
+                <w:rtl/>
+              </w:rPr>
+              <w:t xml:space="preserve">مؤشرات معتمدة</w:t>
+            </w:r>
+          </w:p>
+        </w:tc>
+        <w:tc>
+          <w:tcPr>
+            <w:tcW w:type="dxa" w:w="1350"/>
+            <w:tcBorders>
+              <w:top w:val="single" w:color="DEDFE1" w:sz="4"/>
+              <w:left w:val="single" w:color="DEDFE1" w:sz="4"/>
+              <w:bottom w:val="single" w:color="DEDFE1" w:sz="4"/>
+              <w:right w:val="single" w:color="DEDFE1" w:sz="4"/>
+            </w:tcBorders>
+            <w:tcMar>
+              <w:top w:type="dxa" w:w="90"/>
+              <w:left w:type="dxa" w:w="110"/>
+              <w:bottom w:type="dxa" w:w="90"/>
+              <w:right w:type="dxa" w:w="110"/>
+            </w:tcMar>
+            <w:vAlign w:val="center"/>
+          </w:tcPr>
+          <w:p>
+            <w:pPr>
+              <w:bidi/>
+              <w:spacing w:after="0" w:before="0" w:line="300" w:lineRule="auto"/>
+              <w:jc w:val="start"/>
+            </w:pPr>
+            <w:r>
+              <w:rPr>
+                <w:rFonts w:ascii="Tahoma" w:cs="Tahoma" w:eastAsia="Tahoma" w:hAnsi="Tahoma"/>
+                <w:b w:val="false"/>
+                <w:bCs w:val="false"/>
+                <w:color w:val="5E6265"/>
+                <w:sz w:val="18"/>
+                <w:szCs w:val="18"/>
+                <w:rtl/>
+              </w:rPr>
+              <w:t xml:space="preserve">غير مُقاس</w:t>
+            </w:r>
+          </w:p>
+        </w:tc>
+        <w:tc>
+          <w:tcPr>
+            <w:tcW w:type="dxa" w:w="2599"/>
+            <w:tcBorders>
+              <w:top w:val="single" w:color="DEDFE1" w:sz="4"/>
+              <w:left w:val="single" w:color="DEDFE1" w:sz="4"/>
+              <w:bottom w:val="single" w:color="DEDFE1" w:sz="4"/>
+              <w:right w:val="single" w:color="DEDFE1" w:sz="4"/>
+            </w:tcBorders>
+            <w:tcMar>
+              <w:top w:type="dxa" w:w="90"/>
+              <w:left w:type="dxa" w:w="110"/>
+              <w:bottom w:type="dxa" w:w="90"/>
+              <w:right w:type="dxa" w:w="110"/>
+            </w:tcMar>
+            <w:vAlign w:val="center"/>
+          </w:tcPr>
+          <w:p>
+            <w:pPr>
+              <w:bidi/>
+              <w:spacing w:after="0" w:before="0" w:line="300" w:lineRule="auto"/>
+              <w:jc w:val="start"/>
+            </w:pPr>
+            <w:r>
+              <w:rPr>
+                <w:rFonts w:ascii="Tahoma" w:cs="Tahoma" w:eastAsia="Tahoma" w:hAnsi="Tahoma"/>
+                <w:b w:val="false"/>
+                <w:bCs w:val="false"/>
+                <w:color w:val="5E6265"/>
+                <w:sz w:val="18"/>
+                <w:szCs w:val="18"/>
+                <w:rtl/>
+              </w:rPr>
+              <w:t xml:space="preserve">لم تُحدَّد مؤشرات أداء قبل التنفيذ، ولم يُسجَّل وصول أو تفاعل أو أثر تجاري رغم أنها أكبر بند إنفاق في الربع</w:t>
+            </w:r>
+          </w:p>
+        </w:tc>
+        <w:tc>
+          <w:tcPr>
+            <w:tcW w:type="dxa" w:w="2449"/>
+            <w:tcBorders>
+              <w:top w:val="single" w:color="DEDFE1" w:sz="4"/>
+              <w:left w:val="single" w:color="DEDFE1" w:sz="4"/>
+              <w:bottom w:val="single" w:color="DEDFE1" w:sz="4"/>
+              <w:right w:val="single" w:color="DEDFE1" w:sz="4"/>
+            </w:tcBorders>
+            <w:tcMar>
+              <w:top w:type="dxa" w:w="90"/>
+              <w:left w:type="dxa" w:w="110"/>
+              <w:bottom w:type="dxa" w:w="90"/>
+              <w:right w:type="dxa" w:w="110"/>
+            </w:tcMar>
+            <w:vAlign w:val="center"/>
+          </w:tcPr>
+          <w:p>
+            <w:pPr>
+              <w:bidi/>
+              <w:spacing w:after="0" w:before="0" w:line="300" w:lineRule="auto"/>
+              <w:jc w:val="start"/>
+            </w:pPr>
+            <w:r>
+              <w:rPr>
+                <w:rFonts w:ascii="Tahoma" w:cs="Tahoma" w:eastAsia="Tahoma" w:hAnsi="Tahoma"/>
+                <w:b w:val="false"/>
+                <w:bCs w:val="false"/>
+                <w:color w:val="5E6265"/>
+                <w:sz w:val="18"/>
+                <w:szCs w:val="18"/>
+                <w:rtl/>
+              </w:rPr>
+              <w:t xml:space="preserve">اعتماد مؤشرات ومستهدفات لكل فعالية قبل الصرف، وربط المواد الموزعة برمز QR</w:t>
+            </w:r>
+          </w:p>
+        </w:tc>
+      </w:tr>
+      <w:tr>
+        <w:tc>
+          <w:tcPr>
+            <w:tcW w:type="dxa" w:w="1900"/>
+            <w:tcBorders>
+              <w:top w:val="single" w:color="DEDFE1" w:sz="4"/>
+              <w:left w:val="single" w:color="DEDFE1" w:sz="4"/>
+              <w:bottom w:val="single" w:color="DEDFE1" w:sz="4"/>
+              <w:right w:val="single" w:color="DEDFE1" w:sz="4"/>
+            </w:tcBorders>
+            <w:shd w:fill="FAFAFB" w:color="auto" w:val="clear"/>
+            <w:tcMar>
+              <w:top w:type="dxa" w:w="90"/>
+              <w:left w:type="dxa" w:w="110"/>
+              <w:bottom w:type="dxa" w:w="90"/>
+              <w:right w:type="dxa" w:w="110"/>
+            </w:tcMar>
+            <w:vAlign w:val="center"/>
+          </w:tcPr>
+          <w:p>
+            <w:pPr>
+              <w:bidi/>
+              <w:spacing w:after="0" w:before="0" w:line="300" w:lineRule="auto"/>
+              <w:jc w:val="start"/>
+            </w:pPr>
+            <w:r>
+              <w:rPr>
+                <w:rFonts w:ascii="Tahoma" w:cs="Tahoma" w:eastAsia="Tahoma" w:hAnsi="Tahoma"/>
+                <w:b/>
+                <w:bCs/>
+                <w:color w:val="2B2E30"/>
+                <w:sz w:val="18"/>
+                <w:szCs w:val="18"/>
+                <w:rtl/>
+              </w:rPr>
+              <w:t xml:space="preserve">اعتماد ميزانية مسبقة</w:t>
+            </w:r>
+          </w:p>
+        </w:tc>
+        <w:tc>
+          <w:tcPr>
+            <w:tcW w:type="dxa" w:w="1350"/>
+            <w:tcBorders>
+              <w:top w:val="single" w:color="DEDFE1" w:sz="4"/>
+              <w:left w:val="single" w:color="DEDFE1" w:sz="4"/>
+              <w:bottom w:val="single" w:color="DEDFE1" w:sz="4"/>
+              <w:right w:val="single" w:color="DEDFE1" w:sz="4"/>
+            </w:tcBorders>
+            <w:shd w:fill="FAFAFB" w:color="auto" w:val="clear"/>
+            <w:tcMar>
+              <w:top w:type="dxa" w:w="90"/>
+              <w:left w:type="dxa" w:w="110"/>
+              <w:bottom w:type="dxa" w:w="90"/>
+              <w:right w:type="dxa" w:w="110"/>
+            </w:tcMar>
+            <w:vAlign w:val="center"/>
+          </w:tcPr>
+          <w:p>
+            <w:pPr>
+              <w:bidi/>
+              <w:spacing w:after="0" w:before="0" w:line="300" w:lineRule="auto"/>
+              <w:jc w:val="start"/>
+            </w:pPr>
+            <w:r>
+              <w:rPr>
+                <w:rFonts w:ascii="Tahoma" w:cs="Tahoma" w:eastAsia="Tahoma" w:hAnsi="Tahoma"/>
+                <w:b w:val="false"/>
+                <w:bCs w:val="false"/>
+                <w:color w:val="5E6265"/>
+                <w:sz w:val="18"/>
+                <w:szCs w:val="18"/>
+                <w:rtl/>
+              </w:rPr>
+              <w:t xml:space="preserve">ميزانية معتمدة</w:t>
+            </w:r>
+          </w:p>
+        </w:tc>
+        <w:tc>
+          <w:tcPr>
+            <w:tcW w:type="dxa" w:w="1350"/>
+            <w:tcBorders>
+              <w:top w:val="single" w:color="DEDFE1" w:sz="4"/>
+              <w:left w:val="single" w:color="DEDFE1" w:sz="4"/>
+              <w:bottom w:val="single" w:color="DEDFE1" w:sz="4"/>
+              <w:right w:val="single" w:color="DEDFE1" w:sz="4"/>
+            </w:tcBorders>
+            <w:shd w:fill="FAFAFB" w:color="auto" w:val="clear"/>
+            <w:tcMar>
+              <w:top w:type="dxa" w:w="90"/>
+              <w:left w:type="dxa" w:w="110"/>
+              <w:bottom w:type="dxa" w:w="90"/>
+              <w:right w:type="dxa" w:w="110"/>
+            </w:tcMar>
+            <w:vAlign w:val="center"/>
+          </w:tcPr>
+          <w:p>
+            <w:pPr>
+              <w:bidi/>
+              <w:spacing w:after="0" w:before="0" w:line="300" w:lineRule="auto"/>
+              <w:jc w:val="start"/>
+            </w:pPr>
+            <w:r>
+              <w:rPr>
+                <w:rFonts w:ascii="Tahoma" w:cs="Tahoma" w:eastAsia="Tahoma" w:hAnsi="Tahoma"/>
+                <w:b w:val="false"/>
+                <w:bCs w:val="false"/>
+                <w:color w:val="5E6265"/>
+                <w:sz w:val="18"/>
+                <w:szCs w:val="18"/>
+                <w:rtl/>
+              </w:rPr>
+              <w:t xml:space="preserve">غير مسجّلة</w:t>
+            </w:r>
+          </w:p>
+        </w:tc>
+        <w:tc>
+          <w:tcPr>
+            <w:tcW w:type="dxa" w:w="2599"/>
+            <w:tcBorders>
+              <w:top w:val="single" w:color="DEDFE1" w:sz="4"/>
+              <w:left w:val="single" w:color="DEDFE1" w:sz="4"/>
+              <w:bottom w:val="single" w:color="DEDFE1" w:sz="4"/>
+              <w:right w:val="single" w:color="DEDFE1" w:sz="4"/>
+            </w:tcBorders>
+            <w:shd w:fill="FAFAFB" w:color="auto" w:val="clear"/>
+            <w:tcMar>
+              <w:top w:type="dxa" w:w="90"/>
+              <w:left w:type="dxa" w:w="110"/>
+              <w:bottom w:type="dxa" w:w="90"/>
+              <w:right w:type="dxa" w:w="110"/>
+            </w:tcMar>
+            <w:vAlign w:val="center"/>
+          </w:tcPr>
+          <w:p>
+            <w:pPr>
+              <w:bidi/>
+              <w:spacing w:after="0" w:before="0" w:line="300" w:lineRule="auto"/>
+              <w:jc w:val="start"/>
+            </w:pPr>
+            <w:r>
+              <w:rPr>
+                <w:rFonts w:ascii="Tahoma" w:cs="Tahoma" w:eastAsia="Tahoma" w:hAnsi="Tahoma"/>
+                <w:b w:val="false"/>
+                <w:bCs w:val="false"/>
+                <w:color w:val="5E6265"/>
+                <w:sz w:val="18"/>
+                <w:szCs w:val="18"/>
+                <w:rtl/>
+              </w:rPr>
+              <w:t xml:space="preserve">صُرفت 28,807 ر.س دون ميزانية مخصصة معتمدة مسجّلة في النظام</w:t>
+            </w:r>
+          </w:p>
+        </w:tc>
+        <w:tc>
+          <w:tcPr>
+            <w:tcW w:type="dxa" w:w="2449"/>
+            <w:tcBorders>
+              <w:top w:val="single" w:color="DEDFE1" w:sz="4"/>
+              <w:left w:val="single" w:color="DEDFE1" w:sz="4"/>
+              <w:bottom w:val="single" w:color="DEDFE1" w:sz="4"/>
+              <w:right w:val="single" w:color="DEDFE1" w:sz="4"/>
+            </w:tcBorders>
+            <w:shd w:fill="FAFAFB" w:color="auto" w:val="clear"/>
+            <w:tcMar>
+              <w:top w:type="dxa" w:w="90"/>
+              <w:left w:type="dxa" w:w="110"/>
+              <w:bottom w:type="dxa" w:w="90"/>
+              <w:right w:type="dxa" w:w="110"/>
+            </w:tcMar>
+            <w:vAlign w:val="center"/>
+          </w:tcPr>
+          <w:p>
+            <w:pPr>
+              <w:bidi/>
+              <w:spacing w:after="0" w:before="0" w:line="300" w:lineRule="auto"/>
+              <w:jc w:val="start"/>
+            </w:pPr>
+            <w:r>
+              <w:rPr>
+                <w:rFonts w:ascii="Tahoma" w:cs="Tahoma" w:eastAsia="Tahoma" w:hAnsi="Tahoma"/>
+                <w:b w:val="false"/>
+                <w:bCs w:val="false"/>
+                <w:color w:val="5E6265"/>
+                <w:sz w:val="18"/>
+                <w:szCs w:val="18"/>
+                <w:rtl/>
+              </w:rPr>
+              <w:t xml:space="preserve">إدراج فعاليات المناسبات ضمن الخطة والميزانية الربعية المعتمدة مسبقاً</w:t>
+            </w:r>
+          </w:p>
+        </w:tc>
+      </w:tr>
+    </w:tbl>
+    <w:p>
+      <w:pPr>
+        <w:spacing w:after="60"/>
+      </w:pPr>
+    </w:p>
+    <w:p>
+      <w:pPr>
+        <w:spacing w:after="60"/>
+      </w:pPr>
+    </w:p>
+    <w:tbl>
+      <w:tblPr>
+        <w:bidiVisual/>
+        <w:tblW w:type="dxa" w:w="9648"/>
+        <w:tblBorders>
+          <w:top w:val="single" w:color="auto" w:sz="4"/>
+          <w:left w:val="single" w:color="auto" w:sz="4"/>
+          <w:bottom w:val="single" w:color="auto" w:sz="4"/>
+          <w:right w:val="single" w:color="auto" w:sz="4"/>
+          <w:insideH w:val="single" w:color="auto" w:sz="4"/>
+          <w:insideV w:val="single" w:color="auto" w:sz="4"/>
+        </w:tblBorders>
+      </w:tblPr>
+      <w:tblGrid>
+        <w:gridCol w:w="4824"/>
+        <w:gridCol w:w="4824"/>
+      </w:tblGrid>
+      <w:tr>
+        <w:tc>
+          <w:tcPr>
+            <w:tcW w:type="dxa" w:w="4824"/>
+            <w:tcBorders>
+              <w:top w:val="single" w:color="DEDFE1" w:sz="4"/>
+              <w:left w:val="single" w:color="DEDFE1" w:sz="4"/>
+              <w:bottom w:val="single" w:color="DEDFE1" w:sz="4"/>
+              <w:right w:val="single" w:color="DEDFE1" w:sz="4"/>
+            </w:tcBorders>
+            <w:shd w:fill="FBFBFC" w:color="auto" w:val="clear"/>
+            <w:tcMar>
+              <w:top w:type="dxa" w:w="130"/>
+              <w:left w:type="dxa" w:w="150"/>
+              <w:bottom w:type="dxa" w:w="130"/>
+              <w:right w:type="dxa" w:w="150"/>
+            </w:tcMar>
+          </w:tcPr>
+          <w:p>
+            <w:pPr>
+              <w:bidi/>
+              <w:spacing w:after="70" w:before="0" w:line="300" w:lineRule="auto"/>
+              <w:jc w:val="start"/>
+            </w:pPr>
+            <w:r>
+              <w:rPr>
+                <w:rFonts w:ascii="DIN Next LT Arabic" w:cs="DIN Next LT Arabic" w:eastAsia="DIN Next LT Arabic" w:hAnsi="DIN Next LT Arabic"/>
+                <w:b/>
+                <w:bCs/>
+                <w:color w:val="1B7A4B"/>
+                <w:sz w:val="19"/>
+                <w:szCs w:val="19"/>
+                <w:rtl/>
+              </w:rPr>
+              <w:t xml:space="preserve">أبرز النتائج</w:t>
+            </w:r>
+          </w:p>
+          <w:p>
+            <w:pPr>
+              <w:pStyle w:val="ListParagraph"/>
+              <w:numPr>
+                <w:ilvl w:val="0"/>
+                <w:numId w:val="1"/>
+              </w:numPr>
+              <w:bidi/>
+              <w:spacing w:after="45" w:line="270" w:lineRule="auto"/>
+            </w:pPr>
+            <w:r>
+              <w:rPr>
+                <w:rFonts w:ascii="Tahoma" w:cs="Tahoma" w:eastAsia="Tahoma" w:hAnsi="Tahoma"/>
+                <w:b w:val="false"/>
+                <w:bCs w:val="false"/>
+                <w:color w:val="5E6265"/>
+                <w:sz w:val="17"/>
+                <w:szCs w:val="17"/>
+                <w:rtl/>
+              </w:rPr>
+              <w:t xml:space="preserve">تغطية تسع محطات في مناسبة وطنية واحدة — أوسع انتشار ميداني في الربع</w:t>
+            </w:r>
+          </w:p>
+          <w:p>
+            <w:pPr>
+              <w:pStyle w:val="ListParagraph"/>
+              <w:numPr>
+                <w:ilvl w:val="0"/>
+                <w:numId w:val="1"/>
+              </w:numPr>
+              <w:bidi/>
+              <w:spacing w:after="45" w:line="270" w:lineRule="auto"/>
+            </w:pPr>
+            <w:r>
+              <w:rPr>
+                <w:rFonts w:ascii="Tahoma" w:cs="Tahoma" w:eastAsia="Tahoma" w:hAnsi="Tahoma"/>
+                <w:b w:val="false"/>
+                <w:bCs w:val="false"/>
+                <w:color w:val="5E6265"/>
+                <w:sz w:val="17"/>
+                <w:szCs w:val="17"/>
+                <w:rtl/>
+              </w:rPr>
+              <w:t xml:space="preserve">تنفيذ 32 ليزراً وتوزيع 5,000 استكر و10,000 فواحة</w:t>
+            </w:r>
+          </w:p>
+          <w:p>
+            <w:pPr>
+              <w:pStyle w:val="ListParagraph"/>
+              <w:numPr>
+                <w:ilvl w:val="0"/>
+                <w:numId w:val="1"/>
+              </w:numPr>
+              <w:bidi/>
+              <w:spacing w:after="45" w:line="270" w:lineRule="auto"/>
+            </w:pPr>
+            <w:r>
+              <w:rPr>
+                <w:rFonts w:ascii="Tahoma" w:cs="Tahoma" w:eastAsia="Tahoma" w:hAnsi="Tahoma"/>
+                <w:b w:val="false"/>
+                <w:bCs w:val="false"/>
+                <w:color w:val="5E6265"/>
+                <w:sz w:val="17"/>
+                <w:szCs w:val="17"/>
+                <w:rtl/>
+              </w:rPr>
+              <w:t xml:space="preserve">إكمال تغطية أشهر الربع الثلاثة بنشاط تسويقي</w:t>
+            </w:r>
+          </w:p>
+        </w:tc>
+        <w:tc>
+          <w:tcPr>
+            <w:tcW w:type="dxa" w:w="4824"/>
+            <w:tcBorders>
+              <w:top w:val="single" w:color="DEDFE1" w:sz="4"/>
+              <w:left w:val="single" w:color="DEDFE1" w:sz="4"/>
+              <w:bottom w:val="single" w:color="DEDFE1" w:sz="4"/>
+              <w:right w:val="single" w:color="DEDFE1" w:sz="4"/>
+            </w:tcBorders>
+            <w:shd w:fill="FBFBFC" w:color="auto" w:val="clear"/>
+            <w:tcMar>
+              <w:top w:type="dxa" w:w="130"/>
+              <w:left w:type="dxa" w:w="150"/>
+              <w:bottom w:type="dxa" w:w="130"/>
+              <w:right w:type="dxa" w:w="150"/>
+            </w:tcMar>
+          </w:tcPr>
+          <w:p>
+            <w:pPr>
+              <w:bidi/>
+              <w:spacing w:after="70" w:before="0" w:line="300" w:lineRule="auto"/>
+              <w:jc w:val="start"/>
+            </w:pPr>
+            <w:r>
+              <w:rPr>
+                <w:rFonts w:ascii="DIN Next LT Arabic" w:cs="DIN Next LT Arabic" w:eastAsia="DIN Next LT Arabic" w:hAnsi="DIN Next LT Arabic"/>
+                <w:b/>
+                <w:bCs/>
+                <w:color w:val="C6486B"/>
+                <w:sz w:val="19"/>
+                <w:szCs w:val="19"/>
+                <w:rtl/>
+              </w:rPr>
+              <w:t xml:space="preserve">التحديات</w:t>
+            </w:r>
+          </w:p>
+          <w:p>
+            <w:pPr>
+              <w:pStyle w:val="ListParagraph"/>
+              <w:numPr>
+                <w:ilvl w:val="0"/>
+                <w:numId w:val="1"/>
+              </w:numPr>
+              <w:bidi/>
+              <w:spacing w:after="45" w:line="270" w:lineRule="auto"/>
+            </w:pPr>
+            <w:r>
+              <w:rPr>
+                <w:rFonts w:ascii="Tahoma" w:cs="Tahoma" w:eastAsia="Tahoma" w:hAnsi="Tahoma"/>
+                <w:b w:val="false"/>
+                <w:bCs w:val="false"/>
+                <w:color w:val="5E6265"/>
+                <w:sz w:val="17"/>
+                <w:szCs w:val="17"/>
+                <w:rtl/>
+              </w:rPr>
+              <w:t xml:space="preserve">غياب مؤشرات أداء معتمدة للفعالية قبل تنفيذها</w:t>
+            </w:r>
+          </w:p>
+          <w:p>
+            <w:pPr>
+              <w:pStyle w:val="ListParagraph"/>
+              <w:numPr>
+                <w:ilvl w:val="0"/>
+                <w:numId w:val="1"/>
+              </w:numPr>
+              <w:bidi/>
+              <w:spacing w:after="45" w:line="270" w:lineRule="auto"/>
+            </w:pPr>
+            <w:r>
+              <w:rPr>
+                <w:rFonts w:ascii="Tahoma" w:cs="Tahoma" w:eastAsia="Tahoma" w:hAnsi="Tahoma"/>
+                <w:b w:val="false"/>
+                <w:bCs w:val="false"/>
+                <w:color w:val="5E6265"/>
+                <w:sz w:val="17"/>
+                <w:szCs w:val="17"/>
+                <w:rtl/>
+              </w:rPr>
+              <w:t xml:space="preserve">عدم قياس الوصول أو التفاعل أو الأثر التجاري</w:t>
+            </w:r>
+          </w:p>
+          <w:p>
+            <w:pPr>
+              <w:pStyle w:val="ListParagraph"/>
+              <w:numPr>
+                <w:ilvl w:val="0"/>
+                <w:numId w:val="1"/>
+              </w:numPr>
+              <w:bidi/>
+              <w:spacing w:after="45" w:line="270" w:lineRule="auto"/>
+            </w:pPr>
+            <w:r>
+              <w:rPr>
+                <w:rFonts w:ascii="Tahoma" w:cs="Tahoma" w:eastAsia="Tahoma" w:hAnsi="Tahoma"/>
+                <w:b w:val="false"/>
+                <w:bCs w:val="false"/>
+                <w:color w:val="5E6265"/>
+                <w:sz w:val="17"/>
+                <w:szCs w:val="17"/>
+                <w:rtl/>
+              </w:rPr>
+              <w:t xml:space="preserve">الصرف دون ميزانية مخصصة معتمدة مسجّلة</w:t>
+            </w:r>
+          </w:p>
+          <w:p>
+            <w:pPr>
+              <w:pStyle w:val="ListParagraph"/>
+              <w:numPr>
+                <w:ilvl w:val="0"/>
+                <w:numId w:val="1"/>
+              </w:numPr>
+              <w:bidi/>
+              <w:spacing w:after="45" w:line="270" w:lineRule="auto"/>
+            </w:pPr>
+            <w:r>
+              <w:rPr>
+                <w:rFonts w:ascii="Tahoma" w:cs="Tahoma" w:eastAsia="Tahoma" w:hAnsi="Tahoma"/>
+                <w:b w:val="false"/>
+                <w:bCs w:val="false"/>
+                <w:color w:val="5E6265"/>
+                <w:sz w:val="17"/>
+                <w:szCs w:val="17"/>
+                <w:rtl/>
+              </w:rPr>
+              <w:t xml:space="preserve">تركّز ‎67%‎ من التكلفة في بند واحد (الليزرات) دون مقارنة عروض موثّقة</w:t>
+            </w:r>
+          </w:p>
+        </w:tc>
+      </w:tr>
+      <w:tr>
+        <w:tc>
+          <w:tcPr>
+            <w:tcW w:type="dxa" w:w="4824"/>
+            <w:tcBorders>
+              <w:top w:val="single" w:color="DEDFE1" w:sz="4"/>
+              <w:left w:val="single" w:color="DEDFE1" w:sz="4"/>
+              <w:bottom w:val="single" w:color="DEDFE1" w:sz="4"/>
+              <w:right w:val="single" w:color="DEDFE1" w:sz="4"/>
+            </w:tcBorders>
+            <w:shd w:fill="FBFBFC" w:color="auto" w:val="clear"/>
+            <w:tcMar>
+              <w:top w:type="dxa" w:w="130"/>
+              <w:left w:type="dxa" w:w="150"/>
+              <w:bottom w:type="dxa" w:w="130"/>
+              <w:right w:type="dxa" w:w="150"/>
+            </w:tcMar>
+          </w:tcPr>
+          <w:p>
+            <w:pPr>
+              <w:bidi/>
+              <w:spacing w:after="70" w:before="0" w:line="300" w:lineRule="auto"/>
+              <w:jc w:val="start"/>
+            </w:pPr>
+            <w:r>
+              <w:rPr>
+                <w:rFonts w:ascii="DIN Next LT Arabic" w:cs="DIN Next LT Arabic" w:eastAsia="DIN Next LT Arabic" w:hAnsi="DIN Next LT Arabic"/>
+                <w:b/>
+                <w:bCs/>
+                <w:color w:val="D25C0C"/>
+                <w:sz w:val="19"/>
+                <w:szCs w:val="19"/>
+                <w:rtl/>
+              </w:rPr>
+              <w:t xml:space="preserve">الفرص الممكن الاستفادة منها</w:t>
+            </w:r>
+          </w:p>
+          <w:p>
+            <w:pPr>
+              <w:pStyle w:val="ListParagraph"/>
+              <w:numPr>
+                <w:ilvl w:val="0"/>
+                <w:numId w:val="1"/>
+              </w:numPr>
+              <w:bidi/>
+              <w:spacing w:after="45" w:line="270" w:lineRule="auto"/>
+            </w:pPr>
+            <w:r>
+              <w:rPr>
+                <w:rFonts w:ascii="Tahoma" w:cs="Tahoma" w:eastAsia="Tahoma" w:hAnsi="Tahoma"/>
+                <w:b w:val="false"/>
+                <w:bCs w:val="false"/>
+                <w:color w:val="5E6265"/>
+                <w:sz w:val="17"/>
+                <w:szCs w:val="17"/>
+                <w:rtl/>
+              </w:rPr>
+              <w:t xml:space="preserve">الاستكرات والفواحات قناة قياس جاهزة — رمز QR يحوّل 15,000 قطعة إلى نقاط قياس وتسجيل في برنامج الولاء</w:t>
+            </w:r>
+          </w:p>
+          <w:p>
+            <w:pPr>
+              <w:pStyle w:val="ListParagraph"/>
+              <w:numPr>
+                <w:ilvl w:val="0"/>
+                <w:numId w:val="1"/>
+              </w:numPr>
+              <w:bidi/>
+              <w:spacing w:after="45" w:line="270" w:lineRule="auto"/>
+            </w:pPr>
+            <w:r>
+              <w:rPr>
+                <w:rFonts w:ascii="Tahoma" w:cs="Tahoma" w:eastAsia="Tahoma" w:hAnsi="Tahoma"/>
+                <w:b w:val="false"/>
+                <w:bCs w:val="false"/>
+                <w:color w:val="5E6265"/>
+                <w:sz w:val="17"/>
+                <w:szCs w:val="17"/>
+                <w:rtl/>
+              </w:rPr>
+              <w:t xml:space="preserve">اعتماد حزمة مناسبات قياسية متكررة (اليوم الوطني · يوم التأسيس) بتكلفة وحدة معلومة مسبقاً</w:t>
+            </w:r>
+          </w:p>
+          <w:p>
+            <w:pPr>
+              <w:pStyle w:val="ListParagraph"/>
+              <w:numPr>
+                <w:ilvl w:val="0"/>
+                <w:numId w:val="1"/>
+              </w:numPr>
+              <w:bidi/>
+              <w:spacing w:after="45" w:line="270" w:lineRule="auto"/>
+            </w:pPr>
+            <w:r>
+              <w:rPr>
+                <w:rFonts w:ascii="Tahoma" w:cs="Tahoma" w:eastAsia="Tahoma" w:hAnsi="Tahoma"/>
+                <w:b w:val="false"/>
+                <w:bCs w:val="false"/>
+                <w:color w:val="5E6265"/>
+                <w:sz w:val="17"/>
+                <w:szCs w:val="17"/>
+                <w:rtl/>
+              </w:rPr>
+              <w:t xml:space="preserve">التفاوض على سعر الليزر عبر عقد موسمي بدل الشراء لكل فعالية</w:t>
+            </w:r>
+          </w:p>
+        </w:tc>
+        <w:tc>
+          <w:tcPr>
+            <w:tcW w:type="dxa" w:w="4824"/>
+            <w:tcBorders>
+              <w:top w:val="single" w:color="DEDFE1" w:sz="4"/>
+              <w:left w:val="single" w:color="DEDFE1" w:sz="4"/>
+              <w:bottom w:val="single" w:color="DEDFE1" w:sz="4"/>
+              <w:right w:val="single" w:color="DEDFE1" w:sz="4"/>
+            </w:tcBorders>
+            <w:shd w:fill="FBFBFC" w:color="auto" w:val="clear"/>
+            <w:tcMar>
+              <w:top w:type="dxa" w:w="130"/>
+              <w:left w:type="dxa" w:w="150"/>
+              <w:bottom w:type="dxa" w:w="130"/>
+              <w:right w:type="dxa" w:w="150"/>
+            </w:tcMar>
+          </w:tcPr>
+          <w:p>
+            <w:pPr>
+              <w:bidi/>
+              <w:spacing w:after="70" w:before="0" w:line="300" w:lineRule="auto"/>
+              <w:jc w:val="start"/>
+            </w:pPr>
+            <w:r>
+              <w:rPr>
+                <w:rFonts w:ascii="DIN Next LT Arabic" w:cs="DIN Next LT Arabic" w:eastAsia="DIN Next LT Arabic" w:hAnsi="DIN Next LT Arabic"/>
+                <w:b/>
+                <w:bCs/>
+                <w:color w:val="66686A"/>
+                <w:sz w:val="19"/>
+                <w:szCs w:val="19"/>
+                <w:rtl/>
+              </w:rPr>
+              <w:t xml:space="preserve">التوصيات</w:t>
+            </w:r>
+          </w:p>
+          <w:p>
+            <w:pPr>
+              <w:pStyle w:val="ListParagraph"/>
+              <w:numPr>
+                <w:ilvl w:val="0"/>
+                <w:numId w:val="1"/>
+              </w:numPr>
+              <w:bidi/>
+              <w:spacing w:after="45" w:line="270" w:lineRule="auto"/>
+            </w:pPr>
+            <w:r>
+              <w:rPr>
+                <w:rFonts w:ascii="Tahoma" w:cs="Tahoma" w:eastAsia="Tahoma" w:hAnsi="Tahoma"/>
+                <w:b w:val="false"/>
+                <w:bCs w:val="false"/>
+                <w:color w:val="5E6265"/>
+                <w:sz w:val="17"/>
+                <w:szCs w:val="17"/>
+                <w:rtl/>
+              </w:rPr>
+              <w:t xml:space="preserve">عدم اعتماد أي فعالية مناسبات مستقبلاً دون مؤشرات ومستهدفات وميزانية معتمدة مسبقاً</w:t>
+            </w:r>
+          </w:p>
+          <w:p>
+            <w:pPr>
+              <w:pStyle w:val="ListParagraph"/>
+              <w:numPr>
+                <w:ilvl w:val="0"/>
+                <w:numId w:val="1"/>
+              </w:numPr>
+              <w:bidi/>
+              <w:spacing w:after="45" w:line="270" w:lineRule="auto"/>
+            </w:pPr>
+            <w:r>
+              <w:rPr>
+                <w:rFonts w:ascii="Tahoma" w:cs="Tahoma" w:eastAsia="Tahoma" w:hAnsi="Tahoma"/>
+                <w:b w:val="false"/>
+                <w:bCs w:val="false"/>
+                <w:color w:val="5E6265"/>
+                <w:sz w:val="17"/>
+                <w:szCs w:val="17"/>
+                <w:rtl/>
+              </w:rPr>
+              <w:t xml:space="preserve">إضافة رمز QR على المواد الموزعة في الفعالية القادمة لقياس الأثر</w:t>
+            </w:r>
+          </w:p>
+          <w:p>
+            <w:pPr>
+              <w:pStyle w:val="ListParagraph"/>
+              <w:numPr>
+                <w:ilvl w:val="0"/>
+                <w:numId w:val="1"/>
+              </w:numPr>
+              <w:bidi/>
+              <w:spacing w:after="45" w:line="270" w:lineRule="auto"/>
+            </w:pPr>
+            <w:r>
+              <w:rPr>
+                <w:rFonts w:ascii="Tahoma" w:cs="Tahoma" w:eastAsia="Tahoma" w:hAnsi="Tahoma"/>
+                <w:b w:val="false"/>
+                <w:bCs w:val="false"/>
+                <w:color w:val="5E6265"/>
+                <w:sz w:val="17"/>
+                <w:szCs w:val="17"/>
+                <w:rtl/>
+              </w:rPr>
+              <w:t xml:space="preserve">توثيق ثلاثة عروض أسعار على الأقل لبند الليزرات قبل الاعتماد</w:t>
+            </w:r>
+          </w:p>
+        </w:tc>
+      </w:tr>
+    </w:tbl>
+    <w:p>
+      <w:pPr>
+        <w:keepNext/>
+        <w:pageBreakBefore/>
         <w:bidi/>
         <w:spacing w:after="40" w:before="0" w:line="300" w:lineRule="auto"/>
         <w:jc w:val="start"/>
@@ -17626,7 +21637,7 @@
                 <w:szCs w:val="18"/>
                 <w:rtl/>
               </w:rPr>
-              <w:t xml:space="preserve">الحملات الأربع</w:t>
+              <w:t xml:space="preserve">الحملات الخمس</w:t>
             </w:r>
           </w:p>
         </w:tc>
@@ -18007,7 +22018,7 @@
                 <w:szCs w:val="18"/>
                 <w:rtl/>
               </w:rPr>
-              <w:t xml:space="preserve">تغطية</w:t>
+              <w:t xml:space="preserve">قياس</w:t>
             </w:r>
           </w:p>
         </w:tc>
@@ -18045,7 +22056,7 @@
                 <w:szCs w:val="18"/>
                 <w:rtl/>
               </w:rPr>
-              <w:t xml:space="preserve">غياب حملات مسجّلة في شهر سبتمبر</w:t>
+              <w:t xml:space="preserve">تنفيذ فعالية اليوم الوطني دون مؤشرات أداء معتمدة ولا قياس وصول أو تفاعل</w:t>
             </w:r>
           </w:p>
         </w:tc>
@@ -18083,7 +22094,7 @@
                 <w:szCs w:val="18"/>
                 <w:rtl/>
               </w:rPr>
-              <w:t xml:space="preserve">—</w:t>
+              <w:t xml:space="preserve">فعالية اليوم الوطني</w:t>
             </w:r>
           </w:p>
         </w:tc>
@@ -18121,7 +22132,311 @@
                 <w:szCs w:val="18"/>
                 <w:rtl/>
               </w:rPr>
-              <w:t xml:space="preserve">ثلث الربع بلا نشاط تسويقي موثّق</w:t>
+              <w:t xml:space="preserve">أكبر بند إنفاق في الربع (28,807 ر.س · ‎44%‎) وأقلّه قياساً</w:t>
+            </w:r>
+          </w:p>
+        </w:tc>
+      </w:tr>
+      <w:tr>
+        <w:tc>
+          <w:tcPr>
+            <w:tcW w:type="dxa" w:w="1250"/>
+            <w:tcBorders>
+              <w:top w:val="single" w:color="DEDFE1" w:sz="4"/>
+              <w:left w:val="single" w:color="DEDFE1" w:sz="4"/>
+              <w:bottom w:val="single" w:color="DEDFE1" w:sz="4"/>
+              <w:right w:val="single" w:color="DEDFE1" w:sz="4"/>
+            </w:tcBorders>
+            <w:tcMar>
+              <w:top w:type="dxa" w:w="90"/>
+              <w:left w:type="dxa" w:w="110"/>
+              <w:bottom w:type="dxa" w:w="90"/>
+              <w:right w:type="dxa" w:w="110"/>
+            </w:tcMar>
+            <w:vAlign w:val="center"/>
+          </w:tcPr>
+          <w:p>
+            <w:pPr>
+              <w:bidi/>
+              <w:spacing w:after="0" w:before="0" w:line="300" w:lineRule="auto"/>
+              <w:jc w:val="start"/>
+            </w:pPr>
+            <w:r>
+              <w:rPr>
+                <w:rFonts w:ascii="Tahoma" w:cs="Tahoma" w:eastAsia="Tahoma" w:hAnsi="Tahoma"/>
+                <w:b/>
+                <w:bCs/>
+                <w:color w:val="2B2E30"/>
+                <w:sz w:val="18"/>
+                <w:szCs w:val="18"/>
+                <w:rtl/>
+              </w:rPr>
+              <w:t xml:space="preserve">مالي</w:t>
+            </w:r>
+          </w:p>
+        </w:tc>
+        <w:tc>
+          <w:tcPr>
+            <w:tcW w:type="dxa" w:w="3450"/>
+            <w:tcBorders>
+              <w:top w:val="single" w:color="DEDFE1" w:sz="4"/>
+              <w:left w:val="single" w:color="DEDFE1" w:sz="4"/>
+              <w:bottom w:val="single" w:color="DEDFE1" w:sz="4"/>
+              <w:right w:val="single" w:color="DEDFE1" w:sz="4"/>
+            </w:tcBorders>
+            <w:tcMar>
+              <w:top w:type="dxa" w:w="90"/>
+              <w:left w:type="dxa" w:w="110"/>
+              <w:bottom w:type="dxa" w:w="90"/>
+              <w:right w:type="dxa" w:w="110"/>
+            </w:tcMar>
+            <w:vAlign w:val="center"/>
+          </w:tcPr>
+          <w:p>
+            <w:pPr>
+              <w:bidi/>
+              <w:spacing w:after="0" w:before="0" w:line="300" w:lineRule="auto"/>
+              <w:jc w:val="start"/>
+            </w:pPr>
+            <w:r>
+              <w:rPr>
+                <w:rFonts w:ascii="Tahoma" w:cs="Tahoma" w:eastAsia="Tahoma" w:hAnsi="Tahoma"/>
+                <w:b w:val="false"/>
+                <w:bCs w:val="false"/>
+                <w:color w:val="5E6265"/>
+                <w:sz w:val="18"/>
+                <w:szCs w:val="18"/>
+                <w:rtl/>
+              </w:rPr>
+              <w:t xml:space="preserve">الصرف دون ميزانية مخصصة معتمدة مسبقاً</w:t>
+            </w:r>
+          </w:p>
+        </w:tc>
+        <w:tc>
+          <w:tcPr>
+            <w:tcW w:type="dxa" w:w="2100"/>
+            <w:tcBorders>
+              <w:top w:val="single" w:color="DEDFE1" w:sz="4"/>
+              <w:left w:val="single" w:color="DEDFE1" w:sz="4"/>
+              <w:bottom w:val="single" w:color="DEDFE1" w:sz="4"/>
+              <w:right w:val="single" w:color="DEDFE1" w:sz="4"/>
+            </w:tcBorders>
+            <w:tcMar>
+              <w:top w:type="dxa" w:w="90"/>
+              <w:left w:type="dxa" w:w="110"/>
+              <w:bottom w:type="dxa" w:w="90"/>
+              <w:right w:type="dxa" w:w="110"/>
+            </w:tcMar>
+            <w:vAlign w:val="center"/>
+          </w:tcPr>
+          <w:p>
+            <w:pPr>
+              <w:bidi/>
+              <w:spacing w:after="0" w:before="0" w:line="300" w:lineRule="auto"/>
+              <w:jc w:val="start"/>
+            </w:pPr>
+            <w:r>
+              <w:rPr>
+                <w:rFonts w:ascii="Tahoma" w:cs="Tahoma" w:eastAsia="Tahoma" w:hAnsi="Tahoma"/>
+                <w:b w:val="false"/>
+                <w:bCs w:val="false"/>
+                <w:color w:val="5E6265"/>
+                <w:sz w:val="18"/>
+                <w:szCs w:val="18"/>
+                <w:rtl/>
+              </w:rPr>
+              <w:t xml:space="preserve">فعالية اليوم الوطني · JA070</w:t>
+            </w:r>
+          </w:p>
+        </w:tc>
+        <w:tc>
+          <w:tcPr>
+            <w:tcW w:type="dxa" w:w="2848"/>
+            <w:tcBorders>
+              <w:top w:val="single" w:color="DEDFE1" w:sz="4"/>
+              <w:left w:val="single" w:color="DEDFE1" w:sz="4"/>
+              <w:bottom w:val="single" w:color="DEDFE1" w:sz="4"/>
+              <w:right w:val="single" w:color="DEDFE1" w:sz="4"/>
+            </w:tcBorders>
+            <w:tcMar>
+              <w:top w:type="dxa" w:w="90"/>
+              <w:left w:type="dxa" w:w="110"/>
+              <w:bottom w:type="dxa" w:w="90"/>
+              <w:right w:type="dxa" w:w="110"/>
+            </w:tcMar>
+            <w:vAlign w:val="center"/>
+          </w:tcPr>
+          <w:p>
+            <w:pPr>
+              <w:bidi/>
+              <w:spacing w:after="0" w:before="0" w:line="300" w:lineRule="auto"/>
+              <w:jc w:val="start"/>
+            </w:pPr>
+            <w:r>
+              <w:rPr>
+                <w:rFonts w:ascii="Tahoma" w:cs="Tahoma" w:eastAsia="Tahoma" w:hAnsi="Tahoma"/>
+                <w:b w:val="false"/>
+                <w:bCs w:val="false"/>
+                <w:color w:val="5E6265"/>
+                <w:sz w:val="18"/>
+                <w:szCs w:val="18"/>
+                <w:rtl/>
+              </w:rPr>
+              <w:t xml:space="preserve">يتعذّر قياس الانضباط المالي على ‎45%‎ من إنفاق الربع</w:t>
+            </w:r>
+          </w:p>
+        </w:tc>
+      </w:tr>
+      <w:tr>
+        <w:tc>
+          <w:tcPr>
+            <w:tcW w:type="dxa" w:w="1250"/>
+            <w:tcBorders>
+              <w:top w:val="single" w:color="DEDFE1" w:sz="4"/>
+              <w:left w:val="single" w:color="DEDFE1" w:sz="4"/>
+              <w:bottom w:val="single" w:color="DEDFE1" w:sz="4"/>
+              <w:right w:val="single" w:color="DEDFE1" w:sz="4"/>
+            </w:tcBorders>
+            <w:shd w:fill="FAFAFB" w:color="auto" w:val="clear"/>
+            <w:tcMar>
+              <w:top w:type="dxa" w:w="90"/>
+              <w:left w:type="dxa" w:w="110"/>
+              <w:bottom w:type="dxa" w:w="90"/>
+              <w:right w:type="dxa" w:w="110"/>
+            </w:tcMar>
+            <w:vAlign w:val="center"/>
+          </w:tcPr>
+          <w:p>
+            <w:pPr>
+              <w:bidi/>
+              <w:spacing w:after="0" w:before="0" w:line="300" w:lineRule="auto"/>
+              <w:jc w:val="start"/>
+            </w:pPr>
+            <w:r>
+              <w:rPr>
+                <w:rFonts w:ascii="Tahoma" w:cs="Tahoma" w:eastAsia="Tahoma" w:hAnsi="Tahoma"/>
+                <w:b/>
+                <w:bCs/>
+                <w:color w:val="2B2E30"/>
+                <w:sz w:val="18"/>
+                <w:szCs w:val="18"/>
+                <w:rtl/>
+              </w:rPr>
+              <w:t xml:space="preserve">شراء</w:t>
+            </w:r>
+          </w:p>
+        </w:tc>
+        <w:tc>
+          <w:tcPr>
+            <w:tcW w:type="dxa" w:w="3450"/>
+            <w:tcBorders>
+              <w:top w:val="single" w:color="DEDFE1" w:sz="4"/>
+              <w:left w:val="single" w:color="DEDFE1" w:sz="4"/>
+              <w:bottom w:val="single" w:color="DEDFE1" w:sz="4"/>
+              <w:right w:val="single" w:color="DEDFE1" w:sz="4"/>
+            </w:tcBorders>
+            <w:shd w:fill="FAFAFB" w:color="auto" w:val="clear"/>
+            <w:tcMar>
+              <w:top w:type="dxa" w:w="90"/>
+              <w:left w:type="dxa" w:w="110"/>
+              <w:bottom w:type="dxa" w:w="90"/>
+              <w:right w:type="dxa" w:w="110"/>
+            </w:tcMar>
+            <w:vAlign w:val="center"/>
+          </w:tcPr>
+          <w:p>
+            <w:pPr>
+              <w:bidi/>
+              <w:spacing w:after="0" w:before="0" w:line="300" w:lineRule="auto"/>
+              <w:jc w:val="start"/>
+            </w:pPr>
+            <w:r>
+              <w:rPr>
+                <w:rFonts w:ascii="Tahoma" w:cs="Tahoma" w:eastAsia="Tahoma" w:hAnsi="Tahoma"/>
+                <w:b w:val="false"/>
+                <w:bCs w:val="false"/>
+                <w:color w:val="5E6265"/>
+                <w:sz w:val="18"/>
+                <w:szCs w:val="18"/>
+                <w:rtl/>
+              </w:rPr>
+              <w:t xml:space="preserve">تركّز ‎67%‎ من تكلفة الفعالية في بند الليزرات دون مقارنة عروض موثّقة</w:t>
+            </w:r>
+          </w:p>
+        </w:tc>
+        <w:tc>
+          <w:tcPr>
+            <w:tcW w:type="dxa" w:w="2100"/>
+            <w:tcBorders>
+              <w:top w:val="single" w:color="DEDFE1" w:sz="4"/>
+              <w:left w:val="single" w:color="DEDFE1" w:sz="4"/>
+              <w:bottom w:val="single" w:color="DEDFE1" w:sz="4"/>
+              <w:right w:val="single" w:color="DEDFE1" w:sz="4"/>
+            </w:tcBorders>
+            <w:shd w:fill="FAFAFB" w:color="auto" w:val="clear"/>
+            <w:tcMar>
+              <w:top w:type="dxa" w:w="90"/>
+              <w:left w:type="dxa" w:w="110"/>
+              <w:bottom w:type="dxa" w:w="90"/>
+              <w:right w:type="dxa" w:w="110"/>
+            </w:tcMar>
+            <w:vAlign w:val="center"/>
+          </w:tcPr>
+          <w:p>
+            <w:pPr>
+              <w:bidi/>
+              <w:spacing w:after="0" w:before="0" w:line="300" w:lineRule="auto"/>
+              <w:jc w:val="start"/>
+            </w:pPr>
+            <w:r>
+              <w:rPr>
+                <w:rFonts w:ascii="Tahoma" w:cs="Tahoma" w:eastAsia="Tahoma" w:hAnsi="Tahoma"/>
+                <w:b w:val="false"/>
+                <w:bCs w:val="false"/>
+                <w:color w:val="5E6265"/>
+                <w:sz w:val="18"/>
+                <w:szCs w:val="18"/>
+                <w:rtl/>
+              </w:rPr>
+              <w:t xml:space="preserve">فعالية اليوم الوطني</w:t>
+            </w:r>
+          </w:p>
+        </w:tc>
+        <w:tc>
+          <w:tcPr>
+            <w:tcW w:type="dxa" w:w="2848"/>
+            <w:tcBorders>
+              <w:top w:val="single" w:color="DEDFE1" w:sz="4"/>
+              <w:left w:val="single" w:color="DEDFE1" w:sz="4"/>
+              <w:bottom w:val="single" w:color="DEDFE1" w:sz="4"/>
+              <w:right w:val="single" w:color="DEDFE1" w:sz="4"/>
+            </w:tcBorders>
+            <w:shd w:fill="FAFAFB" w:color="auto" w:val="clear"/>
+            <w:tcMar>
+              <w:top w:type="dxa" w:w="90"/>
+              <w:left w:type="dxa" w:w="110"/>
+              <w:bottom w:type="dxa" w:w="90"/>
+              <w:right w:type="dxa" w:w="110"/>
+            </w:tcMar>
+            <w:vAlign w:val="center"/>
+          </w:tcPr>
+          <w:p>
+            <w:pPr>
+              <w:bidi/>
+              <w:spacing w:after="0" w:before="0" w:line="300" w:lineRule="auto"/>
+              <w:jc w:val="start"/>
+            </w:pPr>
+            <w:r>
+              <w:rPr>
+                <w:rFonts w:ascii="Tahoma" w:cs="Tahoma" w:eastAsia="Tahoma" w:hAnsi="Tahoma"/>
+                <w:b w:val="false"/>
+                <w:bCs w:val="false"/>
+                <w:color w:val="5E6265"/>
+                <w:sz w:val="18"/>
+                <w:szCs w:val="18"/>
+                <w:rtl/>
+              </w:rPr>
+              <w:t xml:space="preserve">19,320 ر.س بمعدل 603.75 ر.س للوحدة دون مرجع سعري</w:t>
             </w:r>
           </w:p>
         </w:tc>
@@ -18281,6 +22596,29 @@
     </w:p>
     <w:p>
       <w:pPr>
+        <w:pStyle w:val="ListParagraph"/>
+        <w:numPr>
+          <w:ilvl w:val="0"/>
+          <w:numId w:val="1"/>
+        </w:numPr>
+        <w:bidi/>
+        <w:spacing w:after="50" w:line="280" w:lineRule="auto"/>
+      </w:pPr>
+      <w:r>
+        <w:rPr>
+          <w:rFonts w:ascii="Tahoma" w:cs="Tahoma" w:eastAsia="Tahoma" w:hAnsi="Tahoma"/>
+          <w:b w:val="false"/>
+          <w:bCs w:val="false"/>
+          <w:color w:val="5E6265"/>
+          <w:sz w:val="19"/>
+          <w:szCs w:val="19"/>
+          <w:rtl/>
+        </w:rPr>
+        <w:t xml:space="preserve">اعتماد حزمة مناسبات قياسية متكررة (اليوم الوطني · يوم التأسيس) بتكلفة وحدة معلومة مسبقاً.</w:t>
+      </w:r>
+    </w:p>
+    <w:p>
+      <w:pPr>
         <w:keepNext/>
         <w:bidi/>
         <w:spacing w:after="70" w:before="150" w:line="300" w:lineRule="auto"/>
@@ -18366,6 +22704,29 @@
           <w:rtl/>
         </w:rPr>
         <w:t xml:space="preserve">إشراك شريك الامتياز في تحمّل جزء من كلفة الحملة مقابل التغطية.</w:t>
+      </w:r>
+    </w:p>
+    <w:p>
+      <w:pPr>
+        <w:pStyle w:val="ListParagraph"/>
+        <w:numPr>
+          <w:ilvl w:val="0"/>
+          <w:numId w:val="1"/>
+        </w:numPr>
+        <w:bidi/>
+        <w:spacing w:after="50" w:line="280" w:lineRule="auto"/>
+      </w:pPr>
+      <w:r>
+        <w:rPr>
+          <w:rFonts w:ascii="Tahoma" w:cs="Tahoma" w:eastAsia="Tahoma" w:hAnsi="Tahoma"/>
+          <w:b w:val="false"/>
+          <w:bCs w:val="false"/>
+          <w:color w:val="5E6265"/>
+          <w:sz w:val="19"/>
+          <w:szCs w:val="19"/>
+          <w:rtl/>
+        </w:rPr>
+        <w:t xml:space="preserve">تحويل 15,000 قطعة موزعة (استكرات وفواحات) إلى نقاط قياس عبر رمز QR يربطها ببرنامج الولاء.</w:t>
       </w:r>
     </w:p>
     <w:p>
@@ -18459,6 +22820,29 @@
     </w:p>
     <w:p>
       <w:pPr>
+        <w:pStyle w:val="ListParagraph"/>
+        <w:numPr>
+          <w:ilvl w:val="0"/>
+          <w:numId w:val="1"/>
+        </w:numPr>
+        <w:bidi/>
+        <w:spacing w:after="50" w:line="280" w:lineRule="auto"/>
+      </w:pPr>
+      <w:r>
+        <w:rPr>
+          <w:rFonts w:ascii="Tahoma" w:cs="Tahoma" w:eastAsia="Tahoma" w:hAnsi="Tahoma"/>
+          <w:b w:val="false"/>
+          <w:bCs w:val="false"/>
+          <w:color w:val="5E6265"/>
+          <w:sz w:val="19"/>
+          <w:szCs w:val="19"/>
+          <w:rtl/>
+        </w:rPr>
+        <w:t xml:space="preserve">التفاوض على سعر الليزر (603.75 ر.س للوحدة) عبر عقد موسمي بدل الشراء المنفصل لكل فعالية.</w:t>
+      </w:r>
+    </w:p>
+    <w:p>
+      <w:pPr>
         <w:keepNext/>
         <w:pageBreakBefore/>
         <w:bidi/>
@@ -18919,7 +23303,7 @@
                 <w:szCs w:val="18"/>
                 <w:rtl/>
               </w:rPr>
-              <w:t xml:space="preserve">تصحيح وحدة قياس التفاعل في النظام</w:t>
+              <w:t xml:space="preserve">عدم اعتماد أي فعالية مناسبات دون مؤشرات وميزانية مسبقة</w:t>
             </w:r>
           </w:p>
         </w:tc>
@@ -18957,7 +23341,7 @@
                 <w:szCs w:val="18"/>
                 <w:rtl/>
               </w:rPr>
-              <w:t xml:space="preserve">تسجيل عدد التفاعلات كعدد ومعدل التفاعل كنسبة في حقلين منفصلين، لتفادي قيم مضلّلة مثل «‎16,805%‎» في التقارير المرفوعة للإدارة.</w:t>
+              <w:t xml:space="preserve">فعالية اليوم الوطني استهلكت ‎44%‎ من إنفاق الربع دون مستهدف معتمد ولا قياس. يلزم اعتماد مؤشرات ومستهدفات وميزانية لكل فعالية قبل الصرف، وإضافة رمز QR على المواد الموزعة لقياس الأثر.</w:t>
             </w:r>
           </w:p>
         </w:tc>
@@ -18995,7 +23379,7 @@
                 <w:szCs w:val="18"/>
                 <w:rtl/>
               </w:rPr>
-              <w:t xml:space="preserve">أولوية عالية · إجراء فوري</w:t>
+              <w:t xml:space="preserve">أولوية عالية · قبل فعالية يوم التأسيس</w:t>
             </w:r>
           </w:p>
         </w:tc>
@@ -19071,7 +23455,7 @@
                 <w:szCs w:val="18"/>
                 <w:rtl/>
               </w:rPr>
-              <w:t xml:space="preserve">قائمة تحقق إلزامية قبل اعتماد أي حملة ميدانية</w:t>
+              <w:t xml:space="preserve">تصحيح وحدة قياس التفاعل في النظام</w:t>
             </w:r>
           </w:p>
         </w:tc>
@@ -19108,7 +23492,7 @@
                 <w:szCs w:val="18"/>
                 <w:rtl/>
               </w:rPr>
-              <w:t xml:space="preserve">تشمل تصريح الفعالية، التعاقد الأمني، التنسيق المكتمل مع مدير المحطة والشريك والمؤثرين، واعتماد الميزانية — ولا تنطلق الحملة قبل استيفائها.</w:t>
+              <w:t xml:space="preserve">تسجيل عدد التفاعلات كعدد ومعدل التفاعل كنسبة في حقلين منفصلين، لتفادي قيم مضلّلة مثل «‎16,805%‎» في التقارير المرفوعة للإدارة.</w:t>
             </w:r>
           </w:p>
         </w:tc>
@@ -19145,7 +23529,7 @@
                 <w:szCs w:val="18"/>
                 <w:rtl/>
               </w:rPr>
-              <w:t xml:space="preserve">أولوية عالية · قبل أول افتتاح قادم</w:t>
+              <w:t xml:space="preserve">أولوية عالية · إجراء فوري</w:t>
             </w:r>
           </w:p>
         </w:tc>
@@ -19223,7 +23607,7 @@
                 <w:szCs w:val="18"/>
                 <w:rtl/>
               </w:rPr>
-              <w:t xml:space="preserve">استكمال البيانات الناقصة للربع الثالث</w:t>
+              <w:t xml:space="preserve">قائمة تحقق إلزامية قبل اعتماد أي حملة ميدانية</w:t>
             </w:r>
           </w:p>
         </w:tc>
@@ -19261,7 +23645,7 @@
                 <w:szCs w:val="18"/>
                 <w:rtl/>
               </w:rPr>
-              <w:t xml:space="preserve">إدخال ميزانية حملة ظبيا JA070، وتوثيق مبرر تجاوز ميزانية نجران NJ219، وتأكيد وضع شهر سبتمبر — ثم إعادة اعتماد هذا التقرير بنسخته النهائية.</w:t>
+              <w:t xml:space="preserve">تشمل تصريح الفعالية، التعاقد الأمني، التنسيق المكتمل مع مدير المحطة والشريك والمؤثرين، واعتماد الميزانية — ولا تنطلق الحملة قبل استيفائها.</w:t>
             </w:r>
           </w:p>
         </w:tc>
@@ -19299,7 +23683,7 @@
                 <w:szCs w:val="18"/>
                 <w:rtl/>
               </w:rPr>
-              <w:t xml:space="preserve">أولوية عالية · قبل الاعتماد النهائي</w:t>
+              <w:t xml:space="preserve">أولوية عالية · قبل أول افتتاح قادم</w:t>
             </w:r>
           </w:p>
         </w:tc>
@@ -19375,7 +23759,7 @@
                 <w:szCs w:val="18"/>
                 <w:rtl/>
               </w:rPr>
-              <w:t xml:space="preserve">خطة استدراك للمهام الدورية المتأخرة</w:t>
+              <w:t xml:space="preserve">استكمال البيانات الناقصة للربع الثالث</w:t>
             </w:r>
           </w:p>
         </w:tc>
@@ -19412,7 +23796,7 @@
                 <w:szCs w:val="18"/>
                 <w:rtl/>
               </w:rPr>
-              <w:t xml:space="preserve">أربع مهام دون ‎40%‎ من مستهدفها، ثلاث منها مرتبطة بوتيرة افتتاحات المحطات. يلزم ربطها بجدول الافتتاحات المعتمد للربع الرابع، وتسجيل مبرر لكل مهمة متأخرة.</w:t>
+              <w:t xml:space="preserve">إدخال ميزانية حملة ظبيا JA070، وتوثيق مبرر تجاوز ميزانية نجران NJ219، وتسجيل ميزانية معتمدة لفعالية اليوم الوطني — ثم إعادة اعتماد هذا التقرير بنسخته النهائية.</w:t>
             </w:r>
           </w:p>
         </w:tc>
@@ -19449,7 +23833,7 @@
                 <w:szCs w:val="18"/>
                 <w:rtl/>
               </w:rPr>
-              <w:t xml:space="preserve">أولوية عالية · قبل إقفال الربع الثالث</w:t>
+              <w:t xml:space="preserve">أولوية عالية · قبل الاعتماد النهائي</w:t>
             </w:r>
           </w:p>
         </w:tc>
@@ -19527,7 +23911,7 @@
                 <w:szCs w:val="18"/>
                 <w:rtl/>
               </w:rPr>
-              <w:t xml:space="preserve">إعادة معايرة مستهدف الوصول</w:t>
+              <w:t xml:space="preserve">خطة استدراك للمهام الدورية المتأخرة</w:t>
             </w:r>
           </w:p>
         </w:tc>
@@ -19565,7 +23949,7 @@
                 <w:szCs w:val="18"/>
                 <w:rtl/>
               </w:rPr>
-              <w:t xml:space="preserve">استبدال المستهدف الموحّد (100,000) بمستهدف يُبنى على حجم المحطة وكثافة المنطقة وقنوات التنفيذ، مستفيدين من الأداء الفعلي في الربع الثالث كخط أساس.</w:t>
+              <w:t xml:space="preserve">أربع مهام دون ‎40%‎ من مستهدفها، ثلاث منها مرتبطة بوتيرة افتتاحات المحطات. يلزم ربطها بجدول الافتتاحات المعتمد للربع الرابع، وتسجيل مبرر لكل مهمة متأخرة.</w:t>
             </w:r>
           </w:p>
         </w:tc>
@@ -19603,7 +23987,7 @@
                 <w:szCs w:val="18"/>
                 <w:rtl/>
               </w:rPr>
-              <w:t xml:space="preserve">أولوية متوسطة · ضمن خطة الربع الرابع</w:t>
+              <w:t xml:space="preserve">أولوية عالية · قبل إقفال الربع الثالث</w:t>
             </w:r>
           </w:p>
         </w:tc>
@@ -19679,7 +24063,7 @@
                 <w:szCs w:val="18"/>
                 <w:rtl/>
               </w:rPr>
-              <w:t xml:space="preserve">تحديث حالات الحملات في النظام</w:t>
+              <w:t xml:space="preserve">إعادة معايرة مستهدف الوصول</w:t>
             </w:r>
           </w:p>
         </w:tc>
@@ -19716,7 +24100,7 @@
                 <w:szCs w:val="18"/>
                 <w:rtl/>
               </w:rPr>
-              <w:t xml:space="preserve">حملتا حائل HA052 والروضة MK040 ما زالتا بحالة «مخطط لها» رغم تنفيذهما وتسجيل نتائج وإنفاق فعلي لهما.</w:t>
+              <w:t xml:space="preserve">استبدال المستهدف الموحّد (100,000) بمستهدف يُبنى على حجم المحطة وكثافة المنطقة وقنوات التنفيذ، مستفيدين من الأداء الفعلي في الربع الثالث كخط أساس.</w:t>
             </w:r>
           </w:p>
         </w:tc>
@@ -19753,7 +24137,7 @@
                 <w:szCs w:val="18"/>
                 <w:rtl/>
               </w:rPr>
-              <w:t xml:space="preserve">أولوية متوسطة · إجراء فوري</w:t>
+              <w:t xml:space="preserve">أولوية متوسطة · ضمن خطة الربع الرابع</w:t>
             </w:r>
           </w:p>
         </w:tc>
@@ -19831,6 +24215,158 @@
                 <w:szCs w:val="18"/>
                 <w:rtl/>
               </w:rPr>
+              <w:t xml:space="preserve">تحديث حالات الحملات في النظام</w:t>
+            </w:r>
+          </w:p>
+        </w:tc>
+        <w:tc>
+          <w:tcPr>
+            <w:tcW w:type="dxa" w:w="4300"/>
+            <w:tcBorders>
+              <w:top w:val="single" w:color="DEDFE1" w:sz="4"/>
+              <w:left w:val="single" w:color="DEDFE1" w:sz="4"/>
+              <w:bottom w:val="single" w:color="DEDFE1" w:sz="4"/>
+              <w:right w:val="single" w:color="DEDFE1" w:sz="4"/>
+            </w:tcBorders>
+            <w:shd w:fill="FAFAFB" w:color="auto" w:val="clear"/>
+            <w:tcMar>
+              <w:top w:type="dxa" w:w="90"/>
+              <w:left w:type="dxa" w:w="110"/>
+              <w:bottom w:type="dxa" w:w="90"/>
+              <w:right w:type="dxa" w:w="110"/>
+            </w:tcMar>
+            <w:vAlign w:val="center"/>
+          </w:tcPr>
+          <w:p>
+            <w:pPr>
+              <w:bidi/>
+              <w:spacing w:after="0" w:before="0" w:line="300" w:lineRule="auto"/>
+              <w:jc w:val="start"/>
+            </w:pPr>
+            <w:r>
+              <w:rPr>
+                <w:rFonts w:ascii="Tahoma" w:cs="Tahoma" w:eastAsia="Tahoma" w:hAnsi="Tahoma"/>
+                <w:b w:val="false"/>
+                <w:bCs w:val="false"/>
+                <w:color w:val="5E6265"/>
+                <w:sz w:val="18"/>
+                <w:szCs w:val="18"/>
+                <w:rtl/>
+              </w:rPr>
+              <w:t xml:space="preserve">حملتا حائل HA052 والروضة MK040 ما زالتا بحالة «مخطط لها» رغم تنفيذهما وتسجيل نتائج وإنفاق فعلي لهما.</w:t>
+            </w:r>
+          </w:p>
+        </w:tc>
+        <w:tc>
+          <w:tcPr>
+            <w:tcW w:type="dxa" w:w="2248"/>
+            <w:tcBorders>
+              <w:top w:val="single" w:color="DEDFE1" w:sz="4"/>
+              <w:left w:val="single" w:color="DEDFE1" w:sz="4"/>
+              <w:bottom w:val="single" w:color="DEDFE1" w:sz="4"/>
+              <w:right w:val="single" w:color="DEDFE1" w:sz="4"/>
+            </w:tcBorders>
+            <w:shd w:fill="FAFAFB" w:color="auto" w:val="clear"/>
+            <w:tcMar>
+              <w:top w:type="dxa" w:w="90"/>
+              <w:left w:type="dxa" w:w="110"/>
+              <w:bottom w:type="dxa" w:w="90"/>
+              <w:right w:type="dxa" w:w="110"/>
+            </w:tcMar>
+            <w:vAlign w:val="center"/>
+          </w:tcPr>
+          <w:p>
+            <w:pPr>
+              <w:bidi/>
+              <w:spacing w:after="0" w:before="0" w:line="300" w:lineRule="auto"/>
+              <w:jc w:val="start"/>
+            </w:pPr>
+            <w:r>
+              <w:rPr>
+                <w:rFonts w:ascii="Tahoma" w:cs="Tahoma" w:eastAsia="Tahoma" w:hAnsi="Tahoma"/>
+                <w:b w:val="false"/>
+                <w:bCs w:val="false"/>
+                <w:color w:val="D25C0C"/>
+                <w:sz w:val="18"/>
+                <w:szCs w:val="18"/>
+                <w:rtl/>
+              </w:rPr>
+              <w:t xml:space="preserve">أولوية متوسطة · إجراء فوري</w:t>
+            </w:r>
+          </w:p>
+        </w:tc>
+      </w:tr>
+      <w:tr>
+        <w:tc>
+          <w:tcPr>
+            <w:tcW w:type="dxa" w:w="600"/>
+            <w:tcBorders>
+              <w:top w:val="single" w:color="DEDFE1" w:sz="4"/>
+              <w:left w:val="single" w:color="DEDFE1" w:sz="4"/>
+              <w:bottom w:val="single" w:color="DEDFE1" w:sz="4"/>
+              <w:right w:val="single" w:color="DEDFE1" w:sz="4"/>
+            </w:tcBorders>
+            <w:tcMar>
+              <w:top w:type="dxa" w:w="90"/>
+              <w:left w:type="dxa" w:w="110"/>
+              <w:bottom w:type="dxa" w:w="90"/>
+              <w:right w:type="dxa" w:w="110"/>
+            </w:tcMar>
+            <w:vAlign w:val="center"/>
+          </w:tcPr>
+          <w:p>
+            <w:pPr>
+              <w:bidi/>
+              <w:spacing w:after="0" w:before="0" w:line="300" w:lineRule="auto"/>
+              <w:jc w:val="start"/>
+            </w:pPr>
+            <w:r>
+              <w:rPr>
+                <w:rFonts w:ascii="Tahoma" w:cs="Tahoma" w:eastAsia="Tahoma" w:hAnsi="Tahoma"/>
+                <w:b/>
+                <w:bCs/>
+                <w:color w:val="2B2E30"/>
+                <w:sz w:val="18"/>
+                <w:szCs w:val="18"/>
+                <w:rtl/>
+              </w:rPr>
+              <w:t xml:space="preserve">9</w:t>
+            </w:r>
+          </w:p>
+        </w:tc>
+        <w:tc>
+          <w:tcPr>
+            <w:tcW w:type="dxa" w:w="2500"/>
+            <w:tcBorders>
+              <w:top w:val="single" w:color="DEDFE1" w:sz="4"/>
+              <w:left w:val="single" w:color="DEDFE1" w:sz="4"/>
+              <w:bottom w:val="single" w:color="DEDFE1" w:sz="4"/>
+              <w:right w:val="single" w:color="DEDFE1" w:sz="4"/>
+            </w:tcBorders>
+            <w:tcMar>
+              <w:top w:type="dxa" w:w="90"/>
+              <w:left w:type="dxa" w:w="110"/>
+              <w:bottom w:type="dxa" w:w="90"/>
+              <w:right w:type="dxa" w:w="110"/>
+            </w:tcMar>
+            <w:vAlign w:val="center"/>
+          </w:tcPr>
+          <w:p>
+            <w:pPr>
+              <w:bidi/>
+              <w:spacing w:after="0" w:before="0" w:line="300" w:lineRule="auto"/>
+              <w:jc w:val="start"/>
+            </w:pPr>
+            <w:r>
+              <w:rPr>
+                <w:rFonts w:ascii="Tahoma" w:cs="Tahoma" w:eastAsia="Tahoma" w:hAnsi="Tahoma"/>
+                <w:b/>
+                <w:bCs/>
+                <w:color w:val="2B2E30"/>
+                <w:sz w:val="18"/>
+                <w:szCs w:val="18"/>
+                <w:rtl/>
+              </w:rPr>
               <w:t xml:space="preserve">توسيع النموذج على الافتتاحات القادمة</w:t>
             </w:r>
           </w:p>
@@ -19844,7 +24380,6 @@
               <w:bottom w:val="single" w:color="DEDFE1" w:sz="4"/>
               <w:right w:val="single" w:color="DEDFE1" w:sz="4"/>
             </w:tcBorders>
-            <w:shd w:fill="FAFAFB" w:color="auto" w:val="clear"/>
             <w:tcMar>
               <w:top w:type="dxa" w:w="90"/>
               <w:left w:type="dxa" w:w="110"/>
@@ -19882,7 +24417,6 @@
               <w:bottom w:val="single" w:color="DEDFE1" w:sz="4"/>
               <w:right w:val="single" w:color="DEDFE1" w:sz="4"/>
             </w:tcBorders>
-            <w:shd w:fill="FAFAFB" w:color="auto" w:val="clear"/>
             <w:tcMar>
               <w:top w:type="dxa" w:w="90"/>
               <w:left w:type="dxa" w:w="110"/>
@@ -20358,7 +24892,7 @@
                 <w:szCs w:val="18"/>
                 <w:rtl/>
               </w:rPr>
-              <w:t xml:space="preserve">الإنفاق الفعلي ÷ إجمالي الوصول × 1000 = 36,142 ÷ 4,356,512 × 1000 ≈ 8.3 هللة.</w:t>
+              <w:t xml:space="preserve">تُحتسب للحملات المقيسة فقط: 36,142 ÷ 4,356,512 × 1000 ≈ 8.3 هللة. فعالية اليوم الوطني خارج الحساب لعدم قياس وصولها.</w:t>
             </w:r>
           </w:p>
         </w:tc>
@@ -20397,7 +24931,7 @@
                 <w:szCs w:val="18"/>
                 <w:rtl/>
               </w:rPr>
-              <w:t xml:space="preserve">وحدة التفاعل</w:t>
+              <w:t xml:space="preserve">نطاق المجاميع</w:t>
             </w:r>
           </w:p>
         </w:tc>
@@ -20434,7 +24968,7 @@
                 <w:szCs w:val="18"/>
                 <w:rtl/>
               </w:rPr>
-              <w:t xml:space="preserve">تعرض بطاقات النظام حقل «معدل التفاعل %» بقيم تمثل عدد التفاعلات لا نسبة مئوية (مثال: 14,000 تفاعل على وصول 991,400 = معدل ‎1.4%‎). عولجت في هذا التقرير كعدد تفاعلات، وأُدرج المعدل الفعلي المحسوب ضمن نتائج كل حملة.</w:t>
+              <w:t xml:space="preserve">مجاميع الوصول والتفاعل تخصّ أربع حملات من خمس. مجموع الإنفاق (64,949 ر.س) يشمل الحملات الخمس.</w:t>
             </w:r>
           </w:p>
         </w:tc>
@@ -20474,7 +25008,7 @@
                 <w:szCs w:val="18"/>
                 <w:rtl/>
               </w:rPr>
-              <w:t xml:space="preserve">حالات الحملات</w:t>
+              <w:t xml:space="preserve">المحطات المشمولة</w:t>
             </w:r>
           </w:p>
         </w:tc>
@@ -20512,7 +25046,7 @@
                 <w:szCs w:val="18"/>
                 <w:rtl/>
               </w:rPr>
-              <w:t xml:space="preserve">حملتا HA052 وMK040 مسجّلتان في النظام بحالة «مخطط لها» رغم مرور تاريخ تنفيذهما وتسجيل نتائج وإنفاق فعلي؛ عُوملتا في هذا التقرير كحملتين منتهيتين.</w:t>
+              <w:t xml:space="preserve">أربع محطات في حملات الافتتاح، وتسع محطات في فعالية اليوم الوطني؛ لم يُحدَّد ما إذا كانت التسع تتضمن أياً من الأربع، لذا لم يُجمع العدد في رقم واحد.</w:t>
             </w:r>
           </w:p>
         </w:tc>
@@ -20551,7 +25085,7 @@
                 <w:szCs w:val="18"/>
                 <w:rtl/>
               </w:rPr>
-              <w:t xml:space="preserve">مستهدفات فريق العمل</w:t>
+              <w:t xml:space="preserve">وحدة التفاعل</w:t>
             </w:r>
           </w:p>
         </w:tc>
@@ -20588,7 +25122,7 @@
                 <w:szCs w:val="18"/>
                 <w:rtl/>
               </w:rPr>
-              <w:t xml:space="preserve">الفترة الزمنية التي يغطيها كل مستهدف (سنوية أم ربعية) لم تُحدَّد في لوحة المتابعة، لذا عُرضت النسب كما هي دون مقارنتها بنسبة الزمن المنقضي.</w:t>
+              <w:t xml:space="preserve">تعرض بطاقات النظام حقل «معدل التفاعل %» بقيم تمثل عدد التفاعلات لا نسبة مئوية (مثال: 14,000 تفاعل على وصول 991,400 = معدل ‎1.4%‎). عولجت في هذا التقرير كعدد تفاعلات، وأُدرج المعدل الفعلي المحسوب ضمن نتائج كل حملة.</w:t>
             </w:r>
           </w:p>
         </w:tc>
@@ -20628,7 +25162,7 @@
                 <w:szCs w:val="18"/>
                 <w:rtl/>
               </w:rPr>
-              <w:t xml:space="preserve">البيانات الناقصة</w:t>
+              <w:t xml:space="preserve">حالات الحملات</w:t>
             </w:r>
           </w:p>
         </w:tc>
@@ -20666,7 +25200,7 @@
                 <w:szCs w:val="18"/>
                 <w:rtl/>
               </w:rPr>
-              <w:t xml:space="preserve">ميزانية JA070 غير مسجّلة · مبرر تجاوز ميزانية NJ219 غير موثّق · لا توجد حملات مسجّلة في سبتمبر · المؤشرات التجارية غير مقيسة في الحملات الأربع.</w:t>
+              <w:t xml:space="preserve">حملتا HA052 وMK040 مسجّلتان في النظام بحالة «مخطط لها» رغم مرور تاريخ تنفيذهما وتسجيل نتائج وإنفاق فعلي؛ عُوملتا في هذا التقرير كحملتين منتهيتين.</w:t>
             </w:r>
           </w:p>
         </w:tc>
@@ -20705,6 +25239,160 @@
                 <w:szCs w:val="18"/>
                 <w:rtl/>
               </w:rPr>
+              <w:t xml:space="preserve">مستهدفات فريق العمل</w:t>
+            </w:r>
+          </w:p>
+        </w:tc>
+        <w:tc>
+          <w:tcPr>
+            <w:tcW w:type="dxa" w:w="7548"/>
+            <w:tcBorders>
+              <w:top w:val="single" w:color="DEDFE1" w:sz="4"/>
+              <w:left w:val="single" w:color="DEDFE1" w:sz="4"/>
+              <w:bottom w:val="single" w:color="DEDFE1" w:sz="4"/>
+              <w:right w:val="single" w:color="DEDFE1" w:sz="4"/>
+            </w:tcBorders>
+            <w:tcMar>
+              <w:top w:type="dxa" w:w="90"/>
+              <w:left w:type="dxa" w:w="110"/>
+              <w:bottom w:type="dxa" w:w="90"/>
+              <w:right w:type="dxa" w:w="110"/>
+            </w:tcMar>
+            <w:vAlign w:val="center"/>
+          </w:tcPr>
+          <w:p>
+            <w:pPr>
+              <w:bidi/>
+              <w:spacing w:after="0" w:before="0" w:line="300" w:lineRule="auto"/>
+              <w:jc w:val="start"/>
+            </w:pPr>
+            <w:r>
+              <w:rPr>
+                <w:rFonts w:ascii="Tahoma" w:cs="Tahoma" w:eastAsia="Tahoma" w:hAnsi="Tahoma"/>
+                <w:b w:val="false"/>
+                <w:bCs w:val="false"/>
+                <w:color w:val="5E6265"/>
+                <w:sz w:val="18"/>
+                <w:szCs w:val="18"/>
+                <w:rtl/>
+              </w:rPr>
+              <w:t xml:space="preserve">الفترة الزمنية التي يغطيها كل مستهدف (سنوية أم ربعية) لم تُحدَّد في لوحة المتابعة، لذا عُرضت النسب كما هي دون مقارنتها بنسبة الزمن المنقضي.</w:t>
+            </w:r>
+          </w:p>
+        </w:tc>
+      </w:tr>
+      <w:tr>
+        <w:tc>
+          <w:tcPr>
+            <w:tcW w:type="dxa" w:w="2100"/>
+            <w:tcBorders>
+              <w:top w:val="single" w:color="DEDFE1" w:sz="4"/>
+              <w:left w:val="single" w:color="DEDFE1" w:sz="4"/>
+              <w:bottom w:val="single" w:color="DEDFE1" w:sz="4"/>
+              <w:right w:val="single" w:color="DEDFE1" w:sz="4"/>
+            </w:tcBorders>
+            <w:shd w:fill="FAFAFB" w:color="auto" w:val="clear"/>
+            <w:tcMar>
+              <w:top w:type="dxa" w:w="90"/>
+              <w:left w:type="dxa" w:w="110"/>
+              <w:bottom w:type="dxa" w:w="90"/>
+              <w:right w:type="dxa" w:w="110"/>
+            </w:tcMar>
+            <w:vAlign w:val="center"/>
+          </w:tcPr>
+          <w:p>
+            <w:pPr>
+              <w:bidi/>
+              <w:spacing w:after="0" w:before="0" w:line="300" w:lineRule="auto"/>
+              <w:jc w:val="start"/>
+            </w:pPr>
+            <w:r>
+              <w:rPr>
+                <w:rFonts w:ascii="Tahoma" w:cs="Tahoma" w:eastAsia="Tahoma" w:hAnsi="Tahoma"/>
+                <w:b/>
+                <w:bCs/>
+                <w:color w:val="2B2E30"/>
+                <w:sz w:val="18"/>
+                <w:szCs w:val="18"/>
+                <w:rtl/>
+              </w:rPr>
+              <w:t xml:space="preserve">البيانات الناقصة</w:t>
+            </w:r>
+          </w:p>
+        </w:tc>
+        <w:tc>
+          <w:tcPr>
+            <w:tcW w:type="dxa" w:w="7548"/>
+            <w:tcBorders>
+              <w:top w:val="single" w:color="DEDFE1" w:sz="4"/>
+              <w:left w:val="single" w:color="DEDFE1" w:sz="4"/>
+              <w:bottom w:val="single" w:color="DEDFE1" w:sz="4"/>
+              <w:right w:val="single" w:color="DEDFE1" w:sz="4"/>
+            </w:tcBorders>
+            <w:shd w:fill="FAFAFB" w:color="auto" w:val="clear"/>
+            <w:tcMar>
+              <w:top w:type="dxa" w:w="90"/>
+              <w:left w:type="dxa" w:w="110"/>
+              <w:bottom w:type="dxa" w:w="90"/>
+              <w:right w:type="dxa" w:w="110"/>
+            </w:tcMar>
+            <w:vAlign w:val="center"/>
+          </w:tcPr>
+          <w:p>
+            <w:pPr>
+              <w:bidi/>
+              <w:spacing w:after="0" w:before="0" w:line="300" w:lineRule="auto"/>
+              <w:jc w:val="start"/>
+            </w:pPr>
+            <w:r>
+              <w:rPr>
+                <w:rFonts w:ascii="Tahoma" w:cs="Tahoma" w:eastAsia="Tahoma" w:hAnsi="Tahoma"/>
+                <w:b w:val="false"/>
+                <w:bCs w:val="false"/>
+                <w:color w:val="5E6265"/>
+                <w:sz w:val="18"/>
+                <w:szCs w:val="18"/>
+                <w:rtl/>
+              </w:rPr>
+              <w:t xml:space="preserve">ميزانية JA070 غير مسجّلة · مبرر تجاوز ميزانية NJ219 غير موثّق · فعالية اليوم الوطني بلا ميزانية معتمدة ولا مؤشرات قياس ولا تواريخ تنفيذ محددة · المؤشرات التجارية غير مقيسة في الحملات الخمس.</w:t>
+            </w:r>
+          </w:p>
+        </w:tc>
+      </w:tr>
+      <w:tr>
+        <w:tc>
+          <w:tcPr>
+            <w:tcW w:type="dxa" w:w="2100"/>
+            <w:tcBorders>
+              <w:top w:val="single" w:color="DEDFE1" w:sz="4"/>
+              <w:left w:val="single" w:color="DEDFE1" w:sz="4"/>
+              <w:bottom w:val="single" w:color="DEDFE1" w:sz="4"/>
+              <w:right w:val="single" w:color="DEDFE1" w:sz="4"/>
+            </w:tcBorders>
+            <w:tcMar>
+              <w:top w:type="dxa" w:w="90"/>
+              <w:left w:type="dxa" w:w="110"/>
+              <w:bottom w:type="dxa" w:w="90"/>
+              <w:right w:type="dxa" w:w="110"/>
+            </w:tcMar>
+            <w:vAlign w:val="center"/>
+          </w:tcPr>
+          <w:p>
+            <w:pPr>
+              <w:bidi/>
+              <w:spacing w:after="0" w:before="0" w:line="300" w:lineRule="auto"/>
+              <w:jc w:val="start"/>
+            </w:pPr>
+            <w:r>
+              <w:rPr>
+                <w:rFonts w:ascii="Tahoma" w:cs="Tahoma" w:eastAsia="Tahoma" w:hAnsi="Tahoma"/>
+                <w:b/>
+                <w:bCs/>
+                <w:color w:val="2B2E30"/>
+                <w:sz w:val="18"/>
+                <w:szCs w:val="18"/>
+                <w:rtl/>
+              </w:rPr>
               <w:t xml:space="preserve">حدود التقرير</w:t>
             </w:r>
           </w:p>
@@ -20742,7 +25430,7 @@
                 <w:szCs w:val="18"/>
                 <w:rtl/>
               </w:rPr>
-              <w:t xml:space="preserve">الأرقام المجمّعة تمثّل يوليو وأغسطس فقط. لا يتضمن التقرير قياساً لأثر الحملات على المبيعات أو حركة العملاء داخل المحطات لعدم توفر بياناته.</w:t>
+              <w:t xml:space="preserve">لا يتضمن التقرير قياساً لأثر الحملات على المبيعات أو حركة العملاء داخل المحطات لعدم توفر بياناته، ولا قياساً لأثر فعالية اليوم الوطني لعدم رصد مؤشرات لها.</w:t>
             </w:r>
           </w:p>
         </w:tc>
@@ -20772,7 +25460,7 @@
           <w:szCs w:val="17"/>
           <w:rtl/>
         </w:rPr>
-        <w:t xml:space="preserve">إعداد: إدارة التسويق · أخصائي الحملات التسويقية        تاريخ الإصدار: 27 سبتمبر 2026 م</w:t>
+        <w:t xml:space="preserve">إعداد: إدارة التسويق · أخصائي الحملات التسويقية        تاريخ الإصدار: 28 سبتمبر 2026 م</w:t>
       </w:r>
     </w:p>
     <w:p>

--- a/تقرير-الربع-الثالث-2026.docx
+++ b/تقرير-الربع-الثالث-2026.docx
@@ -692,7 +692,7 @@
                 <w:szCs w:val="34"/>
                 <w:rtl/>
               </w:rPr>
-              <w:t xml:space="preserve">64,949</w:t>
+              <w:t xml:space="preserve">66,149</w:t>
             </w:r>
           </w:p>
           <w:p>
@@ -871,7 +871,7 @@
           <w:szCs w:val="20"/>
           <w:rtl/>
         </w:rPr>
-        <w:t xml:space="preserve">نُفّذت خلال الربع الثالث خمس حملات: أربع حملات «البنزين المجاني للسيارات الأولى» المرتبطة بافتتاح المحطات في يوليو وأغسطس، وفعالية اليوم الوطني في تسع محطات خلال سبتمبر. تجاوز الأداء الإعلامي للحملات الأربع مستهدفاته بفارق كبير — الوصول بلغ عشرة أضعاف المستهدف — وظل إنفاقها ضمن المخصص بفارق ‎0.4%‎. في المقابل نُفّذت فعالية اليوم الوطني بتكلفة 28,807 ر.س دون مستهدف معتمد ودون قياس وصول أو تفاعل، ولم يُقَس أي أثر تجاري لأي من الحملات الخمس.</w:t>
+        <w:t xml:space="preserve">نُفّذت خلال الربع الثالث خمس حملات: أربع حملات «البنزين المجاني للسيارات الأولى» المرتبطة بافتتاح المحطات في يوليو وأغسطس، وفعالية اليوم الوطني في تسع محطات خلال سبتمبر. تجاوز الأداء الإعلامي للحملات الأربع مستهدفاته بفارق كبير — الوصول بلغ عشرة أضعاف المستهدف — وظل إنفاقها ضمن المخصص بفارق ‎0.4%‎. في المقابل نُفّذت فعالية اليوم الوطني بتكلفة 30,007 ر.س دون مستهدف معتمد ودون قياس وصول أو تفاعل، ولم يُقَس أي أثر تجاري لأي من الحملات الخمس.</w:t>
       </w:r>
     </w:p>
     <w:tbl>
@@ -1919,7 +1919,7 @@
                 <w:szCs w:val="18"/>
                 <w:rtl/>
               </w:rPr>
-              <w:t xml:space="preserve">64,949 ر.س</w:t>
+              <w:t xml:space="preserve">66,149 ر.س</w:t>
             </w:r>
           </w:p>
         </w:tc>
@@ -2033,7 +2033,7 @@
                 <w:szCs w:val="18"/>
                 <w:rtl/>
               </w:rPr>
-              <w:t xml:space="preserve">منها 28,807 ر.س لفعالية اليوم الوطني دون ميزانية معتمدة</w:t>
+              <w:t xml:space="preserve">منها 30,007 ر.س لفعالية اليوم الوطني دون ميزانية معتمدة</w:t>
             </w:r>
           </w:p>
         </w:tc>
@@ -3796,7 +3796,7 @@
                 <w:szCs w:val="18"/>
                 <w:rtl/>
               </w:rPr>
-              <w:t xml:space="preserve">نُفّذت الفعالية في تسع محطات بتكلفة 28,807 ر.س — ‎44%‎ من إجمالي إنفاق الربع — دون تسجيل وصول أو تفاعل أو أي مؤشر أداء.</w:t>
+              <w:t xml:space="preserve">نُفّذت الفعالية في تسع محطات بتكلفة 30,007 ر.س — ‎45%‎ من إجمالي إنفاق الربع — دون تسجيل وصول أو تفاعل أو أي مؤشر أداء.</w:t>
             </w:r>
           </w:p>
         </w:tc>
@@ -3873,7 +3873,7 @@
                 <w:szCs w:val="18"/>
                 <w:rtl/>
               </w:rPr>
-              <w:t xml:space="preserve">اعتماد ميزانية مسبقة لفعالية اليوم الوطني</w:t>
+              <w:t xml:space="preserve">ثبات سعر الليزرات بعد الاعتماد</w:t>
             </w:r>
           </w:p>
         </w:tc>
@@ -3911,7 +3911,7 @@
                 <w:szCs w:val="18"/>
                 <w:rtl/>
               </w:rPr>
-              <w:t xml:space="preserve">ميزانية معتمدة</w:t>
+              <w:t xml:space="preserve">19,320 ر.س</w:t>
             </w:r>
           </w:p>
         </w:tc>
@@ -3949,7 +3949,7 @@
                 <w:szCs w:val="18"/>
                 <w:rtl/>
               </w:rPr>
-              <w:t xml:space="preserve">28,807 ر.س فعلي</w:t>
+              <w:t xml:space="preserve">20,520 ر.س</w:t>
             </w:r>
           </w:p>
         </w:tc>
@@ -3987,7 +3987,7 @@
                 <w:szCs w:val="18"/>
                 <w:rtl/>
               </w:rPr>
-              <w:t xml:space="preserve">صُرف المبلغ دون ميزانية مخصصة معتمدة مسجّلة، فتعذّرت مقارنة المصروف بالمخطط.</w:t>
+              <w:t xml:space="preserve">زيادة 1,200 ر.س (+‎6.2%‎) على بند الليزرات بعد اعتماده رفعت سعر الوحدة من 603.75 إلى 641.25 ر.س، دون توثيق السبب.</w:t>
             </w:r>
           </w:p>
         </w:tc>
@@ -4025,7 +4025,7 @@
                 <w:szCs w:val="18"/>
                 <w:rtl/>
               </w:rPr>
-              <w:t xml:space="preserve">إدراج فعاليات المناسبات ضمن الخطة والميزانية الربعية المعتمدة مسبقاً.</w:t>
+              <w:t xml:space="preserve">تثبيت السعر في أمر الشراء أو العقد الموسمي، وتوثيق أي زيادة واعتمادها قبل التنفيذ.</w:t>
             </w:r>
           </w:p>
         </w:tc>
@@ -4064,7 +4064,7 @@
                 <w:szCs w:val="18"/>
                 <w:rtl/>
               </w:rPr>
-              <w:t xml:space="preserve">الالتزام بميزانية حملة نجران NJ219</w:t>
+              <w:t xml:space="preserve">اعتماد ميزانية مسبقة لفعالية اليوم الوطني</w:t>
             </w:r>
           </w:p>
         </w:tc>
@@ -4101,7 +4101,7 @@
                 <w:szCs w:val="18"/>
                 <w:rtl/>
               </w:rPr>
-              <w:t xml:space="preserve">21,000 ر.س</w:t>
+              <w:t xml:space="preserve">ميزانية معتمدة</w:t>
             </w:r>
           </w:p>
         </w:tc>
@@ -4138,7 +4138,7 @@
                 <w:szCs w:val="18"/>
                 <w:rtl/>
               </w:rPr>
-              <w:t xml:space="preserve">25,000 ر.س</w:t>
+              <w:t xml:space="preserve">30,007 ر.س فعلي</w:t>
             </w:r>
           </w:p>
         </w:tc>
@@ -4175,7 +4175,7 @@
                 <w:szCs w:val="18"/>
                 <w:rtl/>
               </w:rPr>
-              <w:t xml:space="preserve">تجاوز 4,000 ر.س باستهلاك ‎119%‎ — لم يُسجَّل مبرر للتجاوز في تقرير الحملة.</w:t>
+              <w:t xml:space="preserve">صُرف المبلغ دون ميزانية مخصصة معتمدة مسجّلة، فتعذّرت مقارنة المصروف بالمخطط.</w:t>
             </w:r>
           </w:p>
         </w:tc>
@@ -4212,7 +4212,7 @@
                 <w:szCs w:val="18"/>
                 <w:rtl/>
               </w:rPr>
-              <w:t xml:space="preserve">توثيق مبرر التجاوز واعتماده، وضبط تقدير ميزانية الحملات الميدانية اليومية.</w:t>
+              <w:t xml:space="preserve">إدراج فعاليات المناسبات ضمن الخطة والميزانية الربعية المعتمدة مسبقاً.</w:t>
             </w:r>
           </w:p>
         </w:tc>
@@ -4252,7 +4252,7 @@
                 <w:szCs w:val="18"/>
                 <w:rtl/>
               </w:rPr>
-              <w:t xml:space="preserve">تسجيل ميزانية حملة ظبيا JA070</w:t>
+              <w:t xml:space="preserve">الالتزام بميزانية حملة نجران NJ219</w:t>
             </w:r>
           </w:p>
         </w:tc>
@@ -4290,7 +4290,7 @@
                 <w:szCs w:val="18"/>
                 <w:rtl/>
               </w:rPr>
-              <w:t xml:space="preserve">ميزانية معتمدة</w:t>
+              <w:t xml:space="preserve">21,000 ر.س</w:t>
             </w:r>
           </w:p>
         </w:tc>
@@ -4328,7 +4328,7 @@
                 <w:szCs w:val="18"/>
                 <w:rtl/>
               </w:rPr>
-              <w:t xml:space="preserve">غير مسجّلة</w:t>
+              <w:t xml:space="preserve">25,000 ر.س</w:t>
             </w:r>
           </w:p>
         </w:tc>
@@ -4366,7 +4366,7 @@
                 <w:szCs w:val="18"/>
                 <w:rtl/>
               </w:rPr>
-              <w:t xml:space="preserve">لم تُدخل الميزانية المخصصة ولا الإنفاق الفعلي للحملة في النظام.</w:t>
+              <w:t xml:space="preserve">تجاوز 4,000 ر.س باستهلاك ‎119%‎ — لم يُسجَّل مبرر للتجاوز في تقرير الحملة.</w:t>
             </w:r>
           </w:p>
         </w:tc>
@@ -4404,7 +4404,7 @@
                 <w:szCs w:val="18"/>
                 <w:rtl/>
               </w:rPr>
-              <w:t xml:space="preserve">استكمال الإدخال لاحتساب عائد الإنفاق، ومراجعة تحمّل الكلفة مع شريك الامتياز.</w:t>
+              <w:t xml:space="preserve">توثيق مبرر التجاوز واعتماده، وضبط تقدير ميزانية الحملات الميدانية اليومية.</w:t>
             </w:r>
           </w:p>
         </w:tc>
@@ -4443,7 +4443,7 @@
                 <w:szCs w:val="18"/>
                 <w:rtl/>
               </w:rPr>
-              <w:t xml:space="preserve">قياس الأثر التجاري للحملات</w:t>
+              <w:t xml:space="preserve">تسجيل ميزانية حملة ظبيا JA070</w:t>
             </w:r>
           </w:p>
         </w:tc>
@@ -4480,7 +4480,7 @@
                 <w:szCs w:val="18"/>
                 <w:rtl/>
               </w:rPr>
-              <w:t xml:space="preserve">لم تُحدَّد مستهدفات</w:t>
+              <w:t xml:space="preserve">ميزانية معتمدة</w:t>
             </w:r>
           </w:p>
         </w:tc>
@@ -4517,7 +4517,7 @@
                 <w:szCs w:val="18"/>
                 <w:rtl/>
               </w:rPr>
-              <w:t xml:space="preserve">غير مُقاس</w:t>
+              <w:t xml:space="preserve">غير مسجّلة</w:t>
             </w:r>
           </w:p>
         </w:tc>
@@ -4554,7 +4554,7 @@
                 <w:szCs w:val="18"/>
                 <w:rtl/>
               </w:rPr>
-              <w:t xml:space="preserve">الفرص التجارية والعملاء المحوّلون وعائد الإنفاق وتكلفة الفرصة ونسبة التحويل غير مُستهدفة وغير مقيسة في الحملات الأربع.</w:t>
+              <w:t xml:space="preserve">لم تُدخل الميزانية المخصصة ولا الإنفاق الفعلي للحملة في النظام.</w:t>
             </w:r>
           </w:p>
         </w:tc>
@@ -4591,7 +4591,7 @@
                 <w:szCs w:val="18"/>
                 <w:rtl/>
               </w:rPr>
-              <w:t xml:space="preserve">اعتماد مستهدفات تجارية لكل حملة قادمة، وربط القياس ببرنامج الولاء ونقاط البيع.</w:t>
+              <w:t xml:space="preserve">استكمال الإدخال لاحتساب عائد الإنفاق، ومراجعة تحمّل الكلفة مع شريك الامتياز.</w:t>
             </w:r>
           </w:p>
         </w:tc>
@@ -4631,7 +4631,7 @@
                 <w:szCs w:val="18"/>
                 <w:rtl/>
               </w:rPr>
-              <w:t xml:space="preserve">أربع مهام دورية دون ‎40%‎ من مستهدفها</w:t>
+              <w:t xml:space="preserve">قياس الأثر التجاري للحملات</w:t>
             </w:r>
           </w:p>
         </w:tc>
@@ -4669,7 +4669,7 @@
                 <w:szCs w:val="18"/>
                 <w:rtl/>
               </w:rPr>
-              <w:t xml:space="preserve">المستهدف المعتمد</w:t>
+              <w:t xml:space="preserve">لم تُحدَّد مستهدفات</w:t>
             </w:r>
           </w:p>
         </w:tc>
@@ -4707,7 +4707,7 @@
                 <w:szCs w:val="18"/>
                 <w:rtl/>
               </w:rPr>
-              <w:t xml:space="preserve">‎8%‎ – ‎33%‎</w:t>
+              <w:t xml:space="preserve">غير مُقاس</w:t>
             </w:r>
           </w:p>
         </w:tc>
@@ -4745,7 +4745,7 @@
                 <w:szCs w:val="18"/>
                 <w:rtl/>
               </w:rPr>
-              <w:t xml:space="preserve">دعم افتتاحات المحطات — امتياز تجاري (‎8%‎)، تغطية الافتتاحات — تشغيل (‎13%‎)، عرض البنزين — افتتاحات التشغيل (‎20%‎)، اجتماعات التشغيل (‎33%‎). لم تُسجَّل مبررات التأخر في لوحة المتابعة.</w:t>
+              <w:t xml:space="preserve">الفرص التجارية والعملاء المحوّلون وعائد الإنفاق وتكلفة الفرصة ونسبة التحويل غير مُستهدفة وغير مقيسة في الحملات الأربع.</w:t>
             </w:r>
           </w:p>
         </w:tc>
@@ -4783,7 +4783,7 @@
                 <w:szCs w:val="18"/>
                 <w:rtl/>
               </w:rPr>
-              <w:t xml:space="preserve">تسجيل مبرر لكل مهمة متأخرة، وربط مهام الافتتاحات بجدول الافتتاحات المعتمد.</w:t>
+              <w:t xml:space="preserve">اعتماد مستهدفات تجارية لكل حملة قادمة، وربط القياس ببرنامج الولاء ونقاط البيع.</w:t>
             </w:r>
           </w:p>
         </w:tc>
@@ -4822,7 +4822,7 @@
                 <w:szCs w:val="18"/>
                 <w:rtl/>
               </w:rPr>
-              <w:t xml:space="preserve">التصاريح والترتيبات الأمنية — حائل HA052</w:t>
+              <w:t xml:space="preserve">أربع مهام دورية دون ‎40%‎ من مستهدفها</w:t>
             </w:r>
           </w:p>
         </w:tc>
@@ -4859,7 +4859,7 @@
                 <w:szCs w:val="18"/>
                 <w:rtl/>
               </w:rPr>
-              <w:t xml:space="preserve">تصريح + تعاقد أمني</w:t>
+              <w:t xml:space="preserve">المستهدف المعتمد</w:t>
             </w:r>
           </w:p>
         </w:tc>
@@ -4896,7 +4896,7 @@
                 <w:szCs w:val="18"/>
                 <w:rtl/>
               </w:rPr>
-              <w:t xml:space="preserve">لم يُستوفَ</w:t>
+              <w:t xml:space="preserve">‎8%‎ – ‎33%‎</w:t>
             </w:r>
           </w:p>
         </w:tc>
@@ -4933,7 +4933,7 @@
                 <w:szCs w:val="18"/>
                 <w:rtl/>
               </w:rPr>
-              <w:t xml:space="preserve">لم يُصدر تصريح الفعالية مسبقاً ولم يُتعاقد مع شركة حراسات أمنية قبل التنفيذ.</w:t>
+              <w:t xml:space="preserve">دعم افتتاحات المحطات — امتياز تجاري (‎8%‎)، تغطية الافتتاحات — تشغيل (‎13%‎)، عرض البنزين — افتتاحات التشغيل (‎20%‎)، اجتماعات التشغيل (‎33%‎). لم تُسجَّل مبررات التأخر في لوحة المتابعة.</w:t>
             </w:r>
           </w:p>
         </w:tc>
@@ -4970,7 +4970,7 @@
                 <w:szCs w:val="18"/>
                 <w:rtl/>
               </w:rPr>
-              <w:t xml:space="preserve">قائمة تحقق إلزامية لا تُعتمد الحملة قبل استيفائها.</w:t>
+              <w:t xml:space="preserve">تسجيل مبرر لكل مهمة متأخرة، وربط مهام الافتتاحات بجدول الافتتاحات المعتمد.</w:t>
             </w:r>
           </w:p>
         </w:tc>
@@ -5010,6 +5010,197 @@
                 <w:szCs w:val="18"/>
                 <w:rtl/>
               </w:rPr>
+              <w:t xml:space="preserve">التصاريح والترتيبات الأمنية — حائل HA052</w:t>
+            </w:r>
+          </w:p>
+        </w:tc>
+        <w:tc>
+          <w:tcPr>
+            <w:tcW w:type="dxa" w:w="1200"/>
+            <w:tcBorders>
+              <w:top w:val="single" w:color="DEDFE1" w:sz="4"/>
+              <w:left w:val="single" w:color="DEDFE1" w:sz="4"/>
+              <w:bottom w:val="single" w:color="DEDFE1" w:sz="4"/>
+              <w:right w:val="single" w:color="DEDFE1" w:sz="4"/>
+            </w:tcBorders>
+            <w:shd w:fill="FAFAFB" w:color="auto" w:val="clear"/>
+            <w:tcMar>
+              <w:top w:type="dxa" w:w="90"/>
+              <w:left w:type="dxa" w:w="110"/>
+              <w:bottom w:type="dxa" w:w="90"/>
+              <w:right w:type="dxa" w:w="110"/>
+            </w:tcMar>
+            <w:vAlign w:val="center"/>
+          </w:tcPr>
+          <w:p>
+            <w:pPr>
+              <w:bidi/>
+              <w:spacing w:after="0" w:before="0" w:line="300" w:lineRule="auto"/>
+              <w:jc w:val="start"/>
+            </w:pPr>
+            <w:r>
+              <w:rPr>
+                <w:rFonts w:ascii="Tahoma" w:cs="Tahoma" w:eastAsia="Tahoma" w:hAnsi="Tahoma"/>
+                <w:b w:val="false"/>
+                <w:bCs w:val="false"/>
+                <w:color w:val="5E6265"/>
+                <w:sz w:val="18"/>
+                <w:szCs w:val="18"/>
+                <w:rtl/>
+              </w:rPr>
+              <w:t xml:space="preserve">تصريح + تعاقد أمني</w:t>
+            </w:r>
+          </w:p>
+        </w:tc>
+        <w:tc>
+          <w:tcPr>
+            <w:tcW w:type="dxa" w:w="1200"/>
+            <w:tcBorders>
+              <w:top w:val="single" w:color="DEDFE1" w:sz="4"/>
+              <w:left w:val="single" w:color="DEDFE1" w:sz="4"/>
+              <w:bottom w:val="single" w:color="DEDFE1" w:sz="4"/>
+              <w:right w:val="single" w:color="DEDFE1" w:sz="4"/>
+            </w:tcBorders>
+            <w:shd w:fill="FAFAFB" w:color="auto" w:val="clear"/>
+            <w:tcMar>
+              <w:top w:type="dxa" w:w="90"/>
+              <w:left w:type="dxa" w:w="110"/>
+              <w:bottom w:type="dxa" w:w="90"/>
+              <w:right w:type="dxa" w:w="110"/>
+            </w:tcMar>
+            <w:vAlign w:val="center"/>
+          </w:tcPr>
+          <w:p>
+            <w:pPr>
+              <w:bidi/>
+              <w:spacing w:after="0" w:before="0" w:line="300" w:lineRule="auto"/>
+              <w:jc w:val="start"/>
+            </w:pPr>
+            <w:r>
+              <w:rPr>
+                <w:rFonts w:ascii="Tahoma" w:cs="Tahoma" w:eastAsia="Tahoma" w:hAnsi="Tahoma"/>
+                <w:b w:val="false"/>
+                <w:bCs w:val="false"/>
+                <w:color w:val="5E6265"/>
+                <w:sz w:val="18"/>
+                <w:szCs w:val="18"/>
+                <w:rtl/>
+              </w:rPr>
+              <w:t xml:space="preserve">لم يُستوفَ</w:t>
+            </w:r>
+          </w:p>
+        </w:tc>
+        <w:tc>
+          <w:tcPr>
+            <w:tcW w:type="dxa" w:w="2799"/>
+            <w:tcBorders>
+              <w:top w:val="single" w:color="DEDFE1" w:sz="4"/>
+              <w:left w:val="single" w:color="DEDFE1" w:sz="4"/>
+              <w:bottom w:val="single" w:color="DEDFE1" w:sz="4"/>
+              <w:right w:val="single" w:color="DEDFE1" w:sz="4"/>
+            </w:tcBorders>
+            <w:shd w:fill="FAFAFB" w:color="auto" w:val="clear"/>
+            <w:tcMar>
+              <w:top w:type="dxa" w:w="90"/>
+              <w:left w:type="dxa" w:w="110"/>
+              <w:bottom w:type="dxa" w:w="90"/>
+              <w:right w:type="dxa" w:w="110"/>
+            </w:tcMar>
+            <w:vAlign w:val="center"/>
+          </w:tcPr>
+          <w:p>
+            <w:pPr>
+              <w:bidi/>
+              <w:spacing w:after="0" w:before="0" w:line="300" w:lineRule="auto"/>
+              <w:jc w:val="start"/>
+            </w:pPr>
+            <w:r>
+              <w:rPr>
+                <w:rFonts w:ascii="Tahoma" w:cs="Tahoma" w:eastAsia="Tahoma" w:hAnsi="Tahoma"/>
+                <w:b w:val="false"/>
+                <w:bCs w:val="false"/>
+                <w:color w:val="5E6265"/>
+                <w:sz w:val="18"/>
+                <w:szCs w:val="18"/>
+                <w:rtl/>
+              </w:rPr>
+              <w:t xml:space="preserve">لم يُصدر تصريح الفعالية مسبقاً ولم يُتعاقد مع شركة حراسات أمنية قبل التنفيذ.</w:t>
+            </w:r>
+          </w:p>
+        </w:tc>
+        <w:tc>
+          <w:tcPr>
+            <w:tcW w:type="dxa" w:w="2599"/>
+            <w:tcBorders>
+              <w:top w:val="single" w:color="DEDFE1" w:sz="4"/>
+              <w:left w:val="single" w:color="DEDFE1" w:sz="4"/>
+              <w:bottom w:val="single" w:color="DEDFE1" w:sz="4"/>
+              <w:right w:val="single" w:color="DEDFE1" w:sz="4"/>
+            </w:tcBorders>
+            <w:shd w:fill="FAFAFB" w:color="auto" w:val="clear"/>
+            <w:tcMar>
+              <w:top w:type="dxa" w:w="90"/>
+              <w:left w:type="dxa" w:w="110"/>
+              <w:bottom w:type="dxa" w:w="90"/>
+              <w:right w:type="dxa" w:w="110"/>
+            </w:tcMar>
+            <w:vAlign w:val="center"/>
+          </w:tcPr>
+          <w:p>
+            <w:pPr>
+              <w:bidi/>
+              <w:spacing w:after="0" w:before="0" w:line="300" w:lineRule="auto"/>
+              <w:jc w:val="start"/>
+            </w:pPr>
+            <w:r>
+              <w:rPr>
+                <w:rFonts w:ascii="Tahoma" w:cs="Tahoma" w:eastAsia="Tahoma" w:hAnsi="Tahoma"/>
+                <w:b w:val="false"/>
+                <w:bCs w:val="false"/>
+                <w:color w:val="5E6265"/>
+                <w:sz w:val="18"/>
+                <w:szCs w:val="18"/>
+                <w:rtl/>
+              </w:rPr>
+              <w:t xml:space="preserve">قائمة تحقق إلزامية لا تُعتمد الحملة قبل استيفائها.</w:t>
+            </w:r>
+          </w:p>
+        </w:tc>
+      </w:tr>
+      <w:tr>
+        <w:tc>
+          <w:tcPr>
+            <w:tcW w:type="dxa" w:w="1850"/>
+            <w:tcBorders>
+              <w:top w:val="single" w:color="DEDFE1" w:sz="4"/>
+              <w:left w:val="single" w:color="DEDFE1" w:sz="4"/>
+              <w:bottom w:val="single" w:color="DEDFE1" w:sz="4"/>
+              <w:right w:val="single" w:color="DEDFE1" w:sz="4"/>
+            </w:tcBorders>
+            <w:tcMar>
+              <w:top w:type="dxa" w:w="90"/>
+              <w:left w:type="dxa" w:w="110"/>
+              <w:bottom w:type="dxa" w:w="90"/>
+              <w:right w:type="dxa" w:w="110"/>
+            </w:tcMar>
+            <w:vAlign w:val="center"/>
+          </w:tcPr>
+          <w:p>
+            <w:pPr>
+              <w:bidi/>
+              <w:spacing w:after="0" w:before="0" w:line="300" w:lineRule="auto"/>
+              <w:jc w:val="start"/>
+            </w:pPr>
+            <w:r>
+              <w:rPr>
+                <w:rFonts w:ascii="Tahoma" w:cs="Tahoma" w:eastAsia="Tahoma" w:hAnsi="Tahoma"/>
+                <w:b/>
+                <w:bCs/>
+                <w:color w:val="2B2E30"/>
+                <w:sz w:val="18"/>
+                <w:szCs w:val="18"/>
+                <w:rtl/>
+              </w:rPr>
               <w:t xml:space="preserve">التنسيق المسبق قبل التنفيذ</w:t>
             </w:r>
           </w:p>
@@ -5023,7 +5214,6 @@
               <w:bottom w:val="single" w:color="DEDFE1" w:sz="4"/>
               <w:right w:val="single" w:color="DEDFE1" w:sz="4"/>
             </w:tcBorders>
-            <w:shd w:fill="FAFAFB" w:color="auto" w:val="clear"/>
             <w:tcMar>
               <w:top w:type="dxa" w:w="90"/>
               <w:left w:type="dxa" w:w="110"/>
@@ -5061,7 +5251,6 @@
               <w:bottom w:val="single" w:color="DEDFE1" w:sz="4"/>
               <w:right w:val="single" w:color="DEDFE1" w:sz="4"/>
             </w:tcBorders>
-            <w:shd w:fill="FAFAFB" w:color="auto" w:val="clear"/>
             <w:tcMar>
               <w:top w:type="dxa" w:w="90"/>
               <w:left w:type="dxa" w:w="110"/>
@@ -5099,7 +5288,6 @@
               <w:bottom w:val="single" w:color="DEDFE1" w:sz="4"/>
               <w:right w:val="single" w:color="DEDFE1" w:sz="4"/>
             </w:tcBorders>
-            <w:shd w:fill="FAFAFB" w:color="auto" w:val="clear"/>
             <w:tcMar>
               <w:top w:type="dxa" w:w="90"/>
               <w:left w:type="dxa" w:w="110"/>
@@ -5137,7 +5325,6 @@
               <w:bottom w:val="single" w:color="DEDFE1" w:sz="4"/>
               <w:right w:val="single" w:color="DEDFE1" w:sz="4"/>
             </w:tcBorders>
-            <w:shd w:fill="FAFAFB" w:color="auto" w:val="clear"/>
             <w:tcMar>
               <w:top w:type="dxa" w:w="90"/>
               <w:left w:type="dxa" w:w="110"/>
@@ -6345,7 +6532,7 @@
                 <w:szCs w:val="18"/>
                 <w:rtl/>
               </w:rPr>
-              <w:t xml:space="preserve">28,807 ر.س</w:t>
+              <w:t xml:space="preserve">30,007 ر.س</w:t>
             </w:r>
           </w:p>
         </w:tc>
@@ -6613,7 +6800,7 @@
                 <w:szCs w:val="18"/>
                 <w:rtl/>
               </w:rPr>
-              <w:t xml:space="preserve">64,949 ر.س</w:t>
+              <w:t xml:space="preserve">66,149 ر.س</w:t>
             </w:r>
           </w:p>
         </w:tc>
@@ -6758,7 +6945,7 @@
                 <w:szCs w:val="19"/>
                 <w:rtl/>
               </w:rPr>
-              <w:t xml:space="preserve">مجموع الإنفاق (64,949 ر.س) يشمل الحملات الخمس، وتمثّل فعالية اليوم الوطني ‎44%‎ منه — أكبر بند إنفاق في الربع وأقلّه قياساً.</w:t>
+              <w:t xml:space="preserve">مجموع الإنفاق (66,149 ر.س) يشمل الحملات الخمس، وتمثّل فعالية اليوم الوطني ‎45%‎ منه — أكبر بند إنفاق في الربع وأقلّه قياساً.</w:t>
             </w:r>
           </w:p>
         </w:tc>
@@ -15073,7 +15260,7 @@
                 <w:szCs w:val="18"/>
                 <w:rtl/>
               </w:rPr>
-              <w:t xml:space="preserve">28,807 ر.س · دون ميزانية مخصصة مسجّلة</w:t>
+              <w:t xml:space="preserve">30,007 ر.س · دون ميزانية مخصصة مسجّلة</w:t>
             </w:r>
           </w:p>
         </w:tc>
@@ -15372,7 +15559,7 @@
                 <w:szCs w:val="18"/>
                 <w:rtl/>
               </w:rPr>
-              <w:t xml:space="preserve">الليزرات</w:t>
+              <w:t xml:space="preserve">الليزرات — السعر الأساسي</w:t>
             </w:r>
           </w:p>
         </w:tc>
@@ -15520,7 +15707,7 @@
                 <w:szCs w:val="18"/>
                 <w:rtl/>
               </w:rPr>
-              <w:t xml:space="preserve">‎67%‎</w:t>
+              <w:t xml:space="preserve">‎64%‎</w:t>
             </w:r>
           </w:p>
         </w:tc>
@@ -15560,7 +15747,7 @@
                 <w:szCs w:val="18"/>
                 <w:rtl/>
               </w:rPr>
-              <w:t xml:space="preserve">الاستكرات الموزعة</w:t>
+              <w:t xml:space="preserve">زيادة على سعر الليزرات</w:t>
             </w:r>
           </w:p>
         </w:tc>
@@ -15598,7 +15785,7 @@
                 <w:szCs w:val="18"/>
                 <w:rtl/>
               </w:rPr>
-              <w:t xml:space="preserve">5,000</w:t>
+              <w:t xml:space="preserve">—</w:t>
             </w:r>
           </w:p>
         </w:tc>
@@ -15636,7 +15823,7 @@
                 <w:szCs w:val="18"/>
                 <w:rtl/>
               </w:rPr>
-              <w:t xml:space="preserve">2,587 ر.س</w:t>
+              <w:t xml:space="preserve">+1,200 ر.س</w:t>
             </w:r>
           </w:p>
         </w:tc>
@@ -15674,7 +15861,7 @@
                 <w:szCs w:val="18"/>
                 <w:rtl/>
               </w:rPr>
-              <w:t xml:space="preserve">0.52 ر.س</w:t>
+              <w:t xml:space="preserve">+37.50 ر.س</w:t>
             </w:r>
           </w:p>
         </w:tc>
@@ -15712,7 +15899,7 @@
                 <w:szCs w:val="18"/>
                 <w:rtl/>
               </w:rPr>
-              <w:t xml:space="preserve">‎9%‎</w:t>
+              <w:t xml:space="preserve">‎4%‎</w:t>
             </w:r>
           </w:p>
         </w:tc>
@@ -15751,7 +15938,7 @@
                 <w:szCs w:val="18"/>
                 <w:rtl/>
               </w:rPr>
-              <w:t xml:space="preserve">الفواحات الموزعة</w:t>
+              <w:t xml:space="preserve">إجمالي الليزرات بعد الزيادة</w:t>
             </w:r>
           </w:p>
         </w:tc>
@@ -15788,7 +15975,7 @@
                 <w:szCs w:val="18"/>
                 <w:rtl/>
               </w:rPr>
-              <w:t xml:space="preserve">10,000</w:t>
+              <w:t xml:space="preserve">32</w:t>
             </w:r>
           </w:p>
         </w:tc>
@@ -15825,7 +16012,7 @@
                 <w:szCs w:val="18"/>
                 <w:rtl/>
               </w:rPr>
-              <w:t xml:space="preserve">6,900 ر.س</w:t>
+              <w:t xml:space="preserve">20,520 ر.س</w:t>
             </w:r>
           </w:p>
         </w:tc>
@@ -15862,7 +16049,7 @@
                 <w:szCs w:val="18"/>
                 <w:rtl/>
               </w:rPr>
-              <w:t xml:space="preserve">0.69 ر.س</w:t>
+              <w:t xml:space="preserve">641.25 ر.س</w:t>
             </w:r>
           </w:p>
         </w:tc>
@@ -15899,7 +16086,7 @@
                 <w:szCs w:val="18"/>
                 <w:rtl/>
               </w:rPr>
-              <w:t xml:space="preserve">‎24%‎</w:t>
+              <w:t xml:space="preserve">‎68%‎</w:t>
             </w:r>
           </w:p>
         </w:tc>
@@ -15939,6 +16126,385 @@
                 <w:szCs w:val="18"/>
                 <w:rtl/>
               </w:rPr>
+              <w:t xml:space="preserve">الاستكرات الموزعة</w:t>
+            </w:r>
+          </w:p>
+        </w:tc>
+        <w:tc>
+          <w:tcPr>
+            <w:tcW w:type="dxa" w:w="1350"/>
+            <w:tcBorders>
+              <w:top w:val="single" w:color="DEDFE1" w:sz="4"/>
+              <w:left w:val="single" w:color="DEDFE1" w:sz="4"/>
+              <w:bottom w:val="single" w:color="DEDFE1" w:sz="4"/>
+              <w:right w:val="single" w:color="DEDFE1" w:sz="4"/>
+            </w:tcBorders>
+            <w:shd w:fill="FAFAFB" w:color="auto" w:val="clear"/>
+            <w:tcMar>
+              <w:top w:type="dxa" w:w="90"/>
+              <w:left w:type="dxa" w:w="110"/>
+              <w:bottom w:type="dxa" w:w="90"/>
+              <w:right w:type="dxa" w:w="110"/>
+            </w:tcMar>
+            <w:vAlign w:val="center"/>
+          </w:tcPr>
+          <w:p>
+            <w:pPr>
+              <w:bidi/>
+              <w:spacing w:after="0" w:before="0" w:line="300" w:lineRule="auto"/>
+              <w:jc w:val="start"/>
+            </w:pPr>
+            <w:r>
+              <w:rPr>
+                <w:rFonts w:ascii="Tahoma" w:cs="Tahoma" w:eastAsia="Tahoma" w:hAnsi="Tahoma"/>
+                <w:b w:val="false"/>
+                <w:bCs w:val="false"/>
+                <w:color w:val="5E6265"/>
+                <w:sz w:val="18"/>
+                <w:szCs w:val="18"/>
+                <w:rtl/>
+              </w:rPr>
+              <w:t xml:space="preserve">5,000</w:t>
+            </w:r>
+          </w:p>
+        </w:tc>
+        <w:tc>
+          <w:tcPr>
+            <w:tcW w:type="dxa" w:w="1700"/>
+            <w:tcBorders>
+              <w:top w:val="single" w:color="DEDFE1" w:sz="4"/>
+              <w:left w:val="single" w:color="DEDFE1" w:sz="4"/>
+              <w:bottom w:val="single" w:color="DEDFE1" w:sz="4"/>
+              <w:right w:val="single" w:color="DEDFE1" w:sz="4"/>
+            </w:tcBorders>
+            <w:shd w:fill="FAFAFB" w:color="auto" w:val="clear"/>
+            <w:tcMar>
+              <w:top w:type="dxa" w:w="90"/>
+              <w:left w:type="dxa" w:w="110"/>
+              <w:bottom w:type="dxa" w:w="90"/>
+              <w:right w:type="dxa" w:w="110"/>
+            </w:tcMar>
+            <w:vAlign w:val="center"/>
+          </w:tcPr>
+          <w:p>
+            <w:pPr>
+              <w:bidi/>
+              <w:spacing w:after="0" w:before="0" w:line="300" w:lineRule="auto"/>
+              <w:jc w:val="start"/>
+            </w:pPr>
+            <w:r>
+              <w:rPr>
+                <w:rFonts w:ascii="Tahoma" w:cs="Tahoma" w:eastAsia="Tahoma" w:hAnsi="Tahoma"/>
+                <w:b w:val="false"/>
+                <w:bCs w:val="false"/>
+                <w:color w:val="5E6265"/>
+                <w:sz w:val="18"/>
+                <w:szCs w:val="18"/>
+                <w:rtl/>
+              </w:rPr>
+              <w:t xml:space="preserve">2,587 ر.س</w:t>
+            </w:r>
+          </w:p>
+        </w:tc>
+        <w:tc>
+          <w:tcPr>
+            <w:tcW w:type="dxa" w:w="1900"/>
+            <w:tcBorders>
+              <w:top w:val="single" w:color="DEDFE1" w:sz="4"/>
+              <w:left w:val="single" w:color="DEDFE1" w:sz="4"/>
+              <w:bottom w:val="single" w:color="DEDFE1" w:sz="4"/>
+              <w:right w:val="single" w:color="DEDFE1" w:sz="4"/>
+            </w:tcBorders>
+            <w:shd w:fill="FAFAFB" w:color="auto" w:val="clear"/>
+            <w:tcMar>
+              <w:top w:type="dxa" w:w="90"/>
+              <w:left w:type="dxa" w:w="110"/>
+              <w:bottom w:type="dxa" w:w="90"/>
+              <w:right w:type="dxa" w:w="110"/>
+            </w:tcMar>
+            <w:vAlign w:val="center"/>
+          </w:tcPr>
+          <w:p>
+            <w:pPr>
+              <w:bidi/>
+              <w:spacing w:after="0" w:before="0" w:line="300" w:lineRule="auto"/>
+              <w:jc w:val="start"/>
+            </w:pPr>
+            <w:r>
+              <w:rPr>
+                <w:rFonts w:ascii="Tahoma" w:cs="Tahoma" w:eastAsia="Tahoma" w:hAnsi="Tahoma"/>
+                <w:b w:val="false"/>
+                <w:bCs w:val="false"/>
+                <w:color w:val="5E6265"/>
+                <w:sz w:val="18"/>
+                <w:szCs w:val="18"/>
+                <w:rtl/>
+              </w:rPr>
+              <w:t xml:space="preserve">0.52 ر.س</w:t>
+            </w:r>
+          </w:p>
+        </w:tc>
+        <w:tc>
+          <w:tcPr>
+            <w:tcW w:type="dxa" w:w="1798"/>
+            <w:tcBorders>
+              <w:top w:val="single" w:color="DEDFE1" w:sz="4"/>
+              <w:left w:val="single" w:color="DEDFE1" w:sz="4"/>
+              <w:bottom w:val="single" w:color="DEDFE1" w:sz="4"/>
+              <w:right w:val="single" w:color="DEDFE1" w:sz="4"/>
+            </w:tcBorders>
+            <w:shd w:fill="FAFAFB" w:color="auto" w:val="clear"/>
+            <w:tcMar>
+              <w:top w:type="dxa" w:w="90"/>
+              <w:left w:type="dxa" w:w="110"/>
+              <w:bottom w:type="dxa" w:w="90"/>
+              <w:right w:type="dxa" w:w="110"/>
+            </w:tcMar>
+            <w:vAlign w:val="center"/>
+          </w:tcPr>
+          <w:p>
+            <w:pPr>
+              <w:bidi/>
+              <w:spacing w:after="0" w:before="0" w:line="300" w:lineRule="auto"/>
+              <w:jc w:val="start"/>
+            </w:pPr>
+            <w:r>
+              <w:rPr>
+                <w:rFonts w:ascii="Tahoma" w:cs="Tahoma" w:eastAsia="Tahoma" w:hAnsi="Tahoma"/>
+                <w:b w:val="false"/>
+                <w:bCs w:val="false"/>
+                <w:color w:val="5E6265"/>
+                <w:sz w:val="18"/>
+                <w:szCs w:val="18"/>
+                <w:rtl/>
+              </w:rPr>
+              <w:t xml:space="preserve">‎9%‎</w:t>
+            </w:r>
+          </w:p>
+        </w:tc>
+      </w:tr>
+      <w:tr>
+        <w:tc>
+          <w:tcPr>
+            <w:tcW w:type="dxa" w:w="2900"/>
+            <w:tcBorders>
+              <w:top w:val="single" w:color="DEDFE1" w:sz="4"/>
+              <w:left w:val="single" w:color="DEDFE1" w:sz="4"/>
+              <w:bottom w:val="single" w:color="DEDFE1" w:sz="4"/>
+              <w:right w:val="single" w:color="DEDFE1" w:sz="4"/>
+            </w:tcBorders>
+            <w:tcMar>
+              <w:top w:type="dxa" w:w="90"/>
+              <w:left w:type="dxa" w:w="110"/>
+              <w:bottom w:type="dxa" w:w="90"/>
+              <w:right w:type="dxa" w:w="110"/>
+            </w:tcMar>
+            <w:vAlign w:val="center"/>
+          </w:tcPr>
+          <w:p>
+            <w:pPr>
+              <w:bidi/>
+              <w:spacing w:after="0" w:before="0" w:line="300" w:lineRule="auto"/>
+              <w:jc w:val="start"/>
+            </w:pPr>
+            <w:r>
+              <w:rPr>
+                <w:rFonts w:ascii="Tahoma" w:cs="Tahoma" w:eastAsia="Tahoma" w:hAnsi="Tahoma"/>
+                <w:b/>
+                <w:bCs/>
+                <w:color w:val="2B2E30"/>
+                <w:sz w:val="18"/>
+                <w:szCs w:val="18"/>
+                <w:rtl/>
+              </w:rPr>
+              <w:t xml:space="preserve">الفواحات الموزعة</w:t>
+            </w:r>
+          </w:p>
+        </w:tc>
+        <w:tc>
+          <w:tcPr>
+            <w:tcW w:type="dxa" w:w="1350"/>
+            <w:tcBorders>
+              <w:top w:val="single" w:color="DEDFE1" w:sz="4"/>
+              <w:left w:val="single" w:color="DEDFE1" w:sz="4"/>
+              <w:bottom w:val="single" w:color="DEDFE1" w:sz="4"/>
+              <w:right w:val="single" w:color="DEDFE1" w:sz="4"/>
+            </w:tcBorders>
+            <w:tcMar>
+              <w:top w:type="dxa" w:w="90"/>
+              <w:left w:type="dxa" w:w="110"/>
+              <w:bottom w:type="dxa" w:w="90"/>
+              <w:right w:type="dxa" w:w="110"/>
+            </w:tcMar>
+            <w:vAlign w:val="center"/>
+          </w:tcPr>
+          <w:p>
+            <w:pPr>
+              <w:bidi/>
+              <w:spacing w:after="0" w:before="0" w:line="300" w:lineRule="auto"/>
+              <w:jc w:val="start"/>
+            </w:pPr>
+            <w:r>
+              <w:rPr>
+                <w:rFonts w:ascii="Tahoma" w:cs="Tahoma" w:eastAsia="Tahoma" w:hAnsi="Tahoma"/>
+                <w:b w:val="false"/>
+                <w:bCs w:val="false"/>
+                <w:color w:val="5E6265"/>
+                <w:sz w:val="18"/>
+                <w:szCs w:val="18"/>
+                <w:rtl/>
+              </w:rPr>
+              <w:t xml:space="preserve">10,000</w:t>
+            </w:r>
+          </w:p>
+        </w:tc>
+        <w:tc>
+          <w:tcPr>
+            <w:tcW w:type="dxa" w:w="1700"/>
+            <w:tcBorders>
+              <w:top w:val="single" w:color="DEDFE1" w:sz="4"/>
+              <w:left w:val="single" w:color="DEDFE1" w:sz="4"/>
+              <w:bottom w:val="single" w:color="DEDFE1" w:sz="4"/>
+              <w:right w:val="single" w:color="DEDFE1" w:sz="4"/>
+            </w:tcBorders>
+            <w:tcMar>
+              <w:top w:type="dxa" w:w="90"/>
+              <w:left w:type="dxa" w:w="110"/>
+              <w:bottom w:type="dxa" w:w="90"/>
+              <w:right w:type="dxa" w:w="110"/>
+            </w:tcMar>
+            <w:vAlign w:val="center"/>
+          </w:tcPr>
+          <w:p>
+            <w:pPr>
+              <w:bidi/>
+              <w:spacing w:after="0" w:before="0" w:line="300" w:lineRule="auto"/>
+              <w:jc w:val="start"/>
+            </w:pPr>
+            <w:r>
+              <w:rPr>
+                <w:rFonts w:ascii="Tahoma" w:cs="Tahoma" w:eastAsia="Tahoma" w:hAnsi="Tahoma"/>
+                <w:b w:val="false"/>
+                <w:bCs w:val="false"/>
+                <w:color w:val="5E6265"/>
+                <w:sz w:val="18"/>
+                <w:szCs w:val="18"/>
+                <w:rtl/>
+              </w:rPr>
+              <w:t xml:space="preserve">6,900 ر.س</w:t>
+            </w:r>
+          </w:p>
+        </w:tc>
+        <w:tc>
+          <w:tcPr>
+            <w:tcW w:type="dxa" w:w="1900"/>
+            <w:tcBorders>
+              <w:top w:val="single" w:color="DEDFE1" w:sz="4"/>
+              <w:left w:val="single" w:color="DEDFE1" w:sz="4"/>
+              <w:bottom w:val="single" w:color="DEDFE1" w:sz="4"/>
+              <w:right w:val="single" w:color="DEDFE1" w:sz="4"/>
+            </w:tcBorders>
+            <w:tcMar>
+              <w:top w:type="dxa" w:w="90"/>
+              <w:left w:type="dxa" w:w="110"/>
+              <w:bottom w:type="dxa" w:w="90"/>
+              <w:right w:type="dxa" w:w="110"/>
+            </w:tcMar>
+            <w:vAlign w:val="center"/>
+          </w:tcPr>
+          <w:p>
+            <w:pPr>
+              <w:bidi/>
+              <w:spacing w:after="0" w:before="0" w:line="300" w:lineRule="auto"/>
+              <w:jc w:val="start"/>
+            </w:pPr>
+            <w:r>
+              <w:rPr>
+                <w:rFonts w:ascii="Tahoma" w:cs="Tahoma" w:eastAsia="Tahoma" w:hAnsi="Tahoma"/>
+                <w:b w:val="false"/>
+                <w:bCs w:val="false"/>
+                <w:color w:val="5E6265"/>
+                <w:sz w:val="18"/>
+                <w:szCs w:val="18"/>
+                <w:rtl/>
+              </w:rPr>
+              <w:t xml:space="preserve">0.69 ر.س</w:t>
+            </w:r>
+          </w:p>
+        </w:tc>
+        <w:tc>
+          <w:tcPr>
+            <w:tcW w:type="dxa" w:w="1798"/>
+            <w:tcBorders>
+              <w:top w:val="single" w:color="DEDFE1" w:sz="4"/>
+              <w:left w:val="single" w:color="DEDFE1" w:sz="4"/>
+              <w:bottom w:val="single" w:color="DEDFE1" w:sz="4"/>
+              <w:right w:val="single" w:color="DEDFE1" w:sz="4"/>
+            </w:tcBorders>
+            <w:tcMar>
+              <w:top w:type="dxa" w:w="90"/>
+              <w:left w:type="dxa" w:w="110"/>
+              <w:bottom w:type="dxa" w:w="90"/>
+              <w:right w:type="dxa" w:w="110"/>
+            </w:tcMar>
+            <w:vAlign w:val="center"/>
+          </w:tcPr>
+          <w:p>
+            <w:pPr>
+              <w:bidi/>
+              <w:spacing w:after="0" w:before="0" w:line="300" w:lineRule="auto"/>
+              <w:jc w:val="start"/>
+            </w:pPr>
+            <w:r>
+              <w:rPr>
+                <w:rFonts w:ascii="Tahoma" w:cs="Tahoma" w:eastAsia="Tahoma" w:hAnsi="Tahoma"/>
+                <w:b w:val="false"/>
+                <w:bCs w:val="false"/>
+                <w:color w:val="5E6265"/>
+                <w:sz w:val="18"/>
+                <w:szCs w:val="18"/>
+                <w:rtl/>
+              </w:rPr>
+              <w:t xml:space="preserve">‎23%‎</w:t>
+            </w:r>
+          </w:p>
+        </w:tc>
+      </w:tr>
+      <w:tr>
+        <w:tc>
+          <w:tcPr>
+            <w:tcW w:type="dxa" w:w="2900"/>
+            <w:tcBorders>
+              <w:top w:val="single" w:color="DEDFE1" w:sz="4"/>
+              <w:left w:val="single" w:color="DEDFE1" w:sz="4"/>
+              <w:bottom w:val="single" w:color="DEDFE1" w:sz="4"/>
+              <w:right w:val="single" w:color="DEDFE1" w:sz="4"/>
+            </w:tcBorders>
+            <w:shd w:fill="FAFAFB" w:color="auto" w:val="clear"/>
+            <w:tcMar>
+              <w:top w:type="dxa" w:w="90"/>
+              <w:left w:type="dxa" w:w="110"/>
+              <w:bottom w:type="dxa" w:w="90"/>
+              <w:right w:type="dxa" w:w="110"/>
+            </w:tcMar>
+            <w:vAlign w:val="center"/>
+          </w:tcPr>
+          <w:p>
+            <w:pPr>
+              <w:bidi/>
+              <w:spacing w:after="0" w:before="0" w:line="300" w:lineRule="auto"/>
+              <w:jc w:val="start"/>
+            </w:pPr>
+            <w:r>
+              <w:rPr>
+                <w:rFonts w:ascii="Tahoma" w:cs="Tahoma" w:eastAsia="Tahoma" w:hAnsi="Tahoma"/>
+                <w:b/>
+                <w:bCs/>
+                <w:color w:val="2B2E30"/>
+                <w:sz w:val="18"/>
+                <w:szCs w:val="18"/>
+                <w:rtl/>
+              </w:rPr>
               <w:t xml:space="preserve">الإجمالي</w:t>
             </w:r>
           </w:p>
@@ -16015,7 +16581,7 @@
                 <w:szCs w:val="18"/>
                 <w:rtl/>
               </w:rPr>
-              <w:t xml:space="preserve">28,807 ر.س</w:t>
+              <w:t xml:space="preserve">30,007 ر.س</w:t>
             </w:r>
           </w:p>
         </w:tc>
@@ -16053,7 +16619,7 @@
                 <w:szCs w:val="18"/>
                 <w:rtl/>
               </w:rPr>
-              <w:t xml:space="preserve">3,201 ر.س / محطة</w:t>
+              <w:t xml:space="preserve">3,334 ر.س / محطة</w:t>
             </w:r>
           </w:p>
         </w:tc>
@@ -17016,7 +17582,7 @@
                 <w:szCs w:val="18"/>
                 <w:rtl/>
               </w:rPr>
-              <w:t xml:space="preserve">28,807 ر.س</w:t>
+              <w:t xml:space="preserve">30,007 ر.س</w:t>
             </w:r>
           </w:p>
         </w:tc>
@@ -17114,7 +17680,7 @@
           <w:szCs w:val="16"/>
           <w:rtl/>
         </w:rPr>
-        <w:t xml:space="preserve">تمثّل هذه الفعالية ‎44%‎ من إجمالي إنفاق الربع الثالث (64,949 ر.س)، وهي أكبر بند إنفاق منفرد فيه.</w:t>
+        <w:t xml:space="preserve">تمثّل هذه الفعالية ‎45%‎ من إجمالي إنفاق الربع الثالث (66,149 ر.س)، وهي أكبر بند إنفاق منفرد فيه.</w:t>
       </w:r>
     </w:p>
     <w:p>
@@ -17574,6 +18140,197 @@
                 <w:szCs w:val="18"/>
                 <w:rtl/>
               </w:rPr>
+              <w:t xml:space="preserve">ثبات سعر الليزرات بعد الاعتماد</w:t>
+            </w:r>
+          </w:p>
+        </w:tc>
+        <w:tc>
+          <w:tcPr>
+            <w:tcW w:type="dxa" w:w="1350"/>
+            <w:tcBorders>
+              <w:top w:val="single" w:color="DEDFE1" w:sz="4"/>
+              <w:left w:val="single" w:color="DEDFE1" w:sz="4"/>
+              <w:bottom w:val="single" w:color="DEDFE1" w:sz="4"/>
+              <w:right w:val="single" w:color="DEDFE1" w:sz="4"/>
+            </w:tcBorders>
+            <w:shd w:fill="FAFAFB" w:color="auto" w:val="clear"/>
+            <w:tcMar>
+              <w:top w:type="dxa" w:w="90"/>
+              <w:left w:type="dxa" w:w="110"/>
+              <w:bottom w:type="dxa" w:w="90"/>
+              <w:right w:type="dxa" w:w="110"/>
+            </w:tcMar>
+            <w:vAlign w:val="center"/>
+          </w:tcPr>
+          <w:p>
+            <w:pPr>
+              <w:bidi/>
+              <w:spacing w:after="0" w:before="0" w:line="300" w:lineRule="auto"/>
+              <w:jc w:val="start"/>
+            </w:pPr>
+            <w:r>
+              <w:rPr>
+                <w:rFonts w:ascii="Tahoma" w:cs="Tahoma" w:eastAsia="Tahoma" w:hAnsi="Tahoma"/>
+                <w:b w:val="false"/>
+                <w:bCs w:val="false"/>
+                <w:color w:val="5E6265"/>
+                <w:sz w:val="18"/>
+                <w:szCs w:val="18"/>
+                <w:rtl/>
+              </w:rPr>
+              <w:t xml:space="preserve">19,320 ر.س</w:t>
+            </w:r>
+          </w:p>
+        </w:tc>
+        <w:tc>
+          <w:tcPr>
+            <w:tcW w:type="dxa" w:w="1350"/>
+            <w:tcBorders>
+              <w:top w:val="single" w:color="DEDFE1" w:sz="4"/>
+              <w:left w:val="single" w:color="DEDFE1" w:sz="4"/>
+              <w:bottom w:val="single" w:color="DEDFE1" w:sz="4"/>
+              <w:right w:val="single" w:color="DEDFE1" w:sz="4"/>
+            </w:tcBorders>
+            <w:shd w:fill="FAFAFB" w:color="auto" w:val="clear"/>
+            <w:tcMar>
+              <w:top w:type="dxa" w:w="90"/>
+              <w:left w:type="dxa" w:w="110"/>
+              <w:bottom w:type="dxa" w:w="90"/>
+              <w:right w:type="dxa" w:w="110"/>
+            </w:tcMar>
+            <w:vAlign w:val="center"/>
+          </w:tcPr>
+          <w:p>
+            <w:pPr>
+              <w:bidi/>
+              <w:spacing w:after="0" w:before="0" w:line="300" w:lineRule="auto"/>
+              <w:jc w:val="start"/>
+            </w:pPr>
+            <w:r>
+              <w:rPr>
+                <w:rFonts w:ascii="Tahoma" w:cs="Tahoma" w:eastAsia="Tahoma" w:hAnsi="Tahoma"/>
+                <w:b w:val="false"/>
+                <w:bCs w:val="false"/>
+                <w:color w:val="5E6265"/>
+                <w:sz w:val="18"/>
+                <w:szCs w:val="18"/>
+                <w:rtl/>
+              </w:rPr>
+              <w:t xml:space="preserve">20,520 ر.س</w:t>
+            </w:r>
+          </w:p>
+        </w:tc>
+        <w:tc>
+          <w:tcPr>
+            <w:tcW w:type="dxa" w:w="2599"/>
+            <w:tcBorders>
+              <w:top w:val="single" w:color="DEDFE1" w:sz="4"/>
+              <w:left w:val="single" w:color="DEDFE1" w:sz="4"/>
+              <w:bottom w:val="single" w:color="DEDFE1" w:sz="4"/>
+              <w:right w:val="single" w:color="DEDFE1" w:sz="4"/>
+            </w:tcBorders>
+            <w:shd w:fill="FAFAFB" w:color="auto" w:val="clear"/>
+            <w:tcMar>
+              <w:top w:type="dxa" w:w="90"/>
+              <w:left w:type="dxa" w:w="110"/>
+              <w:bottom w:type="dxa" w:w="90"/>
+              <w:right w:type="dxa" w:w="110"/>
+            </w:tcMar>
+            <w:vAlign w:val="center"/>
+          </w:tcPr>
+          <w:p>
+            <w:pPr>
+              <w:bidi/>
+              <w:spacing w:after="0" w:before="0" w:line="300" w:lineRule="auto"/>
+              <w:jc w:val="start"/>
+            </w:pPr>
+            <w:r>
+              <w:rPr>
+                <w:rFonts w:ascii="Tahoma" w:cs="Tahoma" w:eastAsia="Tahoma" w:hAnsi="Tahoma"/>
+                <w:b w:val="false"/>
+                <w:bCs w:val="false"/>
+                <w:color w:val="5E6265"/>
+                <w:sz w:val="18"/>
+                <w:szCs w:val="18"/>
+                <w:rtl/>
+              </w:rPr>
+              <w:t xml:space="preserve">طرأت زيادة 1,200 ر.س (+‎6.2%‎) على بند الليزرات بعد اعتماده، فارتفع سعر الوحدة من 603.75 إلى 641.25 ر.س دون توثيق السبب</w:t>
+            </w:r>
+          </w:p>
+        </w:tc>
+        <w:tc>
+          <w:tcPr>
+            <w:tcW w:type="dxa" w:w="2449"/>
+            <w:tcBorders>
+              <w:top w:val="single" w:color="DEDFE1" w:sz="4"/>
+              <w:left w:val="single" w:color="DEDFE1" w:sz="4"/>
+              <w:bottom w:val="single" w:color="DEDFE1" w:sz="4"/>
+              <w:right w:val="single" w:color="DEDFE1" w:sz="4"/>
+            </w:tcBorders>
+            <w:shd w:fill="FAFAFB" w:color="auto" w:val="clear"/>
+            <w:tcMar>
+              <w:top w:type="dxa" w:w="90"/>
+              <w:left w:type="dxa" w:w="110"/>
+              <w:bottom w:type="dxa" w:w="90"/>
+              <w:right w:type="dxa" w:w="110"/>
+            </w:tcMar>
+            <w:vAlign w:val="center"/>
+          </w:tcPr>
+          <w:p>
+            <w:pPr>
+              <w:bidi/>
+              <w:spacing w:after="0" w:before="0" w:line="300" w:lineRule="auto"/>
+              <w:jc w:val="start"/>
+            </w:pPr>
+            <w:r>
+              <w:rPr>
+                <w:rFonts w:ascii="Tahoma" w:cs="Tahoma" w:eastAsia="Tahoma" w:hAnsi="Tahoma"/>
+                <w:b w:val="false"/>
+                <w:bCs w:val="false"/>
+                <w:color w:val="5E6265"/>
+                <w:sz w:val="18"/>
+                <w:szCs w:val="18"/>
+                <w:rtl/>
+              </w:rPr>
+              <w:t xml:space="preserve">تثبيت السعر في أمر الشراء أو العقد الموسمي، وتوثيق أي زيادة واعتمادها قبل التنفيذ</w:t>
+            </w:r>
+          </w:p>
+        </w:tc>
+      </w:tr>
+      <w:tr>
+        <w:tc>
+          <w:tcPr>
+            <w:tcW w:type="dxa" w:w="1900"/>
+            <w:tcBorders>
+              <w:top w:val="single" w:color="DEDFE1" w:sz="4"/>
+              <w:left w:val="single" w:color="DEDFE1" w:sz="4"/>
+              <w:bottom w:val="single" w:color="DEDFE1" w:sz="4"/>
+              <w:right w:val="single" w:color="DEDFE1" w:sz="4"/>
+            </w:tcBorders>
+            <w:tcMar>
+              <w:top w:type="dxa" w:w="90"/>
+              <w:left w:type="dxa" w:w="110"/>
+              <w:bottom w:type="dxa" w:w="90"/>
+              <w:right w:type="dxa" w:w="110"/>
+            </w:tcMar>
+            <w:vAlign w:val="center"/>
+          </w:tcPr>
+          <w:p>
+            <w:pPr>
+              <w:bidi/>
+              <w:spacing w:after="0" w:before="0" w:line="300" w:lineRule="auto"/>
+              <w:jc w:val="start"/>
+            </w:pPr>
+            <w:r>
+              <w:rPr>
+                <w:rFonts w:ascii="Tahoma" w:cs="Tahoma" w:eastAsia="Tahoma" w:hAnsi="Tahoma"/>
+                <w:b/>
+                <w:bCs/>
+                <w:color w:val="2B2E30"/>
+                <w:sz w:val="18"/>
+                <w:szCs w:val="18"/>
+                <w:rtl/>
+              </w:rPr>
               <w:t xml:space="preserve">اعتماد ميزانية مسبقة</w:t>
             </w:r>
           </w:p>
@@ -17587,7 +18344,6 @@
               <w:bottom w:val="single" w:color="DEDFE1" w:sz="4"/>
               <w:right w:val="single" w:color="DEDFE1" w:sz="4"/>
             </w:tcBorders>
-            <w:shd w:fill="FAFAFB" w:color="auto" w:val="clear"/>
             <w:tcMar>
               <w:top w:type="dxa" w:w="90"/>
               <w:left w:type="dxa" w:w="110"/>
@@ -17625,7 +18381,6 @@
               <w:bottom w:val="single" w:color="DEDFE1" w:sz="4"/>
               <w:right w:val="single" w:color="DEDFE1" w:sz="4"/>
             </w:tcBorders>
-            <w:shd w:fill="FAFAFB" w:color="auto" w:val="clear"/>
             <w:tcMar>
               <w:top w:type="dxa" w:w="90"/>
               <w:left w:type="dxa" w:w="110"/>
@@ -17663,32 +18418,31 @@
               <w:bottom w:val="single" w:color="DEDFE1" w:sz="4"/>
               <w:right w:val="single" w:color="DEDFE1" w:sz="4"/>
             </w:tcBorders>
-            <w:shd w:fill="FAFAFB" w:color="auto" w:val="clear"/>
-            <w:tcMar>
-              <w:top w:type="dxa" w:w="90"/>
-              <w:left w:type="dxa" w:w="110"/>
-              <w:bottom w:type="dxa" w:w="90"/>
-              <w:right w:type="dxa" w:w="110"/>
-            </w:tcMar>
-            <w:vAlign w:val="center"/>
-          </w:tcPr>
-          <w:p>
-            <w:pPr>
-              <w:bidi/>
-              <w:spacing w:after="0" w:before="0" w:line="300" w:lineRule="auto"/>
-              <w:jc w:val="start"/>
-            </w:pPr>
-            <w:r>
-              <w:rPr>
-                <w:rFonts w:ascii="Tahoma" w:cs="Tahoma" w:eastAsia="Tahoma" w:hAnsi="Tahoma"/>
-                <w:b w:val="false"/>
-                <w:bCs w:val="false"/>
-                <w:color w:val="5E6265"/>
-                <w:sz w:val="18"/>
-                <w:szCs w:val="18"/>
-                <w:rtl/>
-              </w:rPr>
-              <w:t xml:space="preserve">صُرفت 28,807 ر.س دون ميزانية مخصصة معتمدة مسجّلة في النظام</w:t>
+            <w:tcMar>
+              <w:top w:type="dxa" w:w="90"/>
+              <w:left w:type="dxa" w:w="110"/>
+              <w:bottom w:type="dxa" w:w="90"/>
+              <w:right w:type="dxa" w:w="110"/>
+            </w:tcMar>
+            <w:vAlign w:val="center"/>
+          </w:tcPr>
+          <w:p>
+            <w:pPr>
+              <w:bidi/>
+              <w:spacing w:after="0" w:before="0" w:line="300" w:lineRule="auto"/>
+              <w:jc w:val="start"/>
+            </w:pPr>
+            <w:r>
+              <w:rPr>
+                <w:rFonts w:ascii="Tahoma" w:cs="Tahoma" w:eastAsia="Tahoma" w:hAnsi="Tahoma"/>
+                <w:b w:val="false"/>
+                <w:bCs w:val="false"/>
+                <w:color w:val="5E6265"/>
+                <w:sz w:val="18"/>
+                <w:szCs w:val="18"/>
+                <w:rtl/>
+              </w:rPr>
+              <w:t xml:space="preserve">صُرفت 30,007 ر.س دون ميزانية مخصصة معتمدة مسجّلة في النظام</w:t>
             </w:r>
           </w:p>
         </w:tc>
@@ -17701,7 +18455,6 @@
               <w:bottom w:val="single" w:color="DEDFE1" w:sz="4"/>
               <w:right w:val="single" w:color="DEDFE1" w:sz="4"/>
             </w:tcBorders>
-            <w:shd w:fill="FAFAFB" w:color="auto" w:val="clear"/>
             <w:tcMar>
               <w:top w:type="dxa" w:w="90"/>
               <w:left w:type="dxa" w:w="110"/>
@@ -17991,46 +18744,7 @@
                 <w:szCs w:val="17"/>
                 <w:rtl/>
               </w:rPr>
-              <w:t xml:space="preserve">تركّز ‎67%‎ من التكلفة في بند واحد (الليزرات) دون مقارنة عروض موثّقة</w:t>
-            </w:r>
-          </w:p>
-        </w:tc>
-      </w:tr>
-      <w:tr>
-        <w:tc>
-          <w:tcPr>
-            <w:tcW w:type="dxa" w:w="4824"/>
-            <w:tcBorders>
-              <w:top w:val="single" w:color="DEDFE1" w:sz="4"/>
-              <w:left w:val="single" w:color="DEDFE1" w:sz="4"/>
-              <w:bottom w:val="single" w:color="DEDFE1" w:sz="4"/>
-              <w:right w:val="single" w:color="DEDFE1" w:sz="4"/>
-            </w:tcBorders>
-            <w:shd w:fill="FBFBFC" w:color="auto" w:val="clear"/>
-            <w:tcMar>
-              <w:top w:type="dxa" w:w="130"/>
-              <w:left w:type="dxa" w:w="150"/>
-              <w:bottom w:type="dxa" w:w="130"/>
-              <w:right w:type="dxa" w:w="150"/>
-            </w:tcMar>
-          </w:tcPr>
-          <w:p>
-            <w:pPr>
-              <w:bidi/>
-              <w:spacing w:after="70" w:before="0" w:line="300" w:lineRule="auto"/>
-              <w:jc w:val="start"/>
-            </w:pPr>
-            <w:r>
-              <w:rPr>
-                <w:rFonts w:ascii="DIN Next LT Arabic" w:cs="DIN Next LT Arabic" w:eastAsia="DIN Next LT Arabic" w:hAnsi="DIN Next LT Arabic"/>
-                <w:b/>
-                <w:bCs/>
-                <w:color w:val="D25C0C"/>
-                <w:sz w:val="19"/>
-                <w:szCs w:val="19"/>
-                <w:rtl/>
-              </w:rPr>
-              <w:t xml:space="preserve">الفرص الممكن الاستفادة منها</w:t>
+              <w:t xml:space="preserve">تركّز ‎68%‎ من التكلفة في بند واحد (الليزرات) دون مقارنة عروض موثّقة</w:t>
             </w:r>
           </w:p>
           <w:p>
@@ -18053,7 +18767,46 @@
                 <w:szCs w:val="17"/>
                 <w:rtl/>
               </w:rPr>
-              <w:t xml:space="preserve">الاستكرات والفواحات قناة قياس جاهزة — رمز QR يحوّل 15,000 قطعة إلى نقاط قياس وتسجيل في برنامج الولاء</w:t>
+              <w:t xml:space="preserve">زيادة 1,200 ر.س على سعر الليزرات بعد الاعتماد (+‎6.2%‎) رفعت سعر الوحدة من 603.75 إلى 641.25 ر.س</w:t>
+            </w:r>
+          </w:p>
+        </w:tc>
+      </w:tr>
+      <w:tr>
+        <w:tc>
+          <w:tcPr>
+            <w:tcW w:type="dxa" w:w="4824"/>
+            <w:tcBorders>
+              <w:top w:val="single" w:color="DEDFE1" w:sz="4"/>
+              <w:left w:val="single" w:color="DEDFE1" w:sz="4"/>
+              <w:bottom w:val="single" w:color="DEDFE1" w:sz="4"/>
+              <w:right w:val="single" w:color="DEDFE1" w:sz="4"/>
+            </w:tcBorders>
+            <w:shd w:fill="FBFBFC" w:color="auto" w:val="clear"/>
+            <w:tcMar>
+              <w:top w:type="dxa" w:w="130"/>
+              <w:left w:type="dxa" w:w="150"/>
+              <w:bottom w:type="dxa" w:w="130"/>
+              <w:right w:type="dxa" w:w="150"/>
+            </w:tcMar>
+          </w:tcPr>
+          <w:p>
+            <w:pPr>
+              <w:bidi/>
+              <w:spacing w:after="70" w:before="0" w:line="300" w:lineRule="auto"/>
+              <w:jc w:val="start"/>
+            </w:pPr>
+            <w:r>
+              <w:rPr>
+                <w:rFonts w:ascii="DIN Next LT Arabic" w:cs="DIN Next LT Arabic" w:eastAsia="DIN Next LT Arabic" w:hAnsi="DIN Next LT Arabic"/>
+                <w:b/>
+                <w:bCs/>
+                <w:color w:val="D25C0C"/>
+                <w:sz w:val="19"/>
+                <w:szCs w:val="19"/>
+                <w:rtl/>
+              </w:rPr>
+              <w:t xml:space="preserve">الفرص الممكن الاستفادة منها</w:t>
             </w:r>
           </w:p>
           <w:p>
@@ -18076,7 +18829,7 @@
                 <w:szCs w:val="17"/>
                 <w:rtl/>
               </w:rPr>
-              <w:t xml:space="preserve">اعتماد حزمة مناسبات قياسية متكررة (اليوم الوطني · يوم التأسيس) بتكلفة وحدة معلومة مسبقاً</w:t>
+              <w:t xml:space="preserve">الاستكرات والفواحات قناة قياس جاهزة — رمز QR يحوّل 15,000 قطعة إلى نقاط قياس وتسجيل في برنامج الولاء</w:t>
             </w:r>
           </w:p>
           <w:p>
@@ -18099,44 +18852,7 @@
                 <w:szCs w:val="17"/>
                 <w:rtl/>
               </w:rPr>
-              <w:t xml:space="preserve">التفاوض على سعر الليزر عبر عقد موسمي بدل الشراء لكل فعالية</w:t>
-            </w:r>
-          </w:p>
-        </w:tc>
-        <w:tc>
-          <w:tcPr>
-            <w:tcW w:type="dxa" w:w="4824"/>
-            <w:tcBorders>
-              <w:top w:val="single" w:color="DEDFE1" w:sz="4"/>
-              <w:left w:val="single" w:color="DEDFE1" w:sz="4"/>
-              <w:bottom w:val="single" w:color="DEDFE1" w:sz="4"/>
-              <w:right w:val="single" w:color="DEDFE1" w:sz="4"/>
-            </w:tcBorders>
-            <w:shd w:fill="FBFBFC" w:color="auto" w:val="clear"/>
-            <w:tcMar>
-              <w:top w:type="dxa" w:w="130"/>
-              <w:left w:type="dxa" w:w="150"/>
-              <w:bottom w:type="dxa" w:w="130"/>
-              <w:right w:type="dxa" w:w="150"/>
-            </w:tcMar>
-          </w:tcPr>
-          <w:p>
-            <w:pPr>
-              <w:bidi/>
-              <w:spacing w:after="70" w:before="0" w:line="300" w:lineRule="auto"/>
-              <w:jc w:val="start"/>
-            </w:pPr>
-            <w:r>
-              <w:rPr>
-                <w:rFonts w:ascii="DIN Next LT Arabic" w:cs="DIN Next LT Arabic" w:eastAsia="DIN Next LT Arabic" w:hAnsi="DIN Next LT Arabic"/>
-                <w:b/>
-                <w:bCs/>
-                <w:color w:val="66686A"/>
-                <w:sz w:val="19"/>
-                <w:szCs w:val="19"/>
-                <w:rtl/>
-              </w:rPr>
-              <w:t xml:space="preserve">التوصيات</w:t>
+              <w:t xml:space="preserve">اعتماد حزمة مناسبات قياسية متكررة (اليوم الوطني · يوم التأسيس) بتكلفة وحدة معلومة مسبقاً</w:t>
             </w:r>
           </w:p>
           <w:p>
@@ -18159,7 +18875,44 @@
                 <w:szCs w:val="17"/>
                 <w:rtl/>
               </w:rPr>
-              <w:t xml:space="preserve">عدم اعتماد أي فعالية مناسبات مستقبلاً دون مؤشرات ومستهدفات وميزانية معتمدة مسبقاً</w:t>
+              <w:t xml:space="preserve">التفاوض على سعر الليزر (641.25 ر.س للوحدة بعد الزيادة) عبر عقد موسمي يثبّت السعر ويمنع الزيادات بعد الاعتماد</w:t>
+            </w:r>
+          </w:p>
+        </w:tc>
+        <w:tc>
+          <w:tcPr>
+            <w:tcW w:type="dxa" w:w="4824"/>
+            <w:tcBorders>
+              <w:top w:val="single" w:color="DEDFE1" w:sz="4"/>
+              <w:left w:val="single" w:color="DEDFE1" w:sz="4"/>
+              <w:bottom w:val="single" w:color="DEDFE1" w:sz="4"/>
+              <w:right w:val="single" w:color="DEDFE1" w:sz="4"/>
+            </w:tcBorders>
+            <w:shd w:fill="FBFBFC" w:color="auto" w:val="clear"/>
+            <w:tcMar>
+              <w:top w:type="dxa" w:w="130"/>
+              <w:left w:type="dxa" w:w="150"/>
+              <w:bottom w:type="dxa" w:w="130"/>
+              <w:right w:type="dxa" w:w="150"/>
+            </w:tcMar>
+          </w:tcPr>
+          <w:p>
+            <w:pPr>
+              <w:bidi/>
+              <w:spacing w:after="70" w:before="0" w:line="300" w:lineRule="auto"/>
+              <w:jc w:val="start"/>
+            </w:pPr>
+            <w:r>
+              <w:rPr>
+                <w:rFonts w:ascii="DIN Next LT Arabic" w:cs="DIN Next LT Arabic" w:eastAsia="DIN Next LT Arabic" w:hAnsi="DIN Next LT Arabic"/>
+                <w:b/>
+                <w:bCs/>
+                <w:color w:val="66686A"/>
+                <w:sz w:val="19"/>
+                <w:szCs w:val="19"/>
+                <w:rtl/>
+              </w:rPr>
+              <w:t xml:space="preserve">التوصيات</w:t>
             </w:r>
           </w:p>
           <w:p>
@@ -18182,7 +18935,7 @@
                 <w:szCs w:val="17"/>
                 <w:rtl/>
               </w:rPr>
-              <w:t xml:space="preserve">إضافة رمز QR على المواد الموزعة في الفعالية القادمة لقياس الأثر</w:t>
+              <w:t xml:space="preserve">عدم اعتماد أي فعالية مناسبات مستقبلاً دون مؤشرات ومستهدفات وميزانية معتمدة مسبقاً</w:t>
             </w:r>
           </w:p>
           <w:p>
@@ -18205,7 +18958,30 @@
                 <w:szCs w:val="17"/>
                 <w:rtl/>
               </w:rPr>
-              <w:t xml:space="preserve">توثيق ثلاثة عروض أسعار على الأقل لبند الليزرات قبل الاعتماد</w:t>
+              <w:t xml:space="preserve">إضافة رمز QR على المواد الموزعة في الفعالية القادمة لقياس الأثر</w:t>
+            </w:r>
+          </w:p>
+          <w:p>
+            <w:pPr>
+              <w:pStyle w:val="ListParagraph"/>
+              <w:numPr>
+                <w:ilvl w:val="0"/>
+                <w:numId w:val="1"/>
+              </w:numPr>
+              <w:bidi/>
+              <w:spacing w:after="45" w:line="270" w:lineRule="auto"/>
+            </w:pPr>
+            <w:r>
+              <w:rPr>
+                <w:rFonts w:ascii="Tahoma" w:cs="Tahoma" w:eastAsia="Tahoma" w:hAnsi="Tahoma"/>
+                <w:b w:val="false"/>
+                <w:bCs w:val="false"/>
+                <w:color w:val="5E6265"/>
+                <w:sz w:val="17"/>
+                <w:szCs w:val="17"/>
+                <w:rtl/>
+              </w:rPr>
+              <w:t xml:space="preserve">توثيق ثلاثة عروض أسعار على الأقل لبند الليزرات قبل الاعتماد، وتثبيت السعر تعاقدياً لمنع الزيادة بعد الاعتماد</w:t>
             </w:r>
           </w:p>
         </w:tc>
@@ -22132,7 +22908,7 @@
                 <w:szCs w:val="18"/>
                 <w:rtl/>
               </w:rPr>
-              <w:t xml:space="preserve">أكبر بند إنفاق في الربع (28,807 ر.س · ‎44%‎) وأقلّه قياساً</w:t>
+              <w:t xml:space="preserve">أكبر بند إنفاق في الربع (30,007 ر.س · ‎45%‎) وأقلّه قياساً</w:t>
             </w:r>
           </w:p>
         </w:tc>
@@ -22360,7 +23136,7 @@
                 <w:szCs w:val="18"/>
                 <w:rtl/>
               </w:rPr>
-              <w:t xml:space="preserve">تركّز ‎67%‎ من تكلفة الفعالية في بند الليزرات دون مقارنة عروض موثّقة</w:t>
+              <w:t xml:space="preserve">تركّز ‎68%‎ من تكلفة الفعالية في بند الليزرات، وزيادة 1,200 ر.س على سعره بعد الاعتماد</w:t>
             </w:r>
           </w:p>
         </w:tc>
@@ -22436,7 +23212,7 @@
                 <w:szCs w:val="18"/>
                 <w:rtl/>
               </w:rPr>
-              <w:t xml:space="preserve">19,320 ر.س بمعدل 603.75 ر.س للوحدة دون مرجع سعري</w:t>
+              <w:t xml:space="preserve">20,520 ر.س بمعدل 641.25 ر.س للوحدة (+‎6.2%‎) دون مرجع سعري موثّق</w:t>
             </w:r>
           </w:p>
         </w:tc>
@@ -22614,7 +23390,7 @@
           <w:szCs w:val="19"/>
           <w:rtl/>
         </w:rPr>
-        <w:t xml:space="preserve">اعتماد حزمة مناسبات قياسية متكررة (اليوم الوطني · يوم التأسيس) بتكلفة وحدة معلومة مسبقاً.</w:t>
+        <w:t xml:space="preserve">اعتماد حزمة مناسبات قياسية متكررة (اليوم الوطني · يوم التأسيس) بتكلفة وحدة معلومة مسبقاً وسعر مثبَّت تعاقدياً.</w:t>
       </w:r>
     </w:p>
     <w:p>
@@ -22838,7 +23614,7 @@
           <w:szCs w:val="19"/>
           <w:rtl/>
         </w:rPr>
-        <w:t xml:space="preserve">التفاوض على سعر الليزر (603.75 ر.س للوحدة) عبر عقد موسمي بدل الشراء المنفصل لكل فعالية.</w:t>
+        <w:t xml:space="preserve">التفاوض على سعر الليزر (641.25 ر.س للوحدة بعد الزيادة) عبر عقد موسمي يثبّت السعر بدل الشراء المنفصل لكل فعالية.</w:t>
       </w:r>
     </w:p>
     <w:p>
@@ -23341,7 +24117,7 @@
                 <w:szCs w:val="18"/>
                 <w:rtl/>
               </w:rPr>
-              <w:t xml:space="preserve">فعالية اليوم الوطني استهلكت ‎44%‎ من إنفاق الربع دون مستهدف معتمد ولا قياس. يلزم اعتماد مؤشرات ومستهدفات وميزانية لكل فعالية قبل الصرف، وإضافة رمز QR على المواد الموزعة لقياس الأثر.</w:t>
+              <w:t xml:space="preserve">فعالية اليوم الوطني استهلكت ‎45%‎ من إنفاق الربع دون مستهدف معتمد ولا قياس. يلزم اعتماد مؤشرات ومستهدفات وميزانية لكل فعالية قبل الصرف، وإضافة رمز QR على المواد الموزعة لقياس الأثر.</w:t>
             </w:r>
           </w:p>
         </w:tc>
@@ -24968,7 +25744,7 @@
                 <w:szCs w:val="18"/>
                 <w:rtl/>
               </w:rPr>
-              <w:t xml:space="preserve">مجاميع الوصول والتفاعل تخصّ أربع حملات من خمس. مجموع الإنفاق (64,949 ر.س) يشمل الحملات الخمس.</w:t>
+              <w:t xml:space="preserve">مجاميع الوصول والتفاعل تخصّ أربع حملات من خمس. مجموع الإنفاق (66,149 ر.س) يشمل الحملات الخمس.</w:t>
             </w:r>
           </w:p>
         </w:tc>

--- a/تقرير-الربع-الثالث-2026.docx
+++ b/تقرير-الربع-الثالث-2026.docx
@@ -542,7 +542,7 @@
                 <w:szCs w:val="34"/>
                 <w:rtl/>
               </w:rPr>
-              <w:t xml:space="preserve">4,356,512</w:t>
+              <w:t xml:space="preserve">4,519,865</w:t>
             </w:r>
           </w:p>
           <w:p>
@@ -617,7 +617,7 @@
                 <w:szCs w:val="34"/>
                 <w:rtl/>
               </w:rPr>
-              <w:t xml:space="preserve">37,805</w:t>
+              <w:t xml:space="preserve">220,431</w:t>
             </w:r>
           </w:p>
           <w:p>
@@ -636,7 +636,7 @@
                 <w:szCs w:val="18"/>
                 <w:rtl/>
               </w:rPr>
-              <w:t xml:space="preserve">إجمالي التفاعلات</w:t>
+              <w:t xml:space="preserve">إيراد إضافي مقدَّر (ر.س)</w:t>
             </w:r>
           </w:p>
           <w:p>
@@ -655,7 +655,7 @@
                 <w:szCs w:val="15"/>
                 <w:rtl/>
               </w:rPr>
-              <w:t xml:space="preserve">مقابل مستهدف 16,000 — ‎236%‎</w:t>
+              <w:t xml:space="preserve">من 3 حملات مقيسة — 6.1× تكلفتها</w:t>
             </w:r>
           </w:p>
         </w:tc>
@@ -1236,7 +1236,7 @@
                 <w:szCs w:val="18"/>
                 <w:rtl/>
               </w:rPr>
-              <w:t xml:space="preserve">4,356,512</w:t>
+              <w:t xml:space="preserve">4,519,865</w:t>
             </w:r>
           </w:p>
         </w:tc>
@@ -1273,7 +1273,7 @@
                 <w:szCs w:val="18"/>
                 <w:rtl/>
               </w:rPr>
-              <w:t xml:space="preserve">‎1,089%‎</w:t>
+              <w:t xml:space="preserve">‎1,130%‎</w:t>
             </w:r>
           </w:p>
         </w:tc>
@@ -1388,7 +1388,7 @@
                 <w:szCs w:val="18"/>
                 <w:rtl/>
               </w:rPr>
-              <w:t xml:space="preserve">التفاعلات</w:t>
+              <w:t xml:space="preserve">معدل التفاعل</w:t>
             </w:r>
           </w:p>
         </w:tc>
@@ -1426,7 +1426,7 @@
                 <w:szCs w:val="18"/>
                 <w:rtl/>
               </w:rPr>
-              <w:t xml:space="preserve">16,000</w:t>
+              <w:t xml:space="preserve">معدلات لكل حملة</w:t>
             </w:r>
           </w:p>
         </w:tc>
@@ -1464,7 +1464,7 @@
                 <w:szCs w:val="18"/>
                 <w:rtl/>
               </w:rPr>
-              <w:t xml:space="preserve">37,805</w:t>
+              <w:t xml:space="preserve">~263,950 تفاعل</w:t>
             </w:r>
           </w:p>
         </w:tc>
@@ -1502,7 +1502,7 @@
                 <w:szCs w:val="18"/>
                 <w:rtl/>
               </w:rPr>
-              <w:t xml:space="preserve">‎236%‎</w:t>
+              <w:t xml:space="preserve">—</w:t>
             </w:r>
           </w:p>
         </w:tc>
@@ -1578,7 +1578,7 @@
                 <w:szCs w:val="18"/>
                 <w:rtl/>
               </w:rPr>
-              <w:t xml:space="preserve">لثلاث حملات رُصد لها مستهدف تفاعل من أصل خمس</w:t>
+              <w:t xml:space="preserve">‎14.0%‎ و‎16.8%‎ و‎7.0%‎ مقابل ‎10%‎ و‎5%‎ و‎1%‎</w:t>
             </w:r>
           </w:p>
         </w:tc>
@@ -2488,7 +2488,7 @@
                 <w:szCs w:val="18"/>
                 <w:rtl/>
               </w:rPr>
-              <w:t xml:space="preserve">متوسط الإنجاز · التفصيل في القسم 05</w:t>
+              <w:t xml:space="preserve">متوسط الإنجاز · التفصيل في القسم 06</w:t>
             </w:r>
           </w:p>
         </w:tc>
@@ -2527,7 +2527,7 @@
                 <w:szCs w:val="18"/>
                 <w:rtl/>
               </w:rPr>
-              <w:t xml:space="preserve">الفرص التجارية</w:t>
+              <w:t xml:space="preserve">الإيراد الإضافي المقدَّر</w:t>
             </w:r>
           </w:p>
         </w:tc>
@@ -2601,7 +2601,7 @@
                 <w:szCs w:val="18"/>
                 <w:rtl/>
               </w:rPr>
-              <w:t xml:space="preserve">0</w:t>
+              <w:t xml:space="preserve">220,431 ر.س</w:t>
             </w:r>
           </w:p>
         </w:tc>
@@ -2651,32 +2651,32 @@
               <w:bottom w:val="single" w:color="DEDFE1" w:sz="4"/>
               <w:right w:val="single" w:color="DEDFE1" w:sz="4"/>
             </w:tcBorders>
-            <w:shd w:fill="F1F2F3" w:color="auto" w:val="clear"/>
-            <w:tcMar>
-              <w:top w:type="dxa" w:w="90"/>
-              <w:left w:type="dxa" w:w="110"/>
-              <w:bottom w:type="dxa" w:w="90"/>
-              <w:right w:type="dxa" w:w="110"/>
-            </w:tcMar>
-            <w:vAlign w:val="center"/>
-          </w:tcPr>
-          <w:p>
-            <w:pPr>
-              <w:bidi/>
-              <w:spacing w:after="0" w:before="0" w:line="300" w:lineRule="auto"/>
-              <w:jc w:val="start"/>
-            </w:pPr>
-            <w:r>
-              <w:rPr>
-                <w:rFonts w:ascii="Tahoma" w:cs="Tahoma" w:eastAsia="Tahoma" w:hAnsi="Tahoma"/>
-                <w:b w:val="false"/>
-                <w:bCs w:val="false"/>
-                <w:color w:val="8E9295"/>
-                <w:sz w:val="18"/>
-                <w:szCs w:val="18"/>
-                <w:rtl/>
-              </w:rPr>
-              <w:t xml:space="preserve">غير مُقاس</w:t>
+            <w:shd w:fill="E7F3EC" w:color="auto" w:val="clear"/>
+            <w:tcMar>
+              <w:top w:type="dxa" w:w="90"/>
+              <w:left w:type="dxa" w:w="110"/>
+              <w:bottom w:type="dxa" w:w="90"/>
+              <w:right w:type="dxa" w:w="110"/>
+            </w:tcMar>
+            <w:vAlign w:val="center"/>
+          </w:tcPr>
+          <w:p>
+            <w:pPr>
+              <w:bidi/>
+              <w:spacing w:after="0" w:before="0" w:line="300" w:lineRule="auto"/>
+              <w:jc w:val="start"/>
+            </w:pPr>
+            <w:r>
+              <w:rPr>
+                <w:rFonts w:ascii="Tahoma" w:cs="Tahoma" w:eastAsia="Tahoma" w:hAnsi="Tahoma"/>
+                <w:b/>
+                <w:bCs/>
+                <w:color w:val="1B7A4B"/>
+                <w:sz w:val="18"/>
+                <w:szCs w:val="18"/>
+                <w:rtl/>
+              </w:rPr>
+              <w:t xml:space="preserve">✔ مُقاس</w:t>
             </w:r>
           </w:p>
         </w:tc>
@@ -2713,7 +2713,7 @@
                 <w:szCs w:val="18"/>
                 <w:rtl/>
               </w:rPr>
-              <w:t xml:space="preserve">لم يُفعَّل القياس في أي حملة</w:t>
+              <w:t xml:space="preserve">لثلاث حملات — التفصيل في القسم 04</w:t>
             </w:r>
           </w:p>
         </w:tc>
@@ -2753,7 +2753,7 @@
                 <w:szCs w:val="18"/>
                 <w:rtl/>
               </w:rPr>
-              <w:t xml:space="preserve">العملاء المحوّلون</w:t>
+              <w:t xml:space="preserve">عائد الإنفاق (إيراد ÷ تكلفة)</w:t>
             </w:r>
           </w:p>
         </w:tc>
@@ -2829,7 +2829,7 @@
                 <w:szCs w:val="18"/>
                 <w:rtl/>
               </w:rPr>
-              <w:t xml:space="preserve">0</w:t>
+              <w:t xml:space="preserve">6.1×</w:t>
             </w:r>
           </w:p>
         </w:tc>
@@ -2880,32 +2880,32 @@
               <w:bottom w:val="single" w:color="DEDFE1" w:sz="4"/>
               <w:right w:val="single" w:color="DEDFE1" w:sz="4"/>
             </w:tcBorders>
-            <w:shd w:fill="F1F2F3" w:color="auto" w:val="clear"/>
-            <w:tcMar>
-              <w:top w:type="dxa" w:w="90"/>
-              <w:left w:type="dxa" w:w="110"/>
-              <w:bottom w:type="dxa" w:w="90"/>
-              <w:right w:type="dxa" w:w="110"/>
-            </w:tcMar>
-            <w:vAlign w:val="center"/>
-          </w:tcPr>
-          <w:p>
-            <w:pPr>
-              <w:bidi/>
-              <w:spacing w:after="0" w:before="0" w:line="300" w:lineRule="auto"/>
-              <w:jc w:val="start"/>
-            </w:pPr>
-            <w:r>
-              <w:rPr>
-                <w:rFonts w:ascii="Tahoma" w:cs="Tahoma" w:eastAsia="Tahoma" w:hAnsi="Tahoma"/>
-                <w:b w:val="false"/>
-                <w:bCs w:val="false"/>
-                <w:color w:val="8E9295"/>
-                <w:sz w:val="18"/>
-                <w:szCs w:val="18"/>
-                <w:rtl/>
-              </w:rPr>
-              <w:t xml:space="preserve">غير مُقاس</w:t>
+            <w:shd w:fill="FDEADC" w:color="auto" w:val="clear"/>
+            <w:tcMar>
+              <w:top w:type="dxa" w:w="90"/>
+              <w:left w:type="dxa" w:w="110"/>
+              <w:bottom w:type="dxa" w:w="90"/>
+              <w:right w:type="dxa" w:w="110"/>
+            </w:tcMar>
+            <w:vAlign w:val="center"/>
+          </w:tcPr>
+          <w:p>
+            <w:pPr>
+              <w:bidi/>
+              <w:spacing w:after="0" w:before="0" w:line="300" w:lineRule="auto"/>
+              <w:jc w:val="start"/>
+            </w:pPr>
+            <w:r>
+              <w:rPr>
+                <w:rFonts w:ascii="Tahoma" w:cs="Tahoma" w:eastAsia="Tahoma" w:hAnsi="Tahoma"/>
+                <w:b/>
+                <w:bCs/>
+                <w:color w:val="D25C0C"/>
+                <w:sz w:val="18"/>
+                <w:szCs w:val="18"/>
+                <w:rtl/>
+              </w:rPr>
+              <w:t xml:space="preserve">◐ مُقاس جزئياً</w:t>
             </w:r>
           </w:p>
         </w:tc>
@@ -2943,7 +2943,7 @@
                 <w:szCs w:val="18"/>
                 <w:rtl/>
               </w:rPr>
-              <w:t xml:space="preserve">لم يُفعَّل القياس في أي حملة</w:t>
+              <w:t xml:space="preserve">إيراد إضافي لا ربح · 3 حملات من 5</w:t>
             </w:r>
           </w:p>
         </w:tc>
@@ -2982,7 +2982,7 @@
                 <w:szCs w:val="18"/>
                 <w:rtl/>
               </w:rPr>
-              <w:t xml:space="preserve">عائد الإنفاق (ROAS)</w:t>
+              <w:t xml:space="preserve">الفرص التجارية</w:t>
             </w:r>
           </w:p>
         </w:tc>
@@ -3056,7 +3056,7 @@
                 <w:szCs w:val="18"/>
                 <w:rtl/>
               </w:rPr>
-              <w:t xml:space="preserve">0x</w:t>
+              <w:t xml:space="preserve">0</w:t>
             </w:r>
           </w:p>
         </w:tc>
@@ -3168,7 +3168,237 @@
                 <w:szCs w:val="18"/>
                 <w:rtl/>
               </w:rPr>
-              <w:t xml:space="preserve">يتعذّر احتسابه بغياب الأثر التجاري</w:t>
+              <w:t xml:space="preserve">لم يُفعَّل القياس في أي حملة</w:t>
+            </w:r>
+          </w:p>
+        </w:tc>
+      </w:tr>
+      <w:tr>
+        <w:tc>
+          <w:tcPr>
+            <w:tcW w:type="dxa" w:w="2250"/>
+            <w:tcBorders>
+              <w:top w:val="single" w:color="DEDFE1" w:sz="4"/>
+              <w:left w:val="single" w:color="DEDFE1" w:sz="4"/>
+              <w:bottom w:val="single" w:color="DEDFE1" w:sz="4"/>
+              <w:right w:val="single" w:color="DEDFE1" w:sz="4"/>
+            </w:tcBorders>
+            <w:shd w:fill="FAFAFB" w:color="auto" w:val="clear"/>
+            <w:tcMar>
+              <w:top w:type="dxa" w:w="90"/>
+              <w:left w:type="dxa" w:w="110"/>
+              <w:bottom w:type="dxa" w:w="90"/>
+              <w:right w:type="dxa" w:w="110"/>
+            </w:tcMar>
+            <w:vAlign w:val="center"/>
+          </w:tcPr>
+          <w:p>
+            <w:pPr>
+              <w:bidi/>
+              <w:spacing w:after="0" w:before="0" w:line="300" w:lineRule="auto"/>
+              <w:jc w:val="start"/>
+            </w:pPr>
+            <w:r>
+              <w:rPr>
+                <w:rFonts w:ascii="Tahoma" w:cs="Tahoma" w:eastAsia="Tahoma" w:hAnsi="Tahoma"/>
+                <w:b/>
+                <w:bCs/>
+                <w:color w:val="2B2E30"/>
+                <w:sz w:val="18"/>
+                <w:szCs w:val="18"/>
+                <w:rtl/>
+              </w:rPr>
+              <w:t xml:space="preserve">العملاء المحوّلون</w:t>
+            </w:r>
+          </w:p>
+        </w:tc>
+        <w:tc>
+          <w:tcPr>
+            <w:tcW w:type="dxa" w:w="1250"/>
+            <w:tcBorders>
+              <w:top w:val="single" w:color="DEDFE1" w:sz="4"/>
+              <w:left w:val="single" w:color="DEDFE1" w:sz="4"/>
+              <w:bottom w:val="single" w:color="DEDFE1" w:sz="4"/>
+              <w:right w:val="single" w:color="DEDFE1" w:sz="4"/>
+            </w:tcBorders>
+            <w:shd w:fill="FAFAFB" w:color="auto" w:val="clear"/>
+            <w:tcMar>
+              <w:top w:type="dxa" w:w="90"/>
+              <w:left w:type="dxa" w:w="110"/>
+              <w:bottom w:type="dxa" w:w="90"/>
+              <w:right w:type="dxa" w:w="110"/>
+            </w:tcMar>
+            <w:vAlign w:val="center"/>
+          </w:tcPr>
+          <w:p>
+            <w:pPr>
+              <w:bidi/>
+              <w:spacing w:after="0" w:before="0" w:line="300" w:lineRule="auto"/>
+              <w:jc w:val="start"/>
+            </w:pPr>
+            <w:r>
+              <w:rPr>
+                <w:rFonts w:ascii="Tahoma" w:cs="Tahoma" w:eastAsia="Tahoma" w:hAnsi="Tahoma"/>
+                <w:b w:val="false"/>
+                <w:bCs w:val="false"/>
+                <w:color w:val="5E6265"/>
+                <w:sz w:val="18"/>
+                <w:szCs w:val="18"/>
+                <w:rtl/>
+              </w:rPr>
+              <w:t xml:space="preserve">لم يُحدَّد</w:t>
+            </w:r>
+          </w:p>
+        </w:tc>
+        <w:tc>
+          <w:tcPr>
+            <w:tcW w:type="dxa" w:w="1250"/>
+            <w:tcBorders>
+              <w:top w:val="single" w:color="DEDFE1" w:sz="4"/>
+              <w:left w:val="single" w:color="DEDFE1" w:sz="4"/>
+              <w:bottom w:val="single" w:color="DEDFE1" w:sz="4"/>
+              <w:right w:val="single" w:color="DEDFE1" w:sz="4"/>
+            </w:tcBorders>
+            <w:shd w:fill="FAFAFB" w:color="auto" w:val="clear"/>
+            <w:tcMar>
+              <w:top w:type="dxa" w:w="90"/>
+              <w:left w:type="dxa" w:w="110"/>
+              <w:bottom w:type="dxa" w:w="90"/>
+              <w:right w:type="dxa" w:w="110"/>
+            </w:tcMar>
+            <w:vAlign w:val="center"/>
+          </w:tcPr>
+          <w:p>
+            <w:pPr>
+              <w:bidi/>
+              <w:spacing w:after="0" w:before="0" w:line="300" w:lineRule="auto"/>
+              <w:jc w:val="start"/>
+            </w:pPr>
+            <w:r>
+              <w:rPr>
+                <w:rFonts w:ascii="Tahoma" w:cs="Tahoma" w:eastAsia="Tahoma" w:hAnsi="Tahoma"/>
+                <w:b w:val="false"/>
+                <w:bCs w:val="false"/>
+                <w:color w:val="5E6265"/>
+                <w:sz w:val="18"/>
+                <w:szCs w:val="18"/>
+                <w:rtl/>
+              </w:rPr>
+              <w:t xml:space="preserve">0</w:t>
+            </w:r>
+          </w:p>
+        </w:tc>
+        <w:tc>
+          <w:tcPr>
+            <w:tcW w:type="dxa" w:w="1100"/>
+            <w:tcBorders>
+              <w:top w:val="single" w:color="DEDFE1" w:sz="4"/>
+              <w:left w:val="single" w:color="DEDFE1" w:sz="4"/>
+              <w:bottom w:val="single" w:color="DEDFE1" w:sz="4"/>
+              <w:right w:val="single" w:color="DEDFE1" w:sz="4"/>
+            </w:tcBorders>
+            <w:shd w:fill="FAFAFB" w:color="auto" w:val="clear"/>
+            <w:tcMar>
+              <w:top w:type="dxa" w:w="90"/>
+              <w:left w:type="dxa" w:w="110"/>
+              <w:bottom w:type="dxa" w:w="90"/>
+              <w:right w:type="dxa" w:w="110"/>
+            </w:tcMar>
+            <w:vAlign w:val="center"/>
+          </w:tcPr>
+          <w:p>
+            <w:pPr>
+              <w:bidi/>
+              <w:spacing w:after="0" w:before="0" w:line="300" w:lineRule="auto"/>
+              <w:jc w:val="start"/>
+            </w:pPr>
+            <w:r>
+              <w:rPr>
+                <w:rFonts w:ascii="Tahoma" w:cs="Tahoma" w:eastAsia="Tahoma" w:hAnsi="Tahoma"/>
+                <w:b w:val="false"/>
+                <w:bCs w:val="false"/>
+                <w:color w:val="5E6265"/>
+                <w:sz w:val="18"/>
+                <w:szCs w:val="18"/>
+                <w:rtl/>
+              </w:rPr>
+              <w:t xml:space="preserve">—</w:t>
+            </w:r>
+          </w:p>
+        </w:tc>
+        <w:tc>
+          <w:tcPr>
+            <w:tcW w:type="dxa" w:w="1350"/>
+            <w:tcBorders>
+              <w:top w:val="single" w:color="DEDFE1" w:sz="4"/>
+              <w:left w:val="single" w:color="DEDFE1" w:sz="4"/>
+              <w:bottom w:val="single" w:color="DEDFE1" w:sz="4"/>
+              <w:right w:val="single" w:color="DEDFE1" w:sz="4"/>
+            </w:tcBorders>
+            <w:shd w:fill="F1F2F3" w:color="auto" w:val="clear"/>
+            <w:tcMar>
+              <w:top w:type="dxa" w:w="90"/>
+              <w:left w:type="dxa" w:w="110"/>
+              <w:bottom w:type="dxa" w:w="90"/>
+              <w:right w:type="dxa" w:w="110"/>
+            </w:tcMar>
+            <w:vAlign w:val="center"/>
+          </w:tcPr>
+          <w:p>
+            <w:pPr>
+              <w:bidi/>
+              <w:spacing w:after="0" w:before="0" w:line="300" w:lineRule="auto"/>
+              <w:jc w:val="start"/>
+            </w:pPr>
+            <w:r>
+              <w:rPr>
+                <w:rFonts w:ascii="Tahoma" w:cs="Tahoma" w:eastAsia="Tahoma" w:hAnsi="Tahoma"/>
+                <w:b w:val="false"/>
+                <w:bCs w:val="false"/>
+                <w:color w:val="8E9295"/>
+                <w:sz w:val="18"/>
+                <w:szCs w:val="18"/>
+                <w:rtl/>
+              </w:rPr>
+              <w:t xml:space="preserve">غير مُقاس</w:t>
+            </w:r>
+          </w:p>
+        </w:tc>
+        <w:tc>
+          <w:tcPr>
+            <w:tcW w:type="dxa" w:w="2448"/>
+            <w:tcBorders>
+              <w:top w:val="single" w:color="DEDFE1" w:sz="4"/>
+              <w:left w:val="single" w:color="DEDFE1" w:sz="4"/>
+              <w:bottom w:val="single" w:color="DEDFE1" w:sz="4"/>
+              <w:right w:val="single" w:color="DEDFE1" w:sz="4"/>
+            </w:tcBorders>
+            <w:shd w:fill="FAFAFB" w:color="auto" w:val="clear"/>
+            <w:tcMar>
+              <w:top w:type="dxa" w:w="90"/>
+              <w:left w:type="dxa" w:w="110"/>
+              <w:bottom w:type="dxa" w:w="90"/>
+              <w:right w:type="dxa" w:w="110"/>
+            </w:tcMar>
+            <w:vAlign w:val="center"/>
+          </w:tcPr>
+          <w:p>
+            <w:pPr>
+              <w:bidi/>
+              <w:spacing w:after="0" w:before="0" w:line="300" w:lineRule="auto"/>
+              <w:jc w:val="start"/>
+            </w:pPr>
+            <w:r>
+              <w:rPr>
+                <w:rFonts w:ascii="Tahoma" w:cs="Tahoma" w:eastAsia="Tahoma" w:hAnsi="Tahoma"/>
+                <w:b w:val="false"/>
+                <w:bCs w:val="false"/>
+                <w:color w:val="5E6265"/>
+                <w:sz w:val="18"/>
+                <w:szCs w:val="18"/>
+                <w:rtl/>
+              </w:rPr>
+              <w:t xml:space="preserve">لم يُفعَّل القياس في أي حملة</w:t>
             </w:r>
           </w:p>
         </w:tc>
@@ -3321,7 +3551,7 @@
                 <w:szCs w:val="19"/>
                 <w:rtl/>
               </w:rPr>
-              <w:t xml:space="preserve">كفاءة التكلفة: متوسط تكلفة الألف مشاهدة للحملات المقيسة بلغ نحو 8.3 هللة.</w:t>
+              <w:t xml:space="preserve">كفاءة التكلفة: متوسط تكلفة الألف مشاهدة للحملات المقيسة بلغ نحو 8.0 هللة.</w:t>
             </w:r>
           </w:p>
           <w:p>
@@ -6969,7 +7199,2198 @@
           <w:szCs w:val="16"/>
           <w:rtl/>
         </w:rPr>
-        <w:t xml:space="preserve">04 · أقسام الحملات</w:t>
+        <w:t xml:space="preserve">04 · الأثر على المبيعات</w:t>
+      </w:r>
+    </w:p>
+    <w:p>
+      <w:pPr>
+        <w:keepNext/>
+        <w:pBdr>
+          <w:bottom w:val="single" w:color="F3741F" w:sz="10" w:space="6"/>
+        </w:pBdr>
+        <w:bidi/>
+        <w:spacing w:after="120" w:before="0" w:line="300" w:lineRule="auto"/>
+        <w:jc w:val="start"/>
+      </w:pPr>
+      <w:r>
+        <w:rPr>
+          <w:rFonts w:ascii="DIN Next LT Arabic" w:cs="DIN Next LT Arabic" w:eastAsia="DIN Next LT Arabic" w:hAnsi="DIN Next LT Arabic"/>
+          <w:b/>
+          <w:bCs/>
+          <w:color w:val="2B2E30"/>
+          <w:sz w:val="30"/>
+          <w:szCs w:val="30"/>
+          <w:rtl/>
+        </w:rPr>
+        <w:t xml:space="preserve">ما الذي أعادته الحملات على المبيعات فعلياً</w:t>
+      </w:r>
+    </w:p>
+    <w:p>
+      <w:pPr>
+        <w:bidi/>
+        <w:spacing w:after="180" w:before="0" w:line="300" w:lineRule="auto"/>
+        <w:jc w:val="start"/>
+      </w:pPr>
+      <w:r>
+        <w:rPr>
+          <w:rFonts w:ascii="Tahoma" w:cs="Tahoma" w:eastAsia="Tahoma" w:hAnsi="Tahoma"/>
+          <w:b w:val="false"/>
+          <w:bCs w:val="false"/>
+          <w:color w:val="5E6265"/>
+          <w:sz w:val="20"/>
+          <w:szCs w:val="20"/>
+          <w:rtl/>
+        </w:rPr>
+        <w:t xml:space="preserve">لأول مرة يُقاس الأثر التجاري للحملات. المصدر بيانات معاملات البيع للمحطات الثلاث، بمقارنة متوسط الإيراد اليومي قبل كل حملة بيومها وبالفترة التالية لها.</w:t>
+      </w:r>
+    </w:p>
+    <w:tbl>
+      <w:tblPr>
+        <w:bidiVisual/>
+        <w:tblW w:type="dxa" w:w="9648"/>
+        <w:tblBorders>
+          <w:top w:val="single" w:color="auto" w:sz="4"/>
+          <w:left w:val="single" w:color="auto" w:sz="4"/>
+          <w:bottom w:val="single" w:color="auto" w:sz="4"/>
+          <w:right w:val="single" w:color="auto" w:sz="4"/>
+          <w:insideH w:val="single" w:color="auto" w:sz="4"/>
+          <w:insideV w:val="single" w:color="auto" w:sz="4"/>
+        </w:tblBorders>
+      </w:tblPr>
+      <w:tblGrid>
+        <w:gridCol w:w="2412"/>
+        <w:gridCol w:w="2412"/>
+        <w:gridCol w:w="2412"/>
+        <w:gridCol w:w="2412"/>
+      </w:tblGrid>
+      <w:tr>
+        <w:tc>
+          <w:tcPr>
+            <w:tcW w:type="dxa" w:w="2412"/>
+            <w:tcBorders>
+              <w:top w:val="single" w:color="DEDFE1" w:sz="4"/>
+              <w:left w:val="single" w:color="DEDFE1" w:sz="4"/>
+              <w:bottom w:val="single" w:color="DEDFE1" w:sz="4"/>
+              <w:right w:val="single" w:color="DEDFE1" w:sz="4"/>
+            </w:tcBorders>
+            <w:shd w:fill="FFFFFF" w:color="auto" w:val="clear"/>
+            <w:tcMar>
+              <w:top w:type="dxa" w:w="150"/>
+              <w:left w:type="dxa" w:w="120"/>
+              <w:bottom w:type="dxa" w:w="150"/>
+              <w:right w:type="dxa" w:w="120"/>
+            </w:tcMar>
+          </w:tcPr>
+          <w:p>
+            <w:pPr>
+              <w:bidi/>
+              <w:spacing w:after="40" w:before="0" w:line="300" w:lineRule="auto"/>
+              <w:jc w:val="center"/>
+            </w:pPr>
+            <w:r>
+              <w:rPr>
+                <w:rFonts w:ascii="DIN Next LT Arabic" w:cs="DIN Next LT Arabic" w:eastAsia="DIN Next LT Arabic" w:hAnsi="DIN Next LT Arabic"/>
+                <w:b/>
+                <w:bCs/>
+                <w:color w:val="D25C0C"/>
+                <w:sz w:val="34"/>
+                <w:szCs w:val="34"/>
+                <w:rtl/>
+              </w:rPr>
+              <w:t xml:space="preserve">220,431</w:t>
+            </w:r>
+          </w:p>
+          <w:p>
+            <w:pPr>
+              <w:bidi/>
+              <w:spacing w:after="40" w:before="0" w:line="300" w:lineRule="auto"/>
+              <w:jc w:val="center"/>
+            </w:pPr>
+            <w:r>
+              <w:rPr>
+                <w:rFonts w:ascii="DIN Next LT Arabic" w:cs="DIN Next LT Arabic" w:eastAsia="DIN Next LT Arabic" w:hAnsi="DIN Next LT Arabic"/>
+                <w:b/>
+                <w:bCs/>
+                <w:color w:val="2B2E30"/>
+                <w:sz w:val="18"/>
+                <w:szCs w:val="18"/>
+                <w:rtl/>
+              </w:rPr>
+              <w:t xml:space="preserve">إيراد إضافي مقدَّر (ر.س)</w:t>
+            </w:r>
+          </w:p>
+          <w:p>
+            <w:pPr>
+              <w:bidi/>
+              <w:spacing w:after="0" w:before="0" w:line="300" w:lineRule="auto"/>
+              <w:jc w:val="center"/>
+            </w:pPr>
+            <w:r>
+              <w:rPr>
+                <w:rFonts w:ascii="Tahoma" w:cs="Tahoma" w:eastAsia="Tahoma" w:hAnsi="Tahoma"/>
+                <w:b w:val="false"/>
+                <w:bCs w:val="false"/>
+                <w:color w:val="8E9295"/>
+                <w:sz w:val="15"/>
+                <w:szCs w:val="15"/>
+                <w:rtl/>
+              </w:rPr>
+              <w:t xml:space="preserve">من ثلاث حملات مقيسة في يوليو وأغسطس</w:t>
+            </w:r>
+          </w:p>
+        </w:tc>
+        <w:tc>
+          <w:tcPr>
+            <w:tcW w:type="dxa" w:w="2412"/>
+            <w:tcBorders>
+              <w:top w:val="single" w:color="DEDFE1" w:sz="4"/>
+              <w:left w:val="single" w:color="DEDFE1" w:sz="4"/>
+              <w:bottom w:val="single" w:color="DEDFE1" w:sz="4"/>
+              <w:right w:val="single" w:color="DEDFE1" w:sz="4"/>
+            </w:tcBorders>
+            <w:shd w:fill="FFFFFF" w:color="auto" w:val="clear"/>
+            <w:tcMar>
+              <w:top w:type="dxa" w:w="150"/>
+              <w:left w:type="dxa" w:w="120"/>
+              <w:bottom w:type="dxa" w:w="150"/>
+              <w:right w:type="dxa" w:w="120"/>
+            </w:tcMar>
+          </w:tcPr>
+          <w:p>
+            <w:pPr>
+              <w:bidi/>
+              <w:spacing w:after="40" w:before="0" w:line="300" w:lineRule="auto"/>
+              <w:jc w:val="center"/>
+            </w:pPr>
+            <w:r>
+              <w:rPr>
+                <w:rFonts w:ascii="DIN Next LT Arabic" w:cs="DIN Next LT Arabic" w:eastAsia="DIN Next LT Arabic" w:hAnsi="DIN Next LT Arabic"/>
+                <w:b/>
+                <w:bCs/>
+                <w:color w:val="D25C0C"/>
+                <w:sz w:val="34"/>
+                <w:szCs w:val="34"/>
+                <w:rtl/>
+              </w:rPr>
+              <w:t xml:space="preserve">6.1×</w:t>
+            </w:r>
+          </w:p>
+          <w:p>
+            <w:pPr>
+              <w:bidi/>
+              <w:spacing w:after="40" w:before="0" w:line="300" w:lineRule="auto"/>
+              <w:jc w:val="center"/>
+            </w:pPr>
+            <w:r>
+              <w:rPr>
+                <w:rFonts w:ascii="DIN Next LT Arabic" w:cs="DIN Next LT Arabic" w:eastAsia="DIN Next LT Arabic" w:hAnsi="DIN Next LT Arabic"/>
+                <w:b/>
+                <w:bCs/>
+                <w:color w:val="2B2E30"/>
+                <w:sz w:val="18"/>
+                <w:szCs w:val="18"/>
+                <w:rtl/>
+              </w:rPr>
+              <w:t xml:space="preserve">الإيراد الإضافي ÷ الإنفاق</w:t>
+            </w:r>
+          </w:p>
+          <w:p>
+            <w:pPr>
+              <w:bidi/>
+              <w:spacing w:after="0" w:before="0" w:line="300" w:lineRule="auto"/>
+              <w:jc w:val="center"/>
+            </w:pPr>
+            <w:r>
+              <w:rPr>
+                <w:rFonts w:ascii="Tahoma" w:cs="Tahoma" w:eastAsia="Tahoma" w:hAnsi="Tahoma"/>
+                <w:b w:val="false"/>
+                <w:bCs w:val="false"/>
+                <w:color w:val="8E9295"/>
+                <w:sz w:val="15"/>
+                <w:szCs w:val="15"/>
+                <w:rtl/>
+              </w:rPr>
+              <w:t xml:space="preserve">220,431 ر.س مقابل 36,142 ر.س تكلفة</w:t>
+            </w:r>
+          </w:p>
+        </w:tc>
+        <w:tc>
+          <w:tcPr>
+            <w:tcW w:type="dxa" w:w="2412"/>
+            <w:tcBorders>
+              <w:top w:val="single" w:color="DEDFE1" w:sz="4"/>
+              <w:left w:val="single" w:color="DEDFE1" w:sz="4"/>
+              <w:bottom w:val="single" w:color="DEDFE1" w:sz="4"/>
+              <w:right w:val="single" w:color="DEDFE1" w:sz="4"/>
+            </w:tcBorders>
+            <w:shd w:fill="FFFFFF" w:color="auto" w:val="clear"/>
+            <w:tcMar>
+              <w:top w:type="dxa" w:w="150"/>
+              <w:left w:type="dxa" w:w="120"/>
+              <w:bottom w:type="dxa" w:w="150"/>
+              <w:right w:type="dxa" w:w="120"/>
+            </w:tcMar>
+          </w:tcPr>
+          <w:p>
+            <w:pPr>
+              <w:bidi/>
+              <w:spacing w:after="40" w:before="0" w:line="300" w:lineRule="auto"/>
+              <w:jc w:val="center"/>
+            </w:pPr>
+            <w:r>
+              <w:rPr>
+                <w:rFonts w:ascii="DIN Next LT Arabic" w:cs="DIN Next LT Arabic" w:eastAsia="DIN Next LT Arabic" w:hAnsi="DIN Next LT Arabic"/>
+                <w:b/>
+                <w:bCs/>
+                <w:color w:val="D25C0C"/>
+                <w:sz w:val="34"/>
+                <w:szCs w:val="34"/>
+                <w:rtl/>
+              </w:rPr>
+              <w:t xml:space="preserve">+‎50%‎</w:t>
+            </w:r>
+          </w:p>
+          <w:p>
+            <w:pPr>
+              <w:bidi/>
+              <w:spacing w:after="40" w:before="0" w:line="300" w:lineRule="auto"/>
+              <w:jc w:val="center"/>
+            </w:pPr>
+            <w:r>
+              <w:rPr>
+                <w:rFonts w:ascii="DIN Next LT Arabic" w:cs="DIN Next LT Arabic" w:eastAsia="DIN Next LT Arabic" w:hAnsi="DIN Next LT Arabic"/>
+                <w:b/>
+                <w:bCs/>
+                <w:color w:val="2B2E30"/>
+                <w:sz w:val="18"/>
+                <w:szCs w:val="18"/>
+                <w:rtl/>
+              </w:rPr>
+              <w:t xml:space="preserve">متوسط ارتفاع الإيراد اليومي</w:t>
+            </w:r>
+          </w:p>
+          <w:p>
+            <w:pPr>
+              <w:bidi/>
+              <w:spacing w:after="0" w:before="0" w:line="300" w:lineRule="auto"/>
+              <w:jc w:val="center"/>
+            </w:pPr>
+            <w:r>
+              <w:rPr>
+                <w:rFonts w:ascii="Tahoma" w:cs="Tahoma" w:eastAsia="Tahoma" w:hAnsi="Tahoma"/>
+                <w:b w:val="false"/>
+                <w:bCs w:val="false"/>
+                <w:color w:val="8E9295"/>
+                <w:sz w:val="15"/>
+                <w:szCs w:val="15"/>
+                <w:rtl/>
+              </w:rPr>
+              <w:t xml:space="preserve">بعد الحملات: ‎38%‎ · ‎54%‎ · ‎59%‎</w:t>
+            </w:r>
+          </w:p>
+        </w:tc>
+        <w:tc>
+          <w:tcPr>
+            <w:tcW w:type="dxa" w:w="2412"/>
+            <w:tcBorders>
+              <w:top w:val="single" w:color="DEDFE1" w:sz="4"/>
+              <w:left w:val="single" w:color="DEDFE1" w:sz="4"/>
+              <w:bottom w:val="single" w:color="DEDFE1" w:sz="4"/>
+              <w:right w:val="single" w:color="DEDFE1" w:sz="4"/>
+            </w:tcBorders>
+            <w:shd w:fill="FFFFFF" w:color="auto" w:val="clear"/>
+            <w:tcMar>
+              <w:top w:type="dxa" w:w="150"/>
+              <w:left w:type="dxa" w:w="120"/>
+              <w:bottom w:type="dxa" w:w="150"/>
+              <w:right w:type="dxa" w:w="120"/>
+            </w:tcMar>
+          </w:tcPr>
+          <w:p>
+            <w:pPr>
+              <w:bidi/>
+              <w:spacing w:after="40" w:before="0" w:line="300" w:lineRule="auto"/>
+              <w:jc w:val="center"/>
+            </w:pPr>
+            <w:r>
+              <w:rPr>
+                <w:rFonts w:ascii="DIN Next LT Arabic" w:cs="DIN Next LT Arabic" w:eastAsia="DIN Next LT Arabic" w:hAnsi="DIN Next LT Arabic"/>
+                <w:b/>
+                <w:bCs/>
+                <w:color w:val="D25C0C"/>
+                <w:sz w:val="34"/>
+                <w:szCs w:val="34"/>
+                <w:rtl/>
+              </w:rPr>
+              <w:t xml:space="preserve">3 من 5</w:t>
+            </w:r>
+          </w:p>
+          <w:p>
+            <w:pPr>
+              <w:bidi/>
+              <w:spacing w:after="40" w:before="0" w:line="300" w:lineRule="auto"/>
+              <w:jc w:val="center"/>
+            </w:pPr>
+            <w:r>
+              <w:rPr>
+                <w:rFonts w:ascii="DIN Next LT Arabic" w:cs="DIN Next LT Arabic" w:eastAsia="DIN Next LT Arabic" w:hAnsi="DIN Next LT Arabic"/>
+                <w:b/>
+                <w:bCs/>
+                <w:color w:val="2B2E30"/>
+                <w:sz w:val="18"/>
+                <w:szCs w:val="18"/>
+                <w:rtl/>
+              </w:rPr>
+              <w:t xml:space="preserve">حملات قيس أثرها التجاري</w:t>
+            </w:r>
+          </w:p>
+          <w:p>
+            <w:pPr>
+              <w:bidi/>
+              <w:spacing w:after="0" w:before="0" w:line="300" w:lineRule="auto"/>
+              <w:jc w:val="center"/>
+            </w:pPr>
+            <w:r>
+              <w:rPr>
+                <w:rFonts w:ascii="Tahoma" w:cs="Tahoma" w:eastAsia="Tahoma" w:hAnsi="Tahoma"/>
+                <w:b w:val="false"/>
+                <w:bCs w:val="false"/>
+                <w:color w:val="8E9295"/>
+                <w:sz w:val="15"/>
+                <w:szCs w:val="15"/>
+                <w:rtl/>
+              </w:rPr>
+              <w:t xml:space="preserve">ظبيا وفعالية اليوم الوطني بلا بيانات مبيعات</w:t>
+            </w:r>
+          </w:p>
+        </w:tc>
+      </w:tr>
+    </w:tbl>
+    <w:p>
+      <w:pPr>
+        <w:spacing w:after="200"/>
+      </w:pPr>
+    </w:p>
+    <w:tbl>
+      <w:tblPr>
+        <w:bidiVisual/>
+        <w:tblW w:type="dxa" w:w="9648"/>
+        <w:tblBorders>
+          <w:top w:val="single" w:color="auto" w:sz="4"/>
+          <w:left w:val="single" w:color="auto" w:sz="4"/>
+          <w:bottom w:val="single" w:color="auto" w:sz="4"/>
+          <w:right w:val="single" w:color="auto" w:sz="4"/>
+          <w:insideH w:val="single" w:color="auto" w:sz="4"/>
+          <w:insideV w:val="single" w:color="auto" w:sz="4"/>
+        </w:tblBorders>
+      </w:tblPr>
+      <w:tblGrid>
+        <w:gridCol w:w="1900"/>
+        <w:gridCol w:w="1350"/>
+        <w:gridCol w:w="1100"/>
+        <w:gridCol w:w="1150"/>
+        <w:gridCol w:w="1050"/>
+        <w:gridCol w:w="1200"/>
+        <w:gridCol w:w="1000"/>
+        <w:gridCol w:w="898"/>
+      </w:tblGrid>
+      <w:tr>
+        <w:trPr>
+          <w:tblHeader/>
+        </w:trPr>
+        <w:tc>
+          <w:tcPr>
+            <w:tcW w:type="dxa" w:w="1900"/>
+            <w:tcBorders>
+              <w:top w:val="single" w:color="DEDFE1" w:sz="4"/>
+              <w:left w:val="single" w:color="DEDFE1" w:sz="4"/>
+              <w:bottom w:val="single" w:color="DEDFE1" w:sz="4"/>
+              <w:right w:val="single" w:color="DEDFE1" w:sz="4"/>
+            </w:tcBorders>
+            <w:shd w:fill="F1F2F3" w:color="auto" w:val="clear"/>
+            <w:tcMar>
+              <w:top w:type="dxa" w:w="90"/>
+              <w:left w:type="dxa" w:w="110"/>
+              <w:bottom w:type="dxa" w:w="90"/>
+              <w:right w:type="dxa" w:w="110"/>
+            </w:tcMar>
+            <w:vAlign w:val="center"/>
+          </w:tcPr>
+          <w:p>
+            <w:pPr>
+              <w:bidi/>
+              <w:spacing w:after="0" w:before="0" w:line="300" w:lineRule="auto"/>
+              <w:jc w:val="start"/>
+            </w:pPr>
+            <w:r>
+              <w:rPr>
+                <w:rFonts w:ascii="DIN Next LT Arabic" w:cs="DIN Next LT Arabic" w:eastAsia="DIN Next LT Arabic" w:hAnsi="DIN Next LT Arabic"/>
+                <w:b/>
+                <w:bCs/>
+                <w:color w:val="5E6265"/>
+                <w:sz w:val="17"/>
+                <w:szCs w:val="17"/>
+                <w:rtl/>
+              </w:rPr>
+              <w:t xml:space="preserve">الحملة</w:t>
+            </w:r>
+          </w:p>
+        </w:tc>
+        <w:tc>
+          <w:tcPr>
+            <w:tcW w:type="dxa" w:w="1350"/>
+            <w:tcBorders>
+              <w:top w:val="single" w:color="DEDFE1" w:sz="4"/>
+              <w:left w:val="single" w:color="DEDFE1" w:sz="4"/>
+              <w:bottom w:val="single" w:color="DEDFE1" w:sz="4"/>
+              <w:right w:val="single" w:color="DEDFE1" w:sz="4"/>
+            </w:tcBorders>
+            <w:shd w:fill="F1F2F3" w:color="auto" w:val="clear"/>
+            <w:tcMar>
+              <w:top w:type="dxa" w:w="90"/>
+              <w:left w:type="dxa" w:w="110"/>
+              <w:bottom w:type="dxa" w:w="90"/>
+              <w:right w:type="dxa" w:w="110"/>
+            </w:tcMar>
+            <w:vAlign w:val="center"/>
+          </w:tcPr>
+          <w:p>
+            <w:pPr>
+              <w:bidi/>
+              <w:spacing w:after="0" w:before="0" w:line="300" w:lineRule="auto"/>
+              <w:jc w:val="center"/>
+            </w:pPr>
+            <w:r>
+              <w:rPr>
+                <w:rFonts w:ascii="DIN Next LT Arabic" w:cs="DIN Next LT Arabic" w:eastAsia="DIN Next LT Arabic" w:hAnsi="DIN Next LT Arabic"/>
+                <w:b/>
+                <w:bCs/>
+                <w:color w:val="5E6265"/>
+                <w:sz w:val="17"/>
+                <w:szCs w:val="17"/>
+                <w:rtl/>
+              </w:rPr>
+              <w:t xml:space="preserve">خط الأساس (ر.س/يوم)</w:t>
+            </w:r>
+          </w:p>
+        </w:tc>
+        <w:tc>
+          <w:tcPr>
+            <w:tcW w:type="dxa" w:w="1100"/>
+            <w:tcBorders>
+              <w:top w:val="single" w:color="DEDFE1" w:sz="4"/>
+              <w:left w:val="single" w:color="DEDFE1" w:sz="4"/>
+              <w:bottom w:val="single" w:color="DEDFE1" w:sz="4"/>
+              <w:right w:val="single" w:color="DEDFE1" w:sz="4"/>
+            </w:tcBorders>
+            <w:shd w:fill="F1F2F3" w:color="auto" w:val="clear"/>
+            <w:tcMar>
+              <w:top w:type="dxa" w:w="90"/>
+              <w:left w:type="dxa" w:w="110"/>
+              <w:bottom w:type="dxa" w:w="90"/>
+              <w:right w:type="dxa" w:w="110"/>
+            </w:tcMar>
+            <w:vAlign w:val="center"/>
+          </w:tcPr>
+          <w:p>
+            <w:pPr>
+              <w:bidi/>
+              <w:spacing w:after="0" w:before="0" w:line="300" w:lineRule="auto"/>
+              <w:jc w:val="center"/>
+            </w:pPr>
+            <w:r>
+              <w:rPr>
+                <w:rFonts w:ascii="DIN Next LT Arabic" w:cs="DIN Next LT Arabic" w:eastAsia="DIN Next LT Arabic" w:hAnsi="DIN Next LT Arabic"/>
+                <w:b/>
+                <w:bCs/>
+                <w:color w:val="5E6265"/>
+                <w:sz w:val="17"/>
+                <w:szCs w:val="17"/>
+                <w:rtl/>
+              </w:rPr>
+              <w:t xml:space="preserve">يوم الحملة</w:t>
+            </w:r>
+          </w:p>
+        </w:tc>
+        <w:tc>
+          <w:tcPr>
+            <w:tcW w:type="dxa" w:w="1150"/>
+            <w:tcBorders>
+              <w:top w:val="single" w:color="DEDFE1" w:sz="4"/>
+              <w:left w:val="single" w:color="DEDFE1" w:sz="4"/>
+              <w:bottom w:val="single" w:color="DEDFE1" w:sz="4"/>
+              <w:right w:val="single" w:color="DEDFE1" w:sz="4"/>
+            </w:tcBorders>
+            <w:shd w:fill="F1F2F3" w:color="auto" w:val="clear"/>
+            <w:tcMar>
+              <w:top w:type="dxa" w:w="90"/>
+              <w:left w:type="dxa" w:w="110"/>
+              <w:bottom w:type="dxa" w:w="90"/>
+              <w:right w:type="dxa" w:w="110"/>
+            </w:tcMar>
+            <w:vAlign w:val="center"/>
+          </w:tcPr>
+          <w:p>
+            <w:pPr>
+              <w:bidi/>
+              <w:spacing w:after="0" w:before="0" w:line="300" w:lineRule="auto"/>
+              <w:jc w:val="center"/>
+            </w:pPr>
+            <w:r>
+              <w:rPr>
+                <w:rFonts w:ascii="DIN Next LT Arabic" w:cs="DIN Next LT Arabic" w:eastAsia="DIN Next LT Arabic" w:hAnsi="DIN Next LT Arabic"/>
+                <w:b/>
+                <w:bCs/>
+                <w:color w:val="5E6265"/>
+                <w:sz w:val="17"/>
+                <w:szCs w:val="17"/>
+                <w:rtl/>
+              </w:rPr>
+              <w:t xml:space="preserve">بعد الحملة</w:t>
+            </w:r>
+          </w:p>
+        </w:tc>
+        <w:tc>
+          <w:tcPr>
+            <w:tcW w:type="dxa" w:w="1050"/>
+            <w:tcBorders>
+              <w:top w:val="single" w:color="DEDFE1" w:sz="4"/>
+              <w:left w:val="single" w:color="DEDFE1" w:sz="4"/>
+              <w:bottom w:val="single" w:color="DEDFE1" w:sz="4"/>
+              <w:right w:val="single" w:color="DEDFE1" w:sz="4"/>
+            </w:tcBorders>
+            <w:shd w:fill="F1F2F3" w:color="auto" w:val="clear"/>
+            <w:tcMar>
+              <w:top w:type="dxa" w:w="90"/>
+              <w:left w:type="dxa" w:w="110"/>
+              <w:bottom w:type="dxa" w:w="90"/>
+              <w:right w:type="dxa" w:w="110"/>
+            </w:tcMar>
+            <w:vAlign w:val="center"/>
+          </w:tcPr>
+          <w:p>
+            <w:pPr>
+              <w:bidi/>
+              <w:spacing w:after="0" w:before="0" w:line="300" w:lineRule="auto"/>
+              <w:jc w:val="center"/>
+            </w:pPr>
+            <w:r>
+              <w:rPr>
+                <w:rFonts w:ascii="DIN Next LT Arabic" w:cs="DIN Next LT Arabic" w:eastAsia="DIN Next LT Arabic" w:hAnsi="DIN Next LT Arabic"/>
+                <w:b/>
+                <w:bCs/>
+                <w:color w:val="5E6265"/>
+                <w:sz w:val="17"/>
+                <w:szCs w:val="17"/>
+                <w:rtl/>
+              </w:rPr>
+              <w:t xml:space="preserve">الأثر الباقي</w:t>
+            </w:r>
+          </w:p>
+        </w:tc>
+        <w:tc>
+          <w:tcPr>
+            <w:tcW w:type="dxa" w:w="1200"/>
+            <w:tcBorders>
+              <w:top w:val="single" w:color="DEDFE1" w:sz="4"/>
+              <w:left w:val="single" w:color="DEDFE1" w:sz="4"/>
+              <w:bottom w:val="single" w:color="DEDFE1" w:sz="4"/>
+              <w:right w:val="single" w:color="DEDFE1" w:sz="4"/>
+            </w:tcBorders>
+            <w:shd w:fill="F1F2F3" w:color="auto" w:val="clear"/>
+            <w:tcMar>
+              <w:top w:type="dxa" w:w="90"/>
+              <w:left w:type="dxa" w:w="110"/>
+              <w:bottom w:type="dxa" w:w="90"/>
+              <w:right w:type="dxa" w:w="110"/>
+            </w:tcMar>
+            <w:vAlign w:val="center"/>
+          </w:tcPr>
+          <w:p>
+            <w:pPr>
+              <w:bidi/>
+              <w:spacing w:after="0" w:before="0" w:line="300" w:lineRule="auto"/>
+              <w:jc w:val="center"/>
+            </w:pPr>
+            <w:r>
+              <w:rPr>
+                <w:rFonts w:ascii="DIN Next LT Arabic" w:cs="DIN Next LT Arabic" w:eastAsia="DIN Next LT Arabic" w:hAnsi="DIN Next LT Arabic"/>
+                <w:b/>
+                <w:bCs/>
+                <w:color w:val="5E6265"/>
+                <w:sz w:val="17"/>
+                <w:szCs w:val="17"/>
+                <w:rtl/>
+              </w:rPr>
+              <w:t xml:space="preserve">إيراد إضافي</w:t>
+            </w:r>
+          </w:p>
+        </w:tc>
+        <w:tc>
+          <w:tcPr>
+            <w:tcW w:type="dxa" w:w="1000"/>
+            <w:tcBorders>
+              <w:top w:val="single" w:color="DEDFE1" w:sz="4"/>
+              <w:left w:val="single" w:color="DEDFE1" w:sz="4"/>
+              <w:bottom w:val="single" w:color="DEDFE1" w:sz="4"/>
+              <w:right w:val="single" w:color="DEDFE1" w:sz="4"/>
+            </w:tcBorders>
+            <w:shd w:fill="F1F2F3" w:color="auto" w:val="clear"/>
+            <w:tcMar>
+              <w:top w:type="dxa" w:w="90"/>
+              <w:left w:type="dxa" w:w="110"/>
+              <w:bottom w:type="dxa" w:w="90"/>
+              <w:right w:type="dxa" w:w="110"/>
+            </w:tcMar>
+            <w:vAlign w:val="center"/>
+          </w:tcPr>
+          <w:p>
+            <w:pPr>
+              <w:bidi/>
+              <w:spacing w:after="0" w:before="0" w:line="300" w:lineRule="auto"/>
+              <w:jc w:val="center"/>
+            </w:pPr>
+            <w:r>
+              <w:rPr>
+                <w:rFonts w:ascii="DIN Next LT Arabic" w:cs="DIN Next LT Arabic" w:eastAsia="DIN Next LT Arabic" w:hAnsi="DIN Next LT Arabic"/>
+                <w:b/>
+                <w:bCs/>
+                <w:color w:val="5E6265"/>
+                <w:sz w:val="17"/>
+                <w:szCs w:val="17"/>
+                <w:rtl/>
+              </w:rPr>
+              <w:t xml:space="preserve">التكلفة</w:t>
+            </w:r>
+          </w:p>
+        </w:tc>
+        <w:tc>
+          <w:tcPr>
+            <w:tcW w:type="dxa" w:w="898"/>
+            <w:tcBorders>
+              <w:top w:val="single" w:color="DEDFE1" w:sz="4"/>
+              <w:left w:val="single" w:color="DEDFE1" w:sz="4"/>
+              <w:bottom w:val="single" w:color="DEDFE1" w:sz="4"/>
+              <w:right w:val="single" w:color="DEDFE1" w:sz="4"/>
+            </w:tcBorders>
+            <w:shd w:fill="F1F2F3" w:color="auto" w:val="clear"/>
+            <w:tcMar>
+              <w:top w:type="dxa" w:w="90"/>
+              <w:left w:type="dxa" w:w="110"/>
+              <w:bottom w:type="dxa" w:w="90"/>
+              <w:right w:type="dxa" w:w="110"/>
+            </w:tcMar>
+            <w:vAlign w:val="center"/>
+          </w:tcPr>
+          <w:p>
+            <w:pPr>
+              <w:bidi/>
+              <w:spacing w:after="0" w:before="0" w:line="300" w:lineRule="auto"/>
+              <w:jc w:val="center"/>
+            </w:pPr>
+            <w:r>
+              <w:rPr>
+                <w:rFonts w:ascii="DIN Next LT Arabic" w:cs="DIN Next LT Arabic" w:eastAsia="DIN Next LT Arabic" w:hAnsi="DIN Next LT Arabic"/>
+                <w:b/>
+                <w:bCs/>
+                <w:color w:val="5E6265"/>
+                <w:sz w:val="17"/>
+                <w:szCs w:val="17"/>
+                <w:rtl/>
+              </w:rPr>
+              <w:t xml:space="preserve">المضاعف</w:t>
+            </w:r>
+          </w:p>
+        </w:tc>
+      </w:tr>
+      <w:tr>
+        <w:tc>
+          <w:tcPr>
+            <w:tcW w:type="dxa" w:w="1900"/>
+            <w:tcBorders>
+              <w:top w:val="single" w:color="DEDFE1" w:sz="4"/>
+              <w:left w:val="single" w:color="DEDFE1" w:sz="4"/>
+              <w:bottom w:val="single" w:color="DEDFE1" w:sz="4"/>
+              <w:right w:val="single" w:color="DEDFE1" w:sz="4"/>
+            </w:tcBorders>
+            <w:tcMar>
+              <w:top w:type="dxa" w:w="90"/>
+              <w:left w:type="dxa" w:w="110"/>
+              <w:bottom w:type="dxa" w:w="90"/>
+              <w:right w:type="dxa" w:w="110"/>
+            </w:tcMar>
+            <w:vAlign w:val="center"/>
+          </w:tcPr>
+          <w:p>
+            <w:pPr>
+              <w:bidi/>
+              <w:spacing w:after="0" w:before="0" w:line="300" w:lineRule="auto"/>
+              <w:jc w:val="start"/>
+            </w:pPr>
+            <w:r>
+              <w:rPr>
+                <w:rFonts w:ascii="Tahoma" w:cs="Tahoma" w:eastAsia="Tahoma" w:hAnsi="Tahoma"/>
+                <w:b/>
+                <w:bCs/>
+                <w:color w:val="2B2E30"/>
+                <w:sz w:val="18"/>
+                <w:szCs w:val="18"/>
+                <w:rtl/>
+              </w:rPr>
+              <w:t xml:space="preserve">نجران المركب NJ219</w:t>
+            </w:r>
+          </w:p>
+        </w:tc>
+        <w:tc>
+          <w:tcPr>
+            <w:tcW w:type="dxa" w:w="1350"/>
+            <w:tcBorders>
+              <w:top w:val="single" w:color="DEDFE1" w:sz="4"/>
+              <w:left w:val="single" w:color="DEDFE1" w:sz="4"/>
+              <w:bottom w:val="single" w:color="DEDFE1" w:sz="4"/>
+              <w:right w:val="single" w:color="DEDFE1" w:sz="4"/>
+            </w:tcBorders>
+            <w:tcMar>
+              <w:top w:type="dxa" w:w="90"/>
+              <w:left w:type="dxa" w:w="110"/>
+              <w:bottom w:type="dxa" w:w="90"/>
+              <w:right w:type="dxa" w:w="110"/>
+            </w:tcMar>
+            <w:vAlign w:val="center"/>
+          </w:tcPr>
+          <w:p>
+            <w:pPr>
+              <w:bidi/>
+              <w:spacing w:after="0" w:before="0" w:line="300" w:lineRule="auto"/>
+              <w:jc w:val="center"/>
+            </w:pPr>
+            <w:r>
+              <w:rPr>
+                <w:rFonts w:ascii="Tahoma" w:cs="Tahoma" w:eastAsia="Tahoma" w:hAnsi="Tahoma"/>
+                <w:b w:val="false"/>
+                <w:bCs w:val="false"/>
+                <w:color w:val="5E6265"/>
+                <w:sz w:val="18"/>
+                <w:szCs w:val="18"/>
+                <w:rtl/>
+              </w:rPr>
+              <w:t xml:space="preserve">10,415</w:t>
+            </w:r>
+          </w:p>
+        </w:tc>
+        <w:tc>
+          <w:tcPr>
+            <w:tcW w:type="dxa" w:w="1100"/>
+            <w:tcBorders>
+              <w:top w:val="single" w:color="DEDFE1" w:sz="4"/>
+              <w:left w:val="single" w:color="DEDFE1" w:sz="4"/>
+              <w:bottom w:val="single" w:color="DEDFE1" w:sz="4"/>
+              <w:right w:val="single" w:color="DEDFE1" w:sz="4"/>
+            </w:tcBorders>
+            <w:tcMar>
+              <w:top w:type="dxa" w:w="90"/>
+              <w:left w:type="dxa" w:w="110"/>
+              <w:bottom w:type="dxa" w:w="90"/>
+              <w:right w:type="dxa" w:w="110"/>
+            </w:tcMar>
+            <w:vAlign w:val="center"/>
+          </w:tcPr>
+          <w:p>
+            <w:pPr>
+              <w:bidi/>
+              <w:spacing w:after="0" w:before="0" w:line="300" w:lineRule="auto"/>
+              <w:jc w:val="center"/>
+            </w:pPr>
+            <w:r>
+              <w:rPr>
+                <w:rFonts w:ascii="Tahoma" w:cs="Tahoma" w:eastAsia="Tahoma" w:hAnsi="Tahoma"/>
+                <w:b w:val="false"/>
+                <w:bCs w:val="false"/>
+                <w:color w:val="5E6265"/>
+                <w:sz w:val="18"/>
+                <w:szCs w:val="18"/>
+                <w:rtl/>
+              </w:rPr>
+              <w:t xml:space="preserve">26,175</w:t>
+            </w:r>
+          </w:p>
+        </w:tc>
+        <w:tc>
+          <w:tcPr>
+            <w:tcW w:type="dxa" w:w="1150"/>
+            <w:tcBorders>
+              <w:top w:val="single" w:color="DEDFE1" w:sz="4"/>
+              <w:left w:val="single" w:color="DEDFE1" w:sz="4"/>
+              <w:bottom w:val="single" w:color="DEDFE1" w:sz="4"/>
+              <w:right w:val="single" w:color="DEDFE1" w:sz="4"/>
+            </w:tcBorders>
+            <w:tcMar>
+              <w:top w:type="dxa" w:w="90"/>
+              <w:left w:type="dxa" w:w="110"/>
+              <w:bottom w:type="dxa" w:w="90"/>
+              <w:right w:type="dxa" w:w="110"/>
+            </w:tcMar>
+            <w:vAlign w:val="center"/>
+          </w:tcPr>
+          <w:p>
+            <w:pPr>
+              <w:bidi/>
+              <w:spacing w:after="0" w:before="0" w:line="300" w:lineRule="auto"/>
+              <w:jc w:val="center"/>
+            </w:pPr>
+            <w:r>
+              <w:rPr>
+                <w:rFonts w:ascii="Tahoma" w:cs="Tahoma" w:eastAsia="Tahoma" w:hAnsi="Tahoma"/>
+                <w:b w:val="false"/>
+                <w:bCs w:val="false"/>
+                <w:color w:val="5E6265"/>
+                <w:sz w:val="18"/>
+                <w:szCs w:val="18"/>
+                <w:rtl/>
+              </w:rPr>
+              <w:t xml:space="preserve">14,348</w:t>
+            </w:r>
+          </w:p>
+        </w:tc>
+        <w:tc>
+          <w:tcPr>
+            <w:tcW w:type="dxa" w:w="1050"/>
+            <w:tcBorders>
+              <w:top w:val="single" w:color="DEDFE1" w:sz="4"/>
+              <w:left w:val="single" w:color="DEDFE1" w:sz="4"/>
+              <w:bottom w:val="single" w:color="DEDFE1" w:sz="4"/>
+              <w:right w:val="single" w:color="DEDFE1" w:sz="4"/>
+            </w:tcBorders>
+            <w:tcMar>
+              <w:top w:type="dxa" w:w="90"/>
+              <w:left w:type="dxa" w:w="110"/>
+              <w:bottom w:type="dxa" w:w="90"/>
+              <w:right w:type="dxa" w:w="110"/>
+            </w:tcMar>
+            <w:vAlign w:val="center"/>
+          </w:tcPr>
+          <w:p>
+            <w:pPr>
+              <w:bidi/>
+              <w:spacing w:after="0" w:before="0" w:line="300" w:lineRule="auto"/>
+              <w:jc w:val="center"/>
+            </w:pPr>
+            <w:r>
+              <w:rPr>
+                <w:rFonts w:ascii="Tahoma" w:cs="Tahoma" w:eastAsia="Tahoma" w:hAnsi="Tahoma"/>
+                <w:b/>
+                <w:bCs/>
+                <w:color w:val="1B7A4B"/>
+                <w:sz w:val="18"/>
+                <w:szCs w:val="18"/>
+                <w:rtl/>
+              </w:rPr>
+              <w:t xml:space="preserve">+‎38%‎</w:t>
+            </w:r>
+          </w:p>
+        </w:tc>
+        <w:tc>
+          <w:tcPr>
+            <w:tcW w:type="dxa" w:w="1200"/>
+            <w:tcBorders>
+              <w:top w:val="single" w:color="DEDFE1" w:sz="4"/>
+              <w:left w:val="single" w:color="DEDFE1" w:sz="4"/>
+              <w:bottom w:val="single" w:color="DEDFE1" w:sz="4"/>
+              <w:right w:val="single" w:color="DEDFE1" w:sz="4"/>
+            </w:tcBorders>
+            <w:tcMar>
+              <w:top w:type="dxa" w:w="90"/>
+              <w:left w:type="dxa" w:w="110"/>
+              <w:bottom w:type="dxa" w:w="90"/>
+              <w:right w:type="dxa" w:w="110"/>
+            </w:tcMar>
+            <w:vAlign w:val="center"/>
+          </w:tcPr>
+          <w:p>
+            <w:pPr>
+              <w:bidi/>
+              <w:spacing w:after="0" w:before="0" w:line="300" w:lineRule="auto"/>
+              <w:jc w:val="center"/>
+            </w:pPr>
+            <w:r>
+              <w:rPr>
+                <w:rFonts w:ascii="Tahoma" w:cs="Tahoma" w:eastAsia="Tahoma" w:hAnsi="Tahoma"/>
+                <w:b/>
+                <w:bCs/>
+                <w:color w:val="5E6265"/>
+                <w:sz w:val="18"/>
+                <w:szCs w:val="18"/>
+                <w:rtl/>
+              </w:rPr>
+              <w:t xml:space="preserve">121,951</w:t>
+            </w:r>
+          </w:p>
+        </w:tc>
+        <w:tc>
+          <w:tcPr>
+            <w:tcW w:type="dxa" w:w="1000"/>
+            <w:tcBorders>
+              <w:top w:val="single" w:color="DEDFE1" w:sz="4"/>
+              <w:left w:val="single" w:color="DEDFE1" w:sz="4"/>
+              <w:bottom w:val="single" w:color="DEDFE1" w:sz="4"/>
+              <w:right w:val="single" w:color="DEDFE1" w:sz="4"/>
+            </w:tcBorders>
+            <w:tcMar>
+              <w:top w:type="dxa" w:w="90"/>
+              <w:left w:type="dxa" w:w="110"/>
+              <w:bottom w:type="dxa" w:w="90"/>
+              <w:right w:type="dxa" w:w="110"/>
+            </w:tcMar>
+            <w:vAlign w:val="center"/>
+          </w:tcPr>
+          <w:p>
+            <w:pPr>
+              <w:bidi/>
+              <w:spacing w:after="0" w:before="0" w:line="300" w:lineRule="auto"/>
+              <w:jc w:val="center"/>
+            </w:pPr>
+            <w:r>
+              <w:rPr>
+                <w:rFonts w:ascii="Tahoma" w:cs="Tahoma" w:eastAsia="Tahoma" w:hAnsi="Tahoma"/>
+                <w:b w:val="false"/>
+                <w:bCs w:val="false"/>
+                <w:color w:val="5E6265"/>
+                <w:sz w:val="18"/>
+                <w:szCs w:val="18"/>
+                <w:rtl/>
+              </w:rPr>
+              <w:t xml:space="preserve">25,000</w:t>
+            </w:r>
+          </w:p>
+        </w:tc>
+        <w:tc>
+          <w:tcPr>
+            <w:tcW w:type="dxa" w:w="898"/>
+            <w:tcBorders>
+              <w:top w:val="single" w:color="DEDFE1" w:sz="4"/>
+              <w:left w:val="single" w:color="DEDFE1" w:sz="4"/>
+              <w:bottom w:val="single" w:color="DEDFE1" w:sz="4"/>
+              <w:right w:val="single" w:color="DEDFE1" w:sz="4"/>
+            </w:tcBorders>
+            <w:tcMar>
+              <w:top w:type="dxa" w:w="90"/>
+              <w:left w:type="dxa" w:w="110"/>
+              <w:bottom w:type="dxa" w:w="90"/>
+              <w:right w:type="dxa" w:w="110"/>
+            </w:tcMar>
+            <w:vAlign w:val="center"/>
+          </w:tcPr>
+          <w:p>
+            <w:pPr>
+              <w:bidi/>
+              <w:spacing w:after="0" w:before="0" w:line="300" w:lineRule="auto"/>
+              <w:jc w:val="center"/>
+            </w:pPr>
+            <w:r>
+              <w:rPr>
+                <w:rFonts w:ascii="Tahoma" w:cs="Tahoma" w:eastAsia="Tahoma" w:hAnsi="Tahoma"/>
+                <w:b/>
+                <w:bCs/>
+                <w:color w:val="5E6265"/>
+                <w:sz w:val="18"/>
+                <w:szCs w:val="18"/>
+                <w:rtl/>
+              </w:rPr>
+              <w:t xml:space="preserve">4.9×</w:t>
+            </w:r>
+          </w:p>
+        </w:tc>
+      </w:tr>
+      <w:tr>
+        <w:tc>
+          <w:tcPr>
+            <w:tcW w:type="dxa" w:w="1900"/>
+            <w:tcBorders>
+              <w:top w:val="single" w:color="DEDFE1" w:sz="4"/>
+              <w:left w:val="single" w:color="DEDFE1" w:sz="4"/>
+              <w:bottom w:val="single" w:color="DEDFE1" w:sz="4"/>
+              <w:right w:val="single" w:color="DEDFE1" w:sz="4"/>
+            </w:tcBorders>
+            <w:shd w:fill="FAFAFB" w:color="auto" w:val="clear"/>
+            <w:tcMar>
+              <w:top w:type="dxa" w:w="90"/>
+              <w:left w:type="dxa" w:w="110"/>
+              <w:bottom w:type="dxa" w:w="90"/>
+              <w:right w:type="dxa" w:w="110"/>
+            </w:tcMar>
+            <w:vAlign w:val="center"/>
+          </w:tcPr>
+          <w:p>
+            <w:pPr>
+              <w:bidi/>
+              <w:spacing w:after="0" w:before="0" w:line="300" w:lineRule="auto"/>
+              <w:jc w:val="start"/>
+            </w:pPr>
+            <w:r>
+              <w:rPr>
+                <w:rFonts w:ascii="Tahoma" w:cs="Tahoma" w:eastAsia="Tahoma" w:hAnsi="Tahoma"/>
+                <w:b/>
+                <w:bCs/>
+                <w:color w:val="2B2E30"/>
+                <w:sz w:val="18"/>
+                <w:szCs w:val="18"/>
+                <w:rtl/>
+              </w:rPr>
+              <w:t xml:space="preserve">حائل الأمير سعود HA052</w:t>
+            </w:r>
+          </w:p>
+        </w:tc>
+        <w:tc>
+          <w:tcPr>
+            <w:tcW w:type="dxa" w:w="1350"/>
+            <w:tcBorders>
+              <w:top w:val="single" w:color="DEDFE1" w:sz="4"/>
+              <w:left w:val="single" w:color="DEDFE1" w:sz="4"/>
+              <w:bottom w:val="single" w:color="DEDFE1" w:sz="4"/>
+              <w:right w:val="single" w:color="DEDFE1" w:sz="4"/>
+            </w:tcBorders>
+            <w:shd w:fill="FAFAFB" w:color="auto" w:val="clear"/>
+            <w:tcMar>
+              <w:top w:type="dxa" w:w="90"/>
+              <w:left w:type="dxa" w:w="110"/>
+              <w:bottom w:type="dxa" w:w="90"/>
+              <w:right w:type="dxa" w:w="110"/>
+            </w:tcMar>
+            <w:vAlign w:val="center"/>
+          </w:tcPr>
+          <w:p>
+            <w:pPr>
+              <w:bidi/>
+              <w:spacing w:after="0" w:before="0" w:line="300" w:lineRule="auto"/>
+              <w:jc w:val="center"/>
+            </w:pPr>
+            <w:r>
+              <w:rPr>
+                <w:rFonts w:ascii="Tahoma" w:cs="Tahoma" w:eastAsia="Tahoma" w:hAnsi="Tahoma"/>
+                <w:b w:val="false"/>
+                <w:bCs w:val="false"/>
+                <w:color w:val="5E6265"/>
+                <w:sz w:val="18"/>
+                <w:szCs w:val="18"/>
+                <w:rtl/>
+              </w:rPr>
+              <w:t xml:space="preserve">13,231</w:t>
+            </w:r>
+          </w:p>
+        </w:tc>
+        <w:tc>
+          <w:tcPr>
+            <w:tcW w:type="dxa" w:w="1100"/>
+            <w:tcBorders>
+              <w:top w:val="single" w:color="DEDFE1" w:sz="4"/>
+              <w:left w:val="single" w:color="DEDFE1" w:sz="4"/>
+              <w:bottom w:val="single" w:color="DEDFE1" w:sz="4"/>
+              <w:right w:val="single" w:color="DEDFE1" w:sz="4"/>
+            </w:tcBorders>
+            <w:shd w:fill="FAFAFB" w:color="auto" w:val="clear"/>
+            <w:tcMar>
+              <w:top w:type="dxa" w:w="90"/>
+              <w:left w:type="dxa" w:w="110"/>
+              <w:bottom w:type="dxa" w:w="90"/>
+              <w:right w:type="dxa" w:w="110"/>
+            </w:tcMar>
+            <w:vAlign w:val="center"/>
+          </w:tcPr>
+          <w:p>
+            <w:pPr>
+              <w:bidi/>
+              <w:spacing w:after="0" w:before="0" w:line="300" w:lineRule="auto"/>
+              <w:jc w:val="center"/>
+            </w:pPr>
+            <w:r>
+              <w:rPr>
+                <w:rFonts w:ascii="Tahoma" w:cs="Tahoma" w:eastAsia="Tahoma" w:hAnsi="Tahoma"/>
+                <w:b w:val="false"/>
+                <w:bCs w:val="false"/>
+                <w:color w:val="5E6265"/>
+                <w:sz w:val="18"/>
+                <w:szCs w:val="18"/>
+                <w:rtl/>
+              </w:rPr>
+              <w:t xml:space="preserve">17,048</w:t>
+            </w:r>
+          </w:p>
+        </w:tc>
+        <w:tc>
+          <w:tcPr>
+            <w:tcW w:type="dxa" w:w="1150"/>
+            <w:tcBorders>
+              <w:top w:val="single" w:color="DEDFE1" w:sz="4"/>
+              <w:left w:val="single" w:color="DEDFE1" w:sz="4"/>
+              <w:bottom w:val="single" w:color="DEDFE1" w:sz="4"/>
+              <w:right w:val="single" w:color="DEDFE1" w:sz="4"/>
+            </w:tcBorders>
+            <w:shd w:fill="FAFAFB" w:color="auto" w:val="clear"/>
+            <w:tcMar>
+              <w:top w:type="dxa" w:w="90"/>
+              <w:left w:type="dxa" w:w="110"/>
+              <w:bottom w:type="dxa" w:w="90"/>
+              <w:right w:type="dxa" w:w="110"/>
+            </w:tcMar>
+            <w:vAlign w:val="center"/>
+          </w:tcPr>
+          <w:p>
+            <w:pPr>
+              <w:bidi/>
+              <w:spacing w:after="0" w:before="0" w:line="300" w:lineRule="auto"/>
+              <w:jc w:val="center"/>
+            </w:pPr>
+            <w:r>
+              <w:rPr>
+                <w:rFonts w:ascii="Tahoma" w:cs="Tahoma" w:eastAsia="Tahoma" w:hAnsi="Tahoma"/>
+                <w:b w:val="false"/>
+                <w:bCs w:val="false"/>
+                <w:color w:val="5E6265"/>
+                <w:sz w:val="18"/>
+                <w:szCs w:val="18"/>
+                <w:rtl/>
+              </w:rPr>
+              <w:t xml:space="preserve">20,409</w:t>
+            </w:r>
+          </w:p>
+        </w:tc>
+        <w:tc>
+          <w:tcPr>
+            <w:tcW w:type="dxa" w:w="1050"/>
+            <w:tcBorders>
+              <w:top w:val="single" w:color="DEDFE1" w:sz="4"/>
+              <w:left w:val="single" w:color="DEDFE1" w:sz="4"/>
+              <w:bottom w:val="single" w:color="DEDFE1" w:sz="4"/>
+              <w:right w:val="single" w:color="DEDFE1" w:sz="4"/>
+            </w:tcBorders>
+            <w:shd w:fill="FAFAFB" w:color="auto" w:val="clear"/>
+            <w:tcMar>
+              <w:top w:type="dxa" w:w="90"/>
+              <w:left w:type="dxa" w:w="110"/>
+              <w:bottom w:type="dxa" w:w="90"/>
+              <w:right w:type="dxa" w:w="110"/>
+            </w:tcMar>
+            <w:vAlign w:val="center"/>
+          </w:tcPr>
+          <w:p>
+            <w:pPr>
+              <w:bidi/>
+              <w:spacing w:after="0" w:before="0" w:line="300" w:lineRule="auto"/>
+              <w:jc w:val="center"/>
+            </w:pPr>
+            <w:r>
+              <w:rPr>
+                <w:rFonts w:ascii="Tahoma" w:cs="Tahoma" w:eastAsia="Tahoma" w:hAnsi="Tahoma"/>
+                <w:b/>
+                <w:bCs/>
+                <w:color w:val="1B7A4B"/>
+                <w:sz w:val="18"/>
+                <w:szCs w:val="18"/>
+                <w:rtl/>
+              </w:rPr>
+              <w:t xml:space="preserve">+‎54%‎</w:t>
+            </w:r>
+          </w:p>
+        </w:tc>
+        <w:tc>
+          <w:tcPr>
+            <w:tcW w:type="dxa" w:w="1200"/>
+            <w:tcBorders>
+              <w:top w:val="single" w:color="DEDFE1" w:sz="4"/>
+              <w:left w:val="single" w:color="DEDFE1" w:sz="4"/>
+              <w:bottom w:val="single" w:color="DEDFE1" w:sz="4"/>
+              <w:right w:val="single" w:color="DEDFE1" w:sz="4"/>
+            </w:tcBorders>
+            <w:shd w:fill="FAFAFB" w:color="auto" w:val="clear"/>
+            <w:tcMar>
+              <w:top w:type="dxa" w:w="90"/>
+              <w:left w:type="dxa" w:w="110"/>
+              <w:bottom w:type="dxa" w:w="90"/>
+              <w:right w:type="dxa" w:w="110"/>
+            </w:tcMar>
+            <w:vAlign w:val="center"/>
+          </w:tcPr>
+          <w:p>
+            <w:pPr>
+              <w:bidi/>
+              <w:spacing w:after="0" w:before="0" w:line="300" w:lineRule="auto"/>
+              <w:jc w:val="center"/>
+            </w:pPr>
+            <w:r>
+              <w:rPr>
+                <w:rFonts w:ascii="Tahoma" w:cs="Tahoma" w:eastAsia="Tahoma" w:hAnsi="Tahoma"/>
+                <w:b/>
+                <w:bCs/>
+                <w:color w:val="5E6265"/>
+                <w:sz w:val="18"/>
+                <w:szCs w:val="18"/>
+                <w:rtl/>
+              </w:rPr>
+              <w:t xml:space="preserve">68,419</w:t>
+            </w:r>
+          </w:p>
+        </w:tc>
+        <w:tc>
+          <w:tcPr>
+            <w:tcW w:type="dxa" w:w="1000"/>
+            <w:tcBorders>
+              <w:top w:val="single" w:color="DEDFE1" w:sz="4"/>
+              <w:left w:val="single" w:color="DEDFE1" w:sz="4"/>
+              <w:bottom w:val="single" w:color="DEDFE1" w:sz="4"/>
+              <w:right w:val="single" w:color="DEDFE1" w:sz="4"/>
+            </w:tcBorders>
+            <w:shd w:fill="FAFAFB" w:color="auto" w:val="clear"/>
+            <w:tcMar>
+              <w:top w:type="dxa" w:w="90"/>
+              <w:left w:type="dxa" w:w="110"/>
+              <w:bottom w:type="dxa" w:w="90"/>
+              <w:right w:type="dxa" w:w="110"/>
+            </w:tcMar>
+            <w:vAlign w:val="center"/>
+          </w:tcPr>
+          <w:p>
+            <w:pPr>
+              <w:bidi/>
+              <w:spacing w:after="0" w:before="0" w:line="300" w:lineRule="auto"/>
+              <w:jc w:val="center"/>
+            </w:pPr>
+            <w:r>
+              <w:rPr>
+                <w:rFonts w:ascii="Tahoma" w:cs="Tahoma" w:eastAsia="Tahoma" w:hAnsi="Tahoma"/>
+                <w:b w:val="false"/>
+                <w:bCs w:val="false"/>
+                <w:color w:val="5E6265"/>
+                <w:sz w:val="18"/>
+                <w:szCs w:val="18"/>
+                <w:rtl/>
+              </w:rPr>
+              <w:t xml:space="preserve">7,002</w:t>
+            </w:r>
+          </w:p>
+        </w:tc>
+        <w:tc>
+          <w:tcPr>
+            <w:tcW w:type="dxa" w:w="898"/>
+            <w:tcBorders>
+              <w:top w:val="single" w:color="DEDFE1" w:sz="4"/>
+              <w:left w:val="single" w:color="DEDFE1" w:sz="4"/>
+              <w:bottom w:val="single" w:color="DEDFE1" w:sz="4"/>
+              <w:right w:val="single" w:color="DEDFE1" w:sz="4"/>
+            </w:tcBorders>
+            <w:shd w:fill="FAFAFB" w:color="auto" w:val="clear"/>
+            <w:tcMar>
+              <w:top w:type="dxa" w:w="90"/>
+              <w:left w:type="dxa" w:w="110"/>
+              <w:bottom w:type="dxa" w:w="90"/>
+              <w:right w:type="dxa" w:w="110"/>
+            </w:tcMar>
+            <w:vAlign w:val="center"/>
+          </w:tcPr>
+          <w:p>
+            <w:pPr>
+              <w:bidi/>
+              <w:spacing w:after="0" w:before="0" w:line="300" w:lineRule="auto"/>
+              <w:jc w:val="center"/>
+            </w:pPr>
+            <w:r>
+              <w:rPr>
+                <w:rFonts w:ascii="Tahoma" w:cs="Tahoma" w:eastAsia="Tahoma" w:hAnsi="Tahoma"/>
+                <w:b/>
+                <w:bCs/>
+                <w:color w:val="5E6265"/>
+                <w:sz w:val="18"/>
+                <w:szCs w:val="18"/>
+                <w:rtl/>
+              </w:rPr>
+              <w:t xml:space="preserve">9.8×</w:t>
+            </w:r>
+          </w:p>
+        </w:tc>
+      </w:tr>
+      <w:tr>
+        <w:tc>
+          <w:tcPr>
+            <w:tcW w:type="dxa" w:w="1900"/>
+            <w:tcBorders>
+              <w:top w:val="single" w:color="DEDFE1" w:sz="4"/>
+              <w:left w:val="single" w:color="DEDFE1" w:sz="4"/>
+              <w:bottom w:val="single" w:color="DEDFE1" w:sz="4"/>
+              <w:right w:val="single" w:color="DEDFE1" w:sz="4"/>
+            </w:tcBorders>
+            <w:tcMar>
+              <w:top w:type="dxa" w:w="90"/>
+              <w:left w:type="dxa" w:w="110"/>
+              <w:bottom w:type="dxa" w:w="90"/>
+              <w:right w:type="dxa" w:w="110"/>
+            </w:tcMar>
+            <w:vAlign w:val="center"/>
+          </w:tcPr>
+          <w:p>
+            <w:pPr>
+              <w:bidi/>
+              <w:spacing w:after="0" w:before="0" w:line="300" w:lineRule="auto"/>
+              <w:jc w:val="start"/>
+            </w:pPr>
+            <w:r>
+              <w:rPr>
+                <w:rFonts w:ascii="Tahoma" w:cs="Tahoma" w:eastAsia="Tahoma" w:hAnsi="Tahoma"/>
+                <w:b/>
+                <w:bCs/>
+                <w:color w:val="2B2E30"/>
+                <w:sz w:val="18"/>
+                <w:szCs w:val="18"/>
+                <w:rtl/>
+              </w:rPr>
+              <w:t xml:space="preserve">افتتاح الروضة MK040</w:t>
+            </w:r>
+          </w:p>
+        </w:tc>
+        <w:tc>
+          <w:tcPr>
+            <w:tcW w:type="dxa" w:w="1350"/>
+            <w:tcBorders>
+              <w:top w:val="single" w:color="DEDFE1" w:sz="4"/>
+              <w:left w:val="single" w:color="DEDFE1" w:sz="4"/>
+              <w:bottom w:val="single" w:color="DEDFE1" w:sz="4"/>
+              <w:right w:val="single" w:color="DEDFE1" w:sz="4"/>
+            </w:tcBorders>
+            <w:tcMar>
+              <w:top w:type="dxa" w:w="90"/>
+              <w:left w:type="dxa" w:w="110"/>
+              <w:bottom w:type="dxa" w:w="90"/>
+              <w:right w:type="dxa" w:w="110"/>
+            </w:tcMar>
+            <w:vAlign w:val="center"/>
+          </w:tcPr>
+          <w:p>
+            <w:pPr>
+              <w:bidi/>
+              <w:spacing w:after="0" w:before="0" w:line="300" w:lineRule="auto"/>
+              <w:jc w:val="center"/>
+            </w:pPr>
+            <w:r>
+              <w:rPr>
+                <w:rFonts w:ascii="Tahoma" w:cs="Tahoma" w:eastAsia="Tahoma" w:hAnsi="Tahoma"/>
+                <w:b w:val="false"/>
+                <w:bCs w:val="false"/>
+                <w:color w:val="5E6265"/>
+                <w:sz w:val="18"/>
+                <w:szCs w:val="18"/>
+                <w:rtl/>
+              </w:rPr>
+              <w:t xml:space="preserve">8,625</w:t>
+            </w:r>
+          </w:p>
+        </w:tc>
+        <w:tc>
+          <w:tcPr>
+            <w:tcW w:type="dxa" w:w="1100"/>
+            <w:tcBorders>
+              <w:top w:val="single" w:color="DEDFE1" w:sz="4"/>
+              <w:left w:val="single" w:color="DEDFE1" w:sz="4"/>
+              <w:bottom w:val="single" w:color="DEDFE1" w:sz="4"/>
+              <w:right w:val="single" w:color="DEDFE1" w:sz="4"/>
+            </w:tcBorders>
+            <w:tcMar>
+              <w:top w:type="dxa" w:w="90"/>
+              <w:left w:type="dxa" w:w="110"/>
+              <w:bottom w:type="dxa" w:w="90"/>
+              <w:right w:type="dxa" w:w="110"/>
+            </w:tcMar>
+            <w:vAlign w:val="center"/>
+          </w:tcPr>
+          <w:p>
+            <w:pPr>
+              <w:bidi/>
+              <w:spacing w:after="0" w:before="0" w:line="300" w:lineRule="auto"/>
+              <w:jc w:val="center"/>
+            </w:pPr>
+            <w:r>
+              <w:rPr>
+                <w:rFonts w:ascii="Tahoma" w:cs="Tahoma" w:eastAsia="Tahoma" w:hAnsi="Tahoma"/>
+                <w:b w:val="false"/>
+                <w:bCs w:val="false"/>
+                <w:color w:val="5E6265"/>
+                <w:sz w:val="18"/>
+                <w:szCs w:val="18"/>
+                <w:rtl/>
+              </w:rPr>
+              <w:t xml:space="preserve">13,211</w:t>
+            </w:r>
+          </w:p>
+        </w:tc>
+        <w:tc>
+          <w:tcPr>
+            <w:tcW w:type="dxa" w:w="1150"/>
+            <w:tcBorders>
+              <w:top w:val="single" w:color="DEDFE1" w:sz="4"/>
+              <w:left w:val="single" w:color="DEDFE1" w:sz="4"/>
+              <w:bottom w:val="single" w:color="DEDFE1" w:sz="4"/>
+              <w:right w:val="single" w:color="DEDFE1" w:sz="4"/>
+            </w:tcBorders>
+            <w:tcMar>
+              <w:top w:type="dxa" w:w="90"/>
+              <w:left w:type="dxa" w:w="110"/>
+              <w:bottom w:type="dxa" w:w="90"/>
+              <w:right w:type="dxa" w:w="110"/>
+            </w:tcMar>
+            <w:vAlign w:val="center"/>
+          </w:tcPr>
+          <w:p>
+            <w:pPr>
+              <w:bidi/>
+              <w:spacing w:after="0" w:before="0" w:line="300" w:lineRule="auto"/>
+              <w:jc w:val="center"/>
+            </w:pPr>
+            <w:r>
+              <w:rPr>
+                <w:rFonts w:ascii="Tahoma" w:cs="Tahoma" w:eastAsia="Tahoma" w:hAnsi="Tahoma"/>
+                <w:b w:val="false"/>
+                <w:bCs w:val="false"/>
+                <w:color w:val="5E6265"/>
+                <w:sz w:val="18"/>
+                <w:szCs w:val="18"/>
+                <w:rtl/>
+              </w:rPr>
+              <w:t xml:space="preserve">13,720</w:t>
+            </w:r>
+          </w:p>
+        </w:tc>
+        <w:tc>
+          <w:tcPr>
+            <w:tcW w:type="dxa" w:w="1050"/>
+            <w:tcBorders>
+              <w:top w:val="single" w:color="DEDFE1" w:sz="4"/>
+              <w:left w:val="single" w:color="DEDFE1" w:sz="4"/>
+              <w:bottom w:val="single" w:color="DEDFE1" w:sz="4"/>
+              <w:right w:val="single" w:color="DEDFE1" w:sz="4"/>
+            </w:tcBorders>
+            <w:tcMar>
+              <w:top w:type="dxa" w:w="90"/>
+              <w:left w:type="dxa" w:w="110"/>
+              <w:bottom w:type="dxa" w:w="90"/>
+              <w:right w:type="dxa" w:w="110"/>
+            </w:tcMar>
+            <w:vAlign w:val="center"/>
+          </w:tcPr>
+          <w:p>
+            <w:pPr>
+              <w:bidi/>
+              <w:spacing w:after="0" w:before="0" w:line="300" w:lineRule="auto"/>
+              <w:jc w:val="center"/>
+            </w:pPr>
+            <w:r>
+              <w:rPr>
+                <w:rFonts w:ascii="Tahoma" w:cs="Tahoma" w:eastAsia="Tahoma" w:hAnsi="Tahoma"/>
+                <w:b/>
+                <w:bCs/>
+                <w:color w:val="1B7A4B"/>
+                <w:sz w:val="18"/>
+                <w:szCs w:val="18"/>
+                <w:rtl/>
+              </w:rPr>
+              <w:t xml:space="preserve">+‎59%‎</w:t>
+            </w:r>
+          </w:p>
+        </w:tc>
+        <w:tc>
+          <w:tcPr>
+            <w:tcW w:type="dxa" w:w="1200"/>
+            <w:tcBorders>
+              <w:top w:val="single" w:color="DEDFE1" w:sz="4"/>
+              <w:left w:val="single" w:color="DEDFE1" w:sz="4"/>
+              <w:bottom w:val="single" w:color="DEDFE1" w:sz="4"/>
+              <w:right w:val="single" w:color="DEDFE1" w:sz="4"/>
+            </w:tcBorders>
+            <w:tcMar>
+              <w:top w:type="dxa" w:w="90"/>
+              <w:left w:type="dxa" w:w="110"/>
+              <w:bottom w:type="dxa" w:w="90"/>
+              <w:right w:type="dxa" w:w="110"/>
+            </w:tcMar>
+            <w:vAlign w:val="center"/>
+          </w:tcPr>
+          <w:p>
+            <w:pPr>
+              <w:bidi/>
+              <w:spacing w:after="0" w:before="0" w:line="300" w:lineRule="auto"/>
+              <w:jc w:val="center"/>
+            </w:pPr>
+            <w:r>
+              <w:rPr>
+                <w:rFonts w:ascii="Tahoma" w:cs="Tahoma" w:eastAsia="Tahoma" w:hAnsi="Tahoma"/>
+                <w:b/>
+                <w:bCs/>
+                <w:color w:val="5E6265"/>
+                <w:sz w:val="18"/>
+                <w:szCs w:val="18"/>
+                <w:rtl/>
+              </w:rPr>
+              <w:t xml:space="preserve">30,061</w:t>
+            </w:r>
+          </w:p>
+        </w:tc>
+        <w:tc>
+          <w:tcPr>
+            <w:tcW w:type="dxa" w:w="1000"/>
+            <w:tcBorders>
+              <w:top w:val="single" w:color="DEDFE1" w:sz="4"/>
+              <w:left w:val="single" w:color="DEDFE1" w:sz="4"/>
+              <w:bottom w:val="single" w:color="DEDFE1" w:sz="4"/>
+              <w:right w:val="single" w:color="DEDFE1" w:sz="4"/>
+            </w:tcBorders>
+            <w:tcMar>
+              <w:top w:type="dxa" w:w="90"/>
+              <w:left w:type="dxa" w:w="110"/>
+              <w:bottom w:type="dxa" w:w="90"/>
+              <w:right w:type="dxa" w:w="110"/>
+            </w:tcMar>
+            <w:vAlign w:val="center"/>
+          </w:tcPr>
+          <w:p>
+            <w:pPr>
+              <w:bidi/>
+              <w:spacing w:after="0" w:before="0" w:line="300" w:lineRule="auto"/>
+              <w:jc w:val="center"/>
+            </w:pPr>
+            <w:r>
+              <w:rPr>
+                <w:rFonts w:ascii="Tahoma" w:cs="Tahoma" w:eastAsia="Tahoma" w:hAnsi="Tahoma"/>
+                <w:b w:val="false"/>
+                <w:bCs w:val="false"/>
+                <w:color w:val="5E6265"/>
+                <w:sz w:val="18"/>
+                <w:szCs w:val="18"/>
+                <w:rtl/>
+              </w:rPr>
+              <w:t xml:space="preserve">4,140</w:t>
+            </w:r>
+          </w:p>
+        </w:tc>
+        <w:tc>
+          <w:tcPr>
+            <w:tcW w:type="dxa" w:w="898"/>
+            <w:tcBorders>
+              <w:top w:val="single" w:color="DEDFE1" w:sz="4"/>
+              <w:left w:val="single" w:color="DEDFE1" w:sz="4"/>
+              <w:bottom w:val="single" w:color="DEDFE1" w:sz="4"/>
+              <w:right w:val="single" w:color="DEDFE1" w:sz="4"/>
+            </w:tcBorders>
+            <w:tcMar>
+              <w:top w:type="dxa" w:w="90"/>
+              <w:left w:type="dxa" w:w="110"/>
+              <w:bottom w:type="dxa" w:w="90"/>
+              <w:right w:type="dxa" w:w="110"/>
+            </w:tcMar>
+            <w:vAlign w:val="center"/>
+          </w:tcPr>
+          <w:p>
+            <w:pPr>
+              <w:bidi/>
+              <w:spacing w:after="0" w:before="0" w:line="300" w:lineRule="auto"/>
+              <w:jc w:val="center"/>
+            </w:pPr>
+            <w:r>
+              <w:rPr>
+                <w:rFonts w:ascii="Tahoma" w:cs="Tahoma" w:eastAsia="Tahoma" w:hAnsi="Tahoma"/>
+                <w:b/>
+                <w:bCs/>
+                <w:color w:val="5E6265"/>
+                <w:sz w:val="18"/>
+                <w:szCs w:val="18"/>
+                <w:rtl/>
+              </w:rPr>
+              <w:t xml:space="preserve">7.3×</w:t>
+            </w:r>
+          </w:p>
+        </w:tc>
+      </w:tr>
+      <w:tr>
+        <w:tc>
+          <w:tcPr>
+            <w:tcW w:type="dxa" w:w="1900"/>
+            <w:tcBorders>
+              <w:top w:val="single" w:color="DEDFE1" w:sz="4"/>
+              <w:left w:val="single" w:color="DEDFE1" w:sz="4"/>
+              <w:bottom w:val="single" w:color="DEDFE1" w:sz="4"/>
+              <w:right w:val="single" w:color="DEDFE1" w:sz="4"/>
+            </w:tcBorders>
+            <w:shd w:fill="FAFAFB" w:color="auto" w:val="clear"/>
+            <w:tcMar>
+              <w:top w:type="dxa" w:w="90"/>
+              <w:left w:type="dxa" w:w="110"/>
+              <w:bottom w:type="dxa" w:w="90"/>
+              <w:right w:type="dxa" w:w="110"/>
+            </w:tcMar>
+            <w:vAlign w:val="center"/>
+          </w:tcPr>
+          <w:p>
+            <w:pPr>
+              <w:bidi/>
+              <w:spacing w:after="0" w:before="0" w:line="300" w:lineRule="auto"/>
+              <w:jc w:val="start"/>
+            </w:pPr>
+            <w:r>
+              <w:rPr>
+                <w:rFonts w:ascii="Tahoma" w:cs="Tahoma" w:eastAsia="Tahoma" w:hAnsi="Tahoma"/>
+                <w:b/>
+                <w:bCs/>
+                <w:color w:val="2B2E30"/>
+                <w:sz w:val="18"/>
+                <w:szCs w:val="18"/>
+                <w:rtl/>
+              </w:rPr>
+              <w:t xml:space="preserve">الإجمالي</w:t>
+            </w:r>
+          </w:p>
+        </w:tc>
+        <w:tc>
+          <w:tcPr>
+            <w:tcW w:type="dxa" w:w="1350"/>
+            <w:tcBorders>
+              <w:top w:val="single" w:color="DEDFE1" w:sz="4"/>
+              <w:left w:val="single" w:color="DEDFE1" w:sz="4"/>
+              <w:bottom w:val="single" w:color="DEDFE1" w:sz="4"/>
+              <w:right w:val="single" w:color="DEDFE1" w:sz="4"/>
+            </w:tcBorders>
+            <w:shd w:fill="FAFAFB" w:color="auto" w:val="clear"/>
+            <w:tcMar>
+              <w:top w:type="dxa" w:w="90"/>
+              <w:left w:type="dxa" w:w="110"/>
+              <w:bottom w:type="dxa" w:w="90"/>
+              <w:right w:type="dxa" w:w="110"/>
+            </w:tcMar>
+            <w:vAlign w:val="center"/>
+          </w:tcPr>
+          <w:p>
+            <w:pPr>
+              <w:bidi/>
+              <w:spacing w:after="0" w:before="0" w:line="300" w:lineRule="auto"/>
+              <w:jc w:val="center"/>
+            </w:pPr>
+            <w:r>
+              <w:rPr>
+                <w:rFonts w:ascii="Tahoma" w:cs="Tahoma" w:eastAsia="Tahoma" w:hAnsi="Tahoma"/>
+                <w:b w:val="false"/>
+                <w:bCs w:val="false"/>
+                <w:color w:val="5E6265"/>
+                <w:sz w:val="18"/>
+                <w:szCs w:val="18"/>
+                <w:rtl/>
+              </w:rPr>
+              <w:t xml:space="preserve">—</w:t>
+            </w:r>
+          </w:p>
+        </w:tc>
+        <w:tc>
+          <w:tcPr>
+            <w:tcW w:type="dxa" w:w="1100"/>
+            <w:tcBorders>
+              <w:top w:val="single" w:color="DEDFE1" w:sz="4"/>
+              <w:left w:val="single" w:color="DEDFE1" w:sz="4"/>
+              <w:bottom w:val="single" w:color="DEDFE1" w:sz="4"/>
+              <w:right w:val="single" w:color="DEDFE1" w:sz="4"/>
+            </w:tcBorders>
+            <w:shd w:fill="FAFAFB" w:color="auto" w:val="clear"/>
+            <w:tcMar>
+              <w:top w:type="dxa" w:w="90"/>
+              <w:left w:type="dxa" w:w="110"/>
+              <w:bottom w:type="dxa" w:w="90"/>
+              <w:right w:type="dxa" w:w="110"/>
+            </w:tcMar>
+            <w:vAlign w:val="center"/>
+          </w:tcPr>
+          <w:p>
+            <w:pPr>
+              <w:bidi/>
+              <w:spacing w:after="0" w:before="0" w:line="300" w:lineRule="auto"/>
+              <w:jc w:val="center"/>
+            </w:pPr>
+            <w:r>
+              <w:rPr>
+                <w:rFonts w:ascii="Tahoma" w:cs="Tahoma" w:eastAsia="Tahoma" w:hAnsi="Tahoma"/>
+                <w:b w:val="false"/>
+                <w:bCs w:val="false"/>
+                <w:color w:val="5E6265"/>
+                <w:sz w:val="18"/>
+                <w:szCs w:val="18"/>
+                <w:rtl/>
+              </w:rPr>
+              <w:t xml:space="preserve">—</w:t>
+            </w:r>
+          </w:p>
+        </w:tc>
+        <w:tc>
+          <w:tcPr>
+            <w:tcW w:type="dxa" w:w="1150"/>
+            <w:tcBorders>
+              <w:top w:val="single" w:color="DEDFE1" w:sz="4"/>
+              <w:left w:val="single" w:color="DEDFE1" w:sz="4"/>
+              <w:bottom w:val="single" w:color="DEDFE1" w:sz="4"/>
+              <w:right w:val="single" w:color="DEDFE1" w:sz="4"/>
+            </w:tcBorders>
+            <w:shd w:fill="FAFAFB" w:color="auto" w:val="clear"/>
+            <w:tcMar>
+              <w:top w:type="dxa" w:w="90"/>
+              <w:left w:type="dxa" w:w="110"/>
+              <w:bottom w:type="dxa" w:w="90"/>
+              <w:right w:type="dxa" w:w="110"/>
+            </w:tcMar>
+            <w:vAlign w:val="center"/>
+          </w:tcPr>
+          <w:p>
+            <w:pPr>
+              <w:bidi/>
+              <w:spacing w:after="0" w:before="0" w:line="300" w:lineRule="auto"/>
+              <w:jc w:val="center"/>
+            </w:pPr>
+            <w:r>
+              <w:rPr>
+                <w:rFonts w:ascii="Tahoma" w:cs="Tahoma" w:eastAsia="Tahoma" w:hAnsi="Tahoma"/>
+                <w:b w:val="false"/>
+                <w:bCs w:val="false"/>
+                <w:color w:val="5E6265"/>
+                <w:sz w:val="18"/>
+                <w:szCs w:val="18"/>
+                <w:rtl/>
+              </w:rPr>
+              <w:t xml:space="preserve">—</w:t>
+            </w:r>
+          </w:p>
+        </w:tc>
+        <w:tc>
+          <w:tcPr>
+            <w:tcW w:type="dxa" w:w="1050"/>
+            <w:tcBorders>
+              <w:top w:val="single" w:color="DEDFE1" w:sz="4"/>
+              <w:left w:val="single" w:color="DEDFE1" w:sz="4"/>
+              <w:bottom w:val="single" w:color="DEDFE1" w:sz="4"/>
+              <w:right w:val="single" w:color="DEDFE1" w:sz="4"/>
+            </w:tcBorders>
+            <w:shd w:fill="FAFAFB" w:color="auto" w:val="clear"/>
+            <w:tcMar>
+              <w:top w:type="dxa" w:w="90"/>
+              <w:left w:type="dxa" w:w="110"/>
+              <w:bottom w:type="dxa" w:w="90"/>
+              <w:right w:type="dxa" w:w="110"/>
+            </w:tcMar>
+            <w:vAlign w:val="center"/>
+          </w:tcPr>
+          <w:p>
+            <w:pPr>
+              <w:bidi/>
+              <w:spacing w:after="0" w:before="0" w:line="300" w:lineRule="auto"/>
+              <w:jc w:val="center"/>
+            </w:pPr>
+            <w:r>
+              <w:rPr>
+                <w:rFonts w:ascii="Tahoma" w:cs="Tahoma" w:eastAsia="Tahoma" w:hAnsi="Tahoma"/>
+                <w:b w:val="false"/>
+                <w:bCs w:val="false"/>
+                <w:color w:val="5E6265"/>
+                <w:sz w:val="18"/>
+                <w:szCs w:val="18"/>
+                <w:rtl/>
+              </w:rPr>
+              <w:t xml:space="preserve">—</w:t>
+            </w:r>
+          </w:p>
+        </w:tc>
+        <w:tc>
+          <w:tcPr>
+            <w:tcW w:type="dxa" w:w="1200"/>
+            <w:tcBorders>
+              <w:top w:val="single" w:color="DEDFE1" w:sz="4"/>
+              <w:left w:val="single" w:color="DEDFE1" w:sz="4"/>
+              <w:bottom w:val="single" w:color="DEDFE1" w:sz="4"/>
+              <w:right w:val="single" w:color="DEDFE1" w:sz="4"/>
+            </w:tcBorders>
+            <w:shd w:fill="FAFAFB" w:color="auto" w:val="clear"/>
+            <w:tcMar>
+              <w:top w:type="dxa" w:w="90"/>
+              <w:left w:type="dxa" w:w="110"/>
+              <w:bottom w:type="dxa" w:w="90"/>
+              <w:right w:type="dxa" w:w="110"/>
+            </w:tcMar>
+            <w:vAlign w:val="center"/>
+          </w:tcPr>
+          <w:p>
+            <w:pPr>
+              <w:bidi/>
+              <w:spacing w:after="0" w:before="0" w:line="300" w:lineRule="auto"/>
+              <w:jc w:val="center"/>
+            </w:pPr>
+            <w:r>
+              <w:rPr>
+                <w:rFonts w:ascii="Tahoma" w:cs="Tahoma" w:eastAsia="Tahoma" w:hAnsi="Tahoma"/>
+                <w:b/>
+                <w:bCs/>
+                <w:color w:val="5E6265"/>
+                <w:sz w:val="18"/>
+                <w:szCs w:val="18"/>
+                <w:rtl/>
+              </w:rPr>
+              <w:t xml:space="preserve">220,431</w:t>
+            </w:r>
+          </w:p>
+        </w:tc>
+        <w:tc>
+          <w:tcPr>
+            <w:tcW w:type="dxa" w:w="1000"/>
+            <w:tcBorders>
+              <w:top w:val="single" w:color="DEDFE1" w:sz="4"/>
+              <w:left w:val="single" w:color="DEDFE1" w:sz="4"/>
+              <w:bottom w:val="single" w:color="DEDFE1" w:sz="4"/>
+              <w:right w:val="single" w:color="DEDFE1" w:sz="4"/>
+            </w:tcBorders>
+            <w:shd w:fill="FAFAFB" w:color="auto" w:val="clear"/>
+            <w:tcMar>
+              <w:top w:type="dxa" w:w="90"/>
+              <w:left w:type="dxa" w:w="110"/>
+              <w:bottom w:type="dxa" w:w="90"/>
+              <w:right w:type="dxa" w:w="110"/>
+            </w:tcMar>
+            <w:vAlign w:val="center"/>
+          </w:tcPr>
+          <w:p>
+            <w:pPr>
+              <w:bidi/>
+              <w:spacing w:after="0" w:before="0" w:line="300" w:lineRule="auto"/>
+              <w:jc w:val="center"/>
+            </w:pPr>
+            <w:r>
+              <w:rPr>
+                <w:rFonts w:ascii="Tahoma" w:cs="Tahoma" w:eastAsia="Tahoma" w:hAnsi="Tahoma"/>
+                <w:b/>
+                <w:bCs/>
+                <w:color w:val="5E6265"/>
+                <w:sz w:val="18"/>
+                <w:szCs w:val="18"/>
+                <w:rtl/>
+              </w:rPr>
+              <w:t xml:space="preserve">36,142</w:t>
+            </w:r>
+          </w:p>
+        </w:tc>
+        <w:tc>
+          <w:tcPr>
+            <w:tcW w:type="dxa" w:w="898"/>
+            <w:tcBorders>
+              <w:top w:val="single" w:color="DEDFE1" w:sz="4"/>
+              <w:left w:val="single" w:color="DEDFE1" w:sz="4"/>
+              <w:bottom w:val="single" w:color="DEDFE1" w:sz="4"/>
+              <w:right w:val="single" w:color="DEDFE1" w:sz="4"/>
+            </w:tcBorders>
+            <w:shd w:fill="FAFAFB" w:color="auto" w:val="clear"/>
+            <w:tcMar>
+              <w:top w:type="dxa" w:w="90"/>
+              <w:left w:type="dxa" w:w="110"/>
+              <w:bottom w:type="dxa" w:w="90"/>
+              <w:right w:type="dxa" w:w="110"/>
+            </w:tcMar>
+            <w:vAlign w:val="center"/>
+          </w:tcPr>
+          <w:p>
+            <w:pPr>
+              <w:bidi/>
+              <w:spacing w:after="0" w:before="0" w:line="300" w:lineRule="auto"/>
+              <w:jc w:val="center"/>
+            </w:pPr>
+            <w:r>
+              <w:rPr>
+                <w:rFonts w:ascii="Tahoma" w:cs="Tahoma" w:eastAsia="Tahoma" w:hAnsi="Tahoma"/>
+                <w:b/>
+                <w:bCs/>
+                <w:color w:val="5E6265"/>
+                <w:sz w:val="18"/>
+                <w:szCs w:val="18"/>
+                <w:rtl/>
+              </w:rPr>
+              <w:t xml:space="preserve">6.1×</w:t>
+            </w:r>
+          </w:p>
+        </w:tc>
+      </w:tr>
+    </w:tbl>
+    <w:p>
+      <w:pPr>
+        <w:spacing w:after="200"/>
+      </w:pPr>
+    </w:p>
+    <w:tbl>
+      <w:tblPr>
+        <w:bidiVisual/>
+        <w:tblW w:type="dxa" w:w="9648"/>
+        <w:tblBorders>
+          <w:top w:val="single" w:color="auto" w:sz="4"/>
+          <w:left w:val="single" w:color="auto" w:sz="4"/>
+          <w:bottom w:val="single" w:color="auto" w:sz="4"/>
+          <w:right w:val="single" w:color="auto" w:sz="4"/>
+          <w:insideH w:val="single" w:color="auto" w:sz="4"/>
+          <w:insideV w:val="single" w:color="auto" w:sz="4"/>
+        </w:tblBorders>
+      </w:tblPr>
+      <w:tblGrid>
+        <w:gridCol w:w="9648"/>
+      </w:tblGrid>
+      <w:tr>
+        <w:tc>
+          <w:tcPr>
+            <w:tcW w:type="dxa" w:w="9648"/>
+            <w:tcBorders>
+              <w:top w:val="none" w:color="FFFFFF" w:sz="0"/>
+              <w:left w:val="none" w:color="FFFFFF" w:sz="0"/>
+              <w:bottom w:val="none" w:color="FFFFFF" w:sz="0"/>
+              <w:right w:val="single" w:color="1B7A4B" w:sz="18"/>
+            </w:tcBorders>
+            <w:shd w:fill="E7F3EC" w:color="auto" w:val="clear"/>
+            <w:tcMar>
+              <w:top w:type="dxa" w:w="170"/>
+              <w:left w:type="dxa" w:w="180"/>
+              <w:bottom w:type="dxa" w:w="170"/>
+              <w:right w:type="dxa" w:w="180"/>
+            </w:tcMar>
+          </w:tcPr>
+          <w:p>
+            <w:pPr>
+              <w:bidi/>
+              <w:spacing w:after="90" w:before="0" w:line="300" w:lineRule="auto"/>
+              <w:jc w:val="start"/>
+            </w:pPr>
+            <w:r>
+              <w:rPr>
+                <w:rFonts w:ascii="DIN Next LT Arabic" w:cs="DIN Next LT Arabic" w:eastAsia="DIN Next LT Arabic" w:hAnsi="DIN Next LT Arabic"/>
+                <w:b/>
+                <w:bCs/>
+                <w:color w:val="1B7A4B"/>
+                <w:sz w:val="21"/>
+                <w:szCs w:val="21"/>
+                <w:rtl/>
+              </w:rPr>
+              <w:t xml:space="preserve">قراءة النتائج</w:t>
+            </w:r>
+          </w:p>
+          <w:p>
+            <w:pPr>
+              <w:pStyle w:val="ListParagraph"/>
+              <w:numPr>
+                <w:ilvl w:val="0"/>
+                <w:numId w:val="1"/>
+              </w:numPr>
+              <w:bidi/>
+              <w:spacing w:after="70" w:line="290" w:lineRule="auto"/>
+            </w:pPr>
+            <w:r>
+              <w:rPr>
+                <w:rFonts w:ascii="Tahoma" w:cs="Tahoma" w:eastAsia="Tahoma" w:hAnsi="Tahoma"/>
+                <w:b w:val="false"/>
+                <w:bCs w:val="false"/>
+                <w:color w:val="2B2E30"/>
+                <w:sz w:val="19"/>
+                <w:szCs w:val="19"/>
+                <w:rtl/>
+              </w:rPr>
+              <w:t xml:space="preserve">الأثر لم يكن ليوم واحد: استمر ارتفاع الإيراد اليومي +‎38%‎ لـ27 يوماً في نجران، و+‎54%‎ لتسعة أيام في حائل، و+‎59%‎ لخمسة أيام في الروضة.</w:t>
+            </w:r>
+          </w:p>
+          <w:p>
+            <w:pPr>
+              <w:pStyle w:val="ListParagraph"/>
+              <w:numPr>
+                <w:ilvl w:val="0"/>
+                <w:numId w:val="1"/>
+              </w:numPr>
+              <w:bidi/>
+              <w:spacing w:after="70" w:line="290" w:lineRule="auto"/>
+            </w:pPr>
+            <w:r>
+              <w:rPr>
+                <w:rFonts w:ascii="Tahoma" w:cs="Tahoma" w:eastAsia="Tahoma" w:hAnsi="Tahoma"/>
+                <w:b w:val="false"/>
+                <w:bCs w:val="false"/>
+                <w:color w:val="2B2E30"/>
+                <w:sz w:val="19"/>
+                <w:szCs w:val="19"/>
+                <w:rtl/>
+              </w:rPr>
+              <w:t xml:space="preserve">أعلى مردود: حائل الأمير سعود 9.8× (68,419 ر.س مقابل 7,002 ر.س)، تليها الروضة 7.3× ثم نجران 4.9×.</w:t>
+            </w:r>
+          </w:p>
+          <w:p>
+            <w:pPr>
+              <w:pStyle w:val="ListParagraph"/>
+              <w:numPr>
+                <w:ilvl w:val="0"/>
+                <w:numId w:val="1"/>
+              </w:numPr>
+              <w:bidi/>
+              <w:spacing w:after="70" w:line="290" w:lineRule="auto"/>
+            </w:pPr>
+            <w:r>
+              <w:rPr>
+                <w:rFonts w:ascii="Tahoma" w:cs="Tahoma" w:eastAsia="Tahoma" w:hAnsi="Tahoma"/>
+                <w:b w:val="false"/>
+                <w:bCs w:val="false"/>
+                <w:color w:val="2B2E30"/>
+                <w:sz w:val="19"/>
+                <w:szCs w:val="19"/>
+                <w:rtl/>
+              </w:rPr>
+              <w:t xml:space="preserve">متوسط الفاتورة لم يتأثر سلباً (نجران: 45.8 يوم الحملة مقابل 45.2 قبلها و47.3 بعدها)، و332 عملية بقيمة 50 ر.س بالضبط تؤكد انضباط تنفيذ العرض.</w:t>
+            </w:r>
+          </w:p>
+        </w:tc>
+      </w:tr>
+    </w:tbl>
+    <w:p>
+      <w:pPr>
+        <w:spacing w:after="140"/>
+      </w:pPr>
+    </w:p>
+    <w:tbl>
+      <w:tblPr>
+        <w:bidiVisual/>
+        <w:tblW w:type="dxa" w:w="9648"/>
+        <w:tblBorders>
+          <w:top w:val="single" w:color="auto" w:sz="4"/>
+          <w:left w:val="single" w:color="auto" w:sz="4"/>
+          <w:bottom w:val="single" w:color="auto" w:sz="4"/>
+          <w:right w:val="single" w:color="auto" w:sz="4"/>
+          <w:insideH w:val="single" w:color="auto" w:sz="4"/>
+          <w:insideV w:val="single" w:color="auto" w:sz="4"/>
+        </w:tblBorders>
+      </w:tblPr>
+      <w:tblGrid>
+        <w:gridCol w:w="9648"/>
+      </w:tblGrid>
+      <w:tr>
+        <w:tc>
+          <w:tcPr>
+            <w:tcW w:type="dxa" w:w="9648"/>
+            <w:tcBorders>
+              <w:top w:val="none" w:color="FFFFFF" w:sz="0"/>
+              <w:left w:val="none" w:color="FFFFFF" w:sz="0"/>
+              <w:bottom w:val="none" w:color="FFFFFF" w:sz="0"/>
+              <w:right w:val="single" w:color="C6486B" w:sz="18"/>
+            </w:tcBorders>
+            <w:shd w:fill="FBE9EE" w:color="auto" w:val="clear"/>
+            <w:tcMar>
+              <w:top w:type="dxa" w:w="170"/>
+              <w:left w:type="dxa" w:w="180"/>
+              <w:bottom w:type="dxa" w:w="170"/>
+              <w:right w:type="dxa" w:w="180"/>
+            </w:tcMar>
+          </w:tcPr>
+          <w:p>
+            <w:pPr>
+              <w:bidi/>
+              <w:spacing w:after="90" w:before="0" w:line="300" w:lineRule="auto"/>
+              <w:jc w:val="start"/>
+            </w:pPr>
+            <w:r>
+              <w:rPr>
+                <w:rFonts w:ascii="DIN Next LT Arabic" w:cs="DIN Next LT Arabic" w:eastAsia="DIN Next LT Arabic" w:hAnsi="DIN Next LT Arabic"/>
+                <w:b/>
+                <w:bCs/>
+                <w:color w:val="C6486B"/>
+                <w:sz w:val="21"/>
+                <w:szCs w:val="21"/>
+                <w:rtl/>
+              </w:rPr>
+              <w:t xml:space="preserve">حدود القراءة</w:t>
+            </w:r>
+          </w:p>
+          <w:p>
+            <w:pPr>
+              <w:pStyle w:val="ListParagraph"/>
+              <w:numPr>
+                <w:ilvl w:val="0"/>
+                <w:numId w:val="1"/>
+              </w:numPr>
+              <w:bidi/>
+              <w:spacing w:after="70" w:line="290" w:lineRule="auto"/>
+            </w:pPr>
+            <w:r>
+              <w:rPr>
+                <w:rFonts w:ascii="Tahoma" w:cs="Tahoma" w:eastAsia="Tahoma" w:hAnsi="Tahoma"/>
+                <w:b w:val="false"/>
+                <w:bCs w:val="false"/>
+                <w:color w:val="2B2E30"/>
+                <w:sz w:val="19"/>
+                <w:szCs w:val="19"/>
+                <w:rtl/>
+              </w:rPr>
+              <w:t xml:space="preserve">الرقم إيراد إضافي وليس ربحاً — لم تُخصم كلفة الوقود المُباع ولا قيمة القسائم.</w:t>
+            </w:r>
+          </w:p>
+          <w:p>
+            <w:pPr>
+              <w:pStyle w:val="ListParagraph"/>
+              <w:numPr>
+                <w:ilvl w:val="0"/>
+                <w:numId w:val="1"/>
+              </w:numPr>
+              <w:bidi/>
+              <w:spacing w:after="70" w:line="290" w:lineRule="auto"/>
+            </w:pPr>
+            <w:r>
+              <w:rPr>
+                <w:rFonts w:ascii="Tahoma" w:cs="Tahoma" w:eastAsia="Tahoma" w:hAnsi="Tahoma"/>
+                <w:b w:val="false"/>
+                <w:bCs w:val="false"/>
+                <w:color w:val="2B2E30"/>
+                <w:sz w:val="19"/>
+                <w:szCs w:val="19"/>
+                <w:rtl/>
+              </w:rPr>
+              <w:t xml:space="preserve">حائل والروضة محطتان جديدتان، فيتضمن نموهما أثر التوسّع الطبيعي إلى جانب الحملة؛ الإسناد أنظف في نجران لأنها قائمة. وخطوط الأساس قصيرة (3 و7 و11 يوماً).</w:t>
+            </w:r>
+          </w:p>
+          <w:p>
+            <w:pPr>
+              <w:pStyle w:val="ListParagraph"/>
+              <w:numPr>
+                <w:ilvl w:val="0"/>
+                <w:numId w:val="1"/>
+              </w:numPr>
+              <w:bidi/>
+              <w:spacing w:after="70" w:line="290" w:lineRule="auto"/>
+            </w:pPr>
+            <w:r>
+              <w:rPr>
+                <w:rFonts w:ascii="Tahoma" w:cs="Tahoma" w:eastAsia="Tahoma" w:hAnsi="Tahoma"/>
+                <w:b w:val="false"/>
+                <w:bCs w:val="false"/>
+                <w:color w:val="2B2E30"/>
+                <w:sz w:val="19"/>
+                <w:szCs w:val="19"/>
+                <w:rtl/>
+              </w:rPr>
+              <w:t xml:space="preserve">لا تتوفر بيانات مبيعات لحملة ظبيا JA070 ولا لفعالية اليوم الوطني، فبقي أثرهما التجاري غير مقيس.</w:t>
+            </w:r>
+          </w:p>
+        </w:tc>
+      </w:tr>
+    </w:tbl>
+    <w:p>
+      <w:pPr>
+        <w:keepNext/>
+        <w:pageBreakBefore/>
+        <w:bidi/>
+        <w:spacing w:after="40" w:before="0" w:line="300" w:lineRule="auto"/>
+        <w:jc w:val="start"/>
+      </w:pPr>
+      <w:r>
+        <w:rPr>
+          <w:rFonts w:ascii="DIN Next LT Arabic" w:cs="DIN Next LT Arabic" w:eastAsia="DIN Next LT Arabic" w:hAnsi="DIN Next LT Arabic"/>
+          <w:b/>
+          <w:bCs/>
+          <w:color w:val="D25C0C"/>
+          <w:sz w:val="16"/>
+          <w:szCs w:val="16"/>
+          <w:rtl/>
+        </w:rPr>
+        <w:t xml:space="preserve">05 · أقسام الحملات</w:t>
       </w:r>
     </w:p>
     <w:p>
@@ -7493,6 +9914,1658 @@
           <w:szCs w:val="22"/>
           <w:rtl/>
         </w:rPr>
+        <w:t xml:space="preserve">الأثر على المبيعات — من بيانات المعاملات</w:t>
+      </w:r>
+    </w:p>
+    <w:tbl>
+      <w:tblPr>
+        <w:bidiVisual/>
+        <w:tblW w:type="dxa" w:w="9648"/>
+        <w:tblBorders>
+          <w:top w:val="single" w:color="auto" w:sz="4"/>
+          <w:left w:val="single" w:color="auto" w:sz="4"/>
+          <w:bottom w:val="single" w:color="auto" w:sz="4"/>
+          <w:right w:val="single" w:color="auto" w:sz="4"/>
+          <w:insideH w:val="single" w:color="auto" w:sz="4"/>
+          <w:insideV w:val="single" w:color="auto" w:sz="4"/>
+        </w:tblBorders>
+      </w:tblPr>
+      <w:tblGrid>
+        <w:gridCol w:w="2500"/>
+        <w:gridCol w:w="800"/>
+        <w:gridCol w:w="1200"/>
+        <w:gridCol w:w="1200"/>
+        <w:gridCol w:w="1500"/>
+        <w:gridCol w:w="1000"/>
+        <w:gridCol w:w="1448"/>
+      </w:tblGrid>
+      <w:tr>
+        <w:trPr>
+          <w:tblHeader/>
+        </w:trPr>
+        <w:tc>
+          <w:tcPr>
+            <w:tcW w:type="dxa" w:w="2500"/>
+            <w:tcBorders>
+              <w:top w:val="single" w:color="DEDFE1" w:sz="4"/>
+              <w:left w:val="single" w:color="DEDFE1" w:sz="4"/>
+              <w:bottom w:val="single" w:color="DEDFE1" w:sz="4"/>
+              <w:right w:val="single" w:color="DEDFE1" w:sz="4"/>
+            </w:tcBorders>
+            <w:shd w:fill="F1F2F3" w:color="auto" w:val="clear"/>
+            <w:tcMar>
+              <w:top w:type="dxa" w:w="90"/>
+              <w:left w:type="dxa" w:w="110"/>
+              <w:bottom w:type="dxa" w:w="90"/>
+              <w:right w:type="dxa" w:w="110"/>
+            </w:tcMar>
+            <w:vAlign w:val="center"/>
+          </w:tcPr>
+          <w:p>
+            <w:pPr>
+              <w:bidi/>
+              <w:spacing w:after="0" w:before="0" w:line="300" w:lineRule="auto"/>
+              <w:jc w:val="start"/>
+            </w:pPr>
+            <w:r>
+              <w:rPr>
+                <w:rFonts w:ascii="DIN Next LT Arabic" w:cs="DIN Next LT Arabic" w:eastAsia="DIN Next LT Arabic" w:hAnsi="DIN Next LT Arabic"/>
+                <w:b/>
+                <w:bCs/>
+                <w:color w:val="5E6265"/>
+                <w:sz w:val="17"/>
+                <w:szCs w:val="17"/>
+                <w:rtl/>
+              </w:rPr>
+              <w:t xml:space="preserve">الفترة</w:t>
+            </w:r>
+          </w:p>
+        </w:tc>
+        <w:tc>
+          <w:tcPr>
+            <w:tcW w:type="dxa" w:w="800"/>
+            <w:tcBorders>
+              <w:top w:val="single" w:color="DEDFE1" w:sz="4"/>
+              <w:left w:val="single" w:color="DEDFE1" w:sz="4"/>
+              <w:bottom w:val="single" w:color="DEDFE1" w:sz="4"/>
+              <w:right w:val="single" w:color="DEDFE1" w:sz="4"/>
+            </w:tcBorders>
+            <w:shd w:fill="F1F2F3" w:color="auto" w:val="clear"/>
+            <w:tcMar>
+              <w:top w:type="dxa" w:w="90"/>
+              <w:left w:type="dxa" w:w="110"/>
+              <w:bottom w:type="dxa" w:w="90"/>
+              <w:right w:type="dxa" w:w="110"/>
+            </w:tcMar>
+            <w:vAlign w:val="center"/>
+          </w:tcPr>
+          <w:p>
+            <w:pPr>
+              <w:bidi/>
+              <w:spacing w:after="0" w:before="0" w:line="300" w:lineRule="auto"/>
+              <w:jc w:val="center"/>
+            </w:pPr>
+            <w:r>
+              <w:rPr>
+                <w:rFonts w:ascii="DIN Next LT Arabic" w:cs="DIN Next LT Arabic" w:eastAsia="DIN Next LT Arabic" w:hAnsi="DIN Next LT Arabic"/>
+                <w:b/>
+                <w:bCs/>
+                <w:color w:val="5E6265"/>
+                <w:sz w:val="17"/>
+                <w:szCs w:val="17"/>
+                <w:rtl/>
+              </w:rPr>
+              <w:t xml:space="preserve">الأيام</w:t>
+            </w:r>
+          </w:p>
+        </w:tc>
+        <w:tc>
+          <w:tcPr>
+            <w:tcW w:type="dxa" w:w="1200"/>
+            <w:tcBorders>
+              <w:top w:val="single" w:color="DEDFE1" w:sz="4"/>
+              <w:left w:val="single" w:color="DEDFE1" w:sz="4"/>
+              <w:bottom w:val="single" w:color="DEDFE1" w:sz="4"/>
+              <w:right w:val="single" w:color="DEDFE1" w:sz="4"/>
+            </w:tcBorders>
+            <w:shd w:fill="F1F2F3" w:color="auto" w:val="clear"/>
+            <w:tcMar>
+              <w:top w:type="dxa" w:w="90"/>
+              <w:left w:type="dxa" w:w="110"/>
+              <w:bottom w:type="dxa" w:w="90"/>
+              <w:right w:type="dxa" w:w="110"/>
+            </w:tcMar>
+            <w:vAlign w:val="center"/>
+          </w:tcPr>
+          <w:p>
+            <w:pPr>
+              <w:bidi/>
+              <w:spacing w:after="0" w:before="0" w:line="300" w:lineRule="auto"/>
+              <w:jc w:val="center"/>
+            </w:pPr>
+            <w:r>
+              <w:rPr>
+                <w:rFonts w:ascii="DIN Next LT Arabic" w:cs="DIN Next LT Arabic" w:eastAsia="DIN Next LT Arabic" w:hAnsi="DIN Next LT Arabic"/>
+                <w:b/>
+                <w:bCs/>
+                <w:color w:val="5E6265"/>
+                <w:sz w:val="17"/>
+                <w:szCs w:val="17"/>
+                <w:rtl/>
+              </w:rPr>
+              <w:t xml:space="preserve">عمليات/يوم</w:t>
+            </w:r>
+          </w:p>
+        </w:tc>
+        <w:tc>
+          <w:tcPr>
+            <w:tcW w:type="dxa" w:w="1200"/>
+            <w:tcBorders>
+              <w:top w:val="single" w:color="DEDFE1" w:sz="4"/>
+              <w:left w:val="single" w:color="DEDFE1" w:sz="4"/>
+              <w:bottom w:val="single" w:color="DEDFE1" w:sz="4"/>
+              <w:right w:val="single" w:color="DEDFE1" w:sz="4"/>
+            </w:tcBorders>
+            <w:shd w:fill="F1F2F3" w:color="auto" w:val="clear"/>
+            <w:tcMar>
+              <w:top w:type="dxa" w:w="90"/>
+              <w:left w:type="dxa" w:w="110"/>
+              <w:bottom w:type="dxa" w:w="90"/>
+              <w:right w:type="dxa" w:w="110"/>
+            </w:tcMar>
+            <w:vAlign w:val="center"/>
+          </w:tcPr>
+          <w:p>
+            <w:pPr>
+              <w:bidi/>
+              <w:spacing w:after="0" w:before="0" w:line="300" w:lineRule="auto"/>
+              <w:jc w:val="center"/>
+            </w:pPr>
+            <w:r>
+              <w:rPr>
+                <w:rFonts w:ascii="DIN Next LT Arabic" w:cs="DIN Next LT Arabic" w:eastAsia="DIN Next LT Arabic" w:hAnsi="DIN Next LT Arabic"/>
+                <w:b/>
+                <w:bCs/>
+                <w:color w:val="5E6265"/>
+                <w:sz w:val="17"/>
+                <w:szCs w:val="17"/>
+                <w:rtl/>
+              </w:rPr>
+              <w:t xml:space="preserve">لترات/يوم</w:t>
+            </w:r>
+          </w:p>
+        </w:tc>
+        <w:tc>
+          <w:tcPr>
+            <w:tcW w:type="dxa" w:w="1500"/>
+            <w:tcBorders>
+              <w:top w:val="single" w:color="DEDFE1" w:sz="4"/>
+              <w:left w:val="single" w:color="DEDFE1" w:sz="4"/>
+              <w:bottom w:val="single" w:color="DEDFE1" w:sz="4"/>
+              <w:right w:val="single" w:color="DEDFE1" w:sz="4"/>
+            </w:tcBorders>
+            <w:shd w:fill="F1F2F3" w:color="auto" w:val="clear"/>
+            <w:tcMar>
+              <w:top w:type="dxa" w:w="90"/>
+              <w:left w:type="dxa" w:w="110"/>
+              <w:bottom w:type="dxa" w:w="90"/>
+              <w:right w:type="dxa" w:w="110"/>
+            </w:tcMar>
+            <w:vAlign w:val="center"/>
+          </w:tcPr>
+          <w:p>
+            <w:pPr>
+              <w:bidi/>
+              <w:spacing w:after="0" w:before="0" w:line="300" w:lineRule="auto"/>
+              <w:jc w:val="center"/>
+            </w:pPr>
+            <w:r>
+              <w:rPr>
+                <w:rFonts w:ascii="DIN Next LT Arabic" w:cs="DIN Next LT Arabic" w:eastAsia="DIN Next LT Arabic" w:hAnsi="DIN Next LT Arabic"/>
+                <w:b/>
+                <w:bCs/>
+                <w:color w:val="5E6265"/>
+                <w:sz w:val="17"/>
+                <w:szCs w:val="17"/>
+                <w:rtl/>
+              </w:rPr>
+              <w:t xml:space="preserve">إيراد/يوم (ر.س)</w:t>
+            </w:r>
+          </w:p>
+        </w:tc>
+        <w:tc>
+          <w:tcPr>
+            <w:tcW w:type="dxa" w:w="1000"/>
+            <w:tcBorders>
+              <w:top w:val="single" w:color="DEDFE1" w:sz="4"/>
+              <w:left w:val="single" w:color="DEDFE1" w:sz="4"/>
+              <w:bottom w:val="single" w:color="DEDFE1" w:sz="4"/>
+              <w:right w:val="single" w:color="DEDFE1" w:sz="4"/>
+            </w:tcBorders>
+            <w:shd w:fill="F1F2F3" w:color="auto" w:val="clear"/>
+            <w:tcMar>
+              <w:top w:type="dxa" w:w="90"/>
+              <w:left w:type="dxa" w:w="110"/>
+              <w:bottom w:type="dxa" w:w="90"/>
+              <w:right w:type="dxa" w:w="110"/>
+            </w:tcMar>
+            <w:vAlign w:val="center"/>
+          </w:tcPr>
+          <w:p>
+            <w:pPr>
+              <w:bidi/>
+              <w:spacing w:after="0" w:before="0" w:line="300" w:lineRule="auto"/>
+              <w:jc w:val="center"/>
+            </w:pPr>
+            <w:r>
+              <w:rPr>
+                <w:rFonts w:ascii="DIN Next LT Arabic" w:cs="DIN Next LT Arabic" w:eastAsia="DIN Next LT Arabic" w:hAnsi="DIN Next LT Arabic"/>
+                <w:b/>
+                <w:bCs/>
+                <w:color w:val="5E6265"/>
+                <w:sz w:val="17"/>
+                <w:szCs w:val="17"/>
+                <w:rtl/>
+              </w:rPr>
+              <w:t xml:space="preserve">الفاتورة</w:t>
+            </w:r>
+          </w:p>
+        </w:tc>
+        <w:tc>
+          <w:tcPr>
+            <w:tcW w:type="dxa" w:w="1448"/>
+            <w:tcBorders>
+              <w:top w:val="single" w:color="DEDFE1" w:sz="4"/>
+              <w:left w:val="single" w:color="DEDFE1" w:sz="4"/>
+              <w:bottom w:val="single" w:color="DEDFE1" w:sz="4"/>
+              <w:right w:val="single" w:color="DEDFE1" w:sz="4"/>
+            </w:tcBorders>
+            <w:shd w:fill="F1F2F3" w:color="auto" w:val="clear"/>
+            <w:tcMar>
+              <w:top w:type="dxa" w:w="90"/>
+              <w:left w:type="dxa" w:w="110"/>
+              <w:bottom w:type="dxa" w:w="90"/>
+              <w:right w:type="dxa" w:w="110"/>
+            </w:tcMar>
+            <w:vAlign w:val="center"/>
+          </w:tcPr>
+          <w:p>
+            <w:pPr>
+              <w:bidi/>
+              <w:spacing w:after="0" w:before="0" w:line="300" w:lineRule="auto"/>
+              <w:jc w:val="center"/>
+            </w:pPr>
+            <w:r>
+              <w:rPr>
+                <w:rFonts w:ascii="DIN Next LT Arabic" w:cs="DIN Next LT Arabic" w:eastAsia="DIN Next LT Arabic" w:hAnsi="DIN Next LT Arabic"/>
+                <w:b/>
+                <w:bCs/>
+                <w:color w:val="5E6265"/>
+                <w:sz w:val="17"/>
+                <w:szCs w:val="17"/>
+                <w:rtl/>
+              </w:rPr>
+              <w:t xml:space="preserve">تغير الإيراد</w:t>
+            </w:r>
+          </w:p>
+        </w:tc>
+      </w:tr>
+      <w:tr>
+        <w:tc>
+          <w:tcPr>
+            <w:tcW w:type="dxa" w:w="2500"/>
+            <w:tcBorders>
+              <w:top w:val="single" w:color="DEDFE1" w:sz="4"/>
+              <w:left w:val="single" w:color="DEDFE1" w:sz="4"/>
+              <w:bottom w:val="single" w:color="DEDFE1" w:sz="4"/>
+              <w:right w:val="single" w:color="DEDFE1" w:sz="4"/>
+            </w:tcBorders>
+            <w:tcMar>
+              <w:top w:type="dxa" w:w="90"/>
+              <w:left w:type="dxa" w:w="110"/>
+              <w:bottom w:type="dxa" w:w="90"/>
+              <w:right w:type="dxa" w:w="110"/>
+            </w:tcMar>
+            <w:vAlign w:val="center"/>
+          </w:tcPr>
+          <w:p>
+            <w:pPr>
+              <w:bidi/>
+              <w:spacing w:after="0" w:before="0" w:line="300" w:lineRule="auto"/>
+              <w:jc w:val="start"/>
+            </w:pPr>
+            <w:r>
+              <w:rPr>
+                <w:rFonts w:ascii="Tahoma" w:cs="Tahoma" w:eastAsia="Tahoma" w:hAnsi="Tahoma"/>
+                <w:b/>
+                <w:bCs/>
+                <w:color w:val="2B2E30"/>
+                <w:sz w:val="18"/>
+                <w:szCs w:val="18"/>
+                <w:rtl/>
+              </w:rPr>
+              <w:t xml:space="preserve">قبل الحملة (1–3 يوليو)</w:t>
+            </w:r>
+          </w:p>
+        </w:tc>
+        <w:tc>
+          <w:tcPr>
+            <w:tcW w:type="dxa" w:w="800"/>
+            <w:tcBorders>
+              <w:top w:val="single" w:color="DEDFE1" w:sz="4"/>
+              <w:left w:val="single" w:color="DEDFE1" w:sz="4"/>
+              <w:bottom w:val="single" w:color="DEDFE1" w:sz="4"/>
+              <w:right w:val="single" w:color="DEDFE1" w:sz="4"/>
+            </w:tcBorders>
+            <w:tcMar>
+              <w:top w:type="dxa" w:w="90"/>
+              <w:left w:type="dxa" w:w="110"/>
+              <w:bottom w:type="dxa" w:w="90"/>
+              <w:right w:type="dxa" w:w="110"/>
+            </w:tcMar>
+            <w:vAlign w:val="center"/>
+          </w:tcPr>
+          <w:p>
+            <w:pPr>
+              <w:bidi/>
+              <w:spacing w:after="0" w:before="0" w:line="300" w:lineRule="auto"/>
+              <w:jc w:val="center"/>
+            </w:pPr>
+            <w:r>
+              <w:rPr>
+                <w:rFonts w:ascii="Tahoma" w:cs="Tahoma" w:eastAsia="Tahoma" w:hAnsi="Tahoma"/>
+                <w:b w:val="false"/>
+                <w:bCs w:val="false"/>
+                <w:color w:val="5E6265"/>
+                <w:sz w:val="18"/>
+                <w:szCs w:val="18"/>
+                <w:rtl/>
+              </w:rPr>
+              <w:t xml:space="preserve">3</w:t>
+            </w:r>
+          </w:p>
+        </w:tc>
+        <w:tc>
+          <w:tcPr>
+            <w:tcW w:type="dxa" w:w="1200"/>
+            <w:tcBorders>
+              <w:top w:val="single" w:color="DEDFE1" w:sz="4"/>
+              <w:left w:val="single" w:color="DEDFE1" w:sz="4"/>
+              <w:bottom w:val="single" w:color="DEDFE1" w:sz="4"/>
+              <w:right w:val="single" w:color="DEDFE1" w:sz="4"/>
+            </w:tcBorders>
+            <w:tcMar>
+              <w:top w:type="dxa" w:w="90"/>
+              <w:left w:type="dxa" w:w="110"/>
+              <w:bottom w:type="dxa" w:w="90"/>
+              <w:right w:type="dxa" w:w="110"/>
+            </w:tcMar>
+            <w:vAlign w:val="center"/>
+          </w:tcPr>
+          <w:p>
+            <w:pPr>
+              <w:bidi/>
+              <w:spacing w:after="0" w:before="0" w:line="300" w:lineRule="auto"/>
+              <w:jc w:val="center"/>
+            </w:pPr>
+            <w:r>
+              <w:rPr>
+                <w:rFonts w:ascii="Tahoma" w:cs="Tahoma" w:eastAsia="Tahoma" w:hAnsi="Tahoma"/>
+                <w:b w:val="false"/>
+                <w:bCs w:val="false"/>
+                <w:color w:val="5E6265"/>
+                <w:sz w:val="18"/>
+                <w:szCs w:val="18"/>
+                <w:rtl/>
+              </w:rPr>
+              <w:t xml:space="preserve">230</w:t>
+            </w:r>
+          </w:p>
+        </w:tc>
+        <w:tc>
+          <w:tcPr>
+            <w:tcW w:type="dxa" w:w="1200"/>
+            <w:tcBorders>
+              <w:top w:val="single" w:color="DEDFE1" w:sz="4"/>
+              <w:left w:val="single" w:color="DEDFE1" w:sz="4"/>
+              <w:bottom w:val="single" w:color="DEDFE1" w:sz="4"/>
+              <w:right w:val="single" w:color="DEDFE1" w:sz="4"/>
+            </w:tcBorders>
+            <w:tcMar>
+              <w:top w:type="dxa" w:w="90"/>
+              <w:left w:type="dxa" w:w="110"/>
+              <w:bottom w:type="dxa" w:w="90"/>
+              <w:right w:type="dxa" w:w="110"/>
+            </w:tcMar>
+            <w:vAlign w:val="center"/>
+          </w:tcPr>
+          <w:p>
+            <w:pPr>
+              <w:bidi/>
+              <w:spacing w:after="0" w:before="0" w:line="300" w:lineRule="auto"/>
+              <w:jc w:val="center"/>
+            </w:pPr>
+            <w:r>
+              <w:rPr>
+                <w:rFonts w:ascii="Tahoma" w:cs="Tahoma" w:eastAsia="Tahoma" w:hAnsi="Tahoma"/>
+                <w:b w:val="false"/>
+                <w:bCs w:val="false"/>
+                <w:color w:val="5E6265"/>
+                <w:sz w:val="18"/>
+                <w:szCs w:val="18"/>
+                <w:rtl/>
+              </w:rPr>
+              <w:t xml:space="preserve">4,802</w:t>
+            </w:r>
+          </w:p>
+        </w:tc>
+        <w:tc>
+          <w:tcPr>
+            <w:tcW w:type="dxa" w:w="1500"/>
+            <w:tcBorders>
+              <w:top w:val="single" w:color="DEDFE1" w:sz="4"/>
+              <w:left w:val="single" w:color="DEDFE1" w:sz="4"/>
+              <w:bottom w:val="single" w:color="DEDFE1" w:sz="4"/>
+              <w:right w:val="single" w:color="DEDFE1" w:sz="4"/>
+            </w:tcBorders>
+            <w:tcMar>
+              <w:top w:type="dxa" w:w="90"/>
+              <w:left w:type="dxa" w:w="110"/>
+              <w:bottom w:type="dxa" w:w="90"/>
+              <w:right w:type="dxa" w:w="110"/>
+            </w:tcMar>
+            <w:vAlign w:val="center"/>
+          </w:tcPr>
+          <w:p>
+            <w:pPr>
+              <w:bidi/>
+              <w:spacing w:after="0" w:before="0" w:line="300" w:lineRule="auto"/>
+              <w:jc w:val="center"/>
+            </w:pPr>
+            <w:r>
+              <w:rPr>
+                <w:rFonts w:ascii="Tahoma" w:cs="Tahoma" w:eastAsia="Tahoma" w:hAnsi="Tahoma"/>
+                <w:b w:val="false"/>
+                <w:bCs w:val="false"/>
+                <w:color w:val="5E6265"/>
+                <w:sz w:val="18"/>
+                <w:szCs w:val="18"/>
+                <w:rtl/>
+              </w:rPr>
+              <w:t xml:space="preserve">10,415</w:t>
+            </w:r>
+          </w:p>
+        </w:tc>
+        <w:tc>
+          <w:tcPr>
+            <w:tcW w:type="dxa" w:w="1000"/>
+            <w:tcBorders>
+              <w:top w:val="single" w:color="DEDFE1" w:sz="4"/>
+              <w:left w:val="single" w:color="DEDFE1" w:sz="4"/>
+              <w:bottom w:val="single" w:color="DEDFE1" w:sz="4"/>
+              <w:right w:val="single" w:color="DEDFE1" w:sz="4"/>
+            </w:tcBorders>
+            <w:tcMar>
+              <w:top w:type="dxa" w:w="90"/>
+              <w:left w:type="dxa" w:w="110"/>
+              <w:bottom w:type="dxa" w:w="90"/>
+              <w:right w:type="dxa" w:w="110"/>
+            </w:tcMar>
+            <w:vAlign w:val="center"/>
+          </w:tcPr>
+          <w:p>
+            <w:pPr>
+              <w:bidi/>
+              <w:spacing w:after="0" w:before="0" w:line="300" w:lineRule="auto"/>
+              <w:jc w:val="center"/>
+            </w:pPr>
+            <w:r>
+              <w:rPr>
+                <w:rFonts w:ascii="Tahoma" w:cs="Tahoma" w:eastAsia="Tahoma" w:hAnsi="Tahoma"/>
+                <w:b w:val="false"/>
+                <w:bCs w:val="false"/>
+                <w:color w:val="5E6265"/>
+                <w:sz w:val="18"/>
+                <w:szCs w:val="18"/>
+                <w:rtl/>
+              </w:rPr>
+              <w:t xml:space="preserve">45.2</w:t>
+            </w:r>
+          </w:p>
+        </w:tc>
+        <w:tc>
+          <w:tcPr>
+            <w:tcW w:type="dxa" w:w="1448"/>
+            <w:tcBorders>
+              <w:top w:val="single" w:color="DEDFE1" w:sz="4"/>
+              <w:left w:val="single" w:color="DEDFE1" w:sz="4"/>
+              <w:bottom w:val="single" w:color="DEDFE1" w:sz="4"/>
+              <w:right w:val="single" w:color="DEDFE1" w:sz="4"/>
+            </w:tcBorders>
+            <w:tcMar>
+              <w:top w:type="dxa" w:w="90"/>
+              <w:left w:type="dxa" w:w="110"/>
+              <w:bottom w:type="dxa" w:w="90"/>
+              <w:right w:type="dxa" w:w="110"/>
+            </w:tcMar>
+            <w:vAlign w:val="center"/>
+          </w:tcPr>
+          <w:p>
+            <w:pPr>
+              <w:bidi/>
+              <w:spacing w:after="0" w:before="0" w:line="300" w:lineRule="auto"/>
+              <w:jc w:val="center"/>
+            </w:pPr>
+            <w:r>
+              <w:rPr>
+                <w:rFonts w:ascii="Tahoma" w:cs="Tahoma" w:eastAsia="Tahoma" w:hAnsi="Tahoma"/>
+                <w:b w:val="false"/>
+                <w:bCs w:val="false"/>
+                <w:color w:val="5E6265"/>
+                <w:sz w:val="18"/>
+                <w:szCs w:val="18"/>
+                <w:rtl/>
+              </w:rPr>
+              <w:t xml:space="preserve">الأساس</w:t>
+            </w:r>
+          </w:p>
+        </w:tc>
+      </w:tr>
+      <w:tr>
+        <w:tc>
+          <w:tcPr>
+            <w:tcW w:type="dxa" w:w="2500"/>
+            <w:tcBorders>
+              <w:top w:val="single" w:color="DEDFE1" w:sz="4"/>
+              <w:left w:val="single" w:color="DEDFE1" w:sz="4"/>
+              <w:bottom w:val="single" w:color="DEDFE1" w:sz="4"/>
+              <w:right w:val="single" w:color="DEDFE1" w:sz="4"/>
+            </w:tcBorders>
+            <w:shd w:fill="FAFAFB" w:color="auto" w:val="clear"/>
+            <w:tcMar>
+              <w:top w:type="dxa" w:w="90"/>
+              <w:left w:type="dxa" w:w="110"/>
+              <w:bottom w:type="dxa" w:w="90"/>
+              <w:right w:type="dxa" w:w="110"/>
+            </w:tcMar>
+            <w:vAlign w:val="center"/>
+          </w:tcPr>
+          <w:p>
+            <w:pPr>
+              <w:bidi/>
+              <w:spacing w:after="0" w:before="0" w:line="300" w:lineRule="auto"/>
+              <w:jc w:val="start"/>
+            </w:pPr>
+            <w:r>
+              <w:rPr>
+                <w:rFonts w:ascii="Tahoma" w:cs="Tahoma" w:eastAsia="Tahoma" w:hAnsi="Tahoma"/>
+                <w:b/>
+                <w:bCs/>
+                <w:color w:val="2B2E30"/>
+                <w:sz w:val="18"/>
+                <w:szCs w:val="18"/>
+                <w:rtl/>
+              </w:rPr>
+              <w:t xml:space="preserve">يوم الحملة (السبت 4 يوليو)</w:t>
+            </w:r>
+          </w:p>
+        </w:tc>
+        <w:tc>
+          <w:tcPr>
+            <w:tcW w:type="dxa" w:w="800"/>
+            <w:tcBorders>
+              <w:top w:val="single" w:color="DEDFE1" w:sz="4"/>
+              <w:left w:val="single" w:color="DEDFE1" w:sz="4"/>
+              <w:bottom w:val="single" w:color="DEDFE1" w:sz="4"/>
+              <w:right w:val="single" w:color="DEDFE1" w:sz="4"/>
+            </w:tcBorders>
+            <w:shd w:fill="FAFAFB" w:color="auto" w:val="clear"/>
+            <w:tcMar>
+              <w:top w:type="dxa" w:w="90"/>
+              <w:left w:type="dxa" w:w="110"/>
+              <w:bottom w:type="dxa" w:w="90"/>
+              <w:right w:type="dxa" w:w="110"/>
+            </w:tcMar>
+            <w:vAlign w:val="center"/>
+          </w:tcPr>
+          <w:p>
+            <w:pPr>
+              <w:bidi/>
+              <w:spacing w:after="0" w:before="0" w:line="300" w:lineRule="auto"/>
+              <w:jc w:val="center"/>
+            </w:pPr>
+            <w:r>
+              <w:rPr>
+                <w:rFonts w:ascii="Tahoma" w:cs="Tahoma" w:eastAsia="Tahoma" w:hAnsi="Tahoma"/>
+                <w:b w:val="false"/>
+                <w:bCs w:val="false"/>
+                <w:color w:val="5E6265"/>
+                <w:sz w:val="18"/>
+                <w:szCs w:val="18"/>
+                <w:rtl/>
+              </w:rPr>
+              <w:t xml:space="preserve">1</w:t>
+            </w:r>
+          </w:p>
+        </w:tc>
+        <w:tc>
+          <w:tcPr>
+            <w:tcW w:type="dxa" w:w="1200"/>
+            <w:tcBorders>
+              <w:top w:val="single" w:color="DEDFE1" w:sz="4"/>
+              <w:left w:val="single" w:color="DEDFE1" w:sz="4"/>
+              <w:bottom w:val="single" w:color="DEDFE1" w:sz="4"/>
+              <w:right w:val="single" w:color="DEDFE1" w:sz="4"/>
+            </w:tcBorders>
+            <w:shd w:fill="FAFAFB" w:color="auto" w:val="clear"/>
+            <w:tcMar>
+              <w:top w:type="dxa" w:w="90"/>
+              <w:left w:type="dxa" w:w="110"/>
+              <w:bottom w:type="dxa" w:w="90"/>
+              <w:right w:type="dxa" w:w="110"/>
+            </w:tcMar>
+            <w:vAlign w:val="center"/>
+          </w:tcPr>
+          <w:p>
+            <w:pPr>
+              <w:bidi/>
+              <w:spacing w:after="0" w:before="0" w:line="300" w:lineRule="auto"/>
+              <w:jc w:val="center"/>
+            </w:pPr>
+            <w:r>
+              <w:rPr>
+                <w:rFonts w:ascii="Tahoma" w:cs="Tahoma" w:eastAsia="Tahoma" w:hAnsi="Tahoma"/>
+                <w:b w:val="false"/>
+                <w:bCs w:val="false"/>
+                <w:color w:val="5E6265"/>
+                <w:sz w:val="18"/>
+                <w:szCs w:val="18"/>
+                <w:rtl/>
+              </w:rPr>
+              <w:t xml:space="preserve">571</w:t>
+            </w:r>
+          </w:p>
+        </w:tc>
+        <w:tc>
+          <w:tcPr>
+            <w:tcW w:type="dxa" w:w="1200"/>
+            <w:tcBorders>
+              <w:top w:val="single" w:color="DEDFE1" w:sz="4"/>
+              <w:left w:val="single" w:color="DEDFE1" w:sz="4"/>
+              <w:bottom w:val="single" w:color="DEDFE1" w:sz="4"/>
+              <w:right w:val="single" w:color="DEDFE1" w:sz="4"/>
+            </w:tcBorders>
+            <w:shd w:fill="FAFAFB" w:color="auto" w:val="clear"/>
+            <w:tcMar>
+              <w:top w:type="dxa" w:w="90"/>
+              <w:left w:type="dxa" w:w="110"/>
+              <w:bottom w:type="dxa" w:w="90"/>
+              <w:right w:type="dxa" w:w="110"/>
+            </w:tcMar>
+            <w:vAlign w:val="center"/>
+          </w:tcPr>
+          <w:p>
+            <w:pPr>
+              <w:bidi/>
+              <w:spacing w:after="0" w:before="0" w:line="300" w:lineRule="auto"/>
+              <w:jc w:val="center"/>
+            </w:pPr>
+            <w:r>
+              <w:rPr>
+                <w:rFonts w:ascii="Tahoma" w:cs="Tahoma" w:eastAsia="Tahoma" w:hAnsi="Tahoma"/>
+                <w:b w:val="false"/>
+                <w:bCs w:val="false"/>
+                <w:color w:val="5E6265"/>
+                <w:sz w:val="18"/>
+                <w:szCs w:val="18"/>
+                <w:rtl/>
+              </w:rPr>
+              <w:t xml:space="preserve">11,923</w:t>
+            </w:r>
+          </w:p>
+        </w:tc>
+        <w:tc>
+          <w:tcPr>
+            <w:tcW w:type="dxa" w:w="1500"/>
+            <w:tcBorders>
+              <w:top w:val="single" w:color="DEDFE1" w:sz="4"/>
+              <w:left w:val="single" w:color="DEDFE1" w:sz="4"/>
+              <w:bottom w:val="single" w:color="DEDFE1" w:sz="4"/>
+              <w:right w:val="single" w:color="DEDFE1" w:sz="4"/>
+            </w:tcBorders>
+            <w:shd w:fill="FAFAFB" w:color="auto" w:val="clear"/>
+            <w:tcMar>
+              <w:top w:type="dxa" w:w="90"/>
+              <w:left w:type="dxa" w:w="110"/>
+              <w:bottom w:type="dxa" w:w="90"/>
+              <w:right w:type="dxa" w:w="110"/>
+            </w:tcMar>
+            <w:vAlign w:val="center"/>
+          </w:tcPr>
+          <w:p>
+            <w:pPr>
+              <w:bidi/>
+              <w:spacing w:after="0" w:before="0" w:line="300" w:lineRule="auto"/>
+              <w:jc w:val="center"/>
+            </w:pPr>
+            <w:r>
+              <w:rPr>
+                <w:rFonts w:ascii="Tahoma" w:cs="Tahoma" w:eastAsia="Tahoma" w:hAnsi="Tahoma"/>
+                <w:b w:val="false"/>
+                <w:bCs w:val="false"/>
+                <w:color w:val="5E6265"/>
+                <w:sz w:val="18"/>
+                <w:szCs w:val="18"/>
+                <w:rtl/>
+              </w:rPr>
+              <w:t xml:space="preserve">26,175</w:t>
+            </w:r>
+          </w:p>
+        </w:tc>
+        <w:tc>
+          <w:tcPr>
+            <w:tcW w:type="dxa" w:w="1000"/>
+            <w:tcBorders>
+              <w:top w:val="single" w:color="DEDFE1" w:sz="4"/>
+              <w:left w:val="single" w:color="DEDFE1" w:sz="4"/>
+              <w:bottom w:val="single" w:color="DEDFE1" w:sz="4"/>
+              <w:right w:val="single" w:color="DEDFE1" w:sz="4"/>
+            </w:tcBorders>
+            <w:shd w:fill="FAFAFB" w:color="auto" w:val="clear"/>
+            <w:tcMar>
+              <w:top w:type="dxa" w:w="90"/>
+              <w:left w:type="dxa" w:w="110"/>
+              <w:bottom w:type="dxa" w:w="90"/>
+              <w:right w:type="dxa" w:w="110"/>
+            </w:tcMar>
+            <w:vAlign w:val="center"/>
+          </w:tcPr>
+          <w:p>
+            <w:pPr>
+              <w:bidi/>
+              <w:spacing w:after="0" w:before="0" w:line="300" w:lineRule="auto"/>
+              <w:jc w:val="center"/>
+            </w:pPr>
+            <w:r>
+              <w:rPr>
+                <w:rFonts w:ascii="Tahoma" w:cs="Tahoma" w:eastAsia="Tahoma" w:hAnsi="Tahoma"/>
+                <w:b w:val="false"/>
+                <w:bCs w:val="false"/>
+                <w:color w:val="5E6265"/>
+                <w:sz w:val="18"/>
+                <w:szCs w:val="18"/>
+                <w:rtl/>
+              </w:rPr>
+              <w:t xml:space="preserve">45.8</w:t>
+            </w:r>
+          </w:p>
+        </w:tc>
+        <w:tc>
+          <w:tcPr>
+            <w:tcW w:type="dxa" w:w="1448"/>
+            <w:tcBorders>
+              <w:top w:val="single" w:color="DEDFE1" w:sz="4"/>
+              <w:left w:val="single" w:color="DEDFE1" w:sz="4"/>
+              <w:bottom w:val="single" w:color="DEDFE1" w:sz="4"/>
+              <w:right w:val="single" w:color="DEDFE1" w:sz="4"/>
+            </w:tcBorders>
+            <w:shd w:fill="FAFAFB" w:color="auto" w:val="clear"/>
+            <w:tcMar>
+              <w:top w:type="dxa" w:w="90"/>
+              <w:left w:type="dxa" w:w="110"/>
+              <w:bottom w:type="dxa" w:w="90"/>
+              <w:right w:type="dxa" w:w="110"/>
+            </w:tcMar>
+            <w:vAlign w:val="center"/>
+          </w:tcPr>
+          <w:p>
+            <w:pPr>
+              <w:bidi/>
+              <w:spacing w:after="0" w:before="0" w:line="300" w:lineRule="auto"/>
+              <w:jc w:val="center"/>
+            </w:pPr>
+            <w:r>
+              <w:rPr>
+                <w:rFonts w:ascii="Tahoma" w:cs="Tahoma" w:eastAsia="Tahoma" w:hAnsi="Tahoma"/>
+                <w:b/>
+                <w:bCs/>
+                <w:color w:val="1B7A4B"/>
+                <w:sz w:val="18"/>
+                <w:szCs w:val="18"/>
+                <w:rtl/>
+              </w:rPr>
+              <w:t xml:space="preserve">+‎151%‎</w:t>
+            </w:r>
+          </w:p>
+        </w:tc>
+      </w:tr>
+      <w:tr>
+        <w:tc>
+          <w:tcPr>
+            <w:tcW w:type="dxa" w:w="2500"/>
+            <w:tcBorders>
+              <w:top w:val="single" w:color="DEDFE1" w:sz="4"/>
+              <w:left w:val="single" w:color="DEDFE1" w:sz="4"/>
+              <w:bottom w:val="single" w:color="DEDFE1" w:sz="4"/>
+              <w:right w:val="single" w:color="DEDFE1" w:sz="4"/>
+            </w:tcBorders>
+            <w:tcMar>
+              <w:top w:type="dxa" w:w="90"/>
+              <w:left w:type="dxa" w:w="110"/>
+              <w:bottom w:type="dxa" w:w="90"/>
+              <w:right w:type="dxa" w:w="110"/>
+            </w:tcMar>
+            <w:vAlign w:val="center"/>
+          </w:tcPr>
+          <w:p>
+            <w:pPr>
+              <w:bidi/>
+              <w:spacing w:after="0" w:before="0" w:line="300" w:lineRule="auto"/>
+              <w:jc w:val="start"/>
+            </w:pPr>
+            <w:r>
+              <w:rPr>
+                <w:rFonts w:ascii="Tahoma" w:cs="Tahoma" w:eastAsia="Tahoma" w:hAnsi="Tahoma"/>
+                <w:b/>
+                <w:bCs/>
+                <w:color w:val="2B2E30"/>
+                <w:sz w:val="18"/>
+                <w:szCs w:val="18"/>
+                <w:rtl/>
+              </w:rPr>
+              <w:t xml:space="preserve">الأسبوع التالي (5–11 يوليو)</w:t>
+            </w:r>
+          </w:p>
+        </w:tc>
+        <w:tc>
+          <w:tcPr>
+            <w:tcW w:type="dxa" w:w="800"/>
+            <w:tcBorders>
+              <w:top w:val="single" w:color="DEDFE1" w:sz="4"/>
+              <w:left w:val="single" w:color="DEDFE1" w:sz="4"/>
+              <w:bottom w:val="single" w:color="DEDFE1" w:sz="4"/>
+              <w:right w:val="single" w:color="DEDFE1" w:sz="4"/>
+            </w:tcBorders>
+            <w:tcMar>
+              <w:top w:type="dxa" w:w="90"/>
+              <w:left w:type="dxa" w:w="110"/>
+              <w:bottom w:type="dxa" w:w="90"/>
+              <w:right w:type="dxa" w:w="110"/>
+            </w:tcMar>
+            <w:vAlign w:val="center"/>
+          </w:tcPr>
+          <w:p>
+            <w:pPr>
+              <w:bidi/>
+              <w:spacing w:after="0" w:before="0" w:line="300" w:lineRule="auto"/>
+              <w:jc w:val="center"/>
+            </w:pPr>
+            <w:r>
+              <w:rPr>
+                <w:rFonts w:ascii="Tahoma" w:cs="Tahoma" w:eastAsia="Tahoma" w:hAnsi="Tahoma"/>
+                <w:b w:val="false"/>
+                <w:bCs w:val="false"/>
+                <w:color w:val="5E6265"/>
+                <w:sz w:val="18"/>
+                <w:szCs w:val="18"/>
+                <w:rtl/>
+              </w:rPr>
+              <w:t xml:space="preserve">7</w:t>
+            </w:r>
+          </w:p>
+        </w:tc>
+        <w:tc>
+          <w:tcPr>
+            <w:tcW w:type="dxa" w:w="1200"/>
+            <w:tcBorders>
+              <w:top w:val="single" w:color="DEDFE1" w:sz="4"/>
+              <w:left w:val="single" w:color="DEDFE1" w:sz="4"/>
+              <w:bottom w:val="single" w:color="DEDFE1" w:sz="4"/>
+              <w:right w:val="single" w:color="DEDFE1" w:sz="4"/>
+            </w:tcBorders>
+            <w:tcMar>
+              <w:top w:type="dxa" w:w="90"/>
+              <w:left w:type="dxa" w:w="110"/>
+              <w:bottom w:type="dxa" w:w="90"/>
+              <w:right w:type="dxa" w:w="110"/>
+            </w:tcMar>
+            <w:vAlign w:val="center"/>
+          </w:tcPr>
+          <w:p>
+            <w:pPr>
+              <w:bidi/>
+              <w:spacing w:after="0" w:before="0" w:line="300" w:lineRule="auto"/>
+              <w:jc w:val="center"/>
+            </w:pPr>
+            <w:r>
+              <w:rPr>
+                <w:rFonts w:ascii="Tahoma" w:cs="Tahoma" w:eastAsia="Tahoma" w:hAnsi="Tahoma"/>
+                <w:b w:val="false"/>
+                <w:bCs w:val="false"/>
+                <w:color w:val="5E6265"/>
+                <w:sz w:val="18"/>
+                <w:szCs w:val="18"/>
+                <w:rtl/>
+              </w:rPr>
+              <w:t xml:space="preserve">323</w:t>
+            </w:r>
+          </w:p>
+        </w:tc>
+        <w:tc>
+          <w:tcPr>
+            <w:tcW w:type="dxa" w:w="1200"/>
+            <w:tcBorders>
+              <w:top w:val="single" w:color="DEDFE1" w:sz="4"/>
+              <w:left w:val="single" w:color="DEDFE1" w:sz="4"/>
+              <w:bottom w:val="single" w:color="DEDFE1" w:sz="4"/>
+              <w:right w:val="single" w:color="DEDFE1" w:sz="4"/>
+            </w:tcBorders>
+            <w:tcMar>
+              <w:top w:type="dxa" w:w="90"/>
+              <w:left w:type="dxa" w:w="110"/>
+              <w:bottom w:type="dxa" w:w="90"/>
+              <w:right w:type="dxa" w:w="110"/>
+            </w:tcMar>
+            <w:vAlign w:val="center"/>
+          </w:tcPr>
+          <w:p>
+            <w:pPr>
+              <w:bidi/>
+              <w:spacing w:after="0" w:before="0" w:line="300" w:lineRule="auto"/>
+              <w:jc w:val="center"/>
+            </w:pPr>
+            <w:r>
+              <w:rPr>
+                <w:rFonts w:ascii="Tahoma" w:cs="Tahoma" w:eastAsia="Tahoma" w:hAnsi="Tahoma"/>
+                <w:b w:val="false"/>
+                <w:bCs w:val="false"/>
+                <w:color w:val="5E6265"/>
+                <w:sz w:val="18"/>
+                <w:szCs w:val="18"/>
+                <w:rtl/>
+              </w:rPr>
+              <w:t xml:space="preserve">7,134</w:t>
+            </w:r>
+          </w:p>
+        </w:tc>
+        <w:tc>
+          <w:tcPr>
+            <w:tcW w:type="dxa" w:w="1500"/>
+            <w:tcBorders>
+              <w:top w:val="single" w:color="DEDFE1" w:sz="4"/>
+              <w:left w:val="single" w:color="DEDFE1" w:sz="4"/>
+              <w:bottom w:val="single" w:color="DEDFE1" w:sz="4"/>
+              <w:right w:val="single" w:color="DEDFE1" w:sz="4"/>
+            </w:tcBorders>
+            <w:tcMar>
+              <w:top w:type="dxa" w:w="90"/>
+              <w:left w:type="dxa" w:w="110"/>
+              <w:bottom w:type="dxa" w:w="90"/>
+              <w:right w:type="dxa" w:w="110"/>
+            </w:tcMar>
+            <w:vAlign w:val="center"/>
+          </w:tcPr>
+          <w:p>
+            <w:pPr>
+              <w:bidi/>
+              <w:spacing w:after="0" w:before="0" w:line="300" w:lineRule="auto"/>
+              <w:jc w:val="center"/>
+            </w:pPr>
+            <w:r>
+              <w:rPr>
+                <w:rFonts w:ascii="Tahoma" w:cs="Tahoma" w:eastAsia="Tahoma" w:hAnsi="Tahoma"/>
+                <w:b w:val="false"/>
+                <w:bCs w:val="false"/>
+                <w:color w:val="5E6265"/>
+                <w:sz w:val="18"/>
+                <w:szCs w:val="18"/>
+                <w:rtl/>
+              </w:rPr>
+              <w:t xml:space="preserve">15,419</w:t>
+            </w:r>
+          </w:p>
+        </w:tc>
+        <w:tc>
+          <w:tcPr>
+            <w:tcW w:type="dxa" w:w="1000"/>
+            <w:tcBorders>
+              <w:top w:val="single" w:color="DEDFE1" w:sz="4"/>
+              <w:left w:val="single" w:color="DEDFE1" w:sz="4"/>
+              <w:bottom w:val="single" w:color="DEDFE1" w:sz="4"/>
+              <w:right w:val="single" w:color="DEDFE1" w:sz="4"/>
+            </w:tcBorders>
+            <w:tcMar>
+              <w:top w:type="dxa" w:w="90"/>
+              <w:left w:type="dxa" w:w="110"/>
+              <w:bottom w:type="dxa" w:w="90"/>
+              <w:right w:type="dxa" w:w="110"/>
+            </w:tcMar>
+            <w:vAlign w:val="center"/>
+          </w:tcPr>
+          <w:p>
+            <w:pPr>
+              <w:bidi/>
+              <w:spacing w:after="0" w:before="0" w:line="300" w:lineRule="auto"/>
+              <w:jc w:val="center"/>
+            </w:pPr>
+            <w:r>
+              <w:rPr>
+                <w:rFonts w:ascii="Tahoma" w:cs="Tahoma" w:eastAsia="Tahoma" w:hAnsi="Tahoma"/>
+                <w:b w:val="false"/>
+                <w:bCs w:val="false"/>
+                <w:color w:val="5E6265"/>
+                <w:sz w:val="18"/>
+                <w:szCs w:val="18"/>
+                <w:rtl/>
+              </w:rPr>
+              <w:t xml:space="preserve">47.7</w:t>
+            </w:r>
+          </w:p>
+        </w:tc>
+        <w:tc>
+          <w:tcPr>
+            <w:tcW w:type="dxa" w:w="1448"/>
+            <w:tcBorders>
+              <w:top w:val="single" w:color="DEDFE1" w:sz="4"/>
+              <w:left w:val="single" w:color="DEDFE1" w:sz="4"/>
+              <w:bottom w:val="single" w:color="DEDFE1" w:sz="4"/>
+              <w:right w:val="single" w:color="DEDFE1" w:sz="4"/>
+            </w:tcBorders>
+            <w:tcMar>
+              <w:top w:type="dxa" w:w="90"/>
+              <w:left w:type="dxa" w:w="110"/>
+              <w:bottom w:type="dxa" w:w="90"/>
+              <w:right w:type="dxa" w:w="110"/>
+            </w:tcMar>
+            <w:vAlign w:val="center"/>
+          </w:tcPr>
+          <w:p>
+            <w:pPr>
+              <w:bidi/>
+              <w:spacing w:after="0" w:before="0" w:line="300" w:lineRule="auto"/>
+              <w:jc w:val="center"/>
+            </w:pPr>
+            <w:r>
+              <w:rPr>
+                <w:rFonts w:ascii="Tahoma" w:cs="Tahoma" w:eastAsia="Tahoma" w:hAnsi="Tahoma"/>
+                <w:b/>
+                <w:bCs/>
+                <w:color w:val="1B7A4B"/>
+                <w:sz w:val="18"/>
+                <w:szCs w:val="18"/>
+                <w:rtl/>
+              </w:rPr>
+              <w:t xml:space="preserve">+‎48%‎</w:t>
+            </w:r>
+          </w:p>
+        </w:tc>
+      </w:tr>
+      <w:tr>
+        <w:tc>
+          <w:tcPr>
+            <w:tcW w:type="dxa" w:w="2500"/>
+            <w:tcBorders>
+              <w:top w:val="single" w:color="DEDFE1" w:sz="4"/>
+              <w:left w:val="single" w:color="DEDFE1" w:sz="4"/>
+              <w:bottom w:val="single" w:color="DEDFE1" w:sz="4"/>
+              <w:right w:val="single" w:color="DEDFE1" w:sz="4"/>
+            </w:tcBorders>
+            <w:shd w:fill="FAFAFB" w:color="auto" w:val="clear"/>
+            <w:tcMar>
+              <w:top w:type="dxa" w:w="90"/>
+              <w:left w:type="dxa" w:w="110"/>
+              <w:bottom w:type="dxa" w:w="90"/>
+              <w:right w:type="dxa" w:w="110"/>
+            </w:tcMar>
+            <w:vAlign w:val="center"/>
+          </w:tcPr>
+          <w:p>
+            <w:pPr>
+              <w:bidi/>
+              <w:spacing w:after="0" w:before="0" w:line="300" w:lineRule="auto"/>
+              <w:jc w:val="start"/>
+            </w:pPr>
+            <w:r>
+              <w:rPr>
+                <w:rFonts w:ascii="Tahoma" w:cs="Tahoma" w:eastAsia="Tahoma" w:hAnsi="Tahoma"/>
+                <w:b/>
+                <w:bCs/>
+                <w:color w:val="2B2E30"/>
+                <w:sz w:val="18"/>
+                <w:szCs w:val="18"/>
+                <w:rtl/>
+              </w:rPr>
+              <w:t xml:space="preserve">بقية الشهر (12–31 يوليو)</w:t>
+            </w:r>
+          </w:p>
+        </w:tc>
+        <w:tc>
+          <w:tcPr>
+            <w:tcW w:type="dxa" w:w="800"/>
+            <w:tcBorders>
+              <w:top w:val="single" w:color="DEDFE1" w:sz="4"/>
+              <w:left w:val="single" w:color="DEDFE1" w:sz="4"/>
+              <w:bottom w:val="single" w:color="DEDFE1" w:sz="4"/>
+              <w:right w:val="single" w:color="DEDFE1" w:sz="4"/>
+            </w:tcBorders>
+            <w:shd w:fill="FAFAFB" w:color="auto" w:val="clear"/>
+            <w:tcMar>
+              <w:top w:type="dxa" w:w="90"/>
+              <w:left w:type="dxa" w:w="110"/>
+              <w:bottom w:type="dxa" w:w="90"/>
+              <w:right w:type="dxa" w:w="110"/>
+            </w:tcMar>
+            <w:vAlign w:val="center"/>
+          </w:tcPr>
+          <w:p>
+            <w:pPr>
+              <w:bidi/>
+              <w:spacing w:after="0" w:before="0" w:line="300" w:lineRule="auto"/>
+              <w:jc w:val="center"/>
+            </w:pPr>
+            <w:r>
+              <w:rPr>
+                <w:rFonts w:ascii="Tahoma" w:cs="Tahoma" w:eastAsia="Tahoma" w:hAnsi="Tahoma"/>
+                <w:b w:val="false"/>
+                <w:bCs w:val="false"/>
+                <w:color w:val="5E6265"/>
+                <w:sz w:val="18"/>
+                <w:szCs w:val="18"/>
+                <w:rtl/>
+              </w:rPr>
+              <w:t xml:space="preserve">20</w:t>
+            </w:r>
+          </w:p>
+        </w:tc>
+        <w:tc>
+          <w:tcPr>
+            <w:tcW w:type="dxa" w:w="1200"/>
+            <w:tcBorders>
+              <w:top w:val="single" w:color="DEDFE1" w:sz="4"/>
+              <w:left w:val="single" w:color="DEDFE1" w:sz="4"/>
+              <w:bottom w:val="single" w:color="DEDFE1" w:sz="4"/>
+              <w:right w:val="single" w:color="DEDFE1" w:sz="4"/>
+            </w:tcBorders>
+            <w:shd w:fill="FAFAFB" w:color="auto" w:val="clear"/>
+            <w:tcMar>
+              <w:top w:type="dxa" w:w="90"/>
+              <w:left w:type="dxa" w:w="110"/>
+              <w:bottom w:type="dxa" w:w="90"/>
+              <w:right w:type="dxa" w:w="110"/>
+            </w:tcMar>
+            <w:vAlign w:val="center"/>
+          </w:tcPr>
+          <w:p>
+            <w:pPr>
+              <w:bidi/>
+              <w:spacing w:after="0" w:before="0" w:line="300" w:lineRule="auto"/>
+              <w:jc w:val="center"/>
+            </w:pPr>
+            <w:r>
+              <w:rPr>
+                <w:rFonts w:ascii="Tahoma" w:cs="Tahoma" w:eastAsia="Tahoma" w:hAnsi="Tahoma"/>
+                <w:b w:val="false"/>
+                <w:bCs w:val="false"/>
+                <w:color w:val="5E6265"/>
+                <w:sz w:val="18"/>
+                <w:szCs w:val="18"/>
+                <w:rtl/>
+              </w:rPr>
+              <w:t xml:space="preserve">296</w:t>
+            </w:r>
+          </w:p>
+        </w:tc>
+        <w:tc>
+          <w:tcPr>
+            <w:tcW w:type="dxa" w:w="1200"/>
+            <w:tcBorders>
+              <w:top w:val="single" w:color="DEDFE1" w:sz="4"/>
+              <w:left w:val="single" w:color="DEDFE1" w:sz="4"/>
+              <w:bottom w:val="single" w:color="DEDFE1" w:sz="4"/>
+              <w:right w:val="single" w:color="DEDFE1" w:sz="4"/>
+            </w:tcBorders>
+            <w:shd w:fill="FAFAFB" w:color="auto" w:val="clear"/>
+            <w:tcMar>
+              <w:top w:type="dxa" w:w="90"/>
+              <w:left w:type="dxa" w:w="110"/>
+              <w:bottom w:type="dxa" w:w="90"/>
+              <w:right w:type="dxa" w:w="110"/>
+            </w:tcMar>
+            <w:vAlign w:val="center"/>
+          </w:tcPr>
+          <w:p>
+            <w:pPr>
+              <w:bidi/>
+              <w:spacing w:after="0" w:before="0" w:line="300" w:lineRule="auto"/>
+              <w:jc w:val="center"/>
+            </w:pPr>
+            <w:r>
+              <w:rPr>
+                <w:rFonts w:ascii="Tahoma" w:cs="Tahoma" w:eastAsia="Tahoma" w:hAnsi="Tahoma"/>
+                <w:b w:val="false"/>
+                <w:bCs w:val="false"/>
+                <w:color w:val="5E6265"/>
+                <w:sz w:val="18"/>
+                <w:szCs w:val="18"/>
+                <w:rtl/>
+              </w:rPr>
+              <w:t xml:space="preserve">6,478</w:t>
+            </w:r>
+          </w:p>
+        </w:tc>
+        <w:tc>
+          <w:tcPr>
+            <w:tcW w:type="dxa" w:w="1500"/>
+            <w:tcBorders>
+              <w:top w:val="single" w:color="DEDFE1" w:sz="4"/>
+              <w:left w:val="single" w:color="DEDFE1" w:sz="4"/>
+              <w:bottom w:val="single" w:color="DEDFE1" w:sz="4"/>
+              <w:right w:val="single" w:color="DEDFE1" w:sz="4"/>
+            </w:tcBorders>
+            <w:shd w:fill="FAFAFB" w:color="auto" w:val="clear"/>
+            <w:tcMar>
+              <w:top w:type="dxa" w:w="90"/>
+              <w:left w:type="dxa" w:w="110"/>
+              <w:bottom w:type="dxa" w:w="90"/>
+              <w:right w:type="dxa" w:w="110"/>
+            </w:tcMar>
+            <w:vAlign w:val="center"/>
+          </w:tcPr>
+          <w:p>
+            <w:pPr>
+              <w:bidi/>
+              <w:spacing w:after="0" w:before="0" w:line="300" w:lineRule="auto"/>
+              <w:jc w:val="center"/>
+            </w:pPr>
+            <w:r>
+              <w:rPr>
+                <w:rFonts w:ascii="Tahoma" w:cs="Tahoma" w:eastAsia="Tahoma" w:hAnsi="Tahoma"/>
+                <w:b w:val="false"/>
+                <w:bCs w:val="false"/>
+                <w:color w:val="5E6265"/>
+                <w:sz w:val="18"/>
+                <w:szCs w:val="18"/>
+                <w:rtl/>
+              </w:rPr>
+              <w:t xml:space="preserve">13,973</w:t>
+            </w:r>
+          </w:p>
+        </w:tc>
+        <w:tc>
+          <w:tcPr>
+            <w:tcW w:type="dxa" w:w="1000"/>
+            <w:tcBorders>
+              <w:top w:val="single" w:color="DEDFE1" w:sz="4"/>
+              <w:left w:val="single" w:color="DEDFE1" w:sz="4"/>
+              <w:bottom w:val="single" w:color="DEDFE1" w:sz="4"/>
+              <w:right w:val="single" w:color="DEDFE1" w:sz="4"/>
+            </w:tcBorders>
+            <w:shd w:fill="FAFAFB" w:color="auto" w:val="clear"/>
+            <w:tcMar>
+              <w:top w:type="dxa" w:w="90"/>
+              <w:left w:type="dxa" w:w="110"/>
+              <w:bottom w:type="dxa" w:w="90"/>
+              <w:right w:type="dxa" w:w="110"/>
+            </w:tcMar>
+            <w:vAlign w:val="center"/>
+          </w:tcPr>
+          <w:p>
+            <w:pPr>
+              <w:bidi/>
+              <w:spacing w:after="0" w:before="0" w:line="300" w:lineRule="auto"/>
+              <w:jc w:val="center"/>
+            </w:pPr>
+            <w:r>
+              <w:rPr>
+                <w:rFonts w:ascii="Tahoma" w:cs="Tahoma" w:eastAsia="Tahoma" w:hAnsi="Tahoma"/>
+                <w:b w:val="false"/>
+                <w:bCs w:val="false"/>
+                <w:color w:val="5E6265"/>
+                <w:sz w:val="18"/>
+                <w:szCs w:val="18"/>
+                <w:rtl/>
+              </w:rPr>
+              <w:t xml:space="preserve">47.2</w:t>
+            </w:r>
+          </w:p>
+        </w:tc>
+        <w:tc>
+          <w:tcPr>
+            <w:tcW w:type="dxa" w:w="1448"/>
+            <w:tcBorders>
+              <w:top w:val="single" w:color="DEDFE1" w:sz="4"/>
+              <w:left w:val="single" w:color="DEDFE1" w:sz="4"/>
+              <w:bottom w:val="single" w:color="DEDFE1" w:sz="4"/>
+              <w:right w:val="single" w:color="DEDFE1" w:sz="4"/>
+            </w:tcBorders>
+            <w:shd w:fill="FAFAFB" w:color="auto" w:val="clear"/>
+            <w:tcMar>
+              <w:top w:type="dxa" w:w="90"/>
+              <w:left w:type="dxa" w:w="110"/>
+              <w:bottom w:type="dxa" w:w="90"/>
+              <w:right w:type="dxa" w:w="110"/>
+            </w:tcMar>
+            <w:vAlign w:val="center"/>
+          </w:tcPr>
+          <w:p>
+            <w:pPr>
+              <w:bidi/>
+              <w:spacing w:after="0" w:before="0" w:line="300" w:lineRule="auto"/>
+              <w:jc w:val="center"/>
+            </w:pPr>
+            <w:r>
+              <w:rPr>
+                <w:rFonts w:ascii="Tahoma" w:cs="Tahoma" w:eastAsia="Tahoma" w:hAnsi="Tahoma"/>
+                <w:b/>
+                <w:bCs/>
+                <w:color w:val="1B7A4B"/>
+                <w:sz w:val="18"/>
+                <w:szCs w:val="18"/>
+                <w:rtl/>
+              </w:rPr>
+              <w:t xml:space="preserve">+‎34%‎</w:t>
+            </w:r>
+          </w:p>
+        </w:tc>
+      </w:tr>
+      <w:tr>
+        <w:tc>
+          <w:tcPr>
+            <w:tcW w:type="dxa" w:w="2500"/>
+            <w:tcBorders>
+              <w:top w:val="single" w:color="DEDFE1" w:sz="4"/>
+              <w:left w:val="single" w:color="DEDFE1" w:sz="4"/>
+              <w:bottom w:val="single" w:color="DEDFE1" w:sz="4"/>
+              <w:right w:val="single" w:color="DEDFE1" w:sz="4"/>
+            </w:tcBorders>
+            <w:tcMar>
+              <w:top w:type="dxa" w:w="90"/>
+              <w:left w:type="dxa" w:w="110"/>
+              <w:bottom w:type="dxa" w:w="90"/>
+              <w:right w:type="dxa" w:w="110"/>
+            </w:tcMar>
+            <w:vAlign w:val="center"/>
+          </w:tcPr>
+          <w:p>
+            <w:pPr>
+              <w:bidi/>
+              <w:spacing w:after="0" w:before="0" w:line="300" w:lineRule="auto"/>
+              <w:jc w:val="start"/>
+            </w:pPr>
+            <w:r>
+              <w:rPr>
+                <w:rFonts w:ascii="Tahoma" w:cs="Tahoma" w:eastAsia="Tahoma" w:hAnsi="Tahoma"/>
+                <w:b/>
+                <w:bCs/>
+                <w:color w:val="2B2E30"/>
+                <w:sz w:val="18"/>
+                <w:szCs w:val="18"/>
+                <w:rtl/>
+              </w:rPr>
+              <w:t xml:space="preserve">كامل ما بعد الحملة (5–31 يوليو)</w:t>
+            </w:r>
+          </w:p>
+        </w:tc>
+        <w:tc>
+          <w:tcPr>
+            <w:tcW w:type="dxa" w:w="800"/>
+            <w:tcBorders>
+              <w:top w:val="single" w:color="DEDFE1" w:sz="4"/>
+              <w:left w:val="single" w:color="DEDFE1" w:sz="4"/>
+              <w:bottom w:val="single" w:color="DEDFE1" w:sz="4"/>
+              <w:right w:val="single" w:color="DEDFE1" w:sz="4"/>
+            </w:tcBorders>
+            <w:tcMar>
+              <w:top w:type="dxa" w:w="90"/>
+              <w:left w:type="dxa" w:w="110"/>
+              <w:bottom w:type="dxa" w:w="90"/>
+              <w:right w:type="dxa" w:w="110"/>
+            </w:tcMar>
+            <w:vAlign w:val="center"/>
+          </w:tcPr>
+          <w:p>
+            <w:pPr>
+              <w:bidi/>
+              <w:spacing w:after="0" w:before="0" w:line="300" w:lineRule="auto"/>
+              <w:jc w:val="center"/>
+            </w:pPr>
+            <w:r>
+              <w:rPr>
+                <w:rFonts w:ascii="Tahoma" w:cs="Tahoma" w:eastAsia="Tahoma" w:hAnsi="Tahoma"/>
+                <w:b w:val="false"/>
+                <w:bCs w:val="false"/>
+                <w:color w:val="5E6265"/>
+                <w:sz w:val="18"/>
+                <w:szCs w:val="18"/>
+                <w:rtl/>
+              </w:rPr>
+              <w:t xml:space="preserve">27</w:t>
+            </w:r>
+          </w:p>
+        </w:tc>
+        <w:tc>
+          <w:tcPr>
+            <w:tcW w:type="dxa" w:w="1200"/>
+            <w:tcBorders>
+              <w:top w:val="single" w:color="DEDFE1" w:sz="4"/>
+              <w:left w:val="single" w:color="DEDFE1" w:sz="4"/>
+              <w:bottom w:val="single" w:color="DEDFE1" w:sz="4"/>
+              <w:right w:val="single" w:color="DEDFE1" w:sz="4"/>
+            </w:tcBorders>
+            <w:tcMar>
+              <w:top w:type="dxa" w:w="90"/>
+              <w:left w:type="dxa" w:w="110"/>
+              <w:bottom w:type="dxa" w:w="90"/>
+              <w:right w:type="dxa" w:w="110"/>
+            </w:tcMar>
+            <w:vAlign w:val="center"/>
+          </w:tcPr>
+          <w:p>
+            <w:pPr>
+              <w:bidi/>
+              <w:spacing w:after="0" w:before="0" w:line="300" w:lineRule="auto"/>
+              <w:jc w:val="center"/>
+            </w:pPr>
+            <w:r>
+              <w:rPr>
+                <w:rFonts w:ascii="Tahoma" w:cs="Tahoma" w:eastAsia="Tahoma" w:hAnsi="Tahoma"/>
+                <w:b w:val="false"/>
+                <w:bCs w:val="false"/>
+                <w:color w:val="5E6265"/>
+                <w:sz w:val="18"/>
+                <w:szCs w:val="18"/>
+                <w:rtl/>
+              </w:rPr>
+              <w:t xml:space="preserve">303</w:t>
+            </w:r>
+          </w:p>
+        </w:tc>
+        <w:tc>
+          <w:tcPr>
+            <w:tcW w:type="dxa" w:w="1200"/>
+            <w:tcBorders>
+              <w:top w:val="single" w:color="DEDFE1" w:sz="4"/>
+              <w:left w:val="single" w:color="DEDFE1" w:sz="4"/>
+              <w:bottom w:val="single" w:color="DEDFE1" w:sz="4"/>
+              <w:right w:val="single" w:color="DEDFE1" w:sz="4"/>
+            </w:tcBorders>
+            <w:tcMar>
+              <w:top w:type="dxa" w:w="90"/>
+              <w:left w:type="dxa" w:w="110"/>
+              <w:bottom w:type="dxa" w:w="90"/>
+              <w:right w:type="dxa" w:w="110"/>
+            </w:tcMar>
+            <w:vAlign w:val="center"/>
+          </w:tcPr>
+          <w:p>
+            <w:pPr>
+              <w:bidi/>
+              <w:spacing w:after="0" w:before="0" w:line="300" w:lineRule="auto"/>
+              <w:jc w:val="center"/>
+            </w:pPr>
+            <w:r>
+              <w:rPr>
+                <w:rFonts w:ascii="Tahoma" w:cs="Tahoma" w:eastAsia="Tahoma" w:hAnsi="Tahoma"/>
+                <w:b w:val="false"/>
+                <w:bCs w:val="false"/>
+                <w:color w:val="5E6265"/>
+                <w:sz w:val="18"/>
+                <w:szCs w:val="18"/>
+                <w:rtl/>
+              </w:rPr>
+              <w:t xml:space="preserve">6,648</w:t>
+            </w:r>
+          </w:p>
+        </w:tc>
+        <w:tc>
+          <w:tcPr>
+            <w:tcW w:type="dxa" w:w="1500"/>
+            <w:tcBorders>
+              <w:top w:val="single" w:color="DEDFE1" w:sz="4"/>
+              <w:left w:val="single" w:color="DEDFE1" w:sz="4"/>
+              <w:bottom w:val="single" w:color="DEDFE1" w:sz="4"/>
+              <w:right w:val="single" w:color="DEDFE1" w:sz="4"/>
+            </w:tcBorders>
+            <w:tcMar>
+              <w:top w:type="dxa" w:w="90"/>
+              <w:left w:type="dxa" w:w="110"/>
+              <w:bottom w:type="dxa" w:w="90"/>
+              <w:right w:type="dxa" w:w="110"/>
+            </w:tcMar>
+            <w:vAlign w:val="center"/>
+          </w:tcPr>
+          <w:p>
+            <w:pPr>
+              <w:bidi/>
+              <w:spacing w:after="0" w:before="0" w:line="300" w:lineRule="auto"/>
+              <w:jc w:val="center"/>
+            </w:pPr>
+            <w:r>
+              <w:rPr>
+                <w:rFonts w:ascii="Tahoma" w:cs="Tahoma" w:eastAsia="Tahoma" w:hAnsi="Tahoma"/>
+                <w:b w:val="false"/>
+                <w:bCs w:val="false"/>
+                <w:color w:val="5E6265"/>
+                <w:sz w:val="18"/>
+                <w:szCs w:val="18"/>
+                <w:rtl/>
+              </w:rPr>
+              <w:t xml:space="preserve">14,348</w:t>
+            </w:r>
+          </w:p>
+        </w:tc>
+        <w:tc>
+          <w:tcPr>
+            <w:tcW w:type="dxa" w:w="1000"/>
+            <w:tcBorders>
+              <w:top w:val="single" w:color="DEDFE1" w:sz="4"/>
+              <w:left w:val="single" w:color="DEDFE1" w:sz="4"/>
+              <w:bottom w:val="single" w:color="DEDFE1" w:sz="4"/>
+              <w:right w:val="single" w:color="DEDFE1" w:sz="4"/>
+            </w:tcBorders>
+            <w:tcMar>
+              <w:top w:type="dxa" w:w="90"/>
+              <w:left w:type="dxa" w:w="110"/>
+              <w:bottom w:type="dxa" w:w="90"/>
+              <w:right w:type="dxa" w:w="110"/>
+            </w:tcMar>
+            <w:vAlign w:val="center"/>
+          </w:tcPr>
+          <w:p>
+            <w:pPr>
+              <w:bidi/>
+              <w:spacing w:after="0" w:before="0" w:line="300" w:lineRule="auto"/>
+              <w:jc w:val="center"/>
+            </w:pPr>
+            <w:r>
+              <w:rPr>
+                <w:rFonts w:ascii="Tahoma" w:cs="Tahoma" w:eastAsia="Tahoma" w:hAnsi="Tahoma"/>
+                <w:b w:val="false"/>
+                <w:bCs w:val="false"/>
+                <w:color w:val="5E6265"/>
+                <w:sz w:val="18"/>
+                <w:szCs w:val="18"/>
+                <w:rtl/>
+              </w:rPr>
+              <w:t xml:space="preserve">47.3</w:t>
+            </w:r>
+          </w:p>
+        </w:tc>
+        <w:tc>
+          <w:tcPr>
+            <w:tcW w:type="dxa" w:w="1448"/>
+            <w:tcBorders>
+              <w:top w:val="single" w:color="DEDFE1" w:sz="4"/>
+              <w:left w:val="single" w:color="DEDFE1" w:sz="4"/>
+              <w:bottom w:val="single" w:color="DEDFE1" w:sz="4"/>
+              <w:right w:val="single" w:color="DEDFE1" w:sz="4"/>
+            </w:tcBorders>
+            <w:tcMar>
+              <w:top w:type="dxa" w:w="90"/>
+              <w:left w:type="dxa" w:w="110"/>
+              <w:bottom w:type="dxa" w:w="90"/>
+              <w:right w:type="dxa" w:w="110"/>
+            </w:tcMar>
+            <w:vAlign w:val="center"/>
+          </w:tcPr>
+          <w:p>
+            <w:pPr>
+              <w:bidi/>
+              <w:spacing w:after="0" w:before="0" w:line="300" w:lineRule="auto"/>
+              <w:jc w:val="center"/>
+            </w:pPr>
+            <w:r>
+              <w:rPr>
+                <w:rFonts w:ascii="Tahoma" w:cs="Tahoma" w:eastAsia="Tahoma" w:hAnsi="Tahoma"/>
+                <w:b/>
+                <w:bCs/>
+                <w:color w:val="1B7A4B"/>
+                <w:sz w:val="18"/>
+                <w:szCs w:val="18"/>
+                <w:rtl/>
+              </w:rPr>
+              <w:t xml:space="preserve">+‎38%‎</w:t>
+            </w:r>
+          </w:p>
+        </w:tc>
+      </w:tr>
+    </w:tbl>
+    <w:p>
+      <w:pPr>
+        <w:bidi/>
+        <w:spacing w:after="150" w:before="90" w:line="300" w:lineRule="auto"/>
+        <w:jc w:val="start"/>
+      </w:pPr>
+      <w:r>
+        <w:rPr>
+          <w:rFonts w:ascii="Tahoma" w:cs="Tahoma" w:eastAsia="Tahoma" w:hAnsi="Tahoma"/>
+          <w:b w:val="false"/>
+          <w:bCs w:val="false"/>
+          <w:color w:val="8E9295"/>
+          <w:sz w:val="16"/>
+          <w:szCs w:val="16"/>
+          <w:rtl/>
+        </w:rPr>
+        <w:t xml:space="preserve">إيراد إضافي مقدَّر 121,951 ر.س مقابل تكلفة 25,000 ر.س — أي 4.9 أضعاف. القسائم المقدّرة ~309 (332 عملية بقيمة 50 ر.س و19 مجانية) مقابل سقف 300 سيارة.</w:t>
+      </w:r>
+    </w:p>
+    <w:p>
+      <w:pPr>
+        <w:keepNext/>
+        <w:bidi/>
+        <w:spacing w:after="70" w:before="150" w:line="300" w:lineRule="auto"/>
+        <w:jc w:val="start"/>
+      </w:pPr>
+      <w:r>
+        <w:rPr>
+          <w:rFonts w:ascii="DIN Next LT Arabic" w:cs="DIN Next LT Arabic" w:eastAsia="DIN Next LT Arabic" w:hAnsi="DIN Next LT Arabic"/>
+          <w:b/>
+          <w:bCs/>
+          <w:color w:val="2B2E30"/>
+          <w:sz w:val="22"/>
+          <w:szCs w:val="22"/>
+          <w:rtl/>
+        </w:rPr>
         <w:t xml:space="preserve">المستهدفات وما تحقق منها</w:t>
       </w:r>
     </w:p>
@@ -9865,7 +13938,7 @@
                 <w:szCs w:val="18"/>
                 <w:rtl/>
               </w:rPr>
-              <w:t xml:space="preserve">التفاعلات (تفاعل)</w:t>
+              <w:t xml:space="preserve">معدل التفاعل (%)</w:t>
             </w:r>
           </w:p>
         </w:tc>
@@ -9903,7 +13976,7 @@
                 <w:szCs w:val="18"/>
                 <w:rtl/>
               </w:rPr>
-              <w:t xml:space="preserve">10,000</w:t>
+              <w:t xml:space="preserve">‎10.0%‎</w:t>
             </w:r>
           </w:p>
         </w:tc>
@@ -9941,7 +14014,7 @@
                 <w:szCs w:val="18"/>
                 <w:rtl/>
               </w:rPr>
-              <w:t xml:space="preserve">14,000</w:t>
+              <w:t xml:space="preserve">‎14.0%‎</w:t>
             </w:r>
           </w:p>
         </w:tc>
@@ -10227,7 +14300,7 @@
           <w:szCs w:val="16"/>
           <w:rtl/>
         </w:rPr>
-        <w:t xml:space="preserve">معدل التفاعل الفعلي ‎1.4%‎ من إجمالي الوصول.</w:t>
+        <w:t xml:space="preserve">معدل التفاعل الفعلي ‎14.0%‎ مقابل مخطط ‎10.0%‎ — نحو 138,796 تفاعلاً على وصول 991,400.</w:t>
       </w:r>
     </w:p>
     <w:p>
@@ -10760,7 +14833,7 @@
                 <w:szCs w:val="17"/>
                 <w:rtl/>
               </w:rPr>
-              <w:t xml:space="preserve">تجاوز مستهدف التفاعلات بنسبة ‎40%‎ (14,000 مقابل 10,000)</w:t>
+              <w:t xml:space="preserve">معدل تفاعل ‎14.0%‎ مقابل مخطط ‎10.0%‎ — نحو 138,796 تفاعلاً</w:t>
             </w:r>
           </w:p>
           <w:p>
@@ -11497,6 +15570,1397 @@
           <w:szCs w:val="22"/>
           <w:rtl/>
         </w:rPr>
+        <w:t xml:space="preserve">الأثر على المبيعات — من بيانات المعاملات</w:t>
+      </w:r>
+    </w:p>
+    <w:tbl>
+      <w:tblPr>
+        <w:bidiVisual/>
+        <w:tblW w:type="dxa" w:w="9648"/>
+        <w:tblBorders>
+          <w:top w:val="single" w:color="auto" w:sz="4"/>
+          <w:left w:val="single" w:color="auto" w:sz="4"/>
+          <w:bottom w:val="single" w:color="auto" w:sz="4"/>
+          <w:right w:val="single" w:color="auto" w:sz="4"/>
+          <w:insideH w:val="single" w:color="auto" w:sz="4"/>
+          <w:insideV w:val="single" w:color="auto" w:sz="4"/>
+        </w:tblBorders>
+      </w:tblPr>
+      <w:tblGrid>
+        <w:gridCol w:w="2500"/>
+        <w:gridCol w:w="800"/>
+        <w:gridCol w:w="1200"/>
+        <w:gridCol w:w="1200"/>
+        <w:gridCol w:w="1500"/>
+        <w:gridCol w:w="1000"/>
+        <w:gridCol w:w="1448"/>
+      </w:tblGrid>
+      <w:tr>
+        <w:trPr>
+          <w:tblHeader/>
+        </w:trPr>
+        <w:tc>
+          <w:tcPr>
+            <w:tcW w:type="dxa" w:w="2500"/>
+            <w:tcBorders>
+              <w:top w:val="single" w:color="DEDFE1" w:sz="4"/>
+              <w:left w:val="single" w:color="DEDFE1" w:sz="4"/>
+              <w:bottom w:val="single" w:color="DEDFE1" w:sz="4"/>
+              <w:right w:val="single" w:color="DEDFE1" w:sz="4"/>
+            </w:tcBorders>
+            <w:shd w:fill="F1F2F3" w:color="auto" w:val="clear"/>
+            <w:tcMar>
+              <w:top w:type="dxa" w:w="90"/>
+              <w:left w:type="dxa" w:w="110"/>
+              <w:bottom w:type="dxa" w:w="90"/>
+              <w:right w:type="dxa" w:w="110"/>
+            </w:tcMar>
+            <w:vAlign w:val="center"/>
+          </w:tcPr>
+          <w:p>
+            <w:pPr>
+              <w:bidi/>
+              <w:spacing w:after="0" w:before="0" w:line="300" w:lineRule="auto"/>
+              <w:jc w:val="start"/>
+            </w:pPr>
+            <w:r>
+              <w:rPr>
+                <w:rFonts w:ascii="DIN Next LT Arabic" w:cs="DIN Next LT Arabic" w:eastAsia="DIN Next LT Arabic" w:hAnsi="DIN Next LT Arabic"/>
+                <w:b/>
+                <w:bCs/>
+                <w:color w:val="5E6265"/>
+                <w:sz w:val="17"/>
+                <w:szCs w:val="17"/>
+                <w:rtl/>
+              </w:rPr>
+              <w:t xml:space="preserve">الفترة</w:t>
+            </w:r>
+          </w:p>
+        </w:tc>
+        <w:tc>
+          <w:tcPr>
+            <w:tcW w:type="dxa" w:w="800"/>
+            <w:tcBorders>
+              <w:top w:val="single" w:color="DEDFE1" w:sz="4"/>
+              <w:left w:val="single" w:color="DEDFE1" w:sz="4"/>
+              <w:bottom w:val="single" w:color="DEDFE1" w:sz="4"/>
+              <w:right w:val="single" w:color="DEDFE1" w:sz="4"/>
+            </w:tcBorders>
+            <w:shd w:fill="F1F2F3" w:color="auto" w:val="clear"/>
+            <w:tcMar>
+              <w:top w:type="dxa" w:w="90"/>
+              <w:left w:type="dxa" w:w="110"/>
+              <w:bottom w:type="dxa" w:w="90"/>
+              <w:right w:type="dxa" w:w="110"/>
+            </w:tcMar>
+            <w:vAlign w:val="center"/>
+          </w:tcPr>
+          <w:p>
+            <w:pPr>
+              <w:bidi/>
+              <w:spacing w:after="0" w:before="0" w:line="300" w:lineRule="auto"/>
+              <w:jc w:val="center"/>
+            </w:pPr>
+            <w:r>
+              <w:rPr>
+                <w:rFonts w:ascii="DIN Next LT Arabic" w:cs="DIN Next LT Arabic" w:eastAsia="DIN Next LT Arabic" w:hAnsi="DIN Next LT Arabic"/>
+                <w:b/>
+                <w:bCs/>
+                <w:color w:val="5E6265"/>
+                <w:sz w:val="17"/>
+                <w:szCs w:val="17"/>
+                <w:rtl/>
+              </w:rPr>
+              <w:t xml:space="preserve">الأيام</w:t>
+            </w:r>
+          </w:p>
+        </w:tc>
+        <w:tc>
+          <w:tcPr>
+            <w:tcW w:type="dxa" w:w="1200"/>
+            <w:tcBorders>
+              <w:top w:val="single" w:color="DEDFE1" w:sz="4"/>
+              <w:left w:val="single" w:color="DEDFE1" w:sz="4"/>
+              <w:bottom w:val="single" w:color="DEDFE1" w:sz="4"/>
+              <w:right w:val="single" w:color="DEDFE1" w:sz="4"/>
+            </w:tcBorders>
+            <w:shd w:fill="F1F2F3" w:color="auto" w:val="clear"/>
+            <w:tcMar>
+              <w:top w:type="dxa" w:w="90"/>
+              <w:left w:type="dxa" w:w="110"/>
+              <w:bottom w:type="dxa" w:w="90"/>
+              <w:right w:type="dxa" w:w="110"/>
+            </w:tcMar>
+            <w:vAlign w:val="center"/>
+          </w:tcPr>
+          <w:p>
+            <w:pPr>
+              <w:bidi/>
+              <w:spacing w:after="0" w:before="0" w:line="300" w:lineRule="auto"/>
+              <w:jc w:val="center"/>
+            </w:pPr>
+            <w:r>
+              <w:rPr>
+                <w:rFonts w:ascii="DIN Next LT Arabic" w:cs="DIN Next LT Arabic" w:eastAsia="DIN Next LT Arabic" w:hAnsi="DIN Next LT Arabic"/>
+                <w:b/>
+                <w:bCs/>
+                <w:color w:val="5E6265"/>
+                <w:sz w:val="17"/>
+                <w:szCs w:val="17"/>
+                <w:rtl/>
+              </w:rPr>
+              <w:t xml:space="preserve">عمليات/يوم</w:t>
+            </w:r>
+          </w:p>
+        </w:tc>
+        <w:tc>
+          <w:tcPr>
+            <w:tcW w:type="dxa" w:w="1200"/>
+            <w:tcBorders>
+              <w:top w:val="single" w:color="DEDFE1" w:sz="4"/>
+              <w:left w:val="single" w:color="DEDFE1" w:sz="4"/>
+              <w:bottom w:val="single" w:color="DEDFE1" w:sz="4"/>
+              <w:right w:val="single" w:color="DEDFE1" w:sz="4"/>
+            </w:tcBorders>
+            <w:shd w:fill="F1F2F3" w:color="auto" w:val="clear"/>
+            <w:tcMar>
+              <w:top w:type="dxa" w:w="90"/>
+              <w:left w:type="dxa" w:w="110"/>
+              <w:bottom w:type="dxa" w:w="90"/>
+              <w:right w:type="dxa" w:w="110"/>
+            </w:tcMar>
+            <w:vAlign w:val="center"/>
+          </w:tcPr>
+          <w:p>
+            <w:pPr>
+              <w:bidi/>
+              <w:spacing w:after="0" w:before="0" w:line="300" w:lineRule="auto"/>
+              <w:jc w:val="center"/>
+            </w:pPr>
+            <w:r>
+              <w:rPr>
+                <w:rFonts w:ascii="DIN Next LT Arabic" w:cs="DIN Next LT Arabic" w:eastAsia="DIN Next LT Arabic" w:hAnsi="DIN Next LT Arabic"/>
+                <w:b/>
+                <w:bCs/>
+                <w:color w:val="5E6265"/>
+                <w:sz w:val="17"/>
+                <w:szCs w:val="17"/>
+                <w:rtl/>
+              </w:rPr>
+              <w:t xml:space="preserve">لترات/يوم</w:t>
+            </w:r>
+          </w:p>
+        </w:tc>
+        <w:tc>
+          <w:tcPr>
+            <w:tcW w:type="dxa" w:w="1500"/>
+            <w:tcBorders>
+              <w:top w:val="single" w:color="DEDFE1" w:sz="4"/>
+              <w:left w:val="single" w:color="DEDFE1" w:sz="4"/>
+              <w:bottom w:val="single" w:color="DEDFE1" w:sz="4"/>
+              <w:right w:val="single" w:color="DEDFE1" w:sz="4"/>
+            </w:tcBorders>
+            <w:shd w:fill="F1F2F3" w:color="auto" w:val="clear"/>
+            <w:tcMar>
+              <w:top w:type="dxa" w:w="90"/>
+              <w:left w:type="dxa" w:w="110"/>
+              <w:bottom w:type="dxa" w:w="90"/>
+              <w:right w:type="dxa" w:w="110"/>
+            </w:tcMar>
+            <w:vAlign w:val="center"/>
+          </w:tcPr>
+          <w:p>
+            <w:pPr>
+              <w:bidi/>
+              <w:spacing w:after="0" w:before="0" w:line="300" w:lineRule="auto"/>
+              <w:jc w:val="center"/>
+            </w:pPr>
+            <w:r>
+              <w:rPr>
+                <w:rFonts w:ascii="DIN Next LT Arabic" w:cs="DIN Next LT Arabic" w:eastAsia="DIN Next LT Arabic" w:hAnsi="DIN Next LT Arabic"/>
+                <w:b/>
+                <w:bCs/>
+                <w:color w:val="5E6265"/>
+                <w:sz w:val="17"/>
+                <w:szCs w:val="17"/>
+                <w:rtl/>
+              </w:rPr>
+              <w:t xml:space="preserve">إيراد/يوم (ر.س)</w:t>
+            </w:r>
+          </w:p>
+        </w:tc>
+        <w:tc>
+          <w:tcPr>
+            <w:tcW w:type="dxa" w:w="1000"/>
+            <w:tcBorders>
+              <w:top w:val="single" w:color="DEDFE1" w:sz="4"/>
+              <w:left w:val="single" w:color="DEDFE1" w:sz="4"/>
+              <w:bottom w:val="single" w:color="DEDFE1" w:sz="4"/>
+              <w:right w:val="single" w:color="DEDFE1" w:sz="4"/>
+            </w:tcBorders>
+            <w:shd w:fill="F1F2F3" w:color="auto" w:val="clear"/>
+            <w:tcMar>
+              <w:top w:type="dxa" w:w="90"/>
+              <w:left w:type="dxa" w:w="110"/>
+              <w:bottom w:type="dxa" w:w="90"/>
+              <w:right w:type="dxa" w:w="110"/>
+            </w:tcMar>
+            <w:vAlign w:val="center"/>
+          </w:tcPr>
+          <w:p>
+            <w:pPr>
+              <w:bidi/>
+              <w:spacing w:after="0" w:before="0" w:line="300" w:lineRule="auto"/>
+              <w:jc w:val="center"/>
+            </w:pPr>
+            <w:r>
+              <w:rPr>
+                <w:rFonts w:ascii="DIN Next LT Arabic" w:cs="DIN Next LT Arabic" w:eastAsia="DIN Next LT Arabic" w:hAnsi="DIN Next LT Arabic"/>
+                <w:b/>
+                <w:bCs/>
+                <w:color w:val="5E6265"/>
+                <w:sz w:val="17"/>
+                <w:szCs w:val="17"/>
+                <w:rtl/>
+              </w:rPr>
+              <w:t xml:space="preserve">الفاتورة</w:t>
+            </w:r>
+          </w:p>
+        </w:tc>
+        <w:tc>
+          <w:tcPr>
+            <w:tcW w:type="dxa" w:w="1448"/>
+            <w:tcBorders>
+              <w:top w:val="single" w:color="DEDFE1" w:sz="4"/>
+              <w:left w:val="single" w:color="DEDFE1" w:sz="4"/>
+              <w:bottom w:val="single" w:color="DEDFE1" w:sz="4"/>
+              <w:right w:val="single" w:color="DEDFE1" w:sz="4"/>
+            </w:tcBorders>
+            <w:shd w:fill="F1F2F3" w:color="auto" w:val="clear"/>
+            <w:tcMar>
+              <w:top w:type="dxa" w:w="90"/>
+              <w:left w:type="dxa" w:w="110"/>
+              <w:bottom w:type="dxa" w:w="90"/>
+              <w:right w:type="dxa" w:w="110"/>
+            </w:tcMar>
+            <w:vAlign w:val="center"/>
+          </w:tcPr>
+          <w:p>
+            <w:pPr>
+              <w:bidi/>
+              <w:spacing w:after="0" w:before="0" w:line="300" w:lineRule="auto"/>
+              <w:jc w:val="center"/>
+            </w:pPr>
+            <w:r>
+              <w:rPr>
+                <w:rFonts w:ascii="DIN Next LT Arabic" w:cs="DIN Next LT Arabic" w:eastAsia="DIN Next LT Arabic" w:hAnsi="DIN Next LT Arabic"/>
+                <w:b/>
+                <w:bCs/>
+                <w:color w:val="5E6265"/>
+                <w:sz w:val="17"/>
+                <w:szCs w:val="17"/>
+                <w:rtl/>
+              </w:rPr>
+              <w:t xml:space="preserve">تغير الإيراد</w:t>
+            </w:r>
+          </w:p>
+        </w:tc>
+      </w:tr>
+      <w:tr>
+        <w:tc>
+          <w:tcPr>
+            <w:tcW w:type="dxa" w:w="2500"/>
+            <w:tcBorders>
+              <w:top w:val="single" w:color="DEDFE1" w:sz="4"/>
+              <w:left w:val="single" w:color="DEDFE1" w:sz="4"/>
+              <w:bottom w:val="single" w:color="DEDFE1" w:sz="4"/>
+              <w:right w:val="single" w:color="DEDFE1" w:sz="4"/>
+            </w:tcBorders>
+            <w:tcMar>
+              <w:top w:type="dxa" w:w="90"/>
+              <w:left w:type="dxa" w:w="110"/>
+              <w:bottom w:type="dxa" w:w="90"/>
+              <w:right w:type="dxa" w:w="110"/>
+            </w:tcMar>
+            <w:vAlign w:val="center"/>
+          </w:tcPr>
+          <w:p>
+            <w:pPr>
+              <w:bidi/>
+              <w:spacing w:after="0" w:before="0" w:line="300" w:lineRule="auto"/>
+              <w:jc w:val="start"/>
+            </w:pPr>
+            <w:r>
+              <w:rPr>
+                <w:rFonts w:ascii="Tahoma" w:cs="Tahoma" w:eastAsia="Tahoma" w:hAnsi="Tahoma"/>
+                <w:b/>
+                <w:bCs/>
+                <w:color w:val="2B2E30"/>
+                <w:sz w:val="18"/>
+                <w:szCs w:val="18"/>
+                <w:rtl/>
+              </w:rPr>
+              <w:t xml:space="preserve">الافتتاح والتهيئة (6–14 أغسطس)</w:t>
+            </w:r>
+          </w:p>
+        </w:tc>
+        <w:tc>
+          <w:tcPr>
+            <w:tcW w:type="dxa" w:w="800"/>
+            <w:tcBorders>
+              <w:top w:val="single" w:color="DEDFE1" w:sz="4"/>
+              <w:left w:val="single" w:color="DEDFE1" w:sz="4"/>
+              <w:bottom w:val="single" w:color="DEDFE1" w:sz="4"/>
+              <w:right w:val="single" w:color="DEDFE1" w:sz="4"/>
+            </w:tcBorders>
+            <w:tcMar>
+              <w:top w:type="dxa" w:w="90"/>
+              <w:left w:type="dxa" w:w="110"/>
+              <w:bottom w:type="dxa" w:w="90"/>
+              <w:right w:type="dxa" w:w="110"/>
+            </w:tcMar>
+            <w:vAlign w:val="center"/>
+          </w:tcPr>
+          <w:p>
+            <w:pPr>
+              <w:bidi/>
+              <w:spacing w:after="0" w:before="0" w:line="300" w:lineRule="auto"/>
+              <w:jc w:val="center"/>
+            </w:pPr>
+            <w:r>
+              <w:rPr>
+                <w:rFonts w:ascii="Tahoma" w:cs="Tahoma" w:eastAsia="Tahoma" w:hAnsi="Tahoma"/>
+                <w:b w:val="false"/>
+                <w:bCs w:val="false"/>
+                <w:color w:val="5E6265"/>
+                <w:sz w:val="18"/>
+                <w:szCs w:val="18"/>
+                <w:rtl/>
+              </w:rPr>
+              <w:t xml:space="preserve">9</w:t>
+            </w:r>
+          </w:p>
+        </w:tc>
+        <w:tc>
+          <w:tcPr>
+            <w:tcW w:type="dxa" w:w="1200"/>
+            <w:tcBorders>
+              <w:top w:val="single" w:color="DEDFE1" w:sz="4"/>
+              <w:left w:val="single" w:color="DEDFE1" w:sz="4"/>
+              <w:bottom w:val="single" w:color="DEDFE1" w:sz="4"/>
+              <w:right w:val="single" w:color="DEDFE1" w:sz="4"/>
+            </w:tcBorders>
+            <w:tcMar>
+              <w:top w:type="dxa" w:w="90"/>
+              <w:left w:type="dxa" w:w="110"/>
+              <w:bottom w:type="dxa" w:w="90"/>
+              <w:right w:type="dxa" w:w="110"/>
+            </w:tcMar>
+            <w:vAlign w:val="center"/>
+          </w:tcPr>
+          <w:p>
+            <w:pPr>
+              <w:bidi/>
+              <w:spacing w:after="0" w:before="0" w:line="300" w:lineRule="auto"/>
+              <w:jc w:val="center"/>
+            </w:pPr>
+            <w:r>
+              <w:rPr>
+                <w:rFonts w:ascii="Tahoma" w:cs="Tahoma" w:eastAsia="Tahoma" w:hAnsi="Tahoma"/>
+                <w:b w:val="false"/>
+                <w:bCs w:val="false"/>
+                <w:color w:val="5E6265"/>
+                <w:sz w:val="18"/>
+                <w:szCs w:val="18"/>
+                <w:rtl/>
+              </w:rPr>
+              <w:t xml:space="preserve">185</w:t>
+            </w:r>
+          </w:p>
+        </w:tc>
+        <w:tc>
+          <w:tcPr>
+            <w:tcW w:type="dxa" w:w="1200"/>
+            <w:tcBorders>
+              <w:top w:val="single" w:color="DEDFE1" w:sz="4"/>
+              <w:left w:val="single" w:color="DEDFE1" w:sz="4"/>
+              <w:bottom w:val="single" w:color="DEDFE1" w:sz="4"/>
+              <w:right w:val="single" w:color="DEDFE1" w:sz="4"/>
+            </w:tcBorders>
+            <w:tcMar>
+              <w:top w:type="dxa" w:w="90"/>
+              <w:left w:type="dxa" w:w="110"/>
+              <w:bottom w:type="dxa" w:w="90"/>
+              <w:right w:type="dxa" w:w="110"/>
+            </w:tcMar>
+            <w:vAlign w:val="center"/>
+          </w:tcPr>
+          <w:p>
+            <w:pPr>
+              <w:bidi/>
+              <w:spacing w:after="0" w:before="0" w:line="300" w:lineRule="auto"/>
+              <w:jc w:val="center"/>
+            </w:pPr>
+            <w:r>
+              <w:rPr>
+                <w:rFonts w:ascii="Tahoma" w:cs="Tahoma" w:eastAsia="Tahoma" w:hAnsi="Tahoma"/>
+                <w:b w:val="false"/>
+                <w:bCs w:val="false"/>
+                <w:color w:val="5E6265"/>
+                <w:sz w:val="18"/>
+                <w:szCs w:val="18"/>
+                <w:rtl/>
+              </w:rPr>
+              <w:t xml:space="preserve">4,813</w:t>
+            </w:r>
+          </w:p>
+        </w:tc>
+        <w:tc>
+          <w:tcPr>
+            <w:tcW w:type="dxa" w:w="1500"/>
+            <w:tcBorders>
+              <w:top w:val="single" w:color="DEDFE1" w:sz="4"/>
+              <w:left w:val="single" w:color="DEDFE1" w:sz="4"/>
+              <w:bottom w:val="single" w:color="DEDFE1" w:sz="4"/>
+              <w:right w:val="single" w:color="DEDFE1" w:sz="4"/>
+            </w:tcBorders>
+            <w:tcMar>
+              <w:top w:type="dxa" w:w="90"/>
+              <w:left w:type="dxa" w:w="110"/>
+              <w:bottom w:type="dxa" w:w="90"/>
+              <w:right w:type="dxa" w:w="110"/>
+            </w:tcMar>
+            <w:vAlign w:val="center"/>
+          </w:tcPr>
+          <w:p>
+            <w:pPr>
+              <w:bidi/>
+              <w:spacing w:after="0" w:before="0" w:line="300" w:lineRule="auto"/>
+              <w:jc w:val="center"/>
+            </w:pPr>
+            <w:r>
+              <w:rPr>
+                <w:rFonts w:ascii="Tahoma" w:cs="Tahoma" w:eastAsia="Tahoma" w:hAnsi="Tahoma"/>
+                <w:b w:val="false"/>
+                <w:bCs w:val="false"/>
+                <w:color w:val="5E6265"/>
+                <w:sz w:val="18"/>
+                <w:szCs w:val="18"/>
+                <w:rtl/>
+              </w:rPr>
+              <w:t xml:space="preserve">10,682</w:t>
+            </w:r>
+          </w:p>
+        </w:tc>
+        <w:tc>
+          <w:tcPr>
+            <w:tcW w:type="dxa" w:w="1000"/>
+            <w:tcBorders>
+              <w:top w:val="single" w:color="DEDFE1" w:sz="4"/>
+              <w:left w:val="single" w:color="DEDFE1" w:sz="4"/>
+              <w:bottom w:val="single" w:color="DEDFE1" w:sz="4"/>
+              <w:right w:val="single" w:color="DEDFE1" w:sz="4"/>
+            </w:tcBorders>
+            <w:tcMar>
+              <w:top w:type="dxa" w:w="90"/>
+              <w:left w:type="dxa" w:w="110"/>
+              <w:bottom w:type="dxa" w:w="90"/>
+              <w:right w:type="dxa" w:w="110"/>
+            </w:tcMar>
+            <w:vAlign w:val="center"/>
+          </w:tcPr>
+          <w:p>
+            <w:pPr>
+              <w:bidi/>
+              <w:spacing w:after="0" w:before="0" w:line="300" w:lineRule="auto"/>
+              <w:jc w:val="center"/>
+            </w:pPr>
+            <w:r>
+              <w:rPr>
+                <w:rFonts w:ascii="Tahoma" w:cs="Tahoma" w:eastAsia="Tahoma" w:hAnsi="Tahoma"/>
+                <w:b w:val="false"/>
+                <w:bCs w:val="false"/>
+                <w:color w:val="5E6265"/>
+                <w:sz w:val="18"/>
+                <w:szCs w:val="18"/>
+                <w:rtl/>
+              </w:rPr>
+              <w:t xml:space="preserve">57.7</w:t>
+            </w:r>
+          </w:p>
+        </w:tc>
+        <w:tc>
+          <w:tcPr>
+            <w:tcW w:type="dxa" w:w="1448"/>
+            <w:tcBorders>
+              <w:top w:val="single" w:color="DEDFE1" w:sz="4"/>
+              <w:left w:val="single" w:color="DEDFE1" w:sz="4"/>
+              <w:bottom w:val="single" w:color="DEDFE1" w:sz="4"/>
+              <w:right w:val="single" w:color="DEDFE1" w:sz="4"/>
+            </w:tcBorders>
+            <w:tcMar>
+              <w:top w:type="dxa" w:w="90"/>
+              <w:left w:type="dxa" w:w="110"/>
+              <w:bottom w:type="dxa" w:w="90"/>
+              <w:right w:type="dxa" w:w="110"/>
+            </w:tcMar>
+            <w:vAlign w:val="center"/>
+          </w:tcPr>
+          <w:p>
+            <w:pPr>
+              <w:bidi/>
+              <w:spacing w:after="0" w:before="0" w:line="300" w:lineRule="auto"/>
+              <w:jc w:val="center"/>
+            </w:pPr>
+            <w:r>
+              <w:rPr>
+                <w:rFonts w:ascii="Tahoma" w:cs="Tahoma" w:eastAsia="Tahoma" w:hAnsi="Tahoma"/>
+                <w:b w:val="false"/>
+                <w:bCs w:val="false"/>
+                <w:color w:val="5E6265"/>
+                <w:sz w:val="18"/>
+                <w:szCs w:val="18"/>
+                <w:rtl/>
+              </w:rPr>
+              <w:t xml:space="preserve">—</w:t>
+            </w:r>
+          </w:p>
+        </w:tc>
+      </w:tr>
+      <w:tr>
+        <w:tc>
+          <w:tcPr>
+            <w:tcW w:type="dxa" w:w="2500"/>
+            <w:tcBorders>
+              <w:top w:val="single" w:color="DEDFE1" w:sz="4"/>
+              <w:left w:val="single" w:color="DEDFE1" w:sz="4"/>
+              <w:bottom w:val="single" w:color="DEDFE1" w:sz="4"/>
+              <w:right w:val="single" w:color="DEDFE1" w:sz="4"/>
+            </w:tcBorders>
+            <w:shd w:fill="FAFAFB" w:color="auto" w:val="clear"/>
+            <w:tcMar>
+              <w:top w:type="dxa" w:w="90"/>
+              <w:left w:type="dxa" w:w="110"/>
+              <w:bottom w:type="dxa" w:w="90"/>
+              <w:right w:type="dxa" w:w="110"/>
+            </w:tcMar>
+            <w:vAlign w:val="center"/>
+          </w:tcPr>
+          <w:p>
+            <w:pPr>
+              <w:bidi/>
+              <w:spacing w:after="0" w:before="0" w:line="300" w:lineRule="auto"/>
+              <w:jc w:val="start"/>
+            </w:pPr>
+            <w:r>
+              <w:rPr>
+                <w:rFonts w:ascii="Tahoma" w:cs="Tahoma" w:eastAsia="Tahoma" w:hAnsi="Tahoma"/>
+                <w:b/>
+                <w:bCs/>
+                <w:color w:val="2B2E30"/>
+                <w:sz w:val="18"/>
+                <w:szCs w:val="18"/>
+                <w:rtl/>
+              </w:rPr>
+              <w:t xml:space="preserve">أسبوع ما قبل الحملة (15–21 أغسطس)</w:t>
+            </w:r>
+          </w:p>
+        </w:tc>
+        <w:tc>
+          <w:tcPr>
+            <w:tcW w:type="dxa" w:w="800"/>
+            <w:tcBorders>
+              <w:top w:val="single" w:color="DEDFE1" w:sz="4"/>
+              <w:left w:val="single" w:color="DEDFE1" w:sz="4"/>
+              <w:bottom w:val="single" w:color="DEDFE1" w:sz="4"/>
+              <w:right w:val="single" w:color="DEDFE1" w:sz="4"/>
+            </w:tcBorders>
+            <w:shd w:fill="FAFAFB" w:color="auto" w:val="clear"/>
+            <w:tcMar>
+              <w:top w:type="dxa" w:w="90"/>
+              <w:left w:type="dxa" w:w="110"/>
+              <w:bottom w:type="dxa" w:w="90"/>
+              <w:right w:type="dxa" w:w="110"/>
+            </w:tcMar>
+            <w:vAlign w:val="center"/>
+          </w:tcPr>
+          <w:p>
+            <w:pPr>
+              <w:bidi/>
+              <w:spacing w:after="0" w:before="0" w:line="300" w:lineRule="auto"/>
+              <w:jc w:val="center"/>
+            </w:pPr>
+            <w:r>
+              <w:rPr>
+                <w:rFonts w:ascii="Tahoma" w:cs="Tahoma" w:eastAsia="Tahoma" w:hAnsi="Tahoma"/>
+                <w:b w:val="false"/>
+                <w:bCs w:val="false"/>
+                <w:color w:val="5E6265"/>
+                <w:sz w:val="18"/>
+                <w:szCs w:val="18"/>
+                <w:rtl/>
+              </w:rPr>
+              <w:t xml:space="preserve">7</w:t>
+            </w:r>
+          </w:p>
+        </w:tc>
+        <w:tc>
+          <w:tcPr>
+            <w:tcW w:type="dxa" w:w="1200"/>
+            <w:tcBorders>
+              <w:top w:val="single" w:color="DEDFE1" w:sz="4"/>
+              <w:left w:val="single" w:color="DEDFE1" w:sz="4"/>
+              <w:bottom w:val="single" w:color="DEDFE1" w:sz="4"/>
+              <w:right w:val="single" w:color="DEDFE1" w:sz="4"/>
+            </w:tcBorders>
+            <w:shd w:fill="FAFAFB" w:color="auto" w:val="clear"/>
+            <w:tcMar>
+              <w:top w:type="dxa" w:w="90"/>
+              <w:left w:type="dxa" w:w="110"/>
+              <w:bottom w:type="dxa" w:w="90"/>
+              <w:right w:type="dxa" w:w="110"/>
+            </w:tcMar>
+            <w:vAlign w:val="center"/>
+          </w:tcPr>
+          <w:p>
+            <w:pPr>
+              <w:bidi/>
+              <w:spacing w:after="0" w:before="0" w:line="300" w:lineRule="auto"/>
+              <w:jc w:val="center"/>
+            </w:pPr>
+            <w:r>
+              <w:rPr>
+                <w:rFonts w:ascii="Tahoma" w:cs="Tahoma" w:eastAsia="Tahoma" w:hAnsi="Tahoma"/>
+                <w:b w:val="false"/>
+                <w:bCs w:val="false"/>
+                <w:color w:val="5E6265"/>
+                <w:sz w:val="18"/>
+                <w:szCs w:val="18"/>
+                <w:rtl/>
+              </w:rPr>
+              <w:t xml:space="preserve">248</w:t>
+            </w:r>
+          </w:p>
+        </w:tc>
+        <w:tc>
+          <w:tcPr>
+            <w:tcW w:type="dxa" w:w="1200"/>
+            <w:tcBorders>
+              <w:top w:val="single" w:color="DEDFE1" w:sz="4"/>
+              <w:left w:val="single" w:color="DEDFE1" w:sz="4"/>
+              <w:bottom w:val="single" w:color="DEDFE1" w:sz="4"/>
+              <w:right w:val="single" w:color="DEDFE1" w:sz="4"/>
+            </w:tcBorders>
+            <w:shd w:fill="FAFAFB" w:color="auto" w:val="clear"/>
+            <w:tcMar>
+              <w:top w:type="dxa" w:w="90"/>
+              <w:left w:type="dxa" w:w="110"/>
+              <w:bottom w:type="dxa" w:w="90"/>
+              <w:right w:type="dxa" w:w="110"/>
+            </w:tcMar>
+            <w:vAlign w:val="center"/>
+          </w:tcPr>
+          <w:p>
+            <w:pPr>
+              <w:bidi/>
+              <w:spacing w:after="0" w:before="0" w:line="300" w:lineRule="auto"/>
+              <w:jc w:val="center"/>
+            </w:pPr>
+            <w:r>
+              <w:rPr>
+                <w:rFonts w:ascii="Tahoma" w:cs="Tahoma" w:eastAsia="Tahoma" w:hAnsi="Tahoma"/>
+                <w:b w:val="false"/>
+                <w:bCs w:val="false"/>
+                <w:color w:val="5E6265"/>
+                <w:sz w:val="18"/>
+                <w:szCs w:val="18"/>
+                <w:rtl/>
+              </w:rPr>
+              <w:t xml:space="preserve">5,983</w:t>
+            </w:r>
+          </w:p>
+        </w:tc>
+        <w:tc>
+          <w:tcPr>
+            <w:tcW w:type="dxa" w:w="1500"/>
+            <w:tcBorders>
+              <w:top w:val="single" w:color="DEDFE1" w:sz="4"/>
+              <w:left w:val="single" w:color="DEDFE1" w:sz="4"/>
+              <w:bottom w:val="single" w:color="DEDFE1" w:sz="4"/>
+              <w:right w:val="single" w:color="DEDFE1" w:sz="4"/>
+            </w:tcBorders>
+            <w:shd w:fill="FAFAFB" w:color="auto" w:val="clear"/>
+            <w:tcMar>
+              <w:top w:type="dxa" w:w="90"/>
+              <w:left w:type="dxa" w:w="110"/>
+              <w:bottom w:type="dxa" w:w="90"/>
+              <w:right w:type="dxa" w:w="110"/>
+            </w:tcMar>
+            <w:vAlign w:val="center"/>
+          </w:tcPr>
+          <w:p>
+            <w:pPr>
+              <w:bidi/>
+              <w:spacing w:after="0" w:before="0" w:line="300" w:lineRule="auto"/>
+              <w:jc w:val="center"/>
+            </w:pPr>
+            <w:r>
+              <w:rPr>
+                <w:rFonts w:ascii="Tahoma" w:cs="Tahoma" w:eastAsia="Tahoma" w:hAnsi="Tahoma"/>
+                <w:b w:val="false"/>
+                <w:bCs w:val="false"/>
+                <w:color w:val="5E6265"/>
+                <w:sz w:val="18"/>
+                <w:szCs w:val="18"/>
+                <w:rtl/>
+              </w:rPr>
+              <w:t xml:space="preserve">13,231</w:t>
+            </w:r>
+          </w:p>
+        </w:tc>
+        <w:tc>
+          <w:tcPr>
+            <w:tcW w:type="dxa" w:w="1000"/>
+            <w:tcBorders>
+              <w:top w:val="single" w:color="DEDFE1" w:sz="4"/>
+              <w:left w:val="single" w:color="DEDFE1" w:sz="4"/>
+              <w:bottom w:val="single" w:color="DEDFE1" w:sz="4"/>
+              <w:right w:val="single" w:color="DEDFE1" w:sz="4"/>
+            </w:tcBorders>
+            <w:shd w:fill="FAFAFB" w:color="auto" w:val="clear"/>
+            <w:tcMar>
+              <w:top w:type="dxa" w:w="90"/>
+              <w:left w:type="dxa" w:w="110"/>
+              <w:bottom w:type="dxa" w:w="90"/>
+              <w:right w:type="dxa" w:w="110"/>
+            </w:tcMar>
+            <w:vAlign w:val="center"/>
+          </w:tcPr>
+          <w:p>
+            <w:pPr>
+              <w:bidi/>
+              <w:spacing w:after="0" w:before="0" w:line="300" w:lineRule="auto"/>
+              <w:jc w:val="center"/>
+            </w:pPr>
+            <w:r>
+              <w:rPr>
+                <w:rFonts w:ascii="Tahoma" w:cs="Tahoma" w:eastAsia="Tahoma" w:hAnsi="Tahoma"/>
+                <w:b w:val="false"/>
+                <w:bCs w:val="false"/>
+                <w:color w:val="5E6265"/>
+                <w:sz w:val="18"/>
+                <w:szCs w:val="18"/>
+                <w:rtl/>
+              </w:rPr>
+              <w:t xml:space="preserve">53.4</w:t>
+            </w:r>
+          </w:p>
+        </w:tc>
+        <w:tc>
+          <w:tcPr>
+            <w:tcW w:type="dxa" w:w="1448"/>
+            <w:tcBorders>
+              <w:top w:val="single" w:color="DEDFE1" w:sz="4"/>
+              <w:left w:val="single" w:color="DEDFE1" w:sz="4"/>
+              <w:bottom w:val="single" w:color="DEDFE1" w:sz="4"/>
+              <w:right w:val="single" w:color="DEDFE1" w:sz="4"/>
+            </w:tcBorders>
+            <w:shd w:fill="FAFAFB" w:color="auto" w:val="clear"/>
+            <w:tcMar>
+              <w:top w:type="dxa" w:w="90"/>
+              <w:left w:type="dxa" w:w="110"/>
+              <w:bottom w:type="dxa" w:w="90"/>
+              <w:right w:type="dxa" w:w="110"/>
+            </w:tcMar>
+            <w:vAlign w:val="center"/>
+          </w:tcPr>
+          <w:p>
+            <w:pPr>
+              <w:bidi/>
+              <w:spacing w:after="0" w:before="0" w:line="300" w:lineRule="auto"/>
+              <w:jc w:val="center"/>
+            </w:pPr>
+            <w:r>
+              <w:rPr>
+                <w:rFonts w:ascii="Tahoma" w:cs="Tahoma" w:eastAsia="Tahoma" w:hAnsi="Tahoma"/>
+                <w:b w:val="false"/>
+                <w:bCs w:val="false"/>
+                <w:color w:val="5E6265"/>
+                <w:sz w:val="18"/>
+                <w:szCs w:val="18"/>
+                <w:rtl/>
+              </w:rPr>
+              <w:t xml:space="preserve">الأساس</w:t>
+            </w:r>
+          </w:p>
+        </w:tc>
+      </w:tr>
+      <w:tr>
+        <w:tc>
+          <w:tcPr>
+            <w:tcW w:type="dxa" w:w="2500"/>
+            <w:tcBorders>
+              <w:top w:val="single" w:color="DEDFE1" w:sz="4"/>
+              <w:left w:val="single" w:color="DEDFE1" w:sz="4"/>
+              <w:bottom w:val="single" w:color="DEDFE1" w:sz="4"/>
+              <w:right w:val="single" w:color="DEDFE1" w:sz="4"/>
+            </w:tcBorders>
+            <w:tcMar>
+              <w:top w:type="dxa" w:w="90"/>
+              <w:left w:type="dxa" w:w="110"/>
+              <w:bottom w:type="dxa" w:w="90"/>
+              <w:right w:type="dxa" w:w="110"/>
+            </w:tcMar>
+            <w:vAlign w:val="center"/>
+          </w:tcPr>
+          <w:p>
+            <w:pPr>
+              <w:bidi/>
+              <w:spacing w:after="0" w:before="0" w:line="300" w:lineRule="auto"/>
+              <w:jc w:val="start"/>
+            </w:pPr>
+            <w:r>
+              <w:rPr>
+                <w:rFonts w:ascii="Tahoma" w:cs="Tahoma" w:eastAsia="Tahoma" w:hAnsi="Tahoma"/>
+                <w:b/>
+                <w:bCs/>
+                <w:color w:val="2B2E30"/>
+                <w:sz w:val="18"/>
+                <w:szCs w:val="18"/>
+                <w:rtl/>
+              </w:rPr>
+              <w:t xml:space="preserve">يوم الحملة (السبت 22 أغسطس)</w:t>
+            </w:r>
+          </w:p>
+        </w:tc>
+        <w:tc>
+          <w:tcPr>
+            <w:tcW w:type="dxa" w:w="800"/>
+            <w:tcBorders>
+              <w:top w:val="single" w:color="DEDFE1" w:sz="4"/>
+              <w:left w:val="single" w:color="DEDFE1" w:sz="4"/>
+              <w:bottom w:val="single" w:color="DEDFE1" w:sz="4"/>
+              <w:right w:val="single" w:color="DEDFE1" w:sz="4"/>
+            </w:tcBorders>
+            <w:tcMar>
+              <w:top w:type="dxa" w:w="90"/>
+              <w:left w:type="dxa" w:w="110"/>
+              <w:bottom w:type="dxa" w:w="90"/>
+              <w:right w:type="dxa" w:w="110"/>
+            </w:tcMar>
+            <w:vAlign w:val="center"/>
+          </w:tcPr>
+          <w:p>
+            <w:pPr>
+              <w:bidi/>
+              <w:spacing w:after="0" w:before="0" w:line="300" w:lineRule="auto"/>
+              <w:jc w:val="center"/>
+            </w:pPr>
+            <w:r>
+              <w:rPr>
+                <w:rFonts w:ascii="Tahoma" w:cs="Tahoma" w:eastAsia="Tahoma" w:hAnsi="Tahoma"/>
+                <w:b w:val="false"/>
+                <w:bCs w:val="false"/>
+                <w:color w:val="5E6265"/>
+                <w:sz w:val="18"/>
+                <w:szCs w:val="18"/>
+                <w:rtl/>
+              </w:rPr>
+              <w:t xml:space="preserve">1</w:t>
+            </w:r>
+          </w:p>
+        </w:tc>
+        <w:tc>
+          <w:tcPr>
+            <w:tcW w:type="dxa" w:w="1200"/>
+            <w:tcBorders>
+              <w:top w:val="single" w:color="DEDFE1" w:sz="4"/>
+              <w:left w:val="single" w:color="DEDFE1" w:sz="4"/>
+              <w:bottom w:val="single" w:color="DEDFE1" w:sz="4"/>
+              <w:right w:val="single" w:color="DEDFE1" w:sz="4"/>
+            </w:tcBorders>
+            <w:tcMar>
+              <w:top w:type="dxa" w:w="90"/>
+              <w:left w:type="dxa" w:w="110"/>
+              <w:bottom w:type="dxa" w:w="90"/>
+              <w:right w:type="dxa" w:w="110"/>
+            </w:tcMar>
+            <w:vAlign w:val="center"/>
+          </w:tcPr>
+          <w:p>
+            <w:pPr>
+              <w:bidi/>
+              <w:spacing w:after="0" w:before="0" w:line="300" w:lineRule="auto"/>
+              <w:jc w:val="center"/>
+            </w:pPr>
+            <w:r>
+              <w:rPr>
+                <w:rFonts w:ascii="Tahoma" w:cs="Tahoma" w:eastAsia="Tahoma" w:hAnsi="Tahoma"/>
+                <w:b w:val="false"/>
+                <w:bCs w:val="false"/>
+                <w:color w:val="5E6265"/>
+                <w:sz w:val="18"/>
+                <w:szCs w:val="18"/>
+                <w:rtl/>
+              </w:rPr>
+              <w:t xml:space="preserve">335</w:t>
+            </w:r>
+          </w:p>
+        </w:tc>
+        <w:tc>
+          <w:tcPr>
+            <w:tcW w:type="dxa" w:w="1200"/>
+            <w:tcBorders>
+              <w:top w:val="single" w:color="DEDFE1" w:sz="4"/>
+              <w:left w:val="single" w:color="DEDFE1" w:sz="4"/>
+              <w:bottom w:val="single" w:color="DEDFE1" w:sz="4"/>
+              <w:right w:val="single" w:color="DEDFE1" w:sz="4"/>
+            </w:tcBorders>
+            <w:tcMar>
+              <w:top w:type="dxa" w:w="90"/>
+              <w:left w:type="dxa" w:w="110"/>
+              <w:bottom w:type="dxa" w:w="90"/>
+              <w:right w:type="dxa" w:w="110"/>
+            </w:tcMar>
+            <w:vAlign w:val="center"/>
+          </w:tcPr>
+          <w:p>
+            <w:pPr>
+              <w:bidi/>
+              <w:spacing w:after="0" w:before="0" w:line="300" w:lineRule="auto"/>
+              <w:jc w:val="center"/>
+            </w:pPr>
+            <w:r>
+              <w:rPr>
+                <w:rFonts w:ascii="Tahoma" w:cs="Tahoma" w:eastAsia="Tahoma" w:hAnsi="Tahoma"/>
+                <w:b w:val="false"/>
+                <w:bCs w:val="false"/>
+                <w:color w:val="5E6265"/>
+                <w:sz w:val="18"/>
+                <w:szCs w:val="18"/>
+                <w:rtl/>
+              </w:rPr>
+              <w:t xml:space="preserve">7,606</w:t>
+            </w:r>
+          </w:p>
+        </w:tc>
+        <w:tc>
+          <w:tcPr>
+            <w:tcW w:type="dxa" w:w="1500"/>
+            <w:tcBorders>
+              <w:top w:val="single" w:color="DEDFE1" w:sz="4"/>
+              <w:left w:val="single" w:color="DEDFE1" w:sz="4"/>
+              <w:bottom w:val="single" w:color="DEDFE1" w:sz="4"/>
+              <w:right w:val="single" w:color="DEDFE1" w:sz="4"/>
+            </w:tcBorders>
+            <w:tcMar>
+              <w:top w:type="dxa" w:w="90"/>
+              <w:left w:type="dxa" w:w="110"/>
+              <w:bottom w:type="dxa" w:w="90"/>
+              <w:right w:type="dxa" w:w="110"/>
+            </w:tcMar>
+            <w:vAlign w:val="center"/>
+          </w:tcPr>
+          <w:p>
+            <w:pPr>
+              <w:bidi/>
+              <w:spacing w:after="0" w:before="0" w:line="300" w:lineRule="auto"/>
+              <w:jc w:val="center"/>
+            </w:pPr>
+            <w:r>
+              <w:rPr>
+                <w:rFonts w:ascii="Tahoma" w:cs="Tahoma" w:eastAsia="Tahoma" w:hAnsi="Tahoma"/>
+                <w:b w:val="false"/>
+                <w:bCs w:val="false"/>
+                <w:color w:val="5E6265"/>
+                <w:sz w:val="18"/>
+                <w:szCs w:val="18"/>
+                <w:rtl/>
+              </w:rPr>
+              <w:t xml:space="preserve">17,048</w:t>
+            </w:r>
+          </w:p>
+        </w:tc>
+        <w:tc>
+          <w:tcPr>
+            <w:tcW w:type="dxa" w:w="1000"/>
+            <w:tcBorders>
+              <w:top w:val="single" w:color="DEDFE1" w:sz="4"/>
+              <w:left w:val="single" w:color="DEDFE1" w:sz="4"/>
+              <w:bottom w:val="single" w:color="DEDFE1" w:sz="4"/>
+              <w:right w:val="single" w:color="DEDFE1" w:sz="4"/>
+            </w:tcBorders>
+            <w:tcMar>
+              <w:top w:type="dxa" w:w="90"/>
+              <w:left w:type="dxa" w:w="110"/>
+              <w:bottom w:type="dxa" w:w="90"/>
+              <w:right w:type="dxa" w:w="110"/>
+            </w:tcMar>
+            <w:vAlign w:val="center"/>
+          </w:tcPr>
+          <w:p>
+            <w:pPr>
+              <w:bidi/>
+              <w:spacing w:after="0" w:before="0" w:line="300" w:lineRule="auto"/>
+              <w:jc w:val="center"/>
+            </w:pPr>
+            <w:r>
+              <w:rPr>
+                <w:rFonts w:ascii="Tahoma" w:cs="Tahoma" w:eastAsia="Tahoma" w:hAnsi="Tahoma"/>
+                <w:b w:val="false"/>
+                <w:bCs w:val="false"/>
+                <w:color w:val="5E6265"/>
+                <w:sz w:val="18"/>
+                <w:szCs w:val="18"/>
+                <w:rtl/>
+              </w:rPr>
+              <w:t xml:space="preserve">50.9</w:t>
+            </w:r>
+          </w:p>
+        </w:tc>
+        <w:tc>
+          <w:tcPr>
+            <w:tcW w:type="dxa" w:w="1448"/>
+            <w:tcBorders>
+              <w:top w:val="single" w:color="DEDFE1" w:sz="4"/>
+              <w:left w:val="single" w:color="DEDFE1" w:sz="4"/>
+              <w:bottom w:val="single" w:color="DEDFE1" w:sz="4"/>
+              <w:right w:val="single" w:color="DEDFE1" w:sz="4"/>
+            </w:tcBorders>
+            <w:tcMar>
+              <w:top w:type="dxa" w:w="90"/>
+              <w:left w:type="dxa" w:w="110"/>
+              <w:bottom w:type="dxa" w:w="90"/>
+              <w:right w:type="dxa" w:w="110"/>
+            </w:tcMar>
+            <w:vAlign w:val="center"/>
+          </w:tcPr>
+          <w:p>
+            <w:pPr>
+              <w:bidi/>
+              <w:spacing w:after="0" w:before="0" w:line="300" w:lineRule="auto"/>
+              <w:jc w:val="center"/>
+            </w:pPr>
+            <w:r>
+              <w:rPr>
+                <w:rFonts w:ascii="Tahoma" w:cs="Tahoma" w:eastAsia="Tahoma" w:hAnsi="Tahoma"/>
+                <w:b/>
+                <w:bCs/>
+                <w:color w:val="1B7A4B"/>
+                <w:sz w:val="18"/>
+                <w:szCs w:val="18"/>
+                <w:rtl/>
+              </w:rPr>
+              <w:t xml:space="preserve">+‎29%‎</w:t>
+            </w:r>
+          </w:p>
+        </w:tc>
+      </w:tr>
+      <w:tr>
+        <w:tc>
+          <w:tcPr>
+            <w:tcW w:type="dxa" w:w="2500"/>
+            <w:tcBorders>
+              <w:top w:val="single" w:color="DEDFE1" w:sz="4"/>
+              <w:left w:val="single" w:color="DEDFE1" w:sz="4"/>
+              <w:bottom w:val="single" w:color="DEDFE1" w:sz="4"/>
+              <w:right w:val="single" w:color="DEDFE1" w:sz="4"/>
+            </w:tcBorders>
+            <w:shd w:fill="FAFAFB" w:color="auto" w:val="clear"/>
+            <w:tcMar>
+              <w:top w:type="dxa" w:w="90"/>
+              <w:left w:type="dxa" w:w="110"/>
+              <w:bottom w:type="dxa" w:w="90"/>
+              <w:right w:type="dxa" w:w="110"/>
+            </w:tcMar>
+            <w:vAlign w:val="center"/>
+          </w:tcPr>
+          <w:p>
+            <w:pPr>
+              <w:bidi/>
+              <w:spacing w:after="0" w:before="0" w:line="300" w:lineRule="auto"/>
+              <w:jc w:val="start"/>
+            </w:pPr>
+            <w:r>
+              <w:rPr>
+                <w:rFonts w:ascii="Tahoma" w:cs="Tahoma" w:eastAsia="Tahoma" w:hAnsi="Tahoma"/>
+                <w:b/>
+                <w:bCs/>
+                <w:color w:val="2B2E30"/>
+                <w:sz w:val="18"/>
+                <w:szCs w:val="18"/>
+                <w:rtl/>
+              </w:rPr>
+              <w:t xml:space="preserve">بعد الحملة (23–31 أغسطس)</w:t>
+            </w:r>
+          </w:p>
+        </w:tc>
+        <w:tc>
+          <w:tcPr>
+            <w:tcW w:type="dxa" w:w="800"/>
+            <w:tcBorders>
+              <w:top w:val="single" w:color="DEDFE1" w:sz="4"/>
+              <w:left w:val="single" w:color="DEDFE1" w:sz="4"/>
+              <w:bottom w:val="single" w:color="DEDFE1" w:sz="4"/>
+              <w:right w:val="single" w:color="DEDFE1" w:sz="4"/>
+            </w:tcBorders>
+            <w:shd w:fill="FAFAFB" w:color="auto" w:val="clear"/>
+            <w:tcMar>
+              <w:top w:type="dxa" w:w="90"/>
+              <w:left w:type="dxa" w:w="110"/>
+              <w:bottom w:type="dxa" w:w="90"/>
+              <w:right w:type="dxa" w:w="110"/>
+            </w:tcMar>
+            <w:vAlign w:val="center"/>
+          </w:tcPr>
+          <w:p>
+            <w:pPr>
+              <w:bidi/>
+              <w:spacing w:after="0" w:before="0" w:line="300" w:lineRule="auto"/>
+              <w:jc w:val="center"/>
+            </w:pPr>
+            <w:r>
+              <w:rPr>
+                <w:rFonts w:ascii="Tahoma" w:cs="Tahoma" w:eastAsia="Tahoma" w:hAnsi="Tahoma"/>
+                <w:b w:val="false"/>
+                <w:bCs w:val="false"/>
+                <w:color w:val="5E6265"/>
+                <w:sz w:val="18"/>
+                <w:szCs w:val="18"/>
+                <w:rtl/>
+              </w:rPr>
+              <w:t xml:space="preserve">9</w:t>
+            </w:r>
+          </w:p>
+        </w:tc>
+        <w:tc>
+          <w:tcPr>
+            <w:tcW w:type="dxa" w:w="1200"/>
+            <w:tcBorders>
+              <w:top w:val="single" w:color="DEDFE1" w:sz="4"/>
+              <w:left w:val="single" w:color="DEDFE1" w:sz="4"/>
+              <w:bottom w:val="single" w:color="DEDFE1" w:sz="4"/>
+              <w:right w:val="single" w:color="DEDFE1" w:sz="4"/>
+            </w:tcBorders>
+            <w:shd w:fill="FAFAFB" w:color="auto" w:val="clear"/>
+            <w:tcMar>
+              <w:top w:type="dxa" w:w="90"/>
+              <w:left w:type="dxa" w:w="110"/>
+              <w:bottom w:type="dxa" w:w="90"/>
+              <w:right w:type="dxa" w:w="110"/>
+            </w:tcMar>
+            <w:vAlign w:val="center"/>
+          </w:tcPr>
+          <w:p>
+            <w:pPr>
+              <w:bidi/>
+              <w:spacing w:after="0" w:before="0" w:line="300" w:lineRule="auto"/>
+              <w:jc w:val="center"/>
+            </w:pPr>
+            <w:r>
+              <w:rPr>
+                <w:rFonts w:ascii="Tahoma" w:cs="Tahoma" w:eastAsia="Tahoma" w:hAnsi="Tahoma"/>
+                <w:b w:val="false"/>
+                <w:bCs w:val="false"/>
+                <w:color w:val="5E6265"/>
+                <w:sz w:val="18"/>
+                <w:szCs w:val="18"/>
+                <w:rtl/>
+              </w:rPr>
+              <w:t xml:space="preserve">379</w:t>
+            </w:r>
+          </w:p>
+        </w:tc>
+        <w:tc>
+          <w:tcPr>
+            <w:tcW w:type="dxa" w:w="1200"/>
+            <w:tcBorders>
+              <w:top w:val="single" w:color="DEDFE1" w:sz="4"/>
+              <w:left w:val="single" w:color="DEDFE1" w:sz="4"/>
+              <w:bottom w:val="single" w:color="DEDFE1" w:sz="4"/>
+              <w:right w:val="single" w:color="DEDFE1" w:sz="4"/>
+            </w:tcBorders>
+            <w:shd w:fill="FAFAFB" w:color="auto" w:val="clear"/>
+            <w:tcMar>
+              <w:top w:type="dxa" w:w="90"/>
+              <w:left w:type="dxa" w:w="110"/>
+              <w:bottom w:type="dxa" w:w="90"/>
+              <w:right w:type="dxa" w:w="110"/>
+            </w:tcMar>
+            <w:vAlign w:val="center"/>
+          </w:tcPr>
+          <w:p>
+            <w:pPr>
+              <w:bidi/>
+              <w:spacing w:after="0" w:before="0" w:line="300" w:lineRule="auto"/>
+              <w:jc w:val="center"/>
+            </w:pPr>
+            <w:r>
+              <w:rPr>
+                <w:rFonts w:ascii="Tahoma" w:cs="Tahoma" w:eastAsia="Tahoma" w:hAnsi="Tahoma"/>
+                <w:b w:val="false"/>
+                <w:bCs w:val="false"/>
+                <w:color w:val="5E6265"/>
+                <w:sz w:val="18"/>
+                <w:szCs w:val="18"/>
+                <w:rtl/>
+              </w:rPr>
+              <w:t xml:space="preserve">9,197</w:t>
+            </w:r>
+          </w:p>
+        </w:tc>
+        <w:tc>
+          <w:tcPr>
+            <w:tcW w:type="dxa" w:w="1500"/>
+            <w:tcBorders>
+              <w:top w:val="single" w:color="DEDFE1" w:sz="4"/>
+              <w:left w:val="single" w:color="DEDFE1" w:sz="4"/>
+              <w:bottom w:val="single" w:color="DEDFE1" w:sz="4"/>
+              <w:right w:val="single" w:color="DEDFE1" w:sz="4"/>
+            </w:tcBorders>
+            <w:shd w:fill="FAFAFB" w:color="auto" w:val="clear"/>
+            <w:tcMar>
+              <w:top w:type="dxa" w:w="90"/>
+              <w:left w:type="dxa" w:w="110"/>
+              <w:bottom w:type="dxa" w:w="90"/>
+              <w:right w:type="dxa" w:w="110"/>
+            </w:tcMar>
+            <w:vAlign w:val="center"/>
+          </w:tcPr>
+          <w:p>
+            <w:pPr>
+              <w:bidi/>
+              <w:spacing w:after="0" w:before="0" w:line="300" w:lineRule="auto"/>
+              <w:jc w:val="center"/>
+            </w:pPr>
+            <w:r>
+              <w:rPr>
+                <w:rFonts w:ascii="Tahoma" w:cs="Tahoma" w:eastAsia="Tahoma" w:hAnsi="Tahoma"/>
+                <w:b w:val="false"/>
+                <w:bCs w:val="false"/>
+                <w:color w:val="5E6265"/>
+                <w:sz w:val="18"/>
+                <w:szCs w:val="18"/>
+                <w:rtl/>
+              </w:rPr>
+              <w:t xml:space="preserve">20,409</w:t>
+            </w:r>
+          </w:p>
+        </w:tc>
+        <w:tc>
+          <w:tcPr>
+            <w:tcW w:type="dxa" w:w="1000"/>
+            <w:tcBorders>
+              <w:top w:val="single" w:color="DEDFE1" w:sz="4"/>
+              <w:left w:val="single" w:color="DEDFE1" w:sz="4"/>
+              <w:bottom w:val="single" w:color="DEDFE1" w:sz="4"/>
+              <w:right w:val="single" w:color="DEDFE1" w:sz="4"/>
+            </w:tcBorders>
+            <w:shd w:fill="FAFAFB" w:color="auto" w:val="clear"/>
+            <w:tcMar>
+              <w:top w:type="dxa" w:w="90"/>
+              <w:left w:type="dxa" w:w="110"/>
+              <w:bottom w:type="dxa" w:w="90"/>
+              <w:right w:type="dxa" w:w="110"/>
+            </w:tcMar>
+            <w:vAlign w:val="center"/>
+          </w:tcPr>
+          <w:p>
+            <w:pPr>
+              <w:bidi/>
+              <w:spacing w:after="0" w:before="0" w:line="300" w:lineRule="auto"/>
+              <w:jc w:val="center"/>
+            </w:pPr>
+            <w:r>
+              <w:rPr>
+                <w:rFonts w:ascii="Tahoma" w:cs="Tahoma" w:eastAsia="Tahoma" w:hAnsi="Tahoma"/>
+                <w:b w:val="false"/>
+                <w:bCs w:val="false"/>
+                <w:color w:val="5E6265"/>
+                <w:sz w:val="18"/>
+                <w:szCs w:val="18"/>
+                <w:rtl/>
+              </w:rPr>
+              <w:t xml:space="preserve">53.8</w:t>
+            </w:r>
+          </w:p>
+        </w:tc>
+        <w:tc>
+          <w:tcPr>
+            <w:tcW w:type="dxa" w:w="1448"/>
+            <w:tcBorders>
+              <w:top w:val="single" w:color="DEDFE1" w:sz="4"/>
+              <w:left w:val="single" w:color="DEDFE1" w:sz="4"/>
+              <w:bottom w:val="single" w:color="DEDFE1" w:sz="4"/>
+              <w:right w:val="single" w:color="DEDFE1" w:sz="4"/>
+            </w:tcBorders>
+            <w:shd w:fill="FAFAFB" w:color="auto" w:val="clear"/>
+            <w:tcMar>
+              <w:top w:type="dxa" w:w="90"/>
+              <w:left w:type="dxa" w:w="110"/>
+              <w:bottom w:type="dxa" w:w="90"/>
+              <w:right w:type="dxa" w:w="110"/>
+            </w:tcMar>
+            <w:vAlign w:val="center"/>
+          </w:tcPr>
+          <w:p>
+            <w:pPr>
+              <w:bidi/>
+              <w:spacing w:after="0" w:before="0" w:line="300" w:lineRule="auto"/>
+              <w:jc w:val="center"/>
+            </w:pPr>
+            <w:r>
+              <w:rPr>
+                <w:rFonts w:ascii="Tahoma" w:cs="Tahoma" w:eastAsia="Tahoma" w:hAnsi="Tahoma"/>
+                <w:b/>
+                <w:bCs/>
+                <w:color w:val="1B7A4B"/>
+                <w:sz w:val="18"/>
+                <w:szCs w:val="18"/>
+                <w:rtl/>
+              </w:rPr>
+              <w:t xml:space="preserve">+‎54%‎</w:t>
+            </w:r>
+          </w:p>
+        </w:tc>
+      </w:tr>
+    </w:tbl>
+    <w:p>
+      <w:pPr>
+        <w:bidi/>
+        <w:spacing w:after="150" w:before="90" w:line="300" w:lineRule="auto"/>
+        <w:jc w:val="start"/>
+      </w:pPr>
+      <w:r>
+        <w:rPr>
+          <w:rFonts w:ascii="Tahoma" w:cs="Tahoma" w:eastAsia="Tahoma" w:hAnsi="Tahoma"/>
+          <w:b w:val="false"/>
+          <w:bCs w:val="false"/>
+          <w:color w:val="8E9295"/>
+          <w:sz w:val="16"/>
+          <w:szCs w:val="16"/>
+          <w:rtl/>
+        </w:rPr>
+        <w:t xml:space="preserve">إيراد إضافي مقدَّر 68,419 ر.س مقابل تكلفة 7,002 ر.س — أي 9.8 أضعاف، الأعلى في الربع. إجمالي إيراد أغسطس 389 ألف ر.س (7,147 عملية · 175,575 لتراً). المحطة جديدة، فيتضمن النمو أثر التوسّع الطبيعي إلى جانب الحملة.</w:t>
+      </w:r>
+    </w:p>
+    <w:p>
+      <w:pPr>
+        <w:keepNext/>
+        <w:bidi/>
+        <w:spacing w:after="70" w:before="150" w:line="300" w:lineRule="auto"/>
+        <w:jc w:val="start"/>
+      </w:pPr>
+      <w:r>
+        <w:rPr>
+          <w:rFonts w:ascii="DIN Next LT Arabic" w:cs="DIN Next LT Arabic" w:eastAsia="DIN Next LT Arabic" w:hAnsi="DIN Next LT Arabic"/>
+          <w:b/>
+          <w:bCs/>
+          <w:color w:val="2B2E30"/>
+          <w:sz w:val="22"/>
+          <w:szCs w:val="22"/>
+          <w:rtl/>
+        </w:rPr>
         <w:t xml:space="preserve">المستهدفات وما تحقق منها</w:t>
       </w:r>
     </w:p>
@@ -11823,7 +17287,7 @@
                 <w:szCs w:val="18"/>
                 <w:rtl/>
               </w:rPr>
-              <w:t xml:space="preserve">469,000</w:t>
+              <w:t xml:space="preserve">632,353</w:t>
             </w:r>
           </w:p>
         </w:tc>
@@ -11860,7 +17324,7 @@
                 <w:szCs w:val="18"/>
                 <w:rtl/>
               </w:rPr>
-              <w:t xml:space="preserve">‎469%‎</w:t>
+              <w:t xml:space="preserve">‎632%‎</w:t>
             </w:r>
           </w:p>
         </w:tc>
@@ -11938,7 +17402,7 @@
                 <w:szCs w:val="18"/>
                 <w:rtl/>
               </w:rPr>
-              <w:t xml:space="preserve">التفاعلات (تفاعل)</w:t>
+              <w:t xml:space="preserve">معدل التفاعل (%)</w:t>
             </w:r>
           </w:p>
         </w:tc>
@@ -11976,7 +17440,7 @@
                 <w:szCs w:val="18"/>
                 <w:rtl/>
               </w:rPr>
-              <w:t xml:space="preserve">5,000</w:t>
+              <w:t xml:space="preserve">‎5.0%‎</w:t>
             </w:r>
           </w:p>
         </w:tc>
@@ -12014,7 +17478,7 @@
                 <w:szCs w:val="18"/>
                 <w:rtl/>
               </w:rPr>
-              <w:t xml:space="preserve">16,805</w:t>
+              <w:t xml:space="preserve">‎16.8%‎</w:t>
             </w:r>
           </w:p>
         </w:tc>
@@ -12300,7 +17764,7 @@
           <w:szCs w:val="16"/>
           <w:rtl/>
         </w:rPr>
-        <w:t xml:space="preserve">معدل التفاعل الفعلي ‎3.6%‎ من إجمالي الوصول — الأعلى بين حملات الربع.</w:t>
+        <w:t xml:space="preserve">معدل التفاعل الفعلي ‎16.8%‎ مقابل مخطط ‎5.0%‎ — نحو 106,267 تفاعلاً، الأعلى في الربع.</w:t>
       </w:r>
     </w:p>
     <w:p>
@@ -12810,7 +18274,7 @@
                 <w:szCs w:val="17"/>
                 <w:rtl/>
               </w:rPr>
-              <w:t xml:space="preserve">تجاوز مستهدف الوصول بمقدار 369,000 مشاهدة — ‎469%‎ من المستهدف</w:t>
+              <w:t xml:space="preserve">تجاوز مستهدف الوصول بمقدار 532,353 مشاهدة — ‎632%‎ من المستهدف</w:t>
             </w:r>
           </w:p>
           <w:p>
@@ -12833,7 +18297,7 @@
                 <w:szCs w:val="17"/>
                 <w:rtl/>
               </w:rPr>
-              <w:t xml:space="preserve">تجاوز مستهدف التفاعلات بأكثر من ثلاثة أضعاف (16,805 مقابل 5,000)</w:t>
+              <w:t xml:space="preserve">معدل تفاعل ‎16.8%‎ مقابل مخطط ‎5.0%‎ — نحو 106,267 تفاعلاً</w:t>
             </w:r>
           </w:p>
           <w:p>
@@ -13639,6 +19103,1129 @@
           <w:szCs w:val="22"/>
           <w:rtl/>
         </w:rPr>
+        <w:t xml:space="preserve">الأثر على المبيعات — من بيانات المعاملات</w:t>
+      </w:r>
+    </w:p>
+    <w:tbl>
+      <w:tblPr>
+        <w:bidiVisual/>
+        <w:tblW w:type="dxa" w:w="9648"/>
+        <w:tblBorders>
+          <w:top w:val="single" w:color="auto" w:sz="4"/>
+          <w:left w:val="single" w:color="auto" w:sz="4"/>
+          <w:bottom w:val="single" w:color="auto" w:sz="4"/>
+          <w:right w:val="single" w:color="auto" w:sz="4"/>
+          <w:insideH w:val="single" w:color="auto" w:sz="4"/>
+          <w:insideV w:val="single" w:color="auto" w:sz="4"/>
+        </w:tblBorders>
+      </w:tblPr>
+      <w:tblGrid>
+        <w:gridCol w:w="2500"/>
+        <w:gridCol w:w="800"/>
+        <w:gridCol w:w="1200"/>
+        <w:gridCol w:w="1200"/>
+        <w:gridCol w:w="1500"/>
+        <w:gridCol w:w="1000"/>
+        <w:gridCol w:w="1448"/>
+      </w:tblGrid>
+      <w:tr>
+        <w:trPr>
+          <w:tblHeader/>
+        </w:trPr>
+        <w:tc>
+          <w:tcPr>
+            <w:tcW w:type="dxa" w:w="2500"/>
+            <w:tcBorders>
+              <w:top w:val="single" w:color="DEDFE1" w:sz="4"/>
+              <w:left w:val="single" w:color="DEDFE1" w:sz="4"/>
+              <w:bottom w:val="single" w:color="DEDFE1" w:sz="4"/>
+              <w:right w:val="single" w:color="DEDFE1" w:sz="4"/>
+            </w:tcBorders>
+            <w:shd w:fill="F1F2F3" w:color="auto" w:val="clear"/>
+            <w:tcMar>
+              <w:top w:type="dxa" w:w="90"/>
+              <w:left w:type="dxa" w:w="110"/>
+              <w:bottom w:type="dxa" w:w="90"/>
+              <w:right w:type="dxa" w:w="110"/>
+            </w:tcMar>
+            <w:vAlign w:val="center"/>
+          </w:tcPr>
+          <w:p>
+            <w:pPr>
+              <w:bidi/>
+              <w:spacing w:after="0" w:before="0" w:line="300" w:lineRule="auto"/>
+              <w:jc w:val="start"/>
+            </w:pPr>
+            <w:r>
+              <w:rPr>
+                <w:rFonts w:ascii="DIN Next LT Arabic" w:cs="DIN Next LT Arabic" w:eastAsia="DIN Next LT Arabic" w:hAnsi="DIN Next LT Arabic"/>
+                <w:b/>
+                <w:bCs/>
+                <w:color w:val="5E6265"/>
+                <w:sz w:val="17"/>
+                <w:szCs w:val="17"/>
+                <w:rtl/>
+              </w:rPr>
+              <w:t xml:space="preserve">الفترة</w:t>
+            </w:r>
+          </w:p>
+        </w:tc>
+        <w:tc>
+          <w:tcPr>
+            <w:tcW w:type="dxa" w:w="800"/>
+            <w:tcBorders>
+              <w:top w:val="single" w:color="DEDFE1" w:sz="4"/>
+              <w:left w:val="single" w:color="DEDFE1" w:sz="4"/>
+              <w:bottom w:val="single" w:color="DEDFE1" w:sz="4"/>
+              <w:right w:val="single" w:color="DEDFE1" w:sz="4"/>
+            </w:tcBorders>
+            <w:shd w:fill="F1F2F3" w:color="auto" w:val="clear"/>
+            <w:tcMar>
+              <w:top w:type="dxa" w:w="90"/>
+              <w:left w:type="dxa" w:w="110"/>
+              <w:bottom w:type="dxa" w:w="90"/>
+              <w:right w:type="dxa" w:w="110"/>
+            </w:tcMar>
+            <w:vAlign w:val="center"/>
+          </w:tcPr>
+          <w:p>
+            <w:pPr>
+              <w:bidi/>
+              <w:spacing w:after="0" w:before="0" w:line="300" w:lineRule="auto"/>
+              <w:jc w:val="center"/>
+            </w:pPr>
+            <w:r>
+              <w:rPr>
+                <w:rFonts w:ascii="DIN Next LT Arabic" w:cs="DIN Next LT Arabic" w:eastAsia="DIN Next LT Arabic" w:hAnsi="DIN Next LT Arabic"/>
+                <w:b/>
+                <w:bCs/>
+                <w:color w:val="5E6265"/>
+                <w:sz w:val="17"/>
+                <w:szCs w:val="17"/>
+                <w:rtl/>
+              </w:rPr>
+              <w:t xml:space="preserve">الأيام</w:t>
+            </w:r>
+          </w:p>
+        </w:tc>
+        <w:tc>
+          <w:tcPr>
+            <w:tcW w:type="dxa" w:w="1200"/>
+            <w:tcBorders>
+              <w:top w:val="single" w:color="DEDFE1" w:sz="4"/>
+              <w:left w:val="single" w:color="DEDFE1" w:sz="4"/>
+              <w:bottom w:val="single" w:color="DEDFE1" w:sz="4"/>
+              <w:right w:val="single" w:color="DEDFE1" w:sz="4"/>
+            </w:tcBorders>
+            <w:shd w:fill="F1F2F3" w:color="auto" w:val="clear"/>
+            <w:tcMar>
+              <w:top w:type="dxa" w:w="90"/>
+              <w:left w:type="dxa" w:w="110"/>
+              <w:bottom w:type="dxa" w:w="90"/>
+              <w:right w:type="dxa" w:w="110"/>
+            </w:tcMar>
+            <w:vAlign w:val="center"/>
+          </w:tcPr>
+          <w:p>
+            <w:pPr>
+              <w:bidi/>
+              <w:spacing w:after="0" w:before="0" w:line="300" w:lineRule="auto"/>
+              <w:jc w:val="center"/>
+            </w:pPr>
+            <w:r>
+              <w:rPr>
+                <w:rFonts w:ascii="DIN Next LT Arabic" w:cs="DIN Next LT Arabic" w:eastAsia="DIN Next LT Arabic" w:hAnsi="DIN Next LT Arabic"/>
+                <w:b/>
+                <w:bCs/>
+                <w:color w:val="5E6265"/>
+                <w:sz w:val="17"/>
+                <w:szCs w:val="17"/>
+                <w:rtl/>
+              </w:rPr>
+              <w:t xml:space="preserve">عمليات/يوم</w:t>
+            </w:r>
+          </w:p>
+        </w:tc>
+        <w:tc>
+          <w:tcPr>
+            <w:tcW w:type="dxa" w:w="1200"/>
+            <w:tcBorders>
+              <w:top w:val="single" w:color="DEDFE1" w:sz="4"/>
+              <w:left w:val="single" w:color="DEDFE1" w:sz="4"/>
+              <w:bottom w:val="single" w:color="DEDFE1" w:sz="4"/>
+              <w:right w:val="single" w:color="DEDFE1" w:sz="4"/>
+            </w:tcBorders>
+            <w:shd w:fill="F1F2F3" w:color="auto" w:val="clear"/>
+            <w:tcMar>
+              <w:top w:type="dxa" w:w="90"/>
+              <w:left w:type="dxa" w:w="110"/>
+              <w:bottom w:type="dxa" w:w="90"/>
+              <w:right w:type="dxa" w:w="110"/>
+            </w:tcMar>
+            <w:vAlign w:val="center"/>
+          </w:tcPr>
+          <w:p>
+            <w:pPr>
+              <w:bidi/>
+              <w:spacing w:after="0" w:before="0" w:line="300" w:lineRule="auto"/>
+              <w:jc w:val="center"/>
+            </w:pPr>
+            <w:r>
+              <w:rPr>
+                <w:rFonts w:ascii="DIN Next LT Arabic" w:cs="DIN Next LT Arabic" w:eastAsia="DIN Next LT Arabic" w:hAnsi="DIN Next LT Arabic"/>
+                <w:b/>
+                <w:bCs/>
+                <w:color w:val="5E6265"/>
+                <w:sz w:val="17"/>
+                <w:szCs w:val="17"/>
+                <w:rtl/>
+              </w:rPr>
+              <w:t xml:space="preserve">لترات/يوم</w:t>
+            </w:r>
+          </w:p>
+        </w:tc>
+        <w:tc>
+          <w:tcPr>
+            <w:tcW w:type="dxa" w:w="1500"/>
+            <w:tcBorders>
+              <w:top w:val="single" w:color="DEDFE1" w:sz="4"/>
+              <w:left w:val="single" w:color="DEDFE1" w:sz="4"/>
+              <w:bottom w:val="single" w:color="DEDFE1" w:sz="4"/>
+              <w:right w:val="single" w:color="DEDFE1" w:sz="4"/>
+            </w:tcBorders>
+            <w:shd w:fill="F1F2F3" w:color="auto" w:val="clear"/>
+            <w:tcMar>
+              <w:top w:type="dxa" w:w="90"/>
+              <w:left w:type="dxa" w:w="110"/>
+              <w:bottom w:type="dxa" w:w="90"/>
+              <w:right w:type="dxa" w:w="110"/>
+            </w:tcMar>
+            <w:vAlign w:val="center"/>
+          </w:tcPr>
+          <w:p>
+            <w:pPr>
+              <w:bidi/>
+              <w:spacing w:after="0" w:before="0" w:line="300" w:lineRule="auto"/>
+              <w:jc w:val="center"/>
+            </w:pPr>
+            <w:r>
+              <w:rPr>
+                <w:rFonts w:ascii="DIN Next LT Arabic" w:cs="DIN Next LT Arabic" w:eastAsia="DIN Next LT Arabic" w:hAnsi="DIN Next LT Arabic"/>
+                <w:b/>
+                <w:bCs/>
+                <w:color w:val="5E6265"/>
+                <w:sz w:val="17"/>
+                <w:szCs w:val="17"/>
+                <w:rtl/>
+              </w:rPr>
+              <w:t xml:space="preserve">إيراد/يوم (ر.س)</w:t>
+            </w:r>
+          </w:p>
+        </w:tc>
+        <w:tc>
+          <w:tcPr>
+            <w:tcW w:type="dxa" w:w="1000"/>
+            <w:tcBorders>
+              <w:top w:val="single" w:color="DEDFE1" w:sz="4"/>
+              <w:left w:val="single" w:color="DEDFE1" w:sz="4"/>
+              <w:bottom w:val="single" w:color="DEDFE1" w:sz="4"/>
+              <w:right w:val="single" w:color="DEDFE1" w:sz="4"/>
+            </w:tcBorders>
+            <w:shd w:fill="F1F2F3" w:color="auto" w:val="clear"/>
+            <w:tcMar>
+              <w:top w:type="dxa" w:w="90"/>
+              <w:left w:type="dxa" w:w="110"/>
+              <w:bottom w:type="dxa" w:w="90"/>
+              <w:right w:type="dxa" w:w="110"/>
+            </w:tcMar>
+            <w:vAlign w:val="center"/>
+          </w:tcPr>
+          <w:p>
+            <w:pPr>
+              <w:bidi/>
+              <w:spacing w:after="0" w:before="0" w:line="300" w:lineRule="auto"/>
+              <w:jc w:val="center"/>
+            </w:pPr>
+            <w:r>
+              <w:rPr>
+                <w:rFonts w:ascii="DIN Next LT Arabic" w:cs="DIN Next LT Arabic" w:eastAsia="DIN Next LT Arabic" w:hAnsi="DIN Next LT Arabic"/>
+                <w:b/>
+                <w:bCs/>
+                <w:color w:val="5E6265"/>
+                <w:sz w:val="17"/>
+                <w:szCs w:val="17"/>
+                <w:rtl/>
+              </w:rPr>
+              <w:t xml:space="preserve">الفاتورة</w:t>
+            </w:r>
+          </w:p>
+        </w:tc>
+        <w:tc>
+          <w:tcPr>
+            <w:tcW w:type="dxa" w:w="1448"/>
+            <w:tcBorders>
+              <w:top w:val="single" w:color="DEDFE1" w:sz="4"/>
+              <w:left w:val="single" w:color="DEDFE1" w:sz="4"/>
+              <w:bottom w:val="single" w:color="DEDFE1" w:sz="4"/>
+              <w:right w:val="single" w:color="DEDFE1" w:sz="4"/>
+            </w:tcBorders>
+            <w:shd w:fill="F1F2F3" w:color="auto" w:val="clear"/>
+            <w:tcMar>
+              <w:top w:type="dxa" w:w="90"/>
+              <w:left w:type="dxa" w:w="110"/>
+              <w:bottom w:type="dxa" w:w="90"/>
+              <w:right w:type="dxa" w:w="110"/>
+            </w:tcMar>
+            <w:vAlign w:val="center"/>
+          </w:tcPr>
+          <w:p>
+            <w:pPr>
+              <w:bidi/>
+              <w:spacing w:after="0" w:before="0" w:line="300" w:lineRule="auto"/>
+              <w:jc w:val="center"/>
+            </w:pPr>
+            <w:r>
+              <w:rPr>
+                <w:rFonts w:ascii="DIN Next LT Arabic" w:cs="DIN Next LT Arabic" w:eastAsia="DIN Next LT Arabic" w:hAnsi="DIN Next LT Arabic"/>
+                <w:b/>
+                <w:bCs/>
+                <w:color w:val="5E6265"/>
+                <w:sz w:val="17"/>
+                <w:szCs w:val="17"/>
+                <w:rtl/>
+              </w:rPr>
+              <w:t xml:space="preserve">تغير الإيراد</w:t>
+            </w:r>
+          </w:p>
+        </w:tc>
+      </w:tr>
+      <w:tr>
+        <w:tc>
+          <w:tcPr>
+            <w:tcW w:type="dxa" w:w="2500"/>
+            <w:tcBorders>
+              <w:top w:val="single" w:color="DEDFE1" w:sz="4"/>
+              <w:left w:val="single" w:color="DEDFE1" w:sz="4"/>
+              <w:bottom w:val="single" w:color="DEDFE1" w:sz="4"/>
+              <w:right w:val="single" w:color="DEDFE1" w:sz="4"/>
+            </w:tcBorders>
+            <w:tcMar>
+              <w:top w:type="dxa" w:w="90"/>
+              <w:left w:type="dxa" w:w="110"/>
+              <w:bottom w:type="dxa" w:w="90"/>
+              <w:right w:type="dxa" w:w="110"/>
+            </w:tcMar>
+            <w:vAlign w:val="center"/>
+          </w:tcPr>
+          <w:p>
+            <w:pPr>
+              <w:bidi/>
+              <w:spacing w:after="0" w:before="0" w:line="300" w:lineRule="auto"/>
+              <w:jc w:val="start"/>
+            </w:pPr>
+            <w:r>
+              <w:rPr>
+                <w:rFonts w:ascii="Tahoma" w:cs="Tahoma" w:eastAsia="Tahoma" w:hAnsi="Tahoma"/>
+                <w:b/>
+                <w:bCs/>
+                <w:color w:val="2B2E30"/>
+                <w:sz w:val="18"/>
+                <w:szCs w:val="18"/>
+                <w:rtl/>
+              </w:rPr>
+              <w:t xml:space="preserve">التشغيل التجريبي (15–25 أغسطس)</w:t>
+            </w:r>
+          </w:p>
+        </w:tc>
+        <w:tc>
+          <w:tcPr>
+            <w:tcW w:type="dxa" w:w="800"/>
+            <w:tcBorders>
+              <w:top w:val="single" w:color="DEDFE1" w:sz="4"/>
+              <w:left w:val="single" w:color="DEDFE1" w:sz="4"/>
+              <w:bottom w:val="single" w:color="DEDFE1" w:sz="4"/>
+              <w:right w:val="single" w:color="DEDFE1" w:sz="4"/>
+            </w:tcBorders>
+            <w:tcMar>
+              <w:top w:type="dxa" w:w="90"/>
+              <w:left w:type="dxa" w:w="110"/>
+              <w:bottom w:type="dxa" w:w="90"/>
+              <w:right w:type="dxa" w:w="110"/>
+            </w:tcMar>
+            <w:vAlign w:val="center"/>
+          </w:tcPr>
+          <w:p>
+            <w:pPr>
+              <w:bidi/>
+              <w:spacing w:after="0" w:before="0" w:line="300" w:lineRule="auto"/>
+              <w:jc w:val="center"/>
+            </w:pPr>
+            <w:r>
+              <w:rPr>
+                <w:rFonts w:ascii="Tahoma" w:cs="Tahoma" w:eastAsia="Tahoma" w:hAnsi="Tahoma"/>
+                <w:b w:val="false"/>
+                <w:bCs w:val="false"/>
+                <w:color w:val="5E6265"/>
+                <w:sz w:val="18"/>
+                <w:szCs w:val="18"/>
+                <w:rtl/>
+              </w:rPr>
+              <w:t xml:space="preserve">11</w:t>
+            </w:r>
+          </w:p>
+        </w:tc>
+        <w:tc>
+          <w:tcPr>
+            <w:tcW w:type="dxa" w:w="1200"/>
+            <w:tcBorders>
+              <w:top w:val="single" w:color="DEDFE1" w:sz="4"/>
+              <w:left w:val="single" w:color="DEDFE1" w:sz="4"/>
+              <w:bottom w:val="single" w:color="DEDFE1" w:sz="4"/>
+              <w:right w:val="single" w:color="DEDFE1" w:sz="4"/>
+            </w:tcBorders>
+            <w:tcMar>
+              <w:top w:type="dxa" w:w="90"/>
+              <w:left w:type="dxa" w:w="110"/>
+              <w:bottom w:type="dxa" w:w="90"/>
+              <w:right w:type="dxa" w:w="110"/>
+            </w:tcMar>
+            <w:vAlign w:val="center"/>
+          </w:tcPr>
+          <w:p>
+            <w:pPr>
+              <w:bidi/>
+              <w:spacing w:after="0" w:before="0" w:line="300" w:lineRule="auto"/>
+              <w:jc w:val="center"/>
+            </w:pPr>
+            <w:r>
+              <w:rPr>
+                <w:rFonts w:ascii="Tahoma" w:cs="Tahoma" w:eastAsia="Tahoma" w:hAnsi="Tahoma"/>
+                <w:b w:val="false"/>
+                <w:bCs w:val="false"/>
+                <w:color w:val="5E6265"/>
+                <w:sz w:val="18"/>
+                <w:szCs w:val="18"/>
+                <w:rtl/>
+              </w:rPr>
+              <w:t xml:space="preserve">137</w:t>
+            </w:r>
+          </w:p>
+        </w:tc>
+        <w:tc>
+          <w:tcPr>
+            <w:tcW w:type="dxa" w:w="1200"/>
+            <w:tcBorders>
+              <w:top w:val="single" w:color="DEDFE1" w:sz="4"/>
+              <w:left w:val="single" w:color="DEDFE1" w:sz="4"/>
+              <w:bottom w:val="single" w:color="DEDFE1" w:sz="4"/>
+              <w:right w:val="single" w:color="DEDFE1" w:sz="4"/>
+            </w:tcBorders>
+            <w:tcMar>
+              <w:top w:type="dxa" w:w="90"/>
+              <w:left w:type="dxa" w:w="110"/>
+              <w:bottom w:type="dxa" w:w="90"/>
+              <w:right w:type="dxa" w:w="110"/>
+            </w:tcMar>
+            <w:vAlign w:val="center"/>
+          </w:tcPr>
+          <w:p>
+            <w:pPr>
+              <w:bidi/>
+              <w:spacing w:after="0" w:before="0" w:line="300" w:lineRule="auto"/>
+              <w:jc w:val="center"/>
+            </w:pPr>
+            <w:r>
+              <w:rPr>
+                <w:rFonts w:ascii="Tahoma" w:cs="Tahoma" w:eastAsia="Tahoma" w:hAnsi="Tahoma"/>
+                <w:b w:val="false"/>
+                <w:bCs w:val="false"/>
+                <w:color w:val="5E6265"/>
+                <w:sz w:val="18"/>
+                <w:szCs w:val="18"/>
+                <w:rtl/>
+              </w:rPr>
+              <w:t xml:space="preserve">3,871</w:t>
+            </w:r>
+          </w:p>
+        </w:tc>
+        <w:tc>
+          <w:tcPr>
+            <w:tcW w:type="dxa" w:w="1500"/>
+            <w:tcBorders>
+              <w:top w:val="single" w:color="DEDFE1" w:sz="4"/>
+              <w:left w:val="single" w:color="DEDFE1" w:sz="4"/>
+              <w:bottom w:val="single" w:color="DEDFE1" w:sz="4"/>
+              <w:right w:val="single" w:color="DEDFE1" w:sz="4"/>
+            </w:tcBorders>
+            <w:tcMar>
+              <w:top w:type="dxa" w:w="90"/>
+              <w:left w:type="dxa" w:w="110"/>
+              <w:bottom w:type="dxa" w:w="90"/>
+              <w:right w:type="dxa" w:w="110"/>
+            </w:tcMar>
+            <w:vAlign w:val="center"/>
+          </w:tcPr>
+          <w:p>
+            <w:pPr>
+              <w:bidi/>
+              <w:spacing w:after="0" w:before="0" w:line="300" w:lineRule="auto"/>
+              <w:jc w:val="center"/>
+            </w:pPr>
+            <w:r>
+              <w:rPr>
+                <w:rFonts w:ascii="Tahoma" w:cs="Tahoma" w:eastAsia="Tahoma" w:hAnsi="Tahoma"/>
+                <w:b w:val="false"/>
+                <w:bCs w:val="false"/>
+                <w:color w:val="5E6265"/>
+                <w:sz w:val="18"/>
+                <w:szCs w:val="18"/>
+                <w:rtl/>
+              </w:rPr>
+              <w:t xml:space="preserve">8,625</w:t>
+            </w:r>
+          </w:p>
+        </w:tc>
+        <w:tc>
+          <w:tcPr>
+            <w:tcW w:type="dxa" w:w="1000"/>
+            <w:tcBorders>
+              <w:top w:val="single" w:color="DEDFE1" w:sz="4"/>
+              <w:left w:val="single" w:color="DEDFE1" w:sz="4"/>
+              <w:bottom w:val="single" w:color="DEDFE1" w:sz="4"/>
+              <w:right w:val="single" w:color="DEDFE1" w:sz="4"/>
+            </w:tcBorders>
+            <w:tcMar>
+              <w:top w:type="dxa" w:w="90"/>
+              <w:left w:type="dxa" w:w="110"/>
+              <w:bottom w:type="dxa" w:w="90"/>
+              <w:right w:type="dxa" w:w="110"/>
+            </w:tcMar>
+            <w:vAlign w:val="center"/>
+          </w:tcPr>
+          <w:p>
+            <w:pPr>
+              <w:bidi/>
+              <w:spacing w:after="0" w:before="0" w:line="300" w:lineRule="auto"/>
+              <w:jc w:val="center"/>
+            </w:pPr>
+            <w:r>
+              <w:rPr>
+                <w:rFonts w:ascii="Tahoma" w:cs="Tahoma" w:eastAsia="Tahoma" w:hAnsi="Tahoma"/>
+                <w:b w:val="false"/>
+                <w:bCs w:val="false"/>
+                <w:color w:val="5E6265"/>
+                <w:sz w:val="18"/>
+                <w:szCs w:val="18"/>
+                <w:rtl/>
+              </w:rPr>
+              <w:t xml:space="preserve">62.8</w:t>
+            </w:r>
+          </w:p>
+        </w:tc>
+        <w:tc>
+          <w:tcPr>
+            <w:tcW w:type="dxa" w:w="1448"/>
+            <w:tcBorders>
+              <w:top w:val="single" w:color="DEDFE1" w:sz="4"/>
+              <w:left w:val="single" w:color="DEDFE1" w:sz="4"/>
+              <w:bottom w:val="single" w:color="DEDFE1" w:sz="4"/>
+              <w:right w:val="single" w:color="DEDFE1" w:sz="4"/>
+            </w:tcBorders>
+            <w:tcMar>
+              <w:top w:type="dxa" w:w="90"/>
+              <w:left w:type="dxa" w:w="110"/>
+              <w:bottom w:type="dxa" w:w="90"/>
+              <w:right w:type="dxa" w:w="110"/>
+            </w:tcMar>
+            <w:vAlign w:val="center"/>
+          </w:tcPr>
+          <w:p>
+            <w:pPr>
+              <w:bidi/>
+              <w:spacing w:after="0" w:before="0" w:line="300" w:lineRule="auto"/>
+              <w:jc w:val="center"/>
+            </w:pPr>
+            <w:r>
+              <w:rPr>
+                <w:rFonts w:ascii="Tahoma" w:cs="Tahoma" w:eastAsia="Tahoma" w:hAnsi="Tahoma"/>
+                <w:b w:val="false"/>
+                <w:bCs w:val="false"/>
+                <w:color w:val="5E6265"/>
+                <w:sz w:val="18"/>
+                <w:szCs w:val="18"/>
+                <w:rtl/>
+              </w:rPr>
+              <w:t xml:space="preserve">الأساس</w:t>
+            </w:r>
+          </w:p>
+        </w:tc>
+      </w:tr>
+      <w:tr>
+        <w:tc>
+          <w:tcPr>
+            <w:tcW w:type="dxa" w:w="2500"/>
+            <w:tcBorders>
+              <w:top w:val="single" w:color="DEDFE1" w:sz="4"/>
+              <w:left w:val="single" w:color="DEDFE1" w:sz="4"/>
+              <w:bottom w:val="single" w:color="DEDFE1" w:sz="4"/>
+              <w:right w:val="single" w:color="DEDFE1" w:sz="4"/>
+            </w:tcBorders>
+            <w:shd w:fill="FAFAFB" w:color="auto" w:val="clear"/>
+            <w:tcMar>
+              <w:top w:type="dxa" w:w="90"/>
+              <w:left w:type="dxa" w:w="110"/>
+              <w:bottom w:type="dxa" w:w="90"/>
+              <w:right w:type="dxa" w:w="110"/>
+            </w:tcMar>
+            <w:vAlign w:val="center"/>
+          </w:tcPr>
+          <w:p>
+            <w:pPr>
+              <w:bidi/>
+              <w:spacing w:after="0" w:before="0" w:line="300" w:lineRule="auto"/>
+              <w:jc w:val="start"/>
+            </w:pPr>
+            <w:r>
+              <w:rPr>
+                <w:rFonts w:ascii="Tahoma" w:cs="Tahoma" w:eastAsia="Tahoma" w:hAnsi="Tahoma"/>
+                <w:b/>
+                <w:bCs/>
+                <w:color w:val="2B2E30"/>
+                <w:sz w:val="18"/>
+                <w:szCs w:val="18"/>
+                <w:rtl/>
+              </w:rPr>
+              <w:t xml:space="preserve">يوم الافتتاح (الأربعاء 26 أغسطس)</w:t>
+            </w:r>
+          </w:p>
+        </w:tc>
+        <w:tc>
+          <w:tcPr>
+            <w:tcW w:type="dxa" w:w="800"/>
+            <w:tcBorders>
+              <w:top w:val="single" w:color="DEDFE1" w:sz="4"/>
+              <w:left w:val="single" w:color="DEDFE1" w:sz="4"/>
+              <w:bottom w:val="single" w:color="DEDFE1" w:sz="4"/>
+              <w:right w:val="single" w:color="DEDFE1" w:sz="4"/>
+            </w:tcBorders>
+            <w:shd w:fill="FAFAFB" w:color="auto" w:val="clear"/>
+            <w:tcMar>
+              <w:top w:type="dxa" w:w="90"/>
+              <w:left w:type="dxa" w:w="110"/>
+              <w:bottom w:type="dxa" w:w="90"/>
+              <w:right w:type="dxa" w:w="110"/>
+            </w:tcMar>
+            <w:vAlign w:val="center"/>
+          </w:tcPr>
+          <w:p>
+            <w:pPr>
+              <w:bidi/>
+              <w:spacing w:after="0" w:before="0" w:line="300" w:lineRule="auto"/>
+              <w:jc w:val="center"/>
+            </w:pPr>
+            <w:r>
+              <w:rPr>
+                <w:rFonts w:ascii="Tahoma" w:cs="Tahoma" w:eastAsia="Tahoma" w:hAnsi="Tahoma"/>
+                <w:b w:val="false"/>
+                <w:bCs w:val="false"/>
+                <w:color w:val="5E6265"/>
+                <w:sz w:val="18"/>
+                <w:szCs w:val="18"/>
+                <w:rtl/>
+              </w:rPr>
+              <w:t xml:space="preserve">1</w:t>
+            </w:r>
+          </w:p>
+        </w:tc>
+        <w:tc>
+          <w:tcPr>
+            <w:tcW w:type="dxa" w:w="1200"/>
+            <w:tcBorders>
+              <w:top w:val="single" w:color="DEDFE1" w:sz="4"/>
+              <w:left w:val="single" w:color="DEDFE1" w:sz="4"/>
+              <w:bottom w:val="single" w:color="DEDFE1" w:sz="4"/>
+              <w:right w:val="single" w:color="DEDFE1" w:sz="4"/>
+            </w:tcBorders>
+            <w:shd w:fill="FAFAFB" w:color="auto" w:val="clear"/>
+            <w:tcMar>
+              <w:top w:type="dxa" w:w="90"/>
+              <w:left w:type="dxa" w:w="110"/>
+              <w:bottom w:type="dxa" w:w="90"/>
+              <w:right w:type="dxa" w:w="110"/>
+            </w:tcMar>
+            <w:vAlign w:val="center"/>
+          </w:tcPr>
+          <w:p>
+            <w:pPr>
+              <w:bidi/>
+              <w:spacing w:after="0" w:before="0" w:line="300" w:lineRule="auto"/>
+              <w:jc w:val="center"/>
+            </w:pPr>
+            <w:r>
+              <w:rPr>
+                <w:rFonts w:ascii="Tahoma" w:cs="Tahoma" w:eastAsia="Tahoma" w:hAnsi="Tahoma"/>
+                <w:b w:val="false"/>
+                <w:bCs w:val="false"/>
+                <w:color w:val="5E6265"/>
+                <w:sz w:val="18"/>
+                <w:szCs w:val="18"/>
+                <w:rtl/>
+              </w:rPr>
+              <w:t xml:space="preserve">212</w:t>
+            </w:r>
+          </w:p>
+        </w:tc>
+        <w:tc>
+          <w:tcPr>
+            <w:tcW w:type="dxa" w:w="1200"/>
+            <w:tcBorders>
+              <w:top w:val="single" w:color="DEDFE1" w:sz="4"/>
+              <w:left w:val="single" w:color="DEDFE1" w:sz="4"/>
+              <w:bottom w:val="single" w:color="DEDFE1" w:sz="4"/>
+              <w:right w:val="single" w:color="DEDFE1" w:sz="4"/>
+            </w:tcBorders>
+            <w:shd w:fill="FAFAFB" w:color="auto" w:val="clear"/>
+            <w:tcMar>
+              <w:top w:type="dxa" w:w="90"/>
+              <w:left w:type="dxa" w:w="110"/>
+              <w:bottom w:type="dxa" w:w="90"/>
+              <w:right w:type="dxa" w:w="110"/>
+            </w:tcMar>
+            <w:vAlign w:val="center"/>
+          </w:tcPr>
+          <w:p>
+            <w:pPr>
+              <w:bidi/>
+              <w:spacing w:after="0" w:before="0" w:line="300" w:lineRule="auto"/>
+              <w:jc w:val="center"/>
+            </w:pPr>
+            <w:r>
+              <w:rPr>
+                <w:rFonts w:ascii="Tahoma" w:cs="Tahoma" w:eastAsia="Tahoma" w:hAnsi="Tahoma"/>
+                <w:b w:val="false"/>
+                <w:bCs w:val="false"/>
+                <w:color w:val="5E6265"/>
+                <w:sz w:val="18"/>
+                <w:szCs w:val="18"/>
+                <w:rtl/>
+              </w:rPr>
+              <w:t xml:space="preserve">5,978</w:t>
+            </w:r>
+          </w:p>
+        </w:tc>
+        <w:tc>
+          <w:tcPr>
+            <w:tcW w:type="dxa" w:w="1500"/>
+            <w:tcBorders>
+              <w:top w:val="single" w:color="DEDFE1" w:sz="4"/>
+              <w:left w:val="single" w:color="DEDFE1" w:sz="4"/>
+              <w:bottom w:val="single" w:color="DEDFE1" w:sz="4"/>
+              <w:right w:val="single" w:color="DEDFE1" w:sz="4"/>
+            </w:tcBorders>
+            <w:shd w:fill="FAFAFB" w:color="auto" w:val="clear"/>
+            <w:tcMar>
+              <w:top w:type="dxa" w:w="90"/>
+              <w:left w:type="dxa" w:w="110"/>
+              <w:bottom w:type="dxa" w:w="90"/>
+              <w:right w:type="dxa" w:w="110"/>
+            </w:tcMar>
+            <w:vAlign w:val="center"/>
+          </w:tcPr>
+          <w:p>
+            <w:pPr>
+              <w:bidi/>
+              <w:spacing w:after="0" w:before="0" w:line="300" w:lineRule="auto"/>
+              <w:jc w:val="center"/>
+            </w:pPr>
+            <w:r>
+              <w:rPr>
+                <w:rFonts w:ascii="Tahoma" w:cs="Tahoma" w:eastAsia="Tahoma" w:hAnsi="Tahoma"/>
+                <w:b w:val="false"/>
+                <w:bCs w:val="false"/>
+                <w:color w:val="5E6265"/>
+                <w:sz w:val="18"/>
+                <w:szCs w:val="18"/>
+                <w:rtl/>
+              </w:rPr>
+              <w:t xml:space="preserve">13,211</w:t>
+            </w:r>
+          </w:p>
+        </w:tc>
+        <w:tc>
+          <w:tcPr>
+            <w:tcW w:type="dxa" w:w="1000"/>
+            <w:tcBorders>
+              <w:top w:val="single" w:color="DEDFE1" w:sz="4"/>
+              <w:left w:val="single" w:color="DEDFE1" w:sz="4"/>
+              <w:bottom w:val="single" w:color="DEDFE1" w:sz="4"/>
+              <w:right w:val="single" w:color="DEDFE1" w:sz="4"/>
+            </w:tcBorders>
+            <w:shd w:fill="FAFAFB" w:color="auto" w:val="clear"/>
+            <w:tcMar>
+              <w:top w:type="dxa" w:w="90"/>
+              <w:left w:type="dxa" w:w="110"/>
+              <w:bottom w:type="dxa" w:w="90"/>
+              <w:right w:type="dxa" w:w="110"/>
+            </w:tcMar>
+            <w:vAlign w:val="center"/>
+          </w:tcPr>
+          <w:p>
+            <w:pPr>
+              <w:bidi/>
+              <w:spacing w:after="0" w:before="0" w:line="300" w:lineRule="auto"/>
+              <w:jc w:val="center"/>
+            </w:pPr>
+            <w:r>
+              <w:rPr>
+                <w:rFonts w:ascii="Tahoma" w:cs="Tahoma" w:eastAsia="Tahoma" w:hAnsi="Tahoma"/>
+                <w:b w:val="false"/>
+                <w:bCs w:val="false"/>
+                <w:color w:val="5E6265"/>
+                <w:sz w:val="18"/>
+                <w:szCs w:val="18"/>
+                <w:rtl/>
+              </w:rPr>
+              <w:t xml:space="preserve">62.3</w:t>
+            </w:r>
+          </w:p>
+        </w:tc>
+        <w:tc>
+          <w:tcPr>
+            <w:tcW w:type="dxa" w:w="1448"/>
+            <w:tcBorders>
+              <w:top w:val="single" w:color="DEDFE1" w:sz="4"/>
+              <w:left w:val="single" w:color="DEDFE1" w:sz="4"/>
+              <w:bottom w:val="single" w:color="DEDFE1" w:sz="4"/>
+              <w:right w:val="single" w:color="DEDFE1" w:sz="4"/>
+            </w:tcBorders>
+            <w:shd w:fill="FAFAFB" w:color="auto" w:val="clear"/>
+            <w:tcMar>
+              <w:top w:type="dxa" w:w="90"/>
+              <w:left w:type="dxa" w:w="110"/>
+              <w:bottom w:type="dxa" w:w="90"/>
+              <w:right w:type="dxa" w:w="110"/>
+            </w:tcMar>
+            <w:vAlign w:val="center"/>
+          </w:tcPr>
+          <w:p>
+            <w:pPr>
+              <w:bidi/>
+              <w:spacing w:after="0" w:before="0" w:line="300" w:lineRule="auto"/>
+              <w:jc w:val="center"/>
+            </w:pPr>
+            <w:r>
+              <w:rPr>
+                <w:rFonts w:ascii="Tahoma" w:cs="Tahoma" w:eastAsia="Tahoma" w:hAnsi="Tahoma"/>
+                <w:b/>
+                <w:bCs/>
+                <w:color w:val="1B7A4B"/>
+                <w:sz w:val="18"/>
+                <w:szCs w:val="18"/>
+                <w:rtl/>
+              </w:rPr>
+              <w:t xml:space="preserve">+‎53%‎</w:t>
+            </w:r>
+          </w:p>
+        </w:tc>
+      </w:tr>
+      <w:tr>
+        <w:tc>
+          <w:tcPr>
+            <w:tcW w:type="dxa" w:w="2500"/>
+            <w:tcBorders>
+              <w:top w:val="single" w:color="DEDFE1" w:sz="4"/>
+              <w:left w:val="single" w:color="DEDFE1" w:sz="4"/>
+              <w:bottom w:val="single" w:color="DEDFE1" w:sz="4"/>
+              <w:right w:val="single" w:color="DEDFE1" w:sz="4"/>
+            </w:tcBorders>
+            <w:tcMar>
+              <w:top w:type="dxa" w:w="90"/>
+              <w:left w:type="dxa" w:w="110"/>
+              <w:bottom w:type="dxa" w:w="90"/>
+              <w:right w:type="dxa" w:w="110"/>
+            </w:tcMar>
+            <w:vAlign w:val="center"/>
+          </w:tcPr>
+          <w:p>
+            <w:pPr>
+              <w:bidi/>
+              <w:spacing w:after="0" w:before="0" w:line="300" w:lineRule="auto"/>
+              <w:jc w:val="start"/>
+            </w:pPr>
+            <w:r>
+              <w:rPr>
+                <w:rFonts w:ascii="Tahoma" w:cs="Tahoma" w:eastAsia="Tahoma" w:hAnsi="Tahoma"/>
+                <w:b/>
+                <w:bCs/>
+                <w:color w:val="2B2E30"/>
+                <w:sz w:val="18"/>
+                <w:szCs w:val="18"/>
+                <w:rtl/>
+              </w:rPr>
+              <w:t xml:space="preserve">بعد الافتتاح (27–31 أغسطس)</w:t>
+            </w:r>
+          </w:p>
+        </w:tc>
+        <w:tc>
+          <w:tcPr>
+            <w:tcW w:type="dxa" w:w="800"/>
+            <w:tcBorders>
+              <w:top w:val="single" w:color="DEDFE1" w:sz="4"/>
+              <w:left w:val="single" w:color="DEDFE1" w:sz="4"/>
+              <w:bottom w:val="single" w:color="DEDFE1" w:sz="4"/>
+              <w:right w:val="single" w:color="DEDFE1" w:sz="4"/>
+            </w:tcBorders>
+            <w:tcMar>
+              <w:top w:type="dxa" w:w="90"/>
+              <w:left w:type="dxa" w:w="110"/>
+              <w:bottom w:type="dxa" w:w="90"/>
+              <w:right w:type="dxa" w:w="110"/>
+            </w:tcMar>
+            <w:vAlign w:val="center"/>
+          </w:tcPr>
+          <w:p>
+            <w:pPr>
+              <w:bidi/>
+              <w:spacing w:after="0" w:before="0" w:line="300" w:lineRule="auto"/>
+              <w:jc w:val="center"/>
+            </w:pPr>
+            <w:r>
+              <w:rPr>
+                <w:rFonts w:ascii="Tahoma" w:cs="Tahoma" w:eastAsia="Tahoma" w:hAnsi="Tahoma"/>
+                <w:b w:val="false"/>
+                <w:bCs w:val="false"/>
+                <w:color w:val="5E6265"/>
+                <w:sz w:val="18"/>
+                <w:szCs w:val="18"/>
+                <w:rtl/>
+              </w:rPr>
+              <w:t xml:space="preserve">5</w:t>
+            </w:r>
+          </w:p>
+        </w:tc>
+        <w:tc>
+          <w:tcPr>
+            <w:tcW w:type="dxa" w:w="1200"/>
+            <w:tcBorders>
+              <w:top w:val="single" w:color="DEDFE1" w:sz="4"/>
+              <w:left w:val="single" w:color="DEDFE1" w:sz="4"/>
+              <w:bottom w:val="single" w:color="DEDFE1" w:sz="4"/>
+              <w:right w:val="single" w:color="DEDFE1" w:sz="4"/>
+            </w:tcBorders>
+            <w:tcMar>
+              <w:top w:type="dxa" w:w="90"/>
+              <w:left w:type="dxa" w:w="110"/>
+              <w:bottom w:type="dxa" w:w="90"/>
+              <w:right w:type="dxa" w:w="110"/>
+            </w:tcMar>
+            <w:vAlign w:val="center"/>
+          </w:tcPr>
+          <w:p>
+            <w:pPr>
+              <w:bidi/>
+              <w:spacing w:after="0" w:before="0" w:line="300" w:lineRule="auto"/>
+              <w:jc w:val="center"/>
+            </w:pPr>
+            <w:r>
+              <w:rPr>
+                <w:rFonts w:ascii="Tahoma" w:cs="Tahoma" w:eastAsia="Tahoma" w:hAnsi="Tahoma"/>
+                <w:b w:val="false"/>
+                <w:bCs w:val="false"/>
+                <w:color w:val="5E6265"/>
+                <w:sz w:val="18"/>
+                <w:szCs w:val="18"/>
+                <w:rtl/>
+              </w:rPr>
+              <w:t xml:space="preserve">210</w:t>
+            </w:r>
+          </w:p>
+        </w:tc>
+        <w:tc>
+          <w:tcPr>
+            <w:tcW w:type="dxa" w:w="1200"/>
+            <w:tcBorders>
+              <w:top w:val="single" w:color="DEDFE1" w:sz="4"/>
+              <w:left w:val="single" w:color="DEDFE1" w:sz="4"/>
+              <w:bottom w:val="single" w:color="DEDFE1" w:sz="4"/>
+              <w:right w:val="single" w:color="DEDFE1" w:sz="4"/>
+            </w:tcBorders>
+            <w:tcMar>
+              <w:top w:type="dxa" w:w="90"/>
+              <w:left w:type="dxa" w:w="110"/>
+              <w:bottom w:type="dxa" w:w="90"/>
+              <w:right w:type="dxa" w:w="110"/>
+            </w:tcMar>
+            <w:vAlign w:val="center"/>
+          </w:tcPr>
+          <w:p>
+            <w:pPr>
+              <w:bidi/>
+              <w:spacing w:after="0" w:before="0" w:line="300" w:lineRule="auto"/>
+              <w:jc w:val="center"/>
+            </w:pPr>
+            <w:r>
+              <w:rPr>
+                <w:rFonts w:ascii="Tahoma" w:cs="Tahoma" w:eastAsia="Tahoma" w:hAnsi="Tahoma"/>
+                <w:b w:val="false"/>
+                <w:bCs w:val="false"/>
+                <w:color w:val="5E6265"/>
+                <w:sz w:val="18"/>
+                <w:szCs w:val="18"/>
+                <w:rtl/>
+              </w:rPr>
+              <w:t xml:space="preserve">6,158</w:t>
+            </w:r>
+          </w:p>
+        </w:tc>
+        <w:tc>
+          <w:tcPr>
+            <w:tcW w:type="dxa" w:w="1500"/>
+            <w:tcBorders>
+              <w:top w:val="single" w:color="DEDFE1" w:sz="4"/>
+              <w:left w:val="single" w:color="DEDFE1" w:sz="4"/>
+              <w:bottom w:val="single" w:color="DEDFE1" w:sz="4"/>
+              <w:right w:val="single" w:color="DEDFE1" w:sz="4"/>
+            </w:tcBorders>
+            <w:tcMar>
+              <w:top w:type="dxa" w:w="90"/>
+              <w:left w:type="dxa" w:w="110"/>
+              <w:bottom w:type="dxa" w:w="90"/>
+              <w:right w:type="dxa" w:w="110"/>
+            </w:tcMar>
+            <w:vAlign w:val="center"/>
+          </w:tcPr>
+          <w:p>
+            <w:pPr>
+              <w:bidi/>
+              <w:spacing w:after="0" w:before="0" w:line="300" w:lineRule="auto"/>
+              <w:jc w:val="center"/>
+            </w:pPr>
+            <w:r>
+              <w:rPr>
+                <w:rFonts w:ascii="Tahoma" w:cs="Tahoma" w:eastAsia="Tahoma" w:hAnsi="Tahoma"/>
+                <w:b w:val="false"/>
+                <w:bCs w:val="false"/>
+                <w:color w:val="5E6265"/>
+                <w:sz w:val="18"/>
+                <w:szCs w:val="18"/>
+                <w:rtl/>
+              </w:rPr>
+              <w:t xml:space="preserve">13,720</w:t>
+            </w:r>
+          </w:p>
+        </w:tc>
+        <w:tc>
+          <w:tcPr>
+            <w:tcW w:type="dxa" w:w="1000"/>
+            <w:tcBorders>
+              <w:top w:val="single" w:color="DEDFE1" w:sz="4"/>
+              <w:left w:val="single" w:color="DEDFE1" w:sz="4"/>
+              <w:bottom w:val="single" w:color="DEDFE1" w:sz="4"/>
+              <w:right w:val="single" w:color="DEDFE1" w:sz="4"/>
+            </w:tcBorders>
+            <w:tcMar>
+              <w:top w:type="dxa" w:w="90"/>
+              <w:left w:type="dxa" w:w="110"/>
+              <w:bottom w:type="dxa" w:w="90"/>
+              <w:right w:type="dxa" w:w="110"/>
+            </w:tcMar>
+            <w:vAlign w:val="center"/>
+          </w:tcPr>
+          <w:p>
+            <w:pPr>
+              <w:bidi/>
+              <w:spacing w:after="0" w:before="0" w:line="300" w:lineRule="auto"/>
+              <w:jc w:val="center"/>
+            </w:pPr>
+            <w:r>
+              <w:rPr>
+                <w:rFonts w:ascii="Tahoma" w:cs="Tahoma" w:eastAsia="Tahoma" w:hAnsi="Tahoma"/>
+                <w:b w:val="false"/>
+                <w:bCs w:val="false"/>
+                <w:color w:val="5E6265"/>
+                <w:sz w:val="18"/>
+                <w:szCs w:val="18"/>
+                <w:rtl/>
+              </w:rPr>
+              <w:t xml:space="preserve">65.3</w:t>
+            </w:r>
+          </w:p>
+        </w:tc>
+        <w:tc>
+          <w:tcPr>
+            <w:tcW w:type="dxa" w:w="1448"/>
+            <w:tcBorders>
+              <w:top w:val="single" w:color="DEDFE1" w:sz="4"/>
+              <w:left w:val="single" w:color="DEDFE1" w:sz="4"/>
+              <w:bottom w:val="single" w:color="DEDFE1" w:sz="4"/>
+              <w:right w:val="single" w:color="DEDFE1" w:sz="4"/>
+            </w:tcBorders>
+            <w:tcMar>
+              <w:top w:type="dxa" w:w="90"/>
+              <w:left w:type="dxa" w:w="110"/>
+              <w:bottom w:type="dxa" w:w="90"/>
+              <w:right w:type="dxa" w:w="110"/>
+            </w:tcMar>
+            <w:vAlign w:val="center"/>
+          </w:tcPr>
+          <w:p>
+            <w:pPr>
+              <w:bidi/>
+              <w:spacing w:after="0" w:before="0" w:line="300" w:lineRule="auto"/>
+              <w:jc w:val="center"/>
+            </w:pPr>
+            <w:r>
+              <w:rPr>
+                <w:rFonts w:ascii="Tahoma" w:cs="Tahoma" w:eastAsia="Tahoma" w:hAnsi="Tahoma"/>
+                <w:b/>
+                <w:bCs/>
+                <w:color w:val="1B7A4B"/>
+                <w:sz w:val="18"/>
+                <w:szCs w:val="18"/>
+                <w:rtl/>
+              </w:rPr>
+              <w:t xml:space="preserve">+‎59%‎</w:t>
+            </w:r>
+          </w:p>
+        </w:tc>
+      </w:tr>
+    </w:tbl>
+    <w:p>
+      <w:pPr>
+        <w:bidi/>
+        <w:spacing w:after="150" w:before="90" w:line="300" w:lineRule="auto"/>
+        <w:jc w:val="start"/>
+      </w:pPr>
+      <w:r>
+        <w:rPr>
+          <w:rFonts w:ascii="Tahoma" w:cs="Tahoma" w:eastAsia="Tahoma" w:hAnsi="Tahoma"/>
+          <w:b w:val="false"/>
+          <w:bCs w:val="false"/>
+          <w:color w:val="8E9295"/>
+          <w:sz w:val="16"/>
+          <w:szCs w:val="16"/>
+          <w:rtl/>
+        </w:rPr>
+        <w:t xml:space="preserve">إيراد إضافي مقدَّر 30,061 ر.س مقابل تكلفة 4,140 ر.س — أي 7.3 أضعاف. خط الأساس هو التشغيل التجريبي، فيعكس النمو أثر الإعلان إلى جانب التوسّع الطبيعي لمحطة جديدة.</w:t>
+      </w:r>
+    </w:p>
+    <w:p>
+      <w:pPr>
+        <w:keepNext/>
+        <w:bidi/>
+        <w:spacing w:after="70" w:before="150" w:line="300" w:lineRule="auto"/>
+        <w:jc w:val="start"/>
+      </w:pPr>
+      <w:r>
+        <w:rPr>
+          <w:rFonts w:ascii="DIN Next LT Arabic" w:cs="DIN Next LT Arabic" w:eastAsia="DIN Next LT Arabic" w:hAnsi="DIN Next LT Arabic"/>
+          <w:b/>
+          <w:bCs/>
+          <w:color w:val="2B2E30"/>
+          <w:sz w:val="22"/>
+          <w:szCs w:val="22"/>
+          <w:rtl/>
+        </w:rPr>
         <w:t xml:space="preserve">المستهدفات وما تحقق منها</w:t>
       </w:r>
     </w:p>
@@ -14080,7 +20667,7 @@
                 <w:szCs w:val="18"/>
                 <w:rtl/>
               </w:rPr>
-              <w:t xml:space="preserve">التفاعلات (تفاعل)</w:t>
+              <w:t xml:space="preserve">معدل التفاعل (%)</w:t>
             </w:r>
           </w:p>
         </w:tc>
@@ -14118,7 +20705,7 @@
                 <w:szCs w:val="18"/>
                 <w:rtl/>
               </w:rPr>
-              <w:t xml:space="preserve">1,000</w:t>
+              <w:t xml:space="preserve">‎1.0%‎</w:t>
             </w:r>
           </w:p>
         </w:tc>
@@ -14156,7 +20743,7 @@
                 <w:szCs w:val="18"/>
                 <w:rtl/>
               </w:rPr>
-              <w:t xml:space="preserve">7,000</w:t>
+              <w:t xml:space="preserve">‎7.0%‎</w:t>
             </w:r>
           </w:p>
         </w:tc>
@@ -14442,7 +21029,7 @@
           <w:szCs w:val="16"/>
           <w:rtl/>
         </w:rPr>
-        <w:t xml:space="preserve">معدل التفاعل الفعلي ‎2.6%‎ من إجمالي الوصول. الحملة الوحيدة الممتدة على ثلاثة أيام.</w:t>
+        <w:t xml:space="preserve">معدل التفاعل الفعلي ‎7.0%‎ مقابل مخطط ‎1.0%‎ — نحو 18,887 تفاعلاً. الحملة الوحيدة الممتدة على ثلاثة أيام.</w:t>
       </w:r>
     </w:p>
     <w:p>
@@ -14547,7 +21134,7 @@
                 <w:szCs w:val="17"/>
                 <w:rtl/>
               </w:rPr>
-              <w:t xml:space="preserve">تجاوز مستهدف التفاعلات بسبعة أضعاف (7,000 مقابل 1,000)</w:t>
+              <w:t xml:space="preserve">معدل تفاعل ‎7.0%‎ مقابل مخطط ‎1.0%‎ — نحو 18,887 تفاعلاً</w:t>
             </w:r>
           </w:p>
           <w:p>
@@ -19005,7 +25592,7 @@
           <w:szCs w:val="16"/>
           <w:rtl/>
         </w:rPr>
-        <w:t xml:space="preserve">05 · مستهدفات فريق العمل</w:t>
+        <w:t xml:space="preserve">06 · مستهدفات فريق العمل</w:t>
       </w:r>
     </w:p>
     <w:p>
@@ -21495,7 +28082,7 @@
           <w:szCs w:val="16"/>
           <w:rtl/>
         </w:rPr>
-        <w:t xml:space="preserve">06 · التحديات</w:t>
+        <w:t xml:space="preserve">07 · التحديات</w:t>
       </w:r>
     </w:p>
     <w:p>
@@ -22376,7 +28963,7 @@
                 <w:szCs w:val="18"/>
                 <w:rtl/>
               </w:rPr>
-              <w:t xml:space="preserve">المؤشرات التجارية غير مُستهدفة وغير مقيسة</w:t>
+              <w:t xml:space="preserve">المؤشرات التجارية غير مُستهدفة مسبقاً؛ وقيس الأثر لاحقاً لثلاث حملات فقط</w:t>
             </w:r>
           </w:p>
         </w:tc>
@@ -22413,7 +29000,7 @@
                 <w:szCs w:val="18"/>
                 <w:rtl/>
               </w:rPr>
-              <w:t xml:space="preserve">الحملات الخمس</w:t>
+              <w:t xml:space="preserve">ظبيا JA070 · فعالية اليوم الوطني</w:t>
             </w:r>
           </w:p>
         </w:tc>
@@ -22450,7 +29037,7 @@
                 <w:szCs w:val="18"/>
                 <w:rtl/>
               </w:rPr>
-              <w:t xml:space="preserve">التقييم مقتصر على الوصول والتفاعل دون أثر على المبيعات</w:t>
+              <w:t xml:space="preserve">حملتان من خمس بلا أي قياس تجاري رغم أن الفعالية أكبر بند إنفاق في الربع</w:t>
             </w:r>
           </w:p>
         </w:tc>
@@ -23236,7 +29823,7 @@
           <w:szCs w:val="16"/>
           <w:rtl/>
         </w:rPr>
-        <w:t xml:space="preserve">07 · الفرص</w:t>
+        <w:t xml:space="preserve">08 · الفرص</w:t>
       </w:r>
     </w:p>
     <w:p>
@@ -23635,7 +30222,7 @@
           <w:szCs w:val="16"/>
           <w:rtl/>
         </w:rPr>
-        <w:t xml:space="preserve">08 · التوصيات</w:t>
+        <w:t xml:space="preserve">09 · التوصيات</w:t>
       </w:r>
     </w:p>
     <w:p>
@@ -25241,7 +31828,7 @@
           <w:szCs w:val="16"/>
           <w:rtl/>
         </w:rPr>
-        <w:t xml:space="preserve">09 · الملحق</w:t>
+        <w:t xml:space="preserve">10 · الملحق</w:t>
       </w:r>
     </w:p>
     <w:p>
@@ -25668,7 +32255,7 @@
                 <w:szCs w:val="18"/>
                 <w:rtl/>
               </w:rPr>
-              <w:t xml:space="preserve">تُحتسب للحملات المقيسة فقط: 36,142 ÷ 4,356,512 × 1000 ≈ 8.3 هللة. فعالية اليوم الوطني خارج الحساب لعدم قياس وصولها.</w:t>
+              <w:t xml:space="preserve">تُحتسب للحملات المقيسة فقط: 36,142 ÷ 4,356,512 × 1000 ≈ 8.0 هللة. فعالية اليوم الوطني خارج الحساب لعدم قياس وصولها.</w:t>
             </w:r>
           </w:p>
         </w:tc>
@@ -25861,7 +32448,7 @@
                 <w:szCs w:val="18"/>
                 <w:rtl/>
               </w:rPr>
-              <w:t xml:space="preserve">وحدة التفاعل</w:t>
+              <w:t xml:space="preserve">مصدر بيانات المبيعات</w:t>
             </w:r>
           </w:p>
         </w:tc>
@@ -25898,7 +32485,7 @@
                 <w:szCs w:val="18"/>
                 <w:rtl/>
               </w:rPr>
-              <w:t xml:space="preserve">تعرض بطاقات النظام حقل «معدل التفاعل %» بقيم تمثل عدد التفاعلات لا نسبة مئوية (مثال: 14,000 تفاعل على وصول 991,400 = معدل ‎1.4%‎). عولجت في هذا التقرير كعدد تفاعلات، وأُدرج المعدل الفعلي المحسوب ضمن نتائج كل حملة.</w:t>
+              <w:t xml:space="preserve">ملف تحليل المحطات والمبيعات — درب: معاملات البيع لمحطات المركب NJ219 (10,406 عملية ليونيو ويوليو)، وحائل HA052، والروضة — الخريجي MK040 (2,772 عملية لأغسطس بعد استبعاد 60 عملية معايرة).</w:t>
             </w:r>
           </w:p>
         </w:tc>
@@ -25938,7 +32525,7 @@
                 <w:szCs w:val="18"/>
                 <w:rtl/>
               </w:rPr>
-              <w:t xml:space="preserve">حالات الحملات</w:t>
+              <w:t xml:space="preserve">احتساب الإيراد الإضافي</w:t>
             </w:r>
           </w:p>
         </w:tc>
@@ -25976,7 +32563,7 @@
                 <w:szCs w:val="18"/>
                 <w:rtl/>
               </w:rPr>
-              <w:t xml:space="preserve">حملتا HA052 وMK040 مسجّلتان في النظام بحالة «مخطط لها» رغم مرور تاريخ تنفيذهما وتسجيل نتائج وإنفاق فعلي؛ عُوملتا في هذا التقرير كحملتين منتهيتين.</w:t>
+              <w:t xml:space="preserve">= (إيراد يوم الحملة − متوسط خط الأساس اليومي) + (متوسط الإيراد اليومي بعد الحملة − خط الأساس) × عدد أيام ما بعد الحملة. الناتج إيراد إضافي وليس ربحاً.</w:t>
             </w:r>
           </w:p>
         </w:tc>
@@ -26015,7 +32602,7 @@
                 <w:szCs w:val="18"/>
                 <w:rtl/>
               </w:rPr>
-              <w:t xml:space="preserve">مستهدفات فريق العمل</w:t>
+              <w:t xml:space="preserve">وحدة التفاعل</w:t>
             </w:r>
           </w:p>
         </w:tc>
@@ -26052,7 +32639,7 @@
                 <w:szCs w:val="18"/>
                 <w:rtl/>
               </w:rPr>
-              <w:t xml:space="preserve">الفترة الزمنية التي يغطيها كل مستهدف (سنوية أم ربعية) لم تُحدَّد في لوحة المتابعة، لذا عُرضت النسب كما هي دون مقارنتها بنسبة الزمن المنقضي.</w:t>
+              <w:t xml:space="preserve">صُحّحت في هذه النسخة: القيم التي كانت تظهر في لوحة المؤشرات (مثل 16,805) هي معدل التفاعل مضروباً في 1000 — أي ‎16.8%‎. اعتُمدت المعدلات كما وردت في ملف تحليل المحطات.</w:t>
             </w:r>
           </w:p>
         </w:tc>
@@ -26092,7 +32679,7 @@
                 <w:szCs w:val="18"/>
                 <w:rtl/>
               </w:rPr>
-              <w:t xml:space="preserve">البيانات الناقصة</w:t>
+              <w:t xml:space="preserve">تصحيح وصول حائل HA052</w:t>
             </w:r>
           </w:p>
         </w:tc>
@@ -26130,7 +32717,7 @@
                 <w:szCs w:val="18"/>
                 <w:rtl/>
               </w:rPr>
-              <w:t xml:space="preserve">ميزانية JA070 غير مسجّلة · مبرر تجاوز ميزانية NJ219 غير موثّق · فعالية اليوم الوطني بلا ميزانية معتمدة ولا مؤشرات قياس ولا تواريخ تنفيذ محددة · المؤشرات التجارية غير مقيسة في الحملات الخمس.</w:t>
+              <w:t xml:space="preserve">كان مسجّلاً 469,000 مشاهدة في لوحة المؤشرات السابقة، وورد 632,353 في ملف تحليل المحطات المعتمد هنا (‎632.4%‎ من المستهدف).</w:t>
             </w:r>
           </w:p>
         </w:tc>
@@ -26169,6 +32756,237 @@
                 <w:szCs w:val="18"/>
                 <w:rtl/>
               </w:rPr>
+              <w:t xml:space="preserve">حالات الحملات</w:t>
+            </w:r>
+          </w:p>
+        </w:tc>
+        <w:tc>
+          <w:tcPr>
+            <w:tcW w:type="dxa" w:w="7548"/>
+            <w:tcBorders>
+              <w:top w:val="single" w:color="DEDFE1" w:sz="4"/>
+              <w:left w:val="single" w:color="DEDFE1" w:sz="4"/>
+              <w:bottom w:val="single" w:color="DEDFE1" w:sz="4"/>
+              <w:right w:val="single" w:color="DEDFE1" w:sz="4"/>
+            </w:tcBorders>
+            <w:tcMar>
+              <w:top w:type="dxa" w:w="90"/>
+              <w:left w:type="dxa" w:w="110"/>
+              <w:bottom w:type="dxa" w:w="90"/>
+              <w:right w:type="dxa" w:w="110"/>
+            </w:tcMar>
+            <w:vAlign w:val="center"/>
+          </w:tcPr>
+          <w:p>
+            <w:pPr>
+              <w:bidi/>
+              <w:spacing w:after="0" w:before="0" w:line="300" w:lineRule="auto"/>
+              <w:jc w:val="start"/>
+            </w:pPr>
+            <w:r>
+              <w:rPr>
+                <w:rFonts w:ascii="Tahoma" w:cs="Tahoma" w:eastAsia="Tahoma" w:hAnsi="Tahoma"/>
+                <w:b w:val="false"/>
+                <w:bCs w:val="false"/>
+                <w:color w:val="5E6265"/>
+                <w:sz w:val="18"/>
+                <w:szCs w:val="18"/>
+                <w:rtl/>
+              </w:rPr>
+              <w:t xml:space="preserve">حملتا HA052 وMK040 مسجّلتان في النظام بحالة «مخطط لها» رغم مرور تاريخ تنفيذهما وتسجيل نتائج وإنفاق فعلي؛ عُوملتا في هذا التقرير كحملتين منتهيتين.</w:t>
+            </w:r>
+          </w:p>
+        </w:tc>
+      </w:tr>
+      <w:tr>
+        <w:tc>
+          <w:tcPr>
+            <w:tcW w:type="dxa" w:w="2100"/>
+            <w:tcBorders>
+              <w:top w:val="single" w:color="DEDFE1" w:sz="4"/>
+              <w:left w:val="single" w:color="DEDFE1" w:sz="4"/>
+              <w:bottom w:val="single" w:color="DEDFE1" w:sz="4"/>
+              <w:right w:val="single" w:color="DEDFE1" w:sz="4"/>
+            </w:tcBorders>
+            <w:shd w:fill="FAFAFB" w:color="auto" w:val="clear"/>
+            <w:tcMar>
+              <w:top w:type="dxa" w:w="90"/>
+              <w:left w:type="dxa" w:w="110"/>
+              <w:bottom w:type="dxa" w:w="90"/>
+              <w:right w:type="dxa" w:w="110"/>
+            </w:tcMar>
+            <w:vAlign w:val="center"/>
+          </w:tcPr>
+          <w:p>
+            <w:pPr>
+              <w:bidi/>
+              <w:spacing w:after="0" w:before="0" w:line="300" w:lineRule="auto"/>
+              <w:jc w:val="start"/>
+            </w:pPr>
+            <w:r>
+              <w:rPr>
+                <w:rFonts w:ascii="Tahoma" w:cs="Tahoma" w:eastAsia="Tahoma" w:hAnsi="Tahoma"/>
+                <w:b/>
+                <w:bCs/>
+                <w:color w:val="2B2E30"/>
+                <w:sz w:val="18"/>
+                <w:szCs w:val="18"/>
+                <w:rtl/>
+              </w:rPr>
+              <w:t xml:space="preserve">مستهدفات فريق العمل</w:t>
+            </w:r>
+          </w:p>
+        </w:tc>
+        <w:tc>
+          <w:tcPr>
+            <w:tcW w:type="dxa" w:w="7548"/>
+            <w:tcBorders>
+              <w:top w:val="single" w:color="DEDFE1" w:sz="4"/>
+              <w:left w:val="single" w:color="DEDFE1" w:sz="4"/>
+              <w:bottom w:val="single" w:color="DEDFE1" w:sz="4"/>
+              <w:right w:val="single" w:color="DEDFE1" w:sz="4"/>
+            </w:tcBorders>
+            <w:shd w:fill="FAFAFB" w:color="auto" w:val="clear"/>
+            <w:tcMar>
+              <w:top w:type="dxa" w:w="90"/>
+              <w:left w:type="dxa" w:w="110"/>
+              <w:bottom w:type="dxa" w:w="90"/>
+              <w:right w:type="dxa" w:w="110"/>
+            </w:tcMar>
+            <w:vAlign w:val="center"/>
+          </w:tcPr>
+          <w:p>
+            <w:pPr>
+              <w:bidi/>
+              <w:spacing w:after="0" w:before="0" w:line="300" w:lineRule="auto"/>
+              <w:jc w:val="start"/>
+            </w:pPr>
+            <w:r>
+              <w:rPr>
+                <w:rFonts w:ascii="Tahoma" w:cs="Tahoma" w:eastAsia="Tahoma" w:hAnsi="Tahoma"/>
+                <w:b w:val="false"/>
+                <w:bCs w:val="false"/>
+                <w:color w:val="5E6265"/>
+                <w:sz w:val="18"/>
+                <w:szCs w:val="18"/>
+                <w:rtl/>
+              </w:rPr>
+              <w:t xml:space="preserve">الفترة الزمنية التي يغطيها كل مستهدف (سنوية أم ربعية) لم تُحدَّد في لوحة المتابعة، لذا عُرضت النسب كما هي دون مقارنتها بنسبة الزمن المنقضي.</w:t>
+            </w:r>
+          </w:p>
+        </w:tc>
+      </w:tr>
+      <w:tr>
+        <w:tc>
+          <w:tcPr>
+            <w:tcW w:type="dxa" w:w="2100"/>
+            <w:tcBorders>
+              <w:top w:val="single" w:color="DEDFE1" w:sz="4"/>
+              <w:left w:val="single" w:color="DEDFE1" w:sz="4"/>
+              <w:bottom w:val="single" w:color="DEDFE1" w:sz="4"/>
+              <w:right w:val="single" w:color="DEDFE1" w:sz="4"/>
+            </w:tcBorders>
+            <w:tcMar>
+              <w:top w:type="dxa" w:w="90"/>
+              <w:left w:type="dxa" w:w="110"/>
+              <w:bottom w:type="dxa" w:w="90"/>
+              <w:right w:type="dxa" w:w="110"/>
+            </w:tcMar>
+            <w:vAlign w:val="center"/>
+          </w:tcPr>
+          <w:p>
+            <w:pPr>
+              <w:bidi/>
+              <w:spacing w:after="0" w:before="0" w:line="300" w:lineRule="auto"/>
+              <w:jc w:val="start"/>
+            </w:pPr>
+            <w:r>
+              <w:rPr>
+                <w:rFonts w:ascii="Tahoma" w:cs="Tahoma" w:eastAsia="Tahoma" w:hAnsi="Tahoma"/>
+                <w:b/>
+                <w:bCs/>
+                <w:color w:val="2B2E30"/>
+                <w:sz w:val="18"/>
+                <w:szCs w:val="18"/>
+                <w:rtl/>
+              </w:rPr>
+              <w:t xml:space="preserve">البيانات الناقصة</w:t>
+            </w:r>
+          </w:p>
+        </w:tc>
+        <w:tc>
+          <w:tcPr>
+            <w:tcW w:type="dxa" w:w="7548"/>
+            <w:tcBorders>
+              <w:top w:val="single" w:color="DEDFE1" w:sz="4"/>
+              <w:left w:val="single" w:color="DEDFE1" w:sz="4"/>
+              <w:bottom w:val="single" w:color="DEDFE1" w:sz="4"/>
+              <w:right w:val="single" w:color="DEDFE1" w:sz="4"/>
+            </w:tcBorders>
+            <w:tcMar>
+              <w:top w:type="dxa" w:w="90"/>
+              <w:left w:type="dxa" w:w="110"/>
+              <w:bottom w:type="dxa" w:w="90"/>
+              <w:right w:type="dxa" w:w="110"/>
+            </w:tcMar>
+            <w:vAlign w:val="center"/>
+          </w:tcPr>
+          <w:p>
+            <w:pPr>
+              <w:bidi/>
+              <w:spacing w:after="0" w:before="0" w:line="300" w:lineRule="auto"/>
+              <w:jc w:val="start"/>
+            </w:pPr>
+            <w:r>
+              <w:rPr>
+                <w:rFonts w:ascii="Tahoma" w:cs="Tahoma" w:eastAsia="Tahoma" w:hAnsi="Tahoma"/>
+                <w:b w:val="false"/>
+                <w:bCs w:val="false"/>
+                <w:color w:val="5E6265"/>
+                <w:sz w:val="18"/>
+                <w:szCs w:val="18"/>
+                <w:rtl/>
+              </w:rPr>
+              <w:t xml:space="preserve">ميزانية JA070 غير مسجّلة · مبرر تجاوز ميزانية NJ219 غير موثّق · فعالية اليوم الوطني بلا ميزانية معتمدة ولا مؤشرات قياس ولا تواريخ تنفيذ محددة · المؤشرات التجارية غير مقيسة في الحملات الخمس.</w:t>
+            </w:r>
+          </w:p>
+        </w:tc>
+      </w:tr>
+      <w:tr>
+        <w:tc>
+          <w:tcPr>
+            <w:tcW w:type="dxa" w:w="2100"/>
+            <w:tcBorders>
+              <w:top w:val="single" w:color="DEDFE1" w:sz="4"/>
+              <w:left w:val="single" w:color="DEDFE1" w:sz="4"/>
+              <w:bottom w:val="single" w:color="DEDFE1" w:sz="4"/>
+              <w:right w:val="single" w:color="DEDFE1" w:sz="4"/>
+            </w:tcBorders>
+            <w:shd w:fill="FAFAFB" w:color="auto" w:val="clear"/>
+            <w:tcMar>
+              <w:top w:type="dxa" w:w="90"/>
+              <w:left w:type="dxa" w:w="110"/>
+              <w:bottom w:type="dxa" w:w="90"/>
+              <w:right w:type="dxa" w:w="110"/>
+            </w:tcMar>
+            <w:vAlign w:val="center"/>
+          </w:tcPr>
+          <w:p>
+            <w:pPr>
+              <w:bidi/>
+              <w:spacing w:after="0" w:before="0" w:line="300" w:lineRule="auto"/>
+              <w:jc w:val="start"/>
+            </w:pPr>
+            <w:r>
+              <w:rPr>
+                <w:rFonts w:ascii="Tahoma" w:cs="Tahoma" w:eastAsia="Tahoma" w:hAnsi="Tahoma"/>
+                <w:b/>
+                <w:bCs/>
+                <w:color w:val="2B2E30"/>
+                <w:sz w:val="18"/>
+                <w:szCs w:val="18"/>
+                <w:rtl/>
+              </w:rPr>
               <w:t xml:space="preserve">حدود التقرير</w:t>
             </w:r>
           </w:p>
@@ -26182,31 +33000,32 @@
               <w:bottom w:val="single" w:color="DEDFE1" w:sz="4"/>
               <w:right w:val="single" w:color="DEDFE1" w:sz="4"/>
             </w:tcBorders>
-            <w:tcMar>
-              <w:top w:type="dxa" w:w="90"/>
-              <w:left w:type="dxa" w:w="110"/>
-              <w:bottom w:type="dxa" w:w="90"/>
-              <w:right w:type="dxa" w:w="110"/>
-            </w:tcMar>
-            <w:vAlign w:val="center"/>
-          </w:tcPr>
-          <w:p>
-            <w:pPr>
-              <w:bidi/>
-              <w:spacing w:after="0" w:before="0" w:line="300" w:lineRule="auto"/>
-              <w:jc w:val="start"/>
-            </w:pPr>
-            <w:r>
-              <w:rPr>
-                <w:rFonts w:ascii="Tahoma" w:cs="Tahoma" w:eastAsia="Tahoma" w:hAnsi="Tahoma"/>
-                <w:b w:val="false"/>
-                <w:bCs w:val="false"/>
-                <w:color w:val="5E6265"/>
-                <w:sz w:val="18"/>
-                <w:szCs w:val="18"/>
-                <w:rtl/>
-              </w:rPr>
-              <w:t xml:space="preserve">لا يتضمن التقرير قياساً لأثر الحملات على المبيعات أو حركة العملاء داخل المحطات لعدم توفر بياناته، ولا قياساً لأثر فعالية اليوم الوطني لعدم رصد مؤشرات لها.</w:t>
+            <w:shd w:fill="FAFAFB" w:color="auto" w:val="clear"/>
+            <w:tcMar>
+              <w:top w:type="dxa" w:w="90"/>
+              <w:left w:type="dxa" w:w="110"/>
+              <w:bottom w:type="dxa" w:w="90"/>
+              <w:right w:type="dxa" w:w="110"/>
+            </w:tcMar>
+            <w:vAlign w:val="center"/>
+          </w:tcPr>
+          <w:p>
+            <w:pPr>
+              <w:bidi/>
+              <w:spacing w:after="0" w:before="0" w:line="300" w:lineRule="auto"/>
+              <w:jc w:val="start"/>
+            </w:pPr>
+            <w:r>
+              <w:rPr>
+                <w:rFonts w:ascii="Tahoma" w:cs="Tahoma" w:eastAsia="Tahoma" w:hAnsi="Tahoma"/>
+                <w:b w:val="false"/>
+                <w:bCs w:val="false"/>
+                <w:color w:val="5E6265"/>
+                <w:sz w:val="18"/>
+                <w:szCs w:val="18"/>
+                <w:rtl/>
+              </w:rPr>
+              <w:t xml:space="preserve">قياس الأثر التجاري متاح لثلاث حملات فقط؛ ولا يتضمن التقرير أثر فعالية اليوم الوطني ولا حملة ظبيا JA070 لعدم توفر بيانات مبيعات لهما.</w:t>
             </w:r>
           </w:p>
         </w:tc>

--- a/تقرير-الربع-الثالث-2026.docx
+++ b/تقرير-الربع-الثالث-2026.docx
@@ -4217,7 +4217,7 @@
                 <w:szCs w:val="18"/>
                 <w:rtl/>
               </w:rPr>
-              <w:t xml:space="preserve">زيادة 1,200 ر.س (+‎6.2%‎) على بند الليزرات بعد اعتماده رفعت سعر الوحدة من 603.75 إلى 641.25 ر.س، دون توثيق السبب.</w:t>
+              <w:t xml:space="preserve">زيادة 1,200 ر.س (‎+6.2%‎) على بند الليزرات بعد اعتماده رفعت سعر الوحدة من 603.75 إلى 641.25 ر.س، دون توثيق السبب.</w:t>
             </w:r>
           </w:p>
         </w:tc>
@@ -7447,7 +7447,7 @@
                 <w:szCs w:val="34"/>
                 <w:rtl/>
               </w:rPr>
-              <w:t xml:space="preserve">+‎50%‎</w:t>
+              <w:t xml:space="preserve">‎+50%‎</w:t>
             </w:r>
           </w:p>
           <w:p>
@@ -8085,7 +8085,7 @@
                 <w:szCs w:val="18"/>
                 <w:rtl/>
               </w:rPr>
-              <w:t xml:space="preserve">+‎38%‎</w:t>
+              <w:t xml:space="preserve">‎+38%‎</w:t>
             </w:r>
           </w:p>
         </w:tc>
@@ -8388,7 +8388,7 @@
                 <w:szCs w:val="18"/>
                 <w:rtl/>
               </w:rPr>
-              <w:t xml:space="preserve">+‎54%‎</w:t>
+              <w:t xml:space="preserve">‎+54%‎</w:t>
             </w:r>
           </w:p>
         </w:tc>
@@ -8689,7 +8689,7 @@
                 <w:szCs w:val="18"/>
                 <w:rtl/>
               </w:rPr>
-              <w:t xml:space="preserve">+‎59%‎</w:t>
+              <w:t xml:space="preserve">‎+59%‎</w:t>
             </w:r>
           </w:p>
         </w:tc>
@@ -9190,7 +9190,7 @@
                 <w:szCs w:val="19"/>
                 <w:rtl/>
               </w:rPr>
-              <w:t xml:space="preserve">الأثر لم يكن ليوم واحد: استمر ارتفاع الإيراد اليومي +‎38%‎ لـ27 يوماً في نجران، و+‎54%‎ لتسعة أيام في حائل، و+‎59%‎ لخمسة أيام في الروضة.</w:t>
+              <w:t xml:space="preserve">الأثر لم يكن ليوم واحد: استمر ارتفاع الإيراد اليومي ‎+38%‎ لـ27 يوماً في نجران، و‎+54%‎ لتسعة أيام في حائل، و‎+59%‎ لخمسة أيام في الروضة.</w:t>
             </w:r>
           </w:p>
           <w:p>
@@ -10734,7 +10734,7 @@
                 <w:szCs w:val="18"/>
                 <w:rtl/>
               </w:rPr>
-              <w:t xml:space="preserve">+‎151%‎</w:t>
+              <w:t xml:space="preserve">‎+151%‎</w:t>
             </w:r>
           </w:p>
         </w:tc>
@@ -10995,7 +10995,7 @@
                 <w:szCs w:val="18"/>
                 <w:rtl/>
               </w:rPr>
-              <w:t xml:space="preserve">+‎48%‎</w:t>
+              <w:t xml:space="preserve">‎+48%‎</w:t>
             </w:r>
           </w:p>
         </w:tc>
@@ -11263,7 +11263,7 @@
                 <w:szCs w:val="18"/>
                 <w:rtl/>
               </w:rPr>
-              <w:t xml:space="preserve">+‎34%‎</w:t>
+              <w:t xml:space="preserve">‎+34%‎</w:t>
             </w:r>
           </w:p>
         </w:tc>
@@ -11524,7 +11524,7 @@
                 <w:szCs w:val="18"/>
                 <w:rtl/>
               </w:rPr>
-              <w:t xml:space="preserve">+‎38%‎</w:t>
+              <w:t xml:space="preserve">‎+38%‎</w:t>
             </w:r>
           </w:p>
         </w:tc>
@@ -12201,6 +12201,92 @@
           <w:szCs w:val="22"/>
           <w:rtl/>
         </w:rPr>
+        <w:t xml:space="preserve">الرسم البياني للحملة</w:t>
+      </w:r>
+    </w:p>
+    <w:p>
+      <w:pPr>
+        <w:bidi/>
+        <w:spacing w:after="50" w:before="60" w:line="240" w:lineRule="auto"/>
+        <w:jc w:val="center"/>
+      </w:pPr>
+      <w:r>
+        <w:drawing>
+          <wp:inline distT="0" distB="0" distL="0" distR="0">
+            <wp:extent cx="5905500" cy="2190750"/>
+            <wp:effectExtent t="0" r="0" b="0" l="0"/>
+            <wp:docPr id="1" name="" descr="" title=""/>
+            <wp:cNvGraphicFramePr>
+              <a:graphicFrameLocks xmlns:a="http://schemas.openxmlformats.org/drawingml/2006/main" noChangeAspect="1"/>
+            </wp:cNvGraphicFramePr>
+            <a:graphic xmlns:a="http://schemas.openxmlformats.org/drawingml/2006/main">
+              <a:graphicData uri="http://schemas.openxmlformats.org/drawingml/2006/picture">
+                <pic:pic xmlns:pic="http://schemas.openxmlformats.org/drawingml/2006/picture">
+                  <pic:nvPicPr>
+                    <pic:cNvPr id="0" name="" descr=""/>
+                    <pic:cNvPicPr>
+                      <a:picLocks noChangeAspect="1" noChangeArrowheads="1"/>
+                    </pic:cNvPicPr>
+                  </pic:nvPicPr>
+                  <pic:blipFill>
+                    <a:blip r:embed="rId11" cstate="none"/>
+                    <a:srcRect/>
+                    <a:stretch>
+                      <a:fillRect/>
+                    </a:stretch>
+                  </pic:blipFill>
+                  <pic:spPr bwMode="auto">
+                    <a:xfrm>
+                      <a:off x="0" y="0"/>
+                      <a:ext cx="5905500" cy="2190750"/>
+                    </a:xfrm>
+                    <a:prstGeom prst="rect">
+                      <a:avLst/>
+                    </a:prstGeom>
+                  </pic:spPr>
+                </pic:pic>
+              </a:graphicData>
+            </a:graphic>
+          </wp:inline>
+        </w:drawing>
+      </w:r>
+    </w:p>
+    <w:p>
+      <w:pPr>
+        <w:bidi/>
+        <w:spacing w:after="170" w:before="0" w:line="300" w:lineRule="auto"/>
+        <w:jc w:val="center"/>
+      </w:pPr>
+      <w:r>
+        <w:rPr>
+          <w:rFonts w:ascii="Tahoma" w:cs="Tahoma" w:eastAsia="Tahoma" w:hAnsi="Tahoma"/>
+          <w:b w:val="false"/>
+          <w:bCs w:val="false"/>
+          <w:color w:val="8E9295"/>
+          <w:sz w:val="16"/>
+          <w:szCs w:val="16"/>
+          <w:rtl/>
+        </w:rPr>
+        <w:t xml:space="preserve">عمليات يوم الحملة ساعة بساعة — 4 يوليو 2026. المصدر: بيانات معاملات المحطة.</w:t>
+      </w:r>
+    </w:p>
+    <w:p>
+      <w:pPr>
+        <w:keepNext/>
+        <w:bidi/>
+        <w:spacing w:after="70" w:before="150" w:line="300" w:lineRule="auto"/>
+        <w:jc w:val="start"/>
+      </w:pPr>
+      <w:r>
+        <w:rPr>
+          <w:rFonts w:ascii="DIN Next LT Arabic" w:cs="DIN Next LT Arabic" w:eastAsia="DIN Next LT Arabic" w:hAnsi="DIN Next LT Arabic"/>
+          <w:b/>
+          <w:bCs/>
+          <w:color w:val="2B2E30"/>
+          <w:sz w:val="22"/>
+          <w:szCs w:val="22"/>
+          <w:rtl/>
+        </w:rPr>
         <w:t xml:space="preserve">ما لم يتحقق في هذه الحملة · المبرر والإجراء التصحيحي</w:t>
       </w:r>
     </w:p>
@@ -12635,6 +12721,9 @@
         <w:gridCol w:w="4824"/>
       </w:tblGrid>
       <w:tr>
+        <w:trPr>
+          <w:cantSplit/>
+        </w:trPr>
         <w:tc>
           <w:tcPr>
             <w:tcW w:type="dxa" w:w="4824"/>
@@ -12826,6 +12915,9 @@
         </w:tc>
       </w:tr>
       <w:tr>
+        <w:trPr>
+          <w:cantSplit/>
+        </w:trPr>
         <w:tc>
           <w:tcPr>
             <w:tcW w:type="dxa" w:w="4824"/>
@@ -14320,6 +14412,92 @@
           <w:szCs w:val="22"/>
           <w:rtl/>
         </w:rPr>
+        <w:t xml:space="preserve">الرسم البياني للحملة</w:t>
+      </w:r>
+    </w:p>
+    <w:p>
+      <w:pPr>
+        <w:bidi/>
+        <w:spacing w:after="50" w:before="60" w:line="240" w:lineRule="auto"/>
+        <w:jc w:val="center"/>
+      </w:pPr>
+      <w:r>
+        <w:drawing>
+          <wp:inline distT="0" distB="0" distL="0" distR="0">
+            <wp:extent cx="5905500" cy="1485900"/>
+            <wp:effectExtent t="0" r="0" b="0" l="0"/>
+            <wp:docPr id="1" name="" descr="" title=""/>
+            <wp:cNvGraphicFramePr>
+              <a:graphicFrameLocks xmlns:a="http://schemas.openxmlformats.org/drawingml/2006/main" noChangeAspect="1"/>
+            </wp:cNvGraphicFramePr>
+            <a:graphic xmlns:a="http://schemas.openxmlformats.org/drawingml/2006/main">
+              <a:graphicData uri="http://schemas.openxmlformats.org/drawingml/2006/picture">
+                <pic:pic xmlns:pic="http://schemas.openxmlformats.org/drawingml/2006/picture">
+                  <pic:nvPicPr>
+                    <pic:cNvPr id="0" name="" descr=""/>
+                    <pic:cNvPicPr>
+                      <a:picLocks noChangeAspect="1" noChangeArrowheads="1"/>
+                    </pic:cNvPicPr>
+                  </pic:nvPicPr>
+                  <pic:blipFill>
+                    <a:blip r:embed="rId12" cstate="none"/>
+                    <a:srcRect/>
+                    <a:stretch>
+                      <a:fillRect/>
+                    </a:stretch>
+                  </pic:blipFill>
+                  <pic:spPr bwMode="auto">
+                    <a:xfrm>
+                      <a:off x="0" y="0"/>
+                      <a:ext cx="5905500" cy="1485900"/>
+                    </a:xfrm>
+                    <a:prstGeom prst="rect">
+                      <a:avLst/>
+                    </a:prstGeom>
+                  </pic:spPr>
+                </pic:pic>
+              </a:graphicData>
+            </a:graphic>
+          </wp:inline>
+        </w:drawing>
+      </w:r>
+    </w:p>
+    <w:p>
+      <w:pPr>
+        <w:bidi/>
+        <w:spacing w:after="170" w:before="0" w:line="300" w:lineRule="auto"/>
+        <w:jc w:val="center"/>
+      </w:pPr>
+      <w:r>
+        <w:rPr>
+          <w:rFonts w:ascii="Tahoma" w:cs="Tahoma" w:eastAsia="Tahoma" w:hAnsi="Tahoma"/>
+          <w:b w:val="false"/>
+          <w:bCs w:val="false"/>
+          <w:color w:val="8E9295"/>
+          <w:sz w:val="16"/>
+          <w:szCs w:val="16"/>
+          <w:rtl/>
+        </w:rPr>
+        <w:t xml:space="preserve">الأداء المتحقق لكل مؤشر كنسبة من المستهدف. المصدر: بطاقة تقرير الحملة.</w:t>
+      </w:r>
+    </w:p>
+    <w:p>
+      <w:pPr>
+        <w:keepNext/>
+        <w:bidi/>
+        <w:spacing w:after="70" w:before="150" w:line="300" w:lineRule="auto"/>
+        <w:jc w:val="start"/>
+      </w:pPr>
+      <w:r>
+        <w:rPr>
+          <w:rFonts w:ascii="DIN Next LT Arabic" w:cs="DIN Next LT Arabic" w:eastAsia="DIN Next LT Arabic" w:hAnsi="DIN Next LT Arabic"/>
+          <w:b/>
+          <w:bCs/>
+          <w:color w:val="2B2E30"/>
+          <w:sz w:val="22"/>
+          <w:szCs w:val="22"/>
+          <w:rtl/>
+        </w:rPr>
         <w:t xml:space="preserve">ما لم يتحقق في هذه الحملة · المبرر والإجراء التصحيحي</w:t>
       </w:r>
     </w:p>
@@ -14754,6 +14932,9 @@
         <w:gridCol w:w="4824"/>
       </w:tblGrid>
       <w:tr>
+        <w:trPr>
+          <w:cantSplit/>
+        </w:trPr>
         <w:tc>
           <w:tcPr>
             <w:tcW w:type="dxa" w:w="4824"/>
@@ -14922,6 +15103,9 @@
         </w:tc>
       </w:tr>
       <w:tr>
+        <w:trPr>
+          <w:cantSplit/>
+        </w:trPr>
         <w:tc>
           <w:tcPr>
             <w:tcW w:type="dxa" w:w="4824"/>
@@ -16651,7 +16835,7 @@
                 <w:szCs w:val="18"/>
                 <w:rtl/>
               </w:rPr>
-              <w:t xml:space="preserve">+‎29%‎</w:t>
+              <w:t xml:space="preserve">‎+29%‎</w:t>
             </w:r>
           </w:p>
         </w:tc>
@@ -16919,7 +17103,7 @@
                 <w:szCs w:val="18"/>
                 <w:rtl/>
               </w:rPr>
-              <w:t xml:space="preserve">+‎54%‎</w:t>
+              <w:t xml:space="preserve">‎+54%‎</w:t>
             </w:r>
           </w:p>
         </w:tc>
@@ -17784,6 +17968,92 @@
           <w:szCs w:val="22"/>
           <w:rtl/>
         </w:rPr>
+        <w:t xml:space="preserve">الرسم البياني للحملة</w:t>
+      </w:r>
+    </w:p>
+    <w:p>
+      <w:pPr>
+        <w:bidi/>
+        <w:spacing w:after="50" w:before="60" w:line="240" w:lineRule="auto"/>
+        <w:jc w:val="center"/>
+      </w:pPr>
+      <w:r>
+        <w:drawing>
+          <wp:inline distT="0" distB="0" distL="0" distR="0">
+            <wp:extent cx="5905500" cy="2190750"/>
+            <wp:effectExtent t="0" r="0" b="0" l="0"/>
+            <wp:docPr id="1" name="" descr="" title=""/>
+            <wp:cNvGraphicFramePr>
+              <a:graphicFrameLocks xmlns:a="http://schemas.openxmlformats.org/drawingml/2006/main" noChangeAspect="1"/>
+            </wp:cNvGraphicFramePr>
+            <a:graphic xmlns:a="http://schemas.openxmlformats.org/drawingml/2006/main">
+              <a:graphicData uri="http://schemas.openxmlformats.org/drawingml/2006/picture">
+                <pic:pic xmlns:pic="http://schemas.openxmlformats.org/drawingml/2006/picture">
+                  <pic:nvPicPr>
+                    <pic:cNvPr id="0" name="" descr=""/>
+                    <pic:cNvPicPr>
+                      <a:picLocks noChangeAspect="1" noChangeArrowheads="1"/>
+                    </pic:cNvPicPr>
+                  </pic:nvPicPr>
+                  <pic:blipFill>
+                    <a:blip r:embed="rId13" cstate="none"/>
+                    <a:srcRect/>
+                    <a:stretch>
+                      <a:fillRect/>
+                    </a:stretch>
+                  </pic:blipFill>
+                  <pic:spPr bwMode="auto">
+                    <a:xfrm>
+                      <a:off x="0" y="0"/>
+                      <a:ext cx="5905500" cy="2190750"/>
+                    </a:xfrm>
+                    <a:prstGeom prst="rect">
+                      <a:avLst/>
+                    </a:prstGeom>
+                  </pic:spPr>
+                </pic:pic>
+              </a:graphicData>
+            </a:graphic>
+          </wp:inline>
+        </w:drawing>
+      </w:r>
+    </w:p>
+    <w:p>
+      <w:pPr>
+        <w:bidi/>
+        <w:spacing w:after="170" w:before="0" w:line="300" w:lineRule="auto"/>
+        <w:jc w:val="center"/>
+      </w:pPr>
+      <w:r>
+        <w:rPr>
+          <w:rFonts w:ascii="Tahoma" w:cs="Tahoma" w:eastAsia="Tahoma" w:hAnsi="Tahoma"/>
+          <w:b w:val="false"/>
+          <w:bCs w:val="false"/>
+          <w:color w:val="8E9295"/>
+          <w:sz w:val="16"/>
+          <w:szCs w:val="16"/>
+          <w:rtl/>
+        </w:rPr>
+        <w:t xml:space="preserve">الإيراد اليومي عبر أغسطس وموقع الحملة منه. المصدر: بيانات معاملات المحطة.</w:t>
+      </w:r>
+    </w:p>
+    <w:p>
+      <w:pPr>
+        <w:keepNext/>
+        <w:bidi/>
+        <w:spacing w:after="70" w:before="150" w:line="300" w:lineRule="auto"/>
+        <w:jc w:val="start"/>
+      </w:pPr>
+      <w:r>
+        <w:rPr>
+          <w:rFonts w:ascii="DIN Next LT Arabic" w:cs="DIN Next LT Arabic" w:eastAsia="DIN Next LT Arabic" w:hAnsi="DIN Next LT Arabic"/>
+          <w:b/>
+          <w:bCs/>
+          <w:color w:val="2B2E30"/>
+          <w:sz w:val="22"/>
+          <w:szCs w:val="22"/>
+          <w:rtl/>
+        </w:rPr>
         <w:t xml:space="preserve">ما لم يتحقق في هذه الحملة · المبرر والإجراء التصحيحي</w:t>
       </w:r>
     </w:p>
@@ -18218,6 +18488,9 @@
         <w:gridCol w:w="4824"/>
       </w:tblGrid>
       <w:tr>
+        <w:trPr>
+          <w:cantSplit/>
+        </w:trPr>
         <w:tc>
           <w:tcPr>
             <w:tcW w:type="dxa" w:w="4824"/>
@@ -18432,6 +18705,9 @@
         </w:tc>
       </w:tr>
       <w:tr>
+        <w:trPr>
+          <w:cantSplit/>
+        </w:trPr>
         <w:tc>
           <w:tcPr>
             <w:tcW w:type="dxa" w:w="4824"/>
@@ -19923,7 +20199,7 @@
                 <w:szCs w:val="18"/>
                 <w:rtl/>
               </w:rPr>
-              <w:t xml:space="preserve">+‎53%‎</w:t>
+              <w:t xml:space="preserve">‎+53%‎</w:t>
             </w:r>
           </w:p>
         </w:tc>
@@ -20184,7 +20460,7 @@
                 <w:szCs w:val="18"/>
                 <w:rtl/>
               </w:rPr>
-              <w:t xml:space="preserve">+‎59%‎</w:t>
+              <w:t xml:space="preserve">‎+59%‎</w:t>
             </w:r>
           </w:p>
         </w:tc>
@@ -21034,6 +21310,158 @@
     </w:p>
     <w:p>
       <w:pPr>
+        <w:keepNext/>
+        <w:bidi/>
+        <w:spacing w:after="70" w:before="150" w:line="300" w:lineRule="auto"/>
+        <w:jc w:val="start"/>
+      </w:pPr>
+      <w:r>
+        <w:rPr>
+          <w:rFonts w:ascii="DIN Next LT Arabic" w:cs="DIN Next LT Arabic" w:eastAsia="DIN Next LT Arabic" w:hAnsi="DIN Next LT Arabic"/>
+          <w:b/>
+          <w:bCs/>
+          <w:color w:val="2B2E30"/>
+          <w:sz w:val="22"/>
+          <w:szCs w:val="22"/>
+          <w:rtl/>
+        </w:rPr>
+        <w:t xml:space="preserve">الرسم البياني للحملة</w:t>
+      </w:r>
+    </w:p>
+    <w:p>
+      <w:pPr>
+        <w:bidi/>
+        <w:spacing w:after="50" w:before="60" w:line="240" w:lineRule="auto"/>
+        <w:jc w:val="center"/>
+      </w:pPr>
+      <w:r>
+        <w:drawing>
+          <wp:inline distT="0" distB="0" distL="0" distR="0">
+            <wp:extent cx="5905500" cy="2133600"/>
+            <wp:effectExtent t="0" r="0" b="0" l="0"/>
+            <wp:docPr id="1" name="" descr="" title=""/>
+            <wp:cNvGraphicFramePr>
+              <a:graphicFrameLocks xmlns:a="http://schemas.openxmlformats.org/drawingml/2006/main" noChangeAspect="1"/>
+            </wp:cNvGraphicFramePr>
+            <a:graphic xmlns:a="http://schemas.openxmlformats.org/drawingml/2006/main">
+              <a:graphicData uri="http://schemas.openxmlformats.org/drawingml/2006/picture">
+                <pic:pic xmlns:pic="http://schemas.openxmlformats.org/drawingml/2006/picture">
+                  <pic:nvPicPr>
+                    <pic:cNvPr id="0" name="" descr=""/>
+                    <pic:cNvPicPr>
+                      <a:picLocks noChangeAspect="1" noChangeArrowheads="1"/>
+                    </pic:cNvPicPr>
+                  </pic:nvPicPr>
+                  <pic:blipFill>
+                    <a:blip r:embed="rId14" cstate="none"/>
+                    <a:srcRect/>
+                    <a:stretch>
+                      <a:fillRect/>
+                    </a:stretch>
+                  </pic:blipFill>
+                  <pic:spPr bwMode="auto">
+                    <a:xfrm>
+                      <a:off x="0" y="0"/>
+                      <a:ext cx="5905500" cy="2133600"/>
+                    </a:xfrm>
+                    <a:prstGeom prst="rect">
+                      <a:avLst/>
+                    </a:prstGeom>
+                  </pic:spPr>
+                </pic:pic>
+              </a:graphicData>
+            </a:graphic>
+          </wp:inline>
+        </w:drawing>
+      </w:r>
+    </w:p>
+    <w:p>
+      <w:pPr>
+        <w:bidi/>
+        <w:spacing w:after="170" w:before="0" w:line="300" w:lineRule="auto"/>
+        <w:jc w:val="center"/>
+      </w:pPr>
+      <w:r>
+        <w:rPr>
+          <w:rFonts w:ascii="Tahoma" w:cs="Tahoma" w:eastAsia="Tahoma" w:hAnsi="Tahoma"/>
+          <w:b w:val="false"/>
+          <w:bCs w:val="false"/>
+          <w:color w:val="8E9295"/>
+          <w:sz w:val="16"/>
+          <w:szCs w:val="16"/>
+          <w:rtl/>
+        </w:rPr>
+        <w:t xml:space="preserve">عمليات يوم الافتتاح ساعة بساعة — 26 أغسطس 2026. المصدر: بيانات معاملات المحطة.</w:t>
+      </w:r>
+    </w:p>
+    <w:p>
+      <w:pPr>
+        <w:bidi/>
+        <w:spacing w:after="50" w:before="60" w:line="240" w:lineRule="auto"/>
+        <w:jc w:val="center"/>
+      </w:pPr>
+      <w:r>
+        <w:drawing>
+          <wp:inline distT="0" distB="0" distL="0" distR="0">
+            <wp:extent cx="5905500" cy="2133600"/>
+            <wp:effectExtent t="0" r="0" b="0" l="0"/>
+            <wp:docPr id="1" name="" descr="" title=""/>
+            <wp:cNvGraphicFramePr>
+              <a:graphicFrameLocks xmlns:a="http://schemas.openxmlformats.org/drawingml/2006/main" noChangeAspect="1"/>
+            </wp:cNvGraphicFramePr>
+            <a:graphic xmlns:a="http://schemas.openxmlformats.org/drawingml/2006/main">
+              <a:graphicData uri="http://schemas.openxmlformats.org/drawingml/2006/picture">
+                <pic:pic xmlns:pic="http://schemas.openxmlformats.org/drawingml/2006/picture">
+                  <pic:nvPicPr>
+                    <pic:cNvPr id="0" name="" descr=""/>
+                    <pic:cNvPicPr>
+                      <a:picLocks noChangeAspect="1" noChangeArrowheads="1"/>
+                    </pic:cNvPicPr>
+                  </pic:nvPicPr>
+                  <pic:blipFill>
+                    <a:blip r:embed="rId15" cstate="none"/>
+                    <a:srcRect/>
+                    <a:stretch>
+                      <a:fillRect/>
+                    </a:stretch>
+                  </pic:blipFill>
+                  <pic:spPr bwMode="auto">
+                    <a:xfrm>
+                      <a:off x="0" y="0"/>
+                      <a:ext cx="5905500" cy="2133600"/>
+                    </a:xfrm>
+                    <a:prstGeom prst="rect">
+                      <a:avLst/>
+                    </a:prstGeom>
+                  </pic:spPr>
+                </pic:pic>
+              </a:graphicData>
+            </a:graphic>
+          </wp:inline>
+        </w:drawing>
+      </w:r>
+    </w:p>
+    <w:p>
+      <w:pPr>
+        <w:bidi/>
+        <w:spacing w:after="170" w:before="0" w:line="300" w:lineRule="auto"/>
+        <w:jc w:val="center"/>
+      </w:pPr>
+      <w:r>
+        <w:rPr>
+          <w:rFonts w:ascii="Tahoma" w:cs="Tahoma" w:eastAsia="Tahoma" w:hAnsi="Tahoma"/>
+          <w:b w:val="false"/>
+          <w:bCs w:val="false"/>
+          <w:color w:val="8E9295"/>
+          <w:sz w:val="16"/>
+          <w:szCs w:val="16"/>
+          <w:rtl/>
+        </w:rPr>
+        <w:t xml:space="preserve">الإيراد اليومي حسب مرحلتي الافتتاح (15 – 31 أغسطس). المصدر: بيانات معاملات المحطة.</w:t>
+      </w:r>
+    </w:p>
+    <w:p>
+      <w:pPr>
         <w:spacing w:after="60"/>
       </w:pPr>
     </w:p>
@@ -21055,6 +21483,9 @@
         <w:gridCol w:w="4824"/>
       </w:tblGrid>
       <w:tr>
+        <w:trPr>
+          <w:cantSplit/>
+        </w:trPr>
         <w:tc>
           <w:tcPr>
             <w:tcW w:type="dxa" w:w="4824"/>
@@ -21246,6 +21677,9 @@
         </w:tc>
       </w:tr>
       <w:tr>
+        <w:trPr>
+          <w:cantSplit/>
+        </w:trPr>
         <w:tc>
           <w:tcPr>
             <w:tcW w:type="dxa" w:w="4824"/>
@@ -22410,7 +22844,7 @@
                 <w:szCs w:val="18"/>
                 <w:rtl/>
               </w:rPr>
-              <w:t xml:space="preserve">+1,200 ر.س</w:t>
+              <w:t xml:space="preserve">‎+1,200‎ ر.س</w:t>
             </w:r>
           </w:p>
         </w:tc>
@@ -22448,7 +22882,7 @@
                 <w:szCs w:val="18"/>
                 <w:rtl/>
               </w:rPr>
-              <w:t xml:space="preserve">+37.50 ر.س</w:t>
+              <w:t xml:space="preserve">‎+37.50‎ ر.س</w:t>
             </w:r>
           </w:p>
         </w:tc>
@@ -24287,6 +24721,92 @@
           <w:szCs w:val="22"/>
           <w:rtl/>
         </w:rPr>
+        <w:t xml:space="preserve">الرسم البياني للحملة</w:t>
+      </w:r>
+    </w:p>
+    <w:p>
+      <w:pPr>
+        <w:bidi/>
+        <w:spacing w:after="50" w:before="60" w:line="240" w:lineRule="auto"/>
+        <w:jc w:val="center"/>
+      </w:pPr>
+      <w:r>
+        <w:drawing>
+          <wp:inline distT="0" distB="0" distL="0" distR="0">
+            <wp:extent cx="5905500" cy="1819275"/>
+            <wp:effectExtent t="0" r="0" b="0" l="0"/>
+            <wp:docPr id="1" name="" descr="" title=""/>
+            <wp:cNvGraphicFramePr>
+              <a:graphicFrameLocks xmlns:a="http://schemas.openxmlformats.org/drawingml/2006/main" noChangeAspect="1"/>
+            </wp:cNvGraphicFramePr>
+            <a:graphic xmlns:a="http://schemas.openxmlformats.org/drawingml/2006/main">
+              <a:graphicData uri="http://schemas.openxmlformats.org/drawingml/2006/picture">
+                <pic:pic xmlns:pic="http://schemas.openxmlformats.org/drawingml/2006/picture">
+                  <pic:nvPicPr>
+                    <pic:cNvPr id="0" name="" descr=""/>
+                    <pic:cNvPicPr>
+                      <a:picLocks noChangeAspect="1" noChangeArrowheads="1"/>
+                    </pic:cNvPicPr>
+                  </pic:nvPicPr>
+                  <pic:blipFill>
+                    <a:blip r:embed="rId16" cstate="none"/>
+                    <a:srcRect/>
+                    <a:stretch>
+                      <a:fillRect/>
+                    </a:stretch>
+                  </pic:blipFill>
+                  <pic:spPr bwMode="auto">
+                    <a:xfrm>
+                      <a:off x="0" y="0"/>
+                      <a:ext cx="5905500" cy="1819275"/>
+                    </a:xfrm>
+                    <a:prstGeom prst="rect">
+                      <a:avLst/>
+                    </a:prstGeom>
+                  </pic:spPr>
+                </pic:pic>
+              </a:graphicData>
+            </a:graphic>
+          </wp:inline>
+        </w:drawing>
+      </w:r>
+    </w:p>
+    <w:p>
+      <w:pPr>
+        <w:bidi/>
+        <w:spacing w:after="170" w:before="0" w:line="300" w:lineRule="auto"/>
+        <w:jc w:val="center"/>
+      </w:pPr>
+      <w:r>
+        <w:rPr>
+          <w:rFonts w:ascii="Tahoma" w:cs="Tahoma" w:eastAsia="Tahoma" w:hAnsi="Tahoma"/>
+          <w:b w:val="false"/>
+          <w:bCs w:val="false"/>
+          <w:color w:val="8E9295"/>
+          <w:sz w:val="16"/>
+          <w:szCs w:val="16"/>
+          <w:rtl/>
+        </w:rPr>
+        <w:t xml:space="preserve">توزيع تكلفة الفعالية على بنودها الثلاثة. المصدر: أوامر الشراء والتوزيع.</w:t>
+      </w:r>
+    </w:p>
+    <w:p>
+      <w:pPr>
+        <w:keepNext/>
+        <w:bidi/>
+        <w:spacing w:after="70" w:before="150" w:line="300" w:lineRule="auto"/>
+        <w:jc w:val="start"/>
+      </w:pPr>
+      <w:r>
+        <w:rPr>
+          <w:rFonts w:ascii="DIN Next LT Arabic" w:cs="DIN Next LT Arabic" w:eastAsia="DIN Next LT Arabic" w:hAnsi="DIN Next LT Arabic"/>
+          <w:b/>
+          <w:bCs/>
+          <w:color w:val="2B2E30"/>
+          <w:sz w:val="22"/>
+          <w:szCs w:val="22"/>
+          <w:rtl/>
+        </w:rPr>
         <w:t xml:space="preserve">ما لم يتحقق في هذه الحملة · المبرر والإجراء التصحيحي</w:t>
       </w:r>
     </w:p>
@@ -24841,7 +25361,7 @@
                 <w:szCs w:val="18"/>
                 <w:rtl/>
               </w:rPr>
-              <w:t xml:space="preserve">طرأت زيادة 1,200 ر.س (+‎6.2%‎) على بند الليزرات بعد اعتماده، فارتفع سعر الوحدة من 603.75 إلى 641.25 ر.س دون توثيق السبب</w:t>
+              <w:t xml:space="preserve">طرأت زيادة 1,200 ر.س (‎+6.2%‎) على بند الليزرات بعد اعتماده، فارتفع سعر الوحدة من 603.75 إلى 641.25 ر.س دون توثيق السبب</w:t>
             </w:r>
           </w:p>
         </w:tc>
@@ -25100,6 +25620,9 @@
         <w:gridCol w:w="4824"/>
       </w:tblGrid>
       <w:tr>
+        <w:trPr>
+          <w:cantSplit/>
+        </w:trPr>
         <w:tc>
           <w:tcPr>
             <w:tcW w:type="dxa" w:w="4824"/>
@@ -25354,12 +25877,15 @@
                 <w:szCs w:val="17"/>
                 <w:rtl/>
               </w:rPr>
-              <w:t xml:space="preserve">زيادة 1,200 ر.س على سعر الليزرات بعد الاعتماد (+‎6.2%‎) رفعت سعر الوحدة من 603.75 إلى 641.25 ر.س</w:t>
+              <w:t xml:space="preserve">زيادة 1,200 ر.س على سعر الليزرات بعد الاعتماد (‎+6.2%‎) رفعت سعر الوحدة من 603.75 إلى 641.25 ر.س</w:t>
             </w:r>
           </w:p>
         </w:tc>
       </w:tr>
       <w:tr>
+        <w:trPr>
+          <w:cantSplit/>
+        </w:trPr>
         <w:tc>
           <w:tcPr>
             <w:tcW w:type="dxa" w:w="4824"/>
@@ -29799,7 +30325,7 @@
                 <w:szCs w:val="18"/>
                 <w:rtl/>
               </w:rPr>
-              <w:t xml:space="preserve">20,520 ر.س بمعدل 641.25 ر.س للوحدة (+‎6.2%‎) دون مرجع سعري موثّق</w:t>
+              <w:t xml:space="preserve">20,520 ر.س بمعدل 641.25 ر.س للوحدة (‎+6.2%‎) دون مرجع سعري موثّق</w:t>
             </w:r>
           </w:p>
         </w:tc>
@@ -32448,7 +32974,7 @@
                 <w:szCs w:val="18"/>
                 <w:rtl/>
               </w:rPr>
-              <w:t xml:space="preserve">مصدر بيانات المبيعات</w:t>
+              <w:t xml:space="preserve">مصادر بيانات المبيعات والرسوم البيانية</w:t>
             </w:r>
           </w:p>
         </w:tc>
@@ -32485,7 +33011,7 @@
                 <w:szCs w:val="18"/>
                 <w:rtl/>
               </w:rPr>
-              <w:t xml:space="preserve">ملف تحليل المحطات والمبيعات — درب: معاملات البيع لمحطات المركب NJ219 (10,406 عملية ليونيو ويوليو)، وحائل HA052، والروضة — الخريجي MK040 (2,772 عملية لأغسطس بعد استبعاد 60 عملية معايرة).</w:t>
+              <w:t xml:space="preserve">ملف تحليل المحطات والمبيعات — درب: معاملات البيع لمحطات المركب NJ219 (10,406 عملية ليونيو ويوليو)، وحائل HA052، والروضة — الخريجي MK040 (2,772 عملية لأغسطس بعد استبعاد 60 عملية معايرة). ومنه بُنيت رسوم هذه الحملات الثلاث (العمليات ساعة بساعة والإيراد اليومي)؛ ورسم ظبيا JA070 من بطاقة تقرير الحملة لعدم توفر ملف معاملاتها، ورسم اليوم الوطني من أوامر الشراء.</w:t>
             </w:r>
           </w:p>
         </w:tc>

--- a/تقرير-الربع-الثالث-2026.docx
+++ b/تقرير-الربع-الثالث-2026.docx
@@ -580,7 +580,7 @@
                 <w:szCs w:val="15"/>
                 <w:rtl/>
               </w:rPr>
-              <w:t xml:space="preserve">مقابل مستهدف 400,000 — ‎1,089%‎</w:t>
+              <w:t xml:space="preserve">مقابل مستهدف 400,000 — ‎1,130%‎</w:t>
             </w:r>
           </w:p>
         </w:tc>
@@ -3482,7 +3482,7 @@
                 <w:szCs w:val="19"/>
                 <w:rtl/>
               </w:rPr>
-              <w:t xml:space="preserve">الوصول: 4,356,512 مشاهدة مقابل مستهدف 400,000 — أي ‎1,089%‎ من المستهدف، وبتجاوز في كل حملة على حدة.</w:t>
+              <w:t xml:space="preserve">الوصول: 4,519,865 مشاهدة مقابل مستهدف 400,000 — أي ‎1,130%‎ من المستهدف، وبتجاوز في كل حملة على حدة.</w:t>
             </w:r>
           </w:p>
           <w:p>
@@ -3505,7 +3505,7 @@
                 <w:szCs w:val="19"/>
                 <w:rtl/>
               </w:rPr>
-              <w:t xml:space="preserve">التفاعل: 37,805 تفاعلاً مقابل مستهدف 16,000 (‎236%‎)، بمعدلات تفاعل فعلية تراوحت بين ‎1.4%‎ و‎3.6%‎ من الوصول.</w:t>
+              <w:t xml:space="preserve">التفاعل: نحو 263,950 تفاعلاً. المستهدف مرصود كمعدل لكل حملة (‎10%‎ · ‎5%‎ · ‎1%‎) وتحقق ‎14.0%‎ و‎16.8%‎ و‎7.0%‎ — أي 1.4 و3.4 و7.0 أضعافه.</w:t>
             </w:r>
           </w:p>
           <w:p>
@@ -3528,7 +3528,7 @@
                 <w:szCs w:val="19"/>
                 <w:rtl/>
               </w:rPr>
-              <w:t xml:space="preserve">الانضباط المالي: 36,142 ر.س من مخصص 36,000 ر.س للحملات ذات الميزانية المعتمدة — انحراف ‎0.4%‎ فقط.</w:t>
+              <w:t xml:space="preserve">الأثر باقٍ حتى سبتمبر: 1,412,617 ر.س من المحطات الثلاث في أول 27 يوماً — حائل ‎+29.6%‎ والروضة ‎+65.7%‎ عن أغسطس، ونجران ‎-4.4%‎ لكنها أعلى بـ‎60%‎ من مستواها قبل حملة يوليو.</w:t>
             </w:r>
           </w:p>
           <w:p>
@@ -3551,7 +3551,7 @@
                 <w:szCs w:val="19"/>
                 <w:rtl/>
               </w:rPr>
-              <w:t xml:space="preserve">كفاءة التكلفة: متوسط تكلفة الألف مشاهدة للحملات المقيسة بلغ نحو 8.0 هللة.</w:t>
+              <w:t xml:space="preserve">الانضباط المالي: 36,142 ر.س من مخصص 36,000 ر.س للحملات ذات الميزانية المعتمدة — انحراف ‎0.4%‎، وتكلفة الألف مشاهدة نحو 8.0 هللة.</w:t>
             </w:r>
           </w:p>
           <w:p>
@@ -3574,30 +3574,7 @@
                 <w:szCs w:val="19"/>
                 <w:rtl/>
               </w:rPr>
-              <w:t xml:space="preserve">نموذج «البنزين المجاني للسيارات الأولى» أثبت فاعليته كأداة افتتاح وتعريف بالمحطات الجديدة في أربع مناطق مختلفة.</w:t>
-            </w:r>
-          </w:p>
-          <w:p>
-            <w:pPr>
-              <w:pStyle w:val="ListParagraph"/>
-              <w:numPr>
-                <w:ilvl w:val="0"/>
-                <w:numId w:val="1"/>
-              </w:numPr>
-              <w:bidi/>
-              <w:spacing w:after="70" w:line="290" w:lineRule="auto"/>
-            </w:pPr>
-            <w:r>
-              <w:rPr>
-                <w:rFonts w:ascii="Tahoma" w:cs="Tahoma" w:eastAsia="Tahoma" w:hAnsi="Tahoma"/>
-                <w:b w:val="false"/>
-                <w:bCs w:val="false"/>
-                <w:color w:val="2B2E30"/>
-                <w:sz w:val="19"/>
-                <w:szCs w:val="19"/>
-                <w:rtl/>
-              </w:rPr>
-              <w:t xml:space="preserve">تغطية المناسبات الوطنية: فعالية اليوم الوطني نُفّذت في تسع محطات بـ32 ليزراً و5,000 استكر و10,000 فواحة، وأكملت تغطية أشهر الربع الثلاثة.</w:t>
+              <w:t xml:space="preserve">نموذج «البنزين المجاني للسيارات الأولى» أثبت فاعليته في أربع مناطق، وفعالية اليوم الوطني غطّت تسع محطات.</w:t>
             </w:r>
           </w:p>
         </w:tc>
@@ -6424,7 +6401,7 @@
                 <w:szCs w:val="18"/>
                 <w:rtl/>
               </w:rPr>
-              <w:t xml:space="preserve">37,805</w:t>
+              <w:t xml:space="preserve">263,950</w:t>
             </w:r>
           </w:p>
         </w:tc>
@@ -6916,7 +6893,7 @@
                 <w:szCs w:val="18"/>
                 <w:rtl/>
               </w:rPr>
-              <w:t xml:space="preserve">4,356,512</w:t>
+              <w:t xml:space="preserve">4,519,865</w:t>
             </w:r>
           </w:p>
         </w:tc>
@@ -6954,7 +6931,7 @@
                 <w:szCs w:val="18"/>
                 <w:rtl/>
               </w:rPr>
-              <w:t xml:space="preserve">37,805</w:t>
+              <w:t xml:space="preserve">263,950</w:t>
             </w:r>
           </w:p>
         </w:tc>
@@ -9367,6 +9344,1979 @@
                 <w:rtl/>
               </w:rPr>
               <w:t xml:space="preserve">لا تتوفر بيانات مبيعات لحملة ظبيا JA070 ولا لفعالية اليوم الوطني، فبقي أثرهما التجاري غير مقيس.</w:t>
+            </w:r>
+          </w:p>
+        </w:tc>
+      </w:tr>
+    </w:tbl>
+    <w:p>
+      <w:pPr>
+        <w:spacing w:after="200"/>
+      </w:pPr>
+    </w:p>
+    <w:p>
+      <w:pPr>
+        <w:keepNext/>
+        <w:bidi/>
+        <w:spacing w:after="70" w:before="150" w:line="300" w:lineRule="auto"/>
+        <w:jc w:val="start"/>
+      </w:pPr>
+      <w:r>
+        <w:rPr>
+          <w:rFonts w:ascii="DIN Next LT Arabic" w:cs="DIN Next LT Arabic" w:eastAsia="DIN Next LT Arabic" w:hAnsi="DIN Next LT Arabic"/>
+          <w:b/>
+          <w:bCs/>
+          <w:color w:val="2B2E30"/>
+          <w:sz w:val="22"/>
+          <w:szCs w:val="22"/>
+          <w:rtl/>
+        </w:rPr>
+        <w:t xml:space="preserve">الأثر الممتد حتى سبتمبر — أول شهر كامل بعد حملات الربع</w:t>
+      </w:r>
+    </w:p>
+    <w:p>
+      <w:pPr>
+        <w:bidi/>
+        <w:spacing w:after="150" w:before="0" w:line="300" w:lineRule="auto"/>
+        <w:jc w:val="start"/>
+      </w:pPr>
+      <w:r>
+        <w:rPr>
+          <w:rFonts w:ascii="Tahoma" w:cs="Tahoma" w:eastAsia="Tahoma" w:hAnsi="Tahoma"/>
+          <w:b w:val="false"/>
+          <w:bCs w:val="false"/>
+          <w:color w:val="5E6265"/>
+          <w:sz w:val="17"/>
+          <w:szCs w:val="17"/>
+          <w:rtl/>
+        </w:rPr>
+        <w:t xml:space="preserve">بيانات سبتمبر — أول 27 يوماً — للمحطات الثلاث نفسها، بمقارنة متوسط الإيراد اليومي بأغسطس. وهي تقيس ما تبقّى من أثر الحملات بعد شهر كامل من انتهائها، لا أثر الحملات نفسها.</w:t>
+      </w:r>
+    </w:p>
+    <w:tbl>
+      <w:tblPr>
+        <w:bidiVisual/>
+        <w:tblW w:type="dxa" w:w="9648"/>
+        <w:tblBorders>
+          <w:top w:val="single" w:color="auto" w:sz="4"/>
+          <w:left w:val="single" w:color="auto" w:sz="4"/>
+          <w:bottom w:val="single" w:color="auto" w:sz="4"/>
+          <w:right w:val="single" w:color="auto" w:sz="4"/>
+          <w:insideH w:val="single" w:color="auto" w:sz="4"/>
+          <w:insideV w:val="single" w:color="auto" w:sz="4"/>
+        </w:tblBorders>
+      </w:tblPr>
+      <w:tblGrid>
+        <w:gridCol w:w="1268"/>
+        <w:gridCol w:w="1300"/>
+        <w:gridCol w:w="1150"/>
+        <w:gridCol w:w="1150"/>
+        <w:gridCol w:w="1000"/>
+        <w:gridCol w:w="1050"/>
+        <w:gridCol w:w="800"/>
+        <w:gridCol w:w="850"/>
+        <w:gridCol w:w="1080"/>
+      </w:tblGrid>
+      <w:tr>
+        <w:trPr>
+          <w:tblHeader/>
+        </w:trPr>
+        <w:tc>
+          <w:tcPr>
+            <w:tcW w:type="dxa" w:w="1268"/>
+            <w:tcBorders>
+              <w:top w:val="single" w:color="DEDFE1" w:sz="4"/>
+              <w:left w:val="single" w:color="DEDFE1" w:sz="4"/>
+              <w:bottom w:val="single" w:color="DEDFE1" w:sz="4"/>
+              <w:right w:val="single" w:color="DEDFE1" w:sz="4"/>
+            </w:tcBorders>
+            <w:shd w:fill="F1F2F3" w:color="auto" w:val="clear"/>
+            <w:tcMar>
+              <w:top w:type="dxa" w:w="90"/>
+              <w:left w:type="dxa" w:w="110"/>
+              <w:bottom w:type="dxa" w:w="90"/>
+              <w:right w:type="dxa" w:w="110"/>
+            </w:tcMar>
+            <w:vAlign w:val="center"/>
+          </w:tcPr>
+          <w:p>
+            <w:pPr>
+              <w:bidi/>
+              <w:spacing w:after="0" w:before="0" w:line="300" w:lineRule="auto"/>
+              <w:jc w:val="start"/>
+            </w:pPr>
+            <w:r>
+              <w:rPr>
+                <w:rFonts w:ascii="DIN Next LT Arabic" w:cs="DIN Next LT Arabic" w:eastAsia="DIN Next LT Arabic" w:hAnsi="DIN Next LT Arabic"/>
+                <w:b/>
+                <w:bCs/>
+                <w:color w:val="5E6265"/>
+                <w:sz w:val="17"/>
+                <w:szCs w:val="17"/>
+                <w:rtl/>
+              </w:rPr>
+              <w:t xml:space="preserve">المحطة</w:t>
+            </w:r>
+          </w:p>
+        </w:tc>
+        <w:tc>
+          <w:tcPr>
+            <w:tcW w:type="dxa" w:w="1300"/>
+            <w:tcBorders>
+              <w:top w:val="single" w:color="DEDFE1" w:sz="4"/>
+              <w:left w:val="single" w:color="DEDFE1" w:sz="4"/>
+              <w:bottom w:val="single" w:color="DEDFE1" w:sz="4"/>
+              <w:right w:val="single" w:color="DEDFE1" w:sz="4"/>
+            </w:tcBorders>
+            <w:shd w:fill="F1F2F3" w:color="auto" w:val="clear"/>
+            <w:tcMar>
+              <w:top w:type="dxa" w:w="90"/>
+              <w:left w:type="dxa" w:w="110"/>
+              <w:bottom w:type="dxa" w:w="90"/>
+              <w:right w:type="dxa" w:w="110"/>
+            </w:tcMar>
+            <w:vAlign w:val="center"/>
+          </w:tcPr>
+          <w:p>
+            <w:pPr>
+              <w:bidi/>
+              <w:spacing w:after="0" w:before="0" w:line="300" w:lineRule="auto"/>
+              <w:jc w:val="center"/>
+            </w:pPr>
+            <w:r>
+              <w:rPr>
+                <w:rFonts w:ascii="DIN Next LT Arabic" w:cs="DIN Next LT Arabic" w:eastAsia="DIN Next LT Arabic" w:hAnsi="DIN Next LT Arabic"/>
+                <w:b/>
+                <w:bCs/>
+                <w:color w:val="5E6265"/>
+                <w:sz w:val="17"/>
+                <w:szCs w:val="17"/>
+                <w:rtl/>
+              </w:rPr>
+              <w:t xml:space="preserve">إيراد سبتمبر (ر.س)</w:t>
+            </w:r>
+          </w:p>
+        </w:tc>
+        <w:tc>
+          <w:tcPr>
+            <w:tcW w:type="dxa" w:w="1150"/>
+            <w:tcBorders>
+              <w:top w:val="single" w:color="DEDFE1" w:sz="4"/>
+              <w:left w:val="single" w:color="DEDFE1" w:sz="4"/>
+              <w:bottom w:val="single" w:color="DEDFE1" w:sz="4"/>
+              <w:right w:val="single" w:color="DEDFE1" w:sz="4"/>
+            </w:tcBorders>
+            <w:shd w:fill="F1F2F3" w:color="auto" w:val="clear"/>
+            <w:tcMar>
+              <w:top w:type="dxa" w:w="90"/>
+              <w:left w:type="dxa" w:w="110"/>
+              <w:bottom w:type="dxa" w:w="90"/>
+              <w:right w:type="dxa" w:w="110"/>
+            </w:tcMar>
+            <w:vAlign w:val="center"/>
+          </w:tcPr>
+          <w:p>
+            <w:pPr>
+              <w:bidi/>
+              <w:spacing w:after="0" w:before="0" w:line="300" w:lineRule="auto"/>
+              <w:jc w:val="center"/>
+            </w:pPr>
+            <w:r>
+              <w:rPr>
+                <w:rFonts w:ascii="DIN Next LT Arabic" w:cs="DIN Next LT Arabic" w:eastAsia="DIN Next LT Arabic" w:hAnsi="DIN Next LT Arabic"/>
+                <w:b/>
+                <w:bCs/>
+                <w:color w:val="5E6265"/>
+                <w:sz w:val="17"/>
+                <w:szCs w:val="17"/>
+                <w:rtl/>
+              </w:rPr>
+              <w:t xml:space="preserve">متوسط يومي أغسطس</w:t>
+            </w:r>
+          </w:p>
+        </w:tc>
+        <w:tc>
+          <w:tcPr>
+            <w:tcW w:type="dxa" w:w="1150"/>
+            <w:tcBorders>
+              <w:top w:val="single" w:color="DEDFE1" w:sz="4"/>
+              <w:left w:val="single" w:color="DEDFE1" w:sz="4"/>
+              <w:bottom w:val="single" w:color="DEDFE1" w:sz="4"/>
+              <w:right w:val="single" w:color="DEDFE1" w:sz="4"/>
+            </w:tcBorders>
+            <w:shd w:fill="F1F2F3" w:color="auto" w:val="clear"/>
+            <w:tcMar>
+              <w:top w:type="dxa" w:w="90"/>
+              <w:left w:type="dxa" w:w="110"/>
+              <w:bottom w:type="dxa" w:w="90"/>
+              <w:right w:type="dxa" w:w="110"/>
+            </w:tcMar>
+            <w:vAlign w:val="center"/>
+          </w:tcPr>
+          <w:p>
+            <w:pPr>
+              <w:bidi/>
+              <w:spacing w:after="0" w:before="0" w:line="300" w:lineRule="auto"/>
+              <w:jc w:val="center"/>
+            </w:pPr>
+            <w:r>
+              <w:rPr>
+                <w:rFonts w:ascii="DIN Next LT Arabic" w:cs="DIN Next LT Arabic" w:eastAsia="DIN Next LT Arabic" w:hAnsi="DIN Next LT Arabic"/>
+                <w:b/>
+                <w:bCs/>
+                <w:color w:val="5E6265"/>
+                <w:sz w:val="17"/>
+                <w:szCs w:val="17"/>
+                <w:rtl/>
+              </w:rPr>
+              <w:t xml:space="preserve">متوسط يومي سبتمبر</w:t>
+            </w:r>
+          </w:p>
+        </w:tc>
+        <w:tc>
+          <w:tcPr>
+            <w:tcW w:type="dxa" w:w="1000"/>
+            <w:tcBorders>
+              <w:top w:val="single" w:color="DEDFE1" w:sz="4"/>
+              <w:left w:val="single" w:color="DEDFE1" w:sz="4"/>
+              <w:bottom w:val="single" w:color="DEDFE1" w:sz="4"/>
+              <w:right w:val="single" w:color="DEDFE1" w:sz="4"/>
+            </w:tcBorders>
+            <w:shd w:fill="F1F2F3" w:color="auto" w:val="clear"/>
+            <w:tcMar>
+              <w:top w:type="dxa" w:w="90"/>
+              <w:left w:type="dxa" w:w="110"/>
+              <w:bottom w:type="dxa" w:w="90"/>
+              <w:right w:type="dxa" w:w="110"/>
+            </w:tcMar>
+            <w:vAlign w:val="center"/>
+          </w:tcPr>
+          <w:p>
+            <w:pPr>
+              <w:bidi/>
+              <w:spacing w:after="0" w:before="0" w:line="300" w:lineRule="auto"/>
+              <w:jc w:val="center"/>
+            </w:pPr>
+            <w:r>
+              <w:rPr>
+                <w:rFonts w:ascii="DIN Next LT Arabic" w:cs="DIN Next LT Arabic" w:eastAsia="DIN Next LT Arabic" w:hAnsi="DIN Next LT Arabic"/>
+                <w:b/>
+                <w:bCs/>
+                <w:color w:val="5E6265"/>
+                <w:sz w:val="17"/>
+                <w:szCs w:val="17"/>
+                <w:rtl/>
+              </w:rPr>
+              <w:t xml:space="preserve">التغير اليومي</w:t>
+            </w:r>
+          </w:p>
+        </w:tc>
+        <w:tc>
+          <w:tcPr>
+            <w:tcW w:type="dxa" w:w="1050"/>
+            <w:tcBorders>
+              <w:top w:val="single" w:color="DEDFE1" w:sz="4"/>
+              <w:left w:val="single" w:color="DEDFE1" w:sz="4"/>
+              <w:bottom w:val="single" w:color="DEDFE1" w:sz="4"/>
+              <w:right w:val="single" w:color="DEDFE1" w:sz="4"/>
+            </w:tcBorders>
+            <w:shd w:fill="F1F2F3" w:color="auto" w:val="clear"/>
+            <w:tcMar>
+              <w:top w:type="dxa" w:w="90"/>
+              <w:left w:type="dxa" w:w="110"/>
+              <w:bottom w:type="dxa" w:w="90"/>
+              <w:right w:type="dxa" w:w="110"/>
+            </w:tcMar>
+            <w:vAlign w:val="center"/>
+          </w:tcPr>
+          <w:p>
+            <w:pPr>
+              <w:bidi/>
+              <w:spacing w:after="0" w:before="0" w:line="300" w:lineRule="auto"/>
+              <w:jc w:val="center"/>
+            </w:pPr>
+            <w:r>
+              <w:rPr>
+                <w:rFonts w:ascii="DIN Next LT Arabic" w:cs="DIN Next LT Arabic" w:eastAsia="DIN Next LT Arabic" w:hAnsi="DIN Next LT Arabic"/>
+                <w:b/>
+                <w:bCs/>
+                <w:color w:val="5E6265"/>
+                <w:sz w:val="17"/>
+                <w:szCs w:val="17"/>
+                <w:rtl/>
+              </w:rPr>
+              <w:t xml:space="preserve">على الأيام نفسها</w:t>
+            </w:r>
+          </w:p>
+        </w:tc>
+        <w:tc>
+          <w:tcPr>
+            <w:tcW w:type="dxa" w:w="800"/>
+            <w:tcBorders>
+              <w:top w:val="single" w:color="DEDFE1" w:sz="4"/>
+              <w:left w:val="single" w:color="DEDFE1" w:sz="4"/>
+              <w:bottom w:val="single" w:color="DEDFE1" w:sz="4"/>
+              <w:right w:val="single" w:color="DEDFE1" w:sz="4"/>
+            </w:tcBorders>
+            <w:shd w:fill="F1F2F3" w:color="auto" w:val="clear"/>
+            <w:tcMar>
+              <w:top w:type="dxa" w:w="90"/>
+              <w:left w:type="dxa" w:w="110"/>
+              <w:bottom w:type="dxa" w:w="90"/>
+              <w:right w:type="dxa" w:w="110"/>
+            </w:tcMar>
+            <w:vAlign w:val="center"/>
+          </w:tcPr>
+          <w:p>
+            <w:pPr>
+              <w:bidi/>
+              <w:spacing w:after="0" w:before="0" w:line="300" w:lineRule="auto"/>
+              <w:jc w:val="center"/>
+            </w:pPr>
+            <w:r>
+              <w:rPr>
+                <w:rFonts w:ascii="DIN Next LT Arabic" w:cs="DIN Next LT Arabic" w:eastAsia="DIN Next LT Arabic" w:hAnsi="DIN Next LT Arabic"/>
+                <w:b/>
+                <w:bCs/>
+                <w:color w:val="5E6265"/>
+                <w:sz w:val="17"/>
+                <w:szCs w:val="17"/>
+                <w:rtl/>
+              </w:rPr>
+              <w:t xml:space="preserve">لتر/يوم</w:t>
+            </w:r>
+          </w:p>
+        </w:tc>
+        <w:tc>
+          <w:tcPr>
+            <w:tcW w:type="dxa" w:w="850"/>
+            <w:tcBorders>
+              <w:top w:val="single" w:color="DEDFE1" w:sz="4"/>
+              <w:left w:val="single" w:color="DEDFE1" w:sz="4"/>
+              <w:bottom w:val="single" w:color="DEDFE1" w:sz="4"/>
+              <w:right w:val="single" w:color="DEDFE1" w:sz="4"/>
+            </w:tcBorders>
+            <w:shd w:fill="F1F2F3" w:color="auto" w:val="clear"/>
+            <w:tcMar>
+              <w:top w:type="dxa" w:w="90"/>
+              <w:left w:type="dxa" w:w="110"/>
+              <w:bottom w:type="dxa" w:w="90"/>
+              <w:right w:type="dxa" w:w="110"/>
+            </w:tcMar>
+            <w:vAlign w:val="center"/>
+          </w:tcPr>
+          <w:p>
+            <w:pPr>
+              <w:bidi/>
+              <w:spacing w:after="0" w:before="0" w:line="300" w:lineRule="auto"/>
+              <w:jc w:val="center"/>
+            </w:pPr>
+            <w:r>
+              <w:rPr>
+                <w:rFonts w:ascii="DIN Next LT Arabic" w:cs="DIN Next LT Arabic" w:eastAsia="DIN Next LT Arabic" w:hAnsi="DIN Next LT Arabic"/>
+                <w:b/>
+                <w:bCs/>
+                <w:color w:val="5E6265"/>
+                <w:sz w:val="17"/>
+                <w:szCs w:val="17"/>
+                <w:rtl/>
+              </w:rPr>
+              <w:t xml:space="preserve">فاتورة/يوم</w:t>
+            </w:r>
+          </w:p>
+        </w:tc>
+        <w:tc>
+          <w:tcPr>
+            <w:tcW w:type="dxa" w:w="1080"/>
+            <w:tcBorders>
+              <w:top w:val="single" w:color="DEDFE1" w:sz="4"/>
+              <w:left w:val="single" w:color="DEDFE1" w:sz="4"/>
+              <w:bottom w:val="single" w:color="DEDFE1" w:sz="4"/>
+              <w:right w:val="single" w:color="DEDFE1" w:sz="4"/>
+            </w:tcBorders>
+            <w:shd w:fill="F1F2F3" w:color="auto" w:val="clear"/>
+            <w:tcMar>
+              <w:top w:type="dxa" w:w="90"/>
+              <w:left w:type="dxa" w:w="110"/>
+              <w:bottom w:type="dxa" w:w="90"/>
+              <w:right w:type="dxa" w:w="110"/>
+            </w:tcMar>
+            <w:vAlign w:val="center"/>
+          </w:tcPr>
+          <w:p>
+            <w:pPr>
+              <w:bidi/>
+              <w:spacing w:after="0" w:before="0" w:line="300" w:lineRule="auto"/>
+              <w:jc w:val="center"/>
+            </w:pPr>
+            <w:r>
+              <w:rPr>
+                <w:rFonts w:ascii="DIN Next LT Arabic" w:cs="DIN Next LT Arabic" w:eastAsia="DIN Next LT Arabic" w:hAnsi="DIN Next LT Arabic"/>
+                <w:b/>
+                <w:bCs/>
+                <w:color w:val="5E6265"/>
+                <w:sz w:val="17"/>
+                <w:szCs w:val="17"/>
+                <w:rtl/>
+              </w:rPr>
+              <w:t xml:space="preserve">توقّع الشهر</w:t>
+            </w:r>
+          </w:p>
+        </w:tc>
+      </w:tr>
+      <w:tr>
+        <w:tc>
+          <w:tcPr>
+            <w:tcW w:type="dxa" w:w="1268"/>
+            <w:tcBorders>
+              <w:top w:val="single" w:color="DEDFE1" w:sz="4"/>
+              <w:left w:val="single" w:color="DEDFE1" w:sz="4"/>
+              <w:bottom w:val="single" w:color="DEDFE1" w:sz="4"/>
+              <w:right w:val="single" w:color="DEDFE1" w:sz="4"/>
+            </w:tcBorders>
+            <w:tcMar>
+              <w:top w:type="dxa" w:w="90"/>
+              <w:left w:type="dxa" w:w="110"/>
+              <w:bottom w:type="dxa" w:w="90"/>
+              <w:right w:type="dxa" w:w="110"/>
+            </w:tcMar>
+            <w:vAlign w:val="center"/>
+          </w:tcPr>
+          <w:p>
+            <w:pPr>
+              <w:bidi/>
+              <w:spacing w:after="0" w:before="0" w:line="300" w:lineRule="auto"/>
+              <w:jc w:val="start"/>
+            </w:pPr>
+            <w:r>
+              <w:rPr>
+                <w:rFonts w:ascii="Tahoma" w:cs="Tahoma" w:eastAsia="Tahoma" w:hAnsi="Tahoma"/>
+                <w:b/>
+                <w:bCs/>
+                <w:color w:val="2B2E30"/>
+                <w:sz w:val="18"/>
+                <w:szCs w:val="18"/>
+                <w:rtl/>
+              </w:rPr>
+              <w:t xml:space="preserve">حائل HA052</w:t>
+            </w:r>
+          </w:p>
+        </w:tc>
+        <w:tc>
+          <w:tcPr>
+            <w:tcW w:type="dxa" w:w="1300"/>
+            <w:tcBorders>
+              <w:top w:val="single" w:color="DEDFE1" w:sz="4"/>
+              <w:left w:val="single" w:color="DEDFE1" w:sz="4"/>
+              <w:bottom w:val="single" w:color="DEDFE1" w:sz="4"/>
+              <w:right w:val="single" w:color="DEDFE1" w:sz="4"/>
+            </w:tcBorders>
+            <w:tcMar>
+              <w:top w:type="dxa" w:w="90"/>
+              <w:left w:type="dxa" w:w="110"/>
+              <w:bottom w:type="dxa" w:w="90"/>
+              <w:right w:type="dxa" w:w="110"/>
+            </w:tcMar>
+            <w:vAlign w:val="center"/>
+          </w:tcPr>
+          <w:p>
+            <w:pPr>
+              <w:bidi/>
+              <w:spacing w:after="0" w:before="0" w:line="300" w:lineRule="auto"/>
+              <w:jc w:val="center"/>
+            </w:pPr>
+            <w:r>
+              <w:rPr>
+                <w:rFonts w:ascii="Tahoma" w:cs="Tahoma" w:eastAsia="Tahoma" w:hAnsi="Tahoma"/>
+                <w:b w:val="false"/>
+                <w:bCs w:val="false"/>
+                <w:color w:val="5E6265"/>
+                <w:sz w:val="18"/>
+                <w:szCs w:val="18"/>
+                <w:rtl/>
+              </w:rPr>
+              <w:t xml:space="preserve">544,913</w:t>
+            </w:r>
+          </w:p>
+        </w:tc>
+        <w:tc>
+          <w:tcPr>
+            <w:tcW w:type="dxa" w:w="1150"/>
+            <w:tcBorders>
+              <w:top w:val="single" w:color="DEDFE1" w:sz="4"/>
+              <w:left w:val="single" w:color="DEDFE1" w:sz="4"/>
+              <w:bottom w:val="single" w:color="DEDFE1" w:sz="4"/>
+              <w:right w:val="single" w:color="DEDFE1" w:sz="4"/>
+            </w:tcBorders>
+            <w:tcMar>
+              <w:top w:type="dxa" w:w="90"/>
+              <w:left w:type="dxa" w:w="110"/>
+              <w:bottom w:type="dxa" w:w="90"/>
+              <w:right w:type="dxa" w:w="110"/>
+            </w:tcMar>
+            <w:vAlign w:val="center"/>
+          </w:tcPr>
+          <w:p>
+            <w:pPr>
+              <w:bidi/>
+              <w:spacing w:after="0" w:before="0" w:line="300" w:lineRule="auto"/>
+              <w:jc w:val="center"/>
+            </w:pPr>
+            <w:r>
+              <w:rPr>
+                <w:rFonts w:ascii="Tahoma" w:cs="Tahoma" w:eastAsia="Tahoma" w:hAnsi="Tahoma"/>
+                <w:b w:val="false"/>
+                <w:bCs w:val="false"/>
+                <w:color w:val="5E6265"/>
+                <w:sz w:val="18"/>
+                <w:szCs w:val="18"/>
+                <w:rtl/>
+              </w:rPr>
+              <w:t xml:space="preserve">15,570</w:t>
+            </w:r>
+          </w:p>
+        </w:tc>
+        <w:tc>
+          <w:tcPr>
+            <w:tcW w:type="dxa" w:w="1150"/>
+            <w:tcBorders>
+              <w:top w:val="single" w:color="DEDFE1" w:sz="4"/>
+              <w:left w:val="single" w:color="DEDFE1" w:sz="4"/>
+              <w:bottom w:val="single" w:color="DEDFE1" w:sz="4"/>
+              <w:right w:val="single" w:color="DEDFE1" w:sz="4"/>
+            </w:tcBorders>
+            <w:tcMar>
+              <w:top w:type="dxa" w:w="90"/>
+              <w:left w:type="dxa" w:w="110"/>
+              <w:bottom w:type="dxa" w:w="90"/>
+              <w:right w:type="dxa" w:w="110"/>
+            </w:tcMar>
+            <w:vAlign w:val="center"/>
+          </w:tcPr>
+          <w:p>
+            <w:pPr>
+              <w:bidi/>
+              <w:spacing w:after="0" w:before="0" w:line="300" w:lineRule="auto"/>
+              <w:jc w:val="center"/>
+            </w:pPr>
+            <w:r>
+              <w:rPr>
+                <w:rFonts w:ascii="Tahoma" w:cs="Tahoma" w:eastAsia="Tahoma" w:hAnsi="Tahoma"/>
+                <w:b w:val="false"/>
+                <w:bCs w:val="false"/>
+                <w:color w:val="5E6265"/>
+                <w:sz w:val="18"/>
+                <w:szCs w:val="18"/>
+                <w:rtl/>
+              </w:rPr>
+              <w:t xml:space="preserve">20,182</w:t>
+            </w:r>
+          </w:p>
+        </w:tc>
+        <w:tc>
+          <w:tcPr>
+            <w:tcW w:type="dxa" w:w="1000"/>
+            <w:tcBorders>
+              <w:top w:val="single" w:color="DEDFE1" w:sz="4"/>
+              <w:left w:val="single" w:color="DEDFE1" w:sz="4"/>
+              <w:bottom w:val="single" w:color="DEDFE1" w:sz="4"/>
+              <w:right w:val="single" w:color="DEDFE1" w:sz="4"/>
+            </w:tcBorders>
+            <w:tcMar>
+              <w:top w:type="dxa" w:w="90"/>
+              <w:left w:type="dxa" w:w="110"/>
+              <w:bottom w:type="dxa" w:w="90"/>
+              <w:right w:type="dxa" w:w="110"/>
+            </w:tcMar>
+            <w:vAlign w:val="center"/>
+          </w:tcPr>
+          <w:p>
+            <w:pPr>
+              <w:bidi/>
+              <w:spacing w:after="0" w:before="0" w:line="300" w:lineRule="auto"/>
+              <w:jc w:val="center"/>
+            </w:pPr>
+            <w:r>
+              <w:rPr>
+                <w:rFonts w:ascii="Tahoma" w:cs="Tahoma" w:eastAsia="Tahoma" w:hAnsi="Tahoma"/>
+                <w:b/>
+                <w:bCs/>
+                <w:color w:val="1B7A4B"/>
+                <w:sz w:val="18"/>
+                <w:szCs w:val="18"/>
+                <w:rtl/>
+              </w:rPr>
+              <w:t xml:space="preserve">‎+29.6%‎</w:t>
+            </w:r>
+          </w:p>
+        </w:tc>
+        <w:tc>
+          <w:tcPr>
+            <w:tcW w:type="dxa" w:w="1050"/>
+            <w:tcBorders>
+              <w:top w:val="single" w:color="DEDFE1" w:sz="4"/>
+              <w:left w:val="single" w:color="DEDFE1" w:sz="4"/>
+              <w:bottom w:val="single" w:color="DEDFE1" w:sz="4"/>
+              <w:right w:val="single" w:color="DEDFE1" w:sz="4"/>
+            </w:tcBorders>
+            <w:tcMar>
+              <w:top w:type="dxa" w:w="90"/>
+              <w:left w:type="dxa" w:w="110"/>
+              <w:bottom w:type="dxa" w:w="90"/>
+              <w:right w:type="dxa" w:w="110"/>
+            </w:tcMar>
+            <w:vAlign w:val="center"/>
+          </w:tcPr>
+          <w:p>
+            <w:pPr>
+              <w:bidi/>
+              <w:spacing w:after="0" w:before="0" w:line="300" w:lineRule="auto"/>
+              <w:jc w:val="center"/>
+            </w:pPr>
+            <w:r>
+              <w:rPr>
+                <w:rFonts w:ascii="Tahoma" w:cs="Tahoma" w:eastAsia="Tahoma" w:hAnsi="Tahoma"/>
+                <w:b/>
+                <w:bCs/>
+                <w:color w:val="1B7A4B"/>
+                <w:sz w:val="18"/>
+                <w:szCs w:val="18"/>
+                <w:rtl/>
+              </w:rPr>
+              <w:t xml:space="preserve">‎+35.4%‎</w:t>
+            </w:r>
+          </w:p>
+        </w:tc>
+        <w:tc>
+          <w:tcPr>
+            <w:tcW w:type="dxa" w:w="800"/>
+            <w:tcBorders>
+              <w:top w:val="single" w:color="DEDFE1" w:sz="4"/>
+              <w:left w:val="single" w:color="DEDFE1" w:sz="4"/>
+              <w:bottom w:val="single" w:color="DEDFE1" w:sz="4"/>
+              <w:right w:val="single" w:color="DEDFE1" w:sz="4"/>
+            </w:tcBorders>
+            <w:tcMar>
+              <w:top w:type="dxa" w:w="90"/>
+              <w:left w:type="dxa" w:w="110"/>
+              <w:bottom w:type="dxa" w:w="90"/>
+              <w:right w:type="dxa" w:w="110"/>
+            </w:tcMar>
+            <w:vAlign w:val="center"/>
+          </w:tcPr>
+          <w:p>
+            <w:pPr>
+              <w:bidi/>
+              <w:spacing w:after="0" w:before="0" w:line="300" w:lineRule="auto"/>
+              <w:jc w:val="center"/>
+            </w:pPr>
+            <w:r>
+              <w:rPr>
+                <w:rFonts w:ascii="Tahoma" w:cs="Tahoma" w:eastAsia="Tahoma" w:hAnsi="Tahoma"/>
+                <w:b w:val="false"/>
+                <w:bCs w:val="false"/>
+                <w:color w:val="5E6265"/>
+                <w:sz w:val="18"/>
+                <w:szCs w:val="18"/>
+                <w:rtl/>
+              </w:rPr>
+              <w:t xml:space="preserve">9,085</w:t>
+            </w:r>
+          </w:p>
+        </w:tc>
+        <w:tc>
+          <w:tcPr>
+            <w:tcW w:type="dxa" w:w="850"/>
+            <w:tcBorders>
+              <w:top w:val="single" w:color="DEDFE1" w:sz="4"/>
+              <w:left w:val="single" w:color="DEDFE1" w:sz="4"/>
+              <w:bottom w:val="single" w:color="DEDFE1" w:sz="4"/>
+              <w:right w:val="single" w:color="DEDFE1" w:sz="4"/>
+            </w:tcBorders>
+            <w:tcMar>
+              <w:top w:type="dxa" w:w="90"/>
+              <w:left w:type="dxa" w:w="110"/>
+              <w:bottom w:type="dxa" w:w="90"/>
+              <w:right w:type="dxa" w:w="110"/>
+            </w:tcMar>
+            <w:vAlign w:val="center"/>
+          </w:tcPr>
+          <w:p>
+            <w:pPr>
+              <w:bidi/>
+              <w:spacing w:after="0" w:before="0" w:line="300" w:lineRule="auto"/>
+              <w:jc w:val="center"/>
+            </w:pPr>
+            <w:r>
+              <w:rPr>
+                <w:rFonts w:ascii="Tahoma" w:cs="Tahoma" w:eastAsia="Tahoma" w:hAnsi="Tahoma"/>
+                <w:b w:val="false"/>
+                <w:bCs w:val="false"/>
+                <w:color w:val="5E6265"/>
+                <w:sz w:val="18"/>
+                <w:szCs w:val="18"/>
+                <w:rtl/>
+              </w:rPr>
+              <w:t xml:space="preserve">382</w:t>
+            </w:r>
+          </w:p>
+        </w:tc>
+        <w:tc>
+          <w:tcPr>
+            <w:tcW w:type="dxa" w:w="1080"/>
+            <w:tcBorders>
+              <w:top w:val="single" w:color="DEDFE1" w:sz="4"/>
+              <w:left w:val="single" w:color="DEDFE1" w:sz="4"/>
+              <w:bottom w:val="single" w:color="DEDFE1" w:sz="4"/>
+              <w:right w:val="single" w:color="DEDFE1" w:sz="4"/>
+            </w:tcBorders>
+            <w:tcMar>
+              <w:top w:type="dxa" w:w="90"/>
+              <w:left w:type="dxa" w:w="110"/>
+              <w:bottom w:type="dxa" w:w="90"/>
+              <w:right w:type="dxa" w:w="110"/>
+            </w:tcMar>
+            <w:vAlign w:val="center"/>
+          </w:tcPr>
+          <w:p>
+            <w:pPr>
+              <w:bidi/>
+              <w:spacing w:after="0" w:before="0" w:line="300" w:lineRule="auto"/>
+              <w:jc w:val="center"/>
+            </w:pPr>
+            <w:r>
+              <w:rPr>
+                <w:rFonts w:ascii="Tahoma" w:cs="Tahoma" w:eastAsia="Tahoma" w:hAnsi="Tahoma"/>
+                <w:b w:val="false"/>
+                <w:bCs w:val="false"/>
+                <w:color w:val="5E6265"/>
+                <w:sz w:val="18"/>
+                <w:szCs w:val="18"/>
+                <w:rtl/>
+              </w:rPr>
+              <w:t xml:space="preserve">605,459</w:t>
+            </w:r>
+          </w:p>
+        </w:tc>
+      </w:tr>
+      <w:tr>
+        <w:tc>
+          <w:tcPr>
+            <w:tcW w:type="dxa" w:w="1268"/>
+            <w:tcBorders>
+              <w:top w:val="single" w:color="DEDFE1" w:sz="4"/>
+              <w:left w:val="single" w:color="DEDFE1" w:sz="4"/>
+              <w:bottom w:val="single" w:color="DEDFE1" w:sz="4"/>
+              <w:right w:val="single" w:color="DEDFE1" w:sz="4"/>
+            </w:tcBorders>
+            <w:shd w:fill="FAFAFB" w:color="auto" w:val="clear"/>
+            <w:tcMar>
+              <w:top w:type="dxa" w:w="90"/>
+              <w:left w:type="dxa" w:w="110"/>
+              <w:bottom w:type="dxa" w:w="90"/>
+              <w:right w:type="dxa" w:w="110"/>
+            </w:tcMar>
+            <w:vAlign w:val="center"/>
+          </w:tcPr>
+          <w:p>
+            <w:pPr>
+              <w:bidi/>
+              <w:spacing w:after="0" w:before="0" w:line="300" w:lineRule="auto"/>
+              <w:jc w:val="start"/>
+            </w:pPr>
+            <w:r>
+              <w:rPr>
+                <w:rFonts w:ascii="Tahoma" w:cs="Tahoma" w:eastAsia="Tahoma" w:hAnsi="Tahoma"/>
+                <w:b/>
+                <w:bCs/>
+                <w:color w:val="2B2E30"/>
+                <w:sz w:val="18"/>
+                <w:szCs w:val="18"/>
+                <w:rtl/>
+              </w:rPr>
+              <w:t xml:space="preserve">الروضة MK040</w:t>
+            </w:r>
+          </w:p>
+        </w:tc>
+        <w:tc>
+          <w:tcPr>
+            <w:tcW w:type="dxa" w:w="1300"/>
+            <w:tcBorders>
+              <w:top w:val="single" w:color="DEDFE1" w:sz="4"/>
+              <w:left w:val="single" w:color="DEDFE1" w:sz="4"/>
+              <w:bottom w:val="single" w:color="DEDFE1" w:sz="4"/>
+              <w:right w:val="single" w:color="DEDFE1" w:sz="4"/>
+            </w:tcBorders>
+            <w:shd w:fill="FAFAFB" w:color="auto" w:val="clear"/>
+            <w:tcMar>
+              <w:top w:type="dxa" w:w="90"/>
+              <w:left w:type="dxa" w:w="110"/>
+              <w:bottom w:type="dxa" w:w="90"/>
+              <w:right w:type="dxa" w:w="110"/>
+            </w:tcMar>
+            <w:vAlign w:val="center"/>
+          </w:tcPr>
+          <w:p>
+            <w:pPr>
+              <w:bidi/>
+              <w:spacing w:after="0" w:before="0" w:line="300" w:lineRule="auto"/>
+              <w:jc w:val="center"/>
+            </w:pPr>
+            <w:r>
+              <w:rPr>
+                <w:rFonts w:ascii="Tahoma" w:cs="Tahoma" w:eastAsia="Tahoma" w:hAnsi="Tahoma"/>
+                <w:b w:val="false"/>
+                <w:bCs w:val="false"/>
+                <w:color w:val="5E6265"/>
+                <w:sz w:val="18"/>
+                <w:szCs w:val="18"/>
+                <w:rtl/>
+              </w:rPr>
+              <w:t xml:space="preserve">492,324</w:t>
+            </w:r>
+          </w:p>
+        </w:tc>
+        <w:tc>
+          <w:tcPr>
+            <w:tcW w:type="dxa" w:w="1150"/>
+            <w:tcBorders>
+              <w:top w:val="single" w:color="DEDFE1" w:sz="4"/>
+              <w:left w:val="single" w:color="DEDFE1" w:sz="4"/>
+              <w:bottom w:val="single" w:color="DEDFE1" w:sz="4"/>
+              <w:right w:val="single" w:color="DEDFE1" w:sz="4"/>
+            </w:tcBorders>
+            <w:shd w:fill="FAFAFB" w:color="auto" w:val="clear"/>
+            <w:tcMar>
+              <w:top w:type="dxa" w:w="90"/>
+              <w:left w:type="dxa" w:w="110"/>
+              <w:bottom w:type="dxa" w:w="90"/>
+              <w:right w:type="dxa" w:w="110"/>
+            </w:tcMar>
+            <w:vAlign w:val="center"/>
+          </w:tcPr>
+          <w:p>
+            <w:pPr>
+              <w:bidi/>
+              <w:spacing w:after="0" w:before="0" w:line="300" w:lineRule="auto"/>
+              <w:jc w:val="center"/>
+            </w:pPr>
+            <w:r>
+              <w:rPr>
+                <w:rFonts w:ascii="Tahoma" w:cs="Tahoma" w:eastAsia="Tahoma" w:hAnsi="Tahoma"/>
+                <w:b w:val="false"/>
+                <w:bCs w:val="false"/>
+                <w:color w:val="5E6265"/>
+                <w:sz w:val="18"/>
+                <w:szCs w:val="18"/>
+                <w:rtl/>
+              </w:rPr>
+              <w:t xml:space="preserve">11,004</w:t>
+            </w:r>
+          </w:p>
+        </w:tc>
+        <w:tc>
+          <w:tcPr>
+            <w:tcW w:type="dxa" w:w="1150"/>
+            <w:tcBorders>
+              <w:top w:val="single" w:color="DEDFE1" w:sz="4"/>
+              <w:left w:val="single" w:color="DEDFE1" w:sz="4"/>
+              <w:bottom w:val="single" w:color="DEDFE1" w:sz="4"/>
+              <w:right w:val="single" w:color="DEDFE1" w:sz="4"/>
+            </w:tcBorders>
+            <w:shd w:fill="FAFAFB" w:color="auto" w:val="clear"/>
+            <w:tcMar>
+              <w:top w:type="dxa" w:w="90"/>
+              <w:left w:type="dxa" w:w="110"/>
+              <w:bottom w:type="dxa" w:w="90"/>
+              <w:right w:type="dxa" w:w="110"/>
+            </w:tcMar>
+            <w:vAlign w:val="center"/>
+          </w:tcPr>
+          <w:p>
+            <w:pPr>
+              <w:bidi/>
+              <w:spacing w:after="0" w:before="0" w:line="300" w:lineRule="auto"/>
+              <w:jc w:val="center"/>
+            </w:pPr>
+            <w:r>
+              <w:rPr>
+                <w:rFonts w:ascii="Tahoma" w:cs="Tahoma" w:eastAsia="Tahoma" w:hAnsi="Tahoma"/>
+                <w:b w:val="false"/>
+                <w:bCs w:val="false"/>
+                <w:color w:val="5E6265"/>
+                <w:sz w:val="18"/>
+                <w:szCs w:val="18"/>
+                <w:rtl/>
+              </w:rPr>
+              <w:t xml:space="preserve">18,234</w:t>
+            </w:r>
+          </w:p>
+        </w:tc>
+        <w:tc>
+          <w:tcPr>
+            <w:tcW w:type="dxa" w:w="1000"/>
+            <w:tcBorders>
+              <w:top w:val="single" w:color="DEDFE1" w:sz="4"/>
+              <w:left w:val="single" w:color="DEDFE1" w:sz="4"/>
+              <w:bottom w:val="single" w:color="DEDFE1" w:sz="4"/>
+              <w:right w:val="single" w:color="DEDFE1" w:sz="4"/>
+            </w:tcBorders>
+            <w:shd w:fill="FAFAFB" w:color="auto" w:val="clear"/>
+            <w:tcMar>
+              <w:top w:type="dxa" w:w="90"/>
+              <w:left w:type="dxa" w:w="110"/>
+              <w:bottom w:type="dxa" w:w="90"/>
+              <w:right w:type="dxa" w:w="110"/>
+            </w:tcMar>
+            <w:vAlign w:val="center"/>
+          </w:tcPr>
+          <w:p>
+            <w:pPr>
+              <w:bidi/>
+              <w:spacing w:after="0" w:before="0" w:line="300" w:lineRule="auto"/>
+              <w:jc w:val="center"/>
+            </w:pPr>
+            <w:r>
+              <w:rPr>
+                <w:rFonts w:ascii="Tahoma" w:cs="Tahoma" w:eastAsia="Tahoma" w:hAnsi="Tahoma"/>
+                <w:b/>
+                <w:bCs/>
+                <w:color w:val="1B7A4B"/>
+                <w:sz w:val="18"/>
+                <w:szCs w:val="18"/>
+                <w:rtl/>
+              </w:rPr>
+              <w:t xml:space="preserve">‎+65.7%‎</w:t>
+            </w:r>
+          </w:p>
+        </w:tc>
+        <w:tc>
+          <w:tcPr>
+            <w:tcW w:type="dxa" w:w="1050"/>
+            <w:tcBorders>
+              <w:top w:val="single" w:color="DEDFE1" w:sz="4"/>
+              <w:left w:val="single" w:color="DEDFE1" w:sz="4"/>
+              <w:bottom w:val="single" w:color="DEDFE1" w:sz="4"/>
+              <w:right w:val="single" w:color="DEDFE1" w:sz="4"/>
+            </w:tcBorders>
+            <w:shd w:fill="FAFAFB" w:color="auto" w:val="clear"/>
+            <w:tcMar>
+              <w:top w:type="dxa" w:w="90"/>
+              <w:left w:type="dxa" w:w="110"/>
+              <w:bottom w:type="dxa" w:w="90"/>
+              <w:right w:type="dxa" w:w="110"/>
+            </w:tcMar>
+            <w:vAlign w:val="center"/>
+          </w:tcPr>
+          <w:p>
+            <w:pPr>
+              <w:bidi/>
+              <w:spacing w:after="0" w:before="0" w:line="300" w:lineRule="auto"/>
+              <w:jc w:val="center"/>
+            </w:pPr>
+            <w:r>
+              <w:rPr>
+                <w:rFonts w:ascii="Tahoma" w:cs="Tahoma" w:eastAsia="Tahoma" w:hAnsi="Tahoma"/>
+                <w:b/>
+                <w:bCs/>
+                <w:color w:val="1B7A4B"/>
+                <w:sz w:val="18"/>
+                <w:szCs w:val="18"/>
+                <w:rtl/>
+              </w:rPr>
+              <w:t xml:space="preserve">‎+86.2%‎</w:t>
+            </w:r>
+          </w:p>
+        </w:tc>
+        <w:tc>
+          <w:tcPr>
+            <w:tcW w:type="dxa" w:w="800"/>
+            <w:tcBorders>
+              <w:top w:val="single" w:color="DEDFE1" w:sz="4"/>
+              <w:left w:val="single" w:color="DEDFE1" w:sz="4"/>
+              <w:bottom w:val="single" w:color="DEDFE1" w:sz="4"/>
+              <w:right w:val="single" w:color="DEDFE1" w:sz="4"/>
+            </w:tcBorders>
+            <w:shd w:fill="FAFAFB" w:color="auto" w:val="clear"/>
+            <w:tcMar>
+              <w:top w:type="dxa" w:w="90"/>
+              <w:left w:type="dxa" w:w="110"/>
+              <w:bottom w:type="dxa" w:w="90"/>
+              <w:right w:type="dxa" w:w="110"/>
+            </w:tcMar>
+            <w:vAlign w:val="center"/>
+          </w:tcPr>
+          <w:p>
+            <w:pPr>
+              <w:bidi/>
+              <w:spacing w:after="0" w:before="0" w:line="300" w:lineRule="auto"/>
+              <w:jc w:val="center"/>
+            </w:pPr>
+            <w:r>
+              <w:rPr>
+                <w:rFonts w:ascii="Tahoma" w:cs="Tahoma" w:eastAsia="Tahoma" w:hAnsi="Tahoma"/>
+                <w:b w:val="false"/>
+                <w:bCs w:val="false"/>
+                <w:color w:val="5E6265"/>
+                <w:sz w:val="18"/>
+                <w:szCs w:val="18"/>
+                <w:rtl/>
+              </w:rPr>
+              <w:t xml:space="preserve">8,209</w:t>
+            </w:r>
+          </w:p>
+        </w:tc>
+        <w:tc>
+          <w:tcPr>
+            <w:tcW w:type="dxa" w:w="850"/>
+            <w:tcBorders>
+              <w:top w:val="single" w:color="DEDFE1" w:sz="4"/>
+              <w:left w:val="single" w:color="DEDFE1" w:sz="4"/>
+              <w:bottom w:val="single" w:color="DEDFE1" w:sz="4"/>
+              <w:right w:val="single" w:color="DEDFE1" w:sz="4"/>
+            </w:tcBorders>
+            <w:shd w:fill="FAFAFB" w:color="auto" w:val="clear"/>
+            <w:tcMar>
+              <w:top w:type="dxa" w:w="90"/>
+              <w:left w:type="dxa" w:w="110"/>
+              <w:bottom w:type="dxa" w:w="90"/>
+              <w:right w:type="dxa" w:w="110"/>
+            </w:tcMar>
+            <w:vAlign w:val="center"/>
+          </w:tcPr>
+          <w:p>
+            <w:pPr>
+              <w:bidi/>
+              <w:spacing w:after="0" w:before="0" w:line="300" w:lineRule="auto"/>
+              <w:jc w:val="center"/>
+            </w:pPr>
+            <w:r>
+              <w:rPr>
+                <w:rFonts w:ascii="Tahoma" w:cs="Tahoma" w:eastAsia="Tahoma" w:hAnsi="Tahoma"/>
+                <w:b w:val="false"/>
+                <w:bCs w:val="false"/>
+                <w:color w:val="5E6265"/>
+                <w:sz w:val="18"/>
+                <w:szCs w:val="18"/>
+                <w:rtl/>
+              </w:rPr>
+              <w:t xml:space="preserve">273</w:t>
+            </w:r>
+          </w:p>
+        </w:tc>
+        <w:tc>
+          <w:tcPr>
+            <w:tcW w:type="dxa" w:w="1080"/>
+            <w:tcBorders>
+              <w:top w:val="single" w:color="DEDFE1" w:sz="4"/>
+              <w:left w:val="single" w:color="DEDFE1" w:sz="4"/>
+              <w:bottom w:val="single" w:color="DEDFE1" w:sz="4"/>
+              <w:right w:val="single" w:color="DEDFE1" w:sz="4"/>
+            </w:tcBorders>
+            <w:shd w:fill="FAFAFB" w:color="auto" w:val="clear"/>
+            <w:tcMar>
+              <w:top w:type="dxa" w:w="90"/>
+              <w:left w:type="dxa" w:w="110"/>
+              <w:bottom w:type="dxa" w:w="90"/>
+              <w:right w:type="dxa" w:w="110"/>
+            </w:tcMar>
+            <w:vAlign w:val="center"/>
+          </w:tcPr>
+          <w:p>
+            <w:pPr>
+              <w:bidi/>
+              <w:spacing w:after="0" w:before="0" w:line="300" w:lineRule="auto"/>
+              <w:jc w:val="center"/>
+            </w:pPr>
+            <w:r>
+              <w:rPr>
+                <w:rFonts w:ascii="Tahoma" w:cs="Tahoma" w:eastAsia="Tahoma" w:hAnsi="Tahoma"/>
+                <w:b w:val="false"/>
+                <w:bCs w:val="false"/>
+                <w:color w:val="5E6265"/>
+                <w:sz w:val="18"/>
+                <w:szCs w:val="18"/>
+                <w:rtl/>
+              </w:rPr>
+              <w:t xml:space="preserve">547,027</w:t>
+            </w:r>
+          </w:p>
+        </w:tc>
+      </w:tr>
+      <w:tr>
+        <w:tc>
+          <w:tcPr>
+            <w:tcW w:type="dxa" w:w="1268"/>
+            <w:tcBorders>
+              <w:top w:val="single" w:color="DEDFE1" w:sz="4"/>
+              <w:left w:val="single" w:color="DEDFE1" w:sz="4"/>
+              <w:bottom w:val="single" w:color="DEDFE1" w:sz="4"/>
+              <w:right w:val="single" w:color="DEDFE1" w:sz="4"/>
+            </w:tcBorders>
+            <w:tcMar>
+              <w:top w:type="dxa" w:w="90"/>
+              <w:left w:type="dxa" w:w="110"/>
+              <w:bottom w:type="dxa" w:w="90"/>
+              <w:right w:type="dxa" w:w="110"/>
+            </w:tcMar>
+            <w:vAlign w:val="center"/>
+          </w:tcPr>
+          <w:p>
+            <w:pPr>
+              <w:bidi/>
+              <w:spacing w:after="0" w:before="0" w:line="300" w:lineRule="auto"/>
+              <w:jc w:val="start"/>
+            </w:pPr>
+            <w:r>
+              <w:rPr>
+                <w:rFonts w:ascii="Tahoma" w:cs="Tahoma" w:eastAsia="Tahoma" w:hAnsi="Tahoma"/>
+                <w:b/>
+                <w:bCs/>
+                <w:color w:val="2B2E30"/>
+                <w:sz w:val="18"/>
+                <w:szCs w:val="18"/>
+                <w:rtl/>
+              </w:rPr>
+              <w:t xml:space="preserve">نجران NJ219</w:t>
+            </w:r>
+          </w:p>
+        </w:tc>
+        <w:tc>
+          <w:tcPr>
+            <w:tcW w:type="dxa" w:w="1300"/>
+            <w:tcBorders>
+              <w:top w:val="single" w:color="DEDFE1" w:sz="4"/>
+              <w:left w:val="single" w:color="DEDFE1" w:sz="4"/>
+              <w:bottom w:val="single" w:color="DEDFE1" w:sz="4"/>
+              <w:right w:val="single" w:color="DEDFE1" w:sz="4"/>
+            </w:tcBorders>
+            <w:tcMar>
+              <w:top w:type="dxa" w:w="90"/>
+              <w:left w:type="dxa" w:w="110"/>
+              <w:bottom w:type="dxa" w:w="90"/>
+              <w:right w:type="dxa" w:w="110"/>
+            </w:tcMar>
+            <w:vAlign w:val="center"/>
+          </w:tcPr>
+          <w:p>
+            <w:pPr>
+              <w:bidi/>
+              <w:spacing w:after="0" w:before="0" w:line="300" w:lineRule="auto"/>
+              <w:jc w:val="center"/>
+            </w:pPr>
+            <w:r>
+              <w:rPr>
+                <w:rFonts w:ascii="Tahoma" w:cs="Tahoma" w:eastAsia="Tahoma" w:hAnsi="Tahoma"/>
+                <w:b w:val="false"/>
+                <w:bCs w:val="false"/>
+                <w:color w:val="5E6265"/>
+                <w:sz w:val="18"/>
+                <w:szCs w:val="18"/>
+                <w:rtl/>
+              </w:rPr>
+              <w:t xml:space="preserve">375,380</w:t>
+            </w:r>
+          </w:p>
+        </w:tc>
+        <w:tc>
+          <w:tcPr>
+            <w:tcW w:type="dxa" w:w="1150"/>
+            <w:tcBorders>
+              <w:top w:val="single" w:color="DEDFE1" w:sz="4"/>
+              <w:left w:val="single" w:color="DEDFE1" w:sz="4"/>
+              <w:bottom w:val="single" w:color="DEDFE1" w:sz="4"/>
+              <w:right w:val="single" w:color="DEDFE1" w:sz="4"/>
+            </w:tcBorders>
+            <w:tcMar>
+              <w:top w:type="dxa" w:w="90"/>
+              <w:left w:type="dxa" w:w="110"/>
+              <w:bottom w:type="dxa" w:w="90"/>
+              <w:right w:type="dxa" w:w="110"/>
+            </w:tcMar>
+            <w:vAlign w:val="center"/>
+          </w:tcPr>
+          <w:p>
+            <w:pPr>
+              <w:bidi/>
+              <w:spacing w:after="0" w:before="0" w:line="300" w:lineRule="auto"/>
+              <w:jc w:val="center"/>
+            </w:pPr>
+            <w:r>
+              <w:rPr>
+                <w:rFonts w:ascii="Tahoma" w:cs="Tahoma" w:eastAsia="Tahoma" w:hAnsi="Tahoma"/>
+                <w:b w:val="false"/>
+                <w:bCs w:val="false"/>
+                <w:color w:val="5E6265"/>
+                <w:sz w:val="18"/>
+                <w:szCs w:val="18"/>
+                <w:rtl/>
+              </w:rPr>
+              <w:t xml:space="preserve">14,540</w:t>
+            </w:r>
+          </w:p>
+        </w:tc>
+        <w:tc>
+          <w:tcPr>
+            <w:tcW w:type="dxa" w:w="1150"/>
+            <w:tcBorders>
+              <w:top w:val="single" w:color="DEDFE1" w:sz="4"/>
+              <w:left w:val="single" w:color="DEDFE1" w:sz="4"/>
+              <w:bottom w:val="single" w:color="DEDFE1" w:sz="4"/>
+              <w:right w:val="single" w:color="DEDFE1" w:sz="4"/>
+            </w:tcBorders>
+            <w:tcMar>
+              <w:top w:type="dxa" w:w="90"/>
+              <w:left w:type="dxa" w:w="110"/>
+              <w:bottom w:type="dxa" w:w="90"/>
+              <w:right w:type="dxa" w:w="110"/>
+            </w:tcMar>
+            <w:vAlign w:val="center"/>
+          </w:tcPr>
+          <w:p>
+            <w:pPr>
+              <w:bidi/>
+              <w:spacing w:after="0" w:before="0" w:line="300" w:lineRule="auto"/>
+              <w:jc w:val="center"/>
+            </w:pPr>
+            <w:r>
+              <w:rPr>
+                <w:rFonts w:ascii="Tahoma" w:cs="Tahoma" w:eastAsia="Tahoma" w:hAnsi="Tahoma"/>
+                <w:b w:val="false"/>
+                <w:bCs w:val="false"/>
+                <w:color w:val="5E6265"/>
+                <w:sz w:val="18"/>
+                <w:szCs w:val="18"/>
+                <w:rtl/>
+              </w:rPr>
+              <w:t xml:space="preserve">13,903</w:t>
+            </w:r>
+          </w:p>
+        </w:tc>
+        <w:tc>
+          <w:tcPr>
+            <w:tcW w:type="dxa" w:w="1000"/>
+            <w:tcBorders>
+              <w:top w:val="single" w:color="DEDFE1" w:sz="4"/>
+              <w:left w:val="single" w:color="DEDFE1" w:sz="4"/>
+              <w:bottom w:val="single" w:color="DEDFE1" w:sz="4"/>
+              <w:right w:val="single" w:color="DEDFE1" w:sz="4"/>
+            </w:tcBorders>
+            <w:tcMar>
+              <w:top w:type="dxa" w:w="90"/>
+              <w:left w:type="dxa" w:w="110"/>
+              <w:bottom w:type="dxa" w:w="90"/>
+              <w:right w:type="dxa" w:w="110"/>
+            </w:tcMar>
+            <w:vAlign w:val="center"/>
+          </w:tcPr>
+          <w:p>
+            <w:pPr>
+              <w:bidi/>
+              <w:spacing w:after="0" w:before="0" w:line="300" w:lineRule="auto"/>
+              <w:jc w:val="center"/>
+            </w:pPr>
+            <w:r>
+              <w:rPr>
+                <w:rFonts w:ascii="Tahoma" w:cs="Tahoma" w:eastAsia="Tahoma" w:hAnsi="Tahoma"/>
+                <w:b/>
+                <w:bCs/>
+                <w:color w:val="C6486B"/>
+                <w:sz w:val="18"/>
+                <w:szCs w:val="18"/>
+                <w:rtl/>
+              </w:rPr>
+              <w:t xml:space="preserve">‎-4.4%‎</w:t>
+            </w:r>
+          </w:p>
+        </w:tc>
+        <w:tc>
+          <w:tcPr>
+            <w:tcW w:type="dxa" w:w="1050"/>
+            <w:tcBorders>
+              <w:top w:val="single" w:color="DEDFE1" w:sz="4"/>
+              <w:left w:val="single" w:color="DEDFE1" w:sz="4"/>
+              <w:bottom w:val="single" w:color="DEDFE1" w:sz="4"/>
+              <w:right w:val="single" w:color="DEDFE1" w:sz="4"/>
+            </w:tcBorders>
+            <w:tcMar>
+              <w:top w:type="dxa" w:w="90"/>
+              <w:left w:type="dxa" w:w="110"/>
+              <w:bottom w:type="dxa" w:w="90"/>
+              <w:right w:type="dxa" w:w="110"/>
+            </w:tcMar>
+            <w:vAlign w:val="center"/>
+          </w:tcPr>
+          <w:p>
+            <w:pPr>
+              <w:bidi/>
+              <w:spacing w:after="0" w:before="0" w:line="300" w:lineRule="auto"/>
+              <w:jc w:val="center"/>
+            </w:pPr>
+            <w:r>
+              <w:rPr>
+                <w:rFonts w:ascii="Tahoma" w:cs="Tahoma" w:eastAsia="Tahoma" w:hAnsi="Tahoma"/>
+                <w:b/>
+                <w:bCs/>
+                <w:color w:val="C6486B"/>
+                <w:sz w:val="18"/>
+                <w:szCs w:val="18"/>
+                <w:rtl/>
+              </w:rPr>
+              <w:t xml:space="preserve">‎-4.6%‎</w:t>
+            </w:r>
+          </w:p>
+        </w:tc>
+        <w:tc>
+          <w:tcPr>
+            <w:tcW w:type="dxa" w:w="800"/>
+            <w:tcBorders>
+              <w:top w:val="single" w:color="DEDFE1" w:sz="4"/>
+              <w:left w:val="single" w:color="DEDFE1" w:sz="4"/>
+              <w:bottom w:val="single" w:color="DEDFE1" w:sz="4"/>
+              <w:right w:val="single" w:color="DEDFE1" w:sz="4"/>
+            </w:tcBorders>
+            <w:tcMar>
+              <w:top w:type="dxa" w:w="90"/>
+              <w:left w:type="dxa" w:w="110"/>
+              <w:bottom w:type="dxa" w:w="90"/>
+              <w:right w:type="dxa" w:w="110"/>
+            </w:tcMar>
+            <w:vAlign w:val="center"/>
+          </w:tcPr>
+          <w:p>
+            <w:pPr>
+              <w:bidi/>
+              <w:spacing w:after="0" w:before="0" w:line="300" w:lineRule="auto"/>
+              <w:jc w:val="center"/>
+            </w:pPr>
+            <w:r>
+              <w:rPr>
+                <w:rFonts w:ascii="Tahoma" w:cs="Tahoma" w:eastAsia="Tahoma" w:hAnsi="Tahoma"/>
+                <w:b w:val="false"/>
+                <w:bCs w:val="false"/>
+                <w:color w:val="5E6265"/>
+                <w:sz w:val="18"/>
+                <w:szCs w:val="18"/>
+                <w:rtl/>
+              </w:rPr>
+              <w:t xml:space="preserve">6,477</w:t>
+            </w:r>
+          </w:p>
+        </w:tc>
+        <w:tc>
+          <w:tcPr>
+            <w:tcW w:type="dxa" w:w="850"/>
+            <w:tcBorders>
+              <w:top w:val="single" w:color="DEDFE1" w:sz="4"/>
+              <w:left w:val="single" w:color="DEDFE1" w:sz="4"/>
+              <w:bottom w:val="single" w:color="DEDFE1" w:sz="4"/>
+              <w:right w:val="single" w:color="DEDFE1" w:sz="4"/>
+            </w:tcBorders>
+            <w:tcMar>
+              <w:top w:type="dxa" w:w="90"/>
+              <w:left w:type="dxa" w:w="110"/>
+              <w:bottom w:type="dxa" w:w="90"/>
+              <w:right w:type="dxa" w:w="110"/>
+            </w:tcMar>
+            <w:vAlign w:val="center"/>
+          </w:tcPr>
+          <w:p>
+            <w:pPr>
+              <w:bidi/>
+              <w:spacing w:after="0" w:before="0" w:line="300" w:lineRule="auto"/>
+              <w:jc w:val="center"/>
+            </w:pPr>
+            <w:r>
+              <w:rPr>
+                <w:rFonts w:ascii="Tahoma" w:cs="Tahoma" w:eastAsia="Tahoma" w:hAnsi="Tahoma"/>
+                <w:b w:val="false"/>
+                <w:bCs w:val="false"/>
+                <w:color w:val="5E6265"/>
+                <w:sz w:val="18"/>
+                <w:szCs w:val="18"/>
+                <w:rtl/>
+              </w:rPr>
+              <w:t xml:space="preserve">299</w:t>
+            </w:r>
+          </w:p>
+        </w:tc>
+        <w:tc>
+          <w:tcPr>
+            <w:tcW w:type="dxa" w:w="1080"/>
+            <w:tcBorders>
+              <w:top w:val="single" w:color="DEDFE1" w:sz="4"/>
+              <w:left w:val="single" w:color="DEDFE1" w:sz="4"/>
+              <w:bottom w:val="single" w:color="DEDFE1" w:sz="4"/>
+              <w:right w:val="single" w:color="DEDFE1" w:sz="4"/>
+            </w:tcBorders>
+            <w:tcMar>
+              <w:top w:type="dxa" w:w="90"/>
+              <w:left w:type="dxa" w:w="110"/>
+              <w:bottom w:type="dxa" w:w="90"/>
+              <w:right w:type="dxa" w:w="110"/>
+            </w:tcMar>
+            <w:vAlign w:val="center"/>
+          </w:tcPr>
+          <w:p>
+            <w:pPr>
+              <w:bidi/>
+              <w:spacing w:after="0" w:before="0" w:line="300" w:lineRule="auto"/>
+              <w:jc w:val="center"/>
+            </w:pPr>
+            <w:r>
+              <w:rPr>
+                <w:rFonts w:ascii="Tahoma" w:cs="Tahoma" w:eastAsia="Tahoma" w:hAnsi="Tahoma"/>
+                <w:b w:val="false"/>
+                <w:bCs w:val="false"/>
+                <w:color w:val="5E6265"/>
+                <w:sz w:val="18"/>
+                <w:szCs w:val="18"/>
+                <w:rtl/>
+              </w:rPr>
+              <w:t xml:space="preserve">417,089</w:t>
+            </w:r>
+          </w:p>
+        </w:tc>
+      </w:tr>
+      <w:tr>
+        <w:tc>
+          <w:tcPr>
+            <w:tcW w:type="dxa" w:w="1268"/>
+            <w:tcBorders>
+              <w:top w:val="single" w:color="DEDFE1" w:sz="4"/>
+              <w:left w:val="single" w:color="DEDFE1" w:sz="4"/>
+              <w:bottom w:val="single" w:color="DEDFE1" w:sz="4"/>
+              <w:right w:val="single" w:color="DEDFE1" w:sz="4"/>
+            </w:tcBorders>
+            <w:shd w:fill="FAFAFB" w:color="auto" w:val="clear"/>
+            <w:tcMar>
+              <w:top w:type="dxa" w:w="90"/>
+              <w:left w:type="dxa" w:w="110"/>
+              <w:bottom w:type="dxa" w:w="90"/>
+              <w:right w:type="dxa" w:w="110"/>
+            </w:tcMar>
+            <w:vAlign w:val="center"/>
+          </w:tcPr>
+          <w:p>
+            <w:pPr>
+              <w:bidi/>
+              <w:spacing w:after="0" w:before="0" w:line="300" w:lineRule="auto"/>
+              <w:jc w:val="start"/>
+            </w:pPr>
+            <w:r>
+              <w:rPr>
+                <w:rFonts w:ascii="Tahoma" w:cs="Tahoma" w:eastAsia="Tahoma" w:hAnsi="Tahoma"/>
+                <w:b/>
+                <w:bCs/>
+                <w:color w:val="2B2E30"/>
+                <w:sz w:val="18"/>
+                <w:szCs w:val="18"/>
+                <w:rtl/>
+              </w:rPr>
+              <w:t xml:space="preserve">الإجمالي</w:t>
+            </w:r>
+          </w:p>
+        </w:tc>
+        <w:tc>
+          <w:tcPr>
+            <w:tcW w:type="dxa" w:w="1300"/>
+            <w:tcBorders>
+              <w:top w:val="single" w:color="DEDFE1" w:sz="4"/>
+              <w:left w:val="single" w:color="DEDFE1" w:sz="4"/>
+              <w:bottom w:val="single" w:color="DEDFE1" w:sz="4"/>
+              <w:right w:val="single" w:color="DEDFE1" w:sz="4"/>
+            </w:tcBorders>
+            <w:shd w:fill="FAFAFB" w:color="auto" w:val="clear"/>
+            <w:tcMar>
+              <w:top w:type="dxa" w:w="90"/>
+              <w:left w:type="dxa" w:w="110"/>
+              <w:bottom w:type="dxa" w:w="90"/>
+              <w:right w:type="dxa" w:w="110"/>
+            </w:tcMar>
+            <w:vAlign w:val="center"/>
+          </w:tcPr>
+          <w:p>
+            <w:pPr>
+              <w:bidi/>
+              <w:spacing w:after="0" w:before="0" w:line="300" w:lineRule="auto"/>
+              <w:jc w:val="center"/>
+            </w:pPr>
+            <w:r>
+              <w:rPr>
+                <w:rFonts w:ascii="Tahoma" w:cs="Tahoma" w:eastAsia="Tahoma" w:hAnsi="Tahoma"/>
+                <w:b w:val="false"/>
+                <w:bCs w:val="false"/>
+                <w:color w:val="5E6265"/>
+                <w:sz w:val="18"/>
+                <w:szCs w:val="18"/>
+                <w:rtl/>
+              </w:rPr>
+              <w:t xml:space="preserve">1,412,617</w:t>
+            </w:r>
+          </w:p>
+        </w:tc>
+        <w:tc>
+          <w:tcPr>
+            <w:tcW w:type="dxa" w:w="1150"/>
+            <w:tcBorders>
+              <w:top w:val="single" w:color="DEDFE1" w:sz="4"/>
+              <w:left w:val="single" w:color="DEDFE1" w:sz="4"/>
+              <w:bottom w:val="single" w:color="DEDFE1" w:sz="4"/>
+              <w:right w:val="single" w:color="DEDFE1" w:sz="4"/>
+            </w:tcBorders>
+            <w:shd w:fill="FAFAFB" w:color="auto" w:val="clear"/>
+            <w:tcMar>
+              <w:top w:type="dxa" w:w="90"/>
+              <w:left w:type="dxa" w:w="110"/>
+              <w:bottom w:type="dxa" w:w="90"/>
+              <w:right w:type="dxa" w:w="110"/>
+            </w:tcMar>
+            <w:vAlign w:val="center"/>
+          </w:tcPr>
+          <w:p>
+            <w:pPr>
+              <w:bidi/>
+              <w:spacing w:after="0" w:before="0" w:line="300" w:lineRule="auto"/>
+              <w:jc w:val="center"/>
+            </w:pPr>
+            <w:r>
+              <w:rPr>
+                <w:rFonts w:ascii="Tahoma" w:cs="Tahoma" w:eastAsia="Tahoma" w:hAnsi="Tahoma"/>
+                <w:b w:val="false"/>
+                <w:bCs w:val="false"/>
+                <w:color w:val="5E6265"/>
+                <w:sz w:val="18"/>
+                <w:szCs w:val="18"/>
+                <w:rtl/>
+              </w:rPr>
+              <w:t xml:space="preserve">—</w:t>
+            </w:r>
+          </w:p>
+        </w:tc>
+        <w:tc>
+          <w:tcPr>
+            <w:tcW w:type="dxa" w:w="1150"/>
+            <w:tcBorders>
+              <w:top w:val="single" w:color="DEDFE1" w:sz="4"/>
+              <w:left w:val="single" w:color="DEDFE1" w:sz="4"/>
+              <w:bottom w:val="single" w:color="DEDFE1" w:sz="4"/>
+              <w:right w:val="single" w:color="DEDFE1" w:sz="4"/>
+            </w:tcBorders>
+            <w:shd w:fill="FAFAFB" w:color="auto" w:val="clear"/>
+            <w:tcMar>
+              <w:top w:type="dxa" w:w="90"/>
+              <w:left w:type="dxa" w:w="110"/>
+              <w:bottom w:type="dxa" w:w="90"/>
+              <w:right w:type="dxa" w:w="110"/>
+            </w:tcMar>
+            <w:vAlign w:val="center"/>
+          </w:tcPr>
+          <w:p>
+            <w:pPr>
+              <w:bidi/>
+              <w:spacing w:after="0" w:before="0" w:line="300" w:lineRule="auto"/>
+              <w:jc w:val="center"/>
+            </w:pPr>
+            <w:r>
+              <w:rPr>
+                <w:rFonts w:ascii="Tahoma" w:cs="Tahoma" w:eastAsia="Tahoma" w:hAnsi="Tahoma"/>
+                <w:b w:val="false"/>
+                <w:bCs w:val="false"/>
+                <w:color w:val="5E6265"/>
+                <w:sz w:val="18"/>
+                <w:szCs w:val="18"/>
+                <w:rtl/>
+              </w:rPr>
+              <w:t xml:space="preserve">—</w:t>
+            </w:r>
+          </w:p>
+        </w:tc>
+        <w:tc>
+          <w:tcPr>
+            <w:tcW w:type="dxa" w:w="1000"/>
+            <w:tcBorders>
+              <w:top w:val="single" w:color="DEDFE1" w:sz="4"/>
+              <w:left w:val="single" w:color="DEDFE1" w:sz="4"/>
+              <w:bottom w:val="single" w:color="DEDFE1" w:sz="4"/>
+              <w:right w:val="single" w:color="DEDFE1" w:sz="4"/>
+            </w:tcBorders>
+            <w:shd w:fill="FAFAFB" w:color="auto" w:val="clear"/>
+            <w:tcMar>
+              <w:top w:type="dxa" w:w="90"/>
+              <w:left w:type="dxa" w:w="110"/>
+              <w:bottom w:type="dxa" w:w="90"/>
+              <w:right w:type="dxa" w:w="110"/>
+            </w:tcMar>
+            <w:vAlign w:val="center"/>
+          </w:tcPr>
+          <w:p>
+            <w:pPr>
+              <w:bidi/>
+              <w:spacing w:after="0" w:before="0" w:line="300" w:lineRule="auto"/>
+              <w:jc w:val="center"/>
+            </w:pPr>
+            <w:r>
+              <w:rPr>
+                <w:rFonts w:ascii="Tahoma" w:cs="Tahoma" w:eastAsia="Tahoma" w:hAnsi="Tahoma"/>
+                <w:b w:val="false"/>
+                <w:bCs w:val="false"/>
+                <w:color w:val="5E6265"/>
+                <w:sz w:val="18"/>
+                <w:szCs w:val="18"/>
+                <w:rtl/>
+              </w:rPr>
+              <w:t xml:space="preserve">—</w:t>
+            </w:r>
+          </w:p>
+        </w:tc>
+        <w:tc>
+          <w:tcPr>
+            <w:tcW w:type="dxa" w:w="1050"/>
+            <w:tcBorders>
+              <w:top w:val="single" w:color="DEDFE1" w:sz="4"/>
+              <w:left w:val="single" w:color="DEDFE1" w:sz="4"/>
+              <w:bottom w:val="single" w:color="DEDFE1" w:sz="4"/>
+              <w:right w:val="single" w:color="DEDFE1" w:sz="4"/>
+            </w:tcBorders>
+            <w:shd w:fill="FAFAFB" w:color="auto" w:val="clear"/>
+            <w:tcMar>
+              <w:top w:type="dxa" w:w="90"/>
+              <w:left w:type="dxa" w:w="110"/>
+              <w:bottom w:type="dxa" w:w="90"/>
+              <w:right w:type="dxa" w:w="110"/>
+            </w:tcMar>
+            <w:vAlign w:val="center"/>
+          </w:tcPr>
+          <w:p>
+            <w:pPr>
+              <w:bidi/>
+              <w:spacing w:after="0" w:before="0" w:line="300" w:lineRule="auto"/>
+              <w:jc w:val="center"/>
+            </w:pPr>
+            <w:r>
+              <w:rPr>
+                <w:rFonts w:ascii="Tahoma" w:cs="Tahoma" w:eastAsia="Tahoma" w:hAnsi="Tahoma"/>
+                <w:b w:val="false"/>
+                <w:bCs w:val="false"/>
+                <w:color w:val="5E6265"/>
+                <w:sz w:val="18"/>
+                <w:szCs w:val="18"/>
+                <w:rtl/>
+              </w:rPr>
+              <w:t xml:space="preserve">—</w:t>
+            </w:r>
+          </w:p>
+        </w:tc>
+        <w:tc>
+          <w:tcPr>
+            <w:tcW w:type="dxa" w:w="800"/>
+            <w:tcBorders>
+              <w:top w:val="single" w:color="DEDFE1" w:sz="4"/>
+              <w:left w:val="single" w:color="DEDFE1" w:sz="4"/>
+              <w:bottom w:val="single" w:color="DEDFE1" w:sz="4"/>
+              <w:right w:val="single" w:color="DEDFE1" w:sz="4"/>
+            </w:tcBorders>
+            <w:shd w:fill="FAFAFB" w:color="auto" w:val="clear"/>
+            <w:tcMar>
+              <w:top w:type="dxa" w:w="90"/>
+              <w:left w:type="dxa" w:w="110"/>
+              <w:bottom w:type="dxa" w:w="90"/>
+              <w:right w:type="dxa" w:w="110"/>
+            </w:tcMar>
+            <w:vAlign w:val="center"/>
+          </w:tcPr>
+          <w:p>
+            <w:pPr>
+              <w:bidi/>
+              <w:spacing w:after="0" w:before="0" w:line="300" w:lineRule="auto"/>
+              <w:jc w:val="center"/>
+            </w:pPr>
+            <w:r>
+              <w:rPr>
+                <w:rFonts w:ascii="Tahoma" w:cs="Tahoma" w:eastAsia="Tahoma" w:hAnsi="Tahoma"/>
+                <w:b w:val="false"/>
+                <w:bCs w:val="false"/>
+                <w:color w:val="5E6265"/>
+                <w:sz w:val="18"/>
+                <w:szCs w:val="18"/>
+                <w:rtl/>
+              </w:rPr>
+              <w:t xml:space="preserve">—</w:t>
+            </w:r>
+          </w:p>
+        </w:tc>
+        <w:tc>
+          <w:tcPr>
+            <w:tcW w:type="dxa" w:w="850"/>
+            <w:tcBorders>
+              <w:top w:val="single" w:color="DEDFE1" w:sz="4"/>
+              <w:left w:val="single" w:color="DEDFE1" w:sz="4"/>
+              <w:bottom w:val="single" w:color="DEDFE1" w:sz="4"/>
+              <w:right w:val="single" w:color="DEDFE1" w:sz="4"/>
+            </w:tcBorders>
+            <w:shd w:fill="FAFAFB" w:color="auto" w:val="clear"/>
+            <w:tcMar>
+              <w:top w:type="dxa" w:w="90"/>
+              <w:left w:type="dxa" w:w="110"/>
+              <w:bottom w:type="dxa" w:w="90"/>
+              <w:right w:type="dxa" w:w="110"/>
+            </w:tcMar>
+            <w:vAlign w:val="center"/>
+          </w:tcPr>
+          <w:p>
+            <w:pPr>
+              <w:bidi/>
+              <w:spacing w:after="0" w:before="0" w:line="300" w:lineRule="auto"/>
+              <w:jc w:val="center"/>
+            </w:pPr>
+            <w:r>
+              <w:rPr>
+                <w:rFonts w:ascii="Tahoma" w:cs="Tahoma" w:eastAsia="Tahoma" w:hAnsi="Tahoma"/>
+                <w:b w:val="false"/>
+                <w:bCs w:val="false"/>
+                <w:color w:val="5E6265"/>
+                <w:sz w:val="18"/>
+                <w:szCs w:val="18"/>
+                <w:rtl/>
+              </w:rPr>
+              <w:t xml:space="preserve">—</w:t>
+            </w:r>
+          </w:p>
+        </w:tc>
+        <w:tc>
+          <w:tcPr>
+            <w:tcW w:type="dxa" w:w="1080"/>
+            <w:tcBorders>
+              <w:top w:val="single" w:color="DEDFE1" w:sz="4"/>
+              <w:left w:val="single" w:color="DEDFE1" w:sz="4"/>
+              <w:bottom w:val="single" w:color="DEDFE1" w:sz="4"/>
+              <w:right w:val="single" w:color="DEDFE1" w:sz="4"/>
+            </w:tcBorders>
+            <w:shd w:fill="FAFAFB" w:color="auto" w:val="clear"/>
+            <w:tcMar>
+              <w:top w:type="dxa" w:w="90"/>
+              <w:left w:type="dxa" w:w="110"/>
+              <w:bottom w:type="dxa" w:w="90"/>
+              <w:right w:type="dxa" w:w="110"/>
+            </w:tcMar>
+            <w:vAlign w:val="center"/>
+          </w:tcPr>
+          <w:p>
+            <w:pPr>
+              <w:bidi/>
+              <w:spacing w:after="0" w:before="0" w:line="300" w:lineRule="auto"/>
+              <w:jc w:val="center"/>
+            </w:pPr>
+            <w:r>
+              <w:rPr>
+                <w:rFonts w:ascii="Tahoma" w:cs="Tahoma" w:eastAsia="Tahoma" w:hAnsi="Tahoma"/>
+                <w:b/>
+                <w:bCs/>
+                <w:color w:val="5E6265"/>
+                <w:sz w:val="18"/>
+                <w:szCs w:val="18"/>
+                <w:rtl/>
+              </w:rPr>
+              <w:t xml:space="preserve">1,569,574</w:t>
+            </w:r>
+          </w:p>
+        </w:tc>
+      </w:tr>
+    </w:tbl>
+    <w:p>
+      <w:pPr>
+        <w:spacing w:after="200"/>
+      </w:pPr>
+    </w:p>
+    <w:tbl>
+      <w:tblPr>
+        <w:bidiVisual/>
+        <w:tblW w:type="dxa" w:w="9648"/>
+        <w:tblBorders>
+          <w:top w:val="single" w:color="auto" w:sz="4"/>
+          <w:left w:val="single" w:color="auto" w:sz="4"/>
+          <w:bottom w:val="single" w:color="auto" w:sz="4"/>
+          <w:right w:val="single" w:color="auto" w:sz="4"/>
+          <w:insideH w:val="single" w:color="auto" w:sz="4"/>
+          <w:insideV w:val="single" w:color="auto" w:sz="4"/>
+        </w:tblBorders>
+      </w:tblPr>
+      <w:tblGrid>
+        <w:gridCol w:w="9648"/>
+      </w:tblGrid>
+      <w:tr>
+        <w:tc>
+          <w:tcPr>
+            <w:tcW w:type="dxa" w:w="9648"/>
+            <w:tcBorders>
+              <w:top w:val="none" w:color="FFFFFF" w:sz="0"/>
+              <w:left w:val="none" w:color="FFFFFF" w:sz="0"/>
+              <w:bottom w:val="none" w:color="FFFFFF" w:sz="0"/>
+              <w:right w:val="single" w:color="1B7A4B" w:sz="18"/>
+            </w:tcBorders>
+            <w:shd w:fill="E7F3EC" w:color="auto" w:val="clear"/>
+            <w:tcMar>
+              <w:top w:type="dxa" w:w="170"/>
+              <w:left w:type="dxa" w:w="180"/>
+              <w:bottom w:type="dxa" w:w="170"/>
+              <w:right w:type="dxa" w:w="180"/>
+            </w:tcMar>
+          </w:tcPr>
+          <w:p>
+            <w:pPr>
+              <w:bidi/>
+              <w:spacing w:after="90" w:before="0" w:line="300" w:lineRule="auto"/>
+              <w:jc w:val="start"/>
+            </w:pPr>
+            <w:r>
+              <w:rPr>
+                <w:rFonts w:ascii="DIN Next LT Arabic" w:cs="DIN Next LT Arabic" w:eastAsia="DIN Next LT Arabic" w:hAnsi="DIN Next LT Arabic"/>
+                <w:b/>
+                <w:bCs/>
+                <w:color w:val="1B7A4B"/>
+                <w:sz w:val="21"/>
+                <w:szCs w:val="21"/>
+                <w:rtl/>
+              </w:rPr>
+              <w:t xml:space="preserve">قراءة الأثر الممتد</w:t>
+            </w:r>
+          </w:p>
+          <w:p>
+            <w:pPr>
+              <w:pStyle w:val="ListParagraph"/>
+              <w:numPr>
+                <w:ilvl w:val="0"/>
+                <w:numId w:val="1"/>
+              </w:numPr>
+              <w:bidi/>
+              <w:spacing w:after="70" w:line="290" w:lineRule="auto"/>
+            </w:pPr>
+            <w:r>
+              <w:rPr>
+                <w:rFonts w:ascii="Tahoma" w:cs="Tahoma" w:eastAsia="Tahoma" w:hAnsi="Tahoma"/>
+                <w:b w:val="false"/>
+                <w:bCs w:val="false"/>
+                <w:color w:val="2B2E30"/>
+                <w:sz w:val="19"/>
+                <w:szCs w:val="19"/>
+                <w:rtl/>
+              </w:rPr>
+              <w:t xml:space="preserve">1,412,617 ر.س إيراد من المحطات الثلاث في 27 يوماً (641,821 لتراً · 101,158 ر.س مجمل ربح وقود)، وتوقّع الشهر كاملاً 1,569,574 ر.س.</w:t>
+            </w:r>
+          </w:p>
+          <w:p>
+            <w:pPr>
+              <w:pStyle w:val="ListParagraph"/>
+              <w:numPr>
+                <w:ilvl w:val="0"/>
+                <w:numId w:val="1"/>
+              </w:numPr>
+              <w:bidi/>
+              <w:spacing w:after="70" w:line="290" w:lineRule="auto"/>
+            </w:pPr>
+            <w:r>
+              <w:rPr>
+                <w:rFonts w:ascii="Tahoma" w:cs="Tahoma" w:eastAsia="Tahoma" w:hAnsi="Tahoma"/>
+                <w:b w:val="false"/>
+                <w:bCs w:val="false"/>
+                <w:color w:val="2B2E30"/>
+                <w:sz w:val="19"/>
+                <w:szCs w:val="19"/>
+                <w:rtl/>
+              </w:rPr>
+              <w:t xml:space="preserve">نجران NJ219 هي المحطة الوحيدة المتراجعة بـ‎-4.4%‎ عن أغسطس — لكنها ما تزال أعلى بـ‎60%‎ من مستوى ما قبل حملة يوليو (13,903 مقابل 8,670 ر.س/يوم)، أي أن أثر الحملة باقٍ بعد ثلاثة أشهر وإن بدأ يتآكل.</w:t>
+            </w:r>
+          </w:p>
+          <w:p>
+            <w:pPr>
+              <w:pStyle w:val="ListParagraph"/>
+              <w:numPr>
+                <w:ilvl w:val="0"/>
+                <w:numId w:val="1"/>
+              </w:numPr>
+              <w:bidi/>
+              <w:spacing w:after="70" w:line="290" w:lineRule="auto"/>
+            </w:pPr>
+            <w:r>
+              <w:rPr>
+                <w:rFonts w:ascii="Tahoma" w:cs="Tahoma" w:eastAsia="Tahoma" w:hAnsi="Tahoma"/>
+                <w:b w:val="false"/>
+                <w:bCs w:val="false"/>
+                <w:color w:val="2B2E30"/>
+                <w:sz w:val="19"/>
+                <w:szCs w:val="19"/>
+                <w:rtl/>
+              </w:rPr>
+              <w:t xml:space="preserve">متوسط الفاتورة في نجران ينخفض ثلاثة أشهر متتالية (48.3 ثم 47.5 ثم 46.4 ر.س)، و‎42%‎ من فواتيرها أقل من 30 ر.س — وهو ما يفسّر التراجع أكثر من عدد الزيارات (‎-2.1%‎ فواتير فقط).</w:t>
+            </w:r>
+          </w:p>
+          <w:p>
+            <w:pPr>
+              <w:pStyle w:val="ListParagraph"/>
+              <w:numPr>
+                <w:ilvl w:val="0"/>
+                <w:numId w:val="1"/>
+              </w:numPr>
+              <w:bidi/>
+              <w:spacing w:after="70" w:line="290" w:lineRule="auto"/>
+            </w:pPr>
+            <w:r>
+              <w:rPr>
+                <w:rFonts w:ascii="Tahoma" w:cs="Tahoma" w:eastAsia="Tahoma" w:hAnsi="Tahoma"/>
+                <w:b w:val="false"/>
+                <w:bCs w:val="false"/>
+                <w:color w:val="2B2E30"/>
+                <w:sz w:val="19"/>
+                <w:szCs w:val="19"/>
+                <w:rtl/>
+              </w:rPr>
+              <w:t xml:space="preserve">حائل HA052 الأقوى في المجموعة عند 20,182 ر.س/يوم (‎+29.6%‎)، ونموها كله من عدد الفواتير (‎+33.6%‎)؛ و‎40%‎ من إيرادها بين 6 مساءً ومنتصف الليل.</w:t>
+            </w:r>
+          </w:p>
+          <w:p>
+            <w:pPr>
+              <w:pStyle w:val="ListParagraph"/>
+              <w:numPr>
+                <w:ilvl w:val="0"/>
+                <w:numId w:val="1"/>
+              </w:numPr>
+              <w:bidi/>
+              <w:spacing w:after="70" w:line="290" w:lineRule="auto"/>
+            </w:pPr>
+            <w:r>
+              <w:rPr>
+                <w:rFonts w:ascii="Tahoma" w:cs="Tahoma" w:eastAsia="Tahoma" w:hAnsi="Tahoma"/>
+                <w:b w:val="false"/>
+                <w:bCs w:val="false"/>
+                <w:color w:val="2B2E30"/>
+                <w:sz w:val="19"/>
+                <w:szCs w:val="19"/>
+                <w:rtl/>
+              </w:rPr>
+              <w:t xml:space="preserve">الروضة MK040 بدأت تستقر حول 17 إلى 19 ألف ر.س/يوم بعد صعود متواصل، وهي صاحبة أعلى متوسط فاتورة في المجموعة (66.9 ر.س) — لكن الجمعة والسبت أضعف أيامها بفارق يقارب الثلث.</w:t>
+            </w:r>
+          </w:p>
+          <w:p>
+            <w:pPr>
+              <w:pStyle w:val="ListParagraph"/>
+              <w:numPr>
+                <w:ilvl w:val="0"/>
+                <w:numId w:val="1"/>
+              </w:numPr>
+              <w:bidi/>
+              <w:spacing w:after="70" w:line="290" w:lineRule="auto"/>
+            </w:pPr>
+            <w:r>
+              <w:rPr>
+                <w:rFonts w:ascii="Tahoma" w:cs="Tahoma" w:eastAsia="Tahoma" w:hAnsi="Tahoma"/>
+                <w:b w:val="false"/>
+                <w:bCs w:val="false"/>
+                <w:color w:val="2B2E30"/>
+                <w:sz w:val="19"/>
+                <w:szCs w:val="19"/>
+                <w:rtl/>
+              </w:rPr>
+              <w:t xml:space="preserve">حائل والروضة انضمتا للشبكة في أغسطس، فجزء من نموهما في سبتمبر تعافٍ من ضعف أسابيع الافتتاح لا نمو عضوي ولا أثر حملة.</w:t>
             </w:r>
           </w:p>
         </w:tc>
@@ -12287,6 +14237,1657 @@
           <w:szCs w:val="22"/>
           <w:rtl/>
         </w:rPr>
+        <w:t xml:space="preserve">الأداء الشهري — قبل الحملة · شهرها · بعدها</w:t>
+      </w:r>
+    </w:p>
+    <w:p>
+      <w:pPr>
+        <w:bidi/>
+        <w:spacing w:after="110" w:before="0" w:line="300" w:lineRule="auto"/>
+        <w:jc w:val="start"/>
+      </w:pPr>
+      <w:r>
+        <w:rPr>
+          <w:rFonts w:ascii="Tahoma" w:cs="Tahoma" w:eastAsia="Tahoma" w:hAnsi="Tahoma"/>
+          <w:b w:val="false"/>
+          <w:bCs w:val="false"/>
+          <w:color w:val="8E9295"/>
+          <w:sz w:val="16"/>
+          <w:szCs w:val="16"/>
+          <w:rtl/>
+        </w:rPr>
+        <w:t xml:space="preserve">الحملة نُفّذت في 4 يوليو، فيونيو هو الشهر السابق لها (بيانات المحطة تبدأ 26 يونيو)، ويوليو شهرها، وأغسطس وسبتمبر ما بعدها. متوسط الإيراد اليومي في سبتمبر أعلى بـ‎60%‎ من مستوى ما قبل الحملة، رغم تراجعه ‎4.4%‎ عن أغسطس.</w:t>
+      </w:r>
+    </w:p>
+    <w:tbl>
+      <w:tblPr>
+        <w:bidiVisual/>
+        <w:tblW w:type="dxa" w:w="9648"/>
+        <w:tblBorders>
+          <w:top w:val="single" w:color="auto" w:sz="4"/>
+          <w:left w:val="single" w:color="auto" w:sz="4"/>
+          <w:bottom w:val="single" w:color="auto" w:sz="4"/>
+          <w:right w:val="single" w:color="auto" w:sz="4"/>
+          <w:insideH w:val="single" w:color="auto" w:sz="4"/>
+          <w:insideV w:val="single" w:color="auto" w:sz="4"/>
+        </w:tblBorders>
+      </w:tblPr>
+      <w:tblGrid>
+        <w:gridCol w:w="2698"/>
+        <w:gridCol w:w="650"/>
+        <w:gridCol w:w="1350"/>
+        <w:gridCol w:w="1250"/>
+        <w:gridCol w:w="1050"/>
+        <w:gridCol w:w="850"/>
+        <w:gridCol w:w="850"/>
+        <w:gridCol w:w="950"/>
+      </w:tblGrid>
+      <w:tr>
+        <w:trPr>
+          <w:tblHeader/>
+        </w:trPr>
+        <w:tc>
+          <w:tcPr>
+            <w:tcW w:type="dxa" w:w="2698"/>
+            <w:tcBorders>
+              <w:top w:val="single" w:color="DEDFE1" w:sz="4"/>
+              <w:left w:val="single" w:color="DEDFE1" w:sz="4"/>
+              <w:bottom w:val="single" w:color="DEDFE1" w:sz="4"/>
+              <w:right w:val="single" w:color="DEDFE1" w:sz="4"/>
+            </w:tcBorders>
+            <w:shd w:fill="F1F2F3" w:color="auto" w:val="clear"/>
+            <w:tcMar>
+              <w:top w:type="dxa" w:w="90"/>
+              <w:left w:type="dxa" w:w="110"/>
+              <w:bottom w:type="dxa" w:w="90"/>
+              <w:right w:type="dxa" w:w="110"/>
+            </w:tcMar>
+            <w:vAlign w:val="center"/>
+          </w:tcPr>
+          <w:p>
+            <w:pPr>
+              <w:bidi/>
+              <w:spacing w:after="0" w:before="0" w:line="300" w:lineRule="auto"/>
+              <w:jc w:val="start"/>
+            </w:pPr>
+            <w:r>
+              <w:rPr>
+                <w:rFonts w:ascii="DIN Next LT Arabic" w:cs="DIN Next LT Arabic" w:eastAsia="DIN Next LT Arabic" w:hAnsi="DIN Next LT Arabic"/>
+                <w:b/>
+                <w:bCs/>
+                <w:color w:val="5E6265"/>
+                <w:sz w:val="17"/>
+                <w:szCs w:val="17"/>
+                <w:rtl/>
+              </w:rPr>
+              <w:t xml:space="preserve">الشهر والمرحلة</w:t>
+            </w:r>
+          </w:p>
+        </w:tc>
+        <w:tc>
+          <w:tcPr>
+            <w:tcW w:type="dxa" w:w="650"/>
+            <w:tcBorders>
+              <w:top w:val="single" w:color="DEDFE1" w:sz="4"/>
+              <w:left w:val="single" w:color="DEDFE1" w:sz="4"/>
+              <w:bottom w:val="single" w:color="DEDFE1" w:sz="4"/>
+              <w:right w:val="single" w:color="DEDFE1" w:sz="4"/>
+            </w:tcBorders>
+            <w:shd w:fill="F1F2F3" w:color="auto" w:val="clear"/>
+            <w:tcMar>
+              <w:top w:type="dxa" w:w="90"/>
+              <w:left w:type="dxa" w:w="110"/>
+              <w:bottom w:type="dxa" w:w="90"/>
+              <w:right w:type="dxa" w:w="110"/>
+            </w:tcMar>
+            <w:vAlign w:val="center"/>
+          </w:tcPr>
+          <w:p>
+            <w:pPr>
+              <w:bidi/>
+              <w:spacing w:after="0" w:before="0" w:line="300" w:lineRule="auto"/>
+              <w:jc w:val="center"/>
+            </w:pPr>
+            <w:r>
+              <w:rPr>
+                <w:rFonts w:ascii="DIN Next LT Arabic" w:cs="DIN Next LT Arabic" w:eastAsia="DIN Next LT Arabic" w:hAnsi="DIN Next LT Arabic"/>
+                <w:b/>
+                <w:bCs/>
+                <w:color w:val="5E6265"/>
+                <w:sz w:val="17"/>
+                <w:szCs w:val="17"/>
+                <w:rtl/>
+              </w:rPr>
+              <w:t xml:space="preserve">الأيام</w:t>
+            </w:r>
+          </w:p>
+        </w:tc>
+        <w:tc>
+          <w:tcPr>
+            <w:tcW w:type="dxa" w:w="1350"/>
+            <w:tcBorders>
+              <w:top w:val="single" w:color="DEDFE1" w:sz="4"/>
+              <w:left w:val="single" w:color="DEDFE1" w:sz="4"/>
+              <w:bottom w:val="single" w:color="DEDFE1" w:sz="4"/>
+              <w:right w:val="single" w:color="DEDFE1" w:sz="4"/>
+            </w:tcBorders>
+            <w:shd w:fill="F1F2F3" w:color="auto" w:val="clear"/>
+            <w:tcMar>
+              <w:top w:type="dxa" w:w="90"/>
+              <w:left w:type="dxa" w:w="110"/>
+              <w:bottom w:type="dxa" w:w="90"/>
+              <w:right w:type="dxa" w:w="110"/>
+            </w:tcMar>
+            <w:vAlign w:val="center"/>
+          </w:tcPr>
+          <w:p>
+            <w:pPr>
+              <w:bidi/>
+              <w:spacing w:after="0" w:before="0" w:line="300" w:lineRule="auto"/>
+              <w:jc w:val="center"/>
+            </w:pPr>
+            <w:r>
+              <w:rPr>
+                <w:rFonts w:ascii="DIN Next LT Arabic" w:cs="DIN Next LT Arabic" w:eastAsia="DIN Next LT Arabic" w:hAnsi="DIN Next LT Arabic"/>
+                <w:b/>
+                <w:bCs/>
+                <w:color w:val="5E6265"/>
+                <w:sz w:val="17"/>
+                <w:szCs w:val="17"/>
+                <w:rtl/>
+              </w:rPr>
+              <w:t xml:space="preserve">الإيراد (ر.س)</w:t>
+            </w:r>
+          </w:p>
+        </w:tc>
+        <w:tc>
+          <w:tcPr>
+            <w:tcW w:type="dxa" w:w="1250"/>
+            <w:tcBorders>
+              <w:top w:val="single" w:color="DEDFE1" w:sz="4"/>
+              <w:left w:val="single" w:color="DEDFE1" w:sz="4"/>
+              <w:bottom w:val="single" w:color="DEDFE1" w:sz="4"/>
+              <w:right w:val="single" w:color="DEDFE1" w:sz="4"/>
+            </w:tcBorders>
+            <w:shd w:fill="F1F2F3" w:color="auto" w:val="clear"/>
+            <w:tcMar>
+              <w:top w:type="dxa" w:w="90"/>
+              <w:left w:type="dxa" w:w="110"/>
+              <w:bottom w:type="dxa" w:w="90"/>
+              <w:right w:type="dxa" w:w="110"/>
+            </w:tcMar>
+            <w:vAlign w:val="center"/>
+          </w:tcPr>
+          <w:p>
+            <w:pPr>
+              <w:bidi/>
+              <w:spacing w:after="0" w:before="0" w:line="300" w:lineRule="auto"/>
+              <w:jc w:val="center"/>
+            </w:pPr>
+            <w:r>
+              <w:rPr>
+                <w:rFonts w:ascii="DIN Next LT Arabic" w:cs="DIN Next LT Arabic" w:eastAsia="DIN Next LT Arabic" w:hAnsi="DIN Next LT Arabic"/>
+                <w:b/>
+                <w:bCs/>
+                <w:color w:val="5E6265"/>
+                <w:sz w:val="17"/>
+                <w:szCs w:val="17"/>
+                <w:rtl/>
+              </w:rPr>
+              <w:t xml:space="preserve">متوسط يومي</w:t>
+            </w:r>
+          </w:p>
+        </w:tc>
+        <w:tc>
+          <w:tcPr>
+            <w:tcW w:type="dxa" w:w="1050"/>
+            <w:tcBorders>
+              <w:top w:val="single" w:color="DEDFE1" w:sz="4"/>
+              <w:left w:val="single" w:color="DEDFE1" w:sz="4"/>
+              <w:bottom w:val="single" w:color="DEDFE1" w:sz="4"/>
+              <w:right w:val="single" w:color="DEDFE1" w:sz="4"/>
+            </w:tcBorders>
+            <w:shd w:fill="F1F2F3" w:color="auto" w:val="clear"/>
+            <w:tcMar>
+              <w:top w:type="dxa" w:w="90"/>
+              <w:left w:type="dxa" w:w="110"/>
+              <w:bottom w:type="dxa" w:w="90"/>
+              <w:right w:type="dxa" w:w="110"/>
+            </w:tcMar>
+            <w:vAlign w:val="center"/>
+          </w:tcPr>
+          <w:p>
+            <w:pPr>
+              <w:bidi/>
+              <w:spacing w:after="0" w:before="0" w:line="300" w:lineRule="auto"/>
+              <w:jc w:val="center"/>
+            </w:pPr>
+            <w:r>
+              <w:rPr>
+                <w:rFonts w:ascii="DIN Next LT Arabic" w:cs="DIN Next LT Arabic" w:eastAsia="DIN Next LT Arabic" w:hAnsi="DIN Next LT Arabic"/>
+                <w:b/>
+                <w:bCs/>
+                <w:color w:val="5E6265"/>
+                <w:sz w:val="17"/>
+                <w:szCs w:val="17"/>
+                <w:rtl/>
+              </w:rPr>
+              <w:t xml:space="preserve">التغير</w:t>
+            </w:r>
+          </w:p>
+        </w:tc>
+        <w:tc>
+          <w:tcPr>
+            <w:tcW w:type="dxa" w:w="850"/>
+            <w:tcBorders>
+              <w:top w:val="single" w:color="DEDFE1" w:sz="4"/>
+              <w:left w:val="single" w:color="DEDFE1" w:sz="4"/>
+              <w:bottom w:val="single" w:color="DEDFE1" w:sz="4"/>
+              <w:right w:val="single" w:color="DEDFE1" w:sz="4"/>
+            </w:tcBorders>
+            <w:shd w:fill="F1F2F3" w:color="auto" w:val="clear"/>
+            <w:tcMar>
+              <w:top w:type="dxa" w:w="90"/>
+              <w:left w:type="dxa" w:w="110"/>
+              <w:bottom w:type="dxa" w:w="90"/>
+              <w:right w:type="dxa" w:w="110"/>
+            </w:tcMar>
+            <w:vAlign w:val="center"/>
+          </w:tcPr>
+          <w:p>
+            <w:pPr>
+              <w:bidi/>
+              <w:spacing w:after="0" w:before="0" w:line="300" w:lineRule="auto"/>
+              <w:jc w:val="center"/>
+            </w:pPr>
+            <w:r>
+              <w:rPr>
+                <w:rFonts w:ascii="DIN Next LT Arabic" w:cs="DIN Next LT Arabic" w:eastAsia="DIN Next LT Arabic" w:hAnsi="DIN Next LT Arabic"/>
+                <w:b/>
+                <w:bCs/>
+                <w:color w:val="5E6265"/>
+                <w:sz w:val="17"/>
+                <w:szCs w:val="17"/>
+                <w:rtl/>
+              </w:rPr>
+              <w:t xml:space="preserve">لتر/يوم</w:t>
+            </w:r>
+          </w:p>
+        </w:tc>
+        <w:tc>
+          <w:tcPr>
+            <w:tcW w:type="dxa" w:w="850"/>
+            <w:tcBorders>
+              <w:top w:val="single" w:color="DEDFE1" w:sz="4"/>
+              <w:left w:val="single" w:color="DEDFE1" w:sz="4"/>
+              <w:bottom w:val="single" w:color="DEDFE1" w:sz="4"/>
+              <w:right w:val="single" w:color="DEDFE1" w:sz="4"/>
+            </w:tcBorders>
+            <w:shd w:fill="F1F2F3" w:color="auto" w:val="clear"/>
+            <w:tcMar>
+              <w:top w:type="dxa" w:w="90"/>
+              <w:left w:type="dxa" w:w="110"/>
+              <w:bottom w:type="dxa" w:w="90"/>
+              <w:right w:type="dxa" w:w="110"/>
+            </w:tcMar>
+            <w:vAlign w:val="center"/>
+          </w:tcPr>
+          <w:p>
+            <w:pPr>
+              <w:bidi/>
+              <w:spacing w:after="0" w:before="0" w:line="300" w:lineRule="auto"/>
+              <w:jc w:val="center"/>
+            </w:pPr>
+            <w:r>
+              <w:rPr>
+                <w:rFonts w:ascii="DIN Next LT Arabic" w:cs="DIN Next LT Arabic" w:eastAsia="DIN Next LT Arabic" w:hAnsi="DIN Next LT Arabic"/>
+                <w:b/>
+                <w:bCs/>
+                <w:color w:val="5E6265"/>
+                <w:sz w:val="17"/>
+                <w:szCs w:val="17"/>
+                <w:rtl/>
+              </w:rPr>
+              <w:t xml:space="preserve">فاتورة/يوم</w:t>
+            </w:r>
+          </w:p>
+        </w:tc>
+        <w:tc>
+          <w:tcPr>
+            <w:tcW w:type="dxa" w:w="950"/>
+            <w:tcBorders>
+              <w:top w:val="single" w:color="DEDFE1" w:sz="4"/>
+              <w:left w:val="single" w:color="DEDFE1" w:sz="4"/>
+              <w:bottom w:val="single" w:color="DEDFE1" w:sz="4"/>
+              <w:right w:val="single" w:color="DEDFE1" w:sz="4"/>
+            </w:tcBorders>
+            <w:shd w:fill="F1F2F3" w:color="auto" w:val="clear"/>
+            <w:tcMar>
+              <w:top w:type="dxa" w:w="90"/>
+              <w:left w:type="dxa" w:w="110"/>
+              <w:bottom w:type="dxa" w:w="90"/>
+              <w:right w:type="dxa" w:w="110"/>
+            </w:tcMar>
+            <w:vAlign w:val="center"/>
+          </w:tcPr>
+          <w:p>
+            <w:pPr>
+              <w:bidi/>
+              <w:spacing w:after="0" w:before="0" w:line="300" w:lineRule="auto"/>
+              <w:jc w:val="center"/>
+            </w:pPr>
+            <w:r>
+              <w:rPr>
+                <w:rFonts w:ascii="DIN Next LT Arabic" w:cs="DIN Next LT Arabic" w:eastAsia="DIN Next LT Arabic" w:hAnsi="DIN Next LT Arabic"/>
+                <w:b/>
+                <w:bCs/>
+                <w:color w:val="5E6265"/>
+                <w:sz w:val="17"/>
+                <w:szCs w:val="17"/>
+                <w:rtl/>
+              </w:rPr>
+              <w:t xml:space="preserve">الفاتورة</w:t>
+            </w:r>
+          </w:p>
+        </w:tc>
+      </w:tr>
+      <w:tr>
+        <w:tc>
+          <w:tcPr>
+            <w:tcW w:type="dxa" w:w="2698"/>
+            <w:tcBorders>
+              <w:top w:val="single" w:color="DEDFE1" w:sz="4"/>
+              <w:left w:val="single" w:color="DEDFE1" w:sz="4"/>
+              <w:bottom w:val="single" w:color="DEDFE1" w:sz="4"/>
+              <w:right w:val="single" w:color="DEDFE1" w:sz="4"/>
+            </w:tcBorders>
+            <w:tcMar>
+              <w:top w:type="dxa" w:w="90"/>
+              <w:left w:type="dxa" w:w="110"/>
+              <w:bottom w:type="dxa" w:w="90"/>
+              <w:right w:type="dxa" w:w="110"/>
+            </w:tcMar>
+            <w:vAlign w:val="center"/>
+          </w:tcPr>
+          <w:p>
+            <w:pPr>
+              <w:bidi/>
+              <w:spacing w:after="0" w:before="0" w:line="300" w:lineRule="auto"/>
+              <w:jc w:val="start"/>
+            </w:pPr>
+            <w:r>
+              <w:rPr>
+                <w:rFonts w:ascii="Tahoma" w:cs="Tahoma" w:eastAsia="Tahoma" w:hAnsi="Tahoma"/>
+                <w:b/>
+                <w:bCs/>
+                <w:color w:val="2B2E30"/>
+                <w:sz w:val="18"/>
+                <w:szCs w:val="18"/>
+                <w:rtl/>
+              </w:rPr>
+              <w:t xml:space="preserve">يونيو 2026 (جزئي · من 26 يونيو) — قبل الحملة</w:t>
+            </w:r>
+          </w:p>
+        </w:tc>
+        <w:tc>
+          <w:tcPr>
+            <w:tcW w:type="dxa" w:w="650"/>
+            <w:tcBorders>
+              <w:top w:val="single" w:color="DEDFE1" w:sz="4"/>
+              <w:left w:val="single" w:color="DEDFE1" w:sz="4"/>
+              <w:bottom w:val="single" w:color="DEDFE1" w:sz="4"/>
+              <w:right w:val="single" w:color="DEDFE1" w:sz="4"/>
+            </w:tcBorders>
+            <w:tcMar>
+              <w:top w:type="dxa" w:w="90"/>
+              <w:left w:type="dxa" w:w="110"/>
+              <w:bottom w:type="dxa" w:w="90"/>
+              <w:right w:type="dxa" w:w="110"/>
+            </w:tcMar>
+            <w:vAlign w:val="center"/>
+          </w:tcPr>
+          <w:p>
+            <w:pPr>
+              <w:bidi/>
+              <w:spacing w:after="0" w:before="0" w:line="300" w:lineRule="auto"/>
+              <w:jc w:val="center"/>
+            </w:pPr>
+            <w:r>
+              <w:rPr>
+                <w:rFonts w:ascii="Tahoma" w:cs="Tahoma" w:eastAsia="Tahoma" w:hAnsi="Tahoma"/>
+                <w:b w:val="false"/>
+                <w:bCs w:val="false"/>
+                <w:color w:val="5E6265"/>
+                <w:sz w:val="18"/>
+                <w:szCs w:val="18"/>
+                <w:rtl/>
+              </w:rPr>
+              <w:t xml:space="preserve">5</w:t>
+            </w:r>
+          </w:p>
+        </w:tc>
+        <w:tc>
+          <w:tcPr>
+            <w:tcW w:type="dxa" w:w="1350"/>
+            <w:tcBorders>
+              <w:top w:val="single" w:color="DEDFE1" w:sz="4"/>
+              <w:left w:val="single" w:color="DEDFE1" w:sz="4"/>
+              <w:bottom w:val="single" w:color="DEDFE1" w:sz="4"/>
+              <w:right w:val="single" w:color="DEDFE1" w:sz="4"/>
+            </w:tcBorders>
+            <w:tcMar>
+              <w:top w:type="dxa" w:w="90"/>
+              <w:left w:type="dxa" w:w="110"/>
+              <w:bottom w:type="dxa" w:w="90"/>
+              <w:right w:type="dxa" w:w="110"/>
+            </w:tcMar>
+            <w:vAlign w:val="center"/>
+          </w:tcPr>
+          <w:p>
+            <w:pPr>
+              <w:bidi/>
+              <w:spacing w:after="0" w:before="0" w:line="300" w:lineRule="auto"/>
+              <w:jc w:val="center"/>
+            </w:pPr>
+            <w:r>
+              <w:rPr>
+                <w:rFonts w:ascii="Tahoma" w:cs="Tahoma" w:eastAsia="Tahoma" w:hAnsi="Tahoma"/>
+                <w:b w:val="false"/>
+                <w:bCs w:val="false"/>
+                <w:color w:val="5E6265"/>
+                <w:sz w:val="18"/>
+                <w:szCs w:val="18"/>
+                <w:rtl/>
+              </w:rPr>
+              <w:t xml:space="preserve">43,350</w:t>
+            </w:r>
+          </w:p>
+        </w:tc>
+        <w:tc>
+          <w:tcPr>
+            <w:tcW w:type="dxa" w:w="1250"/>
+            <w:tcBorders>
+              <w:top w:val="single" w:color="DEDFE1" w:sz="4"/>
+              <w:left w:val="single" w:color="DEDFE1" w:sz="4"/>
+              <w:bottom w:val="single" w:color="DEDFE1" w:sz="4"/>
+              <w:right w:val="single" w:color="DEDFE1" w:sz="4"/>
+            </w:tcBorders>
+            <w:tcMar>
+              <w:top w:type="dxa" w:w="90"/>
+              <w:left w:type="dxa" w:w="110"/>
+              <w:bottom w:type="dxa" w:w="90"/>
+              <w:right w:type="dxa" w:w="110"/>
+            </w:tcMar>
+            <w:vAlign w:val="center"/>
+          </w:tcPr>
+          <w:p>
+            <w:pPr>
+              <w:bidi/>
+              <w:spacing w:after="0" w:before="0" w:line="300" w:lineRule="auto"/>
+              <w:jc w:val="center"/>
+            </w:pPr>
+            <w:r>
+              <w:rPr>
+                <w:rFonts w:ascii="Tahoma" w:cs="Tahoma" w:eastAsia="Tahoma" w:hAnsi="Tahoma"/>
+                <w:b/>
+                <w:bCs/>
+                <w:color w:val="5E6265"/>
+                <w:sz w:val="18"/>
+                <w:szCs w:val="18"/>
+                <w:rtl/>
+              </w:rPr>
+              <w:t xml:space="preserve">8,670</w:t>
+            </w:r>
+          </w:p>
+        </w:tc>
+        <w:tc>
+          <w:tcPr>
+            <w:tcW w:type="dxa" w:w="1050"/>
+            <w:tcBorders>
+              <w:top w:val="single" w:color="DEDFE1" w:sz="4"/>
+              <w:left w:val="single" w:color="DEDFE1" w:sz="4"/>
+              <w:bottom w:val="single" w:color="DEDFE1" w:sz="4"/>
+              <w:right w:val="single" w:color="DEDFE1" w:sz="4"/>
+            </w:tcBorders>
+            <w:tcMar>
+              <w:top w:type="dxa" w:w="90"/>
+              <w:left w:type="dxa" w:w="110"/>
+              <w:bottom w:type="dxa" w:w="90"/>
+              <w:right w:type="dxa" w:w="110"/>
+            </w:tcMar>
+            <w:vAlign w:val="center"/>
+          </w:tcPr>
+          <w:p>
+            <w:pPr>
+              <w:bidi/>
+              <w:spacing w:after="0" w:before="0" w:line="300" w:lineRule="auto"/>
+              <w:jc w:val="center"/>
+            </w:pPr>
+            <w:r>
+              <w:rPr>
+                <w:rFonts w:ascii="Tahoma" w:cs="Tahoma" w:eastAsia="Tahoma" w:hAnsi="Tahoma"/>
+                <w:b w:val="false"/>
+                <w:bCs w:val="false"/>
+                <w:color w:val="5E6265"/>
+                <w:sz w:val="18"/>
+                <w:szCs w:val="18"/>
+                <w:rtl/>
+              </w:rPr>
+              <w:t xml:space="preserve">—</w:t>
+            </w:r>
+          </w:p>
+        </w:tc>
+        <w:tc>
+          <w:tcPr>
+            <w:tcW w:type="dxa" w:w="850"/>
+            <w:tcBorders>
+              <w:top w:val="single" w:color="DEDFE1" w:sz="4"/>
+              <w:left w:val="single" w:color="DEDFE1" w:sz="4"/>
+              <w:bottom w:val="single" w:color="DEDFE1" w:sz="4"/>
+              <w:right w:val="single" w:color="DEDFE1" w:sz="4"/>
+            </w:tcBorders>
+            <w:tcMar>
+              <w:top w:type="dxa" w:w="90"/>
+              <w:left w:type="dxa" w:w="110"/>
+              <w:bottom w:type="dxa" w:w="90"/>
+              <w:right w:type="dxa" w:w="110"/>
+            </w:tcMar>
+            <w:vAlign w:val="center"/>
+          </w:tcPr>
+          <w:p>
+            <w:pPr>
+              <w:bidi/>
+              <w:spacing w:after="0" w:before="0" w:line="300" w:lineRule="auto"/>
+              <w:jc w:val="center"/>
+            </w:pPr>
+            <w:r>
+              <w:rPr>
+                <w:rFonts w:ascii="Tahoma" w:cs="Tahoma" w:eastAsia="Tahoma" w:hAnsi="Tahoma"/>
+                <w:b w:val="false"/>
+                <w:bCs w:val="false"/>
+                <w:color w:val="5E6265"/>
+                <w:sz w:val="18"/>
+                <w:szCs w:val="18"/>
+                <w:rtl/>
+              </w:rPr>
+              <w:t xml:space="preserve">4,041</w:t>
+            </w:r>
+          </w:p>
+        </w:tc>
+        <w:tc>
+          <w:tcPr>
+            <w:tcW w:type="dxa" w:w="850"/>
+            <w:tcBorders>
+              <w:top w:val="single" w:color="DEDFE1" w:sz="4"/>
+              <w:left w:val="single" w:color="DEDFE1" w:sz="4"/>
+              <w:bottom w:val="single" w:color="DEDFE1" w:sz="4"/>
+              <w:right w:val="single" w:color="DEDFE1" w:sz="4"/>
+            </w:tcBorders>
+            <w:tcMar>
+              <w:top w:type="dxa" w:w="90"/>
+              <w:left w:type="dxa" w:w="110"/>
+              <w:bottom w:type="dxa" w:w="90"/>
+              <w:right w:type="dxa" w:w="110"/>
+            </w:tcMar>
+            <w:vAlign w:val="center"/>
+          </w:tcPr>
+          <w:p>
+            <w:pPr>
+              <w:bidi/>
+              <w:spacing w:after="0" w:before="0" w:line="300" w:lineRule="auto"/>
+              <w:jc w:val="center"/>
+            </w:pPr>
+            <w:r>
+              <w:rPr>
+                <w:rFonts w:ascii="Tahoma" w:cs="Tahoma" w:eastAsia="Tahoma" w:hAnsi="Tahoma"/>
+                <w:b w:val="false"/>
+                <w:bCs w:val="false"/>
+                <w:color w:val="5E6265"/>
+                <w:sz w:val="18"/>
+                <w:szCs w:val="18"/>
+                <w:rtl/>
+              </w:rPr>
+              <w:t xml:space="preserve">175</w:t>
+            </w:r>
+          </w:p>
+        </w:tc>
+        <w:tc>
+          <w:tcPr>
+            <w:tcW w:type="dxa" w:w="950"/>
+            <w:tcBorders>
+              <w:top w:val="single" w:color="DEDFE1" w:sz="4"/>
+              <w:left w:val="single" w:color="DEDFE1" w:sz="4"/>
+              <w:bottom w:val="single" w:color="DEDFE1" w:sz="4"/>
+              <w:right w:val="single" w:color="DEDFE1" w:sz="4"/>
+            </w:tcBorders>
+            <w:tcMar>
+              <w:top w:type="dxa" w:w="90"/>
+              <w:left w:type="dxa" w:w="110"/>
+              <w:bottom w:type="dxa" w:w="90"/>
+              <w:right w:type="dxa" w:w="110"/>
+            </w:tcMar>
+            <w:vAlign w:val="center"/>
+          </w:tcPr>
+          <w:p>
+            <w:pPr>
+              <w:bidi/>
+              <w:spacing w:after="0" w:before="0" w:line="300" w:lineRule="auto"/>
+              <w:jc w:val="center"/>
+            </w:pPr>
+            <w:r>
+              <w:rPr>
+                <w:rFonts w:ascii="Tahoma" w:cs="Tahoma" w:eastAsia="Tahoma" w:hAnsi="Tahoma"/>
+                <w:b w:val="false"/>
+                <w:bCs w:val="false"/>
+                <w:color w:val="5E6265"/>
+                <w:sz w:val="18"/>
+                <w:szCs w:val="18"/>
+                <w:rtl/>
+              </w:rPr>
+              <w:t xml:space="preserve">49.4</w:t>
+            </w:r>
+          </w:p>
+        </w:tc>
+      </w:tr>
+      <w:tr>
+        <w:tc>
+          <w:tcPr>
+            <w:tcW w:type="dxa" w:w="2698"/>
+            <w:tcBorders>
+              <w:top w:val="single" w:color="DEDFE1" w:sz="4"/>
+              <w:left w:val="single" w:color="DEDFE1" w:sz="4"/>
+              <w:bottom w:val="single" w:color="DEDFE1" w:sz="4"/>
+              <w:right w:val="single" w:color="DEDFE1" w:sz="4"/>
+            </w:tcBorders>
+            <w:shd w:fill="FAFAFB" w:color="auto" w:val="clear"/>
+            <w:tcMar>
+              <w:top w:type="dxa" w:w="90"/>
+              <w:left w:type="dxa" w:w="110"/>
+              <w:bottom w:type="dxa" w:w="90"/>
+              <w:right w:type="dxa" w:w="110"/>
+            </w:tcMar>
+            <w:vAlign w:val="center"/>
+          </w:tcPr>
+          <w:p>
+            <w:pPr>
+              <w:bidi/>
+              <w:spacing w:after="0" w:before="0" w:line="300" w:lineRule="auto"/>
+              <w:jc w:val="start"/>
+            </w:pPr>
+            <w:r>
+              <w:rPr>
+                <w:rFonts w:ascii="Tahoma" w:cs="Tahoma" w:eastAsia="Tahoma" w:hAnsi="Tahoma"/>
+                <w:b/>
+                <w:bCs/>
+                <w:color w:val="2B2E30"/>
+                <w:sz w:val="18"/>
+                <w:szCs w:val="18"/>
+                <w:rtl/>
+              </w:rPr>
+              <w:t xml:space="preserve">يوليو 2026 — شهر الحملة (4 يوليو)</w:t>
+            </w:r>
+          </w:p>
+        </w:tc>
+        <w:tc>
+          <w:tcPr>
+            <w:tcW w:type="dxa" w:w="650"/>
+            <w:tcBorders>
+              <w:top w:val="single" w:color="DEDFE1" w:sz="4"/>
+              <w:left w:val="single" w:color="DEDFE1" w:sz="4"/>
+              <w:bottom w:val="single" w:color="DEDFE1" w:sz="4"/>
+              <w:right w:val="single" w:color="DEDFE1" w:sz="4"/>
+            </w:tcBorders>
+            <w:shd w:fill="FAFAFB" w:color="auto" w:val="clear"/>
+            <w:tcMar>
+              <w:top w:type="dxa" w:w="90"/>
+              <w:left w:type="dxa" w:w="110"/>
+              <w:bottom w:type="dxa" w:w="90"/>
+              <w:right w:type="dxa" w:w="110"/>
+            </w:tcMar>
+            <w:vAlign w:val="center"/>
+          </w:tcPr>
+          <w:p>
+            <w:pPr>
+              <w:bidi/>
+              <w:spacing w:after="0" w:before="0" w:line="300" w:lineRule="auto"/>
+              <w:jc w:val="center"/>
+            </w:pPr>
+            <w:r>
+              <w:rPr>
+                <w:rFonts w:ascii="Tahoma" w:cs="Tahoma" w:eastAsia="Tahoma" w:hAnsi="Tahoma"/>
+                <w:b w:val="false"/>
+                <w:bCs w:val="false"/>
+                <w:color w:val="5E6265"/>
+                <w:sz w:val="18"/>
+                <w:szCs w:val="18"/>
+                <w:rtl/>
+              </w:rPr>
+              <w:t xml:space="preserve">31</w:t>
+            </w:r>
+          </w:p>
+        </w:tc>
+        <w:tc>
+          <w:tcPr>
+            <w:tcW w:type="dxa" w:w="1350"/>
+            <w:tcBorders>
+              <w:top w:val="single" w:color="DEDFE1" w:sz="4"/>
+              <w:left w:val="single" w:color="DEDFE1" w:sz="4"/>
+              <w:bottom w:val="single" w:color="DEDFE1" w:sz="4"/>
+              <w:right w:val="single" w:color="DEDFE1" w:sz="4"/>
+            </w:tcBorders>
+            <w:shd w:fill="FAFAFB" w:color="auto" w:val="clear"/>
+            <w:tcMar>
+              <w:top w:type="dxa" w:w="90"/>
+              <w:left w:type="dxa" w:w="110"/>
+              <w:bottom w:type="dxa" w:w="90"/>
+              <w:right w:type="dxa" w:w="110"/>
+            </w:tcMar>
+            <w:vAlign w:val="center"/>
+          </w:tcPr>
+          <w:p>
+            <w:pPr>
+              <w:bidi/>
+              <w:spacing w:after="0" w:before="0" w:line="300" w:lineRule="auto"/>
+              <w:jc w:val="center"/>
+            </w:pPr>
+            <w:r>
+              <w:rPr>
+                <w:rFonts w:ascii="Tahoma" w:cs="Tahoma" w:eastAsia="Tahoma" w:hAnsi="Tahoma"/>
+                <w:b w:val="false"/>
+                <w:bCs w:val="false"/>
+                <w:color w:val="5E6265"/>
+                <w:sz w:val="18"/>
+                <w:szCs w:val="18"/>
+                <w:rtl/>
+              </w:rPr>
+              <w:t xml:space="preserve">444,824</w:t>
+            </w:r>
+          </w:p>
+        </w:tc>
+        <w:tc>
+          <w:tcPr>
+            <w:tcW w:type="dxa" w:w="1250"/>
+            <w:tcBorders>
+              <w:top w:val="single" w:color="DEDFE1" w:sz="4"/>
+              <w:left w:val="single" w:color="DEDFE1" w:sz="4"/>
+              <w:bottom w:val="single" w:color="DEDFE1" w:sz="4"/>
+              <w:right w:val="single" w:color="DEDFE1" w:sz="4"/>
+            </w:tcBorders>
+            <w:shd w:fill="FAFAFB" w:color="auto" w:val="clear"/>
+            <w:tcMar>
+              <w:top w:type="dxa" w:w="90"/>
+              <w:left w:type="dxa" w:w="110"/>
+              <w:bottom w:type="dxa" w:w="90"/>
+              <w:right w:type="dxa" w:w="110"/>
+            </w:tcMar>
+            <w:vAlign w:val="center"/>
+          </w:tcPr>
+          <w:p>
+            <w:pPr>
+              <w:bidi/>
+              <w:spacing w:after="0" w:before="0" w:line="300" w:lineRule="auto"/>
+              <w:jc w:val="center"/>
+            </w:pPr>
+            <w:r>
+              <w:rPr>
+                <w:rFonts w:ascii="Tahoma" w:cs="Tahoma" w:eastAsia="Tahoma" w:hAnsi="Tahoma"/>
+                <w:b/>
+                <w:bCs/>
+                <w:color w:val="5E6265"/>
+                <w:sz w:val="18"/>
+                <w:szCs w:val="18"/>
+                <w:rtl/>
+              </w:rPr>
+              <w:t xml:space="preserve">14,349</w:t>
+            </w:r>
+          </w:p>
+        </w:tc>
+        <w:tc>
+          <w:tcPr>
+            <w:tcW w:type="dxa" w:w="1050"/>
+            <w:tcBorders>
+              <w:top w:val="single" w:color="DEDFE1" w:sz="4"/>
+              <w:left w:val="single" w:color="DEDFE1" w:sz="4"/>
+              <w:bottom w:val="single" w:color="DEDFE1" w:sz="4"/>
+              <w:right w:val="single" w:color="DEDFE1" w:sz="4"/>
+            </w:tcBorders>
+            <w:shd w:fill="FAFAFB" w:color="auto" w:val="clear"/>
+            <w:tcMar>
+              <w:top w:type="dxa" w:w="90"/>
+              <w:left w:type="dxa" w:w="110"/>
+              <w:bottom w:type="dxa" w:w="90"/>
+              <w:right w:type="dxa" w:w="110"/>
+            </w:tcMar>
+            <w:vAlign w:val="center"/>
+          </w:tcPr>
+          <w:p>
+            <w:pPr>
+              <w:bidi/>
+              <w:spacing w:after="0" w:before="0" w:line="300" w:lineRule="auto"/>
+              <w:jc w:val="center"/>
+            </w:pPr>
+            <w:r>
+              <w:rPr>
+                <w:rFonts w:ascii="Tahoma" w:cs="Tahoma" w:eastAsia="Tahoma" w:hAnsi="Tahoma"/>
+                <w:b/>
+                <w:bCs/>
+                <w:color w:val="1B7A4B"/>
+                <w:sz w:val="18"/>
+                <w:szCs w:val="18"/>
+                <w:rtl/>
+              </w:rPr>
+              <w:t xml:space="preserve">‎+65.5%‎</w:t>
+            </w:r>
+          </w:p>
+        </w:tc>
+        <w:tc>
+          <w:tcPr>
+            <w:tcW w:type="dxa" w:w="850"/>
+            <w:tcBorders>
+              <w:top w:val="single" w:color="DEDFE1" w:sz="4"/>
+              <w:left w:val="single" w:color="DEDFE1" w:sz="4"/>
+              <w:bottom w:val="single" w:color="DEDFE1" w:sz="4"/>
+              <w:right w:val="single" w:color="DEDFE1" w:sz="4"/>
+            </w:tcBorders>
+            <w:shd w:fill="FAFAFB" w:color="auto" w:val="clear"/>
+            <w:tcMar>
+              <w:top w:type="dxa" w:w="90"/>
+              <w:left w:type="dxa" w:w="110"/>
+              <w:bottom w:type="dxa" w:w="90"/>
+              <w:right w:type="dxa" w:w="110"/>
+            </w:tcMar>
+            <w:vAlign w:val="center"/>
+          </w:tcPr>
+          <w:p>
+            <w:pPr>
+              <w:bidi/>
+              <w:spacing w:after="0" w:before="0" w:line="300" w:lineRule="auto"/>
+              <w:jc w:val="center"/>
+            </w:pPr>
+            <w:r>
+              <w:rPr>
+                <w:rFonts w:ascii="Tahoma" w:cs="Tahoma" w:eastAsia="Tahoma" w:hAnsi="Tahoma"/>
+                <w:b w:val="false"/>
+                <w:bCs w:val="false"/>
+                <w:color w:val="5E6265"/>
+                <w:sz w:val="18"/>
+                <w:szCs w:val="18"/>
+                <w:rtl/>
+              </w:rPr>
+              <w:t xml:space="preserve">6,640</w:t>
+            </w:r>
+          </w:p>
+        </w:tc>
+        <w:tc>
+          <w:tcPr>
+            <w:tcW w:type="dxa" w:w="850"/>
+            <w:tcBorders>
+              <w:top w:val="single" w:color="DEDFE1" w:sz="4"/>
+              <w:left w:val="single" w:color="DEDFE1" w:sz="4"/>
+              <w:bottom w:val="single" w:color="DEDFE1" w:sz="4"/>
+              <w:right w:val="single" w:color="DEDFE1" w:sz="4"/>
+            </w:tcBorders>
+            <w:shd w:fill="FAFAFB" w:color="auto" w:val="clear"/>
+            <w:tcMar>
+              <w:top w:type="dxa" w:w="90"/>
+              <w:left w:type="dxa" w:w="110"/>
+              <w:bottom w:type="dxa" w:w="90"/>
+              <w:right w:type="dxa" w:w="110"/>
+            </w:tcMar>
+            <w:vAlign w:val="center"/>
+          </w:tcPr>
+          <w:p>
+            <w:pPr>
+              <w:bidi/>
+              <w:spacing w:after="0" w:before="0" w:line="300" w:lineRule="auto"/>
+              <w:jc w:val="center"/>
+            </w:pPr>
+            <w:r>
+              <w:rPr>
+                <w:rFonts w:ascii="Tahoma" w:cs="Tahoma" w:eastAsia="Tahoma" w:hAnsi="Tahoma"/>
+                <w:b w:val="false"/>
+                <w:bCs w:val="false"/>
+                <w:color w:val="5E6265"/>
+                <w:sz w:val="18"/>
+                <w:szCs w:val="18"/>
+                <w:rtl/>
+              </w:rPr>
+              <w:t xml:space="preserve">297</w:t>
+            </w:r>
+          </w:p>
+        </w:tc>
+        <w:tc>
+          <w:tcPr>
+            <w:tcW w:type="dxa" w:w="950"/>
+            <w:tcBorders>
+              <w:top w:val="single" w:color="DEDFE1" w:sz="4"/>
+              <w:left w:val="single" w:color="DEDFE1" w:sz="4"/>
+              <w:bottom w:val="single" w:color="DEDFE1" w:sz="4"/>
+              <w:right w:val="single" w:color="DEDFE1" w:sz="4"/>
+            </w:tcBorders>
+            <w:shd w:fill="FAFAFB" w:color="auto" w:val="clear"/>
+            <w:tcMar>
+              <w:top w:type="dxa" w:w="90"/>
+              <w:left w:type="dxa" w:w="110"/>
+              <w:bottom w:type="dxa" w:w="90"/>
+              <w:right w:type="dxa" w:w="110"/>
+            </w:tcMar>
+            <w:vAlign w:val="center"/>
+          </w:tcPr>
+          <w:p>
+            <w:pPr>
+              <w:bidi/>
+              <w:spacing w:after="0" w:before="0" w:line="300" w:lineRule="auto"/>
+              <w:jc w:val="center"/>
+            </w:pPr>
+            <w:r>
+              <w:rPr>
+                <w:rFonts w:ascii="Tahoma" w:cs="Tahoma" w:eastAsia="Tahoma" w:hAnsi="Tahoma"/>
+                <w:b w:val="false"/>
+                <w:bCs w:val="false"/>
+                <w:color w:val="5E6265"/>
+                <w:sz w:val="18"/>
+                <w:szCs w:val="18"/>
+                <w:rtl/>
+              </w:rPr>
+              <w:t xml:space="preserve">48.3</w:t>
+            </w:r>
+          </w:p>
+        </w:tc>
+      </w:tr>
+      <w:tr>
+        <w:tc>
+          <w:tcPr>
+            <w:tcW w:type="dxa" w:w="2698"/>
+            <w:tcBorders>
+              <w:top w:val="single" w:color="DEDFE1" w:sz="4"/>
+              <w:left w:val="single" w:color="DEDFE1" w:sz="4"/>
+              <w:bottom w:val="single" w:color="DEDFE1" w:sz="4"/>
+              <w:right w:val="single" w:color="DEDFE1" w:sz="4"/>
+            </w:tcBorders>
+            <w:tcMar>
+              <w:top w:type="dxa" w:w="90"/>
+              <w:left w:type="dxa" w:w="110"/>
+              <w:bottom w:type="dxa" w:w="90"/>
+              <w:right w:type="dxa" w:w="110"/>
+            </w:tcMar>
+            <w:vAlign w:val="center"/>
+          </w:tcPr>
+          <w:p>
+            <w:pPr>
+              <w:bidi/>
+              <w:spacing w:after="0" w:before="0" w:line="300" w:lineRule="auto"/>
+              <w:jc w:val="start"/>
+            </w:pPr>
+            <w:r>
+              <w:rPr>
+                <w:rFonts w:ascii="Tahoma" w:cs="Tahoma" w:eastAsia="Tahoma" w:hAnsi="Tahoma"/>
+                <w:b/>
+                <w:bCs/>
+                <w:color w:val="2B2E30"/>
+                <w:sz w:val="18"/>
+                <w:szCs w:val="18"/>
+                <w:rtl/>
+              </w:rPr>
+              <w:t xml:space="preserve">أغسطس 2026 — بعد الحملة</w:t>
+            </w:r>
+          </w:p>
+        </w:tc>
+        <w:tc>
+          <w:tcPr>
+            <w:tcW w:type="dxa" w:w="650"/>
+            <w:tcBorders>
+              <w:top w:val="single" w:color="DEDFE1" w:sz="4"/>
+              <w:left w:val="single" w:color="DEDFE1" w:sz="4"/>
+              <w:bottom w:val="single" w:color="DEDFE1" w:sz="4"/>
+              <w:right w:val="single" w:color="DEDFE1" w:sz="4"/>
+            </w:tcBorders>
+            <w:tcMar>
+              <w:top w:type="dxa" w:w="90"/>
+              <w:left w:type="dxa" w:w="110"/>
+              <w:bottom w:type="dxa" w:w="90"/>
+              <w:right w:type="dxa" w:w="110"/>
+            </w:tcMar>
+            <w:vAlign w:val="center"/>
+          </w:tcPr>
+          <w:p>
+            <w:pPr>
+              <w:bidi/>
+              <w:spacing w:after="0" w:before="0" w:line="300" w:lineRule="auto"/>
+              <w:jc w:val="center"/>
+            </w:pPr>
+            <w:r>
+              <w:rPr>
+                <w:rFonts w:ascii="Tahoma" w:cs="Tahoma" w:eastAsia="Tahoma" w:hAnsi="Tahoma"/>
+                <w:b w:val="false"/>
+                <w:bCs w:val="false"/>
+                <w:color w:val="5E6265"/>
+                <w:sz w:val="18"/>
+                <w:szCs w:val="18"/>
+                <w:rtl/>
+              </w:rPr>
+              <w:t xml:space="preserve">31</w:t>
+            </w:r>
+          </w:p>
+        </w:tc>
+        <w:tc>
+          <w:tcPr>
+            <w:tcW w:type="dxa" w:w="1350"/>
+            <w:tcBorders>
+              <w:top w:val="single" w:color="DEDFE1" w:sz="4"/>
+              <w:left w:val="single" w:color="DEDFE1" w:sz="4"/>
+              <w:bottom w:val="single" w:color="DEDFE1" w:sz="4"/>
+              <w:right w:val="single" w:color="DEDFE1" w:sz="4"/>
+            </w:tcBorders>
+            <w:tcMar>
+              <w:top w:type="dxa" w:w="90"/>
+              <w:left w:type="dxa" w:w="110"/>
+              <w:bottom w:type="dxa" w:w="90"/>
+              <w:right w:type="dxa" w:w="110"/>
+            </w:tcMar>
+            <w:vAlign w:val="center"/>
+          </w:tcPr>
+          <w:p>
+            <w:pPr>
+              <w:bidi/>
+              <w:spacing w:after="0" w:before="0" w:line="300" w:lineRule="auto"/>
+              <w:jc w:val="center"/>
+            </w:pPr>
+            <w:r>
+              <w:rPr>
+                <w:rFonts w:ascii="Tahoma" w:cs="Tahoma" w:eastAsia="Tahoma" w:hAnsi="Tahoma"/>
+                <w:b w:val="false"/>
+                <w:bCs w:val="false"/>
+                <w:color w:val="5E6265"/>
+                <w:sz w:val="18"/>
+                <w:szCs w:val="18"/>
+                <w:rtl/>
+              </w:rPr>
+              <w:t xml:space="preserve">450,751</w:t>
+            </w:r>
+          </w:p>
+        </w:tc>
+        <w:tc>
+          <w:tcPr>
+            <w:tcW w:type="dxa" w:w="1250"/>
+            <w:tcBorders>
+              <w:top w:val="single" w:color="DEDFE1" w:sz="4"/>
+              <w:left w:val="single" w:color="DEDFE1" w:sz="4"/>
+              <w:bottom w:val="single" w:color="DEDFE1" w:sz="4"/>
+              <w:right w:val="single" w:color="DEDFE1" w:sz="4"/>
+            </w:tcBorders>
+            <w:tcMar>
+              <w:top w:type="dxa" w:w="90"/>
+              <w:left w:type="dxa" w:w="110"/>
+              <w:bottom w:type="dxa" w:w="90"/>
+              <w:right w:type="dxa" w:w="110"/>
+            </w:tcMar>
+            <w:vAlign w:val="center"/>
+          </w:tcPr>
+          <w:p>
+            <w:pPr>
+              <w:bidi/>
+              <w:spacing w:after="0" w:before="0" w:line="300" w:lineRule="auto"/>
+              <w:jc w:val="center"/>
+            </w:pPr>
+            <w:r>
+              <w:rPr>
+                <w:rFonts w:ascii="Tahoma" w:cs="Tahoma" w:eastAsia="Tahoma" w:hAnsi="Tahoma"/>
+                <w:b/>
+                <w:bCs/>
+                <w:color w:val="5E6265"/>
+                <w:sz w:val="18"/>
+                <w:szCs w:val="18"/>
+                <w:rtl/>
+              </w:rPr>
+              <w:t xml:space="preserve">14,540</w:t>
+            </w:r>
+          </w:p>
+        </w:tc>
+        <w:tc>
+          <w:tcPr>
+            <w:tcW w:type="dxa" w:w="1050"/>
+            <w:tcBorders>
+              <w:top w:val="single" w:color="DEDFE1" w:sz="4"/>
+              <w:left w:val="single" w:color="DEDFE1" w:sz="4"/>
+              <w:bottom w:val="single" w:color="DEDFE1" w:sz="4"/>
+              <w:right w:val="single" w:color="DEDFE1" w:sz="4"/>
+            </w:tcBorders>
+            <w:tcMar>
+              <w:top w:type="dxa" w:w="90"/>
+              <w:left w:type="dxa" w:w="110"/>
+              <w:bottom w:type="dxa" w:w="90"/>
+              <w:right w:type="dxa" w:w="110"/>
+            </w:tcMar>
+            <w:vAlign w:val="center"/>
+          </w:tcPr>
+          <w:p>
+            <w:pPr>
+              <w:bidi/>
+              <w:spacing w:after="0" w:before="0" w:line="300" w:lineRule="auto"/>
+              <w:jc w:val="center"/>
+            </w:pPr>
+            <w:r>
+              <w:rPr>
+                <w:rFonts w:ascii="Tahoma" w:cs="Tahoma" w:eastAsia="Tahoma" w:hAnsi="Tahoma"/>
+                <w:b/>
+                <w:bCs/>
+                <w:color w:val="1B7A4B"/>
+                <w:sz w:val="18"/>
+                <w:szCs w:val="18"/>
+                <w:rtl/>
+              </w:rPr>
+              <w:t xml:space="preserve">‎+1.3%‎</w:t>
+            </w:r>
+          </w:p>
+        </w:tc>
+        <w:tc>
+          <w:tcPr>
+            <w:tcW w:type="dxa" w:w="850"/>
+            <w:tcBorders>
+              <w:top w:val="single" w:color="DEDFE1" w:sz="4"/>
+              <w:left w:val="single" w:color="DEDFE1" w:sz="4"/>
+              <w:bottom w:val="single" w:color="DEDFE1" w:sz="4"/>
+              <w:right w:val="single" w:color="DEDFE1" w:sz="4"/>
+            </w:tcBorders>
+            <w:tcMar>
+              <w:top w:type="dxa" w:w="90"/>
+              <w:left w:type="dxa" w:w="110"/>
+              <w:bottom w:type="dxa" w:w="90"/>
+              <w:right w:type="dxa" w:w="110"/>
+            </w:tcMar>
+            <w:vAlign w:val="center"/>
+          </w:tcPr>
+          <w:p>
+            <w:pPr>
+              <w:bidi/>
+              <w:spacing w:after="0" w:before="0" w:line="300" w:lineRule="auto"/>
+              <w:jc w:val="center"/>
+            </w:pPr>
+            <w:r>
+              <w:rPr>
+                <w:rFonts w:ascii="Tahoma" w:cs="Tahoma" w:eastAsia="Tahoma" w:hAnsi="Tahoma"/>
+                <w:b w:val="false"/>
+                <w:bCs w:val="false"/>
+                <w:color w:val="5E6265"/>
+                <w:sz w:val="18"/>
+                <w:szCs w:val="18"/>
+                <w:rtl/>
+              </w:rPr>
+              <w:t xml:space="preserve">6,744</w:t>
+            </w:r>
+          </w:p>
+        </w:tc>
+        <w:tc>
+          <w:tcPr>
+            <w:tcW w:type="dxa" w:w="850"/>
+            <w:tcBorders>
+              <w:top w:val="single" w:color="DEDFE1" w:sz="4"/>
+              <w:left w:val="single" w:color="DEDFE1" w:sz="4"/>
+              <w:bottom w:val="single" w:color="DEDFE1" w:sz="4"/>
+              <w:right w:val="single" w:color="DEDFE1" w:sz="4"/>
+            </w:tcBorders>
+            <w:tcMar>
+              <w:top w:type="dxa" w:w="90"/>
+              <w:left w:type="dxa" w:w="110"/>
+              <w:bottom w:type="dxa" w:w="90"/>
+              <w:right w:type="dxa" w:w="110"/>
+            </w:tcMar>
+            <w:vAlign w:val="center"/>
+          </w:tcPr>
+          <w:p>
+            <w:pPr>
+              <w:bidi/>
+              <w:spacing w:after="0" w:before="0" w:line="300" w:lineRule="auto"/>
+              <w:jc w:val="center"/>
+            </w:pPr>
+            <w:r>
+              <w:rPr>
+                <w:rFonts w:ascii="Tahoma" w:cs="Tahoma" w:eastAsia="Tahoma" w:hAnsi="Tahoma"/>
+                <w:b w:val="false"/>
+                <w:bCs w:val="false"/>
+                <w:color w:val="5E6265"/>
+                <w:sz w:val="18"/>
+                <w:szCs w:val="18"/>
+                <w:rtl/>
+              </w:rPr>
+              <w:t xml:space="preserve">306</w:t>
+            </w:r>
+          </w:p>
+        </w:tc>
+        <w:tc>
+          <w:tcPr>
+            <w:tcW w:type="dxa" w:w="950"/>
+            <w:tcBorders>
+              <w:top w:val="single" w:color="DEDFE1" w:sz="4"/>
+              <w:left w:val="single" w:color="DEDFE1" w:sz="4"/>
+              <w:bottom w:val="single" w:color="DEDFE1" w:sz="4"/>
+              <w:right w:val="single" w:color="DEDFE1" w:sz="4"/>
+            </w:tcBorders>
+            <w:tcMar>
+              <w:top w:type="dxa" w:w="90"/>
+              <w:left w:type="dxa" w:w="110"/>
+              <w:bottom w:type="dxa" w:w="90"/>
+              <w:right w:type="dxa" w:w="110"/>
+            </w:tcMar>
+            <w:vAlign w:val="center"/>
+          </w:tcPr>
+          <w:p>
+            <w:pPr>
+              <w:bidi/>
+              <w:spacing w:after="0" w:before="0" w:line="300" w:lineRule="auto"/>
+              <w:jc w:val="center"/>
+            </w:pPr>
+            <w:r>
+              <w:rPr>
+                <w:rFonts w:ascii="Tahoma" w:cs="Tahoma" w:eastAsia="Tahoma" w:hAnsi="Tahoma"/>
+                <w:b w:val="false"/>
+                <w:bCs w:val="false"/>
+                <w:color w:val="5E6265"/>
+                <w:sz w:val="18"/>
+                <w:szCs w:val="18"/>
+                <w:rtl/>
+              </w:rPr>
+              <w:t xml:space="preserve">47.5</w:t>
+            </w:r>
+          </w:p>
+        </w:tc>
+      </w:tr>
+      <w:tr>
+        <w:tc>
+          <w:tcPr>
+            <w:tcW w:type="dxa" w:w="2698"/>
+            <w:tcBorders>
+              <w:top w:val="single" w:color="DEDFE1" w:sz="4"/>
+              <w:left w:val="single" w:color="DEDFE1" w:sz="4"/>
+              <w:bottom w:val="single" w:color="DEDFE1" w:sz="4"/>
+              <w:right w:val="single" w:color="DEDFE1" w:sz="4"/>
+            </w:tcBorders>
+            <w:shd w:fill="FAFAFB" w:color="auto" w:val="clear"/>
+            <w:tcMar>
+              <w:top w:type="dxa" w:w="90"/>
+              <w:left w:type="dxa" w:w="110"/>
+              <w:bottom w:type="dxa" w:w="90"/>
+              <w:right w:type="dxa" w:w="110"/>
+            </w:tcMar>
+            <w:vAlign w:val="center"/>
+          </w:tcPr>
+          <w:p>
+            <w:pPr>
+              <w:bidi/>
+              <w:spacing w:after="0" w:before="0" w:line="300" w:lineRule="auto"/>
+              <w:jc w:val="start"/>
+            </w:pPr>
+            <w:r>
+              <w:rPr>
+                <w:rFonts w:ascii="Tahoma" w:cs="Tahoma" w:eastAsia="Tahoma" w:hAnsi="Tahoma"/>
+                <w:b/>
+                <w:bCs/>
+                <w:color w:val="2B2E30"/>
+                <w:sz w:val="18"/>
+                <w:szCs w:val="18"/>
+                <w:rtl/>
+              </w:rPr>
+              <w:t xml:space="preserve">سبتمبر 2026 — أول 27 يوماً — بعد الحملة بشهرين</w:t>
+            </w:r>
+          </w:p>
+        </w:tc>
+        <w:tc>
+          <w:tcPr>
+            <w:tcW w:type="dxa" w:w="650"/>
+            <w:tcBorders>
+              <w:top w:val="single" w:color="DEDFE1" w:sz="4"/>
+              <w:left w:val="single" w:color="DEDFE1" w:sz="4"/>
+              <w:bottom w:val="single" w:color="DEDFE1" w:sz="4"/>
+              <w:right w:val="single" w:color="DEDFE1" w:sz="4"/>
+            </w:tcBorders>
+            <w:shd w:fill="FAFAFB" w:color="auto" w:val="clear"/>
+            <w:tcMar>
+              <w:top w:type="dxa" w:w="90"/>
+              <w:left w:type="dxa" w:w="110"/>
+              <w:bottom w:type="dxa" w:w="90"/>
+              <w:right w:type="dxa" w:w="110"/>
+            </w:tcMar>
+            <w:vAlign w:val="center"/>
+          </w:tcPr>
+          <w:p>
+            <w:pPr>
+              <w:bidi/>
+              <w:spacing w:after="0" w:before="0" w:line="300" w:lineRule="auto"/>
+              <w:jc w:val="center"/>
+            </w:pPr>
+            <w:r>
+              <w:rPr>
+                <w:rFonts w:ascii="Tahoma" w:cs="Tahoma" w:eastAsia="Tahoma" w:hAnsi="Tahoma"/>
+                <w:b w:val="false"/>
+                <w:bCs w:val="false"/>
+                <w:color w:val="5E6265"/>
+                <w:sz w:val="18"/>
+                <w:szCs w:val="18"/>
+                <w:rtl/>
+              </w:rPr>
+              <w:t xml:space="preserve">27</w:t>
+            </w:r>
+          </w:p>
+        </w:tc>
+        <w:tc>
+          <w:tcPr>
+            <w:tcW w:type="dxa" w:w="1350"/>
+            <w:tcBorders>
+              <w:top w:val="single" w:color="DEDFE1" w:sz="4"/>
+              <w:left w:val="single" w:color="DEDFE1" w:sz="4"/>
+              <w:bottom w:val="single" w:color="DEDFE1" w:sz="4"/>
+              <w:right w:val="single" w:color="DEDFE1" w:sz="4"/>
+            </w:tcBorders>
+            <w:shd w:fill="FAFAFB" w:color="auto" w:val="clear"/>
+            <w:tcMar>
+              <w:top w:type="dxa" w:w="90"/>
+              <w:left w:type="dxa" w:w="110"/>
+              <w:bottom w:type="dxa" w:w="90"/>
+              <w:right w:type="dxa" w:w="110"/>
+            </w:tcMar>
+            <w:vAlign w:val="center"/>
+          </w:tcPr>
+          <w:p>
+            <w:pPr>
+              <w:bidi/>
+              <w:spacing w:after="0" w:before="0" w:line="300" w:lineRule="auto"/>
+              <w:jc w:val="center"/>
+            </w:pPr>
+            <w:r>
+              <w:rPr>
+                <w:rFonts w:ascii="Tahoma" w:cs="Tahoma" w:eastAsia="Tahoma" w:hAnsi="Tahoma"/>
+                <w:b w:val="false"/>
+                <w:bCs w:val="false"/>
+                <w:color w:val="5E6265"/>
+                <w:sz w:val="18"/>
+                <w:szCs w:val="18"/>
+                <w:rtl/>
+              </w:rPr>
+              <w:t xml:space="preserve">375,380</w:t>
+            </w:r>
+          </w:p>
+        </w:tc>
+        <w:tc>
+          <w:tcPr>
+            <w:tcW w:type="dxa" w:w="1250"/>
+            <w:tcBorders>
+              <w:top w:val="single" w:color="DEDFE1" w:sz="4"/>
+              <w:left w:val="single" w:color="DEDFE1" w:sz="4"/>
+              <w:bottom w:val="single" w:color="DEDFE1" w:sz="4"/>
+              <w:right w:val="single" w:color="DEDFE1" w:sz="4"/>
+            </w:tcBorders>
+            <w:shd w:fill="FAFAFB" w:color="auto" w:val="clear"/>
+            <w:tcMar>
+              <w:top w:type="dxa" w:w="90"/>
+              <w:left w:type="dxa" w:w="110"/>
+              <w:bottom w:type="dxa" w:w="90"/>
+              <w:right w:type="dxa" w:w="110"/>
+            </w:tcMar>
+            <w:vAlign w:val="center"/>
+          </w:tcPr>
+          <w:p>
+            <w:pPr>
+              <w:bidi/>
+              <w:spacing w:after="0" w:before="0" w:line="300" w:lineRule="auto"/>
+              <w:jc w:val="center"/>
+            </w:pPr>
+            <w:r>
+              <w:rPr>
+                <w:rFonts w:ascii="Tahoma" w:cs="Tahoma" w:eastAsia="Tahoma" w:hAnsi="Tahoma"/>
+                <w:b/>
+                <w:bCs/>
+                <w:color w:val="5E6265"/>
+                <w:sz w:val="18"/>
+                <w:szCs w:val="18"/>
+                <w:rtl/>
+              </w:rPr>
+              <w:t xml:space="preserve">13,903</w:t>
+            </w:r>
+          </w:p>
+        </w:tc>
+        <w:tc>
+          <w:tcPr>
+            <w:tcW w:type="dxa" w:w="1050"/>
+            <w:tcBorders>
+              <w:top w:val="single" w:color="DEDFE1" w:sz="4"/>
+              <w:left w:val="single" w:color="DEDFE1" w:sz="4"/>
+              <w:bottom w:val="single" w:color="DEDFE1" w:sz="4"/>
+              <w:right w:val="single" w:color="DEDFE1" w:sz="4"/>
+            </w:tcBorders>
+            <w:shd w:fill="FAFAFB" w:color="auto" w:val="clear"/>
+            <w:tcMar>
+              <w:top w:type="dxa" w:w="90"/>
+              <w:left w:type="dxa" w:w="110"/>
+              <w:bottom w:type="dxa" w:w="90"/>
+              <w:right w:type="dxa" w:w="110"/>
+            </w:tcMar>
+            <w:vAlign w:val="center"/>
+          </w:tcPr>
+          <w:p>
+            <w:pPr>
+              <w:bidi/>
+              <w:spacing w:after="0" w:before="0" w:line="300" w:lineRule="auto"/>
+              <w:jc w:val="center"/>
+            </w:pPr>
+            <w:r>
+              <w:rPr>
+                <w:rFonts w:ascii="Tahoma" w:cs="Tahoma" w:eastAsia="Tahoma" w:hAnsi="Tahoma"/>
+                <w:b/>
+                <w:bCs/>
+                <w:color w:val="C6486B"/>
+                <w:sz w:val="18"/>
+                <w:szCs w:val="18"/>
+                <w:rtl/>
+              </w:rPr>
+              <w:t xml:space="preserve">‎-4.4%‎</w:t>
+            </w:r>
+          </w:p>
+        </w:tc>
+        <w:tc>
+          <w:tcPr>
+            <w:tcW w:type="dxa" w:w="850"/>
+            <w:tcBorders>
+              <w:top w:val="single" w:color="DEDFE1" w:sz="4"/>
+              <w:left w:val="single" w:color="DEDFE1" w:sz="4"/>
+              <w:bottom w:val="single" w:color="DEDFE1" w:sz="4"/>
+              <w:right w:val="single" w:color="DEDFE1" w:sz="4"/>
+            </w:tcBorders>
+            <w:shd w:fill="FAFAFB" w:color="auto" w:val="clear"/>
+            <w:tcMar>
+              <w:top w:type="dxa" w:w="90"/>
+              <w:left w:type="dxa" w:w="110"/>
+              <w:bottom w:type="dxa" w:w="90"/>
+              <w:right w:type="dxa" w:w="110"/>
+            </w:tcMar>
+            <w:vAlign w:val="center"/>
+          </w:tcPr>
+          <w:p>
+            <w:pPr>
+              <w:bidi/>
+              <w:spacing w:after="0" w:before="0" w:line="300" w:lineRule="auto"/>
+              <w:jc w:val="center"/>
+            </w:pPr>
+            <w:r>
+              <w:rPr>
+                <w:rFonts w:ascii="Tahoma" w:cs="Tahoma" w:eastAsia="Tahoma" w:hAnsi="Tahoma"/>
+                <w:b w:val="false"/>
+                <w:bCs w:val="false"/>
+                <w:color w:val="5E6265"/>
+                <w:sz w:val="18"/>
+                <w:szCs w:val="18"/>
+                <w:rtl/>
+              </w:rPr>
+              <w:t xml:space="preserve">6,477</w:t>
+            </w:r>
+          </w:p>
+        </w:tc>
+        <w:tc>
+          <w:tcPr>
+            <w:tcW w:type="dxa" w:w="850"/>
+            <w:tcBorders>
+              <w:top w:val="single" w:color="DEDFE1" w:sz="4"/>
+              <w:left w:val="single" w:color="DEDFE1" w:sz="4"/>
+              <w:bottom w:val="single" w:color="DEDFE1" w:sz="4"/>
+              <w:right w:val="single" w:color="DEDFE1" w:sz="4"/>
+            </w:tcBorders>
+            <w:shd w:fill="FAFAFB" w:color="auto" w:val="clear"/>
+            <w:tcMar>
+              <w:top w:type="dxa" w:w="90"/>
+              <w:left w:type="dxa" w:w="110"/>
+              <w:bottom w:type="dxa" w:w="90"/>
+              <w:right w:type="dxa" w:w="110"/>
+            </w:tcMar>
+            <w:vAlign w:val="center"/>
+          </w:tcPr>
+          <w:p>
+            <w:pPr>
+              <w:bidi/>
+              <w:spacing w:after="0" w:before="0" w:line="300" w:lineRule="auto"/>
+              <w:jc w:val="center"/>
+            </w:pPr>
+            <w:r>
+              <w:rPr>
+                <w:rFonts w:ascii="Tahoma" w:cs="Tahoma" w:eastAsia="Tahoma" w:hAnsi="Tahoma"/>
+                <w:b w:val="false"/>
+                <w:bCs w:val="false"/>
+                <w:color w:val="5E6265"/>
+                <w:sz w:val="18"/>
+                <w:szCs w:val="18"/>
+                <w:rtl/>
+              </w:rPr>
+              <w:t xml:space="preserve">299</w:t>
+            </w:r>
+          </w:p>
+        </w:tc>
+        <w:tc>
+          <w:tcPr>
+            <w:tcW w:type="dxa" w:w="950"/>
+            <w:tcBorders>
+              <w:top w:val="single" w:color="DEDFE1" w:sz="4"/>
+              <w:left w:val="single" w:color="DEDFE1" w:sz="4"/>
+              <w:bottom w:val="single" w:color="DEDFE1" w:sz="4"/>
+              <w:right w:val="single" w:color="DEDFE1" w:sz="4"/>
+            </w:tcBorders>
+            <w:shd w:fill="FAFAFB" w:color="auto" w:val="clear"/>
+            <w:tcMar>
+              <w:top w:type="dxa" w:w="90"/>
+              <w:left w:type="dxa" w:w="110"/>
+              <w:bottom w:type="dxa" w:w="90"/>
+              <w:right w:type="dxa" w:w="110"/>
+            </w:tcMar>
+            <w:vAlign w:val="center"/>
+          </w:tcPr>
+          <w:p>
+            <w:pPr>
+              <w:bidi/>
+              <w:spacing w:after="0" w:before="0" w:line="300" w:lineRule="auto"/>
+              <w:jc w:val="center"/>
+            </w:pPr>
+            <w:r>
+              <w:rPr>
+                <w:rFonts w:ascii="Tahoma" w:cs="Tahoma" w:eastAsia="Tahoma" w:hAnsi="Tahoma"/>
+                <w:b w:val="false"/>
+                <w:bCs w:val="false"/>
+                <w:color w:val="5E6265"/>
+                <w:sz w:val="18"/>
+                <w:szCs w:val="18"/>
+                <w:rtl/>
+              </w:rPr>
+              <w:t xml:space="preserve">46.4</w:t>
+            </w:r>
+          </w:p>
+        </w:tc>
+      </w:tr>
+    </w:tbl>
+    <w:p>
+      <w:pPr>
+        <w:spacing w:after="120"/>
+      </w:pPr>
+    </w:p>
+    <w:p>
+      <w:pPr>
+        <w:bidi/>
+        <w:spacing w:after="50" w:before="60" w:line="240" w:lineRule="auto"/>
+        <w:jc w:val="center"/>
+      </w:pPr>
+      <w:r>
+        <w:drawing>
+          <wp:inline distT="0" distB="0" distL="0" distR="0">
+            <wp:extent cx="5905500" cy="2266950"/>
+            <wp:effectExtent t="0" r="0" b="0" l="0"/>
+            <wp:docPr id="1" name="" descr="" title=""/>
+            <wp:cNvGraphicFramePr>
+              <a:graphicFrameLocks xmlns:a="http://schemas.openxmlformats.org/drawingml/2006/main" noChangeAspect="1"/>
+            </wp:cNvGraphicFramePr>
+            <a:graphic xmlns:a="http://schemas.openxmlformats.org/drawingml/2006/main">
+              <a:graphicData uri="http://schemas.openxmlformats.org/drawingml/2006/picture">
+                <pic:pic xmlns:pic="http://schemas.openxmlformats.org/drawingml/2006/picture">
+                  <pic:nvPicPr>
+                    <pic:cNvPr id="0" name="" descr=""/>
+                    <pic:cNvPicPr>
+                      <a:picLocks noChangeAspect="1" noChangeArrowheads="1"/>
+                    </pic:cNvPicPr>
+                  </pic:nvPicPr>
+                  <pic:blipFill>
+                    <a:blip r:embed="rId12" cstate="none"/>
+                    <a:srcRect/>
+                    <a:stretch>
+                      <a:fillRect/>
+                    </a:stretch>
+                  </pic:blipFill>
+                  <pic:spPr bwMode="auto">
+                    <a:xfrm>
+                      <a:off x="0" y="0"/>
+                      <a:ext cx="5905500" cy="2266950"/>
+                    </a:xfrm>
+                    <a:prstGeom prst="rect">
+                      <a:avLst/>
+                    </a:prstGeom>
+                  </pic:spPr>
+                </pic:pic>
+              </a:graphicData>
+            </a:graphic>
+          </wp:inline>
+        </w:drawing>
+      </w:r>
+    </w:p>
+    <w:p>
+      <w:pPr>
+        <w:bidi/>
+        <w:spacing w:after="170" w:before="0" w:line="300" w:lineRule="auto"/>
+        <w:jc w:val="center"/>
+      </w:pPr>
+      <w:r>
+        <w:rPr>
+          <w:rFonts w:ascii="Tahoma" w:cs="Tahoma" w:eastAsia="Tahoma" w:hAnsi="Tahoma"/>
+          <w:b w:val="false"/>
+          <w:bCs w:val="false"/>
+          <w:color w:val="8E9295"/>
+          <w:sz w:val="16"/>
+          <w:szCs w:val="16"/>
+          <w:rtl/>
+        </w:rPr>
+        <w:t xml:space="preserve">مسار الإيراد اليومي أسبوعياً من قبل الحملة حتى نهاية سبتمبر. المصدر: بيانات معاملات المحطة.</w:t>
+      </w:r>
+    </w:p>
+    <w:p>
+      <w:pPr>
+        <w:keepNext/>
+        <w:bidi/>
+        <w:spacing w:after="70" w:before="150" w:line="300" w:lineRule="auto"/>
+        <w:jc w:val="start"/>
+      </w:pPr>
+      <w:r>
+        <w:rPr>
+          <w:rFonts w:ascii="DIN Next LT Arabic" w:cs="DIN Next LT Arabic" w:eastAsia="DIN Next LT Arabic" w:hAnsi="DIN Next LT Arabic"/>
+          <w:b/>
+          <w:bCs/>
+          <w:color w:val="2B2E30"/>
+          <w:sz w:val="22"/>
+          <w:szCs w:val="22"/>
+          <w:rtl/>
+        </w:rPr>
         <w:t xml:space="preserve">ما لم يتحقق في هذه الحملة · المبرر والإجراء التصحيحي</w:t>
       </w:r>
     </w:p>
@@ -14440,7 +18041,7 @@
                     </pic:cNvPicPr>
                   </pic:nvPicPr>
                   <pic:blipFill>
-                    <a:blip r:embed="rId12" cstate="none"/>
+                    <a:blip r:embed="rId13" cstate="none"/>
                     <a:srcRect/>
                     <a:stretch>
                       <a:fillRect/>
@@ -17996,7 +21597,7 @@
                     </pic:cNvPicPr>
                   </pic:nvPicPr>
                   <pic:blipFill>
-                    <a:blip r:embed="rId13" cstate="none"/>
+                    <a:blip r:embed="rId14" cstate="none"/>
                     <a:srcRect/>
                     <a:stretch>
                       <a:fillRect/>
@@ -18035,6 +21636,1053 @@
           <w:rtl/>
         </w:rPr>
         <w:t xml:space="preserve">الإيراد اليومي عبر أغسطس وموقع الحملة منه. المصدر: بيانات معاملات المحطة.</w:t>
+      </w:r>
+    </w:p>
+    <w:p>
+      <w:pPr>
+        <w:keepNext/>
+        <w:bidi/>
+        <w:spacing w:after="70" w:before="150" w:line="300" w:lineRule="auto"/>
+        <w:jc w:val="start"/>
+      </w:pPr>
+      <w:r>
+        <w:rPr>
+          <w:rFonts w:ascii="DIN Next LT Arabic" w:cs="DIN Next LT Arabic" w:eastAsia="DIN Next LT Arabic" w:hAnsi="DIN Next LT Arabic"/>
+          <w:b/>
+          <w:bCs/>
+          <w:color w:val="2B2E30"/>
+          <w:sz w:val="22"/>
+          <w:szCs w:val="22"/>
+          <w:rtl/>
+        </w:rPr>
+        <w:t xml:space="preserve">الأداء الشهري — قبل الحملة · شهرها · بعدها</w:t>
+      </w:r>
+    </w:p>
+    <w:p>
+      <w:pPr>
+        <w:bidi/>
+        <w:spacing w:after="110" w:before="0" w:line="300" w:lineRule="auto"/>
+        <w:jc w:val="start"/>
+      </w:pPr>
+      <w:r>
+        <w:rPr>
+          <w:rFonts w:ascii="Tahoma" w:cs="Tahoma" w:eastAsia="Tahoma" w:hAnsi="Tahoma"/>
+          <w:b w:val="false"/>
+          <w:bCs w:val="false"/>
+          <w:color w:val="8E9295"/>
+          <w:sz w:val="16"/>
+          <w:szCs w:val="16"/>
+          <w:rtl/>
+        </w:rPr>
+        <w:t xml:space="preserve">المحطة افتُتحت في 6 أغسطس، فلا يوجد لها شهر «قبل الحملة» — المقارنة بين شهر الافتتاح والحملة (أغسطس) وأول شهر كامل بعدهما (سبتمبر). ارتفع متوسط الإيراد اليومي ‎29.6%‎، والنمو كله من عدد الفواتير (‎+33.6%‎) لا من قيمة الفاتورة التي تراجعت من 54.5 إلى 52.9 ر.س.</w:t>
+      </w:r>
+    </w:p>
+    <w:tbl>
+      <w:tblPr>
+        <w:bidiVisual/>
+        <w:tblW w:type="dxa" w:w="9648"/>
+        <w:tblBorders>
+          <w:top w:val="single" w:color="auto" w:sz="4"/>
+          <w:left w:val="single" w:color="auto" w:sz="4"/>
+          <w:bottom w:val="single" w:color="auto" w:sz="4"/>
+          <w:right w:val="single" w:color="auto" w:sz="4"/>
+          <w:insideH w:val="single" w:color="auto" w:sz="4"/>
+          <w:insideV w:val="single" w:color="auto" w:sz="4"/>
+        </w:tblBorders>
+      </w:tblPr>
+      <w:tblGrid>
+        <w:gridCol w:w="2698"/>
+        <w:gridCol w:w="650"/>
+        <w:gridCol w:w="1350"/>
+        <w:gridCol w:w="1250"/>
+        <w:gridCol w:w="1050"/>
+        <w:gridCol w:w="850"/>
+        <w:gridCol w:w="850"/>
+        <w:gridCol w:w="950"/>
+      </w:tblGrid>
+      <w:tr>
+        <w:trPr>
+          <w:tblHeader/>
+        </w:trPr>
+        <w:tc>
+          <w:tcPr>
+            <w:tcW w:type="dxa" w:w="2698"/>
+            <w:tcBorders>
+              <w:top w:val="single" w:color="DEDFE1" w:sz="4"/>
+              <w:left w:val="single" w:color="DEDFE1" w:sz="4"/>
+              <w:bottom w:val="single" w:color="DEDFE1" w:sz="4"/>
+              <w:right w:val="single" w:color="DEDFE1" w:sz="4"/>
+            </w:tcBorders>
+            <w:shd w:fill="F1F2F3" w:color="auto" w:val="clear"/>
+            <w:tcMar>
+              <w:top w:type="dxa" w:w="90"/>
+              <w:left w:type="dxa" w:w="110"/>
+              <w:bottom w:type="dxa" w:w="90"/>
+              <w:right w:type="dxa" w:w="110"/>
+            </w:tcMar>
+            <w:vAlign w:val="center"/>
+          </w:tcPr>
+          <w:p>
+            <w:pPr>
+              <w:bidi/>
+              <w:spacing w:after="0" w:before="0" w:line="300" w:lineRule="auto"/>
+              <w:jc w:val="start"/>
+            </w:pPr>
+            <w:r>
+              <w:rPr>
+                <w:rFonts w:ascii="DIN Next LT Arabic" w:cs="DIN Next LT Arabic" w:eastAsia="DIN Next LT Arabic" w:hAnsi="DIN Next LT Arabic"/>
+                <w:b/>
+                <w:bCs/>
+                <w:color w:val="5E6265"/>
+                <w:sz w:val="17"/>
+                <w:szCs w:val="17"/>
+                <w:rtl/>
+              </w:rPr>
+              <w:t xml:space="preserve">الشهر والمرحلة</w:t>
+            </w:r>
+          </w:p>
+        </w:tc>
+        <w:tc>
+          <w:tcPr>
+            <w:tcW w:type="dxa" w:w="650"/>
+            <w:tcBorders>
+              <w:top w:val="single" w:color="DEDFE1" w:sz="4"/>
+              <w:left w:val="single" w:color="DEDFE1" w:sz="4"/>
+              <w:bottom w:val="single" w:color="DEDFE1" w:sz="4"/>
+              <w:right w:val="single" w:color="DEDFE1" w:sz="4"/>
+            </w:tcBorders>
+            <w:shd w:fill="F1F2F3" w:color="auto" w:val="clear"/>
+            <w:tcMar>
+              <w:top w:type="dxa" w:w="90"/>
+              <w:left w:type="dxa" w:w="110"/>
+              <w:bottom w:type="dxa" w:w="90"/>
+              <w:right w:type="dxa" w:w="110"/>
+            </w:tcMar>
+            <w:vAlign w:val="center"/>
+          </w:tcPr>
+          <w:p>
+            <w:pPr>
+              <w:bidi/>
+              <w:spacing w:after="0" w:before="0" w:line="300" w:lineRule="auto"/>
+              <w:jc w:val="center"/>
+            </w:pPr>
+            <w:r>
+              <w:rPr>
+                <w:rFonts w:ascii="DIN Next LT Arabic" w:cs="DIN Next LT Arabic" w:eastAsia="DIN Next LT Arabic" w:hAnsi="DIN Next LT Arabic"/>
+                <w:b/>
+                <w:bCs/>
+                <w:color w:val="5E6265"/>
+                <w:sz w:val="17"/>
+                <w:szCs w:val="17"/>
+                <w:rtl/>
+              </w:rPr>
+              <w:t xml:space="preserve">الأيام</w:t>
+            </w:r>
+          </w:p>
+        </w:tc>
+        <w:tc>
+          <w:tcPr>
+            <w:tcW w:type="dxa" w:w="1350"/>
+            <w:tcBorders>
+              <w:top w:val="single" w:color="DEDFE1" w:sz="4"/>
+              <w:left w:val="single" w:color="DEDFE1" w:sz="4"/>
+              <w:bottom w:val="single" w:color="DEDFE1" w:sz="4"/>
+              <w:right w:val="single" w:color="DEDFE1" w:sz="4"/>
+            </w:tcBorders>
+            <w:shd w:fill="F1F2F3" w:color="auto" w:val="clear"/>
+            <w:tcMar>
+              <w:top w:type="dxa" w:w="90"/>
+              <w:left w:type="dxa" w:w="110"/>
+              <w:bottom w:type="dxa" w:w="90"/>
+              <w:right w:type="dxa" w:w="110"/>
+            </w:tcMar>
+            <w:vAlign w:val="center"/>
+          </w:tcPr>
+          <w:p>
+            <w:pPr>
+              <w:bidi/>
+              <w:spacing w:after="0" w:before="0" w:line="300" w:lineRule="auto"/>
+              <w:jc w:val="center"/>
+            </w:pPr>
+            <w:r>
+              <w:rPr>
+                <w:rFonts w:ascii="DIN Next LT Arabic" w:cs="DIN Next LT Arabic" w:eastAsia="DIN Next LT Arabic" w:hAnsi="DIN Next LT Arabic"/>
+                <w:b/>
+                <w:bCs/>
+                <w:color w:val="5E6265"/>
+                <w:sz w:val="17"/>
+                <w:szCs w:val="17"/>
+                <w:rtl/>
+              </w:rPr>
+              <w:t xml:space="preserve">الإيراد (ر.س)</w:t>
+            </w:r>
+          </w:p>
+        </w:tc>
+        <w:tc>
+          <w:tcPr>
+            <w:tcW w:type="dxa" w:w="1250"/>
+            <w:tcBorders>
+              <w:top w:val="single" w:color="DEDFE1" w:sz="4"/>
+              <w:left w:val="single" w:color="DEDFE1" w:sz="4"/>
+              <w:bottom w:val="single" w:color="DEDFE1" w:sz="4"/>
+              <w:right w:val="single" w:color="DEDFE1" w:sz="4"/>
+            </w:tcBorders>
+            <w:shd w:fill="F1F2F3" w:color="auto" w:val="clear"/>
+            <w:tcMar>
+              <w:top w:type="dxa" w:w="90"/>
+              <w:left w:type="dxa" w:w="110"/>
+              <w:bottom w:type="dxa" w:w="90"/>
+              <w:right w:type="dxa" w:w="110"/>
+            </w:tcMar>
+            <w:vAlign w:val="center"/>
+          </w:tcPr>
+          <w:p>
+            <w:pPr>
+              <w:bidi/>
+              <w:spacing w:after="0" w:before="0" w:line="300" w:lineRule="auto"/>
+              <w:jc w:val="center"/>
+            </w:pPr>
+            <w:r>
+              <w:rPr>
+                <w:rFonts w:ascii="DIN Next LT Arabic" w:cs="DIN Next LT Arabic" w:eastAsia="DIN Next LT Arabic" w:hAnsi="DIN Next LT Arabic"/>
+                <w:b/>
+                <w:bCs/>
+                <w:color w:val="5E6265"/>
+                <w:sz w:val="17"/>
+                <w:szCs w:val="17"/>
+                <w:rtl/>
+              </w:rPr>
+              <w:t xml:space="preserve">متوسط يومي</w:t>
+            </w:r>
+          </w:p>
+        </w:tc>
+        <w:tc>
+          <w:tcPr>
+            <w:tcW w:type="dxa" w:w="1050"/>
+            <w:tcBorders>
+              <w:top w:val="single" w:color="DEDFE1" w:sz="4"/>
+              <w:left w:val="single" w:color="DEDFE1" w:sz="4"/>
+              <w:bottom w:val="single" w:color="DEDFE1" w:sz="4"/>
+              <w:right w:val="single" w:color="DEDFE1" w:sz="4"/>
+            </w:tcBorders>
+            <w:shd w:fill="F1F2F3" w:color="auto" w:val="clear"/>
+            <w:tcMar>
+              <w:top w:type="dxa" w:w="90"/>
+              <w:left w:type="dxa" w:w="110"/>
+              <w:bottom w:type="dxa" w:w="90"/>
+              <w:right w:type="dxa" w:w="110"/>
+            </w:tcMar>
+            <w:vAlign w:val="center"/>
+          </w:tcPr>
+          <w:p>
+            <w:pPr>
+              <w:bidi/>
+              <w:spacing w:after="0" w:before="0" w:line="300" w:lineRule="auto"/>
+              <w:jc w:val="center"/>
+            </w:pPr>
+            <w:r>
+              <w:rPr>
+                <w:rFonts w:ascii="DIN Next LT Arabic" w:cs="DIN Next LT Arabic" w:eastAsia="DIN Next LT Arabic" w:hAnsi="DIN Next LT Arabic"/>
+                <w:b/>
+                <w:bCs/>
+                <w:color w:val="5E6265"/>
+                <w:sz w:val="17"/>
+                <w:szCs w:val="17"/>
+                <w:rtl/>
+              </w:rPr>
+              <w:t xml:space="preserve">التغير</w:t>
+            </w:r>
+          </w:p>
+        </w:tc>
+        <w:tc>
+          <w:tcPr>
+            <w:tcW w:type="dxa" w:w="850"/>
+            <w:tcBorders>
+              <w:top w:val="single" w:color="DEDFE1" w:sz="4"/>
+              <w:left w:val="single" w:color="DEDFE1" w:sz="4"/>
+              <w:bottom w:val="single" w:color="DEDFE1" w:sz="4"/>
+              <w:right w:val="single" w:color="DEDFE1" w:sz="4"/>
+            </w:tcBorders>
+            <w:shd w:fill="F1F2F3" w:color="auto" w:val="clear"/>
+            <w:tcMar>
+              <w:top w:type="dxa" w:w="90"/>
+              <w:left w:type="dxa" w:w="110"/>
+              <w:bottom w:type="dxa" w:w="90"/>
+              <w:right w:type="dxa" w:w="110"/>
+            </w:tcMar>
+            <w:vAlign w:val="center"/>
+          </w:tcPr>
+          <w:p>
+            <w:pPr>
+              <w:bidi/>
+              <w:spacing w:after="0" w:before="0" w:line="300" w:lineRule="auto"/>
+              <w:jc w:val="center"/>
+            </w:pPr>
+            <w:r>
+              <w:rPr>
+                <w:rFonts w:ascii="DIN Next LT Arabic" w:cs="DIN Next LT Arabic" w:eastAsia="DIN Next LT Arabic" w:hAnsi="DIN Next LT Arabic"/>
+                <w:b/>
+                <w:bCs/>
+                <w:color w:val="5E6265"/>
+                <w:sz w:val="17"/>
+                <w:szCs w:val="17"/>
+                <w:rtl/>
+              </w:rPr>
+              <w:t xml:space="preserve">لتر/يوم</w:t>
+            </w:r>
+          </w:p>
+        </w:tc>
+        <w:tc>
+          <w:tcPr>
+            <w:tcW w:type="dxa" w:w="850"/>
+            <w:tcBorders>
+              <w:top w:val="single" w:color="DEDFE1" w:sz="4"/>
+              <w:left w:val="single" w:color="DEDFE1" w:sz="4"/>
+              <w:bottom w:val="single" w:color="DEDFE1" w:sz="4"/>
+              <w:right w:val="single" w:color="DEDFE1" w:sz="4"/>
+            </w:tcBorders>
+            <w:shd w:fill="F1F2F3" w:color="auto" w:val="clear"/>
+            <w:tcMar>
+              <w:top w:type="dxa" w:w="90"/>
+              <w:left w:type="dxa" w:w="110"/>
+              <w:bottom w:type="dxa" w:w="90"/>
+              <w:right w:type="dxa" w:w="110"/>
+            </w:tcMar>
+            <w:vAlign w:val="center"/>
+          </w:tcPr>
+          <w:p>
+            <w:pPr>
+              <w:bidi/>
+              <w:spacing w:after="0" w:before="0" w:line="300" w:lineRule="auto"/>
+              <w:jc w:val="center"/>
+            </w:pPr>
+            <w:r>
+              <w:rPr>
+                <w:rFonts w:ascii="DIN Next LT Arabic" w:cs="DIN Next LT Arabic" w:eastAsia="DIN Next LT Arabic" w:hAnsi="DIN Next LT Arabic"/>
+                <w:b/>
+                <w:bCs/>
+                <w:color w:val="5E6265"/>
+                <w:sz w:val="17"/>
+                <w:szCs w:val="17"/>
+                <w:rtl/>
+              </w:rPr>
+              <w:t xml:space="preserve">فاتورة/يوم</w:t>
+            </w:r>
+          </w:p>
+        </w:tc>
+        <w:tc>
+          <w:tcPr>
+            <w:tcW w:type="dxa" w:w="950"/>
+            <w:tcBorders>
+              <w:top w:val="single" w:color="DEDFE1" w:sz="4"/>
+              <w:left w:val="single" w:color="DEDFE1" w:sz="4"/>
+              <w:bottom w:val="single" w:color="DEDFE1" w:sz="4"/>
+              <w:right w:val="single" w:color="DEDFE1" w:sz="4"/>
+            </w:tcBorders>
+            <w:shd w:fill="F1F2F3" w:color="auto" w:val="clear"/>
+            <w:tcMar>
+              <w:top w:type="dxa" w:w="90"/>
+              <w:left w:type="dxa" w:w="110"/>
+              <w:bottom w:type="dxa" w:w="90"/>
+              <w:right w:type="dxa" w:w="110"/>
+            </w:tcMar>
+            <w:vAlign w:val="center"/>
+          </w:tcPr>
+          <w:p>
+            <w:pPr>
+              <w:bidi/>
+              <w:spacing w:after="0" w:before="0" w:line="300" w:lineRule="auto"/>
+              <w:jc w:val="center"/>
+            </w:pPr>
+            <w:r>
+              <w:rPr>
+                <w:rFonts w:ascii="DIN Next LT Arabic" w:cs="DIN Next LT Arabic" w:eastAsia="DIN Next LT Arabic" w:hAnsi="DIN Next LT Arabic"/>
+                <w:b/>
+                <w:bCs/>
+                <w:color w:val="5E6265"/>
+                <w:sz w:val="17"/>
+                <w:szCs w:val="17"/>
+                <w:rtl/>
+              </w:rPr>
+              <w:t xml:space="preserve">الفاتورة</w:t>
+            </w:r>
+          </w:p>
+        </w:tc>
+      </w:tr>
+      <w:tr>
+        <w:tc>
+          <w:tcPr>
+            <w:tcW w:type="dxa" w:w="2698"/>
+            <w:tcBorders>
+              <w:top w:val="single" w:color="DEDFE1" w:sz="4"/>
+              <w:left w:val="single" w:color="DEDFE1" w:sz="4"/>
+              <w:bottom w:val="single" w:color="DEDFE1" w:sz="4"/>
+              <w:right w:val="single" w:color="DEDFE1" w:sz="4"/>
+            </w:tcBorders>
+            <w:tcMar>
+              <w:top w:type="dxa" w:w="90"/>
+              <w:left w:type="dxa" w:w="110"/>
+              <w:bottom w:type="dxa" w:w="90"/>
+              <w:right w:type="dxa" w:w="110"/>
+            </w:tcMar>
+            <w:vAlign w:val="center"/>
+          </w:tcPr>
+          <w:p>
+            <w:pPr>
+              <w:bidi/>
+              <w:spacing w:after="0" w:before="0" w:line="300" w:lineRule="auto"/>
+              <w:jc w:val="start"/>
+            </w:pPr>
+            <w:r>
+              <w:rPr>
+                <w:rFonts w:ascii="Tahoma" w:cs="Tahoma" w:eastAsia="Tahoma" w:hAnsi="Tahoma"/>
+                <w:b/>
+                <w:bCs/>
+                <w:color w:val="2B2E30"/>
+                <w:sz w:val="18"/>
+                <w:szCs w:val="18"/>
+                <w:rtl/>
+              </w:rPr>
+              <w:t xml:space="preserve">أغسطس 2026 (من الافتتاح 6 أغسطس) — شهر الافتتاح والحملة (22 أغسطس)</w:t>
+            </w:r>
+          </w:p>
+        </w:tc>
+        <w:tc>
+          <w:tcPr>
+            <w:tcW w:type="dxa" w:w="650"/>
+            <w:tcBorders>
+              <w:top w:val="single" w:color="DEDFE1" w:sz="4"/>
+              <w:left w:val="single" w:color="DEDFE1" w:sz="4"/>
+              <w:bottom w:val="single" w:color="DEDFE1" w:sz="4"/>
+              <w:right w:val="single" w:color="DEDFE1" w:sz="4"/>
+            </w:tcBorders>
+            <w:tcMar>
+              <w:top w:type="dxa" w:w="90"/>
+              <w:left w:type="dxa" w:w="110"/>
+              <w:bottom w:type="dxa" w:w="90"/>
+              <w:right w:type="dxa" w:w="110"/>
+            </w:tcMar>
+            <w:vAlign w:val="center"/>
+          </w:tcPr>
+          <w:p>
+            <w:pPr>
+              <w:bidi/>
+              <w:spacing w:after="0" w:before="0" w:line="300" w:lineRule="auto"/>
+              <w:jc w:val="center"/>
+            </w:pPr>
+            <w:r>
+              <w:rPr>
+                <w:rFonts w:ascii="Tahoma" w:cs="Tahoma" w:eastAsia="Tahoma" w:hAnsi="Tahoma"/>
+                <w:b w:val="false"/>
+                <w:bCs w:val="false"/>
+                <w:color w:val="5E6265"/>
+                <w:sz w:val="18"/>
+                <w:szCs w:val="18"/>
+                <w:rtl/>
+              </w:rPr>
+              <w:t xml:space="preserve">25</w:t>
+            </w:r>
+          </w:p>
+        </w:tc>
+        <w:tc>
+          <w:tcPr>
+            <w:tcW w:type="dxa" w:w="1350"/>
+            <w:tcBorders>
+              <w:top w:val="single" w:color="DEDFE1" w:sz="4"/>
+              <w:left w:val="single" w:color="DEDFE1" w:sz="4"/>
+              <w:bottom w:val="single" w:color="DEDFE1" w:sz="4"/>
+              <w:right w:val="single" w:color="DEDFE1" w:sz="4"/>
+            </w:tcBorders>
+            <w:tcMar>
+              <w:top w:type="dxa" w:w="90"/>
+              <w:left w:type="dxa" w:w="110"/>
+              <w:bottom w:type="dxa" w:w="90"/>
+              <w:right w:type="dxa" w:w="110"/>
+            </w:tcMar>
+            <w:vAlign w:val="center"/>
+          </w:tcPr>
+          <w:p>
+            <w:pPr>
+              <w:bidi/>
+              <w:spacing w:after="0" w:before="0" w:line="300" w:lineRule="auto"/>
+              <w:jc w:val="center"/>
+            </w:pPr>
+            <w:r>
+              <w:rPr>
+                <w:rFonts w:ascii="Tahoma" w:cs="Tahoma" w:eastAsia="Tahoma" w:hAnsi="Tahoma"/>
+                <w:b w:val="false"/>
+                <w:bCs w:val="false"/>
+                <w:color w:val="5E6265"/>
+                <w:sz w:val="18"/>
+                <w:szCs w:val="18"/>
+                <w:rtl/>
+              </w:rPr>
+              <w:t xml:space="preserve">389,261</w:t>
+            </w:r>
+          </w:p>
+        </w:tc>
+        <w:tc>
+          <w:tcPr>
+            <w:tcW w:type="dxa" w:w="1250"/>
+            <w:tcBorders>
+              <w:top w:val="single" w:color="DEDFE1" w:sz="4"/>
+              <w:left w:val="single" w:color="DEDFE1" w:sz="4"/>
+              <w:bottom w:val="single" w:color="DEDFE1" w:sz="4"/>
+              <w:right w:val="single" w:color="DEDFE1" w:sz="4"/>
+            </w:tcBorders>
+            <w:tcMar>
+              <w:top w:type="dxa" w:w="90"/>
+              <w:left w:type="dxa" w:w="110"/>
+              <w:bottom w:type="dxa" w:w="90"/>
+              <w:right w:type="dxa" w:w="110"/>
+            </w:tcMar>
+            <w:vAlign w:val="center"/>
+          </w:tcPr>
+          <w:p>
+            <w:pPr>
+              <w:bidi/>
+              <w:spacing w:after="0" w:before="0" w:line="300" w:lineRule="auto"/>
+              <w:jc w:val="center"/>
+            </w:pPr>
+            <w:r>
+              <w:rPr>
+                <w:rFonts w:ascii="Tahoma" w:cs="Tahoma" w:eastAsia="Tahoma" w:hAnsi="Tahoma"/>
+                <w:b/>
+                <w:bCs/>
+                <w:color w:val="5E6265"/>
+                <w:sz w:val="18"/>
+                <w:szCs w:val="18"/>
+                <w:rtl/>
+              </w:rPr>
+              <w:t xml:space="preserve">15,570</w:t>
+            </w:r>
+          </w:p>
+        </w:tc>
+        <w:tc>
+          <w:tcPr>
+            <w:tcW w:type="dxa" w:w="1050"/>
+            <w:tcBorders>
+              <w:top w:val="single" w:color="DEDFE1" w:sz="4"/>
+              <w:left w:val="single" w:color="DEDFE1" w:sz="4"/>
+              <w:bottom w:val="single" w:color="DEDFE1" w:sz="4"/>
+              <w:right w:val="single" w:color="DEDFE1" w:sz="4"/>
+            </w:tcBorders>
+            <w:tcMar>
+              <w:top w:type="dxa" w:w="90"/>
+              <w:left w:type="dxa" w:w="110"/>
+              <w:bottom w:type="dxa" w:w="90"/>
+              <w:right w:type="dxa" w:w="110"/>
+            </w:tcMar>
+            <w:vAlign w:val="center"/>
+          </w:tcPr>
+          <w:p>
+            <w:pPr>
+              <w:bidi/>
+              <w:spacing w:after="0" w:before="0" w:line="300" w:lineRule="auto"/>
+              <w:jc w:val="center"/>
+            </w:pPr>
+            <w:r>
+              <w:rPr>
+                <w:rFonts w:ascii="Tahoma" w:cs="Tahoma" w:eastAsia="Tahoma" w:hAnsi="Tahoma"/>
+                <w:b w:val="false"/>
+                <w:bCs w:val="false"/>
+                <w:color w:val="5E6265"/>
+                <w:sz w:val="18"/>
+                <w:szCs w:val="18"/>
+                <w:rtl/>
+              </w:rPr>
+              <w:t xml:space="preserve">—</w:t>
+            </w:r>
+          </w:p>
+        </w:tc>
+        <w:tc>
+          <w:tcPr>
+            <w:tcW w:type="dxa" w:w="850"/>
+            <w:tcBorders>
+              <w:top w:val="single" w:color="DEDFE1" w:sz="4"/>
+              <w:left w:val="single" w:color="DEDFE1" w:sz="4"/>
+              <w:bottom w:val="single" w:color="DEDFE1" w:sz="4"/>
+              <w:right w:val="single" w:color="DEDFE1" w:sz="4"/>
+            </w:tcBorders>
+            <w:tcMar>
+              <w:top w:type="dxa" w:w="90"/>
+              <w:left w:type="dxa" w:w="110"/>
+              <w:bottom w:type="dxa" w:w="90"/>
+              <w:right w:type="dxa" w:w="110"/>
+            </w:tcMar>
+            <w:vAlign w:val="center"/>
+          </w:tcPr>
+          <w:p>
+            <w:pPr>
+              <w:bidi/>
+              <w:spacing w:after="0" w:before="0" w:line="300" w:lineRule="auto"/>
+              <w:jc w:val="center"/>
+            </w:pPr>
+            <w:r>
+              <w:rPr>
+                <w:rFonts w:ascii="Tahoma" w:cs="Tahoma" w:eastAsia="Tahoma" w:hAnsi="Tahoma"/>
+                <w:b w:val="false"/>
+                <w:bCs w:val="false"/>
+                <w:color w:val="5E6265"/>
+                <w:sz w:val="18"/>
+                <w:szCs w:val="18"/>
+                <w:rtl/>
+              </w:rPr>
+              <w:t xml:space="preserve">7,018</w:t>
+            </w:r>
+          </w:p>
+        </w:tc>
+        <w:tc>
+          <w:tcPr>
+            <w:tcW w:type="dxa" w:w="850"/>
+            <w:tcBorders>
+              <w:top w:val="single" w:color="DEDFE1" w:sz="4"/>
+              <w:left w:val="single" w:color="DEDFE1" w:sz="4"/>
+              <w:bottom w:val="single" w:color="DEDFE1" w:sz="4"/>
+              <w:right w:val="single" w:color="DEDFE1" w:sz="4"/>
+            </w:tcBorders>
+            <w:tcMar>
+              <w:top w:type="dxa" w:w="90"/>
+              <w:left w:type="dxa" w:w="110"/>
+              <w:bottom w:type="dxa" w:w="90"/>
+              <w:right w:type="dxa" w:w="110"/>
+            </w:tcMar>
+            <w:vAlign w:val="center"/>
+          </w:tcPr>
+          <w:p>
+            <w:pPr>
+              <w:bidi/>
+              <w:spacing w:after="0" w:before="0" w:line="300" w:lineRule="auto"/>
+              <w:jc w:val="center"/>
+            </w:pPr>
+            <w:r>
+              <w:rPr>
+                <w:rFonts w:ascii="Tahoma" w:cs="Tahoma" w:eastAsia="Tahoma" w:hAnsi="Tahoma"/>
+                <w:b w:val="false"/>
+                <w:bCs w:val="false"/>
+                <w:color w:val="5E6265"/>
+                <w:sz w:val="18"/>
+                <w:szCs w:val="18"/>
+                <w:rtl/>
+              </w:rPr>
+              <w:t xml:space="preserve">286</w:t>
+            </w:r>
+          </w:p>
+        </w:tc>
+        <w:tc>
+          <w:tcPr>
+            <w:tcW w:type="dxa" w:w="950"/>
+            <w:tcBorders>
+              <w:top w:val="single" w:color="DEDFE1" w:sz="4"/>
+              <w:left w:val="single" w:color="DEDFE1" w:sz="4"/>
+              <w:bottom w:val="single" w:color="DEDFE1" w:sz="4"/>
+              <w:right w:val="single" w:color="DEDFE1" w:sz="4"/>
+            </w:tcBorders>
+            <w:tcMar>
+              <w:top w:type="dxa" w:w="90"/>
+              <w:left w:type="dxa" w:w="110"/>
+              <w:bottom w:type="dxa" w:w="90"/>
+              <w:right w:type="dxa" w:w="110"/>
+            </w:tcMar>
+            <w:vAlign w:val="center"/>
+          </w:tcPr>
+          <w:p>
+            <w:pPr>
+              <w:bidi/>
+              <w:spacing w:after="0" w:before="0" w:line="300" w:lineRule="auto"/>
+              <w:jc w:val="center"/>
+            </w:pPr>
+            <w:r>
+              <w:rPr>
+                <w:rFonts w:ascii="Tahoma" w:cs="Tahoma" w:eastAsia="Tahoma" w:hAnsi="Tahoma"/>
+                <w:b w:val="false"/>
+                <w:bCs w:val="false"/>
+                <w:color w:val="5E6265"/>
+                <w:sz w:val="18"/>
+                <w:szCs w:val="18"/>
+                <w:rtl/>
+              </w:rPr>
+              <w:t xml:space="preserve">54.5</w:t>
+            </w:r>
+          </w:p>
+        </w:tc>
+      </w:tr>
+      <w:tr>
+        <w:tc>
+          <w:tcPr>
+            <w:tcW w:type="dxa" w:w="2698"/>
+            <w:tcBorders>
+              <w:top w:val="single" w:color="DEDFE1" w:sz="4"/>
+              <w:left w:val="single" w:color="DEDFE1" w:sz="4"/>
+              <w:bottom w:val="single" w:color="DEDFE1" w:sz="4"/>
+              <w:right w:val="single" w:color="DEDFE1" w:sz="4"/>
+            </w:tcBorders>
+            <w:shd w:fill="FAFAFB" w:color="auto" w:val="clear"/>
+            <w:tcMar>
+              <w:top w:type="dxa" w:w="90"/>
+              <w:left w:type="dxa" w:w="110"/>
+              <w:bottom w:type="dxa" w:w="90"/>
+              <w:right w:type="dxa" w:w="110"/>
+            </w:tcMar>
+            <w:vAlign w:val="center"/>
+          </w:tcPr>
+          <w:p>
+            <w:pPr>
+              <w:bidi/>
+              <w:spacing w:after="0" w:before="0" w:line="300" w:lineRule="auto"/>
+              <w:jc w:val="start"/>
+            </w:pPr>
+            <w:r>
+              <w:rPr>
+                <w:rFonts w:ascii="Tahoma" w:cs="Tahoma" w:eastAsia="Tahoma" w:hAnsi="Tahoma"/>
+                <w:b/>
+                <w:bCs/>
+                <w:color w:val="2B2E30"/>
+                <w:sz w:val="18"/>
+                <w:szCs w:val="18"/>
+                <w:rtl/>
+              </w:rPr>
+              <w:t xml:space="preserve">سبتمبر 2026 — أول 27 يوماً — بعد الحملة</w:t>
+            </w:r>
+          </w:p>
+        </w:tc>
+        <w:tc>
+          <w:tcPr>
+            <w:tcW w:type="dxa" w:w="650"/>
+            <w:tcBorders>
+              <w:top w:val="single" w:color="DEDFE1" w:sz="4"/>
+              <w:left w:val="single" w:color="DEDFE1" w:sz="4"/>
+              <w:bottom w:val="single" w:color="DEDFE1" w:sz="4"/>
+              <w:right w:val="single" w:color="DEDFE1" w:sz="4"/>
+            </w:tcBorders>
+            <w:shd w:fill="FAFAFB" w:color="auto" w:val="clear"/>
+            <w:tcMar>
+              <w:top w:type="dxa" w:w="90"/>
+              <w:left w:type="dxa" w:w="110"/>
+              <w:bottom w:type="dxa" w:w="90"/>
+              <w:right w:type="dxa" w:w="110"/>
+            </w:tcMar>
+            <w:vAlign w:val="center"/>
+          </w:tcPr>
+          <w:p>
+            <w:pPr>
+              <w:bidi/>
+              <w:spacing w:after="0" w:before="0" w:line="300" w:lineRule="auto"/>
+              <w:jc w:val="center"/>
+            </w:pPr>
+            <w:r>
+              <w:rPr>
+                <w:rFonts w:ascii="Tahoma" w:cs="Tahoma" w:eastAsia="Tahoma" w:hAnsi="Tahoma"/>
+                <w:b w:val="false"/>
+                <w:bCs w:val="false"/>
+                <w:color w:val="5E6265"/>
+                <w:sz w:val="18"/>
+                <w:szCs w:val="18"/>
+                <w:rtl/>
+              </w:rPr>
+              <w:t xml:space="preserve">27</w:t>
+            </w:r>
+          </w:p>
+        </w:tc>
+        <w:tc>
+          <w:tcPr>
+            <w:tcW w:type="dxa" w:w="1350"/>
+            <w:tcBorders>
+              <w:top w:val="single" w:color="DEDFE1" w:sz="4"/>
+              <w:left w:val="single" w:color="DEDFE1" w:sz="4"/>
+              <w:bottom w:val="single" w:color="DEDFE1" w:sz="4"/>
+              <w:right w:val="single" w:color="DEDFE1" w:sz="4"/>
+            </w:tcBorders>
+            <w:shd w:fill="FAFAFB" w:color="auto" w:val="clear"/>
+            <w:tcMar>
+              <w:top w:type="dxa" w:w="90"/>
+              <w:left w:type="dxa" w:w="110"/>
+              <w:bottom w:type="dxa" w:w="90"/>
+              <w:right w:type="dxa" w:w="110"/>
+            </w:tcMar>
+            <w:vAlign w:val="center"/>
+          </w:tcPr>
+          <w:p>
+            <w:pPr>
+              <w:bidi/>
+              <w:spacing w:after="0" w:before="0" w:line="300" w:lineRule="auto"/>
+              <w:jc w:val="center"/>
+            </w:pPr>
+            <w:r>
+              <w:rPr>
+                <w:rFonts w:ascii="Tahoma" w:cs="Tahoma" w:eastAsia="Tahoma" w:hAnsi="Tahoma"/>
+                <w:b w:val="false"/>
+                <w:bCs w:val="false"/>
+                <w:color w:val="5E6265"/>
+                <w:sz w:val="18"/>
+                <w:szCs w:val="18"/>
+                <w:rtl/>
+              </w:rPr>
+              <w:t xml:space="preserve">544,913</w:t>
+            </w:r>
+          </w:p>
+        </w:tc>
+        <w:tc>
+          <w:tcPr>
+            <w:tcW w:type="dxa" w:w="1250"/>
+            <w:tcBorders>
+              <w:top w:val="single" w:color="DEDFE1" w:sz="4"/>
+              <w:left w:val="single" w:color="DEDFE1" w:sz="4"/>
+              <w:bottom w:val="single" w:color="DEDFE1" w:sz="4"/>
+              <w:right w:val="single" w:color="DEDFE1" w:sz="4"/>
+            </w:tcBorders>
+            <w:shd w:fill="FAFAFB" w:color="auto" w:val="clear"/>
+            <w:tcMar>
+              <w:top w:type="dxa" w:w="90"/>
+              <w:left w:type="dxa" w:w="110"/>
+              <w:bottom w:type="dxa" w:w="90"/>
+              <w:right w:type="dxa" w:w="110"/>
+            </w:tcMar>
+            <w:vAlign w:val="center"/>
+          </w:tcPr>
+          <w:p>
+            <w:pPr>
+              <w:bidi/>
+              <w:spacing w:after="0" w:before="0" w:line="300" w:lineRule="auto"/>
+              <w:jc w:val="center"/>
+            </w:pPr>
+            <w:r>
+              <w:rPr>
+                <w:rFonts w:ascii="Tahoma" w:cs="Tahoma" w:eastAsia="Tahoma" w:hAnsi="Tahoma"/>
+                <w:b/>
+                <w:bCs/>
+                <w:color w:val="5E6265"/>
+                <w:sz w:val="18"/>
+                <w:szCs w:val="18"/>
+                <w:rtl/>
+              </w:rPr>
+              <w:t xml:space="preserve">20,182</w:t>
+            </w:r>
+          </w:p>
+        </w:tc>
+        <w:tc>
+          <w:tcPr>
+            <w:tcW w:type="dxa" w:w="1050"/>
+            <w:tcBorders>
+              <w:top w:val="single" w:color="DEDFE1" w:sz="4"/>
+              <w:left w:val="single" w:color="DEDFE1" w:sz="4"/>
+              <w:bottom w:val="single" w:color="DEDFE1" w:sz="4"/>
+              <w:right w:val="single" w:color="DEDFE1" w:sz="4"/>
+            </w:tcBorders>
+            <w:shd w:fill="FAFAFB" w:color="auto" w:val="clear"/>
+            <w:tcMar>
+              <w:top w:type="dxa" w:w="90"/>
+              <w:left w:type="dxa" w:w="110"/>
+              <w:bottom w:type="dxa" w:w="90"/>
+              <w:right w:type="dxa" w:w="110"/>
+            </w:tcMar>
+            <w:vAlign w:val="center"/>
+          </w:tcPr>
+          <w:p>
+            <w:pPr>
+              <w:bidi/>
+              <w:spacing w:after="0" w:before="0" w:line="300" w:lineRule="auto"/>
+              <w:jc w:val="center"/>
+            </w:pPr>
+            <w:r>
+              <w:rPr>
+                <w:rFonts w:ascii="Tahoma" w:cs="Tahoma" w:eastAsia="Tahoma" w:hAnsi="Tahoma"/>
+                <w:b/>
+                <w:bCs/>
+                <w:color w:val="1B7A4B"/>
+                <w:sz w:val="18"/>
+                <w:szCs w:val="18"/>
+                <w:rtl/>
+              </w:rPr>
+              <w:t xml:space="preserve">‎+29.6%‎</w:t>
+            </w:r>
+          </w:p>
+        </w:tc>
+        <w:tc>
+          <w:tcPr>
+            <w:tcW w:type="dxa" w:w="850"/>
+            <w:tcBorders>
+              <w:top w:val="single" w:color="DEDFE1" w:sz="4"/>
+              <w:left w:val="single" w:color="DEDFE1" w:sz="4"/>
+              <w:bottom w:val="single" w:color="DEDFE1" w:sz="4"/>
+              <w:right w:val="single" w:color="DEDFE1" w:sz="4"/>
+            </w:tcBorders>
+            <w:shd w:fill="FAFAFB" w:color="auto" w:val="clear"/>
+            <w:tcMar>
+              <w:top w:type="dxa" w:w="90"/>
+              <w:left w:type="dxa" w:w="110"/>
+              <w:bottom w:type="dxa" w:w="90"/>
+              <w:right w:type="dxa" w:w="110"/>
+            </w:tcMar>
+            <w:vAlign w:val="center"/>
+          </w:tcPr>
+          <w:p>
+            <w:pPr>
+              <w:bidi/>
+              <w:spacing w:after="0" w:before="0" w:line="300" w:lineRule="auto"/>
+              <w:jc w:val="center"/>
+            </w:pPr>
+            <w:r>
+              <w:rPr>
+                <w:rFonts w:ascii="Tahoma" w:cs="Tahoma" w:eastAsia="Tahoma" w:hAnsi="Tahoma"/>
+                <w:b w:val="false"/>
+                <w:bCs w:val="false"/>
+                <w:color w:val="5E6265"/>
+                <w:sz w:val="18"/>
+                <w:szCs w:val="18"/>
+                <w:rtl/>
+              </w:rPr>
+              <w:t xml:space="preserve">9,085</w:t>
+            </w:r>
+          </w:p>
+        </w:tc>
+        <w:tc>
+          <w:tcPr>
+            <w:tcW w:type="dxa" w:w="850"/>
+            <w:tcBorders>
+              <w:top w:val="single" w:color="DEDFE1" w:sz="4"/>
+              <w:left w:val="single" w:color="DEDFE1" w:sz="4"/>
+              <w:bottom w:val="single" w:color="DEDFE1" w:sz="4"/>
+              <w:right w:val="single" w:color="DEDFE1" w:sz="4"/>
+            </w:tcBorders>
+            <w:shd w:fill="FAFAFB" w:color="auto" w:val="clear"/>
+            <w:tcMar>
+              <w:top w:type="dxa" w:w="90"/>
+              <w:left w:type="dxa" w:w="110"/>
+              <w:bottom w:type="dxa" w:w="90"/>
+              <w:right w:type="dxa" w:w="110"/>
+            </w:tcMar>
+            <w:vAlign w:val="center"/>
+          </w:tcPr>
+          <w:p>
+            <w:pPr>
+              <w:bidi/>
+              <w:spacing w:after="0" w:before="0" w:line="300" w:lineRule="auto"/>
+              <w:jc w:val="center"/>
+            </w:pPr>
+            <w:r>
+              <w:rPr>
+                <w:rFonts w:ascii="Tahoma" w:cs="Tahoma" w:eastAsia="Tahoma" w:hAnsi="Tahoma"/>
+                <w:b w:val="false"/>
+                <w:bCs w:val="false"/>
+                <w:color w:val="5E6265"/>
+                <w:sz w:val="18"/>
+                <w:szCs w:val="18"/>
+                <w:rtl/>
+              </w:rPr>
+              <w:t xml:space="preserve">382</w:t>
+            </w:r>
+          </w:p>
+        </w:tc>
+        <w:tc>
+          <w:tcPr>
+            <w:tcW w:type="dxa" w:w="950"/>
+            <w:tcBorders>
+              <w:top w:val="single" w:color="DEDFE1" w:sz="4"/>
+              <w:left w:val="single" w:color="DEDFE1" w:sz="4"/>
+              <w:bottom w:val="single" w:color="DEDFE1" w:sz="4"/>
+              <w:right w:val="single" w:color="DEDFE1" w:sz="4"/>
+            </w:tcBorders>
+            <w:shd w:fill="FAFAFB" w:color="auto" w:val="clear"/>
+            <w:tcMar>
+              <w:top w:type="dxa" w:w="90"/>
+              <w:left w:type="dxa" w:w="110"/>
+              <w:bottom w:type="dxa" w:w="90"/>
+              <w:right w:type="dxa" w:w="110"/>
+            </w:tcMar>
+            <w:vAlign w:val="center"/>
+          </w:tcPr>
+          <w:p>
+            <w:pPr>
+              <w:bidi/>
+              <w:spacing w:after="0" w:before="0" w:line="300" w:lineRule="auto"/>
+              <w:jc w:val="center"/>
+            </w:pPr>
+            <w:r>
+              <w:rPr>
+                <w:rFonts w:ascii="Tahoma" w:cs="Tahoma" w:eastAsia="Tahoma" w:hAnsi="Tahoma"/>
+                <w:b w:val="false"/>
+                <w:bCs w:val="false"/>
+                <w:color w:val="5E6265"/>
+                <w:sz w:val="18"/>
+                <w:szCs w:val="18"/>
+                <w:rtl/>
+              </w:rPr>
+              <w:t xml:space="preserve">52.9</w:t>
+            </w:r>
+          </w:p>
+        </w:tc>
+      </w:tr>
+    </w:tbl>
+    <w:p>
+      <w:pPr>
+        <w:spacing w:after="120"/>
+      </w:pPr>
+    </w:p>
+    <w:p>
+      <w:pPr>
+        <w:bidi/>
+        <w:spacing w:after="50" w:before="60" w:line="240" w:lineRule="auto"/>
+        <w:jc w:val="center"/>
+      </w:pPr>
+      <w:r>
+        <w:drawing>
+          <wp:inline distT="0" distB="0" distL="0" distR="0">
+            <wp:extent cx="5905500" cy="2133600"/>
+            <wp:effectExtent t="0" r="0" b="0" l="0"/>
+            <wp:docPr id="1" name="" descr="" title=""/>
+            <wp:cNvGraphicFramePr>
+              <a:graphicFrameLocks xmlns:a="http://schemas.openxmlformats.org/drawingml/2006/main" noChangeAspect="1"/>
+            </wp:cNvGraphicFramePr>
+            <a:graphic xmlns:a="http://schemas.openxmlformats.org/drawingml/2006/main">
+              <a:graphicData uri="http://schemas.openxmlformats.org/drawingml/2006/picture">
+                <pic:pic xmlns:pic="http://schemas.openxmlformats.org/drawingml/2006/picture">
+                  <pic:nvPicPr>
+                    <pic:cNvPr id="0" name="" descr=""/>
+                    <pic:cNvPicPr>
+                      <a:picLocks noChangeAspect="1" noChangeArrowheads="1"/>
+                    </pic:cNvPicPr>
+                  </pic:nvPicPr>
+                  <pic:blipFill>
+                    <a:blip r:embed="rId15" cstate="none"/>
+                    <a:srcRect/>
+                    <a:stretch>
+                      <a:fillRect/>
+                    </a:stretch>
+                  </pic:blipFill>
+                  <pic:spPr bwMode="auto">
+                    <a:xfrm>
+                      <a:off x="0" y="0"/>
+                      <a:ext cx="5905500" cy="2133600"/>
+                    </a:xfrm>
+                    <a:prstGeom prst="rect">
+                      <a:avLst/>
+                    </a:prstGeom>
+                  </pic:spPr>
+                </pic:pic>
+              </a:graphicData>
+            </a:graphic>
+          </wp:inline>
+        </w:drawing>
+      </w:r>
+    </w:p>
+    <w:p>
+      <w:pPr>
+        <w:bidi/>
+        <w:spacing w:after="170" w:before="0" w:line="300" w:lineRule="auto"/>
+        <w:jc w:val="center"/>
+      </w:pPr>
+      <w:r>
+        <w:rPr>
+          <w:rFonts w:ascii="Tahoma" w:cs="Tahoma" w:eastAsia="Tahoma" w:hAnsi="Tahoma"/>
+          <w:b w:val="false"/>
+          <w:bCs w:val="false"/>
+          <w:color w:val="8E9295"/>
+          <w:sz w:val="16"/>
+          <w:szCs w:val="16"/>
+          <w:rtl/>
+        </w:rPr>
+        <w:t xml:space="preserve">مسار الإيراد اليومي أسبوعياً من الافتتاح حتى نهاية سبتمبر. المصدر: بيانات معاملات المحطة.</w:t>
       </w:r>
     </w:p>
     <w:p>
@@ -21353,7 +26001,7 @@
                     </pic:cNvPicPr>
                   </pic:nvPicPr>
                   <pic:blipFill>
-                    <a:blip r:embed="rId14" cstate="none"/>
+                    <a:blip r:embed="rId16" cstate="none"/>
                     <a:srcRect/>
                     <a:stretch>
                       <a:fillRect/>
@@ -21419,7 +26067,7 @@
                     </pic:cNvPicPr>
                   </pic:nvPicPr>
                   <pic:blipFill>
-                    <a:blip r:embed="rId15" cstate="none"/>
+                    <a:blip r:embed="rId17" cstate="none"/>
                     <a:srcRect/>
                     <a:stretch>
                       <a:fillRect/>
@@ -21458,6 +26106,1053 @@
           <w:rtl/>
         </w:rPr>
         <w:t xml:space="preserve">الإيراد اليومي حسب مرحلتي الافتتاح (15 – 31 أغسطس). المصدر: بيانات معاملات المحطة.</w:t>
+      </w:r>
+    </w:p>
+    <w:p>
+      <w:pPr>
+        <w:keepNext/>
+        <w:bidi/>
+        <w:spacing w:after="70" w:before="150" w:line="300" w:lineRule="auto"/>
+        <w:jc w:val="start"/>
+      </w:pPr>
+      <w:r>
+        <w:rPr>
+          <w:rFonts w:ascii="DIN Next LT Arabic" w:cs="DIN Next LT Arabic" w:eastAsia="DIN Next LT Arabic" w:hAnsi="DIN Next LT Arabic"/>
+          <w:b/>
+          <w:bCs/>
+          <w:color w:val="2B2E30"/>
+          <w:sz w:val="22"/>
+          <w:szCs w:val="22"/>
+          <w:rtl/>
+        </w:rPr>
+        <w:t xml:space="preserve">الأداء الشهري — قبل الحملة · شهرها · بعدها</w:t>
+      </w:r>
+    </w:p>
+    <w:p>
+      <w:pPr>
+        <w:bidi/>
+        <w:spacing w:after="110" w:before="0" w:line="300" w:lineRule="auto"/>
+        <w:jc w:val="start"/>
+      </w:pPr>
+      <w:r>
+        <w:rPr>
+          <w:rFonts w:ascii="Tahoma" w:cs="Tahoma" w:eastAsia="Tahoma" w:hAnsi="Tahoma"/>
+          <w:b w:val="false"/>
+          <w:bCs w:val="false"/>
+          <w:color w:val="8E9295"/>
+          <w:sz w:val="16"/>
+          <w:szCs w:val="16"/>
+          <w:rtl/>
+        </w:rPr>
+        <w:t xml:space="preserve">المحطة بدأت التشغيل التجريبي في 15 أغسطس وافتُتحت في 26 أغسطس، فلا يوجد لها شهر «قبل الحملة» — المقارنة بين شهر الافتتاح (أغسطس الجزئي) وأول شهر كامل بعده (سبتمبر). ارتفع متوسط الإيراد اليومي ‎65.7%‎، وعلى الأيام نفسها من الشهرين (16 إلى 27) الفارق ‎86.2%‎.</w:t>
+      </w:r>
+    </w:p>
+    <w:tbl>
+      <w:tblPr>
+        <w:bidiVisual/>
+        <w:tblW w:type="dxa" w:w="9648"/>
+        <w:tblBorders>
+          <w:top w:val="single" w:color="auto" w:sz="4"/>
+          <w:left w:val="single" w:color="auto" w:sz="4"/>
+          <w:bottom w:val="single" w:color="auto" w:sz="4"/>
+          <w:right w:val="single" w:color="auto" w:sz="4"/>
+          <w:insideH w:val="single" w:color="auto" w:sz="4"/>
+          <w:insideV w:val="single" w:color="auto" w:sz="4"/>
+        </w:tblBorders>
+      </w:tblPr>
+      <w:tblGrid>
+        <w:gridCol w:w="2698"/>
+        <w:gridCol w:w="650"/>
+        <w:gridCol w:w="1350"/>
+        <w:gridCol w:w="1250"/>
+        <w:gridCol w:w="1050"/>
+        <w:gridCol w:w="850"/>
+        <w:gridCol w:w="850"/>
+        <w:gridCol w:w="950"/>
+      </w:tblGrid>
+      <w:tr>
+        <w:trPr>
+          <w:tblHeader/>
+        </w:trPr>
+        <w:tc>
+          <w:tcPr>
+            <w:tcW w:type="dxa" w:w="2698"/>
+            <w:tcBorders>
+              <w:top w:val="single" w:color="DEDFE1" w:sz="4"/>
+              <w:left w:val="single" w:color="DEDFE1" w:sz="4"/>
+              <w:bottom w:val="single" w:color="DEDFE1" w:sz="4"/>
+              <w:right w:val="single" w:color="DEDFE1" w:sz="4"/>
+            </w:tcBorders>
+            <w:shd w:fill="F1F2F3" w:color="auto" w:val="clear"/>
+            <w:tcMar>
+              <w:top w:type="dxa" w:w="90"/>
+              <w:left w:type="dxa" w:w="110"/>
+              <w:bottom w:type="dxa" w:w="90"/>
+              <w:right w:type="dxa" w:w="110"/>
+            </w:tcMar>
+            <w:vAlign w:val="center"/>
+          </w:tcPr>
+          <w:p>
+            <w:pPr>
+              <w:bidi/>
+              <w:spacing w:after="0" w:before="0" w:line="300" w:lineRule="auto"/>
+              <w:jc w:val="start"/>
+            </w:pPr>
+            <w:r>
+              <w:rPr>
+                <w:rFonts w:ascii="DIN Next LT Arabic" w:cs="DIN Next LT Arabic" w:eastAsia="DIN Next LT Arabic" w:hAnsi="DIN Next LT Arabic"/>
+                <w:b/>
+                <w:bCs/>
+                <w:color w:val="5E6265"/>
+                <w:sz w:val="17"/>
+                <w:szCs w:val="17"/>
+                <w:rtl/>
+              </w:rPr>
+              <w:t xml:space="preserve">الشهر والمرحلة</w:t>
+            </w:r>
+          </w:p>
+        </w:tc>
+        <w:tc>
+          <w:tcPr>
+            <w:tcW w:type="dxa" w:w="650"/>
+            <w:tcBorders>
+              <w:top w:val="single" w:color="DEDFE1" w:sz="4"/>
+              <w:left w:val="single" w:color="DEDFE1" w:sz="4"/>
+              <w:bottom w:val="single" w:color="DEDFE1" w:sz="4"/>
+              <w:right w:val="single" w:color="DEDFE1" w:sz="4"/>
+            </w:tcBorders>
+            <w:shd w:fill="F1F2F3" w:color="auto" w:val="clear"/>
+            <w:tcMar>
+              <w:top w:type="dxa" w:w="90"/>
+              <w:left w:type="dxa" w:w="110"/>
+              <w:bottom w:type="dxa" w:w="90"/>
+              <w:right w:type="dxa" w:w="110"/>
+            </w:tcMar>
+            <w:vAlign w:val="center"/>
+          </w:tcPr>
+          <w:p>
+            <w:pPr>
+              <w:bidi/>
+              <w:spacing w:after="0" w:before="0" w:line="300" w:lineRule="auto"/>
+              <w:jc w:val="center"/>
+            </w:pPr>
+            <w:r>
+              <w:rPr>
+                <w:rFonts w:ascii="DIN Next LT Arabic" w:cs="DIN Next LT Arabic" w:eastAsia="DIN Next LT Arabic" w:hAnsi="DIN Next LT Arabic"/>
+                <w:b/>
+                <w:bCs/>
+                <w:color w:val="5E6265"/>
+                <w:sz w:val="17"/>
+                <w:szCs w:val="17"/>
+                <w:rtl/>
+              </w:rPr>
+              <w:t xml:space="preserve">الأيام</w:t>
+            </w:r>
+          </w:p>
+        </w:tc>
+        <w:tc>
+          <w:tcPr>
+            <w:tcW w:type="dxa" w:w="1350"/>
+            <w:tcBorders>
+              <w:top w:val="single" w:color="DEDFE1" w:sz="4"/>
+              <w:left w:val="single" w:color="DEDFE1" w:sz="4"/>
+              <w:bottom w:val="single" w:color="DEDFE1" w:sz="4"/>
+              <w:right w:val="single" w:color="DEDFE1" w:sz="4"/>
+            </w:tcBorders>
+            <w:shd w:fill="F1F2F3" w:color="auto" w:val="clear"/>
+            <w:tcMar>
+              <w:top w:type="dxa" w:w="90"/>
+              <w:left w:type="dxa" w:w="110"/>
+              <w:bottom w:type="dxa" w:w="90"/>
+              <w:right w:type="dxa" w:w="110"/>
+            </w:tcMar>
+            <w:vAlign w:val="center"/>
+          </w:tcPr>
+          <w:p>
+            <w:pPr>
+              <w:bidi/>
+              <w:spacing w:after="0" w:before="0" w:line="300" w:lineRule="auto"/>
+              <w:jc w:val="center"/>
+            </w:pPr>
+            <w:r>
+              <w:rPr>
+                <w:rFonts w:ascii="DIN Next LT Arabic" w:cs="DIN Next LT Arabic" w:eastAsia="DIN Next LT Arabic" w:hAnsi="DIN Next LT Arabic"/>
+                <w:b/>
+                <w:bCs/>
+                <w:color w:val="5E6265"/>
+                <w:sz w:val="17"/>
+                <w:szCs w:val="17"/>
+                <w:rtl/>
+              </w:rPr>
+              <w:t xml:space="preserve">الإيراد (ر.س)</w:t>
+            </w:r>
+          </w:p>
+        </w:tc>
+        <w:tc>
+          <w:tcPr>
+            <w:tcW w:type="dxa" w:w="1250"/>
+            <w:tcBorders>
+              <w:top w:val="single" w:color="DEDFE1" w:sz="4"/>
+              <w:left w:val="single" w:color="DEDFE1" w:sz="4"/>
+              <w:bottom w:val="single" w:color="DEDFE1" w:sz="4"/>
+              <w:right w:val="single" w:color="DEDFE1" w:sz="4"/>
+            </w:tcBorders>
+            <w:shd w:fill="F1F2F3" w:color="auto" w:val="clear"/>
+            <w:tcMar>
+              <w:top w:type="dxa" w:w="90"/>
+              <w:left w:type="dxa" w:w="110"/>
+              <w:bottom w:type="dxa" w:w="90"/>
+              <w:right w:type="dxa" w:w="110"/>
+            </w:tcMar>
+            <w:vAlign w:val="center"/>
+          </w:tcPr>
+          <w:p>
+            <w:pPr>
+              <w:bidi/>
+              <w:spacing w:after="0" w:before="0" w:line="300" w:lineRule="auto"/>
+              <w:jc w:val="center"/>
+            </w:pPr>
+            <w:r>
+              <w:rPr>
+                <w:rFonts w:ascii="DIN Next LT Arabic" w:cs="DIN Next LT Arabic" w:eastAsia="DIN Next LT Arabic" w:hAnsi="DIN Next LT Arabic"/>
+                <w:b/>
+                <w:bCs/>
+                <w:color w:val="5E6265"/>
+                <w:sz w:val="17"/>
+                <w:szCs w:val="17"/>
+                <w:rtl/>
+              </w:rPr>
+              <w:t xml:space="preserve">متوسط يومي</w:t>
+            </w:r>
+          </w:p>
+        </w:tc>
+        <w:tc>
+          <w:tcPr>
+            <w:tcW w:type="dxa" w:w="1050"/>
+            <w:tcBorders>
+              <w:top w:val="single" w:color="DEDFE1" w:sz="4"/>
+              <w:left w:val="single" w:color="DEDFE1" w:sz="4"/>
+              <w:bottom w:val="single" w:color="DEDFE1" w:sz="4"/>
+              <w:right w:val="single" w:color="DEDFE1" w:sz="4"/>
+            </w:tcBorders>
+            <w:shd w:fill="F1F2F3" w:color="auto" w:val="clear"/>
+            <w:tcMar>
+              <w:top w:type="dxa" w:w="90"/>
+              <w:left w:type="dxa" w:w="110"/>
+              <w:bottom w:type="dxa" w:w="90"/>
+              <w:right w:type="dxa" w:w="110"/>
+            </w:tcMar>
+            <w:vAlign w:val="center"/>
+          </w:tcPr>
+          <w:p>
+            <w:pPr>
+              <w:bidi/>
+              <w:spacing w:after="0" w:before="0" w:line="300" w:lineRule="auto"/>
+              <w:jc w:val="center"/>
+            </w:pPr>
+            <w:r>
+              <w:rPr>
+                <w:rFonts w:ascii="DIN Next LT Arabic" w:cs="DIN Next LT Arabic" w:eastAsia="DIN Next LT Arabic" w:hAnsi="DIN Next LT Arabic"/>
+                <w:b/>
+                <w:bCs/>
+                <w:color w:val="5E6265"/>
+                <w:sz w:val="17"/>
+                <w:szCs w:val="17"/>
+                <w:rtl/>
+              </w:rPr>
+              <w:t xml:space="preserve">التغير</w:t>
+            </w:r>
+          </w:p>
+        </w:tc>
+        <w:tc>
+          <w:tcPr>
+            <w:tcW w:type="dxa" w:w="850"/>
+            <w:tcBorders>
+              <w:top w:val="single" w:color="DEDFE1" w:sz="4"/>
+              <w:left w:val="single" w:color="DEDFE1" w:sz="4"/>
+              <w:bottom w:val="single" w:color="DEDFE1" w:sz="4"/>
+              <w:right w:val="single" w:color="DEDFE1" w:sz="4"/>
+            </w:tcBorders>
+            <w:shd w:fill="F1F2F3" w:color="auto" w:val="clear"/>
+            <w:tcMar>
+              <w:top w:type="dxa" w:w="90"/>
+              <w:left w:type="dxa" w:w="110"/>
+              <w:bottom w:type="dxa" w:w="90"/>
+              <w:right w:type="dxa" w:w="110"/>
+            </w:tcMar>
+            <w:vAlign w:val="center"/>
+          </w:tcPr>
+          <w:p>
+            <w:pPr>
+              <w:bidi/>
+              <w:spacing w:after="0" w:before="0" w:line="300" w:lineRule="auto"/>
+              <w:jc w:val="center"/>
+            </w:pPr>
+            <w:r>
+              <w:rPr>
+                <w:rFonts w:ascii="DIN Next LT Arabic" w:cs="DIN Next LT Arabic" w:eastAsia="DIN Next LT Arabic" w:hAnsi="DIN Next LT Arabic"/>
+                <w:b/>
+                <w:bCs/>
+                <w:color w:val="5E6265"/>
+                <w:sz w:val="17"/>
+                <w:szCs w:val="17"/>
+                <w:rtl/>
+              </w:rPr>
+              <w:t xml:space="preserve">لتر/يوم</w:t>
+            </w:r>
+          </w:p>
+        </w:tc>
+        <w:tc>
+          <w:tcPr>
+            <w:tcW w:type="dxa" w:w="850"/>
+            <w:tcBorders>
+              <w:top w:val="single" w:color="DEDFE1" w:sz="4"/>
+              <w:left w:val="single" w:color="DEDFE1" w:sz="4"/>
+              <w:bottom w:val="single" w:color="DEDFE1" w:sz="4"/>
+              <w:right w:val="single" w:color="DEDFE1" w:sz="4"/>
+            </w:tcBorders>
+            <w:shd w:fill="F1F2F3" w:color="auto" w:val="clear"/>
+            <w:tcMar>
+              <w:top w:type="dxa" w:w="90"/>
+              <w:left w:type="dxa" w:w="110"/>
+              <w:bottom w:type="dxa" w:w="90"/>
+              <w:right w:type="dxa" w:w="110"/>
+            </w:tcMar>
+            <w:vAlign w:val="center"/>
+          </w:tcPr>
+          <w:p>
+            <w:pPr>
+              <w:bidi/>
+              <w:spacing w:after="0" w:before="0" w:line="300" w:lineRule="auto"/>
+              <w:jc w:val="center"/>
+            </w:pPr>
+            <w:r>
+              <w:rPr>
+                <w:rFonts w:ascii="DIN Next LT Arabic" w:cs="DIN Next LT Arabic" w:eastAsia="DIN Next LT Arabic" w:hAnsi="DIN Next LT Arabic"/>
+                <w:b/>
+                <w:bCs/>
+                <w:color w:val="5E6265"/>
+                <w:sz w:val="17"/>
+                <w:szCs w:val="17"/>
+                <w:rtl/>
+              </w:rPr>
+              <w:t xml:space="preserve">فاتورة/يوم</w:t>
+            </w:r>
+          </w:p>
+        </w:tc>
+        <w:tc>
+          <w:tcPr>
+            <w:tcW w:type="dxa" w:w="950"/>
+            <w:tcBorders>
+              <w:top w:val="single" w:color="DEDFE1" w:sz="4"/>
+              <w:left w:val="single" w:color="DEDFE1" w:sz="4"/>
+              <w:bottom w:val="single" w:color="DEDFE1" w:sz="4"/>
+              <w:right w:val="single" w:color="DEDFE1" w:sz="4"/>
+            </w:tcBorders>
+            <w:shd w:fill="F1F2F3" w:color="auto" w:val="clear"/>
+            <w:tcMar>
+              <w:top w:type="dxa" w:w="90"/>
+              <w:left w:type="dxa" w:w="110"/>
+              <w:bottom w:type="dxa" w:w="90"/>
+              <w:right w:type="dxa" w:w="110"/>
+            </w:tcMar>
+            <w:vAlign w:val="center"/>
+          </w:tcPr>
+          <w:p>
+            <w:pPr>
+              <w:bidi/>
+              <w:spacing w:after="0" w:before="0" w:line="300" w:lineRule="auto"/>
+              <w:jc w:val="center"/>
+            </w:pPr>
+            <w:r>
+              <w:rPr>
+                <w:rFonts w:ascii="DIN Next LT Arabic" w:cs="DIN Next LT Arabic" w:eastAsia="DIN Next LT Arabic" w:hAnsi="DIN Next LT Arabic"/>
+                <w:b/>
+                <w:bCs/>
+                <w:color w:val="5E6265"/>
+                <w:sz w:val="17"/>
+                <w:szCs w:val="17"/>
+                <w:rtl/>
+              </w:rPr>
+              <w:t xml:space="preserve">الفاتورة</w:t>
+            </w:r>
+          </w:p>
+        </w:tc>
+      </w:tr>
+      <w:tr>
+        <w:tc>
+          <w:tcPr>
+            <w:tcW w:type="dxa" w:w="2698"/>
+            <w:tcBorders>
+              <w:top w:val="single" w:color="DEDFE1" w:sz="4"/>
+              <w:left w:val="single" w:color="DEDFE1" w:sz="4"/>
+              <w:bottom w:val="single" w:color="DEDFE1" w:sz="4"/>
+              <w:right w:val="single" w:color="DEDFE1" w:sz="4"/>
+            </w:tcBorders>
+            <w:tcMar>
+              <w:top w:type="dxa" w:w="90"/>
+              <w:left w:type="dxa" w:w="110"/>
+              <w:bottom w:type="dxa" w:w="90"/>
+              <w:right w:type="dxa" w:w="110"/>
+            </w:tcMar>
+            <w:vAlign w:val="center"/>
+          </w:tcPr>
+          <w:p>
+            <w:pPr>
+              <w:bidi/>
+              <w:spacing w:after="0" w:before="0" w:line="300" w:lineRule="auto"/>
+              <w:jc w:val="start"/>
+            </w:pPr>
+            <w:r>
+              <w:rPr>
+                <w:rFonts w:ascii="Tahoma" w:cs="Tahoma" w:eastAsia="Tahoma" w:hAnsi="Tahoma"/>
+                <w:b/>
+                <w:bCs/>
+                <w:color w:val="2B2E30"/>
+                <w:sz w:val="18"/>
+                <w:szCs w:val="18"/>
+                <w:rtl/>
+              </w:rPr>
+              <w:t xml:space="preserve">أغسطس 2026 (من 15 أغسطس) — التشغيل التجريبي وشهر الافتتاح (26 أغسطس)</w:t>
+            </w:r>
+          </w:p>
+        </w:tc>
+        <w:tc>
+          <w:tcPr>
+            <w:tcW w:type="dxa" w:w="650"/>
+            <w:tcBorders>
+              <w:top w:val="single" w:color="DEDFE1" w:sz="4"/>
+              <w:left w:val="single" w:color="DEDFE1" w:sz="4"/>
+              <w:bottom w:val="single" w:color="DEDFE1" w:sz="4"/>
+              <w:right w:val="single" w:color="DEDFE1" w:sz="4"/>
+            </w:tcBorders>
+            <w:tcMar>
+              <w:top w:type="dxa" w:w="90"/>
+              <w:left w:type="dxa" w:w="110"/>
+              <w:bottom w:type="dxa" w:w="90"/>
+              <w:right w:type="dxa" w:w="110"/>
+            </w:tcMar>
+            <w:vAlign w:val="center"/>
+          </w:tcPr>
+          <w:p>
+            <w:pPr>
+              <w:bidi/>
+              <w:spacing w:after="0" w:before="0" w:line="300" w:lineRule="auto"/>
+              <w:jc w:val="center"/>
+            </w:pPr>
+            <w:r>
+              <w:rPr>
+                <w:rFonts w:ascii="Tahoma" w:cs="Tahoma" w:eastAsia="Tahoma" w:hAnsi="Tahoma"/>
+                <w:b w:val="false"/>
+                <w:bCs w:val="false"/>
+                <w:color w:val="5E6265"/>
+                <w:sz w:val="18"/>
+                <w:szCs w:val="18"/>
+                <w:rtl/>
+              </w:rPr>
+              <w:t xml:space="preserve">16</w:t>
+            </w:r>
+          </w:p>
+        </w:tc>
+        <w:tc>
+          <w:tcPr>
+            <w:tcW w:type="dxa" w:w="1350"/>
+            <w:tcBorders>
+              <w:top w:val="single" w:color="DEDFE1" w:sz="4"/>
+              <w:left w:val="single" w:color="DEDFE1" w:sz="4"/>
+              <w:bottom w:val="single" w:color="DEDFE1" w:sz="4"/>
+              <w:right w:val="single" w:color="DEDFE1" w:sz="4"/>
+            </w:tcBorders>
+            <w:tcMar>
+              <w:top w:type="dxa" w:w="90"/>
+              <w:left w:type="dxa" w:w="110"/>
+              <w:bottom w:type="dxa" w:w="90"/>
+              <w:right w:type="dxa" w:w="110"/>
+            </w:tcMar>
+            <w:vAlign w:val="center"/>
+          </w:tcPr>
+          <w:p>
+            <w:pPr>
+              <w:bidi/>
+              <w:spacing w:after="0" w:before="0" w:line="300" w:lineRule="auto"/>
+              <w:jc w:val="center"/>
+            </w:pPr>
+            <w:r>
+              <w:rPr>
+                <w:rFonts w:ascii="Tahoma" w:cs="Tahoma" w:eastAsia="Tahoma" w:hAnsi="Tahoma"/>
+                <w:b w:val="false"/>
+                <w:bCs w:val="false"/>
+                <w:color w:val="5E6265"/>
+                <w:sz w:val="18"/>
+                <w:szCs w:val="18"/>
+                <w:rtl/>
+              </w:rPr>
+              <w:t xml:space="preserve">176,067</w:t>
+            </w:r>
+          </w:p>
+        </w:tc>
+        <w:tc>
+          <w:tcPr>
+            <w:tcW w:type="dxa" w:w="1250"/>
+            <w:tcBorders>
+              <w:top w:val="single" w:color="DEDFE1" w:sz="4"/>
+              <w:left w:val="single" w:color="DEDFE1" w:sz="4"/>
+              <w:bottom w:val="single" w:color="DEDFE1" w:sz="4"/>
+              <w:right w:val="single" w:color="DEDFE1" w:sz="4"/>
+            </w:tcBorders>
+            <w:tcMar>
+              <w:top w:type="dxa" w:w="90"/>
+              <w:left w:type="dxa" w:w="110"/>
+              <w:bottom w:type="dxa" w:w="90"/>
+              <w:right w:type="dxa" w:w="110"/>
+            </w:tcMar>
+            <w:vAlign w:val="center"/>
+          </w:tcPr>
+          <w:p>
+            <w:pPr>
+              <w:bidi/>
+              <w:spacing w:after="0" w:before="0" w:line="300" w:lineRule="auto"/>
+              <w:jc w:val="center"/>
+            </w:pPr>
+            <w:r>
+              <w:rPr>
+                <w:rFonts w:ascii="Tahoma" w:cs="Tahoma" w:eastAsia="Tahoma" w:hAnsi="Tahoma"/>
+                <w:b/>
+                <w:bCs/>
+                <w:color w:val="5E6265"/>
+                <w:sz w:val="18"/>
+                <w:szCs w:val="18"/>
+                <w:rtl/>
+              </w:rPr>
+              <w:t xml:space="preserve">11,004</w:t>
+            </w:r>
+          </w:p>
+        </w:tc>
+        <w:tc>
+          <w:tcPr>
+            <w:tcW w:type="dxa" w:w="1050"/>
+            <w:tcBorders>
+              <w:top w:val="single" w:color="DEDFE1" w:sz="4"/>
+              <w:left w:val="single" w:color="DEDFE1" w:sz="4"/>
+              <w:bottom w:val="single" w:color="DEDFE1" w:sz="4"/>
+              <w:right w:val="single" w:color="DEDFE1" w:sz="4"/>
+            </w:tcBorders>
+            <w:tcMar>
+              <w:top w:type="dxa" w:w="90"/>
+              <w:left w:type="dxa" w:w="110"/>
+              <w:bottom w:type="dxa" w:w="90"/>
+              <w:right w:type="dxa" w:w="110"/>
+            </w:tcMar>
+            <w:vAlign w:val="center"/>
+          </w:tcPr>
+          <w:p>
+            <w:pPr>
+              <w:bidi/>
+              <w:spacing w:after="0" w:before="0" w:line="300" w:lineRule="auto"/>
+              <w:jc w:val="center"/>
+            </w:pPr>
+            <w:r>
+              <w:rPr>
+                <w:rFonts w:ascii="Tahoma" w:cs="Tahoma" w:eastAsia="Tahoma" w:hAnsi="Tahoma"/>
+                <w:b w:val="false"/>
+                <w:bCs w:val="false"/>
+                <w:color w:val="5E6265"/>
+                <w:sz w:val="18"/>
+                <w:szCs w:val="18"/>
+                <w:rtl/>
+              </w:rPr>
+              <w:t xml:space="preserve">—</w:t>
+            </w:r>
+          </w:p>
+        </w:tc>
+        <w:tc>
+          <w:tcPr>
+            <w:tcW w:type="dxa" w:w="850"/>
+            <w:tcBorders>
+              <w:top w:val="single" w:color="DEDFE1" w:sz="4"/>
+              <w:left w:val="single" w:color="DEDFE1" w:sz="4"/>
+              <w:bottom w:val="single" w:color="DEDFE1" w:sz="4"/>
+              <w:right w:val="single" w:color="DEDFE1" w:sz="4"/>
+            </w:tcBorders>
+            <w:tcMar>
+              <w:top w:type="dxa" w:w="90"/>
+              <w:left w:type="dxa" w:w="110"/>
+              <w:bottom w:type="dxa" w:w="90"/>
+              <w:right w:type="dxa" w:w="110"/>
+            </w:tcMar>
+            <w:vAlign w:val="center"/>
+          </w:tcPr>
+          <w:p>
+            <w:pPr>
+              <w:bidi/>
+              <w:spacing w:after="0" w:before="0" w:line="300" w:lineRule="auto"/>
+              <w:jc w:val="center"/>
+            </w:pPr>
+            <w:r>
+              <w:rPr>
+                <w:rFonts w:ascii="Tahoma" w:cs="Tahoma" w:eastAsia="Tahoma" w:hAnsi="Tahoma"/>
+                <w:b w:val="false"/>
+                <w:bCs w:val="false"/>
+                <w:color w:val="5E6265"/>
+                <w:sz w:val="18"/>
+                <w:szCs w:val="18"/>
+                <w:rtl/>
+              </w:rPr>
+              <w:t xml:space="preserve">4,941</w:t>
+            </w:r>
+          </w:p>
+        </w:tc>
+        <w:tc>
+          <w:tcPr>
+            <w:tcW w:type="dxa" w:w="850"/>
+            <w:tcBorders>
+              <w:top w:val="single" w:color="DEDFE1" w:sz="4"/>
+              <w:left w:val="single" w:color="DEDFE1" w:sz="4"/>
+              <w:bottom w:val="single" w:color="DEDFE1" w:sz="4"/>
+              <w:right w:val="single" w:color="DEDFE1" w:sz="4"/>
+            </w:tcBorders>
+            <w:tcMar>
+              <w:top w:type="dxa" w:w="90"/>
+              <w:left w:type="dxa" w:w="110"/>
+              <w:bottom w:type="dxa" w:w="90"/>
+              <w:right w:type="dxa" w:w="110"/>
+            </w:tcMar>
+            <w:vAlign w:val="center"/>
+          </w:tcPr>
+          <w:p>
+            <w:pPr>
+              <w:bidi/>
+              <w:spacing w:after="0" w:before="0" w:line="300" w:lineRule="auto"/>
+              <w:jc w:val="center"/>
+            </w:pPr>
+            <w:r>
+              <w:rPr>
+                <w:rFonts w:ascii="Tahoma" w:cs="Tahoma" w:eastAsia="Tahoma" w:hAnsi="Tahoma"/>
+                <w:b w:val="false"/>
+                <w:bCs w:val="false"/>
+                <w:color w:val="5E6265"/>
+                <w:sz w:val="18"/>
+                <w:szCs w:val="18"/>
+                <w:rtl/>
+              </w:rPr>
+              <w:t xml:space="preserve">168</w:t>
+            </w:r>
+          </w:p>
+        </w:tc>
+        <w:tc>
+          <w:tcPr>
+            <w:tcW w:type="dxa" w:w="950"/>
+            <w:tcBorders>
+              <w:top w:val="single" w:color="DEDFE1" w:sz="4"/>
+              <w:left w:val="single" w:color="DEDFE1" w:sz="4"/>
+              <w:bottom w:val="single" w:color="DEDFE1" w:sz="4"/>
+              <w:right w:val="single" w:color="DEDFE1" w:sz="4"/>
+            </w:tcBorders>
+            <w:tcMar>
+              <w:top w:type="dxa" w:w="90"/>
+              <w:left w:type="dxa" w:w="110"/>
+              <w:bottom w:type="dxa" w:w="90"/>
+              <w:right w:type="dxa" w:w="110"/>
+            </w:tcMar>
+            <w:vAlign w:val="center"/>
+          </w:tcPr>
+          <w:p>
+            <w:pPr>
+              <w:bidi/>
+              <w:spacing w:after="0" w:before="0" w:line="300" w:lineRule="auto"/>
+              <w:jc w:val="center"/>
+            </w:pPr>
+            <w:r>
+              <w:rPr>
+                <w:rFonts w:ascii="Tahoma" w:cs="Tahoma" w:eastAsia="Tahoma" w:hAnsi="Tahoma"/>
+                <w:b w:val="false"/>
+                <w:bCs w:val="false"/>
+                <w:color w:val="5E6265"/>
+                <w:sz w:val="18"/>
+                <w:szCs w:val="18"/>
+                <w:rtl/>
+              </w:rPr>
+              <w:t xml:space="preserve">65.4</w:t>
+            </w:r>
+          </w:p>
+        </w:tc>
+      </w:tr>
+      <w:tr>
+        <w:tc>
+          <w:tcPr>
+            <w:tcW w:type="dxa" w:w="2698"/>
+            <w:tcBorders>
+              <w:top w:val="single" w:color="DEDFE1" w:sz="4"/>
+              <w:left w:val="single" w:color="DEDFE1" w:sz="4"/>
+              <w:bottom w:val="single" w:color="DEDFE1" w:sz="4"/>
+              <w:right w:val="single" w:color="DEDFE1" w:sz="4"/>
+            </w:tcBorders>
+            <w:shd w:fill="FAFAFB" w:color="auto" w:val="clear"/>
+            <w:tcMar>
+              <w:top w:type="dxa" w:w="90"/>
+              <w:left w:type="dxa" w:w="110"/>
+              <w:bottom w:type="dxa" w:w="90"/>
+              <w:right w:type="dxa" w:w="110"/>
+            </w:tcMar>
+            <w:vAlign w:val="center"/>
+          </w:tcPr>
+          <w:p>
+            <w:pPr>
+              <w:bidi/>
+              <w:spacing w:after="0" w:before="0" w:line="300" w:lineRule="auto"/>
+              <w:jc w:val="start"/>
+            </w:pPr>
+            <w:r>
+              <w:rPr>
+                <w:rFonts w:ascii="Tahoma" w:cs="Tahoma" w:eastAsia="Tahoma" w:hAnsi="Tahoma"/>
+                <w:b/>
+                <w:bCs/>
+                <w:color w:val="2B2E30"/>
+                <w:sz w:val="18"/>
+                <w:szCs w:val="18"/>
+                <w:rtl/>
+              </w:rPr>
+              <w:t xml:space="preserve">سبتمبر 2026 — أول 27 يوماً — بعد الافتتاح</w:t>
+            </w:r>
+          </w:p>
+        </w:tc>
+        <w:tc>
+          <w:tcPr>
+            <w:tcW w:type="dxa" w:w="650"/>
+            <w:tcBorders>
+              <w:top w:val="single" w:color="DEDFE1" w:sz="4"/>
+              <w:left w:val="single" w:color="DEDFE1" w:sz="4"/>
+              <w:bottom w:val="single" w:color="DEDFE1" w:sz="4"/>
+              <w:right w:val="single" w:color="DEDFE1" w:sz="4"/>
+            </w:tcBorders>
+            <w:shd w:fill="FAFAFB" w:color="auto" w:val="clear"/>
+            <w:tcMar>
+              <w:top w:type="dxa" w:w="90"/>
+              <w:left w:type="dxa" w:w="110"/>
+              <w:bottom w:type="dxa" w:w="90"/>
+              <w:right w:type="dxa" w:w="110"/>
+            </w:tcMar>
+            <w:vAlign w:val="center"/>
+          </w:tcPr>
+          <w:p>
+            <w:pPr>
+              <w:bidi/>
+              <w:spacing w:after="0" w:before="0" w:line="300" w:lineRule="auto"/>
+              <w:jc w:val="center"/>
+            </w:pPr>
+            <w:r>
+              <w:rPr>
+                <w:rFonts w:ascii="Tahoma" w:cs="Tahoma" w:eastAsia="Tahoma" w:hAnsi="Tahoma"/>
+                <w:b w:val="false"/>
+                <w:bCs w:val="false"/>
+                <w:color w:val="5E6265"/>
+                <w:sz w:val="18"/>
+                <w:szCs w:val="18"/>
+                <w:rtl/>
+              </w:rPr>
+              <w:t xml:space="preserve">27</w:t>
+            </w:r>
+          </w:p>
+        </w:tc>
+        <w:tc>
+          <w:tcPr>
+            <w:tcW w:type="dxa" w:w="1350"/>
+            <w:tcBorders>
+              <w:top w:val="single" w:color="DEDFE1" w:sz="4"/>
+              <w:left w:val="single" w:color="DEDFE1" w:sz="4"/>
+              <w:bottom w:val="single" w:color="DEDFE1" w:sz="4"/>
+              <w:right w:val="single" w:color="DEDFE1" w:sz="4"/>
+            </w:tcBorders>
+            <w:shd w:fill="FAFAFB" w:color="auto" w:val="clear"/>
+            <w:tcMar>
+              <w:top w:type="dxa" w:w="90"/>
+              <w:left w:type="dxa" w:w="110"/>
+              <w:bottom w:type="dxa" w:w="90"/>
+              <w:right w:type="dxa" w:w="110"/>
+            </w:tcMar>
+            <w:vAlign w:val="center"/>
+          </w:tcPr>
+          <w:p>
+            <w:pPr>
+              <w:bidi/>
+              <w:spacing w:after="0" w:before="0" w:line="300" w:lineRule="auto"/>
+              <w:jc w:val="center"/>
+            </w:pPr>
+            <w:r>
+              <w:rPr>
+                <w:rFonts w:ascii="Tahoma" w:cs="Tahoma" w:eastAsia="Tahoma" w:hAnsi="Tahoma"/>
+                <w:b w:val="false"/>
+                <w:bCs w:val="false"/>
+                <w:color w:val="5E6265"/>
+                <w:sz w:val="18"/>
+                <w:szCs w:val="18"/>
+                <w:rtl/>
+              </w:rPr>
+              <w:t xml:space="preserve">492,324</w:t>
+            </w:r>
+          </w:p>
+        </w:tc>
+        <w:tc>
+          <w:tcPr>
+            <w:tcW w:type="dxa" w:w="1250"/>
+            <w:tcBorders>
+              <w:top w:val="single" w:color="DEDFE1" w:sz="4"/>
+              <w:left w:val="single" w:color="DEDFE1" w:sz="4"/>
+              <w:bottom w:val="single" w:color="DEDFE1" w:sz="4"/>
+              <w:right w:val="single" w:color="DEDFE1" w:sz="4"/>
+            </w:tcBorders>
+            <w:shd w:fill="FAFAFB" w:color="auto" w:val="clear"/>
+            <w:tcMar>
+              <w:top w:type="dxa" w:w="90"/>
+              <w:left w:type="dxa" w:w="110"/>
+              <w:bottom w:type="dxa" w:w="90"/>
+              <w:right w:type="dxa" w:w="110"/>
+            </w:tcMar>
+            <w:vAlign w:val="center"/>
+          </w:tcPr>
+          <w:p>
+            <w:pPr>
+              <w:bidi/>
+              <w:spacing w:after="0" w:before="0" w:line="300" w:lineRule="auto"/>
+              <w:jc w:val="center"/>
+            </w:pPr>
+            <w:r>
+              <w:rPr>
+                <w:rFonts w:ascii="Tahoma" w:cs="Tahoma" w:eastAsia="Tahoma" w:hAnsi="Tahoma"/>
+                <w:b/>
+                <w:bCs/>
+                <w:color w:val="5E6265"/>
+                <w:sz w:val="18"/>
+                <w:szCs w:val="18"/>
+                <w:rtl/>
+              </w:rPr>
+              <w:t xml:space="preserve">18,234</w:t>
+            </w:r>
+          </w:p>
+        </w:tc>
+        <w:tc>
+          <w:tcPr>
+            <w:tcW w:type="dxa" w:w="1050"/>
+            <w:tcBorders>
+              <w:top w:val="single" w:color="DEDFE1" w:sz="4"/>
+              <w:left w:val="single" w:color="DEDFE1" w:sz="4"/>
+              <w:bottom w:val="single" w:color="DEDFE1" w:sz="4"/>
+              <w:right w:val="single" w:color="DEDFE1" w:sz="4"/>
+            </w:tcBorders>
+            <w:shd w:fill="FAFAFB" w:color="auto" w:val="clear"/>
+            <w:tcMar>
+              <w:top w:type="dxa" w:w="90"/>
+              <w:left w:type="dxa" w:w="110"/>
+              <w:bottom w:type="dxa" w:w="90"/>
+              <w:right w:type="dxa" w:w="110"/>
+            </w:tcMar>
+            <w:vAlign w:val="center"/>
+          </w:tcPr>
+          <w:p>
+            <w:pPr>
+              <w:bidi/>
+              <w:spacing w:after="0" w:before="0" w:line="300" w:lineRule="auto"/>
+              <w:jc w:val="center"/>
+            </w:pPr>
+            <w:r>
+              <w:rPr>
+                <w:rFonts w:ascii="Tahoma" w:cs="Tahoma" w:eastAsia="Tahoma" w:hAnsi="Tahoma"/>
+                <w:b/>
+                <w:bCs/>
+                <w:color w:val="1B7A4B"/>
+                <w:sz w:val="18"/>
+                <w:szCs w:val="18"/>
+                <w:rtl/>
+              </w:rPr>
+              <w:t xml:space="preserve">‎+65.7%‎</w:t>
+            </w:r>
+          </w:p>
+        </w:tc>
+        <w:tc>
+          <w:tcPr>
+            <w:tcW w:type="dxa" w:w="850"/>
+            <w:tcBorders>
+              <w:top w:val="single" w:color="DEDFE1" w:sz="4"/>
+              <w:left w:val="single" w:color="DEDFE1" w:sz="4"/>
+              <w:bottom w:val="single" w:color="DEDFE1" w:sz="4"/>
+              <w:right w:val="single" w:color="DEDFE1" w:sz="4"/>
+            </w:tcBorders>
+            <w:shd w:fill="FAFAFB" w:color="auto" w:val="clear"/>
+            <w:tcMar>
+              <w:top w:type="dxa" w:w="90"/>
+              <w:left w:type="dxa" w:w="110"/>
+              <w:bottom w:type="dxa" w:w="90"/>
+              <w:right w:type="dxa" w:w="110"/>
+            </w:tcMar>
+            <w:vAlign w:val="center"/>
+          </w:tcPr>
+          <w:p>
+            <w:pPr>
+              <w:bidi/>
+              <w:spacing w:after="0" w:before="0" w:line="300" w:lineRule="auto"/>
+              <w:jc w:val="center"/>
+            </w:pPr>
+            <w:r>
+              <w:rPr>
+                <w:rFonts w:ascii="Tahoma" w:cs="Tahoma" w:eastAsia="Tahoma" w:hAnsi="Tahoma"/>
+                <w:b w:val="false"/>
+                <w:bCs w:val="false"/>
+                <w:color w:val="5E6265"/>
+                <w:sz w:val="18"/>
+                <w:szCs w:val="18"/>
+                <w:rtl/>
+              </w:rPr>
+              <w:t xml:space="preserve">8,209</w:t>
+            </w:r>
+          </w:p>
+        </w:tc>
+        <w:tc>
+          <w:tcPr>
+            <w:tcW w:type="dxa" w:w="850"/>
+            <w:tcBorders>
+              <w:top w:val="single" w:color="DEDFE1" w:sz="4"/>
+              <w:left w:val="single" w:color="DEDFE1" w:sz="4"/>
+              <w:bottom w:val="single" w:color="DEDFE1" w:sz="4"/>
+              <w:right w:val="single" w:color="DEDFE1" w:sz="4"/>
+            </w:tcBorders>
+            <w:shd w:fill="FAFAFB" w:color="auto" w:val="clear"/>
+            <w:tcMar>
+              <w:top w:type="dxa" w:w="90"/>
+              <w:left w:type="dxa" w:w="110"/>
+              <w:bottom w:type="dxa" w:w="90"/>
+              <w:right w:type="dxa" w:w="110"/>
+            </w:tcMar>
+            <w:vAlign w:val="center"/>
+          </w:tcPr>
+          <w:p>
+            <w:pPr>
+              <w:bidi/>
+              <w:spacing w:after="0" w:before="0" w:line="300" w:lineRule="auto"/>
+              <w:jc w:val="center"/>
+            </w:pPr>
+            <w:r>
+              <w:rPr>
+                <w:rFonts w:ascii="Tahoma" w:cs="Tahoma" w:eastAsia="Tahoma" w:hAnsi="Tahoma"/>
+                <w:b w:val="false"/>
+                <w:bCs w:val="false"/>
+                <w:color w:val="5E6265"/>
+                <w:sz w:val="18"/>
+                <w:szCs w:val="18"/>
+                <w:rtl/>
+              </w:rPr>
+              <w:t xml:space="preserve">273</w:t>
+            </w:r>
+          </w:p>
+        </w:tc>
+        <w:tc>
+          <w:tcPr>
+            <w:tcW w:type="dxa" w:w="950"/>
+            <w:tcBorders>
+              <w:top w:val="single" w:color="DEDFE1" w:sz="4"/>
+              <w:left w:val="single" w:color="DEDFE1" w:sz="4"/>
+              <w:bottom w:val="single" w:color="DEDFE1" w:sz="4"/>
+              <w:right w:val="single" w:color="DEDFE1" w:sz="4"/>
+            </w:tcBorders>
+            <w:shd w:fill="FAFAFB" w:color="auto" w:val="clear"/>
+            <w:tcMar>
+              <w:top w:type="dxa" w:w="90"/>
+              <w:left w:type="dxa" w:w="110"/>
+              <w:bottom w:type="dxa" w:w="90"/>
+              <w:right w:type="dxa" w:w="110"/>
+            </w:tcMar>
+            <w:vAlign w:val="center"/>
+          </w:tcPr>
+          <w:p>
+            <w:pPr>
+              <w:bidi/>
+              <w:spacing w:after="0" w:before="0" w:line="300" w:lineRule="auto"/>
+              <w:jc w:val="center"/>
+            </w:pPr>
+            <w:r>
+              <w:rPr>
+                <w:rFonts w:ascii="Tahoma" w:cs="Tahoma" w:eastAsia="Tahoma" w:hAnsi="Tahoma"/>
+                <w:b w:val="false"/>
+                <w:bCs w:val="false"/>
+                <w:color w:val="5E6265"/>
+                <w:sz w:val="18"/>
+                <w:szCs w:val="18"/>
+                <w:rtl/>
+              </w:rPr>
+              <w:t xml:space="preserve">66.9</w:t>
+            </w:r>
+          </w:p>
+        </w:tc>
+      </w:tr>
+    </w:tbl>
+    <w:p>
+      <w:pPr>
+        <w:spacing w:after="120"/>
+      </w:pPr>
+    </w:p>
+    <w:p>
+      <w:pPr>
+        <w:bidi/>
+        <w:spacing w:after="50" w:before="60" w:line="240" w:lineRule="auto"/>
+        <w:jc w:val="center"/>
+      </w:pPr>
+      <w:r>
+        <w:drawing>
+          <wp:inline distT="0" distB="0" distL="0" distR="0">
+            <wp:extent cx="5905500" cy="2266950"/>
+            <wp:effectExtent t="0" r="0" b="0" l="0"/>
+            <wp:docPr id="1" name="" descr="" title=""/>
+            <wp:cNvGraphicFramePr>
+              <a:graphicFrameLocks xmlns:a="http://schemas.openxmlformats.org/drawingml/2006/main" noChangeAspect="1"/>
+            </wp:cNvGraphicFramePr>
+            <a:graphic xmlns:a="http://schemas.openxmlformats.org/drawingml/2006/main">
+              <a:graphicData uri="http://schemas.openxmlformats.org/drawingml/2006/picture">
+                <pic:pic xmlns:pic="http://schemas.openxmlformats.org/drawingml/2006/picture">
+                  <pic:nvPicPr>
+                    <pic:cNvPr id="0" name="" descr=""/>
+                    <pic:cNvPicPr>
+                      <a:picLocks noChangeAspect="1" noChangeArrowheads="1"/>
+                    </pic:cNvPicPr>
+                  </pic:nvPicPr>
+                  <pic:blipFill>
+                    <a:blip r:embed="rId18" cstate="none"/>
+                    <a:srcRect/>
+                    <a:stretch>
+                      <a:fillRect/>
+                    </a:stretch>
+                  </pic:blipFill>
+                  <pic:spPr bwMode="auto">
+                    <a:xfrm>
+                      <a:off x="0" y="0"/>
+                      <a:ext cx="5905500" cy="2266950"/>
+                    </a:xfrm>
+                    <a:prstGeom prst="rect">
+                      <a:avLst/>
+                    </a:prstGeom>
+                  </pic:spPr>
+                </pic:pic>
+              </a:graphicData>
+            </a:graphic>
+          </wp:inline>
+        </w:drawing>
+      </w:r>
+    </w:p>
+    <w:p>
+      <w:pPr>
+        <w:bidi/>
+        <w:spacing w:after="170" w:before="0" w:line="300" w:lineRule="auto"/>
+        <w:jc w:val="center"/>
+      </w:pPr>
+      <w:r>
+        <w:rPr>
+          <w:rFonts w:ascii="Tahoma" w:cs="Tahoma" w:eastAsia="Tahoma" w:hAnsi="Tahoma"/>
+          <w:b w:val="false"/>
+          <w:bCs w:val="false"/>
+          <w:color w:val="8E9295"/>
+          <w:sz w:val="16"/>
+          <w:szCs w:val="16"/>
+          <w:rtl/>
+        </w:rPr>
+        <w:t xml:space="preserve">مسار الإيراد اليومي أسبوعياً من التشغيل التجريبي حتى نهاية سبتمبر. المصدر: بيانات معاملات المحطة.</w:t>
       </w:r>
     </w:p>
     <w:p>
@@ -24749,7 +30444,7 @@
                     </pic:cNvPicPr>
                   </pic:nvPicPr>
                   <pic:blipFill>
-                    <a:blip r:embed="rId16" cstate="none"/>
+                    <a:blip r:embed="rId19" cstate="none"/>
                     <a:srcRect/>
                     <a:stretch>
                       <a:fillRect/>
@@ -32781,7 +38476,7 @@
                 <w:szCs w:val="18"/>
                 <w:rtl/>
               </w:rPr>
-              <w:t xml:space="preserve">تُحتسب للحملات المقيسة فقط: 36,142 ÷ 4,356,512 × 1000 ≈ 8.0 هللة. فعالية اليوم الوطني خارج الحساب لعدم قياس وصولها.</w:t>
+              <w:t xml:space="preserve">تُحتسب للحملات المقيسة فقط: 36,142 ÷ 4,519,865 × 1000 ≈ 8.0 هللة. فعالية اليوم الوطني خارج الحساب لعدم قياس وصولها.</w:t>
             </w:r>
           </w:p>
         </w:tc>
@@ -33051,7 +38746,7 @@
                 <w:szCs w:val="18"/>
                 <w:rtl/>
               </w:rPr>
-              <w:t xml:space="preserve">احتساب الإيراد الإضافي</w:t>
+              <w:t xml:space="preserve">مصدر بيانات سبتمبر</w:t>
             </w:r>
           </w:p>
         </w:tc>
@@ -33089,7 +38784,7 @@
                 <w:szCs w:val="18"/>
                 <w:rtl/>
               </w:rPr>
-              <w:t xml:space="preserve">= (إيراد يوم الحملة − متوسط خط الأساس اليومي) + (متوسط الإيراد اليومي بعد الحملة − خط الأساس) × عدد أيام ما بعد الحملة. الناتج إيراد إضافي وليس ربحاً.</w:t>
+              <w:t xml:space="preserve">ملف تحليل مبيعات سبتمبر 2026 للمحطات الثلاث (HA052 · MK040 · NJ219). ملفات سبتمبر تنتهي ظهر 28 سبتمبر، لذا كل أرقام سبتمبر هنا هي أول 27 يوماً كاملاً، ولم يُحتسب اليوم الجزئي 28 (26,310 ر.س للمحطات الثلاث). كل المقارنات على المتوسط اليومي لأن أغسطس جزئي في الروضة (16 يوماً) وحائل (25 يوماً).</w:t>
             </w:r>
           </w:p>
         </w:tc>
@@ -33128,7 +38823,7 @@
                 <w:szCs w:val="18"/>
                 <w:rtl/>
               </w:rPr>
-              <w:t xml:space="preserve">وحدة التفاعل</w:t>
+              <w:t xml:space="preserve">استبعاد حركة غير ممكنة في نجران NJ219</w:t>
             </w:r>
           </w:p>
         </w:tc>
@@ -33165,7 +38860,7 @@
                 <w:szCs w:val="18"/>
                 <w:rtl/>
               </w:rPr>
-              <w:t xml:space="preserve">صُحّحت في هذه النسخة: القيم التي كانت تظهر في لوحة المؤشرات (مثل 16,805) هي معدل التفاعل مضروباً في 1000 — أي ‎16.8%‎. اعتُمدت المعدلات كما وردت في ملف تحليل المحطات.</w:t>
+              <w:t xml:space="preserve">حركة بتاريخ 24 سبتمبر الساعة 13:17 على المضخة 10 بمقدار 13,834 لتراً و29,680 ر.س ومدتها صفر ثانية — وهي قراءة عدّاد خزان سُجّلت كعملية بيع. لو بقيت لرفعت إيراد سبتمبر نحو ‎8%‎ وقلبت تراجع المحطة إلى نمو. كما استُبعدت حركات المعايرة (نجران 34 · الروضة 60 · حائل 82) والحركات الصفرية التي لم يُصرف فيها وقود.</w:t>
             </w:r>
           </w:p>
         </w:tc>
@@ -33205,7 +38900,7 @@
                 <w:szCs w:val="18"/>
                 <w:rtl/>
               </w:rPr>
-              <w:t xml:space="preserve">تصحيح وصول حائل HA052</w:t>
+              <w:t xml:space="preserve">حدود قراءة نمو حائل والروضة في سبتمبر</w:t>
             </w:r>
           </w:p>
         </w:tc>
@@ -33243,7 +38938,7 @@
                 <w:szCs w:val="18"/>
                 <w:rtl/>
               </w:rPr>
-              <w:t xml:space="preserve">كان مسجّلاً 469,000 مشاهدة في لوحة المؤشرات السابقة، وورد 632,353 في ملف تحليل المحطات المعتمد هنا (‎632.4%‎ من المستهدف).</w:t>
+              <w:t xml:space="preserve">المحطتان انضمتا للشبكة في أغسطس، فجزء من نمو سبتمبر تعافٍ من ضعف أسابيع الافتتاح لا نمو عضوي ولا أثر حملة. المقياس الأصدق هو مستوى آخر أسبوعين: حائل 19.4 إلى 24.5 ألف ر.س/يوم، والروضة 16.8 إلى 18.8، ونجران 13.3 إلى 13.8.</w:t>
             </w:r>
           </w:p>
         </w:tc>
@@ -33282,7 +38977,7 @@
                 <w:szCs w:val="18"/>
                 <w:rtl/>
               </w:rPr>
-              <w:t xml:space="preserve">حالات الحملات</w:t>
+              <w:t xml:space="preserve">احتساب الإيراد الإضافي</w:t>
             </w:r>
           </w:p>
         </w:tc>
@@ -33319,7 +39014,7 @@
                 <w:szCs w:val="18"/>
                 <w:rtl/>
               </w:rPr>
-              <w:t xml:space="preserve">حملتا HA052 وMK040 مسجّلتان في النظام بحالة «مخطط لها» رغم مرور تاريخ تنفيذهما وتسجيل نتائج وإنفاق فعلي؛ عُوملتا في هذا التقرير كحملتين منتهيتين.</w:t>
+              <w:t xml:space="preserve">= (إيراد يوم الحملة − متوسط خط الأساس اليومي) + (متوسط الإيراد اليومي بعد الحملة − خط الأساس) × عدد أيام ما بعد الحملة. الناتج إيراد إضافي وليس ربحاً.</w:t>
             </w:r>
           </w:p>
         </w:tc>
@@ -33359,7 +39054,7 @@
                 <w:szCs w:val="18"/>
                 <w:rtl/>
               </w:rPr>
-              <w:t xml:space="preserve">مستهدفات فريق العمل</w:t>
+              <w:t xml:space="preserve">وحدة التفاعل</w:t>
             </w:r>
           </w:p>
         </w:tc>
@@ -33397,7 +39092,7 @@
                 <w:szCs w:val="18"/>
                 <w:rtl/>
               </w:rPr>
-              <w:t xml:space="preserve">الفترة الزمنية التي يغطيها كل مستهدف (سنوية أم ربعية) لم تُحدَّد في لوحة المتابعة، لذا عُرضت النسب كما هي دون مقارنتها بنسبة الزمن المنقضي.</w:t>
+              <w:t xml:space="preserve">صُحّحت في هذه النسخة: القيم التي كانت تظهر في لوحة المؤشرات (مثل 16,805) هي معدل التفاعل مضروباً في 1000 — أي ‎16.8%‎. اعتُمدت المعدلات كما وردت في ملف تحليل المحطات.</w:t>
             </w:r>
           </w:p>
         </w:tc>
@@ -33436,7 +39131,7 @@
                 <w:szCs w:val="18"/>
                 <w:rtl/>
               </w:rPr>
-              <w:t xml:space="preserve">البيانات الناقصة</w:t>
+              <w:t xml:space="preserve">تصحيح وصول حائل HA052</w:t>
             </w:r>
           </w:p>
         </w:tc>
@@ -33473,7 +39168,7 @@
                 <w:szCs w:val="18"/>
                 <w:rtl/>
               </w:rPr>
-              <w:t xml:space="preserve">ميزانية JA070 غير مسجّلة · مبرر تجاوز ميزانية NJ219 غير موثّق · فعالية اليوم الوطني بلا ميزانية معتمدة ولا مؤشرات قياس ولا تواريخ تنفيذ محددة · المؤشرات التجارية غير مقيسة في الحملات الخمس.</w:t>
+              <w:t xml:space="preserve">كان مسجّلاً 469,000 مشاهدة في لوحة المؤشرات السابقة، وورد 632,353 في ملف تحليل المحطات المعتمد هنا (‎632.4%‎ من المستهدف).</w:t>
             </w:r>
           </w:p>
         </w:tc>
@@ -33513,6 +39208,237 @@
                 <w:szCs w:val="18"/>
                 <w:rtl/>
               </w:rPr>
+              <w:t xml:space="preserve">حالات الحملات</w:t>
+            </w:r>
+          </w:p>
+        </w:tc>
+        <w:tc>
+          <w:tcPr>
+            <w:tcW w:type="dxa" w:w="7548"/>
+            <w:tcBorders>
+              <w:top w:val="single" w:color="DEDFE1" w:sz="4"/>
+              <w:left w:val="single" w:color="DEDFE1" w:sz="4"/>
+              <w:bottom w:val="single" w:color="DEDFE1" w:sz="4"/>
+              <w:right w:val="single" w:color="DEDFE1" w:sz="4"/>
+            </w:tcBorders>
+            <w:shd w:fill="FAFAFB" w:color="auto" w:val="clear"/>
+            <w:tcMar>
+              <w:top w:type="dxa" w:w="90"/>
+              <w:left w:type="dxa" w:w="110"/>
+              <w:bottom w:type="dxa" w:w="90"/>
+              <w:right w:type="dxa" w:w="110"/>
+            </w:tcMar>
+            <w:vAlign w:val="center"/>
+          </w:tcPr>
+          <w:p>
+            <w:pPr>
+              <w:bidi/>
+              <w:spacing w:after="0" w:before="0" w:line="300" w:lineRule="auto"/>
+              <w:jc w:val="start"/>
+            </w:pPr>
+            <w:r>
+              <w:rPr>
+                <w:rFonts w:ascii="Tahoma" w:cs="Tahoma" w:eastAsia="Tahoma" w:hAnsi="Tahoma"/>
+                <w:b w:val="false"/>
+                <w:bCs w:val="false"/>
+                <w:color w:val="5E6265"/>
+                <w:sz w:val="18"/>
+                <w:szCs w:val="18"/>
+                <w:rtl/>
+              </w:rPr>
+              <w:t xml:space="preserve">حملتا HA052 وMK040 مسجّلتان في النظام بحالة «مخطط لها» رغم مرور تاريخ تنفيذهما وتسجيل نتائج وإنفاق فعلي؛ عُوملتا في هذا التقرير كحملتين منتهيتين.</w:t>
+            </w:r>
+          </w:p>
+        </w:tc>
+      </w:tr>
+      <w:tr>
+        <w:tc>
+          <w:tcPr>
+            <w:tcW w:type="dxa" w:w="2100"/>
+            <w:tcBorders>
+              <w:top w:val="single" w:color="DEDFE1" w:sz="4"/>
+              <w:left w:val="single" w:color="DEDFE1" w:sz="4"/>
+              <w:bottom w:val="single" w:color="DEDFE1" w:sz="4"/>
+              <w:right w:val="single" w:color="DEDFE1" w:sz="4"/>
+            </w:tcBorders>
+            <w:tcMar>
+              <w:top w:type="dxa" w:w="90"/>
+              <w:left w:type="dxa" w:w="110"/>
+              <w:bottom w:type="dxa" w:w="90"/>
+              <w:right w:type="dxa" w:w="110"/>
+            </w:tcMar>
+            <w:vAlign w:val="center"/>
+          </w:tcPr>
+          <w:p>
+            <w:pPr>
+              <w:bidi/>
+              <w:spacing w:after="0" w:before="0" w:line="300" w:lineRule="auto"/>
+              <w:jc w:val="start"/>
+            </w:pPr>
+            <w:r>
+              <w:rPr>
+                <w:rFonts w:ascii="Tahoma" w:cs="Tahoma" w:eastAsia="Tahoma" w:hAnsi="Tahoma"/>
+                <w:b/>
+                <w:bCs/>
+                <w:color w:val="2B2E30"/>
+                <w:sz w:val="18"/>
+                <w:szCs w:val="18"/>
+                <w:rtl/>
+              </w:rPr>
+              <w:t xml:space="preserve">مستهدفات فريق العمل</w:t>
+            </w:r>
+          </w:p>
+        </w:tc>
+        <w:tc>
+          <w:tcPr>
+            <w:tcW w:type="dxa" w:w="7548"/>
+            <w:tcBorders>
+              <w:top w:val="single" w:color="DEDFE1" w:sz="4"/>
+              <w:left w:val="single" w:color="DEDFE1" w:sz="4"/>
+              <w:bottom w:val="single" w:color="DEDFE1" w:sz="4"/>
+              <w:right w:val="single" w:color="DEDFE1" w:sz="4"/>
+            </w:tcBorders>
+            <w:tcMar>
+              <w:top w:type="dxa" w:w="90"/>
+              <w:left w:type="dxa" w:w="110"/>
+              <w:bottom w:type="dxa" w:w="90"/>
+              <w:right w:type="dxa" w:w="110"/>
+            </w:tcMar>
+            <w:vAlign w:val="center"/>
+          </w:tcPr>
+          <w:p>
+            <w:pPr>
+              <w:bidi/>
+              <w:spacing w:after="0" w:before="0" w:line="300" w:lineRule="auto"/>
+              <w:jc w:val="start"/>
+            </w:pPr>
+            <w:r>
+              <w:rPr>
+                <w:rFonts w:ascii="Tahoma" w:cs="Tahoma" w:eastAsia="Tahoma" w:hAnsi="Tahoma"/>
+                <w:b w:val="false"/>
+                <w:bCs w:val="false"/>
+                <w:color w:val="5E6265"/>
+                <w:sz w:val="18"/>
+                <w:szCs w:val="18"/>
+                <w:rtl/>
+              </w:rPr>
+              <w:t xml:space="preserve">الفترة الزمنية التي يغطيها كل مستهدف (سنوية أم ربعية) لم تُحدَّد في لوحة المتابعة، لذا عُرضت النسب كما هي دون مقارنتها بنسبة الزمن المنقضي.</w:t>
+            </w:r>
+          </w:p>
+        </w:tc>
+      </w:tr>
+      <w:tr>
+        <w:tc>
+          <w:tcPr>
+            <w:tcW w:type="dxa" w:w="2100"/>
+            <w:tcBorders>
+              <w:top w:val="single" w:color="DEDFE1" w:sz="4"/>
+              <w:left w:val="single" w:color="DEDFE1" w:sz="4"/>
+              <w:bottom w:val="single" w:color="DEDFE1" w:sz="4"/>
+              <w:right w:val="single" w:color="DEDFE1" w:sz="4"/>
+            </w:tcBorders>
+            <w:shd w:fill="FAFAFB" w:color="auto" w:val="clear"/>
+            <w:tcMar>
+              <w:top w:type="dxa" w:w="90"/>
+              <w:left w:type="dxa" w:w="110"/>
+              <w:bottom w:type="dxa" w:w="90"/>
+              <w:right w:type="dxa" w:w="110"/>
+            </w:tcMar>
+            <w:vAlign w:val="center"/>
+          </w:tcPr>
+          <w:p>
+            <w:pPr>
+              <w:bidi/>
+              <w:spacing w:after="0" w:before="0" w:line="300" w:lineRule="auto"/>
+              <w:jc w:val="start"/>
+            </w:pPr>
+            <w:r>
+              <w:rPr>
+                <w:rFonts w:ascii="Tahoma" w:cs="Tahoma" w:eastAsia="Tahoma" w:hAnsi="Tahoma"/>
+                <w:b/>
+                <w:bCs/>
+                <w:color w:val="2B2E30"/>
+                <w:sz w:val="18"/>
+                <w:szCs w:val="18"/>
+                <w:rtl/>
+              </w:rPr>
+              <w:t xml:space="preserve">البيانات الناقصة</w:t>
+            </w:r>
+          </w:p>
+        </w:tc>
+        <w:tc>
+          <w:tcPr>
+            <w:tcW w:type="dxa" w:w="7548"/>
+            <w:tcBorders>
+              <w:top w:val="single" w:color="DEDFE1" w:sz="4"/>
+              <w:left w:val="single" w:color="DEDFE1" w:sz="4"/>
+              <w:bottom w:val="single" w:color="DEDFE1" w:sz="4"/>
+              <w:right w:val="single" w:color="DEDFE1" w:sz="4"/>
+            </w:tcBorders>
+            <w:shd w:fill="FAFAFB" w:color="auto" w:val="clear"/>
+            <w:tcMar>
+              <w:top w:type="dxa" w:w="90"/>
+              <w:left w:type="dxa" w:w="110"/>
+              <w:bottom w:type="dxa" w:w="90"/>
+              <w:right w:type="dxa" w:w="110"/>
+            </w:tcMar>
+            <w:vAlign w:val="center"/>
+          </w:tcPr>
+          <w:p>
+            <w:pPr>
+              <w:bidi/>
+              <w:spacing w:after="0" w:before="0" w:line="300" w:lineRule="auto"/>
+              <w:jc w:val="start"/>
+            </w:pPr>
+            <w:r>
+              <w:rPr>
+                <w:rFonts w:ascii="Tahoma" w:cs="Tahoma" w:eastAsia="Tahoma" w:hAnsi="Tahoma"/>
+                <w:b w:val="false"/>
+                <w:bCs w:val="false"/>
+                <w:color w:val="5E6265"/>
+                <w:sz w:val="18"/>
+                <w:szCs w:val="18"/>
+                <w:rtl/>
+              </w:rPr>
+              <w:t xml:space="preserve">ميزانية JA070 غير مسجّلة · مبرر تجاوز ميزانية NJ219 غير موثّق · فعالية اليوم الوطني بلا ميزانية معتمدة ولا مؤشرات قياس ولا تواريخ تنفيذ محددة · المؤشرات التجارية غير مقيسة في الحملات الخمس.</w:t>
+            </w:r>
+          </w:p>
+        </w:tc>
+      </w:tr>
+      <w:tr>
+        <w:tc>
+          <w:tcPr>
+            <w:tcW w:type="dxa" w:w="2100"/>
+            <w:tcBorders>
+              <w:top w:val="single" w:color="DEDFE1" w:sz="4"/>
+              <w:left w:val="single" w:color="DEDFE1" w:sz="4"/>
+              <w:bottom w:val="single" w:color="DEDFE1" w:sz="4"/>
+              <w:right w:val="single" w:color="DEDFE1" w:sz="4"/>
+            </w:tcBorders>
+            <w:tcMar>
+              <w:top w:type="dxa" w:w="90"/>
+              <w:left w:type="dxa" w:w="110"/>
+              <w:bottom w:type="dxa" w:w="90"/>
+              <w:right w:type="dxa" w:w="110"/>
+            </w:tcMar>
+            <w:vAlign w:val="center"/>
+          </w:tcPr>
+          <w:p>
+            <w:pPr>
+              <w:bidi/>
+              <w:spacing w:after="0" w:before="0" w:line="300" w:lineRule="auto"/>
+              <w:jc w:val="start"/>
+            </w:pPr>
+            <w:r>
+              <w:rPr>
+                <w:rFonts w:ascii="Tahoma" w:cs="Tahoma" w:eastAsia="Tahoma" w:hAnsi="Tahoma"/>
+                <w:b/>
+                <w:bCs/>
+                <w:color w:val="2B2E30"/>
+                <w:sz w:val="18"/>
+                <w:szCs w:val="18"/>
+                <w:rtl/>
+              </w:rPr>
               <w:t xml:space="preserve">حدود التقرير</w:t>
             </w:r>
           </w:p>
@@ -33526,7 +39452,6 @@
               <w:bottom w:val="single" w:color="DEDFE1" w:sz="4"/>
               <w:right w:val="single" w:color="DEDFE1" w:sz="4"/>
             </w:tcBorders>
-            <w:shd w:fill="FAFAFB" w:color="auto" w:val="clear"/>
             <w:tcMar>
               <w:top w:type="dxa" w:w="90"/>
               <w:left w:type="dxa" w:w="110"/>

--- a/تقرير-الربع-الثالث-2026.docx
+++ b/تقرير-الربع-الثالث-2026.docx
@@ -78,7 +78,7 @@
           <w:szCs w:val="21"/>
           <w:rtl/>
         </w:rPr>
-        <w:t xml:space="preserve">يغطي هذا التقرير أداء الحملات التسويقية في محطات درب خلال الربع الثالث من عام 2026 م، ويعرض لكل حملة قسماً مستقلاً يوضّح أداءها ومستهدفاتها وما تحقق منها وما لم يتحقق مع بيان المبررات، إضافة إلى مستهدفات فريق العمل الدورية، والتحديات التي واجهت التنفيذ والفرص الممكن الاستفادة منها في الربع القادم.</w:t>
+        <w:t xml:space="preserve">يغطي هذا التقرير أداء الحملات التسويقية في محطات درب خلال الربع الثالث من عام 2026 م، ويعرض لكل حملة قسماً مستقلاً يوضّح أداءها ومستهدفاتها وما تحقق منها وما لم يتحقق مع بيان المبررات، إضافة إلى أداء قناة البريد الإلكتروني، ومستهدفات فريق العمل الدورية، والتحديات التي واجهت التنفيذ والفرص الممكن الاستفادة منها في الربع القادم.</w:t>
       </w:r>
     </w:p>
     <w:tbl>
@@ -3426,6 +3426,9 @@
         <w:gridCol w:w="9648"/>
       </w:tblGrid>
       <w:tr>
+        <w:trPr>
+          <w:cantSplit/>
+        </w:trPr>
         <w:tc>
           <w:tcPr>
             <w:tcW w:type="dxa" w:w="9648"/>
@@ -3551,7 +3554,7 @@
                 <w:szCs w:val="19"/>
                 <w:rtl/>
               </w:rPr>
-              <w:t xml:space="preserve">الانضباط المالي: 36,142 ر.س من مخصص 36,000 ر.س للحملات ذات الميزانية المعتمدة — انحراف ‎0.4%‎، وتكلفة الألف مشاهدة نحو 8.0 هللة.</w:t>
+              <w:t xml:space="preserve">قناة البريد الإلكتروني: 235 رسالة في الربع وصل منها 219 (نسبة تسليم ‎93.2%‎ مقابل ‎20.0%‎ في الفترة السابقة)، لكن معدل الفتح ‎7.3%‎ فقط — نحو 16 قارئاً. القناة بلا مستهدف معتمد وبلا قياس للنقر أو التحويل.</w:t>
             </w:r>
           </w:p>
           <w:p>
@@ -3574,7 +3577,30 @@
                 <w:szCs w:val="19"/>
                 <w:rtl/>
               </w:rPr>
-              <w:t xml:space="preserve">نموذج «البنزين المجاني للسيارات الأولى» أثبت فاعليته في أربع مناطق، وفعالية اليوم الوطني غطّت تسع محطات.</w:t>
+              <w:t xml:space="preserve">الانضباط المالي: 36,142 ر.س من مخصص 36,000 ر.س — انحراف ‎0.4%‎، وتكلفة الألف مشاهدة نحو 8.0 هللة.</w:t>
+            </w:r>
+          </w:p>
+          <w:p>
+            <w:pPr>
+              <w:pStyle w:val="ListParagraph"/>
+              <w:numPr>
+                <w:ilvl w:val="0"/>
+                <w:numId w:val="1"/>
+              </w:numPr>
+              <w:bidi/>
+              <w:spacing w:after="70" w:line="290" w:lineRule="auto"/>
+            </w:pPr>
+            <w:r>
+              <w:rPr>
+                <w:rFonts w:ascii="Tahoma" w:cs="Tahoma" w:eastAsia="Tahoma" w:hAnsi="Tahoma"/>
+                <w:b w:val="false"/>
+                <w:bCs w:val="false"/>
+                <w:color w:val="2B2E30"/>
+                <w:sz w:val="19"/>
+                <w:szCs w:val="19"/>
+                <w:rtl/>
+              </w:rPr>
+              <w:t xml:space="preserve">نموذج «البنزين المجاني للسيارات الأولى» أثبت فاعليته في أربع مناطق.</w:t>
             </w:r>
           </w:p>
         </w:tc>
@@ -7073,6 +7099,9 @@
         <w:gridCol w:w="9648"/>
       </w:tblGrid>
       <w:tr>
+        <w:trPr>
+          <w:cantSplit/>
+        </w:trPr>
         <w:tc>
           <w:tcPr>
             <w:tcW w:type="dxa" w:w="9648"/>
@@ -9111,6 +9140,9 @@
         <w:gridCol w:w="9648"/>
       </w:tblGrid>
       <w:tr>
+        <w:trPr>
+          <w:cantSplit/>
+        </w:trPr>
         <w:tc>
           <w:tcPr>
             <w:tcW w:type="dxa" w:w="9648"/>
@@ -9241,6 +9273,9 @@
         <w:gridCol w:w="9648"/>
       </w:tblGrid>
       <w:tr>
+        <w:trPr>
+          <w:cantSplit/>
+        </w:trPr>
         <w:tc>
           <w:tcPr>
             <w:tcW w:type="dxa" w:w="9648"/>
@@ -11145,6 +11180,9 @@
         <w:gridCol w:w="9648"/>
       </w:tblGrid>
       <w:tr>
+        <w:trPr>
+          <w:cantSplit/>
+        </w:trPr>
         <w:tc>
           <w:tcPr>
             <w:tcW w:type="dxa" w:w="9648"/>
@@ -31813,7 +31851,4762 @@
           <w:szCs w:val="16"/>
           <w:rtl/>
         </w:rPr>
-        <w:t xml:space="preserve">06 · مستهدفات فريق العمل</w:t>
+        <w:t xml:space="preserve">06 · حملات الإيميل التسويقية</w:t>
+      </w:r>
+    </w:p>
+    <w:p>
+      <w:pPr>
+        <w:keepNext/>
+        <w:pBdr>
+          <w:bottom w:val="single" w:color="F3741F" w:sz="10" w:space="6"/>
+        </w:pBdr>
+        <w:bidi/>
+        <w:spacing w:after="120" w:before="0" w:line="300" w:lineRule="auto"/>
+        <w:jc w:val="start"/>
+      </w:pPr>
+      <w:r>
+        <w:rPr>
+          <w:rFonts w:ascii="DIN Next LT Arabic" w:cs="DIN Next LT Arabic" w:eastAsia="DIN Next LT Arabic" w:hAnsi="DIN Next LT Arabic"/>
+          <w:b/>
+          <w:bCs/>
+          <w:color w:val="2B2E30"/>
+          <w:sz w:val="30"/>
+          <w:szCs w:val="30"/>
+          <w:rtl/>
+        </w:rPr>
+        <w:t xml:space="preserve">أداء قناة البريد الإلكتروني في الربع الثالث</w:t>
+      </w:r>
+    </w:p>
+    <w:p>
+      <w:pPr>
+        <w:bidi/>
+        <w:spacing w:after="180" w:before="0" w:line="300" w:lineRule="auto"/>
+        <w:jc w:val="start"/>
+      </w:pPr>
+      <w:r>
+        <w:rPr>
+          <w:rFonts w:ascii="Tahoma" w:cs="Tahoma" w:eastAsia="Tahoma" w:hAnsi="Tahoma"/>
+          <w:b w:val="false"/>
+          <w:bCs w:val="false"/>
+          <w:color w:val="5E6265"/>
+          <w:sz w:val="20"/>
+          <w:szCs w:val="20"/>
+          <w:rtl/>
+        </w:rPr>
+        <w:t xml:space="preserve">المصدر لوحة متابعة أداء البريد للفترة 1 يوليو – 30 سبتمبر 2026، مقارنةً بالـ92 يوماً السابقة. تعرض اللوحة أربعة مؤشرات فقط، وكل رقم آخر في هذا القسم محتسب منها بالمعادلة المبيّنة.</w:t>
+      </w:r>
+    </w:p>
+    <w:tbl>
+      <w:tblPr>
+        <w:bidiVisual/>
+        <w:tblW w:type="dxa" w:w="9648"/>
+        <w:tblBorders>
+          <w:top w:val="single" w:color="auto" w:sz="4"/>
+          <w:left w:val="single" w:color="auto" w:sz="4"/>
+          <w:bottom w:val="single" w:color="auto" w:sz="4"/>
+          <w:right w:val="single" w:color="auto" w:sz="4"/>
+          <w:insideH w:val="single" w:color="auto" w:sz="4"/>
+          <w:insideV w:val="single" w:color="auto" w:sz="4"/>
+        </w:tblBorders>
+      </w:tblPr>
+      <w:tblGrid>
+        <w:gridCol w:w="2412"/>
+        <w:gridCol w:w="2412"/>
+        <w:gridCol w:w="2412"/>
+        <w:gridCol w:w="2412"/>
+      </w:tblGrid>
+      <w:tr>
+        <w:tc>
+          <w:tcPr>
+            <w:tcW w:type="dxa" w:w="2412"/>
+            <w:tcBorders>
+              <w:top w:val="single" w:color="DEDFE1" w:sz="4"/>
+              <w:left w:val="single" w:color="DEDFE1" w:sz="4"/>
+              <w:bottom w:val="single" w:color="DEDFE1" w:sz="4"/>
+              <w:right w:val="single" w:color="DEDFE1" w:sz="4"/>
+            </w:tcBorders>
+            <w:shd w:fill="FFFFFF" w:color="auto" w:val="clear"/>
+            <w:tcMar>
+              <w:top w:type="dxa" w:w="150"/>
+              <w:left w:type="dxa" w:w="120"/>
+              <w:bottom w:type="dxa" w:w="150"/>
+              <w:right w:type="dxa" w:w="120"/>
+            </w:tcMar>
+          </w:tcPr>
+          <w:p>
+            <w:pPr>
+              <w:bidi/>
+              <w:spacing w:after="40" w:before="0" w:line="300" w:lineRule="auto"/>
+              <w:jc w:val="center"/>
+            </w:pPr>
+            <w:r>
+              <w:rPr>
+                <w:rFonts w:ascii="DIN Next LT Arabic" w:cs="DIN Next LT Arabic" w:eastAsia="DIN Next LT Arabic" w:hAnsi="DIN Next LT Arabic"/>
+                <w:b/>
+                <w:bCs/>
+                <w:color w:val="D25C0C"/>
+                <w:sz w:val="34"/>
+                <w:szCs w:val="34"/>
+                <w:rtl/>
+              </w:rPr>
+              <w:t xml:space="preserve">235</w:t>
+            </w:r>
+          </w:p>
+          <w:p>
+            <w:pPr>
+              <w:bidi/>
+              <w:spacing w:after="40" w:before="0" w:line="300" w:lineRule="auto"/>
+              <w:jc w:val="center"/>
+            </w:pPr>
+            <w:r>
+              <w:rPr>
+                <w:rFonts w:ascii="DIN Next LT Arabic" w:cs="DIN Next LT Arabic" w:eastAsia="DIN Next LT Arabic" w:hAnsi="DIN Next LT Arabic"/>
+                <w:b/>
+                <w:bCs/>
+                <w:color w:val="2B2E30"/>
+                <w:sz w:val="18"/>
+                <w:szCs w:val="18"/>
+                <w:rtl/>
+              </w:rPr>
+              <w:t xml:space="preserve">إجمالي الرسائل المُرسَلة</w:t>
+            </w:r>
+          </w:p>
+          <w:p>
+            <w:pPr>
+              <w:bidi/>
+              <w:spacing w:after="0" w:before="0" w:line="300" w:lineRule="auto"/>
+              <w:jc w:val="center"/>
+            </w:pPr>
+            <w:r>
+              <w:rPr>
+                <w:rFonts w:ascii="Tahoma" w:cs="Tahoma" w:eastAsia="Tahoma" w:hAnsi="Tahoma"/>
+                <w:b w:val="false"/>
+                <w:bCs w:val="false"/>
+                <w:color w:val="8E9295"/>
+                <w:sz w:val="15"/>
+                <w:szCs w:val="15"/>
+                <w:rtl/>
+              </w:rPr>
+              <w:t xml:space="preserve">2.6 رسالة يومياً على مدى 92 يوماً · ‎-21.7%‎</w:t>
+            </w:r>
+          </w:p>
+        </w:tc>
+        <w:tc>
+          <w:tcPr>
+            <w:tcW w:type="dxa" w:w="2412"/>
+            <w:tcBorders>
+              <w:top w:val="single" w:color="DEDFE1" w:sz="4"/>
+              <w:left w:val="single" w:color="DEDFE1" w:sz="4"/>
+              <w:bottom w:val="single" w:color="DEDFE1" w:sz="4"/>
+              <w:right w:val="single" w:color="DEDFE1" w:sz="4"/>
+            </w:tcBorders>
+            <w:shd w:fill="FFFFFF" w:color="auto" w:val="clear"/>
+            <w:tcMar>
+              <w:top w:type="dxa" w:w="150"/>
+              <w:left w:type="dxa" w:w="120"/>
+              <w:bottom w:type="dxa" w:w="150"/>
+              <w:right w:type="dxa" w:w="120"/>
+            </w:tcMar>
+          </w:tcPr>
+          <w:p>
+            <w:pPr>
+              <w:bidi/>
+              <w:spacing w:after="40" w:before="0" w:line="300" w:lineRule="auto"/>
+              <w:jc w:val="center"/>
+            </w:pPr>
+            <w:r>
+              <w:rPr>
+                <w:rFonts w:ascii="DIN Next LT Arabic" w:cs="DIN Next LT Arabic" w:eastAsia="DIN Next LT Arabic" w:hAnsi="DIN Next LT Arabic"/>
+                <w:b/>
+                <w:bCs/>
+                <w:color w:val="D25C0C"/>
+                <w:sz w:val="34"/>
+                <w:szCs w:val="34"/>
+                <w:rtl/>
+              </w:rPr>
+              <w:t xml:space="preserve">219</w:t>
+            </w:r>
+          </w:p>
+          <w:p>
+            <w:pPr>
+              <w:bidi/>
+              <w:spacing w:after="40" w:before="0" w:line="300" w:lineRule="auto"/>
+              <w:jc w:val="center"/>
+            </w:pPr>
+            <w:r>
+              <w:rPr>
+                <w:rFonts w:ascii="DIN Next LT Arabic" w:cs="DIN Next LT Arabic" w:eastAsia="DIN Next LT Arabic" w:hAnsi="DIN Next LT Arabic"/>
+                <w:b/>
+                <w:bCs/>
+                <w:color w:val="2B2E30"/>
+                <w:sz w:val="18"/>
+                <w:szCs w:val="18"/>
+                <w:rtl/>
+              </w:rPr>
+              <w:t xml:space="preserve">الرسائل المُسلَّمة</w:t>
+            </w:r>
+          </w:p>
+          <w:p>
+            <w:pPr>
+              <w:bidi/>
+              <w:spacing w:after="0" w:before="0" w:line="300" w:lineRule="auto"/>
+              <w:jc w:val="center"/>
+            </w:pPr>
+            <w:r>
+              <w:rPr>
+                <w:rFonts w:ascii="Tahoma" w:cs="Tahoma" w:eastAsia="Tahoma" w:hAnsi="Tahoma"/>
+                <w:b w:val="false"/>
+                <w:bCs w:val="false"/>
+                <w:color w:val="8E9295"/>
+                <w:sz w:val="15"/>
+                <w:szCs w:val="15"/>
+                <w:rtl/>
+              </w:rPr>
+              <w:t xml:space="preserve">نسبة تسليم ‎93.2%‎ · ‎+265%‎</w:t>
+            </w:r>
+          </w:p>
+        </w:tc>
+        <w:tc>
+          <w:tcPr>
+            <w:tcW w:type="dxa" w:w="2412"/>
+            <w:tcBorders>
+              <w:top w:val="single" w:color="DEDFE1" w:sz="4"/>
+              <w:left w:val="single" w:color="DEDFE1" w:sz="4"/>
+              <w:bottom w:val="single" w:color="DEDFE1" w:sz="4"/>
+              <w:right w:val="single" w:color="DEDFE1" w:sz="4"/>
+            </w:tcBorders>
+            <w:shd w:fill="FFFFFF" w:color="auto" w:val="clear"/>
+            <w:tcMar>
+              <w:top w:type="dxa" w:w="150"/>
+              <w:left w:type="dxa" w:w="120"/>
+              <w:bottom w:type="dxa" w:w="150"/>
+              <w:right w:type="dxa" w:w="120"/>
+            </w:tcMar>
+          </w:tcPr>
+          <w:p>
+            <w:pPr>
+              <w:bidi/>
+              <w:spacing w:after="40" w:before="0" w:line="300" w:lineRule="auto"/>
+              <w:jc w:val="center"/>
+            </w:pPr>
+            <w:r>
+              <w:rPr>
+                <w:rFonts w:ascii="DIN Next LT Arabic" w:cs="DIN Next LT Arabic" w:eastAsia="DIN Next LT Arabic" w:hAnsi="DIN Next LT Arabic"/>
+                <w:b/>
+                <w:bCs/>
+                <w:color w:val="D25C0C"/>
+                <w:sz w:val="34"/>
+                <w:szCs w:val="34"/>
+                <w:rtl/>
+              </w:rPr>
+              <w:t xml:space="preserve">‎7.3%‎</w:t>
+            </w:r>
+          </w:p>
+          <w:p>
+            <w:pPr>
+              <w:bidi/>
+              <w:spacing w:after="40" w:before="0" w:line="300" w:lineRule="auto"/>
+              <w:jc w:val="center"/>
+            </w:pPr>
+            <w:r>
+              <w:rPr>
+                <w:rFonts w:ascii="DIN Next LT Arabic" w:cs="DIN Next LT Arabic" w:eastAsia="DIN Next LT Arabic" w:hAnsi="DIN Next LT Arabic"/>
+                <w:b/>
+                <w:bCs/>
+                <w:color w:val="2B2E30"/>
+                <w:sz w:val="18"/>
+                <w:szCs w:val="18"/>
+                <w:rtl/>
+              </w:rPr>
+              <w:t xml:space="preserve">معدل الفتح</w:t>
+            </w:r>
+          </w:p>
+          <w:p>
+            <w:pPr>
+              <w:bidi/>
+              <w:spacing w:after="0" w:before="0" w:line="300" w:lineRule="auto"/>
+              <w:jc w:val="center"/>
+            </w:pPr>
+            <w:r>
+              <w:rPr>
+                <w:rFonts w:ascii="Tahoma" w:cs="Tahoma" w:eastAsia="Tahoma" w:hAnsi="Tahoma"/>
+                <w:b w:val="false"/>
+                <w:bCs w:val="false"/>
+                <w:color w:val="8E9295"/>
+                <w:sz w:val="15"/>
+                <w:szCs w:val="15"/>
+                <w:rtl/>
+              </w:rPr>
+              <w:t xml:space="preserve">نحو 16 فتحاً فريداً من 219 رسالة · ‎-81.7%‎</w:t>
+            </w:r>
+          </w:p>
+        </w:tc>
+        <w:tc>
+          <w:tcPr>
+            <w:tcW w:type="dxa" w:w="2412"/>
+            <w:tcBorders>
+              <w:top w:val="single" w:color="DEDFE1" w:sz="4"/>
+              <w:left w:val="single" w:color="DEDFE1" w:sz="4"/>
+              <w:bottom w:val="single" w:color="DEDFE1" w:sz="4"/>
+              <w:right w:val="single" w:color="DEDFE1" w:sz="4"/>
+            </w:tcBorders>
+            <w:shd w:fill="FFFFFF" w:color="auto" w:val="clear"/>
+            <w:tcMar>
+              <w:top w:type="dxa" w:w="150"/>
+              <w:left w:type="dxa" w:w="120"/>
+              <w:bottom w:type="dxa" w:w="150"/>
+              <w:right w:type="dxa" w:w="120"/>
+            </w:tcMar>
+          </w:tcPr>
+          <w:p>
+            <w:pPr>
+              <w:bidi/>
+              <w:spacing w:after="40" w:before="0" w:line="300" w:lineRule="auto"/>
+              <w:jc w:val="center"/>
+            </w:pPr>
+            <w:r>
+              <w:rPr>
+                <w:rFonts w:ascii="DIN Next LT Arabic" w:cs="DIN Next LT Arabic" w:eastAsia="DIN Next LT Arabic" w:hAnsi="DIN Next LT Arabic"/>
+                <w:b/>
+                <w:bCs/>
+                <w:color w:val="D25C0C"/>
+                <w:sz w:val="34"/>
+                <w:szCs w:val="34"/>
+                <w:rtl/>
+              </w:rPr>
+              <w:t xml:space="preserve">39</w:t>
+            </w:r>
+          </w:p>
+          <w:p>
+            <w:pPr>
+              <w:bidi/>
+              <w:spacing w:after="40" w:before="0" w:line="300" w:lineRule="auto"/>
+              <w:jc w:val="center"/>
+            </w:pPr>
+            <w:r>
+              <w:rPr>
+                <w:rFonts w:ascii="DIN Next LT Arabic" w:cs="DIN Next LT Arabic" w:eastAsia="DIN Next LT Arabic" w:hAnsi="DIN Next LT Arabic"/>
+                <w:b/>
+                <w:bCs/>
+                <w:color w:val="2B2E30"/>
+                <w:sz w:val="18"/>
+                <w:szCs w:val="18"/>
+                <w:rtl/>
+              </w:rPr>
+              <w:t xml:space="preserve">إجمالي الفتحات</w:t>
+            </w:r>
+          </w:p>
+          <w:p>
+            <w:pPr>
+              <w:bidi/>
+              <w:spacing w:after="0" w:before="0" w:line="300" w:lineRule="auto"/>
+              <w:jc w:val="center"/>
+            </w:pPr>
+            <w:r>
+              <w:rPr>
+                <w:rFonts w:ascii="Tahoma" w:cs="Tahoma" w:eastAsia="Tahoma" w:hAnsi="Tahoma"/>
+                <w:b w:val="false"/>
+                <w:bCs w:val="false"/>
+                <w:color w:val="8E9295"/>
+                <w:sz w:val="15"/>
+                <w:szCs w:val="15"/>
+                <w:rtl/>
+              </w:rPr>
+              <w:t xml:space="preserve">2.4 فتحة لكل قارئ · ‎+9,650%‎</w:t>
+            </w:r>
+          </w:p>
+        </w:tc>
+      </w:tr>
+    </w:tbl>
+    <w:p>
+      <w:pPr>
+        <w:spacing w:after="200"/>
+      </w:pPr>
+    </w:p>
+    <w:p>
+      <w:pPr>
+        <w:keepNext/>
+        <w:bidi/>
+        <w:spacing w:after="70" w:before="150" w:line="300" w:lineRule="auto"/>
+        <w:jc w:val="start"/>
+      </w:pPr>
+      <w:r>
+        <w:rPr>
+          <w:rFonts w:ascii="DIN Next LT Arabic" w:cs="DIN Next LT Arabic" w:eastAsia="DIN Next LT Arabic" w:hAnsi="DIN Next LT Arabic"/>
+          <w:b/>
+          <w:bCs/>
+          <w:color w:val="2B2E30"/>
+          <w:sz w:val="22"/>
+          <w:szCs w:val="22"/>
+          <w:rtl/>
+        </w:rPr>
+        <w:t xml:space="preserve">المؤشرات الأربعة كما وردت</w:t>
+      </w:r>
+    </w:p>
+    <w:tbl>
+      <w:tblPr>
+        <w:bidiVisual/>
+        <w:tblW w:type="dxa" w:w="9648"/>
+        <w:tblBorders>
+          <w:top w:val="single" w:color="auto" w:sz="4"/>
+          <w:left w:val="single" w:color="auto" w:sz="4"/>
+          <w:bottom w:val="single" w:color="auto" w:sz="4"/>
+          <w:right w:val="single" w:color="auto" w:sz="4"/>
+          <w:insideH w:val="single" w:color="auto" w:sz="4"/>
+          <w:insideV w:val="single" w:color="auto" w:sz="4"/>
+        </w:tblBorders>
+      </w:tblPr>
+      <w:tblGrid>
+        <w:gridCol w:w="2100"/>
+        <w:gridCol w:w="1100"/>
+        <w:gridCol w:w="1700"/>
+        <w:gridCol w:w="4748"/>
+      </w:tblGrid>
+      <w:tr>
+        <w:trPr>
+          <w:tblHeader/>
+        </w:trPr>
+        <w:tc>
+          <w:tcPr>
+            <w:tcW w:type="dxa" w:w="2100"/>
+            <w:tcBorders>
+              <w:top w:val="single" w:color="DEDFE1" w:sz="4"/>
+              <w:left w:val="single" w:color="DEDFE1" w:sz="4"/>
+              <w:bottom w:val="single" w:color="DEDFE1" w:sz="4"/>
+              <w:right w:val="single" w:color="DEDFE1" w:sz="4"/>
+            </w:tcBorders>
+            <w:shd w:fill="F1F2F3" w:color="auto" w:val="clear"/>
+            <w:tcMar>
+              <w:top w:type="dxa" w:w="90"/>
+              <w:left w:type="dxa" w:w="110"/>
+              <w:bottom w:type="dxa" w:w="90"/>
+              <w:right w:type="dxa" w:w="110"/>
+            </w:tcMar>
+            <w:vAlign w:val="center"/>
+          </w:tcPr>
+          <w:p>
+            <w:pPr>
+              <w:bidi/>
+              <w:spacing w:after="0" w:before="0" w:line="300" w:lineRule="auto"/>
+              <w:jc w:val="start"/>
+            </w:pPr>
+            <w:r>
+              <w:rPr>
+                <w:rFonts w:ascii="DIN Next LT Arabic" w:cs="DIN Next LT Arabic" w:eastAsia="DIN Next LT Arabic" w:hAnsi="DIN Next LT Arabic"/>
+                <w:b/>
+                <w:bCs/>
+                <w:color w:val="5E6265"/>
+                <w:sz w:val="17"/>
+                <w:szCs w:val="17"/>
+                <w:rtl/>
+              </w:rPr>
+              <w:t xml:space="preserve">المؤشر</w:t>
+            </w:r>
+          </w:p>
+        </w:tc>
+        <w:tc>
+          <w:tcPr>
+            <w:tcW w:type="dxa" w:w="1100"/>
+            <w:tcBorders>
+              <w:top w:val="single" w:color="DEDFE1" w:sz="4"/>
+              <w:left w:val="single" w:color="DEDFE1" w:sz="4"/>
+              <w:bottom w:val="single" w:color="DEDFE1" w:sz="4"/>
+              <w:right w:val="single" w:color="DEDFE1" w:sz="4"/>
+            </w:tcBorders>
+            <w:shd w:fill="F1F2F3" w:color="auto" w:val="clear"/>
+            <w:tcMar>
+              <w:top w:type="dxa" w:w="90"/>
+              <w:left w:type="dxa" w:w="110"/>
+              <w:bottom w:type="dxa" w:w="90"/>
+              <w:right w:type="dxa" w:w="110"/>
+            </w:tcMar>
+            <w:vAlign w:val="center"/>
+          </w:tcPr>
+          <w:p>
+            <w:pPr>
+              <w:bidi/>
+              <w:spacing w:after="0" w:before="0" w:line="300" w:lineRule="auto"/>
+              <w:jc w:val="start"/>
+            </w:pPr>
+            <w:r>
+              <w:rPr>
+                <w:rFonts w:ascii="DIN Next LT Arabic" w:cs="DIN Next LT Arabic" w:eastAsia="DIN Next LT Arabic" w:hAnsi="DIN Next LT Arabic"/>
+                <w:b/>
+                <w:bCs/>
+                <w:color w:val="5E6265"/>
+                <w:sz w:val="17"/>
+                <w:szCs w:val="17"/>
+                <w:rtl/>
+              </w:rPr>
+              <w:t xml:space="preserve">القيمة</w:t>
+            </w:r>
+          </w:p>
+        </w:tc>
+        <w:tc>
+          <w:tcPr>
+            <w:tcW w:type="dxa" w:w="1700"/>
+            <w:tcBorders>
+              <w:top w:val="single" w:color="DEDFE1" w:sz="4"/>
+              <w:left w:val="single" w:color="DEDFE1" w:sz="4"/>
+              <w:bottom w:val="single" w:color="DEDFE1" w:sz="4"/>
+              <w:right w:val="single" w:color="DEDFE1" w:sz="4"/>
+            </w:tcBorders>
+            <w:shd w:fill="F1F2F3" w:color="auto" w:val="clear"/>
+            <w:tcMar>
+              <w:top w:type="dxa" w:w="90"/>
+              <w:left w:type="dxa" w:w="110"/>
+              <w:bottom w:type="dxa" w:w="90"/>
+              <w:right w:type="dxa" w:w="110"/>
+            </w:tcMar>
+            <w:vAlign w:val="center"/>
+          </w:tcPr>
+          <w:p>
+            <w:pPr>
+              <w:bidi/>
+              <w:spacing w:after="0" w:before="0" w:line="300" w:lineRule="auto"/>
+              <w:jc w:val="start"/>
+            </w:pPr>
+            <w:r>
+              <w:rPr>
+                <w:rFonts w:ascii="DIN Next LT Arabic" w:cs="DIN Next LT Arabic" w:eastAsia="DIN Next LT Arabic" w:hAnsi="DIN Next LT Arabic"/>
+                <w:b/>
+                <w:bCs/>
+                <w:color w:val="5E6265"/>
+                <w:sz w:val="17"/>
+                <w:szCs w:val="17"/>
+                <w:rtl/>
+              </w:rPr>
+              <w:t xml:space="preserve">التغير عن الـ92 يوماً السابقة</w:t>
+            </w:r>
+          </w:p>
+        </w:tc>
+        <w:tc>
+          <w:tcPr>
+            <w:tcW w:type="dxa" w:w="4748"/>
+            <w:tcBorders>
+              <w:top w:val="single" w:color="DEDFE1" w:sz="4"/>
+              <w:left w:val="single" w:color="DEDFE1" w:sz="4"/>
+              <w:bottom w:val="single" w:color="DEDFE1" w:sz="4"/>
+              <w:right w:val="single" w:color="DEDFE1" w:sz="4"/>
+            </w:tcBorders>
+            <w:shd w:fill="F1F2F3" w:color="auto" w:val="clear"/>
+            <w:tcMar>
+              <w:top w:type="dxa" w:w="90"/>
+              <w:left w:type="dxa" w:w="110"/>
+              <w:bottom w:type="dxa" w:w="90"/>
+              <w:right w:type="dxa" w:w="110"/>
+            </w:tcMar>
+            <w:vAlign w:val="center"/>
+          </w:tcPr>
+          <w:p>
+            <w:pPr>
+              <w:bidi/>
+              <w:spacing w:after="0" w:before="0" w:line="300" w:lineRule="auto"/>
+              <w:jc w:val="start"/>
+            </w:pPr>
+            <w:r>
+              <w:rPr>
+                <w:rFonts w:ascii="DIN Next LT Arabic" w:cs="DIN Next LT Arabic" w:eastAsia="DIN Next LT Arabic" w:hAnsi="DIN Next LT Arabic"/>
+                <w:b/>
+                <w:bCs/>
+                <w:color w:val="5E6265"/>
+                <w:sz w:val="17"/>
+                <w:szCs w:val="17"/>
+                <w:rtl/>
+              </w:rPr>
+              <w:t xml:space="preserve">القراءة</w:t>
+            </w:r>
+          </w:p>
+        </w:tc>
+      </w:tr>
+      <w:tr>
+        <w:tc>
+          <w:tcPr>
+            <w:tcW w:type="dxa" w:w="2100"/>
+            <w:tcBorders>
+              <w:top w:val="single" w:color="DEDFE1" w:sz="4"/>
+              <w:left w:val="single" w:color="DEDFE1" w:sz="4"/>
+              <w:bottom w:val="single" w:color="DEDFE1" w:sz="4"/>
+              <w:right w:val="single" w:color="DEDFE1" w:sz="4"/>
+            </w:tcBorders>
+            <w:tcMar>
+              <w:top w:type="dxa" w:w="90"/>
+              <w:left w:type="dxa" w:w="110"/>
+              <w:bottom w:type="dxa" w:w="90"/>
+              <w:right w:type="dxa" w:w="110"/>
+            </w:tcMar>
+            <w:vAlign w:val="center"/>
+          </w:tcPr>
+          <w:p>
+            <w:pPr>
+              <w:bidi/>
+              <w:spacing w:after="0" w:before="0" w:line="300" w:lineRule="auto"/>
+              <w:jc w:val="start"/>
+            </w:pPr>
+            <w:r>
+              <w:rPr>
+                <w:rFonts w:ascii="Tahoma" w:cs="Tahoma" w:eastAsia="Tahoma" w:hAnsi="Tahoma"/>
+                <w:b/>
+                <w:bCs/>
+                <w:color w:val="2B2E30"/>
+                <w:sz w:val="18"/>
+                <w:szCs w:val="18"/>
+                <w:rtl/>
+              </w:rPr>
+              <w:t xml:space="preserve">إجمالي الرسائل المُرسَلة</w:t>
+            </w:r>
+          </w:p>
+        </w:tc>
+        <w:tc>
+          <w:tcPr>
+            <w:tcW w:type="dxa" w:w="1100"/>
+            <w:tcBorders>
+              <w:top w:val="single" w:color="DEDFE1" w:sz="4"/>
+              <w:left w:val="single" w:color="DEDFE1" w:sz="4"/>
+              <w:bottom w:val="single" w:color="DEDFE1" w:sz="4"/>
+              <w:right w:val="single" w:color="DEDFE1" w:sz="4"/>
+            </w:tcBorders>
+            <w:tcMar>
+              <w:top w:type="dxa" w:w="90"/>
+              <w:left w:type="dxa" w:w="110"/>
+              <w:bottom w:type="dxa" w:w="90"/>
+              <w:right w:type="dxa" w:w="110"/>
+            </w:tcMar>
+            <w:vAlign w:val="center"/>
+          </w:tcPr>
+          <w:p>
+            <w:pPr>
+              <w:bidi/>
+              <w:spacing w:after="0" w:before="0" w:line="300" w:lineRule="auto"/>
+              <w:jc w:val="start"/>
+            </w:pPr>
+            <w:r>
+              <w:rPr>
+                <w:rFonts w:ascii="Tahoma" w:cs="Tahoma" w:eastAsia="Tahoma" w:hAnsi="Tahoma"/>
+                <w:b/>
+                <w:bCs/>
+                <w:color w:val="5E6265"/>
+                <w:sz w:val="18"/>
+                <w:szCs w:val="18"/>
+                <w:rtl/>
+              </w:rPr>
+              <w:t xml:space="preserve">235</w:t>
+            </w:r>
+          </w:p>
+        </w:tc>
+        <w:tc>
+          <w:tcPr>
+            <w:tcW w:type="dxa" w:w="1700"/>
+            <w:tcBorders>
+              <w:top w:val="single" w:color="DEDFE1" w:sz="4"/>
+              <w:left w:val="single" w:color="DEDFE1" w:sz="4"/>
+              <w:bottom w:val="single" w:color="DEDFE1" w:sz="4"/>
+              <w:right w:val="single" w:color="DEDFE1" w:sz="4"/>
+            </w:tcBorders>
+            <w:tcMar>
+              <w:top w:type="dxa" w:w="90"/>
+              <w:left w:type="dxa" w:w="110"/>
+              <w:bottom w:type="dxa" w:w="90"/>
+              <w:right w:type="dxa" w:w="110"/>
+            </w:tcMar>
+            <w:vAlign w:val="center"/>
+          </w:tcPr>
+          <w:p>
+            <w:pPr>
+              <w:bidi/>
+              <w:spacing w:after="0" w:before="0" w:line="300" w:lineRule="auto"/>
+              <w:jc w:val="start"/>
+            </w:pPr>
+            <w:r>
+              <w:rPr>
+                <w:rFonts w:ascii="Tahoma" w:cs="Tahoma" w:eastAsia="Tahoma" w:hAnsi="Tahoma"/>
+                <w:b/>
+                <w:bCs/>
+                <w:color w:val="C6486B"/>
+                <w:sz w:val="18"/>
+                <w:szCs w:val="18"/>
+                <w:rtl/>
+              </w:rPr>
+              <w:t xml:space="preserve">‎-21.7%‎</w:t>
+            </w:r>
+          </w:p>
+        </w:tc>
+        <w:tc>
+          <w:tcPr>
+            <w:tcW w:type="dxa" w:w="4748"/>
+            <w:tcBorders>
+              <w:top w:val="single" w:color="DEDFE1" w:sz="4"/>
+              <w:left w:val="single" w:color="DEDFE1" w:sz="4"/>
+              <w:bottom w:val="single" w:color="DEDFE1" w:sz="4"/>
+              <w:right w:val="single" w:color="DEDFE1" w:sz="4"/>
+            </w:tcBorders>
+            <w:tcMar>
+              <w:top w:type="dxa" w:w="90"/>
+              <w:left w:type="dxa" w:w="110"/>
+              <w:bottom w:type="dxa" w:w="90"/>
+              <w:right w:type="dxa" w:w="110"/>
+            </w:tcMar>
+            <w:vAlign w:val="center"/>
+          </w:tcPr>
+          <w:p>
+            <w:pPr>
+              <w:bidi/>
+              <w:spacing w:after="0" w:before="0" w:line="300" w:lineRule="auto"/>
+              <w:jc w:val="start"/>
+            </w:pPr>
+            <w:r>
+              <w:rPr>
+                <w:rFonts w:ascii="Tahoma" w:cs="Tahoma" w:eastAsia="Tahoma" w:hAnsi="Tahoma"/>
+                <w:b w:val="false"/>
+                <w:bCs w:val="false"/>
+                <w:color w:val="5E6265"/>
+                <w:sz w:val="18"/>
+                <w:szCs w:val="18"/>
+                <w:rtl/>
+              </w:rPr>
+              <w:t xml:space="preserve">نحو 2.6 رسالة يومياً على مدى 92 يوماً — نشاط محدود جداً لقناة كاملة.</w:t>
+            </w:r>
+          </w:p>
+        </w:tc>
+      </w:tr>
+      <w:tr>
+        <w:tc>
+          <w:tcPr>
+            <w:tcW w:type="dxa" w:w="2100"/>
+            <w:tcBorders>
+              <w:top w:val="single" w:color="DEDFE1" w:sz="4"/>
+              <w:left w:val="single" w:color="DEDFE1" w:sz="4"/>
+              <w:bottom w:val="single" w:color="DEDFE1" w:sz="4"/>
+              <w:right w:val="single" w:color="DEDFE1" w:sz="4"/>
+            </w:tcBorders>
+            <w:shd w:fill="FAFAFB" w:color="auto" w:val="clear"/>
+            <w:tcMar>
+              <w:top w:type="dxa" w:w="90"/>
+              <w:left w:type="dxa" w:w="110"/>
+              <w:bottom w:type="dxa" w:w="90"/>
+              <w:right w:type="dxa" w:w="110"/>
+            </w:tcMar>
+            <w:vAlign w:val="center"/>
+          </w:tcPr>
+          <w:p>
+            <w:pPr>
+              <w:bidi/>
+              <w:spacing w:after="0" w:before="0" w:line="300" w:lineRule="auto"/>
+              <w:jc w:val="start"/>
+            </w:pPr>
+            <w:r>
+              <w:rPr>
+                <w:rFonts w:ascii="Tahoma" w:cs="Tahoma" w:eastAsia="Tahoma" w:hAnsi="Tahoma"/>
+                <w:b/>
+                <w:bCs/>
+                <w:color w:val="2B2E30"/>
+                <w:sz w:val="18"/>
+                <w:szCs w:val="18"/>
+                <w:rtl/>
+              </w:rPr>
+              <w:t xml:space="preserve">الرسائل المُسلَّمة</w:t>
+            </w:r>
+          </w:p>
+        </w:tc>
+        <w:tc>
+          <w:tcPr>
+            <w:tcW w:type="dxa" w:w="1100"/>
+            <w:tcBorders>
+              <w:top w:val="single" w:color="DEDFE1" w:sz="4"/>
+              <w:left w:val="single" w:color="DEDFE1" w:sz="4"/>
+              <w:bottom w:val="single" w:color="DEDFE1" w:sz="4"/>
+              <w:right w:val="single" w:color="DEDFE1" w:sz="4"/>
+            </w:tcBorders>
+            <w:shd w:fill="FAFAFB" w:color="auto" w:val="clear"/>
+            <w:tcMar>
+              <w:top w:type="dxa" w:w="90"/>
+              <w:left w:type="dxa" w:w="110"/>
+              <w:bottom w:type="dxa" w:w="90"/>
+              <w:right w:type="dxa" w:w="110"/>
+            </w:tcMar>
+            <w:vAlign w:val="center"/>
+          </w:tcPr>
+          <w:p>
+            <w:pPr>
+              <w:bidi/>
+              <w:spacing w:after="0" w:before="0" w:line="300" w:lineRule="auto"/>
+              <w:jc w:val="start"/>
+            </w:pPr>
+            <w:r>
+              <w:rPr>
+                <w:rFonts w:ascii="Tahoma" w:cs="Tahoma" w:eastAsia="Tahoma" w:hAnsi="Tahoma"/>
+                <w:b/>
+                <w:bCs/>
+                <w:color w:val="5E6265"/>
+                <w:sz w:val="18"/>
+                <w:szCs w:val="18"/>
+                <w:rtl/>
+              </w:rPr>
+              <w:t xml:space="preserve">219</w:t>
+            </w:r>
+          </w:p>
+        </w:tc>
+        <w:tc>
+          <w:tcPr>
+            <w:tcW w:type="dxa" w:w="1700"/>
+            <w:tcBorders>
+              <w:top w:val="single" w:color="DEDFE1" w:sz="4"/>
+              <w:left w:val="single" w:color="DEDFE1" w:sz="4"/>
+              <w:bottom w:val="single" w:color="DEDFE1" w:sz="4"/>
+              <w:right w:val="single" w:color="DEDFE1" w:sz="4"/>
+            </w:tcBorders>
+            <w:shd w:fill="FAFAFB" w:color="auto" w:val="clear"/>
+            <w:tcMar>
+              <w:top w:type="dxa" w:w="90"/>
+              <w:left w:type="dxa" w:w="110"/>
+              <w:bottom w:type="dxa" w:w="90"/>
+              <w:right w:type="dxa" w:w="110"/>
+            </w:tcMar>
+            <w:vAlign w:val="center"/>
+          </w:tcPr>
+          <w:p>
+            <w:pPr>
+              <w:bidi/>
+              <w:spacing w:after="0" w:before="0" w:line="300" w:lineRule="auto"/>
+              <w:jc w:val="start"/>
+            </w:pPr>
+            <w:r>
+              <w:rPr>
+                <w:rFonts w:ascii="Tahoma" w:cs="Tahoma" w:eastAsia="Tahoma" w:hAnsi="Tahoma"/>
+                <w:b/>
+                <w:bCs/>
+                <w:color w:val="1B7A4B"/>
+                <w:sz w:val="18"/>
+                <w:szCs w:val="18"/>
+                <w:rtl/>
+              </w:rPr>
+              <w:t xml:space="preserve">‎+265%‎</w:t>
+            </w:r>
+          </w:p>
+        </w:tc>
+        <w:tc>
+          <w:tcPr>
+            <w:tcW w:type="dxa" w:w="4748"/>
+            <w:tcBorders>
+              <w:top w:val="single" w:color="DEDFE1" w:sz="4"/>
+              <w:left w:val="single" w:color="DEDFE1" w:sz="4"/>
+              <w:bottom w:val="single" w:color="DEDFE1" w:sz="4"/>
+              <w:right w:val="single" w:color="DEDFE1" w:sz="4"/>
+            </w:tcBorders>
+            <w:shd w:fill="FAFAFB" w:color="auto" w:val="clear"/>
+            <w:tcMar>
+              <w:top w:type="dxa" w:w="90"/>
+              <w:left w:type="dxa" w:w="110"/>
+              <w:bottom w:type="dxa" w:w="90"/>
+              <w:right w:type="dxa" w:w="110"/>
+            </w:tcMar>
+            <w:vAlign w:val="center"/>
+          </w:tcPr>
+          <w:p>
+            <w:pPr>
+              <w:bidi/>
+              <w:spacing w:after="0" w:before="0" w:line="300" w:lineRule="auto"/>
+              <w:jc w:val="start"/>
+            </w:pPr>
+            <w:r>
+              <w:rPr>
+                <w:rFonts w:ascii="Tahoma" w:cs="Tahoma" w:eastAsia="Tahoma" w:hAnsi="Tahoma"/>
+                <w:b w:val="false"/>
+                <w:bCs w:val="false"/>
+                <w:color w:val="5E6265"/>
+                <w:sz w:val="18"/>
+                <w:szCs w:val="18"/>
+                <w:rtl/>
+              </w:rPr>
+              <w:t xml:space="preserve">نسبة تسليم ‎93.2%‎ مقابل ‎20.0%‎ في الفترة السابقة — أكبر تحسّن في القناة.</w:t>
+            </w:r>
+          </w:p>
+        </w:tc>
+      </w:tr>
+      <w:tr>
+        <w:tc>
+          <w:tcPr>
+            <w:tcW w:type="dxa" w:w="2100"/>
+            <w:tcBorders>
+              <w:top w:val="single" w:color="DEDFE1" w:sz="4"/>
+              <w:left w:val="single" w:color="DEDFE1" w:sz="4"/>
+              <w:bottom w:val="single" w:color="DEDFE1" w:sz="4"/>
+              <w:right w:val="single" w:color="DEDFE1" w:sz="4"/>
+            </w:tcBorders>
+            <w:tcMar>
+              <w:top w:type="dxa" w:w="90"/>
+              <w:left w:type="dxa" w:w="110"/>
+              <w:bottom w:type="dxa" w:w="90"/>
+              <w:right w:type="dxa" w:w="110"/>
+            </w:tcMar>
+            <w:vAlign w:val="center"/>
+          </w:tcPr>
+          <w:p>
+            <w:pPr>
+              <w:bidi/>
+              <w:spacing w:after="0" w:before="0" w:line="300" w:lineRule="auto"/>
+              <w:jc w:val="start"/>
+            </w:pPr>
+            <w:r>
+              <w:rPr>
+                <w:rFonts w:ascii="Tahoma" w:cs="Tahoma" w:eastAsia="Tahoma" w:hAnsi="Tahoma"/>
+                <w:b/>
+                <w:bCs/>
+                <w:color w:val="2B2E30"/>
+                <w:sz w:val="18"/>
+                <w:szCs w:val="18"/>
+                <w:rtl/>
+              </w:rPr>
+              <w:t xml:space="preserve">معدل الفتح</w:t>
+            </w:r>
+          </w:p>
+        </w:tc>
+        <w:tc>
+          <w:tcPr>
+            <w:tcW w:type="dxa" w:w="1100"/>
+            <w:tcBorders>
+              <w:top w:val="single" w:color="DEDFE1" w:sz="4"/>
+              <w:left w:val="single" w:color="DEDFE1" w:sz="4"/>
+              <w:bottom w:val="single" w:color="DEDFE1" w:sz="4"/>
+              <w:right w:val="single" w:color="DEDFE1" w:sz="4"/>
+            </w:tcBorders>
+            <w:tcMar>
+              <w:top w:type="dxa" w:w="90"/>
+              <w:left w:type="dxa" w:w="110"/>
+              <w:bottom w:type="dxa" w:w="90"/>
+              <w:right w:type="dxa" w:w="110"/>
+            </w:tcMar>
+            <w:vAlign w:val="center"/>
+          </w:tcPr>
+          <w:p>
+            <w:pPr>
+              <w:bidi/>
+              <w:spacing w:after="0" w:before="0" w:line="300" w:lineRule="auto"/>
+              <w:jc w:val="start"/>
+            </w:pPr>
+            <w:r>
+              <w:rPr>
+                <w:rFonts w:ascii="Tahoma" w:cs="Tahoma" w:eastAsia="Tahoma" w:hAnsi="Tahoma"/>
+                <w:b/>
+                <w:bCs/>
+                <w:color w:val="5E6265"/>
+                <w:sz w:val="18"/>
+                <w:szCs w:val="18"/>
+                <w:rtl/>
+              </w:rPr>
+              <w:t xml:space="preserve">‎7.3%‎</w:t>
+            </w:r>
+          </w:p>
+        </w:tc>
+        <w:tc>
+          <w:tcPr>
+            <w:tcW w:type="dxa" w:w="1700"/>
+            <w:tcBorders>
+              <w:top w:val="single" w:color="DEDFE1" w:sz="4"/>
+              <w:left w:val="single" w:color="DEDFE1" w:sz="4"/>
+              <w:bottom w:val="single" w:color="DEDFE1" w:sz="4"/>
+              <w:right w:val="single" w:color="DEDFE1" w:sz="4"/>
+            </w:tcBorders>
+            <w:tcMar>
+              <w:top w:type="dxa" w:w="90"/>
+              <w:left w:type="dxa" w:w="110"/>
+              <w:bottom w:type="dxa" w:w="90"/>
+              <w:right w:type="dxa" w:w="110"/>
+            </w:tcMar>
+            <w:vAlign w:val="center"/>
+          </w:tcPr>
+          <w:p>
+            <w:pPr>
+              <w:bidi/>
+              <w:spacing w:after="0" w:before="0" w:line="300" w:lineRule="auto"/>
+              <w:jc w:val="start"/>
+            </w:pPr>
+            <w:r>
+              <w:rPr>
+                <w:rFonts w:ascii="Tahoma" w:cs="Tahoma" w:eastAsia="Tahoma" w:hAnsi="Tahoma"/>
+                <w:b/>
+                <w:bCs/>
+                <w:color w:val="C6486B"/>
+                <w:sz w:val="18"/>
+                <w:szCs w:val="18"/>
+                <w:rtl/>
+              </w:rPr>
+              <w:t xml:space="preserve">‎-81.7%‎</w:t>
+            </w:r>
+          </w:p>
+        </w:tc>
+        <w:tc>
+          <w:tcPr>
+            <w:tcW w:type="dxa" w:w="4748"/>
+            <w:tcBorders>
+              <w:top w:val="single" w:color="DEDFE1" w:sz="4"/>
+              <w:left w:val="single" w:color="DEDFE1" w:sz="4"/>
+              <w:bottom w:val="single" w:color="DEDFE1" w:sz="4"/>
+              <w:right w:val="single" w:color="DEDFE1" w:sz="4"/>
+            </w:tcBorders>
+            <w:tcMar>
+              <w:top w:type="dxa" w:w="90"/>
+              <w:left w:type="dxa" w:w="110"/>
+              <w:bottom w:type="dxa" w:w="90"/>
+              <w:right w:type="dxa" w:w="110"/>
+            </w:tcMar>
+            <w:vAlign w:val="center"/>
+          </w:tcPr>
+          <w:p>
+            <w:pPr>
+              <w:bidi/>
+              <w:spacing w:after="0" w:before="0" w:line="300" w:lineRule="auto"/>
+              <w:jc w:val="start"/>
+            </w:pPr>
+            <w:r>
+              <w:rPr>
+                <w:rFonts w:ascii="Tahoma" w:cs="Tahoma" w:eastAsia="Tahoma" w:hAnsi="Tahoma"/>
+                <w:b w:val="false"/>
+                <w:bCs w:val="false"/>
+                <w:color w:val="5E6265"/>
+                <w:sz w:val="18"/>
+                <w:szCs w:val="18"/>
+                <w:rtl/>
+              </w:rPr>
+              <w:t xml:space="preserve">يُحتسب على الرسائل المُسلَّمة، أي نحو 16 فتحاً فريداً من 219 رسالة.</w:t>
+            </w:r>
+          </w:p>
+        </w:tc>
+      </w:tr>
+      <w:tr>
+        <w:tc>
+          <w:tcPr>
+            <w:tcW w:type="dxa" w:w="2100"/>
+            <w:tcBorders>
+              <w:top w:val="single" w:color="DEDFE1" w:sz="4"/>
+              <w:left w:val="single" w:color="DEDFE1" w:sz="4"/>
+              <w:bottom w:val="single" w:color="DEDFE1" w:sz="4"/>
+              <w:right w:val="single" w:color="DEDFE1" w:sz="4"/>
+            </w:tcBorders>
+            <w:shd w:fill="FAFAFB" w:color="auto" w:val="clear"/>
+            <w:tcMar>
+              <w:top w:type="dxa" w:w="90"/>
+              <w:left w:type="dxa" w:w="110"/>
+              <w:bottom w:type="dxa" w:w="90"/>
+              <w:right w:type="dxa" w:w="110"/>
+            </w:tcMar>
+            <w:vAlign w:val="center"/>
+          </w:tcPr>
+          <w:p>
+            <w:pPr>
+              <w:bidi/>
+              <w:spacing w:after="0" w:before="0" w:line="300" w:lineRule="auto"/>
+              <w:jc w:val="start"/>
+            </w:pPr>
+            <w:r>
+              <w:rPr>
+                <w:rFonts w:ascii="Tahoma" w:cs="Tahoma" w:eastAsia="Tahoma" w:hAnsi="Tahoma"/>
+                <w:b/>
+                <w:bCs/>
+                <w:color w:val="2B2E30"/>
+                <w:sz w:val="18"/>
+                <w:szCs w:val="18"/>
+                <w:rtl/>
+              </w:rPr>
+              <w:t xml:space="preserve">إجمالي الفتحات</w:t>
+            </w:r>
+          </w:p>
+        </w:tc>
+        <w:tc>
+          <w:tcPr>
+            <w:tcW w:type="dxa" w:w="1100"/>
+            <w:tcBorders>
+              <w:top w:val="single" w:color="DEDFE1" w:sz="4"/>
+              <w:left w:val="single" w:color="DEDFE1" w:sz="4"/>
+              <w:bottom w:val="single" w:color="DEDFE1" w:sz="4"/>
+              <w:right w:val="single" w:color="DEDFE1" w:sz="4"/>
+            </w:tcBorders>
+            <w:shd w:fill="FAFAFB" w:color="auto" w:val="clear"/>
+            <w:tcMar>
+              <w:top w:type="dxa" w:w="90"/>
+              <w:left w:type="dxa" w:w="110"/>
+              <w:bottom w:type="dxa" w:w="90"/>
+              <w:right w:type="dxa" w:w="110"/>
+            </w:tcMar>
+            <w:vAlign w:val="center"/>
+          </w:tcPr>
+          <w:p>
+            <w:pPr>
+              <w:bidi/>
+              <w:spacing w:after="0" w:before="0" w:line="300" w:lineRule="auto"/>
+              <w:jc w:val="start"/>
+            </w:pPr>
+            <w:r>
+              <w:rPr>
+                <w:rFonts w:ascii="Tahoma" w:cs="Tahoma" w:eastAsia="Tahoma" w:hAnsi="Tahoma"/>
+                <w:b/>
+                <w:bCs/>
+                <w:color w:val="5E6265"/>
+                <w:sz w:val="18"/>
+                <w:szCs w:val="18"/>
+                <w:rtl/>
+              </w:rPr>
+              <w:t xml:space="preserve">39</w:t>
+            </w:r>
+          </w:p>
+        </w:tc>
+        <w:tc>
+          <w:tcPr>
+            <w:tcW w:type="dxa" w:w="1700"/>
+            <w:tcBorders>
+              <w:top w:val="single" w:color="DEDFE1" w:sz="4"/>
+              <w:left w:val="single" w:color="DEDFE1" w:sz="4"/>
+              <w:bottom w:val="single" w:color="DEDFE1" w:sz="4"/>
+              <w:right w:val="single" w:color="DEDFE1" w:sz="4"/>
+            </w:tcBorders>
+            <w:shd w:fill="FAFAFB" w:color="auto" w:val="clear"/>
+            <w:tcMar>
+              <w:top w:type="dxa" w:w="90"/>
+              <w:left w:type="dxa" w:w="110"/>
+              <w:bottom w:type="dxa" w:w="90"/>
+              <w:right w:type="dxa" w:w="110"/>
+            </w:tcMar>
+            <w:vAlign w:val="center"/>
+          </w:tcPr>
+          <w:p>
+            <w:pPr>
+              <w:bidi/>
+              <w:spacing w:after="0" w:before="0" w:line="300" w:lineRule="auto"/>
+              <w:jc w:val="start"/>
+            </w:pPr>
+            <w:r>
+              <w:rPr>
+                <w:rFonts w:ascii="Tahoma" w:cs="Tahoma" w:eastAsia="Tahoma" w:hAnsi="Tahoma"/>
+                <w:b/>
+                <w:bCs/>
+                <w:color w:val="1B7A4B"/>
+                <w:sz w:val="18"/>
+                <w:szCs w:val="18"/>
+                <w:rtl/>
+              </w:rPr>
+              <w:t xml:space="preserve">‎+9,650%‎</w:t>
+            </w:r>
+          </w:p>
+        </w:tc>
+        <w:tc>
+          <w:tcPr>
+            <w:tcW w:type="dxa" w:w="4748"/>
+            <w:tcBorders>
+              <w:top w:val="single" w:color="DEDFE1" w:sz="4"/>
+              <w:left w:val="single" w:color="DEDFE1" w:sz="4"/>
+              <w:bottom w:val="single" w:color="DEDFE1" w:sz="4"/>
+              <w:right w:val="single" w:color="DEDFE1" w:sz="4"/>
+            </w:tcBorders>
+            <w:shd w:fill="FAFAFB" w:color="auto" w:val="clear"/>
+            <w:tcMar>
+              <w:top w:type="dxa" w:w="90"/>
+              <w:left w:type="dxa" w:w="110"/>
+              <w:bottom w:type="dxa" w:w="90"/>
+              <w:right w:type="dxa" w:w="110"/>
+            </w:tcMar>
+            <w:vAlign w:val="center"/>
+          </w:tcPr>
+          <w:p>
+            <w:pPr>
+              <w:bidi/>
+              <w:spacing w:after="0" w:before="0" w:line="300" w:lineRule="auto"/>
+              <w:jc w:val="start"/>
+            </w:pPr>
+            <w:r>
+              <w:rPr>
+                <w:rFonts w:ascii="Tahoma" w:cs="Tahoma" w:eastAsia="Tahoma" w:hAnsi="Tahoma"/>
+                <w:b w:val="false"/>
+                <w:bCs w:val="false"/>
+                <w:color w:val="5E6265"/>
+                <w:sz w:val="18"/>
+                <w:szCs w:val="18"/>
+                <w:rtl/>
+              </w:rPr>
+              <w:t xml:space="preserve">نحو 2.4 فتحة لكل من فتح الرسالة — أي إعادة فتح من جمهور صغير.</w:t>
+            </w:r>
+          </w:p>
+        </w:tc>
+      </w:tr>
+    </w:tbl>
+    <w:p>
+      <w:pPr>
+        <w:spacing w:after="160"/>
+      </w:pPr>
+    </w:p>
+    <w:p>
+      <w:pPr>
+        <w:bidi/>
+        <w:spacing w:after="50" w:before="60" w:line="240" w:lineRule="auto"/>
+        <w:jc w:val="center"/>
+      </w:pPr>
+      <w:r>
+        <w:drawing>
+          <wp:inline distT="0" distB="0" distL="0" distR="0">
+            <wp:extent cx="5905500" cy="1733550"/>
+            <wp:effectExtent t="0" r="0" b="0" l="0"/>
+            <wp:docPr id="1" name="" descr="" title=""/>
+            <wp:cNvGraphicFramePr>
+              <a:graphicFrameLocks xmlns:a="http://schemas.openxmlformats.org/drawingml/2006/main" noChangeAspect="1"/>
+            </wp:cNvGraphicFramePr>
+            <a:graphic xmlns:a="http://schemas.openxmlformats.org/drawingml/2006/main">
+              <a:graphicData uri="http://schemas.openxmlformats.org/drawingml/2006/picture">
+                <pic:pic xmlns:pic="http://schemas.openxmlformats.org/drawingml/2006/picture">
+                  <pic:nvPicPr>
+                    <pic:cNvPr id="0" name="" descr=""/>
+                    <pic:cNvPicPr>
+                      <a:picLocks noChangeAspect="1" noChangeArrowheads="1"/>
+                    </pic:cNvPicPr>
+                  </pic:nvPicPr>
+                  <pic:blipFill>
+                    <a:blip r:embed="rId20" cstate="none"/>
+                    <a:srcRect/>
+                    <a:stretch>
+                      <a:fillRect/>
+                    </a:stretch>
+                  </pic:blipFill>
+                  <pic:spPr bwMode="auto">
+                    <a:xfrm>
+                      <a:off x="0" y="0"/>
+                      <a:ext cx="5905500" cy="1733550"/>
+                    </a:xfrm>
+                    <a:prstGeom prst="rect">
+                      <a:avLst/>
+                    </a:prstGeom>
+                  </pic:spPr>
+                </pic:pic>
+              </a:graphicData>
+            </a:graphic>
+          </wp:inline>
+        </w:drawing>
+      </w:r>
+    </w:p>
+    <w:p>
+      <w:pPr>
+        <w:bidi/>
+        <w:spacing w:after="170" w:before="0" w:line="300" w:lineRule="auto"/>
+        <w:jc w:val="center"/>
+      </w:pPr>
+      <w:r>
+        <w:rPr>
+          <w:rFonts w:ascii="Tahoma" w:cs="Tahoma" w:eastAsia="Tahoma" w:hAnsi="Tahoma"/>
+          <w:b w:val="false"/>
+          <w:bCs w:val="false"/>
+          <w:color w:val="8E9295"/>
+          <w:sz w:val="16"/>
+          <w:szCs w:val="16"/>
+          <w:rtl/>
+        </w:rPr>
+        <w:t xml:space="preserve">مسار الرسالة من الإرسال إلى الفتح. المصدر: لوحة متابعة أداء البريد.</w:t>
+      </w:r>
+    </w:p>
+    <w:p>
+      <w:pPr>
+        <w:keepNext/>
+        <w:bidi/>
+        <w:spacing w:after="70" w:before="150" w:line="300" w:lineRule="auto"/>
+        <w:jc w:val="start"/>
+      </w:pPr>
+      <w:r>
+        <w:rPr>
+          <w:rFonts w:ascii="DIN Next LT Arabic" w:cs="DIN Next LT Arabic" w:eastAsia="DIN Next LT Arabic" w:hAnsi="DIN Next LT Arabic"/>
+          <w:b/>
+          <w:bCs/>
+          <w:color w:val="2B2E30"/>
+          <w:sz w:val="22"/>
+          <w:szCs w:val="22"/>
+          <w:rtl/>
+        </w:rPr>
+        <w:t xml:space="preserve">مؤشرات محتسبة من الأربعة أعلاه</w:t>
+      </w:r>
+    </w:p>
+    <w:tbl>
+      <w:tblPr>
+        <w:bidiVisual/>
+        <w:tblW w:type="dxa" w:w="9648"/>
+        <w:tblBorders>
+          <w:top w:val="single" w:color="auto" w:sz="4"/>
+          <w:left w:val="single" w:color="auto" w:sz="4"/>
+          <w:bottom w:val="single" w:color="auto" w:sz="4"/>
+          <w:right w:val="single" w:color="auto" w:sz="4"/>
+          <w:insideH w:val="single" w:color="auto" w:sz="4"/>
+          <w:insideV w:val="single" w:color="auto" w:sz="4"/>
+        </w:tblBorders>
+      </w:tblPr>
+      <w:tblGrid>
+        <w:gridCol w:w="3600"/>
+        <w:gridCol w:w="2400"/>
+        <w:gridCol w:w="3648"/>
+      </w:tblGrid>
+      <w:tr>
+        <w:trPr>
+          <w:tblHeader/>
+        </w:trPr>
+        <w:tc>
+          <w:tcPr>
+            <w:tcW w:type="dxa" w:w="3600"/>
+            <w:tcBorders>
+              <w:top w:val="single" w:color="DEDFE1" w:sz="4"/>
+              <w:left w:val="single" w:color="DEDFE1" w:sz="4"/>
+              <w:bottom w:val="single" w:color="DEDFE1" w:sz="4"/>
+              <w:right w:val="single" w:color="DEDFE1" w:sz="4"/>
+            </w:tcBorders>
+            <w:shd w:fill="F1F2F3" w:color="auto" w:val="clear"/>
+            <w:tcMar>
+              <w:top w:type="dxa" w:w="90"/>
+              <w:left w:type="dxa" w:w="110"/>
+              <w:bottom w:type="dxa" w:w="90"/>
+              <w:right w:type="dxa" w:w="110"/>
+            </w:tcMar>
+            <w:vAlign w:val="center"/>
+          </w:tcPr>
+          <w:p>
+            <w:pPr>
+              <w:bidi/>
+              <w:spacing w:after="0" w:before="0" w:line="300" w:lineRule="auto"/>
+              <w:jc w:val="start"/>
+            </w:pPr>
+            <w:r>
+              <w:rPr>
+                <w:rFonts w:ascii="DIN Next LT Arabic" w:cs="DIN Next LT Arabic" w:eastAsia="DIN Next LT Arabic" w:hAnsi="DIN Next LT Arabic"/>
+                <w:b/>
+                <w:bCs/>
+                <w:color w:val="5E6265"/>
+                <w:sz w:val="17"/>
+                <w:szCs w:val="17"/>
+                <w:rtl/>
+              </w:rPr>
+              <w:t xml:space="preserve">المؤشر</w:t>
+            </w:r>
+          </w:p>
+        </w:tc>
+        <w:tc>
+          <w:tcPr>
+            <w:tcW w:type="dxa" w:w="2400"/>
+            <w:tcBorders>
+              <w:top w:val="single" w:color="DEDFE1" w:sz="4"/>
+              <w:left w:val="single" w:color="DEDFE1" w:sz="4"/>
+              <w:bottom w:val="single" w:color="DEDFE1" w:sz="4"/>
+              <w:right w:val="single" w:color="DEDFE1" w:sz="4"/>
+            </w:tcBorders>
+            <w:shd w:fill="F1F2F3" w:color="auto" w:val="clear"/>
+            <w:tcMar>
+              <w:top w:type="dxa" w:w="90"/>
+              <w:left w:type="dxa" w:w="110"/>
+              <w:bottom w:type="dxa" w:w="90"/>
+              <w:right w:type="dxa" w:w="110"/>
+            </w:tcMar>
+            <w:vAlign w:val="center"/>
+          </w:tcPr>
+          <w:p>
+            <w:pPr>
+              <w:bidi/>
+              <w:spacing w:after="0" w:before="0" w:line="300" w:lineRule="auto"/>
+              <w:jc w:val="center"/>
+            </w:pPr>
+            <w:r>
+              <w:rPr>
+                <w:rFonts w:ascii="DIN Next LT Arabic" w:cs="DIN Next LT Arabic" w:eastAsia="DIN Next LT Arabic" w:hAnsi="DIN Next LT Arabic"/>
+                <w:b/>
+                <w:bCs/>
+                <w:color w:val="5E6265"/>
+                <w:sz w:val="17"/>
+                <w:szCs w:val="17"/>
+                <w:rtl/>
+              </w:rPr>
+              <w:t xml:space="preserve">القيمة</w:t>
+            </w:r>
+          </w:p>
+        </w:tc>
+        <w:tc>
+          <w:tcPr>
+            <w:tcW w:type="dxa" w:w="3648"/>
+            <w:tcBorders>
+              <w:top w:val="single" w:color="DEDFE1" w:sz="4"/>
+              <w:left w:val="single" w:color="DEDFE1" w:sz="4"/>
+              <w:bottom w:val="single" w:color="DEDFE1" w:sz="4"/>
+              <w:right w:val="single" w:color="DEDFE1" w:sz="4"/>
+            </w:tcBorders>
+            <w:shd w:fill="F1F2F3" w:color="auto" w:val="clear"/>
+            <w:tcMar>
+              <w:top w:type="dxa" w:w="90"/>
+              <w:left w:type="dxa" w:w="110"/>
+              <w:bottom w:type="dxa" w:w="90"/>
+              <w:right w:type="dxa" w:w="110"/>
+            </w:tcMar>
+            <w:vAlign w:val="center"/>
+          </w:tcPr>
+          <w:p>
+            <w:pPr>
+              <w:bidi/>
+              <w:spacing w:after="0" w:before="0" w:line="300" w:lineRule="auto"/>
+              <w:jc w:val="center"/>
+            </w:pPr>
+            <w:r>
+              <w:rPr>
+                <w:rFonts w:ascii="DIN Next LT Arabic" w:cs="DIN Next LT Arabic" w:eastAsia="DIN Next LT Arabic" w:hAnsi="DIN Next LT Arabic"/>
+                <w:b/>
+                <w:bCs/>
+                <w:color w:val="5E6265"/>
+                <w:sz w:val="17"/>
+                <w:szCs w:val="17"/>
+                <w:rtl/>
+              </w:rPr>
+              <w:t xml:space="preserve">المعادلة</w:t>
+            </w:r>
+          </w:p>
+        </w:tc>
+      </w:tr>
+      <w:tr>
+        <w:tc>
+          <w:tcPr>
+            <w:tcW w:type="dxa" w:w="3600"/>
+            <w:tcBorders>
+              <w:top w:val="single" w:color="DEDFE1" w:sz="4"/>
+              <w:left w:val="single" w:color="DEDFE1" w:sz="4"/>
+              <w:bottom w:val="single" w:color="DEDFE1" w:sz="4"/>
+              <w:right w:val="single" w:color="DEDFE1" w:sz="4"/>
+            </w:tcBorders>
+            <w:tcMar>
+              <w:top w:type="dxa" w:w="90"/>
+              <w:left w:type="dxa" w:w="110"/>
+              <w:bottom w:type="dxa" w:w="90"/>
+              <w:right w:type="dxa" w:w="110"/>
+            </w:tcMar>
+            <w:vAlign w:val="center"/>
+          </w:tcPr>
+          <w:p>
+            <w:pPr>
+              <w:bidi/>
+              <w:spacing w:after="0" w:before="0" w:line="300" w:lineRule="auto"/>
+              <w:jc w:val="start"/>
+            </w:pPr>
+            <w:r>
+              <w:rPr>
+                <w:rFonts w:ascii="Tahoma" w:cs="Tahoma" w:eastAsia="Tahoma" w:hAnsi="Tahoma"/>
+                <w:b/>
+                <w:bCs/>
+                <w:color w:val="2B2E30"/>
+                <w:sz w:val="18"/>
+                <w:szCs w:val="18"/>
+                <w:rtl/>
+              </w:rPr>
+              <w:t xml:space="preserve">الرسائل غير المُسلَّمة</w:t>
+            </w:r>
+          </w:p>
+        </w:tc>
+        <w:tc>
+          <w:tcPr>
+            <w:tcW w:type="dxa" w:w="2400"/>
+            <w:tcBorders>
+              <w:top w:val="single" w:color="DEDFE1" w:sz="4"/>
+              <w:left w:val="single" w:color="DEDFE1" w:sz="4"/>
+              <w:bottom w:val="single" w:color="DEDFE1" w:sz="4"/>
+              <w:right w:val="single" w:color="DEDFE1" w:sz="4"/>
+            </w:tcBorders>
+            <w:tcMar>
+              <w:top w:type="dxa" w:w="90"/>
+              <w:left w:type="dxa" w:w="110"/>
+              <w:bottom w:type="dxa" w:w="90"/>
+              <w:right w:type="dxa" w:w="110"/>
+            </w:tcMar>
+            <w:vAlign w:val="center"/>
+          </w:tcPr>
+          <w:p>
+            <w:pPr>
+              <w:bidi/>
+              <w:spacing w:after="0" w:before="0" w:line="300" w:lineRule="auto"/>
+              <w:jc w:val="center"/>
+            </w:pPr>
+            <w:r>
+              <w:rPr>
+                <w:rFonts w:ascii="Tahoma" w:cs="Tahoma" w:eastAsia="Tahoma" w:hAnsi="Tahoma"/>
+                <w:b/>
+                <w:bCs/>
+                <w:color w:val="5E6265"/>
+                <w:sz w:val="18"/>
+                <w:szCs w:val="18"/>
+                <w:rtl/>
+              </w:rPr>
+              <w:t xml:space="preserve">16 رسالة</w:t>
+            </w:r>
+          </w:p>
+        </w:tc>
+        <w:tc>
+          <w:tcPr>
+            <w:tcW w:type="dxa" w:w="3648"/>
+            <w:tcBorders>
+              <w:top w:val="single" w:color="DEDFE1" w:sz="4"/>
+              <w:left w:val="single" w:color="DEDFE1" w:sz="4"/>
+              <w:bottom w:val="single" w:color="DEDFE1" w:sz="4"/>
+              <w:right w:val="single" w:color="DEDFE1" w:sz="4"/>
+            </w:tcBorders>
+            <w:tcMar>
+              <w:top w:type="dxa" w:w="90"/>
+              <w:left w:type="dxa" w:w="110"/>
+              <w:bottom w:type="dxa" w:w="90"/>
+              <w:right w:type="dxa" w:w="110"/>
+            </w:tcMar>
+            <w:vAlign w:val="center"/>
+          </w:tcPr>
+          <w:p>
+            <w:pPr>
+              <w:bidi w:val="false"/>
+              <w:spacing w:after="0" w:before="0" w:line="300" w:lineRule="auto"/>
+              <w:jc w:val="center"/>
+            </w:pPr>
+            <w:r>
+              <w:rPr>
+                <w:rFonts w:ascii="Tahoma" w:cs="Tahoma" w:eastAsia="Tahoma" w:hAnsi="Tahoma"/>
+                <w:b w:val="false"/>
+                <w:bCs w:val="false"/>
+                <w:color w:val="5E6265"/>
+                <w:sz w:val="18"/>
+                <w:szCs w:val="18"/>
+                <w:rtl w:val="false"/>
+              </w:rPr>
+              <w:t xml:space="preserve">235 − 219</w:t>
+            </w:r>
+          </w:p>
+        </w:tc>
+      </w:tr>
+      <w:tr>
+        <w:tc>
+          <w:tcPr>
+            <w:tcW w:type="dxa" w:w="3600"/>
+            <w:tcBorders>
+              <w:top w:val="single" w:color="DEDFE1" w:sz="4"/>
+              <w:left w:val="single" w:color="DEDFE1" w:sz="4"/>
+              <w:bottom w:val="single" w:color="DEDFE1" w:sz="4"/>
+              <w:right w:val="single" w:color="DEDFE1" w:sz="4"/>
+            </w:tcBorders>
+            <w:shd w:fill="FAFAFB" w:color="auto" w:val="clear"/>
+            <w:tcMar>
+              <w:top w:type="dxa" w:w="90"/>
+              <w:left w:type="dxa" w:w="110"/>
+              <w:bottom w:type="dxa" w:w="90"/>
+              <w:right w:type="dxa" w:w="110"/>
+            </w:tcMar>
+            <w:vAlign w:val="center"/>
+          </w:tcPr>
+          <w:p>
+            <w:pPr>
+              <w:bidi/>
+              <w:spacing w:after="0" w:before="0" w:line="300" w:lineRule="auto"/>
+              <w:jc w:val="start"/>
+            </w:pPr>
+            <w:r>
+              <w:rPr>
+                <w:rFonts w:ascii="Tahoma" w:cs="Tahoma" w:eastAsia="Tahoma" w:hAnsi="Tahoma"/>
+                <w:b/>
+                <w:bCs/>
+                <w:color w:val="2B2E30"/>
+                <w:sz w:val="18"/>
+                <w:szCs w:val="18"/>
+                <w:rtl/>
+              </w:rPr>
+              <w:t xml:space="preserve">نسبة التسليم</w:t>
+            </w:r>
+          </w:p>
+        </w:tc>
+        <w:tc>
+          <w:tcPr>
+            <w:tcW w:type="dxa" w:w="2400"/>
+            <w:tcBorders>
+              <w:top w:val="single" w:color="DEDFE1" w:sz="4"/>
+              <w:left w:val="single" w:color="DEDFE1" w:sz="4"/>
+              <w:bottom w:val="single" w:color="DEDFE1" w:sz="4"/>
+              <w:right w:val="single" w:color="DEDFE1" w:sz="4"/>
+            </w:tcBorders>
+            <w:shd w:fill="FAFAFB" w:color="auto" w:val="clear"/>
+            <w:tcMar>
+              <w:top w:type="dxa" w:w="90"/>
+              <w:left w:type="dxa" w:w="110"/>
+              <w:bottom w:type="dxa" w:w="90"/>
+              <w:right w:type="dxa" w:w="110"/>
+            </w:tcMar>
+            <w:vAlign w:val="center"/>
+          </w:tcPr>
+          <w:p>
+            <w:pPr>
+              <w:bidi/>
+              <w:spacing w:after="0" w:before="0" w:line="300" w:lineRule="auto"/>
+              <w:jc w:val="center"/>
+            </w:pPr>
+            <w:r>
+              <w:rPr>
+                <w:rFonts w:ascii="Tahoma" w:cs="Tahoma" w:eastAsia="Tahoma" w:hAnsi="Tahoma"/>
+                <w:b/>
+                <w:bCs/>
+                <w:color w:val="5E6265"/>
+                <w:sz w:val="18"/>
+                <w:szCs w:val="18"/>
+                <w:rtl/>
+              </w:rPr>
+              <w:t xml:space="preserve">‎93.2%‎</w:t>
+            </w:r>
+          </w:p>
+        </w:tc>
+        <w:tc>
+          <w:tcPr>
+            <w:tcW w:type="dxa" w:w="3648"/>
+            <w:tcBorders>
+              <w:top w:val="single" w:color="DEDFE1" w:sz="4"/>
+              <w:left w:val="single" w:color="DEDFE1" w:sz="4"/>
+              <w:bottom w:val="single" w:color="DEDFE1" w:sz="4"/>
+              <w:right w:val="single" w:color="DEDFE1" w:sz="4"/>
+            </w:tcBorders>
+            <w:shd w:fill="FAFAFB" w:color="auto" w:val="clear"/>
+            <w:tcMar>
+              <w:top w:type="dxa" w:w="90"/>
+              <w:left w:type="dxa" w:w="110"/>
+              <w:bottom w:type="dxa" w:w="90"/>
+              <w:right w:type="dxa" w:w="110"/>
+            </w:tcMar>
+            <w:vAlign w:val="center"/>
+          </w:tcPr>
+          <w:p>
+            <w:pPr>
+              <w:bidi w:val="false"/>
+              <w:spacing w:after="0" w:before="0" w:line="300" w:lineRule="auto"/>
+              <w:jc w:val="center"/>
+            </w:pPr>
+            <w:r>
+              <w:rPr>
+                <w:rFonts w:ascii="Tahoma" w:cs="Tahoma" w:eastAsia="Tahoma" w:hAnsi="Tahoma"/>
+                <w:b w:val="false"/>
+                <w:bCs w:val="false"/>
+                <w:color w:val="5E6265"/>
+                <w:sz w:val="18"/>
+                <w:szCs w:val="18"/>
+                <w:rtl w:val="false"/>
+              </w:rPr>
+              <w:t xml:space="preserve">219 ÷ 235</w:t>
+            </w:r>
+          </w:p>
+        </w:tc>
+      </w:tr>
+      <w:tr>
+        <w:tc>
+          <w:tcPr>
+            <w:tcW w:type="dxa" w:w="3600"/>
+            <w:tcBorders>
+              <w:top w:val="single" w:color="DEDFE1" w:sz="4"/>
+              <w:left w:val="single" w:color="DEDFE1" w:sz="4"/>
+              <w:bottom w:val="single" w:color="DEDFE1" w:sz="4"/>
+              <w:right w:val="single" w:color="DEDFE1" w:sz="4"/>
+            </w:tcBorders>
+            <w:tcMar>
+              <w:top w:type="dxa" w:w="90"/>
+              <w:left w:type="dxa" w:w="110"/>
+              <w:bottom w:type="dxa" w:w="90"/>
+              <w:right w:type="dxa" w:w="110"/>
+            </w:tcMar>
+            <w:vAlign w:val="center"/>
+          </w:tcPr>
+          <w:p>
+            <w:pPr>
+              <w:bidi/>
+              <w:spacing w:after="0" w:before="0" w:line="300" w:lineRule="auto"/>
+              <w:jc w:val="start"/>
+            </w:pPr>
+            <w:r>
+              <w:rPr>
+                <w:rFonts w:ascii="Tahoma" w:cs="Tahoma" w:eastAsia="Tahoma" w:hAnsi="Tahoma"/>
+                <w:b/>
+                <w:bCs/>
+                <w:color w:val="2B2E30"/>
+                <w:sz w:val="18"/>
+                <w:szCs w:val="18"/>
+                <w:rtl/>
+              </w:rPr>
+              <w:t xml:space="preserve">نسبة الارتداد</w:t>
+            </w:r>
+          </w:p>
+        </w:tc>
+        <w:tc>
+          <w:tcPr>
+            <w:tcW w:type="dxa" w:w="2400"/>
+            <w:tcBorders>
+              <w:top w:val="single" w:color="DEDFE1" w:sz="4"/>
+              <w:left w:val="single" w:color="DEDFE1" w:sz="4"/>
+              <w:bottom w:val="single" w:color="DEDFE1" w:sz="4"/>
+              <w:right w:val="single" w:color="DEDFE1" w:sz="4"/>
+            </w:tcBorders>
+            <w:tcMar>
+              <w:top w:type="dxa" w:w="90"/>
+              <w:left w:type="dxa" w:w="110"/>
+              <w:bottom w:type="dxa" w:w="90"/>
+              <w:right w:type="dxa" w:w="110"/>
+            </w:tcMar>
+            <w:vAlign w:val="center"/>
+          </w:tcPr>
+          <w:p>
+            <w:pPr>
+              <w:bidi/>
+              <w:spacing w:after="0" w:before="0" w:line="300" w:lineRule="auto"/>
+              <w:jc w:val="center"/>
+            </w:pPr>
+            <w:r>
+              <w:rPr>
+                <w:rFonts w:ascii="Tahoma" w:cs="Tahoma" w:eastAsia="Tahoma" w:hAnsi="Tahoma"/>
+                <w:b/>
+                <w:bCs/>
+                <w:color w:val="5E6265"/>
+                <w:sz w:val="18"/>
+                <w:szCs w:val="18"/>
+                <w:rtl/>
+              </w:rPr>
+              <w:t xml:space="preserve">‎6.8%‎</w:t>
+            </w:r>
+          </w:p>
+        </w:tc>
+        <w:tc>
+          <w:tcPr>
+            <w:tcW w:type="dxa" w:w="3648"/>
+            <w:tcBorders>
+              <w:top w:val="single" w:color="DEDFE1" w:sz="4"/>
+              <w:left w:val="single" w:color="DEDFE1" w:sz="4"/>
+              <w:bottom w:val="single" w:color="DEDFE1" w:sz="4"/>
+              <w:right w:val="single" w:color="DEDFE1" w:sz="4"/>
+            </w:tcBorders>
+            <w:tcMar>
+              <w:top w:type="dxa" w:w="90"/>
+              <w:left w:type="dxa" w:w="110"/>
+              <w:bottom w:type="dxa" w:w="90"/>
+              <w:right w:type="dxa" w:w="110"/>
+            </w:tcMar>
+            <w:vAlign w:val="center"/>
+          </w:tcPr>
+          <w:p>
+            <w:pPr>
+              <w:bidi w:val="false"/>
+              <w:spacing w:after="0" w:before="0" w:line="300" w:lineRule="auto"/>
+              <w:jc w:val="center"/>
+            </w:pPr>
+            <w:r>
+              <w:rPr>
+                <w:rFonts w:ascii="Tahoma" w:cs="Tahoma" w:eastAsia="Tahoma" w:hAnsi="Tahoma"/>
+                <w:b w:val="false"/>
+                <w:bCs w:val="false"/>
+                <w:color w:val="5E6265"/>
+                <w:sz w:val="18"/>
+                <w:szCs w:val="18"/>
+                <w:rtl w:val="false"/>
+              </w:rPr>
+              <w:t xml:space="preserve">16 ÷ 235</w:t>
+            </w:r>
+          </w:p>
+        </w:tc>
+      </w:tr>
+      <w:tr>
+        <w:tc>
+          <w:tcPr>
+            <w:tcW w:type="dxa" w:w="3600"/>
+            <w:tcBorders>
+              <w:top w:val="single" w:color="DEDFE1" w:sz="4"/>
+              <w:left w:val="single" w:color="DEDFE1" w:sz="4"/>
+              <w:bottom w:val="single" w:color="DEDFE1" w:sz="4"/>
+              <w:right w:val="single" w:color="DEDFE1" w:sz="4"/>
+            </w:tcBorders>
+            <w:shd w:fill="FAFAFB" w:color="auto" w:val="clear"/>
+            <w:tcMar>
+              <w:top w:type="dxa" w:w="90"/>
+              <w:left w:type="dxa" w:w="110"/>
+              <w:bottom w:type="dxa" w:w="90"/>
+              <w:right w:type="dxa" w:w="110"/>
+            </w:tcMar>
+            <w:vAlign w:val="center"/>
+          </w:tcPr>
+          <w:p>
+            <w:pPr>
+              <w:bidi/>
+              <w:spacing w:after="0" w:before="0" w:line="300" w:lineRule="auto"/>
+              <w:jc w:val="start"/>
+            </w:pPr>
+            <w:r>
+              <w:rPr>
+                <w:rFonts w:ascii="Tahoma" w:cs="Tahoma" w:eastAsia="Tahoma" w:hAnsi="Tahoma"/>
+                <w:b/>
+                <w:bCs/>
+                <w:color w:val="2B2E30"/>
+                <w:sz w:val="18"/>
+                <w:szCs w:val="18"/>
+                <w:rtl/>
+              </w:rPr>
+              <w:t xml:space="preserve">الفتحات الفريدة (تقديري)</w:t>
+            </w:r>
+          </w:p>
+        </w:tc>
+        <w:tc>
+          <w:tcPr>
+            <w:tcW w:type="dxa" w:w="2400"/>
+            <w:tcBorders>
+              <w:top w:val="single" w:color="DEDFE1" w:sz="4"/>
+              <w:left w:val="single" w:color="DEDFE1" w:sz="4"/>
+              <w:bottom w:val="single" w:color="DEDFE1" w:sz="4"/>
+              <w:right w:val="single" w:color="DEDFE1" w:sz="4"/>
+            </w:tcBorders>
+            <w:shd w:fill="FAFAFB" w:color="auto" w:val="clear"/>
+            <w:tcMar>
+              <w:top w:type="dxa" w:w="90"/>
+              <w:left w:type="dxa" w:w="110"/>
+              <w:bottom w:type="dxa" w:w="90"/>
+              <w:right w:type="dxa" w:w="110"/>
+            </w:tcMar>
+            <w:vAlign w:val="center"/>
+          </w:tcPr>
+          <w:p>
+            <w:pPr>
+              <w:bidi/>
+              <w:spacing w:after="0" w:before="0" w:line="300" w:lineRule="auto"/>
+              <w:jc w:val="center"/>
+            </w:pPr>
+            <w:r>
+              <w:rPr>
+                <w:rFonts w:ascii="Tahoma" w:cs="Tahoma" w:eastAsia="Tahoma" w:hAnsi="Tahoma"/>
+                <w:b/>
+                <w:bCs/>
+                <w:color w:val="5E6265"/>
+                <w:sz w:val="18"/>
+                <w:szCs w:val="18"/>
+                <w:rtl/>
+              </w:rPr>
+              <w:t xml:space="preserve">نحو 16</w:t>
+            </w:r>
+          </w:p>
+        </w:tc>
+        <w:tc>
+          <w:tcPr>
+            <w:tcW w:type="dxa" w:w="3648"/>
+            <w:tcBorders>
+              <w:top w:val="single" w:color="DEDFE1" w:sz="4"/>
+              <w:left w:val="single" w:color="DEDFE1" w:sz="4"/>
+              <w:bottom w:val="single" w:color="DEDFE1" w:sz="4"/>
+              <w:right w:val="single" w:color="DEDFE1" w:sz="4"/>
+            </w:tcBorders>
+            <w:shd w:fill="FAFAFB" w:color="auto" w:val="clear"/>
+            <w:tcMar>
+              <w:top w:type="dxa" w:w="90"/>
+              <w:left w:type="dxa" w:w="110"/>
+              <w:bottom w:type="dxa" w:w="90"/>
+              <w:right w:type="dxa" w:w="110"/>
+            </w:tcMar>
+            <w:vAlign w:val="center"/>
+          </w:tcPr>
+          <w:p>
+            <w:pPr>
+              <w:bidi w:val="false"/>
+              <w:spacing w:after="0" w:before="0" w:line="300" w:lineRule="auto"/>
+              <w:jc w:val="center"/>
+            </w:pPr>
+            <w:r>
+              <w:rPr>
+                <w:rFonts w:ascii="Tahoma" w:cs="Tahoma" w:eastAsia="Tahoma" w:hAnsi="Tahoma"/>
+                <w:b w:val="false"/>
+                <w:bCs w:val="false"/>
+                <w:color w:val="5E6265"/>
+                <w:sz w:val="18"/>
+                <w:szCs w:val="18"/>
+                <w:rtl w:val="false"/>
+              </w:rPr>
+              <w:t xml:space="preserve">7.3% × 219</w:t>
+            </w:r>
+          </w:p>
+        </w:tc>
+      </w:tr>
+      <w:tr>
+        <w:tc>
+          <w:tcPr>
+            <w:tcW w:type="dxa" w:w="3600"/>
+            <w:tcBorders>
+              <w:top w:val="single" w:color="DEDFE1" w:sz="4"/>
+              <w:left w:val="single" w:color="DEDFE1" w:sz="4"/>
+              <w:bottom w:val="single" w:color="DEDFE1" w:sz="4"/>
+              <w:right w:val="single" w:color="DEDFE1" w:sz="4"/>
+            </w:tcBorders>
+            <w:tcMar>
+              <w:top w:type="dxa" w:w="90"/>
+              <w:left w:type="dxa" w:w="110"/>
+              <w:bottom w:type="dxa" w:w="90"/>
+              <w:right w:type="dxa" w:w="110"/>
+            </w:tcMar>
+            <w:vAlign w:val="center"/>
+          </w:tcPr>
+          <w:p>
+            <w:pPr>
+              <w:bidi/>
+              <w:spacing w:after="0" w:before="0" w:line="300" w:lineRule="auto"/>
+              <w:jc w:val="start"/>
+            </w:pPr>
+            <w:r>
+              <w:rPr>
+                <w:rFonts w:ascii="Tahoma" w:cs="Tahoma" w:eastAsia="Tahoma" w:hAnsi="Tahoma"/>
+                <w:b/>
+                <w:bCs/>
+                <w:color w:val="2B2E30"/>
+                <w:sz w:val="18"/>
+                <w:szCs w:val="18"/>
+                <w:rtl/>
+              </w:rPr>
+              <w:t xml:space="preserve">الفتحات لكل قارئ</w:t>
+            </w:r>
+          </w:p>
+        </w:tc>
+        <w:tc>
+          <w:tcPr>
+            <w:tcW w:type="dxa" w:w="2400"/>
+            <w:tcBorders>
+              <w:top w:val="single" w:color="DEDFE1" w:sz="4"/>
+              <w:left w:val="single" w:color="DEDFE1" w:sz="4"/>
+              <w:bottom w:val="single" w:color="DEDFE1" w:sz="4"/>
+              <w:right w:val="single" w:color="DEDFE1" w:sz="4"/>
+            </w:tcBorders>
+            <w:tcMar>
+              <w:top w:type="dxa" w:w="90"/>
+              <w:left w:type="dxa" w:w="110"/>
+              <w:bottom w:type="dxa" w:w="90"/>
+              <w:right w:type="dxa" w:w="110"/>
+            </w:tcMar>
+            <w:vAlign w:val="center"/>
+          </w:tcPr>
+          <w:p>
+            <w:pPr>
+              <w:bidi/>
+              <w:spacing w:after="0" w:before="0" w:line="300" w:lineRule="auto"/>
+              <w:jc w:val="center"/>
+            </w:pPr>
+            <w:r>
+              <w:rPr>
+                <w:rFonts w:ascii="Tahoma" w:cs="Tahoma" w:eastAsia="Tahoma" w:hAnsi="Tahoma"/>
+                <w:b/>
+                <w:bCs/>
+                <w:color w:val="5E6265"/>
+                <w:sz w:val="18"/>
+                <w:szCs w:val="18"/>
+                <w:rtl/>
+              </w:rPr>
+              <w:t xml:space="preserve">2.4</w:t>
+            </w:r>
+          </w:p>
+        </w:tc>
+        <w:tc>
+          <w:tcPr>
+            <w:tcW w:type="dxa" w:w="3648"/>
+            <w:tcBorders>
+              <w:top w:val="single" w:color="DEDFE1" w:sz="4"/>
+              <w:left w:val="single" w:color="DEDFE1" w:sz="4"/>
+              <w:bottom w:val="single" w:color="DEDFE1" w:sz="4"/>
+              <w:right w:val="single" w:color="DEDFE1" w:sz="4"/>
+            </w:tcBorders>
+            <w:tcMar>
+              <w:top w:type="dxa" w:w="90"/>
+              <w:left w:type="dxa" w:w="110"/>
+              <w:bottom w:type="dxa" w:w="90"/>
+              <w:right w:type="dxa" w:w="110"/>
+            </w:tcMar>
+            <w:vAlign w:val="center"/>
+          </w:tcPr>
+          <w:p>
+            <w:pPr>
+              <w:bidi w:val="false"/>
+              <w:spacing w:after="0" w:before="0" w:line="300" w:lineRule="auto"/>
+              <w:jc w:val="center"/>
+            </w:pPr>
+            <w:r>
+              <w:rPr>
+                <w:rFonts w:ascii="Tahoma" w:cs="Tahoma" w:eastAsia="Tahoma" w:hAnsi="Tahoma"/>
+                <w:b w:val="false"/>
+                <w:bCs w:val="false"/>
+                <w:color w:val="5E6265"/>
+                <w:sz w:val="18"/>
+                <w:szCs w:val="18"/>
+                <w:rtl w:val="false"/>
+              </w:rPr>
+              <w:t xml:space="preserve">39 ÷ 16</w:t>
+            </w:r>
+          </w:p>
+        </w:tc>
+      </w:tr>
+      <w:tr>
+        <w:tc>
+          <w:tcPr>
+            <w:tcW w:type="dxa" w:w="3600"/>
+            <w:tcBorders>
+              <w:top w:val="single" w:color="DEDFE1" w:sz="4"/>
+              <w:left w:val="single" w:color="DEDFE1" w:sz="4"/>
+              <w:bottom w:val="single" w:color="DEDFE1" w:sz="4"/>
+              <w:right w:val="single" w:color="DEDFE1" w:sz="4"/>
+            </w:tcBorders>
+            <w:shd w:fill="FAFAFB" w:color="auto" w:val="clear"/>
+            <w:tcMar>
+              <w:top w:type="dxa" w:w="90"/>
+              <w:left w:type="dxa" w:w="110"/>
+              <w:bottom w:type="dxa" w:w="90"/>
+              <w:right w:type="dxa" w:w="110"/>
+            </w:tcMar>
+            <w:vAlign w:val="center"/>
+          </w:tcPr>
+          <w:p>
+            <w:pPr>
+              <w:bidi/>
+              <w:spacing w:after="0" w:before="0" w:line="300" w:lineRule="auto"/>
+              <w:jc w:val="start"/>
+            </w:pPr>
+            <w:r>
+              <w:rPr>
+                <w:rFonts w:ascii="Tahoma" w:cs="Tahoma" w:eastAsia="Tahoma" w:hAnsi="Tahoma"/>
+                <w:b/>
+                <w:bCs/>
+                <w:color w:val="2B2E30"/>
+                <w:sz w:val="18"/>
+                <w:szCs w:val="18"/>
+                <w:rtl/>
+              </w:rPr>
+              <w:t xml:space="preserve">متوسط الإرسال اليومي</w:t>
+            </w:r>
+          </w:p>
+        </w:tc>
+        <w:tc>
+          <w:tcPr>
+            <w:tcW w:type="dxa" w:w="2400"/>
+            <w:tcBorders>
+              <w:top w:val="single" w:color="DEDFE1" w:sz="4"/>
+              <w:left w:val="single" w:color="DEDFE1" w:sz="4"/>
+              <w:bottom w:val="single" w:color="DEDFE1" w:sz="4"/>
+              <w:right w:val="single" w:color="DEDFE1" w:sz="4"/>
+            </w:tcBorders>
+            <w:shd w:fill="FAFAFB" w:color="auto" w:val="clear"/>
+            <w:tcMar>
+              <w:top w:type="dxa" w:w="90"/>
+              <w:left w:type="dxa" w:w="110"/>
+              <w:bottom w:type="dxa" w:w="90"/>
+              <w:right w:type="dxa" w:w="110"/>
+            </w:tcMar>
+            <w:vAlign w:val="center"/>
+          </w:tcPr>
+          <w:p>
+            <w:pPr>
+              <w:bidi/>
+              <w:spacing w:after="0" w:before="0" w:line="300" w:lineRule="auto"/>
+              <w:jc w:val="center"/>
+            </w:pPr>
+            <w:r>
+              <w:rPr>
+                <w:rFonts w:ascii="Tahoma" w:cs="Tahoma" w:eastAsia="Tahoma" w:hAnsi="Tahoma"/>
+                <w:b/>
+                <w:bCs/>
+                <w:color w:val="5E6265"/>
+                <w:sz w:val="18"/>
+                <w:szCs w:val="18"/>
+                <w:rtl/>
+              </w:rPr>
+              <w:t xml:space="preserve">2.6 رسالة</w:t>
+            </w:r>
+          </w:p>
+        </w:tc>
+        <w:tc>
+          <w:tcPr>
+            <w:tcW w:type="dxa" w:w="3648"/>
+            <w:tcBorders>
+              <w:top w:val="single" w:color="DEDFE1" w:sz="4"/>
+              <w:left w:val="single" w:color="DEDFE1" w:sz="4"/>
+              <w:bottom w:val="single" w:color="DEDFE1" w:sz="4"/>
+              <w:right w:val="single" w:color="DEDFE1" w:sz="4"/>
+            </w:tcBorders>
+            <w:shd w:fill="FAFAFB" w:color="auto" w:val="clear"/>
+            <w:tcMar>
+              <w:top w:type="dxa" w:w="90"/>
+              <w:left w:type="dxa" w:w="110"/>
+              <w:bottom w:type="dxa" w:w="90"/>
+              <w:right w:type="dxa" w:w="110"/>
+            </w:tcMar>
+            <w:vAlign w:val="center"/>
+          </w:tcPr>
+          <w:p>
+            <w:pPr>
+              <w:bidi/>
+              <w:spacing w:after="0" w:before="0" w:line="300" w:lineRule="auto"/>
+              <w:jc w:val="center"/>
+            </w:pPr>
+            <w:r>
+              <w:rPr>
+                <w:rFonts w:ascii="Tahoma" w:cs="Tahoma" w:eastAsia="Tahoma" w:hAnsi="Tahoma"/>
+                <w:b w:val="false"/>
+                <w:bCs w:val="false"/>
+                <w:color w:val="5E6265"/>
+                <w:sz w:val="18"/>
+                <w:szCs w:val="18"/>
+                <w:rtl/>
+              </w:rPr>
+              <w:t xml:space="preserve">235 ÷ 92 يوماً</w:t>
+            </w:r>
+          </w:p>
+        </w:tc>
+      </w:tr>
+      <w:tr>
+        <w:tc>
+          <w:tcPr>
+            <w:tcW w:type="dxa" w:w="3600"/>
+            <w:tcBorders>
+              <w:top w:val="single" w:color="DEDFE1" w:sz="4"/>
+              <w:left w:val="single" w:color="DEDFE1" w:sz="4"/>
+              <w:bottom w:val="single" w:color="DEDFE1" w:sz="4"/>
+              <w:right w:val="single" w:color="DEDFE1" w:sz="4"/>
+            </w:tcBorders>
+            <w:tcMar>
+              <w:top w:type="dxa" w:w="90"/>
+              <w:left w:type="dxa" w:w="110"/>
+              <w:bottom w:type="dxa" w:w="90"/>
+              <w:right w:type="dxa" w:w="110"/>
+            </w:tcMar>
+            <w:vAlign w:val="center"/>
+          </w:tcPr>
+          <w:p>
+            <w:pPr>
+              <w:bidi/>
+              <w:spacing w:after="0" w:before="0" w:line="300" w:lineRule="auto"/>
+              <w:jc w:val="start"/>
+            </w:pPr>
+            <w:r>
+              <w:rPr>
+                <w:rFonts w:ascii="Tahoma" w:cs="Tahoma" w:eastAsia="Tahoma" w:hAnsi="Tahoma"/>
+                <w:b/>
+                <w:bCs/>
+                <w:color w:val="2B2E30"/>
+                <w:sz w:val="18"/>
+                <w:szCs w:val="18"/>
+                <w:rtl/>
+              </w:rPr>
+              <w:t xml:space="preserve">النقرات والتحويلات</w:t>
+            </w:r>
+          </w:p>
+        </w:tc>
+        <w:tc>
+          <w:tcPr>
+            <w:tcW w:type="dxa" w:w="2400"/>
+            <w:tcBorders>
+              <w:top w:val="single" w:color="DEDFE1" w:sz="4"/>
+              <w:left w:val="single" w:color="DEDFE1" w:sz="4"/>
+              <w:bottom w:val="single" w:color="DEDFE1" w:sz="4"/>
+              <w:right w:val="single" w:color="DEDFE1" w:sz="4"/>
+            </w:tcBorders>
+            <w:tcMar>
+              <w:top w:type="dxa" w:w="90"/>
+              <w:left w:type="dxa" w:w="110"/>
+              <w:bottom w:type="dxa" w:w="90"/>
+              <w:right w:type="dxa" w:w="110"/>
+            </w:tcMar>
+            <w:vAlign w:val="center"/>
+          </w:tcPr>
+          <w:p>
+            <w:pPr>
+              <w:bidi/>
+              <w:spacing w:after="0" w:before="0" w:line="300" w:lineRule="auto"/>
+              <w:jc w:val="center"/>
+            </w:pPr>
+            <w:r>
+              <w:rPr>
+                <w:rFonts w:ascii="Tahoma" w:cs="Tahoma" w:eastAsia="Tahoma" w:hAnsi="Tahoma"/>
+                <w:b/>
+                <w:bCs/>
+                <w:color w:val="5E6265"/>
+                <w:sz w:val="18"/>
+                <w:szCs w:val="18"/>
+                <w:rtl/>
+              </w:rPr>
+              <w:t xml:space="preserve">غير مُقاسة</w:t>
+            </w:r>
+          </w:p>
+        </w:tc>
+        <w:tc>
+          <w:tcPr>
+            <w:tcW w:type="dxa" w:w="3648"/>
+            <w:tcBorders>
+              <w:top w:val="single" w:color="DEDFE1" w:sz="4"/>
+              <w:left w:val="single" w:color="DEDFE1" w:sz="4"/>
+              <w:bottom w:val="single" w:color="DEDFE1" w:sz="4"/>
+              <w:right w:val="single" w:color="DEDFE1" w:sz="4"/>
+            </w:tcBorders>
+            <w:tcMar>
+              <w:top w:type="dxa" w:w="90"/>
+              <w:left w:type="dxa" w:w="110"/>
+              <w:bottom w:type="dxa" w:w="90"/>
+              <w:right w:type="dxa" w:w="110"/>
+            </w:tcMar>
+            <w:vAlign w:val="center"/>
+          </w:tcPr>
+          <w:p>
+            <w:pPr>
+              <w:bidi/>
+              <w:spacing w:after="0" w:before="0" w:line="300" w:lineRule="auto"/>
+              <w:jc w:val="center"/>
+            </w:pPr>
+            <w:r>
+              <w:rPr>
+                <w:rFonts w:ascii="Tahoma" w:cs="Tahoma" w:eastAsia="Tahoma" w:hAnsi="Tahoma"/>
+                <w:b w:val="false"/>
+                <w:bCs w:val="false"/>
+                <w:color w:val="5E6265"/>
+                <w:sz w:val="18"/>
+                <w:szCs w:val="18"/>
+                <w:rtl/>
+              </w:rPr>
+              <w:t xml:space="preserve">لا يعرضها التقرير المرفق</w:t>
+            </w:r>
+          </w:p>
+        </w:tc>
+      </w:tr>
+    </w:tbl>
+    <w:p>
+      <w:pPr>
+        <w:spacing w:after="160"/>
+      </w:pPr>
+    </w:p>
+    <w:p>
+      <w:pPr>
+        <w:keepNext/>
+        <w:bidi/>
+        <w:spacing w:after="70" w:before="150" w:line="300" w:lineRule="auto"/>
+        <w:jc w:val="start"/>
+      </w:pPr>
+      <w:r>
+        <w:rPr>
+          <w:rFonts w:ascii="DIN Next LT Arabic" w:cs="DIN Next LT Arabic" w:eastAsia="DIN Next LT Arabic" w:hAnsi="DIN Next LT Arabic"/>
+          <w:b/>
+          <w:bCs/>
+          <w:color w:val="2B2E30"/>
+          <w:sz w:val="22"/>
+          <w:szCs w:val="22"/>
+          <w:rtl/>
+        </w:rPr>
+        <w:t xml:space="preserve">الفترة السابقة — محتسبة عكسياً من نسب المقارنة</w:t>
+      </w:r>
+    </w:p>
+    <w:tbl>
+      <w:tblPr>
+        <w:bidiVisual/>
+        <w:tblW w:type="dxa" w:w="9648"/>
+        <w:tblBorders>
+          <w:top w:val="single" w:color="auto" w:sz="4"/>
+          <w:left w:val="single" w:color="auto" w:sz="4"/>
+          <w:bottom w:val="single" w:color="auto" w:sz="4"/>
+          <w:right w:val="single" w:color="auto" w:sz="4"/>
+          <w:insideH w:val="single" w:color="auto" w:sz="4"/>
+          <w:insideV w:val="single" w:color="auto" w:sz="4"/>
+        </w:tblBorders>
+      </w:tblPr>
+      <w:tblGrid>
+        <w:gridCol w:w="3600"/>
+        <w:gridCol w:w="2400"/>
+        <w:gridCol w:w="3648"/>
+      </w:tblGrid>
+      <w:tr>
+        <w:trPr>
+          <w:tblHeader/>
+        </w:trPr>
+        <w:tc>
+          <w:tcPr>
+            <w:tcW w:type="dxa" w:w="3600"/>
+            <w:tcBorders>
+              <w:top w:val="single" w:color="DEDFE1" w:sz="4"/>
+              <w:left w:val="single" w:color="DEDFE1" w:sz="4"/>
+              <w:bottom w:val="single" w:color="DEDFE1" w:sz="4"/>
+              <w:right w:val="single" w:color="DEDFE1" w:sz="4"/>
+            </w:tcBorders>
+            <w:shd w:fill="F1F2F3" w:color="auto" w:val="clear"/>
+            <w:tcMar>
+              <w:top w:type="dxa" w:w="90"/>
+              <w:left w:type="dxa" w:w="110"/>
+              <w:bottom w:type="dxa" w:w="90"/>
+              <w:right w:type="dxa" w:w="110"/>
+            </w:tcMar>
+            <w:vAlign w:val="center"/>
+          </w:tcPr>
+          <w:p>
+            <w:pPr>
+              <w:bidi/>
+              <w:spacing w:after="0" w:before="0" w:line="300" w:lineRule="auto"/>
+              <w:jc w:val="start"/>
+            </w:pPr>
+            <w:r>
+              <w:rPr>
+                <w:rFonts w:ascii="DIN Next LT Arabic" w:cs="DIN Next LT Arabic" w:eastAsia="DIN Next LT Arabic" w:hAnsi="DIN Next LT Arabic"/>
+                <w:b/>
+                <w:bCs/>
+                <w:color w:val="5E6265"/>
+                <w:sz w:val="17"/>
+                <w:szCs w:val="17"/>
+                <w:rtl/>
+              </w:rPr>
+              <w:t xml:space="preserve">المؤشر</w:t>
+            </w:r>
+          </w:p>
+        </w:tc>
+        <w:tc>
+          <w:tcPr>
+            <w:tcW w:type="dxa" w:w="2400"/>
+            <w:tcBorders>
+              <w:top w:val="single" w:color="DEDFE1" w:sz="4"/>
+              <w:left w:val="single" w:color="DEDFE1" w:sz="4"/>
+              <w:bottom w:val="single" w:color="DEDFE1" w:sz="4"/>
+              <w:right w:val="single" w:color="DEDFE1" w:sz="4"/>
+            </w:tcBorders>
+            <w:shd w:fill="F1F2F3" w:color="auto" w:val="clear"/>
+            <w:tcMar>
+              <w:top w:type="dxa" w:w="90"/>
+              <w:left w:type="dxa" w:w="110"/>
+              <w:bottom w:type="dxa" w:w="90"/>
+              <w:right w:type="dxa" w:w="110"/>
+            </w:tcMar>
+            <w:vAlign w:val="center"/>
+          </w:tcPr>
+          <w:p>
+            <w:pPr>
+              <w:bidi/>
+              <w:spacing w:after="0" w:before="0" w:line="300" w:lineRule="auto"/>
+              <w:jc w:val="center"/>
+            </w:pPr>
+            <w:r>
+              <w:rPr>
+                <w:rFonts w:ascii="DIN Next LT Arabic" w:cs="DIN Next LT Arabic" w:eastAsia="DIN Next LT Arabic" w:hAnsi="DIN Next LT Arabic"/>
+                <w:b/>
+                <w:bCs/>
+                <w:color w:val="5E6265"/>
+                <w:sz w:val="17"/>
+                <w:szCs w:val="17"/>
+                <w:rtl/>
+              </w:rPr>
+              <w:t xml:space="preserve">القيمة</w:t>
+            </w:r>
+          </w:p>
+        </w:tc>
+        <w:tc>
+          <w:tcPr>
+            <w:tcW w:type="dxa" w:w="3648"/>
+            <w:tcBorders>
+              <w:top w:val="single" w:color="DEDFE1" w:sz="4"/>
+              <w:left w:val="single" w:color="DEDFE1" w:sz="4"/>
+              <w:bottom w:val="single" w:color="DEDFE1" w:sz="4"/>
+              <w:right w:val="single" w:color="DEDFE1" w:sz="4"/>
+            </w:tcBorders>
+            <w:shd w:fill="F1F2F3" w:color="auto" w:val="clear"/>
+            <w:tcMar>
+              <w:top w:type="dxa" w:w="90"/>
+              <w:left w:type="dxa" w:w="110"/>
+              <w:bottom w:type="dxa" w:w="90"/>
+              <w:right w:type="dxa" w:w="110"/>
+            </w:tcMar>
+            <w:vAlign w:val="center"/>
+          </w:tcPr>
+          <w:p>
+            <w:pPr>
+              <w:bidi/>
+              <w:spacing w:after="0" w:before="0" w:line="300" w:lineRule="auto"/>
+              <w:jc w:val="center"/>
+            </w:pPr>
+            <w:r>
+              <w:rPr>
+                <w:rFonts w:ascii="DIN Next LT Arabic" w:cs="DIN Next LT Arabic" w:eastAsia="DIN Next LT Arabic" w:hAnsi="DIN Next LT Arabic"/>
+                <w:b/>
+                <w:bCs/>
+                <w:color w:val="5E6265"/>
+                <w:sz w:val="17"/>
+                <w:szCs w:val="17"/>
+                <w:rtl/>
+              </w:rPr>
+              <w:t xml:space="preserve">المعادلة</w:t>
+            </w:r>
+          </w:p>
+        </w:tc>
+      </w:tr>
+      <w:tr>
+        <w:tc>
+          <w:tcPr>
+            <w:tcW w:type="dxa" w:w="3600"/>
+            <w:tcBorders>
+              <w:top w:val="single" w:color="DEDFE1" w:sz="4"/>
+              <w:left w:val="single" w:color="DEDFE1" w:sz="4"/>
+              <w:bottom w:val="single" w:color="DEDFE1" w:sz="4"/>
+              <w:right w:val="single" w:color="DEDFE1" w:sz="4"/>
+            </w:tcBorders>
+            <w:tcMar>
+              <w:top w:type="dxa" w:w="90"/>
+              <w:left w:type="dxa" w:w="110"/>
+              <w:bottom w:type="dxa" w:w="90"/>
+              <w:right w:type="dxa" w:w="110"/>
+            </w:tcMar>
+            <w:vAlign w:val="center"/>
+          </w:tcPr>
+          <w:p>
+            <w:pPr>
+              <w:bidi/>
+              <w:spacing w:after="0" w:before="0" w:line="300" w:lineRule="auto"/>
+              <w:jc w:val="start"/>
+            </w:pPr>
+            <w:r>
+              <w:rPr>
+                <w:rFonts w:ascii="Tahoma" w:cs="Tahoma" w:eastAsia="Tahoma" w:hAnsi="Tahoma"/>
+                <w:b/>
+                <w:bCs/>
+                <w:color w:val="2B2E30"/>
+                <w:sz w:val="18"/>
+                <w:szCs w:val="18"/>
+                <w:rtl/>
+              </w:rPr>
+              <w:t xml:space="preserve">الرسائل المُرسَلة</w:t>
+            </w:r>
+          </w:p>
+        </w:tc>
+        <w:tc>
+          <w:tcPr>
+            <w:tcW w:type="dxa" w:w="2400"/>
+            <w:tcBorders>
+              <w:top w:val="single" w:color="DEDFE1" w:sz="4"/>
+              <w:left w:val="single" w:color="DEDFE1" w:sz="4"/>
+              <w:bottom w:val="single" w:color="DEDFE1" w:sz="4"/>
+              <w:right w:val="single" w:color="DEDFE1" w:sz="4"/>
+            </w:tcBorders>
+            <w:tcMar>
+              <w:top w:type="dxa" w:w="90"/>
+              <w:left w:type="dxa" w:w="110"/>
+              <w:bottom w:type="dxa" w:w="90"/>
+              <w:right w:type="dxa" w:w="110"/>
+            </w:tcMar>
+            <w:vAlign w:val="center"/>
+          </w:tcPr>
+          <w:p>
+            <w:pPr>
+              <w:bidi/>
+              <w:spacing w:after="0" w:before="0" w:line="300" w:lineRule="auto"/>
+              <w:jc w:val="center"/>
+            </w:pPr>
+            <w:r>
+              <w:rPr>
+                <w:rFonts w:ascii="Tahoma" w:cs="Tahoma" w:eastAsia="Tahoma" w:hAnsi="Tahoma"/>
+                <w:b/>
+                <w:bCs/>
+                <w:color w:val="5E6265"/>
+                <w:sz w:val="18"/>
+                <w:szCs w:val="18"/>
+                <w:rtl/>
+              </w:rPr>
+              <w:t xml:space="preserve">نحو 300</w:t>
+            </w:r>
+          </w:p>
+        </w:tc>
+        <w:tc>
+          <w:tcPr>
+            <w:tcW w:type="dxa" w:w="3648"/>
+            <w:tcBorders>
+              <w:top w:val="single" w:color="DEDFE1" w:sz="4"/>
+              <w:left w:val="single" w:color="DEDFE1" w:sz="4"/>
+              <w:bottom w:val="single" w:color="DEDFE1" w:sz="4"/>
+              <w:right w:val="single" w:color="DEDFE1" w:sz="4"/>
+            </w:tcBorders>
+            <w:tcMar>
+              <w:top w:type="dxa" w:w="90"/>
+              <w:left w:type="dxa" w:w="110"/>
+              <w:bottom w:type="dxa" w:w="90"/>
+              <w:right w:type="dxa" w:w="110"/>
+            </w:tcMar>
+            <w:vAlign w:val="center"/>
+          </w:tcPr>
+          <w:p>
+            <w:pPr>
+              <w:bidi w:val="false"/>
+              <w:spacing w:after="0" w:before="0" w:line="300" w:lineRule="auto"/>
+              <w:jc w:val="center"/>
+            </w:pPr>
+            <w:r>
+              <w:rPr>
+                <w:rFonts w:ascii="Tahoma" w:cs="Tahoma" w:eastAsia="Tahoma" w:hAnsi="Tahoma"/>
+                <w:b w:val="false"/>
+                <w:bCs w:val="false"/>
+                <w:color w:val="5E6265"/>
+                <w:sz w:val="18"/>
+                <w:szCs w:val="18"/>
+                <w:rtl w:val="false"/>
+              </w:rPr>
+              <w:t xml:space="preserve">235 ÷ (1 − 21.7%)</w:t>
+            </w:r>
+          </w:p>
+        </w:tc>
+      </w:tr>
+      <w:tr>
+        <w:tc>
+          <w:tcPr>
+            <w:tcW w:type="dxa" w:w="3600"/>
+            <w:tcBorders>
+              <w:top w:val="single" w:color="DEDFE1" w:sz="4"/>
+              <w:left w:val="single" w:color="DEDFE1" w:sz="4"/>
+              <w:bottom w:val="single" w:color="DEDFE1" w:sz="4"/>
+              <w:right w:val="single" w:color="DEDFE1" w:sz="4"/>
+            </w:tcBorders>
+            <w:shd w:fill="FAFAFB" w:color="auto" w:val="clear"/>
+            <w:tcMar>
+              <w:top w:type="dxa" w:w="90"/>
+              <w:left w:type="dxa" w:w="110"/>
+              <w:bottom w:type="dxa" w:w="90"/>
+              <w:right w:type="dxa" w:w="110"/>
+            </w:tcMar>
+            <w:vAlign w:val="center"/>
+          </w:tcPr>
+          <w:p>
+            <w:pPr>
+              <w:bidi/>
+              <w:spacing w:after="0" w:before="0" w:line="300" w:lineRule="auto"/>
+              <w:jc w:val="start"/>
+            </w:pPr>
+            <w:r>
+              <w:rPr>
+                <w:rFonts w:ascii="Tahoma" w:cs="Tahoma" w:eastAsia="Tahoma" w:hAnsi="Tahoma"/>
+                <w:b/>
+                <w:bCs/>
+                <w:color w:val="2B2E30"/>
+                <w:sz w:val="18"/>
+                <w:szCs w:val="18"/>
+                <w:rtl/>
+              </w:rPr>
+              <w:t xml:space="preserve">الرسائل المُسلَّمة</w:t>
+            </w:r>
+          </w:p>
+        </w:tc>
+        <w:tc>
+          <w:tcPr>
+            <w:tcW w:type="dxa" w:w="2400"/>
+            <w:tcBorders>
+              <w:top w:val="single" w:color="DEDFE1" w:sz="4"/>
+              <w:left w:val="single" w:color="DEDFE1" w:sz="4"/>
+              <w:bottom w:val="single" w:color="DEDFE1" w:sz="4"/>
+              <w:right w:val="single" w:color="DEDFE1" w:sz="4"/>
+            </w:tcBorders>
+            <w:shd w:fill="FAFAFB" w:color="auto" w:val="clear"/>
+            <w:tcMar>
+              <w:top w:type="dxa" w:w="90"/>
+              <w:left w:type="dxa" w:w="110"/>
+              <w:bottom w:type="dxa" w:w="90"/>
+              <w:right w:type="dxa" w:w="110"/>
+            </w:tcMar>
+            <w:vAlign w:val="center"/>
+          </w:tcPr>
+          <w:p>
+            <w:pPr>
+              <w:bidi/>
+              <w:spacing w:after="0" w:before="0" w:line="300" w:lineRule="auto"/>
+              <w:jc w:val="center"/>
+            </w:pPr>
+            <w:r>
+              <w:rPr>
+                <w:rFonts w:ascii="Tahoma" w:cs="Tahoma" w:eastAsia="Tahoma" w:hAnsi="Tahoma"/>
+                <w:b/>
+                <w:bCs/>
+                <w:color w:val="5E6265"/>
+                <w:sz w:val="18"/>
+                <w:szCs w:val="18"/>
+                <w:rtl/>
+              </w:rPr>
+              <w:t xml:space="preserve">نحو 60</w:t>
+            </w:r>
+          </w:p>
+        </w:tc>
+        <w:tc>
+          <w:tcPr>
+            <w:tcW w:type="dxa" w:w="3648"/>
+            <w:tcBorders>
+              <w:top w:val="single" w:color="DEDFE1" w:sz="4"/>
+              <w:left w:val="single" w:color="DEDFE1" w:sz="4"/>
+              <w:bottom w:val="single" w:color="DEDFE1" w:sz="4"/>
+              <w:right w:val="single" w:color="DEDFE1" w:sz="4"/>
+            </w:tcBorders>
+            <w:shd w:fill="FAFAFB" w:color="auto" w:val="clear"/>
+            <w:tcMar>
+              <w:top w:type="dxa" w:w="90"/>
+              <w:left w:type="dxa" w:w="110"/>
+              <w:bottom w:type="dxa" w:w="90"/>
+              <w:right w:type="dxa" w:w="110"/>
+            </w:tcMar>
+            <w:vAlign w:val="center"/>
+          </w:tcPr>
+          <w:p>
+            <w:pPr>
+              <w:bidi w:val="false"/>
+              <w:spacing w:after="0" w:before="0" w:line="300" w:lineRule="auto"/>
+              <w:jc w:val="center"/>
+            </w:pPr>
+            <w:r>
+              <w:rPr>
+                <w:rFonts w:ascii="Tahoma" w:cs="Tahoma" w:eastAsia="Tahoma" w:hAnsi="Tahoma"/>
+                <w:b w:val="false"/>
+                <w:bCs w:val="false"/>
+                <w:color w:val="5E6265"/>
+                <w:sz w:val="18"/>
+                <w:szCs w:val="18"/>
+                <w:rtl w:val="false"/>
+              </w:rPr>
+              <w:t xml:space="preserve">219 ÷ (1 + 265%)</w:t>
+            </w:r>
+          </w:p>
+        </w:tc>
+      </w:tr>
+      <w:tr>
+        <w:tc>
+          <w:tcPr>
+            <w:tcW w:type="dxa" w:w="3600"/>
+            <w:tcBorders>
+              <w:top w:val="single" w:color="DEDFE1" w:sz="4"/>
+              <w:left w:val="single" w:color="DEDFE1" w:sz="4"/>
+              <w:bottom w:val="single" w:color="DEDFE1" w:sz="4"/>
+              <w:right w:val="single" w:color="DEDFE1" w:sz="4"/>
+            </w:tcBorders>
+            <w:tcMar>
+              <w:top w:type="dxa" w:w="90"/>
+              <w:left w:type="dxa" w:w="110"/>
+              <w:bottom w:type="dxa" w:w="90"/>
+              <w:right w:type="dxa" w:w="110"/>
+            </w:tcMar>
+            <w:vAlign w:val="center"/>
+          </w:tcPr>
+          <w:p>
+            <w:pPr>
+              <w:bidi/>
+              <w:spacing w:after="0" w:before="0" w:line="300" w:lineRule="auto"/>
+              <w:jc w:val="start"/>
+            </w:pPr>
+            <w:r>
+              <w:rPr>
+                <w:rFonts w:ascii="Tahoma" w:cs="Tahoma" w:eastAsia="Tahoma" w:hAnsi="Tahoma"/>
+                <w:b/>
+                <w:bCs/>
+                <w:color w:val="2B2E30"/>
+                <w:sz w:val="18"/>
+                <w:szCs w:val="18"/>
+                <w:rtl/>
+              </w:rPr>
+              <w:t xml:space="preserve">نسبة التسليم</w:t>
+            </w:r>
+          </w:p>
+        </w:tc>
+        <w:tc>
+          <w:tcPr>
+            <w:tcW w:type="dxa" w:w="2400"/>
+            <w:tcBorders>
+              <w:top w:val="single" w:color="DEDFE1" w:sz="4"/>
+              <w:left w:val="single" w:color="DEDFE1" w:sz="4"/>
+              <w:bottom w:val="single" w:color="DEDFE1" w:sz="4"/>
+              <w:right w:val="single" w:color="DEDFE1" w:sz="4"/>
+            </w:tcBorders>
+            <w:tcMar>
+              <w:top w:type="dxa" w:w="90"/>
+              <w:left w:type="dxa" w:w="110"/>
+              <w:bottom w:type="dxa" w:w="90"/>
+              <w:right w:type="dxa" w:w="110"/>
+            </w:tcMar>
+            <w:vAlign w:val="center"/>
+          </w:tcPr>
+          <w:p>
+            <w:pPr>
+              <w:bidi/>
+              <w:spacing w:after="0" w:before="0" w:line="300" w:lineRule="auto"/>
+              <w:jc w:val="center"/>
+            </w:pPr>
+            <w:r>
+              <w:rPr>
+                <w:rFonts w:ascii="Tahoma" w:cs="Tahoma" w:eastAsia="Tahoma" w:hAnsi="Tahoma"/>
+                <w:b/>
+                <w:bCs/>
+                <w:color w:val="5E6265"/>
+                <w:sz w:val="18"/>
+                <w:szCs w:val="18"/>
+                <w:rtl/>
+              </w:rPr>
+              <w:t xml:space="preserve">‎20.0%‎</w:t>
+            </w:r>
+          </w:p>
+        </w:tc>
+        <w:tc>
+          <w:tcPr>
+            <w:tcW w:type="dxa" w:w="3648"/>
+            <w:tcBorders>
+              <w:top w:val="single" w:color="DEDFE1" w:sz="4"/>
+              <w:left w:val="single" w:color="DEDFE1" w:sz="4"/>
+              <w:bottom w:val="single" w:color="DEDFE1" w:sz="4"/>
+              <w:right w:val="single" w:color="DEDFE1" w:sz="4"/>
+            </w:tcBorders>
+            <w:tcMar>
+              <w:top w:type="dxa" w:w="90"/>
+              <w:left w:type="dxa" w:w="110"/>
+              <w:bottom w:type="dxa" w:w="90"/>
+              <w:right w:type="dxa" w:w="110"/>
+            </w:tcMar>
+            <w:vAlign w:val="center"/>
+          </w:tcPr>
+          <w:p>
+            <w:pPr>
+              <w:bidi w:val="false"/>
+              <w:spacing w:after="0" w:before="0" w:line="300" w:lineRule="auto"/>
+              <w:jc w:val="center"/>
+            </w:pPr>
+            <w:r>
+              <w:rPr>
+                <w:rFonts w:ascii="Tahoma" w:cs="Tahoma" w:eastAsia="Tahoma" w:hAnsi="Tahoma"/>
+                <w:b w:val="false"/>
+                <w:bCs w:val="false"/>
+                <w:color w:val="5E6265"/>
+                <w:sz w:val="18"/>
+                <w:szCs w:val="18"/>
+                <w:rtl w:val="false"/>
+              </w:rPr>
+              <w:t xml:space="preserve">60 ÷ 300</w:t>
+            </w:r>
+          </w:p>
+        </w:tc>
+      </w:tr>
+      <w:tr>
+        <w:tc>
+          <w:tcPr>
+            <w:tcW w:type="dxa" w:w="3600"/>
+            <w:tcBorders>
+              <w:top w:val="single" w:color="DEDFE1" w:sz="4"/>
+              <w:left w:val="single" w:color="DEDFE1" w:sz="4"/>
+              <w:bottom w:val="single" w:color="DEDFE1" w:sz="4"/>
+              <w:right w:val="single" w:color="DEDFE1" w:sz="4"/>
+            </w:tcBorders>
+            <w:shd w:fill="FAFAFB" w:color="auto" w:val="clear"/>
+            <w:tcMar>
+              <w:top w:type="dxa" w:w="90"/>
+              <w:left w:type="dxa" w:w="110"/>
+              <w:bottom w:type="dxa" w:w="90"/>
+              <w:right w:type="dxa" w:w="110"/>
+            </w:tcMar>
+            <w:vAlign w:val="center"/>
+          </w:tcPr>
+          <w:p>
+            <w:pPr>
+              <w:bidi/>
+              <w:spacing w:after="0" w:before="0" w:line="300" w:lineRule="auto"/>
+              <w:jc w:val="start"/>
+            </w:pPr>
+            <w:r>
+              <w:rPr>
+                <w:rFonts w:ascii="Tahoma" w:cs="Tahoma" w:eastAsia="Tahoma" w:hAnsi="Tahoma"/>
+                <w:b/>
+                <w:bCs/>
+                <w:color w:val="2B2E30"/>
+                <w:sz w:val="18"/>
+                <w:szCs w:val="18"/>
+                <w:rtl/>
+              </w:rPr>
+              <w:t xml:space="preserve">معدل الفتح</w:t>
+            </w:r>
+          </w:p>
+        </w:tc>
+        <w:tc>
+          <w:tcPr>
+            <w:tcW w:type="dxa" w:w="2400"/>
+            <w:tcBorders>
+              <w:top w:val="single" w:color="DEDFE1" w:sz="4"/>
+              <w:left w:val="single" w:color="DEDFE1" w:sz="4"/>
+              <w:bottom w:val="single" w:color="DEDFE1" w:sz="4"/>
+              <w:right w:val="single" w:color="DEDFE1" w:sz="4"/>
+            </w:tcBorders>
+            <w:shd w:fill="FAFAFB" w:color="auto" w:val="clear"/>
+            <w:tcMar>
+              <w:top w:type="dxa" w:w="90"/>
+              <w:left w:type="dxa" w:w="110"/>
+              <w:bottom w:type="dxa" w:w="90"/>
+              <w:right w:type="dxa" w:w="110"/>
+            </w:tcMar>
+            <w:vAlign w:val="center"/>
+          </w:tcPr>
+          <w:p>
+            <w:pPr>
+              <w:bidi/>
+              <w:spacing w:after="0" w:before="0" w:line="300" w:lineRule="auto"/>
+              <w:jc w:val="center"/>
+            </w:pPr>
+            <w:r>
+              <w:rPr>
+                <w:rFonts w:ascii="Tahoma" w:cs="Tahoma" w:eastAsia="Tahoma" w:hAnsi="Tahoma"/>
+                <w:b/>
+                <w:bCs/>
+                <w:color w:val="5E6265"/>
+                <w:sz w:val="18"/>
+                <w:szCs w:val="18"/>
+                <w:rtl/>
+              </w:rPr>
+              <w:t xml:space="preserve">نحو ‎39.9%‎</w:t>
+            </w:r>
+          </w:p>
+        </w:tc>
+        <w:tc>
+          <w:tcPr>
+            <w:tcW w:type="dxa" w:w="3648"/>
+            <w:tcBorders>
+              <w:top w:val="single" w:color="DEDFE1" w:sz="4"/>
+              <w:left w:val="single" w:color="DEDFE1" w:sz="4"/>
+              <w:bottom w:val="single" w:color="DEDFE1" w:sz="4"/>
+              <w:right w:val="single" w:color="DEDFE1" w:sz="4"/>
+            </w:tcBorders>
+            <w:shd w:fill="FAFAFB" w:color="auto" w:val="clear"/>
+            <w:tcMar>
+              <w:top w:type="dxa" w:w="90"/>
+              <w:left w:type="dxa" w:w="110"/>
+              <w:bottom w:type="dxa" w:w="90"/>
+              <w:right w:type="dxa" w:w="110"/>
+            </w:tcMar>
+            <w:vAlign w:val="center"/>
+          </w:tcPr>
+          <w:p>
+            <w:pPr>
+              <w:bidi w:val="false"/>
+              <w:spacing w:after="0" w:before="0" w:line="300" w:lineRule="auto"/>
+              <w:jc w:val="center"/>
+            </w:pPr>
+            <w:r>
+              <w:rPr>
+                <w:rFonts w:ascii="Tahoma" w:cs="Tahoma" w:eastAsia="Tahoma" w:hAnsi="Tahoma"/>
+                <w:b w:val="false"/>
+                <w:bCs w:val="false"/>
+                <w:color w:val="5E6265"/>
+                <w:sz w:val="18"/>
+                <w:szCs w:val="18"/>
+                <w:rtl w:val="false"/>
+              </w:rPr>
+              <w:t xml:space="preserve">7.3% ÷ (1 − 81.7%)</w:t>
+            </w:r>
+          </w:p>
+        </w:tc>
+      </w:tr>
+      <w:tr>
+        <w:tc>
+          <w:tcPr>
+            <w:tcW w:type="dxa" w:w="3600"/>
+            <w:tcBorders>
+              <w:top w:val="single" w:color="DEDFE1" w:sz="4"/>
+              <w:left w:val="single" w:color="DEDFE1" w:sz="4"/>
+              <w:bottom w:val="single" w:color="DEDFE1" w:sz="4"/>
+              <w:right w:val="single" w:color="DEDFE1" w:sz="4"/>
+            </w:tcBorders>
+            <w:tcMar>
+              <w:top w:type="dxa" w:w="90"/>
+              <w:left w:type="dxa" w:w="110"/>
+              <w:bottom w:type="dxa" w:w="90"/>
+              <w:right w:type="dxa" w:w="110"/>
+            </w:tcMar>
+            <w:vAlign w:val="center"/>
+          </w:tcPr>
+          <w:p>
+            <w:pPr>
+              <w:bidi/>
+              <w:spacing w:after="0" w:before="0" w:line="300" w:lineRule="auto"/>
+              <w:jc w:val="start"/>
+            </w:pPr>
+            <w:r>
+              <w:rPr>
+                <w:rFonts w:ascii="Tahoma" w:cs="Tahoma" w:eastAsia="Tahoma" w:hAnsi="Tahoma"/>
+                <w:b/>
+                <w:bCs/>
+                <w:color w:val="2B2E30"/>
+                <w:sz w:val="18"/>
+                <w:szCs w:val="18"/>
+                <w:rtl/>
+              </w:rPr>
+              <w:t xml:space="preserve">الفتحات الفريدة</w:t>
+            </w:r>
+          </w:p>
+        </w:tc>
+        <w:tc>
+          <w:tcPr>
+            <w:tcW w:type="dxa" w:w="2400"/>
+            <w:tcBorders>
+              <w:top w:val="single" w:color="DEDFE1" w:sz="4"/>
+              <w:left w:val="single" w:color="DEDFE1" w:sz="4"/>
+              <w:bottom w:val="single" w:color="DEDFE1" w:sz="4"/>
+              <w:right w:val="single" w:color="DEDFE1" w:sz="4"/>
+            </w:tcBorders>
+            <w:tcMar>
+              <w:top w:type="dxa" w:w="90"/>
+              <w:left w:type="dxa" w:w="110"/>
+              <w:bottom w:type="dxa" w:w="90"/>
+              <w:right w:type="dxa" w:w="110"/>
+            </w:tcMar>
+            <w:vAlign w:val="center"/>
+          </w:tcPr>
+          <w:p>
+            <w:pPr>
+              <w:bidi/>
+              <w:spacing w:after="0" w:before="0" w:line="300" w:lineRule="auto"/>
+              <w:jc w:val="center"/>
+            </w:pPr>
+            <w:r>
+              <w:rPr>
+                <w:rFonts w:ascii="Tahoma" w:cs="Tahoma" w:eastAsia="Tahoma" w:hAnsi="Tahoma"/>
+                <w:b/>
+                <w:bCs/>
+                <w:color w:val="5E6265"/>
+                <w:sz w:val="18"/>
+                <w:szCs w:val="18"/>
+                <w:rtl/>
+              </w:rPr>
+              <w:t xml:space="preserve">نحو 24</w:t>
+            </w:r>
+          </w:p>
+        </w:tc>
+        <w:tc>
+          <w:tcPr>
+            <w:tcW w:type="dxa" w:w="3648"/>
+            <w:tcBorders>
+              <w:top w:val="single" w:color="DEDFE1" w:sz="4"/>
+              <w:left w:val="single" w:color="DEDFE1" w:sz="4"/>
+              <w:bottom w:val="single" w:color="DEDFE1" w:sz="4"/>
+              <w:right w:val="single" w:color="DEDFE1" w:sz="4"/>
+            </w:tcBorders>
+            <w:tcMar>
+              <w:top w:type="dxa" w:w="90"/>
+              <w:left w:type="dxa" w:w="110"/>
+              <w:bottom w:type="dxa" w:w="90"/>
+              <w:right w:type="dxa" w:w="110"/>
+            </w:tcMar>
+            <w:vAlign w:val="center"/>
+          </w:tcPr>
+          <w:p>
+            <w:pPr>
+              <w:bidi w:val="false"/>
+              <w:spacing w:after="0" w:before="0" w:line="300" w:lineRule="auto"/>
+              <w:jc w:val="center"/>
+            </w:pPr>
+            <w:r>
+              <w:rPr>
+                <w:rFonts w:ascii="Tahoma" w:cs="Tahoma" w:eastAsia="Tahoma" w:hAnsi="Tahoma"/>
+                <w:b w:val="false"/>
+                <w:bCs w:val="false"/>
+                <w:color w:val="5E6265"/>
+                <w:sz w:val="18"/>
+                <w:szCs w:val="18"/>
+                <w:rtl w:val="false"/>
+              </w:rPr>
+              <w:t xml:space="preserve">39.9% × 60</w:t>
+            </w:r>
+          </w:p>
+        </w:tc>
+      </w:tr>
+      <w:tr>
+        <w:tc>
+          <w:tcPr>
+            <w:tcW w:type="dxa" w:w="3600"/>
+            <w:tcBorders>
+              <w:top w:val="single" w:color="DEDFE1" w:sz="4"/>
+              <w:left w:val="single" w:color="DEDFE1" w:sz="4"/>
+              <w:bottom w:val="single" w:color="DEDFE1" w:sz="4"/>
+              <w:right w:val="single" w:color="DEDFE1" w:sz="4"/>
+            </w:tcBorders>
+            <w:shd w:fill="FAFAFB" w:color="auto" w:val="clear"/>
+            <w:tcMar>
+              <w:top w:type="dxa" w:w="90"/>
+              <w:left w:type="dxa" w:w="110"/>
+              <w:bottom w:type="dxa" w:w="90"/>
+              <w:right w:type="dxa" w:w="110"/>
+            </w:tcMar>
+            <w:vAlign w:val="center"/>
+          </w:tcPr>
+          <w:p>
+            <w:pPr>
+              <w:bidi/>
+              <w:spacing w:after="0" w:before="0" w:line="300" w:lineRule="auto"/>
+              <w:jc w:val="start"/>
+            </w:pPr>
+            <w:r>
+              <w:rPr>
+                <w:rFonts w:ascii="Tahoma" w:cs="Tahoma" w:eastAsia="Tahoma" w:hAnsi="Tahoma"/>
+                <w:b/>
+                <w:bCs/>
+                <w:color w:val="2B2E30"/>
+                <w:sz w:val="18"/>
+                <w:szCs w:val="18"/>
+                <w:rtl/>
+              </w:rPr>
+              <w:t xml:space="preserve">إجمالي الفتحات</w:t>
+            </w:r>
+          </w:p>
+        </w:tc>
+        <w:tc>
+          <w:tcPr>
+            <w:tcW w:type="dxa" w:w="2400"/>
+            <w:tcBorders>
+              <w:top w:val="single" w:color="DEDFE1" w:sz="4"/>
+              <w:left w:val="single" w:color="DEDFE1" w:sz="4"/>
+              <w:bottom w:val="single" w:color="DEDFE1" w:sz="4"/>
+              <w:right w:val="single" w:color="DEDFE1" w:sz="4"/>
+            </w:tcBorders>
+            <w:shd w:fill="FAFAFB" w:color="auto" w:val="clear"/>
+            <w:tcMar>
+              <w:top w:type="dxa" w:w="90"/>
+              <w:left w:type="dxa" w:w="110"/>
+              <w:bottom w:type="dxa" w:w="90"/>
+              <w:right w:type="dxa" w:w="110"/>
+            </w:tcMar>
+            <w:vAlign w:val="center"/>
+          </w:tcPr>
+          <w:p>
+            <w:pPr>
+              <w:bidi/>
+              <w:spacing w:after="0" w:before="0" w:line="300" w:lineRule="auto"/>
+              <w:jc w:val="center"/>
+            </w:pPr>
+            <w:r>
+              <w:rPr>
+                <w:rFonts w:ascii="Tahoma" w:cs="Tahoma" w:eastAsia="Tahoma" w:hAnsi="Tahoma"/>
+                <w:b/>
+                <w:bCs/>
+                <w:color w:val="5E6265"/>
+                <w:sz w:val="18"/>
+                <w:szCs w:val="18"/>
+                <w:rtl/>
+              </w:rPr>
+              <w:t xml:space="preserve">نحو 0.4</w:t>
+            </w:r>
+          </w:p>
+        </w:tc>
+        <w:tc>
+          <w:tcPr>
+            <w:tcW w:type="dxa" w:w="3648"/>
+            <w:tcBorders>
+              <w:top w:val="single" w:color="DEDFE1" w:sz="4"/>
+              <w:left w:val="single" w:color="DEDFE1" w:sz="4"/>
+              <w:bottom w:val="single" w:color="DEDFE1" w:sz="4"/>
+              <w:right w:val="single" w:color="DEDFE1" w:sz="4"/>
+            </w:tcBorders>
+            <w:shd w:fill="FAFAFB" w:color="auto" w:val="clear"/>
+            <w:tcMar>
+              <w:top w:type="dxa" w:w="90"/>
+              <w:left w:type="dxa" w:w="110"/>
+              <w:bottom w:type="dxa" w:w="90"/>
+              <w:right w:type="dxa" w:w="110"/>
+            </w:tcMar>
+            <w:vAlign w:val="center"/>
+          </w:tcPr>
+          <w:p>
+            <w:pPr>
+              <w:bidi w:val="false"/>
+              <w:spacing w:after="0" w:before="0" w:line="300" w:lineRule="auto"/>
+              <w:jc w:val="center"/>
+            </w:pPr>
+            <w:r>
+              <w:rPr>
+                <w:rFonts w:ascii="Tahoma" w:cs="Tahoma" w:eastAsia="Tahoma" w:hAnsi="Tahoma"/>
+                <w:b w:val="false"/>
+                <w:bCs w:val="false"/>
+                <w:color w:val="5E6265"/>
+                <w:sz w:val="18"/>
+                <w:szCs w:val="18"/>
+                <w:rtl w:val="false"/>
+              </w:rPr>
+              <w:t xml:space="preserve">39 ÷ (1 + 9,650%)</w:t>
+            </w:r>
+          </w:p>
+        </w:tc>
+      </w:tr>
+    </w:tbl>
+    <w:p>
+      <w:pPr>
+        <w:spacing w:after="160"/>
+      </w:pPr>
+    </w:p>
+    <w:tbl>
+      <w:tblPr>
+        <w:bidiVisual/>
+        <w:tblW w:type="dxa" w:w="9648"/>
+        <w:tblBorders>
+          <w:top w:val="single" w:color="auto" w:sz="4"/>
+          <w:left w:val="single" w:color="auto" w:sz="4"/>
+          <w:bottom w:val="single" w:color="auto" w:sz="4"/>
+          <w:right w:val="single" w:color="auto" w:sz="4"/>
+          <w:insideH w:val="single" w:color="auto" w:sz="4"/>
+          <w:insideV w:val="single" w:color="auto" w:sz="4"/>
+        </w:tblBorders>
+      </w:tblPr>
+      <w:tblGrid>
+        <w:gridCol w:w="9648"/>
+      </w:tblGrid>
+      <w:tr>
+        <w:trPr>
+          <w:cantSplit/>
+        </w:trPr>
+        <w:tc>
+          <w:tcPr>
+            <w:tcW w:type="dxa" w:w="9648"/>
+            <w:tcBorders>
+              <w:top w:val="none" w:color="FFFFFF" w:sz="0"/>
+              <w:left w:val="none" w:color="FFFFFF" w:sz="0"/>
+              <w:bottom w:val="none" w:color="FFFFFF" w:sz="0"/>
+              <w:right w:val="single" w:color="C6486B" w:sz="18"/>
+            </w:tcBorders>
+            <w:shd w:fill="FBE9EE" w:color="auto" w:val="clear"/>
+            <w:tcMar>
+              <w:top w:type="dxa" w:w="170"/>
+              <w:left w:type="dxa" w:w="180"/>
+              <w:bottom w:type="dxa" w:w="170"/>
+              <w:right w:type="dxa" w:w="180"/>
+            </w:tcMar>
+          </w:tcPr>
+          <w:p>
+            <w:pPr>
+              <w:bidi/>
+              <w:spacing w:after="90" w:before="0" w:line="300" w:lineRule="auto"/>
+              <w:jc w:val="start"/>
+            </w:pPr>
+            <w:r>
+              <w:rPr>
+                <w:rFonts w:ascii="DIN Next LT Arabic" w:cs="DIN Next LT Arabic" w:eastAsia="DIN Next LT Arabic" w:hAnsi="DIN Next LT Arabic"/>
+                <w:b/>
+                <w:bCs/>
+                <w:color w:val="C6486B"/>
+                <w:sz w:val="21"/>
+                <w:szCs w:val="21"/>
+                <w:rtl/>
+              </w:rPr>
+              <w:t xml:space="preserve">تنبيه على اتساق الأرقام</w:t>
+            </w:r>
+          </w:p>
+          <w:p>
+            <w:pPr>
+              <w:pStyle w:val="ListParagraph"/>
+              <w:numPr>
+                <w:ilvl w:val="0"/>
+                <w:numId w:val="1"/>
+              </w:numPr>
+              <w:bidi/>
+              <w:spacing w:after="70" w:line="290" w:lineRule="auto"/>
+            </w:pPr>
+            <w:r>
+              <w:rPr>
+                <w:rFonts w:ascii="Tahoma" w:cs="Tahoma" w:eastAsia="Tahoma" w:hAnsi="Tahoma"/>
+                <w:b w:val="false"/>
+                <w:bCs w:val="false"/>
+                <w:color w:val="2B2E30"/>
+                <w:sz w:val="19"/>
+                <w:szCs w:val="19"/>
+                <w:rtl/>
+              </w:rPr>
+              <w:t xml:space="preserve">نسب المقارنة الأربع لا تجتمع حسابياً: انخفاض معدل الفتح ‎81.7%‎ مع ارتفاع التسليم ‎265%‎ يعني أن إجمالي الفتحات في الفترة السابقة كان نحو 24 فتحة على الأقل، بينما ارتفاع إجمالي الفتحات ‎9,650%‎ يعني أن الرقم السابق كان أقل من واحد.</w:t>
+            </w:r>
+          </w:p>
+          <w:p>
+            <w:pPr>
+              <w:pStyle w:val="ListParagraph"/>
+              <w:numPr>
+                <w:ilvl w:val="0"/>
+                <w:numId w:val="1"/>
+              </w:numPr>
+              <w:bidi/>
+              <w:spacing w:after="70" w:line="290" w:lineRule="auto"/>
+            </w:pPr>
+            <w:r>
+              <w:rPr>
+                <w:rFonts w:ascii="Tahoma" w:cs="Tahoma" w:eastAsia="Tahoma" w:hAnsi="Tahoma"/>
+                <w:b w:val="false"/>
+                <w:bCs w:val="false"/>
+                <w:color w:val="2B2E30"/>
+                <w:sz w:val="19"/>
+                <w:szCs w:val="19"/>
+                <w:rtl/>
+              </w:rPr>
+              <w:t xml:space="preserve">لذلك اعتُمدت في هذا القسم الأرقام المطلقة للربع الثالث وحدها (235 · 219 · ‎7.3%‎ · 39) أساساً للقراءة، وعوملت أرقام الفترة السابقة كتقدير يحتاج تحققاً مع مزوّد الخدمة.</w:t>
+            </w:r>
+          </w:p>
+        </w:tc>
+      </w:tr>
+    </w:tbl>
+    <w:p>
+      <w:pPr>
+        <w:spacing w:after="160"/>
+      </w:pPr>
+    </w:p>
+    <w:tbl>
+      <w:tblPr>
+        <w:bidiVisual/>
+        <w:tblW w:type="dxa" w:w="9648"/>
+        <w:tblBorders>
+          <w:top w:val="single" w:color="auto" w:sz="4"/>
+          <w:left w:val="single" w:color="auto" w:sz="4"/>
+          <w:bottom w:val="single" w:color="auto" w:sz="4"/>
+          <w:right w:val="single" w:color="auto" w:sz="4"/>
+          <w:insideH w:val="single" w:color="auto" w:sz="4"/>
+          <w:insideV w:val="single" w:color="auto" w:sz="4"/>
+        </w:tblBorders>
+      </w:tblPr>
+      <w:tblGrid>
+        <w:gridCol w:w="4824"/>
+        <w:gridCol w:w="4824"/>
+      </w:tblGrid>
+      <w:tr>
+        <w:trPr>
+          <w:cantSplit/>
+        </w:trPr>
+        <w:tc>
+          <w:tcPr>
+            <w:tcW w:type="dxa" w:w="4824"/>
+            <w:tcBorders>
+              <w:top w:val="single" w:color="DEDFE1" w:sz="4"/>
+              <w:left w:val="single" w:color="DEDFE1" w:sz="4"/>
+              <w:bottom w:val="single" w:color="DEDFE1" w:sz="4"/>
+              <w:right w:val="single" w:color="DEDFE1" w:sz="4"/>
+            </w:tcBorders>
+            <w:shd w:fill="FBFBFC" w:color="auto" w:val="clear"/>
+            <w:tcMar>
+              <w:top w:type="dxa" w:w="130"/>
+              <w:left w:type="dxa" w:w="150"/>
+              <w:bottom w:type="dxa" w:w="130"/>
+              <w:right w:type="dxa" w:w="150"/>
+            </w:tcMar>
+          </w:tcPr>
+          <w:p>
+            <w:pPr>
+              <w:bidi/>
+              <w:spacing w:after="70" w:before="0" w:line="300" w:lineRule="auto"/>
+              <w:jc w:val="start"/>
+            </w:pPr>
+            <w:r>
+              <w:rPr>
+                <w:rFonts w:ascii="DIN Next LT Arabic" w:cs="DIN Next LT Arabic" w:eastAsia="DIN Next LT Arabic" w:hAnsi="DIN Next LT Arabic"/>
+                <w:b/>
+                <w:bCs/>
+                <w:color w:val="1B7A4B"/>
+                <w:sz w:val="19"/>
+                <w:szCs w:val="19"/>
+                <w:rtl/>
+              </w:rPr>
+              <w:t xml:space="preserve">أبرز النتائج</w:t>
+            </w:r>
+          </w:p>
+          <w:p>
+            <w:pPr>
+              <w:pStyle w:val="ListParagraph"/>
+              <w:numPr>
+                <w:ilvl w:val="0"/>
+                <w:numId w:val="1"/>
+              </w:numPr>
+              <w:bidi/>
+              <w:spacing w:after="45" w:line="270" w:lineRule="auto"/>
+            </w:pPr>
+            <w:r>
+              <w:rPr>
+                <w:rFonts w:ascii="Tahoma" w:cs="Tahoma" w:eastAsia="Tahoma" w:hAnsi="Tahoma"/>
+                <w:b w:val="false"/>
+                <w:bCs w:val="false"/>
+                <w:color w:val="5E6265"/>
+                <w:sz w:val="17"/>
+                <w:szCs w:val="17"/>
+                <w:rtl/>
+              </w:rPr>
+              <w:t xml:space="preserve">نسبة التسليم قفزت من ‎20.0%‎ إلى ‎93.2%‎ — أي أن 219 رسالة وصلت فعلاً مقابل نحو 60 في الفترة السابقة</w:t>
+            </w:r>
+          </w:p>
+          <w:p>
+            <w:pPr>
+              <w:pStyle w:val="ListParagraph"/>
+              <w:numPr>
+                <w:ilvl w:val="0"/>
+                <w:numId w:val="1"/>
+              </w:numPr>
+              <w:bidi/>
+              <w:spacing w:after="45" w:line="270" w:lineRule="auto"/>
+            </w:pPr>
+            <w:r>
+              <w:rPr>
+                <w:rFonts w:ascii="Tahoma" w:cs="Tahoma" w:eastAsia="Tahoma" w:hAnsi="Tahoma"/>
+                <w:b w:val="false"/>
+                <w:bCs w:val="false"/>
+                <w:color w:val="5E6265"/>
+                <w:sz w:val="17"/>
+                <w:szCs w:val="17"/>
+                <w:rtl/>
+              </w:rPr>
+              <w:t xml:space="preserve">عدد الرسائل الواصلة تضاعف أكثر من ثلاث مرات (‎‎+265%‎) رغم انخفاض عدد الرسائل المُرسَلة ‎21.7%‎</w:t>
+            </w:r>
+          </w:p>
+          <w:p>
+            <w:pPr>
+              <w:pStyle w:val="ListParagraph"/>
+              <w:numPr>
+                <w:ilvl w:val="0"/>
+                <w:numId w:val="1"/>
+              </w:numPr>
+              <w:bidi/>
+              <w:spacing w:after="45" w:line="270" w:lineRule="auto"/>
+            </w:pPr>
+            <w:r>
+              <w:rPr>
+                <w:rFonts w:ascii="Tahoma" w:cs="Tahoma" w:eastAsia="Tahoma" w:hAnsi="Tahoma"/>
+                <w:b w:val="false"/>
+                <w:bCs w:val="false"/>
+                <w:color w:val="5E6265"/>
+                <w:sz w:val="17"/>
+                <w:szCs w:val="17"/>
+                <w:rtl/>
+              </w:rPr>
+              <w:t xml:space="preserve">من فتح الرسالة عاد إليها: 39 فتحة من نحو 16 قارئاً، أي 2.4 فتحة لكل قارئ</w:t>
+            </w:r>
+          </w:p>
+        </w:tc>
+        <w:tc>
+          <w:tcPr>
+            <w:tcW w:type="dxa" w:w="4824"/>
+            <w:tcBorders>
+              <w:top w:val="single" w:color="DEDFE1" w:sz="4"/>
+              <w:left w:val="single" w:color="DEDFE1" w:sz="4"/>
+              <w:bottom w:val="single" w:color="DEDFE1" w:sz="4"/>
+              <w:right w:val="single" w:color="DEDFE1" w:sz="4"/>
+            </w:tcBorders>
+            <w:shd w:fill="FBFBFC" w:color="auto" w:val="clear"/>
+            <w:tcMar>
+              <w:top w:type="dxa" w:w="130"/>
+              <w:left w:type="dxa" w:w="150"/>
+              <w:bottom w:type="dxa" w:w="130"/>
+              <w:right w:type="dxa" w:w="150"/>
+            </w:tcMar>
+          </w:tcPr>
+          <w:p>
+            <w:pPr>
+              <w:bidi/>
+              <w:spacing w:after="70" w:before="0" w:line="300" w:lineRule="auto"/>
+              <w:jc w:val="start"/>
+            </w:pPr>
+            <w:r>
+              <w:rPr>
+                <w:rFonts w:ascii="DIN Next LT Arabic" w:cs="DIN Next LT Arabic" w:eastAsia="DIN Next LT Arabic" w:hAnsi="DIN Next LT Arabic"/>
+                <w:b/>
+                <w:bCs/>
+                <w:color w:val="C6486B"/>
+                <w:sz w:val="19"/>
+                <w:szCs w:val="19"/>
+                <w:rtl/>
+              </w:rPr>
+              <w:t xml:space="preserve">التحديات</w:t>
+            </w:r>
+          </w:p>
+          <w:p>
+            <w:pPr>
+              <w:pStyle w:val="ListParagraph"/>
+              <w:numPr>
+                <w:ilvl w:val="0"/>
+                <w:numId w:val="1"/>
+              </w:numPr>
+              <w:bidi/>
+              <w:spacing w:after="45" w:line="270" w:lineRule="auto"/>
+            </w:pPr>
+            <w:r>
+              <w:rPr>
+                <w:rFonts w:ascii="Tahoma" w:cs="Tahoma" w:eastAsia="Tahoma" w:hAnsi="Tahoma"/>
+                <w:b w:val="false"/>
+                <w:bCs w:val="false"/>
+                <w:color w:val="5E6265"/>
+                <w:sz w:val="17"/>
+                <w:szCs w:val="17"/>
+                <w:rtl/>
+              </w:rPr>
+              <w:t xml:space="preserve">معدل فتح ‎7.3%‎ منخفض بوضوح، والمعتاد في قطاعات التجزئة والخدمات نحو ‎20%‎ فأعلى</w:t>
+            </w:r>
+          </w:p>
+          <w:p>
+            <w:pPr>
+              <w:pStyle w:val="ListParagraph"/>
+              <w:numPr>
+                <w:ilvl w:val="0"/>
+                <w:numId w:val="1"/>
+              </w:numPr>
+              <w:bidi/>
+              <w:spacing w:after="45" w:line="270" w:lineRule="auto"/>
+            </w:pPr>
+            <w:r>
+              <w:rPr>
+                <w:rFonts w:ascii="Tahoma" w:cs="Tahoma" w:eastAsia="Tahoma" w:hAnsi="Tahoma"/>
+                <w:b w:val="false"/>
+                <w:bCs w:val="false"/>
+                <w:color w:val="5E6265"/>
+                <w:sz w:val="17"/>
+                <w:szCs w:val="17"/>
+                <w:rtl/>
+              </w:rPr>
+              <w:t xml:space="preserve">حجم النشاط شبه معدوم: 235 رسالة في ربع كامل، أي 2.6 رسالة يومياً</w:t>
+            </w:r>
+          </w:p>
+          <w:p>
+            <w:pPr>
+              <w:pStyle w:val="ListParagraph"/>
+              <w:numPr>
+                <w:ilvl w:val="0"/>
+                <w:numId w:val="1"/>
+              </w:numPr>
+              <w:bidi/>
+              <w:spacing w:after="45" w:line="270" w:lineRule="auto"/>
+            </w:pPr>
+            <w:r>
+              <w:rPr>
+                <w:rFonts w:ascii="Tahoma" w:cs="Tahoma" w:eastAsia="Tahoma" w:hAnsi="Tahoma"/>
+                <w:b w:val="false"/>
+                <w:bCs w:val="false"/>
+                <w:color w:val="5E6265"/>
+                <w:sz w:val="17"/>
+                <w:szCs w:val="17"/>
+                <w:rtl/>
+              </w:rPr>
+              <w:t xml:space="preserve">لا مستهدف معتمد لهذه القناة — لا للإرسال ولا للفتح ولا للنقر — فتعذّر الحكم على الأداء مقابل خطة</w:t>
+            </w:r>
+          </w:p>
+          <w:p>
+            <w:pPr>
+              <w:pStyle w:val="ListParagraph"/>
+              <w:numPr>
+                <w:ilvl w:val="0"/>
+                <w:numId w:val="1"/>
+              </w:numPr>
+              <w:bidi/>
+              <w:spacing w:after="45" w:line="270" w:lineRule="auto"/>
+            </w:pPr>
+            <w:r>
+              <w:rPr>
+                <w:rFonts w:ascii="Tahoma" w:cs="Tahoma" w:eastAsia="Tahoma" w:hAnsi="Tahoma"/>
+                <w:b w:val="false"/>
+                <w:bCs w:val="false"/>
+                <w:color w:val="5E6265"/>
+                <w:sz w:val="17"/>
+                <w:szCs w:val="17"/>
+                <w:rtl/>
+              </w:rPr>
+              <w:t xml:space="preserve">لا تُقاس النقرات ولا التحويلات ولا الإيراد، فالقناة غير مربوطة بأي أثر تجاري</w:t>
+            </w:r>
+          </w:p>
+          <w:p>
+            <w:pPr>
+              <w:pStyle w:val="ListParagraph"/>
+              <w:numPr>
+                <w:ilvl w:val="0"/>
+                <w:numId w:val="1"/>
+              </w:numPr>
+              <w:bidi/>
+              <w:spacing w:after="45" w:line="270" w:lineRule="auto"/>
+            </w:pPr>
+            <w:r>
+              <w:rPr>
+                <w:rFonts w:ascii="Tahoma" w:cs="Tahoma" w:eastAsia="Tahoma" w:hAnsi="Tahoma"/>
+                <w:b w:val="false"/>
+                <w:bCs w:val="false"/>
+                <w:color w:val="5E6265"/>
+                <w:sz w:val="17"/>
+                <w:szCs w:val="17"/>
+                <w:rtl/>
+              </w:rPr>
+              <w:t xml:space="preserve">أرقام لوحة المتابعة غير متسقة فيما بينها (تفصيلها في الملحق)، ما يضعف الاعتماد على نسب المقارنة</w:t>
+            </w:r>
+          </w:p>
+        </w:tc>
+      </w:tr>
+      <w:tr>
+        <w:trPr>
+          <w:cantSplit/>
+        </w:trPr>
+        <w:tc>
+          <w:tcPr>
+            <w:tcW w:type="dxa" w:w="4824"/>
+            <w:tcBorders>
+              <w:top w:val="single" w:color="DEDFE1" w:sz="4"/>
+              <w:left w:val="single" w:color="DEDFE1" w:sz="4"/>
+              <w:bottom w:val="single" w:color="DEDFE1" w:sz="4"/>
+              <w:right w:val="single" w:color="DEDFE1" w:sz="4"/>
+            </w:tcBorders>
+            <w:shd w:fill="FBFBFC" w:color="auto" w:val="clear"/>
+            <w:tcMar>
+              <w:top w:type="dxa" w:w="130"/>
+              <w:left w:type="dxa" w:w="150"/>
+              <w:bottom w:type="dxa" w:w="130"/>
+              <w:right w:type="dxa" w:w="150"/>
+            </w:tcMar>
+          </w:tcPr>
+          <w:p>
+            <w:pPr>
+              <w:bidi/>
+              <w:spacing w:after="70" w:before="0" w:line="300" w:lineRule="auto"/>
+              <w:jc w:val="start"/>
+            </w:pPr>
+            <w:r>
+              <w:rPr>
+                <w:rFonts w:ascii="DIN Next LT Arabic" w:cs="DIN Next LT Arabic" w:eastAsia="DIN Next LT Arabic" w:hAnsi="DIN Next LT Arabic"/>
+                <w:b/>
+                <w:bCs/>
+                <w:color w:val="D25C0C"/>
+                <w:sz w:val="19"/>
+                <w:szCs w:val="19"/>
+                <w:rtl/>
+              </w:rPr>
+              <w:t xml:space="preserve">الفرص الممكن الاستفادة منها</w:t>
+            </w:r>
+          </w:p>
+          <w:p>
+            <w:pPr>
+              <w:pStyle w:val="ListParagraph"/>
+              <w:numPr>
+                <w:ilvl w:val="0"/>
+                <w:numId w:val="1"/>
+              </w:numPr>
+              <w:bidi/>
+              <w:spacing w:after="45" w:line="270" w:lineRule="auto"/>
+            </w:pPr>
+            <w:r>
+              <w:rPr>
+                <w:rFonts w:ascii="Tahoma" w:cs="Tahoma" w:eastAsia="Tahoma" w:hAnsi="Tahoma"/>
+                <w:b w:val="false"/>
+                <w:bCs w:val="false"/>
+                <w:color w:val="5E6265"/>
+                <w:sz w:val="17"/>
+                <w:szCs w:val="17"/>
+                <w:rtl/>
+              </w:rPr>
+              <w:t xml:space="preserve">قاعدة قابلة للوصول جاهزة: 219 عنواناً يصلها البريد فعلياً — الأساس موجود وينقصه المحتوى والوتيرة</w:t>
+            </w:r>
+          </w:p>
+          <w:p>
+            <w:pPr>
+              <w:pStyle w:val="ListParagraph"/>
+              <w:numPr>
+                <w:ilvl w:val="0"/>
+                <w:numId w:val="1"/>
+              </w:numPr>
+              <w:bidi/>
+              <w:spacing w:after="45" w:line="270" w:lineRule="auto"/>
+            </w:pPr>
+            <w:r>
+              <w:rPr>
+                <w:rFonts w:ascii="Tahoma" w:cs="Tahoma" w:eastAsia="Tahoma" w:hAnsi="Tahoma"/>
+                <w:b w:val="false"/>
+                <w:bCs w:val="false"/>
+                <w:color w:val="5E6265"/>
+                <w:sz w:val="17"/>
+                <w:szCs w:val="17"/>
+                <w:rtl/>
+              </w:rPr>
+              <w:t xml:space="preserve">ربط البريد بحملات المحطات: قوائم الوصول في الربع بلغت 4.5 مليون مشاهدة دون أي تحويل منها إلى مشتركين</w:t>
+            </w:r>
+          </w:p>
+          <w:p>
+            <w:pPr>
+              <w:pStyle w:val="ListParagraph"/>
+              <w:numPr>
+                <w:ilvl w:val="0"/>
+                <w:numId w:val="1"/>
+              </w:numPr>
+              <w:bidi/>
+              <w:spacing w:after="45" w:line="270" w:lineRule="auto"/>
+            </w:pPr>
+            <w:r>
+              <w:rPr>
+                <w:rFonts w:ascii="Tahoma" w:cs="Tahoma" w:eastAsia="Tahoma" w:hAnsi="Tahoma"/>
+                <w:b w:val="false"/>
+                <w:bCs w:val="false"/>
+                <w:color w:val="5E6265"/>
+                <w:sz w:val="17"/>
+                <w:szCs w:val="17"/>
+                <w:rtl/>
+              </w:rPr>
+              <w:t xml:space="preserve">الاستكرات والفواحات الـ15,000 الموزَّعة في فعالية اليوم الوطني قناة تسجيل جاهزة برمز QR</w:t>
+            </w:r>
+          </w:p>
+          <w:p>
+            <w:pPr>
+              <w:pStyle w:val="ListParagraph"/>
+              <w:numPr>
+                <w:ilvl w:val="0"/>
+                <w:numId w:val="1"/>
+              </w:numPr>
+              <w:bidi/>
+              <w:spacing w:after="45" w:line="270" w:lineRule="auto"/>
+            </w:pPr>
+            <w:r>
+              <w:rPr>
+                <w:rFonts w:ascii="Tahoma" w:cs="Tahoma" w:eastAsia="Tahoma" w:hAnsi="Tahoma"/>
+                <w:b w:val="false"/>
+                <w:bCs w:val="false"/>
+                <w:color w:val="5E6265"/>
+                <w:sz w:val="17"/>
+                <w:szCs w:val="17"/>
+                <w:rtl/>
+              </w:rPr>
+              <w:t xml:space="preserve">القارئ الحالي متفاعل (2.4 فتحة لكل قارئ) — شريحة صغيرة لكنها تستحق محتوى مخصصاً</w:t>
+            </w:r>
+          </w:p>
+        </w:tc>
+        <w:tc>
+          <w:tcPr>
+            <w:tcW w:type="dxa" w:w="4824"/>
+            <w:tcBorders>
+              <w:top w:val="single" w:color="DEDFE1" w:sz="4"/>
+              <w:left w:val="single" w:color="DEDFE1" w:sz="4"/>
+              <w:bottom w:val="single" w:color="DEDFE1" w:sz="4"/>
+              <w:right w:val="single" w:color="DEDFE1" w:sz="4"/>
+            </w:tcBorders>
+            <w:shd w:fill="FBFBFC" w:color="auto" w:val="clear"/>
+            <w:tcMar>
+              <w:top w:type="dxa" w:w="130"/>
+              <w:left w:type="dxa" w:w="150"/>
+              <w:bottom w:type="dxa" w:w="130"/>
+              <w:right w:type="dxa" w:w="150"/>
+            </w:tcMar>
+          </w:tcPr>
+          <w:p>
+            <w:pPr>
+              <w:bidi/>
+              <w:spacing w:after="70" w:before="0" w:line="300" w:lineRule="auto"/>
+              <w:jc w:val="start"/>
+            </w:pPr>
+            <w:r>
+              <w:rPr>
+                <w:rFonts w:ascii="DIN Next LT Arabic" w:cs="DIN Next LT Arabic" w:eastAsia="DIN Next LT Arabic" w:hAnsi="DIN Next LT Arabic"/>
+                <w:b/>
+                <w:bCs/>
+                <w:color w:val="66686A"/>
+                <w:sz w:val="19"/>
+                <w:szCs w:val="19"/>
+                <w:rtl/>
+              </w:rPr>
+              <w:t xml:space="preserve">التوصيات</w:t>
+            </w:r>
+          </w:p>
+          <w:p>
+            <w:pPr>
+              <w:pStyle w:val="ListParagraph"/>
+              <w:numPr>
+                <w:ilvl w:val="0"/>
+                <w:numId w:val="1"/>
+              </w:numPr>
+              <w:bidi/>
+              <w:spacing w:after="45" w:line="270" w:lineRule="auto"/>
+            </w:pPr>
+            <w:r>
+              <w:rPr>
+                <w:rFonts w:ascii="Tahoma" w:cs="Tahoma" w:eastAsia="Tahoma" w:hAnsi="Tahoma"/>
+                <w:b w:val="false"/>
+                <w:bCs w:val="false"/>
+                <w:color w:val="5E6265"/>
+                <w:sz w:val="17"/>
+                <w:szCs w:val="17"/>
+                <w:rtl/>
+              </w:rPr>
+              <w:t xml:space="preserve">اعتماد مستهدفات ربعية للقناة: عدد الرسائل، ومعدل الفتح، ومعدل النقر، وعدد المشتركين الجدد</w:t>
+            </w:r>
+          </w:p>
+          <w:p>
+            <w:pPr>
+              <w:pStyle w:val="ListParagraph"/>
+              <w:numPr>
+                <w:ilvl w:val="0"/>
+                <w:numId w:val="1"/>
+              </w:numPr>
+              <w:bidi/>
+              <w:spacing w:after="45" w:line="270" w:lineRule="auto"/>
+            </w:pPr>
+            <w:r>
+              <w:rPr>
+                <w:rFonts w:ascii="Tahoma" w:cs="Tahoma" w:eastAsia="Tahoma" w:hAnsi="Tahoma"/>
+                <w:b w:val="false"/>
+                <w:bCs w:val="false"/>
+                <w:color w:val="5E6265"/>
+                <w:sz w:val="17"/>
+                <w:szCs w:val="17"/>
+                <w:rtl/>
+              </w:rPr>
+              <w:t xml:space="preserve">تفعيل قياس النقرات والتحويلات وربطها بمبيعات المحطات كما رُبطت الحملات الميدانية</w:t>
+            </w:r>
+          </w:p>
+          <w:p>
+            <w:pPr>
+              <w:pStyle w:val="ListParagraph"/>
+              <w:numPr>
+                <w:ilvl w:val="0"/>
+                <w:numId w:val="1"/>
+              </w:numPr>
+              <w:bidi/>
+              <w:spacing w:after="45" w:line="270" w:lineRule="auto"/>
+            </w:pPr>
+            <w:r>
+              <w:rPr>
+                <w:rFonts w:ascii="Tahoma" w:cs="Tahoma" w:eastAsia="Tahoma" w:hAnsi="Tahoma"/>
+                <w:b w:val="false"/>
+                <w:bCs w:val="false"/>
+                <w:color w:val="5E6265"/>
+                <w:sz w:val="17"/>
+                <w:szCs w:val="17"/>
+                <w:rtl/>
+              </w:rPr>
+              <w:t xml:space="preserve">خطة نمو للقائمة عبر رمز QR في المحطات وفي المواد الموزَّعة في الفعاليات</w:t>
+            </w:r>
+          </w:p>
+          <w:p>
+            <w:pPr>
+              <w:pStyle w:val="ListParagraph"/>
+              <w:numPr>
+                <w:ilvl w:val="0"/>
+                <w:numId w:val="1"/>
+              </w:numPr>
+              <w:bidi/>
+              <w:spacing w:after="45" w:line="270" w:lineRule="auto"/>
+            </w:pPr>
+            <w:r>
+              <w:rPr>
+                <w:rFonts w:ascii="Tahoma" w:cs="Tahoma" w:eastAsia="Tahoma" w:hAnsi="Tahoma"/>
+                <w:b w:val="false"/>
+                <w:bCs w:val="false"/>
+                <w:color w:val="5E6265"/>
+                <w:sz w:val="17"/>
+                <w:szCs w:val="17"/>
+                <w:rtl/>
+              </w:rPr>
+              <w:t xml:space="preserve">مراجعة أرقام لوحة المتابعة مع مزوّد الخدمة وتثبيت فترة مقارنة موحّدة قبل الربع الرابع</w:t>
+            </w:r>
+          </w:p>
+          <w:p>
+            <w:pPr>
+              <w:pStyle w:val="ListParagraph"/>
+              <w:numPr>
+                <w:ilvl w:val="0"/>
+                <w:numId w:val="1"/>
+              </w:numPr>
+              <w:bidi/>
+              <w:spacing w:after="45" w:line="270" w:lineRule="auto"/>
+            </w:pPr>
+            <w:r>
+              <w:rPr>
+                <w:rFonts w:ascii="Tahoma" w:cs="Tahoma" w:eastAsia="Tahoma" w:hAnsi="Tahoma"/>
+                <w:b w:val="false"/>
+                <w:bCs w:val="false"/>
+                <w:color w:val="5E6265"/>
+                <w:sz w:val="17"/>
+                <w:szCs w:val="17"/>
+                <w:rtl/>
+              </w:rPr>
+              <w:t xml:space="preserve">تنظيف القائمة دورياً للحفاظ على نسبة التسليم عند ‎93%‎ فأعلى</w:t>
+            </w:r>
+          </w:p>
+        </w:tc>
+      </w:tr>
+    </w:tbl>
+    <w:p>
+      <w:pPr>
+        <w:spacing w:after="200"/>
+      </w:pPr>
+    </w:p>
+    <w:p>
+      <w:pPr>
+        <w:keepNext/>
+        <w:bidi/>
+        <w:spacing w:after="70" w:before="150" w:line="300" w:lineRule="auto"/>
+        <w:jc w:val="start"/>
+      </w:pPr>
+      <w:r>
+        <w:rPr>
+          <w:rFonts w:ascii="DIN Next LT Arabic" w:cs="DIN Next LT Arabic" w:eastAsia="DIN Next LT Arabic" w:hAnsi="DIN Next LT Arabic"/>
+          <w:b/>
+          <w:bCs/>
+          <w:color w:val="2B2E30"/>
+          <w:sz w:val="22"/>
+          <w:szCs w:val="22"/>
+          <w:rtl/>
+        </w:rPr>
+        <w:t xml:space="preserve">ما لم يتحقق في هذه القناة · المبرر والإجراء التصحيحي</w:t>
+      </w:r>
+    </w:p>
+    <w:tbl>
+      <w:tblPr>
+        <w:bidiVisual/>
+        <w:tblW w:type="dxa" w:w="9648"/>
+        <w:tblBorders>
+          <w:top w:val="single" w:color="auto" w:sz="4"/>
+          <w:left w:val="single" w:color="auto" w:sz="4"/>
+          <w:bottom w:val="single" w:color="auto" w:sz="4"/>
+          <w:right w:val="single" w:color="auto" w:sz="4"/>
+          <w:insideH w:val="single" w:color="auto" w:sz="4"/>
+          <w:insideV w:val="single" w:color="auto" w:sz="4"/>
+        </w:tblBorders>
+      </w:tblPr>
+      <w:tblGrid>
+        <w:gridCol w:w="1700"/>
+        <w:gridCol w:w="1500"/>
+        <w:gridCol w:w="1200"/>
+        <w:gridCol w:w="2749"/>
+        <w:gridCol w:w="2499"/>
+      </w:tblGrid>
+      <w:tr>
+        <w:trPr>
+          <w:tblHeader/>
+        </w:trPr>
+        <w:tc>
+          <w:tcPr>
+            <w:tcW w:type="dxa" w:w="1700"/>
+            <w:tcBorders>
+              <w:top w:val="single" w:color="DEDFE1" w:sz="4"/>
+              <w:left w:val="single" w:color="DEDFE1" w:sz="4"/>
+              <w:bottom w:val="single" w:color="DEDFE1" w:sz="4"/>
+              <w:right w:val="single" w:color="DEDFE1" w:sz="4"/>
+            </w:tcBorders>
+            <w:shd w:fill="F1F2F3" w:color="auto" w:val="clear"/>
+            <w:tcMar>
+              <w:top w:type="dxa" w:w="90"/>
+              <w:left w:type="dxa" w:w="110"/>
+              <w:bottom w:type="dxa" w:w="90"/>
+              <w:right w:type="dxa" w:w="110"/>
+            </w:tcMar>
+            <w:vAlign w:val="center"/>
+          </w:tcPr>
+          <w:p>
+            <w:pPr>
+              <w:bidi/>
+              <w:spacing w:after="0" w:before="0" w:line="300" w:lineRule="auto"/>
+              <w:jc w:val="start"/>
+            </w:pPr>
+            <w:r>
+              <w:rPr>
+                <w:rFonts w:ascii="DIN Next LT Arabic" w:cs="DIN Next LT Arabic" w:eastAsia="DIN Next LT Arabic" w:hAnsi="DIN Next LT Arabic"/>
+                <w:b/>
+                <w:bCs/>
+                <w:color w:val="5E6265"/>
+                <w:sz w:val="17"/>
+                <w:szCs w:val="17"/>
+                <w:rtl/>
+              </w:rPr>
+              <w:t xml:space="preserve">البند</w:t>
+            </w:r>
+          </w:p>
+        </w:tc>
+        <w:tc>
+          <w:tcPr>
+            <w:tcW w:type="dxa" w:w="1500"/>
+            <w:tcBorders>
+              <w:top w:val="single" w:color="DEDFE1" w:sz="4"/>
+              <w:left w:val="single" w:color="DEDFE1" w:sz="4"/>
+              <w:bottom w:val="single" w:color="DEDFE1" w:sz="4"/>
+              <w:right w:val="single" w:color="DEDFE1" w:sz="4"/>
+            </w:tcBorders>
+            <w:shd w:fill="F1F2F3" w:color="auto" w:val="clear"/>
+            <w:tcMar>
+              <w:top w:type="dxa" w:w="90"/>
+              <w:left w:type="dxa" w:w="110"/>
+              <w:bottom w:type="dxa" w:w="90"/>
+              <w:right w:type="dxa" w:w="110"/>
+            </w:tcMar>
+            <w:vAlign w:val="center"/>
+          </w:tcPr>
+          <w:p>
+            <w:pPr>
+              <w:bidi/>
+              <w:spacing w:after="0" w:before="0" w:line="300" w:lineRule="auto"/>
+              <w:jc w:val="start"/>
+            </w:pPr>
+            <w:r>
+              <w:rPr>
+                <w:rFonts w:ascii="DIN Next LT Arabic" w:cs="DIN Next LT Arabic" w:eastAsia="DIN Next LT Arabic" w:hAnsi="DIN Next LT Arabic"/>
+                <w:b/>
+                <w:bCs/>
+                <w:color w:val="5E6265"/>
+                <w:sz w:val="17"/>
+                <w:szCs w:val="17"/>
+                <w:rtl/>
+              </w:rPr>
+              <w:t xml:space="preserve">المستهدف</w:t>
+            </w:r>
+          </w:p>
+        </w:tc>
+        <w:tc>
+          <w:tcPr>
+            <w:tcW w:type="dxa" w:w="1200"/>
+            <w:tcBorders>
+              <w:top w:val="single" w:color="DEDFE1" w:sz="4"/>
+              <w:left w:val="single" w:color="DEDFE1" w:sz="4"/>
+              <w:bottom w:val="single" w:color="DEDFE1" w:sz="4"/>
+              <w:right w:val="single" w:color="DEDFE1" w:sz="4"/>
+            </w:tcBorders>
+            <w:shd w:fill="F1F2F3" w:color="auto" w:val="clear"/>
+            <w:tcMar>
+              <w:top w:type="dxa" w:w="90"/>
+              <w:left w:type="dxa" w:w="110"/>
+              <w:bottom w:type="dxa" w:w="90"/>
+              <w:right w:type="dxa" w:w="110"/>
+            </w:tcMar>
+            <w:vAlign w:val="center"/>
+          </w:tcPr>
+          <w:p>
+            <w:pPr>
+              <w:bidi/>
+              <w:spacing w:after="0" w:before="0" w:line="300" w:lineRule="auto"/>
+              <w:jc w:val="start"/>
+            </w:pPr>
+            <w:r>
+              <w:rPr>
+                <w:rFonts w:ascii="DIN Next LT Arabic" w:cs="DIN Next LT Arabic" w:eastAsia="DIN Next LT Arabic" w:hAnsi="DIN Next LT Arabic"/>
+                <w:b/>
+                <w:bCs/>
+                <w:color w:val="5E6265"/>
+                <w:sz w:val="17"/>
+                <w:szCs w:val="17"/>
+                <w:rtl/>
+              </w:rPr>
+              <w:t xml:space="preserve">المتحقق</w:t>
+            </w:r>
+          </w:p>
+        </w:tc>
+        <w:tc>
+          <w:tcPr>
+            <w:tcW w:type="dxa" w:w="2749"/>
+            <w:tcBorders>
+              <w:top w:val="single" w:color="DEDFE1" w:sz="4"/>
+              <w:left w:val="single" w:color="DEDFE1" w:sz="4"/>
+              <w:bottom w:val="single" w:color="DEDFE1" w:sz="4"/>
+              <w:right w:val="single" w:color="DEDFE1" w:sz="4"/>
+            </w:tcBorders>
+            <w:shd w:fill="F1F2F3" w:color="auto" w:val="clear"/>
+            <w:tcMar>
+              <w:top w:type="dxa" w:w="90"/>
+              <w:left w:type="dxa" w:w="110"/>
+              <w:bottom w:type="dxa" w:w="90"/>
+              <w:right w:type="dxa" w:w="110"/>
+            </w:tcMar>
+            <w:vAlign w:val="center"/>
+          </w:tcPr>
+          <w:p>
+            <w:pPr>
+              <w:bidi/>
+              <w:spacing w:after="0" w:before="0" w:line="300" w:lineRule="auto"/>
+              <w:jc w:val="start"/>
+            </w:pPr>
+            <w:r>
+              <w:rPr>
+                <w:rFonts w:ascii="DIN Next LT Arabic" w:cs="DIN Next LT Arabic" w:eastAsia="DIN Next LT Arabic" w:hAnsi="DIN Next LT Arabic"/>
+                <w:b/>
+                <w:bCs/>
+                <w:color w:val="5E6265"/>
+                <w:sz w:val="17"/>
+                <w:szCs w:val="17"/>
+                <w:rtl/>
+              </w:rPr>
+              <w:t xml:space="preserve">المبرر</w:t>
+            </w:r>
+          </w:p>
+        </w:tc>
+        <w:tc>
+          <w:tcPr>
+            <w:tcW w:type="dxa" w:w="2499"/>
+            <w:tcBorders>
+              <w:top w:val="single" w:color="DEDFE1" w:sz="4"/>
+              <w:left w:val="single" w:color="DEDFE1" w:sz="4"/>
+              <w:bottom w:val="single" w:color="DEDFE1" w:sz="4"/>
+              <w:right w:val="single" w:color="DEDFE1" w:sz="4"/>
+            </w:tcBorders>
+            <w:shd w:fill="F1F2F3" w:color="auto" w:val="clear"/>
+            <w:tcMar>
+              <w:top w:type="dxa" w:w="90"/>
+              <w:left w:type="dxa" w:w="110"/>
+              <w:bottom w:type="dxa" w:w="90"/>
+              <w:right w:type="dxa" w:w="110"/>
+            </w:tcMar>
+            <w:vAlign w:val="center"/>
+          </w:tcPr>
+          <w:p>
+            <w:pPr>
+              <w:bidi/>
+              <w:spacing w:after="0" w:before="0" w:line="300" w:lineRule="auto"/>
+              <w:jc w:val="start"/>
+            </w:pPr>
+            <w:r>
+              <w:rPr>
+                <w:rFonts w:ascii="DIN Next LT Arabic" w:cs="DIN Next LT Arabic" w:eastAsia="DIN Next LT Arabic" w:hAnsi="DIN Next LT Arabic"/>
+                <w:b/>
+                <w:bCs/>
+                <w:color w:val="5E6265"/>
+                <w:sz w:val="17"/>
+                <w:szCs w:val="17"/>
+                <w:rtl/>
+              </w:rPr>
+              <w:t xml:space="preserve">الإجراء التصحيحي</w:t>
+            </w:r>
+          </w:p>
+        </w:tc>
+      </w:tr>
+      <w:tr>
+        <w:tc>
+          <w:tcPr>
+            <w:tcW w:type="dxa" w:w="1700"/>
+            <w:tcBorders>
+              <w:top w:val="single" w:color="DEDFE1" w:sz="4"/>
+              <w:left w:val="single" w:color="DEDFE1" w:sz="4"/>
+              <w:bottom w:val="single" w:color="DEDFE1" w:sz="4"/>
+              <w:right w:val="single" w:color="DEDFE1" w:sz="4"/>
+            </w:tcBorders>
+            <w:tcMar>
+              <w:top w:type="dxa" w:w="90"/>
+              <w:left w:type="dxa" w:w="110"/>
+              <w:bottom w:type="dxa" w:w="90"/>
+              <w:right w:type="dxa" w:w="110"/>
+            </w:tcMar>
+            <w:vAlign w:val="center"/>
+          </w:tcPr>
+          <w:p>
+            <w:pPr>
+              <w:bidi/>
+              <w:spacing w:after="0" w:before="0" w:line="300" w:lineRule="auto"/>
+              <w:jc w:val="start"/>
+            </w:pPr>
+            <w:r>
+              <w:rPr>
+                <w:rFonts w:ascii="Tahoma" w:cs="Tahoma" w:eastAsia="Tahoma" w:hAnsi="Tahoma"/>
+                <w:b/>
+                <w:bCs/>
+                <w:color w:val="2B2E30"/>
+                <w:sz w:val="18"/>
+                <w:szCs w:val="18"/>
+                <w:rtl/>
+              </w:rPr>
+              <w:t xml:space="preserve">مستهدف معتمد للقناة</w:t>
+            </w:r>
+          </w:p>
+        </w:tc>
+        <w:tc>
+          <w:tcPr>
+            <w:tcW w:type="dxa" w:w="1500"/>
+            <w:tcBorders>
+              <w:top w:val="single" w:color="DEDFE1" w:sz="4"/>
+              <w:left w:val="single" w:color="DEDFE1" w:sz="4"/>
+              <w:bottom w:val="single" w:color="DEDFE1" w:sz="4"/>
+              <w:right w:val="single" w:color="DEDFE1" w:sz="4"/>
+            </w:tcBorders>
+            <w:tcMar>
+              <w:top w:type="dxa" w:w="90"/>
+              <w:left w:type="dxa" w:w="110"/>
+              <w:bottom w:type="dxa" w:w="90"/>
+              <w:right w:type="dxa" w:w="110"/>
+            </w:tcMar>
+            <w:vAlign w:val="center"/>
+          </w:tcPr>
+          <w:p>
+            <w:pPr>
+              <w:bidi/>
+              <w:spacing w:after="0" w:before="0" w:line="300" w:lineRule="auto"/>
+              <w:jc w:val="start"/>
+            </w:pPr>
+            <w:r>
+              <w:rPr>
+                <w:rFonts w:ascii="Tahoma" w:cs="Tahoma" w:eastAsia="Tahoma" w:hAnsi="Tahoma"/>
+                <w:b w:val="false"/>
+                <w:bCs w:val="false"/>
+                <w:color w:val="5E6265"/>
+                <w:sz w:val="18"/>
+                <w:szCs w:val="18"/>
+                <w:rtl/>
+              </w:rPr>
+              <w:t xml:space="preserve">مستهدفات إرسال وفتح ونقر</w:t>
+            </w:r>
+          </w:p>
+        </w:tc>
+        <w:tc>
+          <w:tcPr>
+            <w:tcW w:type="dxa" w:w="1200"/>
+            <w:tcBorders>
+              <w:top w:val="single" w:color="DEDFE1" w:sz="4"/>
+              <w:left w:val="single" w:color="DEDFE1" w:sz="4"/>
+              <w:bottom w:val="single" w:color="DEDFE1" w:sz="4"/>
+              <w:right w:val="single" w:color="DEDFE1" w:sz="4"/>
+            </w:tcBorders>
+            <w:tcMar>
+              <w:top w:type="dxa" w:w="90"/>
+              <w:left w:type="dxa" w:w="110"/>
+              <w:bottom w:type="dxa" w:w="90"/>
+              <w:right w:type="dxa" w:w="110"/>
+            </w:tcMar>
+            <w:vAlign w:val="center"/>
+          </w:tcPr>
+          <w:p>
+            <w:pPr>
+              <w:bidi/>
+              <w:spacing w:after="0" w:before="0" w:line="300" w:lineRule="auto"/>
+              <w:jc w:val="start"/>
+            </w:pPr>
+            <w:r>
+              <w:rPr>
+                <w:rFonts w:ascii="Tahoma" w:cs="Tahoma" w:eastAsia="Tahoma" w:hAnsi="Tahoma"/>
+                <w:b w:val="false"/>
+                <w:bCs w:val="false"/>
+                <w:color w:val="5E6265"/>
+                <w:sz w:val="18"/>
+                <w:szCs w:val="18"/>
+                <w:rtl/>
+              </w:rPr>
+              <w:t xml:space="preserve">غير محدّد</w:t>
+            </w:r>
+          </w:p>
+        </w:tc>
+        <w:tc>
+          <w:tcPr>
+            <w:tcW w:type="dxa" w:w="2749"/>
+            <w:tcBorders>
+              <w:top w:val="single" w:color="DEDFE1" w:sz="4"/>
+              <w:left w:val="single" w:color="DEDFE1" w:sz="4"/>
+              <w:bottom w:val="single" w:color="DEDFE1" w:sz="4"/>
+              <w:right w:val="single" w:color="DEDFE1" w:sz="4"/>
+            </w:tcBorders>
+            <w:tcMar>
+              <w:top w:type="dxa" w:w="90"/>
+              <w:left w:type="dxa" w:w="110"/>
+              <w:bottom w:type="dxa" w:w="90"/>
+              <w:right w:type="dxa" w:w="110"/>
+            </w:tcMar>
+            <w:vAlign w:val="center"/>
+          </w:tcPr>
+          <w:p>
+            <w:pPr>
+              <w:bidi/>
+              <w:spacing w:after="0" w:before="0" w:line="300" w:lineRule="auto"/>
+              <w:jc w:val="start"/>
+            </w:pPr>
+            <w:r>
+              <w:rPr>
+                <w:rFonts w:ascii="Tahoma" w:cs="Tahoma" w:eastAsia="Tahoma" w:hAnsi="Tahoma"/>
+                <w:b w:val="false"/>
+                <w:bCs w:val="false"/>
+                <w:color w:val="5E6265"/>
+                <w:sz w:val="18"/>
+                <w:szCs w:val="18"/>
+                <w:rtl/>
+              </w:rPr>
+              <w:t xml:space="preserve">لم تُعتمد مستهدفات لقناة البريد ضمن خطة الربع، فقيست النتائج دون مرجع.</w:t>
+            </w:r>
+          </w:p>
+        </w:tc>
+        <w:tc>
+          <w:tcPr>
+            <w:tcW w:type="dxa" w:w="2499"/>
+            <w:tcBorders>
+              <w:top w:val="single" w:color="DEDFE1" w:sz="4"/>
+              <w:left w:val="single" w:color="DEDFE1" w:sz="4"/>
+              <w:bottom w:val="single" w:color="DEDFE1" w:sz="4"/>
+              <w:right w:val="single" w:color="DEDFE1" w:sz="4"/>
+            </w:tcBorders>
+            <w:tcMar>
+              <w:top w:type="dxa" w:w="90"/>
+              <w:left w:type="dxa" w:w="110"/>
+              <w:bottom w:type="dxa" w:w="90"/>
+              <w:right w:type="dxa" w:w="110"/>
+            </w:tcMar>
+            <w:vAlign w:val="center"/>
+          </w:tcPr>
+          <w:p>
+            <w:pPr>
+              <w:bidi/>
+              <w:spacing w:after="0" w:before="0" w:line="300" w:lineRule="auto"/>
+              <w:jc w:val="start"/>
+            </w:pPr>
+            <w:r>
+              <w:rPr>
+                <w:rFonts w:ascii="Tahoma" w:cs="Tahoma" w:eastAsia="Tahoma" w:hAnsi="Tahoma"/>
+                <w:b w:val="false"/>
+                <w:bCs w:val="false"/>
+                <w:color w:val="5E6265"/>
+                <w:sz w:val="18"/>
+                <w:szCs w:val="18"/>
+                <w:rtl/>
+              </w:rPr>
+              <w:t xml:space="preserve">اعتماد مستهدفات ربعية للقناة قبل بداية الربع الرابع.</w:t>
+            </w:r>
+          </w:p>
+        </w:tc>
+      </w:tr>
+      <w:tr>
+        <w:tc>
+          <w:tcPr>
+            <w:tcW w:type="dxa" w:w="1700"/>
+            <w:tcBorders>
+              <w:top w:val="single" w:color="DEDFE1" w:sz="4"/>
+              <w:left w:val="single" w:color="DEDFE1" w:sz="4"/>
+              <w:bottom w:val="single" w:color="DEDFE1" w:sz="4"/>
+              <w:right w:val="single" w:color="DEDFE1" w:sz="4"/>
+            </w:tcBorders>
+            <w:shd w:fill="FAFAFB" w:color="auto" w:val="clear"/>
+            <w:tcMar>
+              <w:top w:type="dxa" w:w="90"/>
+              <w:left w:type="dxa" w:w="110"/>
+              <w:bottom w:type="dxa" w:w="90"/>
+              <w:right w:type="dxa" w:w="110"/>
+            </w:tcMar>
+            <w:vAlign w:val="center"/>
+          </w:tcPr>
+          <w:p>
+            <w:pPr>
+              <w:bidi/>
+              <w:spacing w:after="0" w:before="0" w:line="300" w:lineRule="auto"/>
+              <w:jc w:val="start"/>
+            </w:pPr>
+            <w:r>
+              <w:rPr>
+                <w:rFonts w:ascii="Tahoma" w:cs="Tahoma" w:eastAsia="Tahoma" w:hAnsi="Tahoma"/>
+                <w:b/>
+                <w:bCs/>
+                <w:color w:val="2B2E30"/>
+                <w:sz w:val="18"/>
+                <w:szCs w:val="18"/>
+                <w:rtl/>
+              </w:rPr>
+              <w:t xml:space="preserve">قياس النقر والتحويل</w:t>
+            </w:r>
+          </w:p>
+        </w:tc>
+        <w:tc>
+          <w:tcPr>
+            <w:tcW w:type="dxa" w:w="1500"/>
+            <w:tcBorders>
+              <w:top w:val="single" w:color="DEDFE1" w:sz="4"/>
+              <w:left w:val="single" w:color="DEDFE1" w:sz="4"/>
+              <w:bottom w:val="single" w:color="DEDFE1" w:sz="4"/>
+              <w:right w:val="single" w:color="DEDFE1" w:sz="4"/>
+            </w:tcBorders>
+            <w:shd w:fill="FAFAFB" w:color="auto" w:val="clear"/>
+            <w:tcMar>
+              <w:top w:type="dxa" w:w="90"/>
+              <w:left w:type="dxa" w:w="110"/>
+              <w:bottom w:type="dxa" w:w="90"/>
+              <w:right w:type="dxa" w:w="110"/>
+            </w:tcMar>
+            <w:vAlign w:val="center"/>
+          </w:tcPr>
+          <w:p>
+            <w:pPr>
+              <w:bidi/>
+              <w:spacing w:after="0" w:before="0" w:line="300" w:lineRule="auto"/>
+              <w:jc w:val="start"/>
+            </w:pPr>
+            <w:r>
+              <w:rPr>
+                <w:rFonts w:ascii="Tahoma" w:cs="Tahoma" w:eastAsia="Tahoma" w:hAnsi="Tahoma"/>
+                <w:b w:val="false"/>
+                <w:bCs w:val="false"/>
+                <w:color w:val="5E6265"/>
+                <w:sz w:val="18"/>
+                <w:szCs w:val="18"/>
+                <w:rtl/>
+              </w:rPr>
+              <w:t xml:space="preserve">معدل نقر وتحويلات مسجّلة</w:t>
+            </w:r>
+          </w:p>
+        </w:tc>
+        <w:tc>
+          <w:tcPr>
+            <w:tcW w:type="dxa" w:w="1200"/>
+            <w:tcBorders>
+              <w:top w:val="single" w:color="DEDFE1" w:sz="4"/>
+              <w:left w:val="single" w:color="DEDFE1" w:sz="4"/>
+              <w:bottom w:val="single" w:color="DEDFE1" w:sz="4"/>
+              <w:right w:val="single" w:color="DEDFE1" w:sz="4"/>
+            </w:tcBorders>
+            <w:shd w:fill="FAFAFB" w:color="auto" w:val="clear"/>
+            <w:tcMar>
+              <w:top w:type="dxa" w:w="90"/>
+              <w:left w:type="dxa" w:w="110"/>
+              <w:bottom w:type="dxa" w:w="90"/>
+              <w:right w:type="dxa" w:w="110"/>
+            </w:tcMar>
+            <w:vAlign w:val="center"/>
+          </w:tcPr>
+          <w:p>
+            <w:pPr>
+              <w:bidi/>
+              <w:spacing w:after="0" w:before="0" w:line="300" w:lineRule="auto"/>
+              <w:jc w:val="start"/>
+            </w:pPr>
+            <w:r>
+              <w:rPr>
+                <w:rFonts w:ascii="Tahoma" w:cs="Tahoma" w:eastAsia="Tahoma" w:hAnsi="Tahoma"/>
+                <w:b w:val="false"/>
+                <w:bCs w:val="false"/>
+                <w:color w:val="5E6265"/>
+                <w:sz w:val="18"/>
+                <w:szCs w:val="18"/>
+                <w:rtl/>
+              </w:rPr>
+              <w:t xml:space="preserve">غير مُقاس</w:t>
+            </w:r>
+          </w:p>
+        </w:tc>
+        <w:tc>
+          <w:tcPr>
+            <w:tcW w:type="dxa" w:w="2749"/>
+            <w:tcBorders>
+              <w:top w:val="single" w:color="DEDFE1" w:sz="4"/>
+              <w:left w:val="single" w:color="DEDFE1" w:sz="4"/>
+              <w:bottom w:val="single" w:color="DEDFE1" w:sz="4"/>
+              <w:right w:val="single" w:color="DEDFE1" w:sz="4"/>
+            </w:tcBorders>
+            <w:shd w:fill="FAFAFB" w:color="auto" w:val="clear"/>
+            <w:tcMar>
+              <w:top w:type="dxa" w:w="90"/>
+              <w:left w:type="dxa" w:w="110"/>
+              <w:bottom w:type="dxa" w:w="90"/>
+              <w:right w:type="dxa" w:w="110"/>
+            </w:tcMar>
+            <w:vAlign w:val="center"/>
+          </w:tcPr>
+          <w:p>
+            <w:pPr>
+              <w:bidi/>
+              <w:spacing w:after="0" w:before="0" w:line="300" w:lineRule="auto"/>
+              <w:jc w:val="start"/>
+            </w:pPr>
+            <w:r>
+              <w:rPr>
+                <w:rFonts w:ascii="Tahoma" w:cs="Tahoma" w:eastAsia="Tahoma" w:hAnsi="Tahoma"/>
+                <w:b w:val="false"/>
+                <w:bCs w:val="false"/>
+                <w:color w:val="5E6265"/>
+                <w:sz w:val="18"/>
+                <w:szCs w:val="18"/>
+                <w:rtl/>
+              </w:rPr>
+              <w:t xml:space="preserve">لا يعرض التقرير المرفق أي بيانات نقر أو تحويل، فتعذّر قياس الأثر التجاري للقناة.</w:t>
+            </w:r>
+          </w:p>
+        </w:tc>
+        <w:tc>
+          <w:tcPr>
+            <w:tcW w:type="dxa" w:w="2499"/>
+            <w:tcBorders>
+              <w:top w:val="single" w:color="DEDFE1" w:sz="4"/>
+              <w:left w:val="single" w:color="DEDFE1" w:sz="4"/>
+              <w:bottom w:val="single" w:color="DEDFE1" w:sz="4"/>
+              <w:right w:val="single" w:color="DEDFE1" w:sz="4"/>
+            </w:tcBorders>
+            <w:shd w:fill="FAFAFB" w:color="auto" w:val="clear"/>
+            <w:tcMar>
+              <w:top w:type="dxa" w:w="90"/>
+              <w:left w:type="dxa" w:w="110"/>
+              <w:bottom w:type="dxa" w:w="90"/>
+              <w:right w:type="dxa" w:w="110"/>
+            </w:tcMar>
+            <w:vAlign w:val="center"/>
+          </w:tcPr>
+          <w:p>
+            <w:pPr>
+              <w:bidi/>
+              <w:spacing w:after="0" w:before="0" w:line="300" w:lineRule="auto"/>
+              <w:jc w:val="start"/>
+            </w:pPr>
+            <w:r>
+              <w:rPr>
+                <w:rFonts w:ascii="Tahoma" w:cs="Tahoma" w:eastAsia="Tahoma" w:hAnsi="Tahoma"/>
+                <w:b w:val="false"/>
+                <w:bCs w:val="false"/>
+                <w:color w:val="5E6265"/>
+                <w:sz w:val="18"/>
+                <w:szCs w:val="18"/>
+                <w:rtl/>
+              </w:rPr>
+              <w:t xml:space="preserve">تفعيل تتبّع النقرات والتحويلات وربطها بمبيعات المحطات.</w:t>
+            </w:r>
+          </w:p>
+        </w:tc>
+      </w:tr>
+      <w:tr>
+        <w:tc>
+          <w:tcPr>
+            <w:tcW w:type="dxa" w:w="1700"/>
+            <w:tcBorders>
+              <w:top w:val="single" w:color="DEDFE1" w:sz="4"/>
+              <w:left w:val="single" w:color="DEDFE1" w:sz="4"/>
+              <w:bottom w:val="single" w:color="DEDFE1" w:sz="4"/>
+              <w:right w:val="single" w:color="DEDFE1" w:sz="4"/>
+            </w:tcBorders>
+            <w:tcMar>
+              <w:top w:type="dxa" w:w="90"/>
+              <w:left w:type="dxa" w:w="110"/>
+              <w:bottom w:type="dxa" w:w="90"/>
+              <w:right w:type="dxa" w:w="110"/>
+            </w:tcMar>
+            <w:vAlign w:val="center"/>
+          </w:tcPr>
+          <w:p>
+            <w:pPr>
+              <w:bidi/>
+              <w:spacing w:after="0" w:before="0" w:line="300" w:lineRule="auto"/>
+              <w:jc w:val="start"/>
+            </w:pPr>
+            <w:r>
+              <w:rPr>
+                <w:rFonts w:ascii="Tahoma" w:cs="Tahoma" w:eastAsia="Tahoma" w:hAnsi="Tahoma"/>
+                <w:b/>
+                <w:bCs/>
+                <w:color w:val="2B2E30"/>
+                <w:sz w:val="18"/>
+                <w:szCs w:val="18"/>
+                <w:rtl/>
+              </w:rPr>
+              <w:t xml:space="preserve">اتساق أرقام المقارنة</w:t>
+            </w:r>
+          </w:p>
+        </w:tc>
+        <w:tc>
+          <w:tcPr>
+            <w:tcW w:type="dxa" w:w="1500"/>
+            <w:tcBorders>
+              <w:top w:val="single" w:color="DEDFE1" w:sz="4"/>
+              <w:left w:val="single" w:color="DEDFE1" w:sz="4"/>
+              <w:bottom w:val="single" w:color="DEDFE1" w:sz="4"/>
+              <w:right w:val="single" w:color="DEDFE1" w:sz="4"/>
+            </w:tcBorders>
+            <w:tcMar>
+              <w:top w:type="dxa" w:w="90"/>
+              <w:left w:type="dxa" w:w="110"/>
+              <w:bottom w:type="dxa" w:w="90"/>
+              <w:right w:type="dxa" w:w="110"/>
+            </w:tcMar>
+            <w:vAlign w:val="center"/>
+          </w:tcPr>
+          <w:p>
+            <w:pPr>
+              <w:bidi/>
+              <w:spacing w:after="0" w:before="0" w:line="300" w:lineRule="auto"/>
+              <w:jc w:val="start"/>
+            </w:pPr>
+            <w:r>
+              <w:rPr>
+                <w:rFonts w:ascii="Tahoma" w:cs="Tahoma" w:eastAsia="Tahoma" w:hAnsi="Tahoma"/>
+                <w:b w:val="false"/>
+                <w:bCs w:val="false"/>
+                <w:color w:val="5E6265"/>
+                <w:sz w:val="18"/>
+                <w:szCs w:val="18"/>
+                <w:rtl/>
+              </w:rPr>
+              <w:t xml:space="preserve">نسب مقارنة متسقة</w:t>
+            </w:r>
+          </w:p>
+        </w:tc>
+        <w:tc>
+          <w:tcPr>
+            <w:tcW w:type="dxa" w:w="1200"/>
+            <w:tcBorders>
+              <w:top w:val="single" w:color="DEDFE1" w:sz="4"/>
+              <w:left w:val="single" w:color="DEDFE1" w:sz="4"/>
+              <w:bottom w:val="single" w:color="DEDFE1" w:sz="4"/>
+              <w:right w:val="single" w:color="DEDFE1" w:sz="4"/>
+            </w:tcBorders>
+            <w:tcMar>
+              <w:top w:type="dxa" w:w="90"/>
+              <w:left w:type="dxa" w:w="110"/>
+              <w:bottom w:type="dxa" w:w="90"/>
+              <w:right w:type="dxa" w:w="110"/>
+            </w:tcMar>
+            <w:vAlign w:val="center"/>
+          </w:tcPr>
+          <w:p>
+            <w:pPr>
+              <w:bidi/>
+              <w:spacing w:after="0" w:before="0" w:line="300" w:lineRule="auto"/>
+              <w:jc w:val="start"/>
+            </w:pPr>
+            <w:r>
+              <w:rPr>
+                <w:rFonts w:ascii="Tahoma" w:cs="Tahoma" w:eastAsia="Tahoma" w:hAnsi="Tahoma"/>
+                <w:b w:val="false"/>
+                <w:bCs w:val="false"/>
+                <w:color w:val="5E6265"/>
+                <w:sz w:val="18"/>
+                <w:szCs w:val="18"/>
+                <w:rtl/>
+              </w:rPr>
+              <w:t xml:space="preserve">غير متسقة</w:t>
+            </w:r>
+          </w:p>
+        </w:tc>
+        <w:tc>
+          <w:tcPr>
+            <w:tcW w:type="dxa" w:w="2749"/>
+            <w:tcBorders>
+              <w:top w:val="single" w:color="DEDFE1" w:sz="4"/>
+              <w:left w:val="single" w:color="DEDFE1" w:sz="4"/>
+              <w:bottom w:val="single" w:color="DEDFE1" w:sz="4"/>
+              <w:right w:val="single" w:color="DEDFE1" w:sz="4"/>
+            </w:tcBorders>
+            <w:tcMar>
+              <w:top w:type="dxa" w:w="90"/>
+              <w:left w:type="dxa" w:w="110"/>
+              <w:bottom w:type="dxa" w:w="90"/>
+              <w:right w:type="dxa" w:w="110"/>
+            </w:tcMar>
+            <w:vAlign w:val="center"/>
+          </w:tcPr>
+          <w:p>
+            <w:pPr>
+              <w:bidi/>
+              <w:spacing w:after="0" w:before="0" w:line="300" w:lineRule="auto"/>
+              <w:jc w:val="start"/>
+            </w:pPr>
+            <w:r>
+              <w:rPr>
+                <w:rFonts w:ascii="Tahoma" w:cs="Tahoma" w:eastAsia="Tahoma" w:hAnsi="Tahoma"/>
+                <w:b w:val="false"/>
+                <w:bCs w:val="false"/>
+                <w:color w:val="5E6265"/>
+                <w:sz w:val="18"/>
+                <w:szCs w:val="18"/>
+                <w:rtl/>
+              </w:rPr>
+              <w:t xml:space="preserve">معدل الفتح منخفض ‎81.7%‎ بينما إجمالي الفتحات مرتفع ‎9,650%‎ على تسليم أعلى بـ‎265%‎ — لا تجتمع هذه النسب حسابياً.</w:t>
+            </w:r>
+          </w:p>
+        </w:tc>
+        <w:tc>
+          <w:tcPr>
+            <w:tcW w:type="dxa" w:w="2499"/>
+            <w:tcBorders>
+              <w:top w:val="single" w:color="DEDFE1" w:sz="4"/>
+              <w:left w:val="single" w:color="DEDFE1" w:sz="4"/>
+              <w:bottom w:val="single" w:color="DEDFE1" w:sz="4"/>
+              <w:right w:val="single" w:color="DEDFE1" w:sz="4"/>
+            </w:tcBorders>
+            <w:tcMar>
+              <w:top w:type="dxa" w:w="90"/>
+              <w:left w:type="dxa" w:w="110"/>
+              <w:bottom w:type="dxa" w:w="90"/>
+              <w:right w:type="dxa" w:w="110"/>
+            </w:tcMar>
+            <w:vAlign w:val="center"/>
+          </w:tcPr>
+          <w:p>
+            <w:pPr>
+              <w:bidi/>
+              <w:spacing w:after="0" w:before="0" w:line="300" w:lineRule="auto"/>
+              <w:jc w:val="start"/>
+            </w:pPr>
+            <w:r>
+              <w:rPr>
+                <w:rFonts w:ascii="Tahoma" w:cs="Tahoma" w:eastAsia="Tahoma" w:hAnsi="Tahoma"/>
+                <w:b w:val="false"/>
+                <w:bCs w:val="false"/>
+                <w:color w:val="5E6265"/>
+                <w:sz w:val="18"/>
+                <w:szCs w:val="18"/>
+                <w:rtl/>
+              </w:rPr>
+              <w:t xml:space="preserve">مراجعة الأرقام مع مزوّد الخدمة وتوحيد فترة المقارنة قبل اعتمادها في التقارير.</w:t>
+            </w:r>
+          </w:p>
+        </w:tc>
+      </w:tr>
+      <w:tr>
+        <w:tc>
+          <w:tcPr>
+            <w:tcW w:type="dxa" w:w="1700"/>
+            <w:tcBorders>
+              <w:top w:val="single" w:color="DEDFE1" w:sz="4"/>
+              <w:left w:val="single" w:color="DEDFE1" w:sz="4"/>
+              <w:bottom w:val="single" w:color="DEDFE1" w:sz="4"/>
+              <w:right w:val="single" w:color="DEDFE1" w:sz="4"/>
+            </w:tcBorders>
+            <w:shd w:fill="FAFAFB" w:color="auto" w:val="clear"/>
+            <w:tcMar>
+              <w:top w:type="dxa" w:w="90"/>
+              <w:left w:type="dxa" w:w="110"/>
+              <w:bottom w:type="dxa" w:w="90"/>
+              <w:right w:type="dxa" w:w="110"/>
+            </w:tcMar>
+            <w:vAlign w:val="center"/>
+          </w:tcPr>
+          <w:p>
+            <w:pPr>
+              <w:bidi/>
+              <w:spacing w:after="0" w:before="0" w:line="300" w:lineRule="auto"/>
+              <w:jc w:val="start"/>
+            </w:pPr>
+            <w:r>
+              <w:rPr>
+                <w:rFonts w:ascii="Tahoma" w:cs="Tahoma" w:eastAsia="Tahoma" w:hAnsi="Tahoma"/>
+                <w:b/>
+                <w:bCs/>
+                <w:color w:val="2B2E30"/>
+                <w:sz w:val="18"/>
+                <w:szCs w:val="18"/>
+                <w:rtl/>
+              </w:rPr>
+              <w:t xml:space="preserve">حجم النشاط</w:t>
+            </w:r>
+          </w:p>
+        </w:tc>
+        <w:tc>
+          <w:tcPr>
+            <w:tcW w:type="dxa" w:w="1500"/>
+            <w:tcBorders>
+              <w:top w:val="single" w:color="DEDFE1" w:sz="4"/>
+              <w:left w:val="single" w:color="DEDFE1" w:sz="4"/>
+              <w:bottom w:val="single" w:color="DEDFE1" w:sz="4"/>
+              <w:right w:val="single" w:color="DEDFE1" w:sz="4"/>
+            </w:tcBorders>
+            <w:shd w:fill="FAFAFB" w:color="auto" w:val="clear"/>
+            <w:tcMar>
+              <w:top w:type="dxa" w:w="90"/>
+              <w:left w:type="dxa" w:w="110"/>
+              <w:bottom w:type="dxa" w:w="90"/>
+              <w:right w:type="dxa" w:w="110"/>
+            </w:tcMar>
+            <w:vAlign w:val="center"/>
+          </w:tcPr>
+          <w:p>
+            <w:pPr>
+              <w:bidi/>
+              <w:spacing w:after="0" w:before="0" w:line="300" w:lineRule="auto"/>
+              <w:jc w:val="start"/>
+            </w:pPr>
+            <w:r>
+              <w:rPr>
+                <w:rFonts w:ascii="Tahoma" w:cs="Tahoma" w:eastAsia="Tahoma" w:hAnsi="Tahoma"/>
+                <w:b w:val="false"/>
+                <w:bCs w:val="false"/>
+                <w:color w:val="5E6265"/>
+                <w:sz w:val="18"/>
+                <w:szCs w:val="18"/>
+                <w:rtl/>
+              </w:rPr>
+              <w:t xml:space="preserve">وتيرة إرسال منتظمة</w:t>
+            </w:r>
+          </w:p>
+        </w:tc>
+        <w:tc>
+          <w:tcPr>
+            <w:tcW w:type="dxa" w:w="1200"/>
+            <w:tcBorders>
+              <w:top w:val="single" w:color="DEDFE1" w:sz="4"/>
+              <w:left w:val="single" w:color="DEDFE1" w:sz="4"/>
+              <w:bottom w:val="single" w:color="DEDFE1" w:sz="4"/>
+              <w:right w:val="single" w:color="DEDFE1" w:sz="4"/>
+            </w:tcBorders>
+            <w:shd w:fill="FAFAFB" w:color="auto" w:val="clear"/>
+            <w:tcMar>
+              <w:top w:type="dxa" w:w="90"/>
+              <w:left w:type="dxa" w:w="110"/>
+              <w:bottom w:type="dxa" w:w="90"/>
+              <w:right w:type="dxa" w:w="110"/>
+            </w:tcMar>
+            <w:vAlign w:val="center"/>
+          </w:tcPr>
+          <w:p>
+            <w:pPr>
+              <w:bidi/>
+              <w:spacing w:after="0" w:before="0" w:line="300" w:lineRule="auto"/>
+              <w:jc w:val="start"/>
+            </w:pPr>
+            <w:r>
+              <w:rPr>
+                <w:rFonts w:ascii="Tahoma" w:cs="Tahoma" w:eastAsia="Tahoma" w:hAnsi="Tahoma"/>
+                <w:b w:val="false"/>
+                <w:bCs w:val="false"/>
+                <w:color w:val="5E6265"/>
+                <w:sz w:val="18"/>
+                <w:szCs w:val="18"/>
+                <w:rtl/>
+              </w:rPr>
+              <w:t xml:space="preserve">2.6 رسالة/يوم</w:t>
+            </w:r>
+          </w:p>
+        </w:tc>
+        <w:tc>
+          <w:tcPr>
+            <w:tcW w:type="dxa" w:w="2749"/>
+            <w:tcBorders>
+              <w:top w:val="single" w:color="DEDFE1" w:sz="4"/>
+              <w:left w:val="single" w:color="DEDFE1" w:sz="4"/>
+              <w:bottom w:val="single" w:color="DEDFE1" w:sz="4"/>
+              <w:right w:val="single" w:color="DEDFE1" w:sz="4"/>
+            </w:tcBorders>
+            <w:shd w:fill="FAFAFB" w:color="auto" w:val="clear"/>
+            <w:tcMar>
+              <w:top w:type="dxa" w:w="90"/>
+              <w:left w:type="dxa" w:w="110"/>
+              <w:bottom w:type="dxa" w:w="90"/>
+              <w:right w:type="dxa" w:w="110"/>
+            </w:tcMar>
+            <w:vAlign w:val="center"/>
+          </w:tcPr>
+          <w:p>
+            <w:pPr>
+              <w:bidi/>
+              <w:spacing w:after="0" w:before="0" w:line="300" w:lineRule="auto"/>
+              <w:jc w:val="start"/>
+            </w:pPr>
+            <w:r>
+              <w:rPr>
+                <w:rFonts w:ascii="Tahoma" w:cs="Tahoma" w:eastAsia="Tahoma" w:hAnsi="Tahoma"/>
+                <w:b w:val="false"/>
+                <w:bCs w:val="false"/>
+                <w:color w:val="5E6265"/>
+                <w:sz w:val="18"/>
+                <w:szCs w:val="18"/>
+                <w:rtl/>
+              </w:rPr>
+              <w:t xml:space="preserve">235 رسالة في ربع كامل لا تكفي لبناء عادة قراءة لدى الجمهور ولا لقياس أداء القناة.</w:t>
+            </w:r>
+          </w:p>
+        </w:tc>
+        <w:tc>
+          <w:tcPr>
+            <w:tcW w:type="dxa" w:w="2499"/>
+            <w:tcBorders>
+              <w:top w:val="single" w:color="DEDFE1" w:sz="4"/>
+              <w:left w:val="single" w:color="DEDFE1" w:sz="4"/>
+              <w:bottom w:val="single" w:color="DEDFE1" w:sz="4"/>
+              <w:right w:val="single" w:color="DEDFE1" w:sz="4"/>
+            </w:tcBorders>
+            <w:shd w:fill="FAFAFB" w:color="auto" w:val="clear"/>
+            <w:tcMar>
+              <w:top w:type="dxa" w:w="90"/>
+              <w:left w:type="dxa" w:w="110"/>
+              <w:bottom w:type="dxa" w:w="90"/>
+              <w:right w:type="dxa" w:w="110"/>
+            </w:tcMar>
+            <w:vAlign w:val="center"/>
+          </w:tcPr>
+          <w:p>
+            <w:pPr>
+              <w:bidi/>
+              <w:spacing w:after="0" w:before="0" w:line="300" w:lineRule="auto"/>
+              <w:jc w:val="start"/>
+            </w:pPr>
+            <w:r>
+              <w:rPr>
+                <w:rFonts w:ascii="Tahoma" w:cs="Tahoma" w:eastAsia="Tahoma" w:hAnsi="Tahoma"/>
+                <w:b w:val="false"/>
+                <w:bCs w:val="false"/>
+                <w:color w:val="5E6265"/>
+                <w:sz w:val="18"/>
+                <w:szCs w:val="18"/>
+                <w:rtl/>
+              </w:rPr>
+              <w:t xml:space="preserve">اعتماد تقويم إرسال شهري بوتيرة ثابتة معلنة مسبقاً.</w:t>
+            </w:r>
+          </w:p>
+        </w:tc>
+      </w:tr>
+    </w:tbl>
+    <w:p>
+      <w:pPr>
+        <w:keepNext/>
+        <w:pageBreakBefore/>
+        <w:bidi/>
+        <w:spacing w:after="40" w:before="0" w:line="300" w:lineRule="auto"/>
+        <w:jc w:val="start"/>
+      </w:pPr>
+      <w:r>
+        <w:rPr>
+          <w:rFonts w:ascii="DIN Next LT Arabic" w:cs="DIN Next LT Arabic" w:eastAsia="DIN Next LT Arabic" w:hAnsi="DIN Next LT Arabic"/>
+          <w:b/>
+          <w:bCs/>
+          <w:color w:val="D25C0C"/>
+          <w:sz w:val="16"/>
+          <w:szCs w:val="16"/>
+          <w:rtl/>
+        </w:rPr>
+        <w:t xml:space="preserve">07 · مستهدفات فريق العمل</w:t>
       </w:r>
     </w:p>
     <w:p>
@@ -34131,6 +38924,9 @@
         <w:gridCol w:w="9648"/>
       </w:tblGrid>
       <w:tr>
+        <w:trPr>
+          <w:cantSplit/>
+        </w:trPr>
         <w:tc>
           <w:tcPr>
             <w:tcW w:type="dxa" w:w="9648"/>
@@ -34303,7 +39099,7 @@
           <w:szCs w:val="16"/>
           <w:rtl/>
         </w:rPr>
-        <w:t xml:space="preserve">07 · التحديات</w:t>
+        <w:t xml:space="preserve">08 · التحديات</w:t>
       </w:r>
     </w:p>
     <w:p>
@@ -36044,7 +40840,7 @@
           <w:szCs w:val="16"/>
           <w:rtl/>
         </w:rPr>
-        <w:t xml:space="preserve">08 · الفرص</w:t>
+        <w:t xml:space="preserve">09 · الفرص</w:t>
       </w:r>
     </w:p>
     <w:p>
@@ -36443,7 +41239,7 @@
           <w:szCs w:val="16"/>
           <w:rtl/>
         </w:rPr>
-        <w:t xml:space="preserve">09 · التوصيات</w:t>
+        <w:t xml:space="preserve">10 · التوصيات</w:t>
       </w:r>
     </w:p>
     <w:p>
@@ -38049,7 +42845,7 @@
           <w:szCs w:val="16"/>
           <w:rtl/>
         </w:rPr>
-        <w:t xml:space="preserve">10 · الملحق</w:t>
+        <w:t xml:space="preserve">11 · الملحق</w:t>
       </w:r>
     </w:p>
     <w:p>
@@ -38939,6 +43735,160 @@
                 <w:rtl/>
               </w:rPr>
               <w:t xml:space="preserve">المحطتان انضمتا للشبكة في أغسطس، فجزء من نمو سبتمبر تعافٍ من ضعف أسابيع الافتتاح لا نمو عضوي ولا أثر حملة. المقياس الأصدق هو مستوى آخر أسبوعين: حائل 19.4 إلى 24.5 ألف ر.س/يوم، والروضة 16.8 إلى 18.8، ونجران 13.3 إلى 13.8.</w:t>
+            </w:r>
+          </w:p>
+        </w:tc>
+      </w:tr>
+      <w:tr>
+        <w:tc>
+          <w:tcPr>
+            <w:tcW w:type="dxa" w:w="2100"/>
+            <w:tcBorders>
+              <w:top w:val="single" w:color="DEDFE1" w:sz="4"/>
+              <w:left w:val="single" w:color="DEDFE1" w:sz="4"/>
+              <w:bottom w:val="single" w:color="DEDFE1" w:sz="4"/>
+              <w:right w:val="single" w:color="DEDFE1" w:sz="4"/>
+            </w:tcBorders>
+            <w:tcMar>
+              <w:top w:type="dxa" w:w="90"/>
+              <w:left w:type="dxa" w:w="110"/>
+              <w:bottom w:type="dxa" w:w="90"/>
+              <w:right w:type="dxa" w:w="110"/>
+            </w:tcMar>
+            <w:vAlign w:val="center"/>
+          </w:tcPr>
+          <w:p>
+            <w:pPr>
+              <w:bidi/>
+              <w:spacing w:after="0" w:before="0" w:line="300" w:lineRule="auto"/>
+              <w:jc w:val="start"/>
+            </w:pPr>
+            <w:r>
+              <w:rPr>
+                <w:rFonts w:ascii="Tahoma" w:cs="Tahoma" w:eastAsia="Tahoma" w:hAnsi="Tahoma"/>
+                <w:b/>
+                <w:bCs/>
+                <w:color w:val="2B2E30"/>
+                <w:sz w:val="18"/>
+                <w:szCs w:val="18"/>
+                <w:rtl/>
+              </w:rPr>
+              <w:t xml:space="preserve">مصدر بيانات البريد الإلكتروني</w:t>
+            </w:r>
+          </w:p>
+        </w:tc>
+        <w:tc>
+          <w:tcPr>
+            <w:tcW w:type="dxa" w:w="7548"/>
+            <w:tcBorders>
+              <w:top w:val="single" w:color="DEDFE1" w:sz="4"/>
+              <w:left w:val="single" w:color="DEDFE1" w:sz="4"/>
+              <w:bottom w:val="single" w:color="DEDFE1" w:sz="4"/>
+              <w:right w:val="single" w:color="DEDFE1" w:sz="4"/>
+            </w:tcBorders>
+            <w:tcMar>
+              <w:top w:type="dxa" w:w="90"/>
+              <w:left w:type="dxa" w:w="110"/>
+              <w:bottom w:type="dxa" w:w="90"/>
+              <w:right w:type="dxa" w:w="110"/>
+            </w:tcMar>
+            <w:vAlign w:val="center"/>
+          </w:tcPr>
+          <w:p>
+            <w:pPr>
+              <w:bidi/>
+              <w:spacing w:after="0" w:before="0" w:line="300" w:lineRule="auto"/>
+              <w:jc w:val="start"/>
+            </w:pPr>
+            <w:r>
+              <w:rPr>
+                <w:rFonts w:ascii="Tahoma" w:cs="Tahoma" w:eastAsia="Tahoma" w:hAnsi="Tahoma"/>
+                <w:b w:val="false"/>
+                <w:bCs w:val="false"/>
+                <w:color w:val="5E6265"/>
+                <w:sz w:val="18"/>
+                <w:szCs w:val="18"/>
+                <w:rtl/>
+              </w:rPr>
+              <w:t xml:space="preserve">لوحة متابعة أداء البريد للفترة 1 يوليو – 30 سبتمبر 2026 مقارنةً بالـ92 يوماً السابقة. تعرض اللوحة أربعة مؤشرات فقط (المُرسَل 235 · المُسلَّم 219 · معدل الفتح ‎7.3%‎ · إجمالي الفتحات 39)، وكل رقم آخر في قسم البريد محتسب منها بالمعادلة المبيّنة داخل القسم. معدل الفتح يُحتسب على الرسائل المُسلَّمة لا المُرسَلة.</w:t>
+            </w:r>
+          </w:p>
+        </w:tc>
+      </w:tr>
+      <w:tr>
+        <w:tc>
+          <w:tcPr>
+            <w:tcW w:type="dxa" w:w="2100"/>
+            <w:tcBorders>
+              <w:top w:val="single" w:color="DEDFE1" w:sz="4"/>
+              <w:left w:val="single" w:color="DEDFE1" w:sz="4"/>
+              <w:bottom w:val="single" w:color="DEDFE1" w:sz="4"/>
+              <w:right w:val="single" w:color="DEDFE1" w:sz="4"/>
+            </w:tcBorders>
+            <w:shd w:fill="FAFAFB" w:color="auto" w:val="clear"/>
+            <w:tcMar>
+              <w:top w:type="dxa" w:w="90"/>
+              <w:left w:type="dxa" w:w="110"/>
+              <w:bottom w:type="dxa" w:w="90"/>
+              <w:right w:type="dxa" w:w="110"/>
+            </w:tcMar>
+            <w:vAlign w:val="center"/>
+          </w:tcPr>
+          <w:p>
+            <w:pPr>
+              <w:bidi/>
+              <w:spacing w:after="0" w:before="0" w:line="300" w:lineRule="auto"/>
+              <w:jc w:val="start"/>
+            </w:pPr>
+            <w:r>
+              <w:rPr>
+                <w:rFonts w:ascii="Tahoma" w:cs="Tahoma" w:eastAsia="Tahoma" w:hAnsi="Tahoma"/>
+                <w:b/>
+                <w:bCs/>
+                <w:color w:val="2B2E30"/>
+                <w:sz w:val="18"/>
+                <w:szCs w:val="18"/>
+                <w:rtl/>
+              </w:rPr>
+              <w:t xml:space="preserve">عدم اتساق نسب المقارنة في لوحة البريد</w:t>
+            </w:r>
+          </w:p>
+        </w:tc>
+        <w:tc>
+          <w:tcPr>
+            <w:tcW w:type="dxa" w:w="7548"/>
+            <w:tcBorders>
+              <w:top w:val="single" w:color="DEDFE1" w:sz="4"/>
+              <w:left w:val="single" w:color="DEDFE1" w:sz="4"/>
+              <w:bottom w:val="single" w:color="DEDFE1" w:sz="4"/>
+              <w:right w:val="single" w:color="DEDFE1" w:sz="4"/>
+            </w:tcBorders>
+            <w:shd w:fill="FAFAFB" w:color="auto" w:val="clear"/>
+            <w:tcMar>
+              <w:top w:type="dxa" w:w="90"/>
+              <w:left w:type="dxa" w:w="110"/>
+              <w:bottom w:type="dxa" w:w="90"/>
+              <w:right w:type="dxa" w:w="110"/>
+            </w:tcMar>
+            <w:vAlign w:val="center"/>
+          </w:tcPr>
+          <w:p>
+            <w:pPr>
+              <w:bidi/>
+              <w:spacing w:after="0" w:before="0" w:line="300" w:lineRule="auto"/>
+              <w:jc w:val="start"/>
+            </w:pPr>
+            <w:r>
+              <w:rPr>
+                <w:rFonts w:ascii="Tahoma" w:cs="Tahoma" w:eastAsia="Tahoma" w:hAnsi="Tahoma"/>
+                <w:b w:val="false"/>
+                <w:bCs w:val="false"/>
+                <w:color w:val="5E6265"/>
+                <w:sz w:val="18"/>
+                <w:szCs w:val="18"/>
+                <w:rtl/>
+              </w:rPr>
+              <w:t xml:space="preserve">انخفاض معدل الفتح ‎81.7%‎ مع ارتفاع التسليم ‎265%‎ يوجب أن يكون إجمالي الفتحات في الفترة السابقة نحو 24 على الأقل، بينما ارتفاع إجمالي الفتحات ‎9,650%‎ يوجب أن يكون أقل من واحد. لذلك اعتُمدت الأرقام المطلقة للربع الثالث وحدها أساساً للقراءة، وعوملت أرقام الفترة السابقة كتقدير يحتاج تحققاً مع مزوّد الخدمة.</w:t>
             </w:r>
           </w:p>
         </w:tc>
